--- a/plantillas_maestras/02_seguro_vida/materia_general_asegurativa/2_o_mas_ddos_varios/mujer/TPL_0799_2025_SEGURO_VIDA_MATERIA_GENERAL_ASEGURATIVA_ASEGURADORA_MUJER_R1_V2.docx
+++ b/plantillas_maestras/02_seguro_vida/materia_general_asegurativa/2_o_mas_ddos_varios/mujer/TPL_0799_2025_SEGURO_VIDA_MATERIA_GENERAL_ASEGURATIVA_ASEGURADORA_MUJER_R1_V2.docx
@@ -367,7 +367,7 @@
           <w14:ligatures w14:val="none"/>
         </w:rPr>
         <w:tab/>
-        <w:t xml:space="preserve">:       </w:t>
+        <w:t xml:space="preserve">: </w:t>
       </w:r>
       <w:r>
         <w:rPr>
@@ -774,7 +774,7 @@
           <w:lang w:val="es-ES" w:eastAsia="es-ES"/>
           <w14:ligatures w14:val="none"/>
         </w:rPr>
-        <w:t>por presuntas infracciones a la Ley N°29571, Código de Protección y Defensa del Consumidor (en adelante, Código)</w:t>
+        <w:t>por presuntas infracciones a la Ley 29571, Código de Protección y Defensa del Consumidor (en adelante, Código)</w:t>
       </w:r>
       <w:r>
         <w:rPr>
@@ -866,7 +866,7 @@
           <w:lang w:eastAsia="es-ES"/>
           <w14:ligatures w14:val="none"/>
         </w:rPr>
-        <w:t>N°</w:t>
+        <w:t/>
       </w:r>
       <w:proofErr w:type="spellEnd"/>
       <w:r>
@@ -1417,7 +1417,7 @@
           <w:lang w:eastAsia="es-PE"/>
           <w14:ligatures w14:val="none"/>
         </w:rPr>
-        <w:t>Secretaría Técnica de la Comisión de Protección al Consumidor N°1 (en adelante, la Secretaría Técnica)</w:t>
+        <w:t>Secretaría Técnica de la Comisión de Protección al Consumidor 1 (en adelante, la Secretaría Técnica)</w:t>
       </w:r>
       <w:r>
         <w:rPr>
@@ -1474,7 +1474,7 @@
           <w:rFonts w:ascii="Arial Narrow" w:eastAsia="Arial Narrow" w:hAnsi="Arial Narrow" w:cs="Arial Narrow"/>
           <w:bCs/>
         </w:rPr>
-        <w:t>N°</w:t>
+        <w:t/>
       </w:r>
       <w:proofErr w:type="spellEnd"/>
       <w:r>
@@ -1512,7 +1512,7 @@
           <w:lang w:eastAsia="es-PE"/>
           <w14:ligatures w14:val="none"/>
         </w:rPr>
-        <w:t>tipificado en los artículos 18° y 19° del Código</w:t>
+        <w:t>tipificado en los artículos 18 y 19 del Código</w:t>
       </w:r>
       <w:r>
         <w:rPr>
@@ -1588,7 +1588,7 @@
           <w:lang w:eastAsia="es-PE"/>
           <w14:ligatures w14:val="none"/>
         </w:rPr>
-        <w:t>N°</w:t>
+        <w:t/>
       </w:r>
       <w:proofErr w:type="spellEnd"/>
       <w:r>
@@ -1626,7 +1626,7 @@
           <w:kern w:val="0"/>
           <w14:ligatures w14:val="none"/>
         </w:rPr>
-        <w:t xml:space="preserve"> una presunta afectación a sus expectativas, quien no habría encontrado una correspondencia entre lo que esperaba recibir de parte del proveedor y lo que realmente recibió. Por consiguiente, corresponde calificar el hecho materia de denuncia como una presunta infracción al deber de idoneidad, tipificado en los artículos 18° y 19° del Código</w:t>
+        <w:t xml:space="preserve"> una presunta afectación a sus expectativas, quien no habría encontrado una correspondencia entre lo que esperaba recibir de parte del proveedor y lo que realmente recibió. Por consiguiente, corresponde calificar el hecho materia de denuncia como una presunta infracción al deber de idoneidad, tipificado en los artículos 18 y 19 del Código</w:t>
       </w:r>
       <w:r>
         <w:rPr>
@@ -1697,7 +1697,7 @@
           <w:kern w:val="0"/>
           <w14:ligatures w14:val="none"/>
         </w:rPr>
-        <w:t>N°</w:t>
+        <w:t/>
       </w:r>
       <w:proofErr w:type="spellEnd"/>
       <w:r>
@@ -1722,7 +1722,7 @@
           <w:kern w:val="0"/>
           <w14:ligatures w14:val="none"/>
         </w:rPr>
-        <w:t xml:space="preserve"> corresponde calificar el hecho materia de denuncia como una presunta infracción al deber de información, tipificado en el artículo 1°, numeral 1, literal b) y al artículo 2° del Código</w:t>
+        <w:t xml:space="preserve"> corresponde calificar el hecho materia de denuncia como una presunta infracción al deber de información, tipificado en el artículo 1, numeral 1, literal b) y al artículo 2 del Código</w:t>
       </w:r>
       <w:r>
         <w:rPr>
@@ -1799,7 +1799,7 @@
           <w:kern w:val="0"/>
           <w14:ligatures w14:val="none"/>
         </w:rPr>
-        <w:t>N°</w:t>
+        <w:t/>
       </w:r>
       <w:proofErr w:type="spellEnd"/>
       <w:r>
@@ -1824,7 +1824,7 @@
           <w:kern w:val="0"/>
           <w14:ligatures w14:val="none"/>
         </w:rPr>
-        <w:t xml:space="preserve"> Por consiguiente, corresponde calificar el hecho materia de denuncia como una presunta infracción al deber de información, tipificado en el artículo 1°, numeral 1, literal b) y al artículo 2° del Código</w:t>
+        <w:t xml:space="preserve"> Por consiguiente, corresponde calificar el hecho materia de denuncia como una presunta infracción al deber de información, tipificado en el artículo 1, numeral 1, literal b) y al artículo 2 del Código</w:t>
       </w:r>
       <w:r>
         <w:rPr>
@@ -1904,7 +1904,7 @@
           <w:lang w:eastAsia="es-PE"/>
           <w14:ligatures w14:val="none"/>
         </w:rPr>
-        <w:t>N°</w:t>
+        <w:t/>
       </w:r>
       <w:proofErr w:type="spellEnd"/>
       <w:r>
@@ -1931,7 +1931,7 @@
           <w:kern w:val="0"/>
           <w14:ligatures w14:val="none"/>
         </w:rPr>
-        <w:t xml:space="preserve"> de información, tipificado en el artículo 1°, numeral 1, literal b) y al artículo 2° del Código</w:t>
+        <w:t xml:space="preserve"> de información, tipificado en el artículo 1, numeral 1, literal b) y al artículo 2 del Código</w:t>
       </w:r>
       <w:r>
         <w:rPr>
@@ -2185,7 +2185,7 @@
           <w:lang w:val="es-ES" w:eastAsia="es-ES"/>
           <w14:ligatures w14:val="none"/>
         </w:rPr>
-        <w:t>N°</w:t>
+        <w:t/>
       </w:r>
       <w:proofErr w:type="spellEnd"/>
     </w:p>
@@ -2306,7 +2306,7 @@
           <w:lang w:val="es-ES" w:eastAsia="es-ES"/>
           <w14:ligatures w14:val="none"/>
         </w:rPr>
-        <w:t>N°</w:t>
+        <w:t/>
       </w:r>
       <w:proofErr w:type="spellEnd"/>
       <w:r>
@@ -2422,7 +2422,7 @@
           <w:lang w:eastAsia="es-ES"/>
           <w14:ligatures w14:val="none"/>
         </w:rPr>
-        <w:t>N°</w:t>
+        <w:t/>
       </w:r>
       <w:proofErr w:type="spellEnd"/>
       <w:r>
@@ -2530,7 +2530,7 @@
           <w:lang w:eastAsia="es-PE"/>
           <w14:ligatures w14:val="none"/>
         </w:rPr>
-        <w:t xml:space="preserve">RESOLUCIÓN DE LA SECRETARÍA TÉCNICA  </w:t>
+        <w:t xml:space="preserve">RESOLUCIÓN DE LA SECRETARÍA TÉCNICA </w:t>
       </w:r>
     </w:p>
     <w:p>
@@ -2764,7 +2764,7 @@
           <w:lang w:eastAsia="es-PE"/>
           <w14:ligatures w14:val="none"/>
         </w:rPr>
-        <w:t xml:space="preserve"> infracción a los artículos 18° y 19°</w:t>
+        <w:t xml:space="preserve"> infracción a los artículos 18 y 19</w:t>
       </w:r>
       <w:r>
         <w:rPr>
@@ -2808,7 +2808,7 @@
           <w:rFonts w:ascii="Arial Narrow" w:eastAsia="Arial Narrow" w:hAnsi="Arial Narrow" w:cs="Arial Narrow"/>
           <w:bCs/>
         </w:rPr>
-        <w:t>N°</w:t>
+        <w:t/>
       </w:r>
       <w:proofErr w:type="spellEnd"/>
       <w:r>
@@ -2880,7 +2880,7 @@
           <w:lang w:eastAsia="es-PE"/>
           <w14:ligatures w14:val="none"/>
         </w:rPr>
-        <w:t xml:space="preserve"> infracción a los artículos 18° y 19°</w:t>
+        <w:t xml:space="preserve"> infracción a los artículos 18 y 19</w:t>
       </w:r>
       <w:r>
         <w:rPr>
@@ -2930,7 +2930,7 @@
           <w:lang w:eastAsia="es-PE"/>
           <w14:ligatures w14:val="none"/>
         </w:rPr>
-        <w:t>N°</w:t>
+        <w:t/>
       </w:r>
       <w:proofErr w:type="spellEnd"/>
       <w:r>
@@ -3005,7 +3005,7 @@
           <w:lang w:eastAsia="es-PE"/>
           <w14:ligatures w14:val="none"/>
         </w:rPr>
-        <w:t xml:space="preserve"> infracción al artículo 1°, numeral 1, literal b) y al artículo 2° </w:t>
+        <w:t xml:space="preserve"> infracción al artículo 1, numeral 1, literal b) y al artículo 2 </w:t>
       </w:r>
       <w:r>
         <w:rPr>
@@ -3061,7 +3061,7 @@
           <w:kern w:val="0"/>
           <w14:ligatures w14:val="none"/>
         </w:rPr>
-        <w:t>N°</w:t>
+        <w:t/>
       </w:r>
       <w:proofErr w:type="spellEnd"/>
       <w:r>
@@ -3136,7 +3136,7 @@
           <w:lang w:eastAsia="es-PE"/>
           <w14:ligatures w14:val="none"/>
         </w:rPr>
-        <w:t xml:space="preserve"> infracción al artículo 1°, numeral 1, literal b) y al artículo 2° </w:t>
+        <w:t xml:space="preserve"> infracción al artículo 1, numeral 1, literal b) y al artículo 2 </w:t>
       </w:r>
       <w:r>
         <w:rPr>
@@ -3182,7 +3182,7 @@
           <w:kern w:val="0"/>
           <w14:ligatures w14:val="none"/>
         </w:rPr>
-        <w:t>N°</w:t>
+        <w:t/>
       </w:r>
       <w:proofErr w:type="spellEnd"/>
       <w:r>
@@ -3247,7 +3247,7 @@
           <w:lang w:eastAsia="es-PE"/>
           <w14:ligatures w14:val="none"/>
         </w:rPr>
-        <w:t xml:space="preserve">Presunta infracción al artículo 1°, numeral 1, literal b) y al artículo 2° de la Ley 29571, Código de Protección y Defensa del Consumidor, en </w:t>
+        <w:t xml:space="preserve">Presunta infracción al artículo 1, numeral 1, literal b) y al artículo 2 de la Ley 29571, Código de Protección y Defensa del Consumidor, en </w:t>
       </w:r>
       <w:r>
         <w:rPr>
@@ -3268,7 +3268,7 @@
           <w:lang w:eastAsia="es-PE"/>
           <w14:ligatures w14:val="none"/>
         </w:rPr>
-        <w:t>N°</w:t>
+        <w:t/>
       </w:r>
       <w:proofErr w:type="spellEnd"/>
       <w:r>
@@ -3570,7 +3570,7 @@
           <w:lang w:eastAsia="es-PE"/>
           <w14:ligatures w14:val="none"/>
         </w:rPr>
-        <w:t>°</w:t>
+        <w:t/>
       </w:r>
       <w:r>
         <w:rPr>
@@ -3666,7 +3666,7 @@
           <w:lang w:eastAsia="es-PE"/>
           <w14:ligatures w14:val="none"/>
         </w:rPr>
-        <w:t>°</w:t>
+        <w:t/>
       </w:r>
       <w:r>
         <w:rPr>
@@ -3826,7 +3826,7 @@
           <w:lang w:eastAsia="es-PE"/>
           <w14:ligatures w14:val="none"/>
         </w:rPr>
-        <w:t>°</w:t>
+        <w:t/>
       </w:r>
       <w:r>
         <w:rPr>
@@ -3965,7 +3965,7 @@
           <w:lang w:val="es-ES" w:eastAsia="es-ES"/>
           <w14:ligatures w14:val="none"/>
         </w:rPr>
-        <w:t>N°</w:t>
+        <w:t/>
       </w:r>
       <w:proofErr w:type="spellEnd"/>
       <w:r>
@@ -4031,7 +4031,7 @@
           <w:lang w:val="es-ES" w:eastAsia="es-ES"/>
           <w14:ligatures w14:val="none"/>
         </w:rPr>
-        <w:t>N°</w:t>
+        <w:t/>
       </w:r>
       <w:proofErr w:type="spellEnd"/>
       <w:r>
@@ -4177,7 +4177,7 @@
           <w:lang w:eastAsia="es-ES"/>
           <w14:ligatures w14:val="none"/>
         </w:rPr>
-        <w:t>N°</w:t>
+        <w:t/>
       </w:r>
       <w:proofErr w:type="spellEnd"/>
       <w:r>
@@ -4300,7 +4300,7 @@
           <w:lang w:eastAsia="es-PE"/>
           <w14:ligatures w14:val="none"/>
         </w:rPr>
-        <w:t>°</w:t>
+        <w:t/>
       </w:r>
       <w:r>
         <w:rPr>
@@ -4341,7 +4341,7 @@
           <w:lang w:eastAsia="es-PE"/>
           <w14:ligatures w14:val="none"/>
         </w:rPr>
-        <w:t>°</w:t>
+        <w:t/>
       </w:r>
       <w:r>
         <w:rPr>
@@ -4361,7 +4361,7 @@
           <w:lang w:eastAsia="es-PE"/>
           <w14:ligatures w14:val="none"/>
         </w:rPr>
-        <w:t>°</w:t>
+        <w:t/>
       </w:r>
       <w:r>
         <w:rPr>
@@ -4381,7 +4381,7 @@
           <w:lang w:eastAsia="es-PE"/>
           <w14:ligatures w14:val="none"/>
         </w:rPr>
-        <w:t>°</w:t>
+        <w:t/>
       </w:r>
       <w:r>
         <w:rPr>
@@ -4434,7 +4434,7 @@
           <w:lang w:eastAsia="es-PE"/>
           <w14:ligatures w14:val="none"/>
         </w:rPr>
-        <w:t>°</w:t>
+        <w:t/>
       </w:r>
       <w:r>
         <w:rPr>
@@ -4535,7 +4535,7 @@
           <w:lang w:eastAsia="es-PE"/>
           <w14:ligatures w14:val="none"/>
         </w:rPr>
-        <w:t>°</w:t>
+        <w:t/>
       </w:r>
       <w:r>
         <w:rPr>
@@ -4628,7 +4628,7 @@
           <w:lang w:eastAsia="es-PE"/>
           <w14:ligatures w14:val="none"/>
         </w:rPr>
-        <w:t>°</w:t>
+        <w:t/>
       </w:r>
       <w:r>
         <w:rPr>
@@ -4645,7 +4645,7 @@
           <w:kern w:val="0"/>
           <w14:ligatures w14:val="none"/>
         </w:rPr>
-        <w:t>N°</w:t>
+        <w:t/>
       </w:r>
       <w:proofErr w:type="spellEnd"/>
       <w:r>
@@ -4907,7 +4907,7 @@
           <w:lang w:eastAsia="es-PE"/>
           <w14:ligatures w14:val="none"/>
         </w:rPr>
-        <w:t>°</w:t>
+        <w:t/>
       </w:r>
       <w:r>
         <w:rPr>
@@ -4922,7 +4922,7 @@
           <w:rFonts w:ascii="Arial Narrow" w:hAnsi="Arial Narrow"/>
           <w:color w:val="000000"/>
         </w:rPr>
-        <w:t>N°</w:t>
+        <w:t/>
       </w:r>
       <w:proofErr w:type="spellEnd"/>
       <w:r>
@@ -4940,7 +4940,7 @@
           <w:lang w:eastAsia="es-PE"/>
           <w14:ligatures w14:val="none"/>
         </w:rPr>
-        <w:t>°</w:t>
+        <w:t/>
       </w:r>
       <w:r>
         <w:rPr>
@@ -5277,7 +5277,7 @@
           <w:kern w:val="0"/>
           <w14:ligatures w14:val="none"/>
         </w:rPr>
-        <w:t>N°</w:t>
+        <w:t/>
       </w:r>
       <w:proofErr w:type="spellEnd"/>
       <w:r>
@@ -5489,7 +5489,7 @@
           <w:sz w:val="16"/>
           <w:szCs w:val="16"/>
         </w:rPr>
-        <w:t>N°</w:t>
+        <w:t/>
       </w:r>
       <w:proofErr w:type="spellEnd"/>
       <w:r>
@@ -5713,7 +5713,7 @@
           <w:sz w:val="16"/>
           <w:szCs w:val="16"/>
         </w:rPr>
-        <w:t xml:space="preserve">  </w:t>
+        <w:t xml:space="preserve"> </w:t>
       </w:r>
       <w:r>
         <w:rPr>
@@ -5742,7 +5742,7 @@
           <w:sz w:val="16"/>
           <w:szCs w:val="16"/>
         </w:rPr>
-        <w:t>N°</w:t>
+        <w:t/>
       </w:r>
       <w:proofErr w:type="spellEnd"/>
       <w:r>
@@ -5764,7 +5764,7 @@
           <w:sz w:val="16"/>
           <w:szCs w:val="16"/>
         </w:rPr>
-        <w:t>N°</w:t>
+        <w:t/>
       </w:r>
       <w:proofErr w:type="spellEnd"/>
       <w:r>
@@ -5836,7 +5836,7 @@
           <w:sz w:val="16"/>
           <w:szCs w:val="16"/>
         </w:rPr>
-        <w:t>N°</w:t>
+        <w:t/>
       </w:r>
       <w:proofErr w:type="spellEnd"/>
       <w:r>
@@ -5930,7 +5930,7 @@
           <w:sz w:val="16"/>
           <w:szCs w:val="16"/>
         </w:rPr>
-        <w:t>N°</w:t>
+        <w:t/>
       </w:r>
       <w:proofErr w:type="spellEnd"/>
       <w:r>
@@ -6068,7 +6068,7 @@
           <w:sz w:val="16"/>
           <w:szCs w:val="16"/>
         </w:rPr>
-        <w:t xml:space="preserve">           </w:t>
+        <w:t xml:space="preserve"> </w:t>
       </w:r>
       <w:r>
         <w:rPr>
@@ -6097,7 +6097,7 @@
           <w:sz w:val="16"/>
           <w:szCs w:val="16"/>
         </w:rPr>
-        <w:t>N°</w:t>
+        <w:t/>
       </w:r>
       <w:proofErr w:type="spellEnd"/>
       <w:r>
@@ -6119,7 +6119,7 @@
           <w:sz w:val="16"/>
           <w:szCs w:val="16"/>
         </w:rPr>
-        <w:t>N°</w:t>
+        <w:t/>
       </w:r>
       <w:proofErr w:type="spellEnd"/>
       <w:r>
@@ -6130,7 +6130,7 @@
           <w:sz w:val="16"/>
           <w:szCs w:val="16"/>
         </w:rPr>
-        <w:t xml:space="preserve"> 1308   </w:t>
+        <w:t xml:space="preserve"> 1308 </w:t>
       </w:r>
     </w:p>
     <w:p>
@@ -6154,7 +6154,7 @@
           <w:sz w:val="16"/>
           <w:szCs w:val="16"/>
         </w:rPr>
-        <w:t xml:space="preserve">Artículo 18.- Idoneidad   </w:t>
+        <w:t xml:space="preserve">Artículo 18.- Idoneidad </w:t>
       </w:r>
     </w:p>
     <w:p>
@@ -6174,7 +6174,7 @@
           <w:sz w:val="16"/>
           <w:szCs w:val="16"/>
         </w:rPr>
-        <w:t xml:space="preserve">Se entiende por idoneidad la correspondencia entre lo que un consumidor espera y lo que efectivamente recibe, en función a lo que se le hubiera ofrecido, la publicidad e información transmitida, las condiciones y circunstancias de la transacción, las características y naturaleza del producto o servicio, el precio, entre otros factores, atendiendo a las circunstancias del caso.    </w:t>
+        <w:t xml:space="preserve">Se entiende por idoneidad la correspondencia entre lo que un consumidor espera y lo que efectivamente recibe, en función a lo que se le hubiera ofrecido, la publicidad e información transmitida, las condiciones y circunstancias de la transacción, las características y naturaleza del producto o servicio, el precio, entre otros factores, atendiendo a las circunstancias del caso. </w:t>
       </w:r>
     </w:p>
     <w:p>
@@ -6295,7 +6295,7 @@
           <w:sz w:val="16"/>
           <w:szCs w:val="16"/>
         </w:rPr>
-        <w:t xml:space="preserve">           </w:t>
+        <w:t xml:space="preserve"> </w:t>
       </w:r>
       <w:r>
         <w:rPr>
@@ -6324,7 +6324,7 @@
           <w:sz w:val="16"/>
           <w:szCs w:val="16"/>
         </w:rPr>
-        <w:t>N°</w:t>
+        <w:t/>
       </w:r>
       <w:proofErr w:type="spellEnd"/>
       <w:r>
@@ -6346,7 +6346,7 @@
           <w:sz w:val="16"/>
           <w:szCs w:val="16"/>
         </w:rPr>
-        <w:t>N°</w:t>
+        <w:t/>
       </w:r>
       <w:proofErr w:type="spellEnd"/>
       <w:r>
@@ -6357,7 +6357,7 @@
           <w:sz w:val="16"/>
           <w:szCs w:val="16"/>
         </w:rPr>
-        <w:t xml:space="preserve"> 1308   </w:t>
+        <w:t xml:space="preserve"> 1308 </w:t>
       </w:r>
     </w:p>
     <w:p>
@@ -6660,7 +6660,7 @@
           <w:sz w:val="16"/>
           <w:szCs w:val="16"/>
         </w:rPr>
-        <w:t xml:space="preserve">  </w:t>
+        <w:t xml:space="preserve"> </w:t>
       </w:r>
       <w:r>
         <w:rPr>
@@ -6689,7 +6689,7 @@
           <w:sz w:val="16"/>
           <w:szCs w:val="16"/>
         </w:rPr>
-        <w:t>N°</w:t>
+        <w:t/>
       </w:r>
       <w:proofErr w:type="spellEnd"/>
       <w:r>
@@ -6885,7 +6885,7 @@
           <w:sz w:val="16"/>
           <w:szCs w:val="16"/>
         </w:rPr>
-        <w:t>Nº</w:t>
+        <w:t/>
       </w:r>
       <w:proofErr w:type="spellEnd"/>
       <w:r>
@@ -7001,7 +7001,7 @@
           <w:sz w:val="16"/>
           <w:szCs w:val="16"/>
         </w:rPr>
-        <w:t>N°</w:t>
+        <w:t/>
       </w:r>
       <w:proofErr w:type="spellEnd"/>
       <w:r>
@@ -7168,15 +7168,15 @@
           <w:szCs w:val="16"/>
           <w:vertAlign w:val="superscript"/>
         </w:rPr>
-        <w:t xml:space="preserve">  </w:t>
-      </w:r>
-      <w:r>
-        <w:rPr>
-          <w:rFonts w:ascii="Arial Narrow" w:hAnsi="Arial Narrow" w:cs="Arial"/>
-          <w:sz w:val="16"/>
-          <w:szCs w:val="16"/>
-        </w:rPr>
-        <w:t xml:space="preserve">     </w:t>
+        <w:t xml:space="preserve"> </w:t>
+      </w:r>
+      <w:r>
+        <w:rPr>
+          <w:rFonts w:ascii="Arial Narrow" w:hAnsi="Arial Narrow" w:cs="Arial"/>
+          <w:sz w:val="16"/>
+          <w:szCs w:val="16"/>
+        </w:rPr>
+        <w:t xml:space="preserve"> </w:t>
       </w:r>
       <w:r>
         <w:rPr>
@@ -7222,7 +7222,7 @@
           <w:sz w:val="16"/>
           <w:szCs w:val="16"/>
         </w:rPr>
-        <w:t>N°</w:t>
+        <w:t/>
       </w:r>
       <w:proofErr w:type="spellEnd"/>
       <w:r>
@@ -7275,7 +7275,7 @@
           <w:sz w:val="16"/>
           <w:szCs w:val="16"/>
         </w:rPr>
-        <w:t>El órgano resolutivo puede sancionar las infracciones administrativas a que se refiere el artículo 108º con amonestación y multas de hasta cuatrocientos cincuenta (450) Unidades Impositivas Tributarias (UIT), las cuales son calificadas de la siguiente manera:</w:t>
+        <w:t>El órgano resolutivo puede sancionar las infracciones administrativas a que se refiere el artículo 108 con amonestación y multas de hasta cuatrocientos cincuenta (450) Unidades Impositivas Tributarias (UIT), las cuales son calificadas de la siguiente manera:</w:t>
       </w:r>
     </w:p>
     <w:p>
@@ -7398,7 +7398,7 @@
           <w:sz w:val="16"/>
           <w:szCs w:val="16"/>
         </w:rPr>
-        <w:t xml:space="preserve">        </w:t>
+        <w:t xml:space="preserve"> </w:t>
       </w:r>
       <w:r>
         <w:rPr>
@@ -8215,7 +8215,7 @@
           <w:sz w:val="16"/>
           <w:szCs w:val="16"/>
         </w:rPr>
-        <w:t xml:space="preserve">         </w:t>
+        <w:t xml:space="preserve"> </w:t>
       </w:r>
       <w:r>
         <w:rPr>
@@ -8261,7 +8261,7 @@
           <w:sz w:val="16"/>
           <w:szCs w:val="16"/>
         </w:rPr>
-        <w:t>N°</w:t>
+        <w:t/>
       </w:r>
       <w:proofErr w:type="spellEnd"/>
       <w:r>
@@ -8479,7 +8479,7 @@
           <w:sz w:val="16"/>
           <w:szCs w:val="16"/>
         </w:rPr>
-        <w:t>Nº</w:t>
+        <w:t/>
       </w:r>
       <w:proofErr w:type="spellEnd"/>
       <w:r>
@@ -8633,7 +8633,7 @@
           <w:sz w:val="16"/>
           <w:szCs w:val="16"/>
         </w:rPr>
-        <w:t>N°</w:t>
+        <w:t/>
       </w:r>
       <w:proofErr w:type="spellEnd"/>
       <w:r>
@@ -8934,7 +8934,7 @@
               <w:sz w:val="16"/>
               <w:szCs w:val="16"/>
             </w:rPr>
-            <w:t xml:space="preserve">CNICA DE LA    </w:t>
+            <w:t xml:space="preserve">CNICA DE LA </w:t>
           </w:r>
         </w:p>
         <w:p>

--- a/plantillas_maestras/02_seguro_vida/materia_general_asegurativa/2_o_mas_ddos_varios/mujer/TPL_0799_2025_SEGURO_VIDA_MATERIA_GENERAL_ASEGURATIVA_ASEGURADORA_MUJER_R1_V2.docx
+++ b/plantillas_maestras/02_seguro_vida/materia_general_asegurativa/2_o_mas_ddos_varios/mujer/TPL_0799_2025_SEGURO_VIDA_MATERIA_GENERAL_ASEGURATIVA_ASEGURADORA_MUJER_R1_V2.docx
@@ -106,7 +106,7 @@
           <w:lang w:eastAsia="es-PE"/>
           <w14:ligatures w14:val="none"/>
         </w:rPr>
-        <w:t>DENUNCIANTE</w:t>
+        <w:t xml:space="preserve">DENUNCIANTE:[DENUNCIANTE] (SEÑORA [APELLIDO])</w:t>
       </w:r>
       <w:r>
         <w:rPr>
@@ -118,7 +118,7 @@
           <w14:ligatures w14:val="none"/>
         </w:rPr>
         <w:tab/>
-        <w:t>:</w:t>
+        <w:t/>
       </w:r>
       <w:r>
         <w:rPr>
@@ -140,40 +140,40 @@
           <w:lang w:eastAsia="es-PE"/>
           <w14:ligatures w14:val="none"/>
         </w:rPr>
-        <w:t xml:space="preserve">LILIANA URSULA ASENCIOS MALCA </w:t>
-      </w:r>
-      <w:r>
-        <w:rPr>
-          <w:rFonts w:ascii="Arial Narrow" w:eastAsia="Arial Narrow" w:hAnsi="Arial Narrow" w:cs="Arial Narrow"/>
-          <w:b/>
-          <w:color w:val="000000"/>
-          <w:kern w:val="0"/>
-          <w:lang w:eastAsia="es-PE"/>
-          <w14:ligatures w14:val="none"/>
-        </w:rPr>
-        <w:t xml:space="preserve">(SEÑORA </w:t>
-      </w:r>
-      <w:r>
-        <w:rPr>
-          <w:rFonts w:ascii="Arial Narrow" w:eastAsia="Arial Narrow" w:hAnsi="Arial Narrow" w:cs="Arial Narrow"/>
-          <w:b/>
-          <w:color w:val="000000"/>
-          <w:kern w:val="0"/>
-          <w:lang w:eastAsia="es-PE"/>
-          <w14:ligatures w14:val="none"/>
-        </w:rPr>
-        <w:t>ASENCIOS</w:t>
-      </w:r>
-      <w:r>
-        <w:rPr>
-          <w:rFonts w:ascii="Arial Narrow" w:eastAsia="Arial Narrow" w:hAnsi="Arial Narrow" w:cs="Arial Narrow"/>
-          <w:b/>
-          <w:color w:val="000000"/>
-          <w:kern w:val="0"/>
-          <w:lang w:eastAsia="es-PE"/>
-          <w14:ligatures w14:val="none"/>
-        </w:rPr>
-        <w:t>)</w:t>
+        <w:t xml:space="preserve"/>
+      </w:r>
+      <w:r>
+        <w:rPr>
+          <w:rFonts w:ascii="Arial Narrow" w:eastAsia="Arial Narrow" w:hAnsi="Arial Narrow" w:cs="Arial Narrow"/>
+          <w:b/>
+          <w:color w:val="000000"/>
+          <w:kern w:val="0"/>
+          <w:lang w:eastAsia="es-PE"/>
+          <w14:ligatures w14:val="none"/>
+        </w:rPr>
+        <w:t xml:space="preserve"/>
+      </w:r>
+      <w:r>
+        <w:rPr>
+          <w:rFonts w:ascii="Arial Narrow" w:eastAsia="Arial Narrow" w:hAnsi="Arial Narrow" w:cs="Arial Narrow"/>
+          <w:b/>
+          <w:color w:val="000000"/>
+          <w:kern w:val="0"/>
+          <w:lang w:eastAsia="es-PE"/>
+          <w14:ligatures w14:val="none"/>
+        </w:rPr>
+        <w:t/>
+      </w:r>
+      <w:r>
+        <w:rPr>
+          <w:rFonts w:ascii="Arial Narrow" w:eastAsia="Arial Narrow" w:hAnsi="Arial Narrow" w:cs="Arial Narrow"/>
+          <w:b/>
+          <w:color w:val="000000"/>
+          <w:kern w:val="0"/>
+          <w:lang w:eastAsia="es-PE"/>
+          <w14:ligatures w14:val="none"/>
+        </w:rPr>
+        <w:t/>
       </w:r>
     </w:p>
     <w:p>
@@ -669,7 +669,7 @@
           <w:lang w:val="es-ES" w:eastAsia="es-ES"/>
           <w14:ligatures w14:val="none"/>
         </w:rPr>
-        <w:t xml:space="preserve">Mediante el escrito del </w:t>
+        <w:t xml:space="preserve">Mediante el escrito del 23 de enero del 2025 la señora [APELLIDO] denunció a Mapfre y CAFAE-SE por presuntas infracciones a la Ley 29571, Código de Protección y Defensa del Consumidor (en adelante, Código), señalando lo siguiente:</w:t>
       </w:r>
       <w:r>
         <w:rPr>
@@ -679,7 +679,7 @@
           <w:lang w:val="es-ES" w:eastAsia="es-ES"/>
           <w14:ligatures w14:val="none"/>
         </w:rPr>
-        <w:t>23 de enero del 2025</w:t>
+        <w:t/>
       </w:r>
       <w:r>
         <w:rPr>
@@ -698,7 +698,7 @@
           <w:kern w:val="0"/>
           <w14:ligatures w14:val="none"/>
         </w:rPr>
-        <w:t xml:space="preserve"> </w:t>
+        <w:t xml:space="preserve"/>
       </w:r>
       <w:r>
         <w:rPr>
@@ -706,7 +706,7 @@
           <w:kern w:val="0"/>
           <w14:ligatures w14:val="none"/>
         </w:rPr>
-        <w:t>la señora</w:t>
+        <w:t/>
       </w:r>
       <w:r>
         <w:rPr>
@@ -714,7 +714,7 @@
           <w:kern w:val="0"/>
           <w14:ligatures w14:val="none"/>
         </w:rPr>
-        <w:t xml:space="preserve"> </w:t>
+        <w:t xml:space="preserve"/>
       </w:r>
       <w:proofErr w:type="spellStart"/>
       <w:r>
@@ -723,7 +723,7 @@
           <w:kern w:val="0"/>
           <w14:ligatures w14:val="none"/>
         </w:rPr>
-        <w:t>Asencios</w:t>
+        <w:t/>
       </w:r>
       <w:proofErr w:type="spellEnd"/>
       <w:r>
@@ -732,7 +732,7 @@
           <w:kern w:val="0"/>
           <w14:ligatures w14:val="none"/>
         </w:rPr>
-        <w:t xml:space="preserve"> </w:t>
+        <w:t xml:space="preserve"/>
       </w:r>
       <w:r>
         <w:rPr>
@@ -740,7 +740,7 @@
           <w:kern w:val="0"/>
           <w14:ligatures w14:val="none"/>
         </w:rPr>
-        <w:t>d</w:t>
+        <w:t/>
       </w:r>
       <w:r>
         <w:rPr>
@@ -750,21 +750,21 @@
           <w:lang w:val="es-ES" w:eastAsia="es-ES"/>
           <w14:ligatures w14:val="none"/>
         </w:rPr>
-        <w:t xml:space="preserve">enunció a </w:t>
+        <w:t xml:space="preserve"/>
       </w:r>
       <w:r>
         <w:rPr>
           <w:rFonts w:ascii="Arial Narrow" w:eastAsia="Arial Narrow" w:hAnsi="Arial Narrow" w:cs="Arial Narrow"/>
           <w:bCs/>
         </w:rPr>
-        <w:t xml:space="preserve">Mapfre y </w:t>
+        <w:t xml:space="preserve"/>
       </w:r>
       <w:r>
         <w:rPr>
           <w:rFonts w:ascii="Arial Narrow" w:eastAsia="Arial Narrow" w:hAnsi="Arial Narrow" w:cs="Arial Narrow"/>
           <w:bCs/>
         </w:rPr>
-        <w:t xml:space="preserve">CAFAE-SE </w:t>
+        <w:t xml:space="preserve"/>
       </w:r>
       <w:r>
         <w:rPr>
@@ -774,7 +774,7 @@
           <w:lang w:val="es-ES" w:eastAsia="es-ES"/>
           <w14:ligatures w14:val="none"/>
         </w:rPr>
-        <w:t>por presuntas infracciones a la Ley 29571, Código de Protección y Defensa del Consumidor (en adelante, Código)</w:t>
+        <w:t/>
       </w:r>
       <w:r>
         <w:rPr>
@@ -795,7 +795,7 @@
           <w:lang w:val="es-ES" w:eastAsia="es-ES"/>
           <w14:ligatures w14:val="none"/>
         </w:rPr>
-        <w:t xml:space="preserve">, señalando </w:t>
+        <w:t xml:space="preserve"/>
       </w:r>
       <w:r>
         <w:rPr>
@@ -806,7 +806,7 @@
           <w:lang w:val="es-ES" w:eastAsia="es-ES"/>
           <w14:ligatures w14:val="none"/>
         </w:rPr>
-        <w:t>lo siguiente:</w:t>
+        <w:t/>
       </w:r>
     </w:p>
     <w:p>
@@ -855,7 +855,7 @@
           <w:lang w:eastAsia="es-ES"/>
           <w14:ligatures w14:val="none"/>
         </w:rPr>
-        <w:t xml:space="preserve">La madre de la denunciante, la señora María Luisa Malca Díaz (en adelante, la señora Malca), fue beneficiaria del Seguro de Vida - Cobertura Sepelio con la Póliza </w:t>
+        <w:t xml:space="preserve">La madre de la denunciante, la señora [APELLIDO] Luisa [APELLIDO] Díaz (en adelante, la señora [APELLIDO]), fue beneficiaria del Seguro de Vida - Cobertura Sepelio con la Póliza  6202059900004 (en adelante, Seguro de Vida). Refiere que la señora [APELLIDO] no ha interrumpido en ningún momento el cumplimiento de la obligación de pago de la prima mensual correspondiente al Seguro de Vida. Señala que la señora [APELLIDO] Díaz no habría manifestado, ni de manera verbal ni por medio de documento escrito, su voluntad de suspender o cesar el descuento de la prima del seguro de vida de sus haberes.</w:t>
       </w:r>
       <w:proofErr w:type="spellStart"/>
       <w:r>
@@ -877,7 +877,7 @@
           <w:lang w:eastAsia="es-ES"/>
           <w14:ligatures w14:val="none"/>
         </w:rPr>
-        <w:t xml:space="preserve"> 6202059900004 (en adelante, Seguro de Vida). Refiere que la señora Malca no ha interrumpido en ningún momento el cumplimiento de la obligación de pago de la prima mensual correspondiente al Seguro de Vida. Señala que la señora Malca Díaz no habría manifestado, ni de manera verbal ni por medio de documento escrito, su voluntad de suspender o cesar el descuento de la prima del seguro de vida de sus haberes.</w:t>
+        <w:t xml:space="preserve"/>
       </w:r>
     </w:p>
     <w:p>
@@ -925,7 +925,7 @@
           <w:lang w:eastAsia="es-ES"/>
           <w14:ligatures w14:val="none"/>
         </w:rPr>
-        <w:t>Durante los años 2020 y 2021, mientras se encontraba vigente el estado de emergencia sanitaria, la señora Malca Díaz, se encontraba en grupo de riesgo por ser mayor de edad y no tuvo acceso a sus boletas de pago.</w:t>
+        <w:t xml:space="preserve">Durante los años 2020 y 2021, mientras se encontraba vigente el estado de emergencia sanitaria, la señora [APELLIDO] Díaz, se encontraba en grupo de riesgo por ser mayor de edad y no tuvo acceso a sus boletas de pago.</w:t>
       </w:r>
     </w:p>
     <w:p>
@@ -970,7 +970,7 @@
           <w:lang w:eastAsia="es-ES"/>
           <w14:ligatures w14:val="none"/>
         </w:rPr>
-        <w:t xml:space="preserve">El 25 de enero de 2023, la señora Malca falleció en el Hospital Edgardo Rebagliati </w:t>
+        <w:t xml:space="preserve">El 25 de enero de 2023, la señora [APELLIDO] falleció en el Hospital Edgardo Rebagliati Martins. Ese mismo día, la denunciante solicitó a CAFAE-SE la activación de la cobertura de Sepelio del Seguro de Vida cubierto por la Póliza contratada; no obstante, CAFAE-SE le informó que la señora [APELLIDO] no se encontraba asegurada, ello debido a una supuesta omisión en el descuento de la prima mensual del seguro por parte de la Oficina de Normalización Previsional (ONP).</w:t>
       </w:r>
       <w:proofErr w:type="spellStart"/>
       <w:r>
@@ -981,7 +981,7 @@
           <w:lang w:eastAsia="es-ES"/>
           <w14:ligatures w14:val="none"/>
         </w:rPr>
-        <w:t>Martins</w:t>
+        <w:t/>
       </w:r>
       <w:proofErr w:type="spellEnd"/>
       <w:r>
@@ -992,7 +992,7 @@
           <w:lang w:eastAsia="es-ES"/>
           <w14:ligatures w14:val="none"/>
         </w:rPr>
-        <w:t>. Ese mismo día, la denunciante solicitó a CAFAE-SE la activación de la cobertura de Sepelio del Seguro de Vida cubierto por la Póliza contratada; no obstante, CAFAE-SE le informó que la señora Malca no se encontraba asegurada, ello debido a una supuesta omisión en el descuento de la prima mensual del seguro por parte de la Oficina de Normalización Previsional (ONP).</w:t>
+        <w:t/>
       </w:r>
     </w:p>
     <w:p>
@@ -1037,7 +1037,7 @@
           <w:lang w:eastAsia="es-ES"/>
           <w14:ligatures w14:val="none"/>
         </w:rPr>
-        <w:t>En esa fecha, CAFAE-SE le señaló que existía la posibilidad de reincorporar a la señora Malca Díaz al seguro, condicionando ello al pago de las cuotas pendientes y a la suscripción de un documento mediante el cual se aceptaba un periodo de carencia de tres meses, computado desde el día siguiente al de efectuado el pago, y que durante dicho periodo de carencia cualquier ocurrencia de siniestro no sería objeto de indemnización. El denunciante se negó a suscribir dicho documento, motivo por el cual CAFAE-SE no aceptó recibir los pagos correspondientes a las cuotas pendientes</w:t>
+        <w:t xml:space="preserve">En esa fecha, CAFAE-SE le señaló que existía la posibilidad de reincorporar a la señora [APELLIDO] Díaz al seguro, condicionando ello al pago de las cuotas pendientes y a la suscripción de un documento mediante el cual se aceptaba un periodo de carencia de tres meses, computado desde el día siguiente al de efectuado el pago, y que durante dicho periodo de carencia cualquier ocurrencia de siniestro no sería objeto de indemnización. El denunciante se negó a suscribir dicho documento, motivo por el cual CAFAE-SE no aceptó recibir los pagos correspondientes a las cuotas pendientes.</w:t>
       </w:r>
       <w:r>
         <w:rPr>
@@ -1047,7 +1047,7 @@
           <w:lang w:eastAsia="es-ES"/>
           <w14:ligatures w14:val="none"/>
         </w:rPr>
-        <w:t>.</w:t>
+        <w:t/>
       </w:r>
     </w:p>
     <w:p>
@@ -1093,7 +1093,7 @@
           <w:lang w:eastAsia="es-ES"/>
           <w14:ligatures w14:val="none"/>
         </w:rPr>
-        <w:t>Ante la negativa de CAFAE-SE y de la entidad aseguradora MAPFRE activar la cobertura de Sepelio del Seguro de Vida cubierto por la Póliza contratada, los familiares de la señora Malca</w:t>
+        <w:t xml:space="preserve">Ante la negativa de CAFAE-SE y de la entidad aseguradora MAPFRE activar la cobertura de Sepelio del Seguro de Vida cubierto por la Póliza contratada, los familiares de la señora [APELLIDO] tuvieron que asumir endeudamientos con la finalidad de cubrir los gastos derivados del sepelio. Asimismo, refirió que se presentaron reclamos ante CAFAE-SE, los cuales habrían sido desestimados, ratificándose la entidad en su decisión de no activar la cobertura de Sepelio del Seguro de Vida. Finalmente, se señaló que también se habría presentado un reclamo ante la Oficina de Normalización Previsional (ONP), solicitando información sobre la razón por la cual no se efectuaron los descuentos correspondientes al seguro; respondiendo dicha entidad que, al momento de la transferencia del legajo de la señora [APELLIDO] Luisa [APELLIDO] Díaz, no se habría consignado la instrucción para proceder con el descuento de la prima del Seguro de Vida.</w:t>
       </w:r>
       <w:r>
         <w:rPr>
@@ -1103,7 +1103,7 @@
           <w:lang w:eastAsia="es-ES"/>
           <w14:ligatures w14:val="none"/>
         </w:rPr>
-        <w:t xml:space="preserve"> </w:t>
+        <w:t xml:space="preserve"/>
       </w:r>
       <w:r>
         <w:rPr>
@@ -1114,7 +1114,7 @@
           <w14:ligatures w14:val="none"/>
         </w:rPr>
         <w:lastRenderedPageBreak/>
-        <w:t>tuvieron que asumir endeudamientos con la finalidad de cubrir los gastos derivados del sepelio. Asimismo, refirió que se presentaron reclamos ante CAFAE-SE, los cuales habrían sido desestimados, ratificándose la entidad en su decisión de no activar la cobertura de Sepelio del Seguro de Vida. Finalmente, se señaló que también se habría presentado un reclamo ante la Oficina de Normalización Previsional (ONP), solicitando información sobre la razón por la cual no se efectuaron los descuentos correspondientes al seguro; respondiendo dicha entidad que, al momento de la transferencia del legajo de la señora María Luisa Malca Díaz, no se habría consignado la instrucción para proceder con el descuento de la prima del Seguro de Vida</w:t>
+        <w:t/>
       </w:r>
       <w:r>
         <w:rPr>
@@ -1124,7 +1124,7 @@
           <w:lang w:eastAsia="es-ES"/>
           <w14:ligatures w14:val="none"/>
         </w:rPr>
-        <w:t>.</w:t>
+        <w:t/>
       </w:r>
     </w:p>
     <w:p>
@@ -1172,7 +1172,7 @@
           <w:lang w:val="es-ES" w:eastAsia="es-ES"/>
           <w14:ligatures w14:val="none"/>
         </w:rPr>
-        <w:t xml:space="preserve">La señora </w:t>
+        <w:t xml:space="preserve">La señora [APELLIDO] solicitó, en calidad de medida correctiva, que Mapfre y CAFAE-SE cumplan con otorgar la cobertura del Seguro de Vida. Asimismo, requirió a Mapfre y CAFAE-SE el reembolso de costos y costas del presente procedimiento.</w:t>
       </w:r>
       <w:proofErr w:type="spellStart"/>
       <w:r>
@@ -1181,7 +1181,7 @@
           <w:kern w:val="0"/>
           <w14:ligatures w14:val="none"/>
         </w:rPr>
-        <w:t>Asencios</w:t>
+        <w:t/>
       </w:r>
       <w:proofErr w:type="spellEnd"/>
       <w:r>
@@ -1190,7 +1190,7 @@
           <w:kern w:val="0"/>
           <w14:ligatures w14:val="none"/>
         </w:rPr>
-        <w:t xml:space="preserve"> </w:t>
+        <w:t xml:space="preserve"/>
       </w:r>
       <w:r>
         <w:rPr>
@@ -1200,21 +1200,21 @@
           <w:lang w:val="es-ES" w:eastAsia="es-ES"/>
           <w14:ligatures w14:val="none"/>
         </w:rPr>
-        <w:t xml:space="preserve">solicitó, en calidad de medida correctiva, que </w:t>
+        <w:t xml:space="preserve"/>
       </w:r>
       <w:r>
         <w:rPr>
           <w:rFonts w:ascii="Arial Narrow" w:eastAsia="Arial Narrow" w:hAnsi="Arial Narrow" w:cs="Arial Narrow"/>
           <w:bCs/>
         </w:rPr>
-        <w:t>Mapfre y CAFAE-SE</w:t>
+        <w:t/>
       </w:r>
       <w:r>
         <w:rPr>
           <w:rFonts w:ascii="Arial Narrow" w:eastAsia="Arial Narrow" w:hAnsi="Arial Narrow" w:cs="Arial Narrow"/>
           <w:bCs/>
         </w:rPr>
-        <w:t xml:space="preserve"> </w:t>
+        <w:t xml:space="preserve"/>
       </w:r>
       <w:r>
         <w:rPr>
@@ -1224,7 +1224,7 @@
           <w:lang w:val="es-ES" w:eastAsia="es-ES"/>
           <w14:ligatures w14:val="none"/>
         </w:rPr>
-        <w:t>cumpla</w:t>
+        <w:t/>
       </w:r>
       <w:r>
         <w:rPr>
@@ -1234,7 +1234,7 @@
           <w:lang w:val="es-ES" w:eastAsia="es-ES"/>
           <w14:ligatures w14:val="none"/>
         </w:rPr>
-        <w:t>n</w:t>
+        <w:t/>
       </w:r>
       <w:r>
         <w:rPr>
@@ -1244,7 +1244,7 @@
           <w:lang w:val="es-ES" w:eastAsia="es-ES"/>
           <w14:ligatures w14:val="none"/>
         </w:rPr>
-        <w:t xml:space="preserve"> con </w:t>
+        <w:t xml:space="preserve"/>
       </w:r>
       <w:r>
         <w:rPr>
@@ -1254,7 +1254,7 @@
           <w:lang w:val="es-ES" w:eastAsia="es-ES"/>
           <w14:ligatures w14:val="none"/>
         </w:rPr>
-        <w:t>otorgar la cobertura del S</w:t>
+        <w:t/>
       </w:r>
       <w:r>
         <w:rPr>
@@ -1264,7 +1264,7 @@
           <w:lang w:val="es-ES" w:eastAsia="es-ES"/>
           <w14:ligatures w14:val="none"/>
         </w:rPr>
-        <w:t>eguro de Vida.</w:t>
+        <w:t/>
       </w:r>
       <w:r>
         <w:rPr>
@@ -1274,7 +1274,7 @@
           <w:lang w:val="es-ES" w:eastAsia="es-ES"/>
           <w14:ligatures w14:val="none"/>
         </w:rPr>
-        <w:t xml:space="preserve"> </w:t>
+        <w:t xml:space="preserve"/>
       </w:r>
       <w:r>
         <w:rPr>
@@ -1284,7 +1284,7 @@
           <w:lang w:val="es-ES" w:eastAsia="es-ES"/>
           <w14:ligatures w14:val="none"/>
         </w:rPr>
-        <w:t xml:space="preserve">Asimismo, requirió </w:t>
+        <w:t xml:space="preserve"/>
       </w:r>
       <w:r>
         <w:rPr>
@@ -1294,14 +1294,14 @@
           <w:lang w:val="es-ES" w:eastAsia="es-ES"/>
           <w14:ligatures w14:val="none"/>
         </w:rPr>
-        <w:t xml:space="preserve">a </w:t>
+        <w:t xml:space="preserve"/>
       </w:r>
       <w:r>
         <w:rPr>
           <w:rFonts w:ascii="Arial Narrow" w:eastAsia="Arial Narrow" w:hAnsi="Arial Narrow" w:cs="Arial Narrow"/>
           <w:bCs/>
         </w:rPr>
-        <w:t xml:space="preserve">Mapfre y CAFAE-SE </w:t>
+        <w:t xml:space="preserve"/>
       </w:r>
       <w:r>
         <w:rPr>
@@ -1311,7 +1311,7 @@
           <w:lang w:val="es-ES" w:eastAsia="es-ES"/>
           <w14:ligatures w14:val="none"/>
         </w:rPr>
-        <w:t>el reembolso de costos y costas del presente procedimiento.</w:t>
+        <w:t/>
       </w:r>
     </w:p>
     <w:p>
@@ -2568,7 +2568,7 @@
           <w:lang w:eastAsia="es-PE"/>
           <w14:ligatures w14:val="none"/>
         </w:rPr>
-        <w:t xml:space="preserve">PRIMERO: </w:t>
+        <w:t xml:space="preserve">PRIMERO: admitir a trámite la denuncia del 23 de enero del 2025 interpuesta por la señora [DENUNCIANTE] contra Mapfre Perú Compañía de Seguros y Reaseguros S.A. y el Comité de Administración del Fondo de Asistencia y Estímulo de los Trabajadores del Sector Educación, por lo siguiente:</w:t>
       </w:r>
       <w:r>
         <w:rPr>
@@ -2579,7 +2579,7 @@
           <w:lang w:eastAsia="es-PE"/>
           <w14:ligatures w14:val="none"/>
         </w:rPr>
-        <w:t xml:space="preserve">admitir a trámite la denuncia del </w:t>
+        <w:t xml:space="preserve"/>
       </w:r>
       <w:r>
         <w:rPr>
@@ -2589,7 +2589,7 @@
           <w:lang w:val="es-ES" w:eastAsia="es-ES"/>
           <w14:ligatures w14:val="none"/>
         </w:rPr>
-        <w:t xml:space="preserve">23 de enero del 2025 </w:t>
+        <w:t xml:space="preserve"/>
       </w:r>
       <w:r>
         <w:rPr>
@@ -2600,7 +2600,7 @@
           <w:lang w:eastAsia="es-PE"/>
           <w14:ligatures w14:val="none"/>
         </w:rPr>
-        <w:t xml:space="preserve">interpuesta por </w:t>
+        <w:t xml:space="preserve"/>
       </w:r>
       <w:r>
         <w:rPr>
@@ -2610,7 +2610,7 @@
           <w:kern w:val="0"/>
           <w14:ligatures w14:val="none"/>
         </w:rPr>
-        <w:t xml:space="preserve">la señora </w:t>
+        <w:t xml:space="preserve"/>
       </w:r>
       <w:r>
         <w:rPr>
@@ -2621,7 +2621,7 @@
           <w:lang w:eastAsia="es-PE"/>
           <w14:ligatures w14:val="none"/>
         </w:rPr>
-        <w:t xml:space="preserve">Liliana </w:t>
+        <w:t xml:space="preserve"/>
       </w:r>
       <w:proofErr w:type="spellStart"/>
       <w:r>
@@ -2633,7 +2633,7 @@
           <w:lang w:eastAsia="es-PE"/>
           <w14:ligatures w14:val="none"/>
         </w:rPr>
-        <w:t>Ursula</w:t>
+        <w:t/>
       </w:r>
       <w:proofErr w:type="spellEnd"/>
       <w:r>
@@ -2645,7 +2645,7 @@
           <w:lang w:eastAsia="es-PE"/>
           <w14:ligatures w14:val="none"/>
         </w:rPr>
-        <w:t xml:space="preserve"> </w:t>
+        <w:t xml:space="preserve"/>
       </w:r>
       <w:proofErr w:type="spellStart"/>
       <w:r>
@@ -2657,7 +2657,7 @@
           <w:lang w:eastAsia="es-PE"/>
           <w14:ligatures w14:val="none"/>
         </w:rPr>
-        <w:t>Asencios</w:t>
+        <w:t/>
       </w:r>
       <w:proofErr w:type="spellEnd"/>
       <w:r>
@@ -2669,7 +2669,7 @@
           <w:lang w:eastAsia="es-PE"/>
           <w14:ligatures w14:val="none"/>
         </w:rPr>
-        <w:t xml:space="preserve"> Malca </w:t>
+        <w:t xml:space="preserve"/>
       </w:r>
       <w:r>
         <w:rPr>
@@ -2680,14 +2680,14 @@
           <w:lang w:eastAsia="es-PE"/>
           <w14:ligatures w14:val="none"/>
         </w:rPr>
-        <w:t xml:space="preserve">contra </w:t>
+        <w:t xml:space="preserve"/>
       </w:r>
       <w:r>
         <w:rPr>
           <w:rFonts w:ascii="Arial Narrow" w:eastAsia="Arial Narrow" w:hAnsi="Arial Narrow" w:cs="Arial Narrow"/>
           <w:bCs/>
         </w:rPr>
-        <w:t>Mapfre Perú Compañía de Seguros y Reaseguros S.A. y el Comité de Administración del Fondo de Asistencia y Estímulo de los Trabajadores del Sector Educación</w:t>
+        <w:t/>
       </w:r>
       <w:r>
         <w:rPr>
@@ -2698,7 +2698,7 @@
           <w:lang w:eastAsia="es-PE"/>
           <w14:ligatures w14:val="none"/>
         </w:rPr>
-        <w:t xml:space="preserve">, </w:t>
+        <w:t xml:space="preserve"/>
       </w:r>
       <w:r>
         <w:rPr>
@@ -2709,7 +2709,7 @@
           <w:lang w:eastAsia="es-PE"/>
           <w14:ligatures w14:val="none"/>
         </w:rPr>
-        <w:t>por lo siguiente:</w:t>
+        <w:t/>
       </w:r>
     </w:p>
     <w:p>
@@ -4801,7 +4801,7 @@
           <w:bCs/>
         </w:rPr>
         <w:lastRenderedPageBreak/>
-        <w:t>DÉCIMO PRIMERO</w:t>
+        <w:t xml:space="preserve">DÉCIMO PRIMERO: requerir a la señora [DENUNCIANTE] para que, dentro del plazo de dos (2) días hábiles siguientes a la fecha en que reciba la notificación en su bandeja de correo electrónico, efectúe la confirmación de recepción de la notificación remitida por este despacho a su correo electrónico, de conformidad con el segundo párrafo del numeral 4 del artículo 20 del Texto Único Ordenado de la Ley del Procedimiento Administrativo General, aprobado mediante Decreto Supremo  006-2026-JUS, bajo apercibimiento de rehacer el acto de notificación y notificarle conforme al numeral 1 del artículo 20 del citado cuerpo normativo.</w:t>
       </w:r>
       <w:r>
         <w:rPr>
@@ -4811,7 +4811,7 @@
           <w:kern w:val="0"/>
           <w14:ligatures w14:val="none"/>
         </w:rPr>
-        <w:t>:</w:t>
+        <w:t/>
       </w:r>
       <w:r>
         <w:rPr>
@@ -4821,7 +4821,7 @@
           <w:kern w:val="0"/>
           <w14:ligatures w14:val="none"/>
         </w:rPr>
-        <w:t xml:space="preserve"> requerir a</w:t>
+        <w:t xml:space="preserve"/>
       </w:r>
       <w:r>
         <w:rPr>
@@ -4831,7 +4831,7 @@
           <w:kern w:val="0"/>
           <w14:ligatures w14:val="none"/>
         </w:rPr>
-        <w:t xml:space="preserve"> la señora </w:t>
+        <w:t xml:space="preserve"/>
       </w:r>
       <w:r>
         <w:rPr>
@@ -4842,7 +4842,7 @@
           <w:lang w:eastAsia="es-PE"/>
           <w14:ligatures w14:val="none"/>
         </w:rPr>
-        <w:t xml:space="preserve">Liliana </w:t>
+        <w:t xml:space="preserve"/>
       </w:r>
       <w:proofErr w:type="spellStart"/>
       <w:r>
@@ -4854,7 +4854,7 @@
           <w:lang w:eastAsia="es-PE"/>
           <w14:ligatures w14:val="none"/>
         </w:rPr>
-        <w:t>Ursula</w:t>
+        <w:t/>
       </w:r>
       <w:proofErr w:type="spellEnd"/>
       <w:r>
@@ -4866,7 +4866,7 @@
           <w:lang w:eastAsia="es-PE"/>
           <w14:ligatures w14:val="none"/>
         </w:rPr>
-        <w:t xml:space="preserve"> </w:t>
+        <w:t xml:space="preserve"/>
       </w:r>
       <w:proofErr w:type="spellStart"/>
       <w:r>
@@ -4878,7 +4878,7 @@
           <w:lang w:eastAsia="es-PE"/>
           <w14:ligatures w14:val="none"/>
         </w:rPr>
-        <w:t>Asencios</w:t>
+        <w:t/>
       </w:r>
       <w:proofErr w:type="spellEnd"/>
       <w:r>
@@ -4890,14 +4890,14 @@
           <w:lang w:eastAsia="es-PE"/>
           <w14:ligatures w14:val="none"/>
         </w:rPr>
-        <w:t xml:space="preserve"> Malca </w:t>
+        <w:t xml:space="preserve"/>
       </w:r>
       <w:r>
         <w:rPr>
           <w:rFonts w:ascii="Arial Narrow" w:hAnsi="Arial Narrow"/>
           <w:color w:val="000000"/>
         </w:rPr>
-        <w:t>para que, dentro del plazo de dos (2) días hábiles siguientes a la fecha en que reciba la notificación en su bandeja de correo electrónico, efectúe la confirmación de recepción de la notificación remitida por este despacho a su correo electrónico, de conformidad con el segundo párrafo del numeral 4 del artículo 20</w:t>
+        <w:t/>
       </w:r>
       <w:r>
         <w:rPr>
@@ -4914,7 +4914,7 @@
           <w:rFonts w:ascii="Arial Narrow" w:hAnsi="Arial Narrow"/>
           <w:color w:val="000000"/>
         </w:rPr>
-        <w:t xml:space="preserve"> del Texto Único Ordenado de la Ley del Procedimiento Administrativo General, aprobado mediante Decreto Supremo </w:t>
+        <w:t xml:space="preserve"/>
       </w:r>
       <w:proofErr w:type="spellStart"/>
       <w:r>
@@ -4930,7 +4930,7 @@
           <w:rFonts w:ascii="Arial Narrow" w:hAnsi="Arial Narrow"/>
           <w:color w:val="000000"/>
         </w:rPr>
-        <w:t xml:space="preserve"> 006-2026-JUS, bajo apercibimiento de rehacer el acto de notificación y notificarle conforme al numeral 1 del artículo 20</w:t>
+        <w:t xml:space="preserve"/>
       </w:r>
       <w:r>
         <w:rPr>
@@ -4947,7 +4947,7 @@
           <w:rFonts w:ascii="Arial Narrow" w:hAnsi="Arial Narrow"/>
           <w:color w:val="000000"/>
         </w:rPr>
-        <w:t xml:space="preserve"> del citado cuerpo normativo</w:t>
+        <w:t xml:space="preserve"/>
       </w:r>
       <w:r>
         <w:rPr>
@@ -4960,7 +4960,7 @@
         <w:rPr>
           <w:rFonts w:ascii="Arial Narrow" w:hAnsi="Arial Narrow" w:cs="Arial"/>
         </w:rPr>
-        <w:t>.</w:t>
+        <w:t/>
       </w:r>
     </w:p>
     <w:p>

--- a/plantillas_maestras/02_seguro_vida/materia_general_asegurativa/2_o_mas_ddos_varios/mujer/TPL_0799_2025_SEGURO_VIDA_MATERIA_GENERAL_ASEGURATIVA_ASEGURADORA_MUJER_R1_V2.docx
+++ b/plantillas_maestras/02_seguro_vida/materia_general_asegurativa/2_o_mas_ddos_varios/mujer/TPL_0799_2025_SEGURO_VIDA_MATERIA_GENERAL_ASEGURATIVA_ASEGURADORA_MUJER_R1_V2.docx
@@ -855,7 +855,7 @@
           <w:lang w:eastAsia="es-ES"/>
           <w14:ligatures w14:val="none"/>
         </w:rPr>
-        <w:t xml:space="preserve">La madre de la denunciante, la señora [APELLIDO] Luisa [APELLIDO] Díaz (en adelante, la señora [APELLIDO]), fue beneficiaria del Seguro de Vida - Cobertura Sepelio con la Póliza  6202059900004 (en adelante, Seguro de Vida). Refiere que la señora [APELLIDO] no ha interrumpido en ningún momento el cumplimiento de la obligación de pago de la prima mensual correspondiente al Seguro de Vida. Señala que la señora [APELLIDO] Díaz no habría manifestado, ni de manera verbal ni por medio de documento escrito, su voluntad de suspender o cesar el descuento de la prima del seguro de vida de sus haberes.</w:t>
+        <w:t xml:space="preserve">La madre de la denunciante, la señora [APELLIDO] [APELLIDO] Díaz (en adelante, la señora [APELLIDO]), fue beneficiaria del Seguro de Vida - Cobertura Sepelio con la Póliza 6202059900004 (en adelante, Seguro de Vida). Refiere que la señora [APELLIDO] no ha interrumpido en ningún momento el cumplimiento de la obligación de pago de la prima mensual correspondiente al Seguro de Vida. Señala que la señora [APELLIDO] Díaz no habría manifestado, ni de manera verbal ni por medio de documento escrito, su voluntad de suspender o cesar el descuento de la prima del seguro de vida de sus haberes.</w:t>
       </w:r>
       <w:proofErr w:type="spellStart"/>
       <w:r>
@@ -1093,7 +1093,7 @@
           <w:lang w:eastAsia="es-ES"/>
           <w14:ligatures w14:val="none"/>
         </w:rPr>
-        <w:t xml:space="preserve">Ante la negativa de CAFAE-SE y de la entidad aseguradora MAPFRE activar la cobertura de Sepelio del Seguro de Vida cubierto por la Póliza contratada, los familiares de la señora [APELLIDO] tuvieron que asumir endeudamientos con la finalidad de cubrir los gastos derivados del sepelio. Asimismo, refirió que se presentaron reclamos ante CAFAE-SE, los cuales habrían sido desestimados, ratificándose la entidad en su decisión de no activar la cobertura de Sepelio del Seguro de Vida. Finalmente, se señaló que también se habría presentado un reclamo ante la Oficina de Normalización Previsional (ONP), solicitando información sobre la razón por la cual no se efectuaron los descuentos correspondientes al seguro; respondiendo dicha entidad que, al momento de la transferencia del legajo de la señora [APELLIDO] Luisa [APELLIDO] Díaz, no se habría consignado la instrucción para proceder con el descuento de la prima del Seguro de Vida.</w:t>
+        <w:t xml:space="preserve">Ante la negativa de CAFAE-SE y de la entidad aseguradora MAPFRE activar la cobertura de Sepelio del Seguro de Vida cubierto por la Póliza contratada, los familiares de la señora [APELLIDO] tuvieron que asumir endeudamientos con la finalidad de cubrir los gastos derivados del sepelio. Asimismo, refirió que se presentaron reclamos ante CAFAE-SE, los cuales habrían sido desestimados, ratificándose la entidad en su decisión de no activar la cobertura de Sepelio del Seguro de Vida. Finalmente, se señaló que también se habría presentado un reclamo ante la Oficina de Normalización Previsional (ONP), solicitando información sobre la razón por la cual no se efectuaron los descuentos correspondientes al seguro; respondiendo dicha entidad que, al momento de la transferencia del legajo de la señora [APELLIDO] [APELLIDO] Díaz, no se habría consignado la instrucción para proceder con el descuento de la prima del Seguro de Vida.</w:t>
       </w:r>
       <w:r>
         <w:rPr>
@@ -4801,7 +4801,7 @@
           <w:bCs/>
         </w:rPr>
         <w:lastRenderedPageBreak/>
-        <w:t xml:space="preserve">DÉCIMO PRIMERO: requerir a la señora [DENUNCIANTE] para que, dentro del plazo de dos (2) días hábiles siguientes a la fecha en que reciba la notificación en su bandeja de correo electrónico, efectúe la confirmación de recepción de la notificación remitida por este despacho a su correo electrónico, de conformidad con el segundo párrafo del numeral 4 del artículo 20 del Texto Único Ordenado de la Ley del Procedimiento Administrativo General, aprobado mediante Decreto Supremo  006-2026-JUS, bajo apercibimiento de rehacer el acto de notificación y notificarle conforme al numeral 1 del artículo 20 del citado cuerpo normativo.</w:t>
+        <w:t xml:space="preserve">DÉCIMO PRIMERO: requerir a la señora [DENUNCIANTE] para que, dentro del plazo de dos (2) días hábiles siguientes a la fecha en que reciba la notificación en su bandeja de correo electrónico, efectúe la confirmación de recepción de la notificación remitida por este despacho a su correo electrónico, de conformidad con el segundo párrafo del numeral 4 del artículo 20 del Texto Único Ordenado de la Ley del Procedimiento Administrativo General, aprobado mediante Decreto Supremo 006-2026-JUS, bajo apercibimiento de rehacer el acto de notificación y notificarle conforme al numeral 1 del artículo 20 del citado cuerpo normativo.</w:t>
       </w:r>
       <w:r>
         <w:rPr>

--- a/plantillas_maestras/02_seguro_vida/materia_general_asegurativa/2_o_mas_ddos_varios/mujer/TPL_0799_2025_SEGURO_VIDA_MATERIA_GENERAL_ASEGURATIVA_ASEGURADORA_MUJER_R1_V2.docx
+++ b/plantillas_maestras/02_seguro_vida/materia_general_asegurativa/2_o_mas_ddos_varios/mujer/TPL_0799_2025_SEGURO_VIDA_MATERIA_GENERAL_ASEGURATIVA_ASEGURADORA_MUJER_R1_V2.docx
@@ -683,6 +683,7 @@
       </w:r>
       <w:r>
         <w:rPr>
+          <w:rStyle w:val="Refdenotaalpie"/>
           <w:rFonts w:ascii="Arial Narrow" w:eastAsia="Times New Roman" w:hAnsi="Arial Narrow" w:cs="Times New Roman"/>
           <w:color w:val="000000"/>
           <w:kern w:val="0"/>
@@ -778,6 +779,7 @@
       </w:r>
       <w:r>
         <w:rPr>
+          <w:rStyle w:val="Refdenotaalpie"/>
           <w:rFonts w:ascii="Arial Narrow" w:eastAsia="Times New Roman" w:hAnsi="Arial Narrow" w:cs="Times New Roman"/>
           <w:color w:val="000000"/>
           <w:kern w:val="0"/>
@@ -1434,6 +1436,7 @@
       <w:bookmarkEnd w:id="3"/>
       <w:r>
         <w:rPr>
+          <w:rStyle w:val="Refdenotaalpie"/>
           <w:rFonts w:ascii="Arial Narrow" w:eastAsia="Arial Narrow" w:hAnsi="Arial Narrow" w:cs="Arial Narrow"/>
           <w:kern w:val="0"/>
           <w:vertAlign w:val="superscript"/>
@@ -1516,6 +1519,7 @@
       </w:r>
       <w:r>
         <w:rPr>
+          <w:rStyle w:val="Refdenotaalpie"/>
           <w:rFonts w:ascii="Arial Narrow" w:eastAsia="Arial Narrow" w:hAnsi="Arial Narrow" w:cs="Arial"/>
           <w:kern w:val="0"/>
           <w:vertAlign w:val="superscript"/>
@@ -1726,6 +1730,7 @@
       </w:r>
       <w:r>
         <w:rPr>
+          <w:rStyle w:val="Refdenotaalpie"/>
           <w:rFonts w:ascii="Arial Narrow" w:eastAsia="Arial Narrow" w:hAnsi="Arial Narrow" w:cs="Arial"/>
           <w:kern w:val="0"/>
           <w:vertAlign w:val="superscript"/>
@@ -1985,6 +1990,7 @@
       </w:r>
       <w:r>
         <w:rPr>
+          <w:rStyle w:val="Refdenotaalpie"/>
           <w:rFonts w:ascii="Arial Narrow" w:eastAsia="Arial Narrow" w:hAnsi="Arial Narrow" w:cs="Arial Narrow"/>
           <w:kern w:val="0"/>
           <w:vertAlign w:val="superscript"/>
@@ -3643,6 +3649,7 @@
       </w:r>
       <w:r>
         <w:rPr>
+          <w:rStyle w:val="Refdenotaalpie"/>
           <w:rFonts w:ascii="Arial Narrow" w:eastAsia="Calibri" w:hAnsi="Arial Narrow" w:cs="Arial"/>
           <w:kern w:val="0"/>
           <w:vertAlign w:val="superscript"/>
@@ -3687,6 +3694,7 @@
       </w:r>
       <w:r>
         <w:rPr>
+          <w:rStyle w:val="Refdenotaalpie"/>
           <w:rFonts w:ascii="Arial Narrow" w:eastAsia="Calibri" w:hAnsi="Arial Narrow" w:cs="Arial"/>
           <w:spacing w:val="-2"/>
           <w:kern w:val="0"/>
@@ -4314,6 +4322,7 @@
       </w:r>
       <w:r>
         <w:rPr>
+          <w:rStyle w:val="Refdenotaalpie"/>
           <w:rFonts w:ascii="Arial Narrow" w:eastAsia="Arial Narrow" w:hAnsi="Arial Narrow" w:cs="Times New Roman"/>
           <w:color w:val="000000"/>
           <w:kern w:val="0"/>
@@ -4395,6 +4404,7 @@
       </w:r>
       <w:r>
         <w:rPr>
+          <w:rStyle w:val="Refdenotaalpie"/>
           <w:rFonts w:ascii="Arial Narrow" w:eastAsia="Arial Narrow" w:hAnsi="Arial Narrow" w:cs="Times New Roman"/>
           <w:color w:val="000000"/>
           <w:kern w:val="0"/>
@@ -4448,6 +4458,7 @@
       </w:r>
       <w:r>
         <w:rPr>
+          <w:rStyle w:val="Refdenotaalpie"/>
           <w:rFonts w:ascii="Arial Narrow" w:eastAsia="Arial Narrow" w:hAnsi="Arial Narrow" w:cs="Times New Roman"/>
           <w:color w:val="000000"/>
           <w:kern w:val="0"/>
@@ -4658,6 +4669,7 @@
       </w:r>
       <w:r>
         <w:rPr>
+          <w:rStyle w:val="Refdenotaalpie"/>
           <w:rFonts w:ascii="Arial Narrow" w:eastAsia="Calibri" w:hAnsi="Arial Narrow" w:cs="Arial"/>
           <w:kern w:val="0"/>
           <w:vertAlign w:val="superscript"/>
@@ -4951,6 +4963,7 @@
       </w:r>
       <w:r>
         <w:rPr>
+          <w:rStyle w:val="Refdenotaalpie"/>
           <w:rFonts w:ascii="Arial Narrow" w:hAnsi="Arial Narrow"/>
           <w:vertAlign w:val="superscript"/>
         </w:rPr>
@@ -5393,14 +5406,14 @@
         <w:tab w:val="right" w:pos="8838"/>
       </w:tabs>
       <w:rPr>
-        <w:rFonts w:ascii="Arial" w:eastAsia="Arial" w:hAnsi="Arial" w:cs="Arial"/>
+        <w:rFonts w:ascii="Arial Narrow" w:eastAsia="Arial" w:hAnsi="Arial Narrow" w:cs="Arial"/>
         <w:sz w:val="16"/>
         <w:szCs w:val="16"/>
       </w:rPr>
     </w:pPr>
     <w:r>
       <w:rPr>
-        <w:rFonts w:ascii="Arial" w:eastAsia="Arial" w:hAnsi="Arial" w:cs="Arial"/>
+        <w:rFonts w:ascii="Arial Narrow" w:eastAsia="Arial" w:hAnsi="Arial Narrow" w:cs="Arial"/>
         <w:sz w:val="16"/>
         <w:szCs w:val="16"/>
       </w:rPr>
@@ -5455,6 +5468,7 @@
           <w:rFonts w:ascii="Arial Narrow" w:hAnsi="Arial Narrow" w:cs="Arial"/>
           <w:sz w:val="16"/>
           <w:szCs w:val="16"/>
+          <w:vertAlign w:val="superscript"/>
         </w:rPr>
         <w:footnoteRef/>
       </w:r>
@@ -5630,6 +5644,7 @@
           <w:rFonts w:ascii="Arial Narrow" w:hAnsi="Arial Narrow" w:cs="Arial"/>
           <w:sz w:val="16"/>
           <w:szCs w:val="16"/>
+          <w:vertAlign w:val="superscript"/>
         </w:rPr>
         <w:footnoteRef/>
       </w:r>
@@ -5704,6 +5719,7 @@
           <w:rFonts w:ascii="Arial Narrow" w:hAnsi="Arial Narrow" w:cs="Arial"/>
           <w:sz w:val="16"/>
           <w:szCs w:val="16"/>
+          <w:vertAlign w:val="superscript"/>
         </w:rPr>
         <w:footnoteRef/>
       </w:r>
@@ -6059,6 +6075,7 @@
           <w:rFonts w:ascii="Arial Narrow" w:hAnsi="Arial Narrow"/>
           <w:sz w:val="16"/>
           <w:szCs w:val="16"/>
+          <w:vertAlign w:val="superscript"/>
         </w:rPr>
         <w:footnoteRef/>
       </w:r>
@@ -6286,6 +6303,7 @@
           <w:rFonts w:ascii="Arial Narrow" w:hAnsi="Arial Narrow"/>
           <w:sz w:val="16"/>
           <w:szCs w:val="16"/>
+          <w:vertAlign w:val="superscript"/>
         </w:rPr>
         <w:footnoteRef/>
       </w:r>
@@ -6651,6 +6669,7 @@
           <w:rFonts w:ascii="Arial Narrow" w:hAnsi="Arial Narrow" w:cs="Arial"/>
           <w:sz w:val="16"/>
           <w:szCs w:val="16"/>
+          <w:vertAlign w:val="superscript"/>
         </w:rPr>
         <w:footnoteRef/>
       </w:r>
@@ -6858,6 +6877,7 @@
           <w:rFonts w:ascii="Arial Narrow" w:hAnsi="Arial Narrow" w:cs="Arial"/>
           <w:sz w:val="16"/>
           <w:szCs w:val="16"/>
+          <w:vertAlign w:val="superscript"/>
         </w:rPr>
         <w:footnoteRef/>
       </w:r>
@@ -6946,6 +6966,7 @@
           <w:rFonts w:ascii="Arial Narrow" w:hAnsi="Arial Narrow" w:cs="Arial"/>
           <w:sz w:val="16"/>
           <w:szCs w:val="16"/>
+          <w:vertAlign w:val="superscript"/>
         </w:rPr>
         <w:footnoteRef/>
       </w:r>
@@ -7153,7 +7174,7 @@
       </w:pPr>
       <w:r>
         <w:rPr>
-          <w:rStyle w:val="TextonotapieCar"/>
+          <w:rStyle w:val="Refdenotaalpie"/>
           <w:rFonts w:ascii="Arial Narrow" w:hAnsi="Arial Narrow" w:cs="Arial"/>
           <w:sz w:val="16"/>
           <w:szCs w:val="16"/>
@@ -7389,6 +7410,7 @@
           <w:rFonts w:ascii="Arial Narrow" w:hAnsi="Arial Narrow" w:cs="Arial"/>
           <w:sz w:val="16"/>
           <w:szCs w:val="16"/>
+          <w:vertAlign w:val="superscript"/>
         </w:rPr>
         <w:footnoteRef/>
       </w:r>
@@ -8206,6 +8228,7 @@
           <w:rFonts w:ascii="Arial Narrow" w:hAnsi="Arial Narrow" w:cs="Arial"/>
           <w:sz w:val="16"/>
           <w:szCs w:val="16"/>
+          <w:vertAlign w:val="superscript"/>
         </w:rPr>
         <w:footnoteRef/>
       </w:r>
@@ -8446,6 +8469,7 @@
           <w:bCs/>
           <w:sz w:val="16"/>
           <w:szCs w:val="16"/>
+          <w:vertAlign w:val="superscript"/>
         </w:rPr>
         <w:footnoteRef/>
       </w:r>
@@ -8597,6 +8621,7 @@
           <w:rFonts w:ascii="Arial Narrow" w:hAnsi="Arial Narrow" w:cs="Arial"/>
           <w:sz w:val="16"/>
           <w:szCs w:val="16"/>
+          <w:vertAlign w:val="superscript"/>
         </w:rPr>
         <w:footnoteRef/>
       </w:r>
@@ -10870,6 +10895,17 @@
     <w:locked/>
     <w:rsid w:val="00EF0878"/>
   </w:style>
+  <w:style w:type="character" w:styleId="FootnoteReference">
+    <w:name w:val="footnote reference"/>
+    <w:basedOn w:val="Fuentedeprrafopredeter"/>
+    <w:uiPriority w:val="99"/>
+    <w:semiHidden/>
+    <w:unhideWhenUsed/>
+    <w:rPr>
+      <w:rFonts w:ascii="Arial Narrow" w:hAnsi="Arial Narrow"/>
+      <w:vertAlign w:val="superscript"/>
+    </w:rPr>
+  </w:style>
 </w:styles>
 </file>
 

--- a/plantillas_maestras/02_seguro_vida/materia_general_asegurativa/2_o_mas_ddos_varios/mujer/TPL_0799_2025_SEGURO_VIDA_MATERIA_GENERAL_ASEGURATIVA_ASEGURADORA_MUJER_R1_V2.docx
+++ b/plantillas_maestras/02_seguro_vida/materia_general_asegurativa/2_o_mas_ddos_varios/mujer/TPL_0799_2025_SEGURO_VIDA_MATERIA_GENERAL_ASEGURATIVA_ASEGURADORA_MUJER_R1_V2.docx
@@ -1,8 +1,8 @@
 
 <file path=word/document.xml><?xml version="1.0" encoding="utf-8"?>
-<w:document xmlns:wpc="http://schemas.microsoft.com/office/word/2010/wordprocessingCanvas" xmlns:cx="http://schemas.microsoft.com/office/drawing/2014/chartex" xmlns:cx1="http://schemas.microsoft.com/office/drawing/2015/9/8/chartex" xmlns:cx2="http://schemas.microsoft.com/office/drawing/2015/10/21/chartex" xmlns:cx3="http://schemas.microsoft.com/office/drawing/2016/5/9/chartex" xmlns:cx4="http://schemas.microsoft.com/office/drawing/2016/5/10/chartex" xmlns:cx5="http://schemas.microsoft.com/office/drawing/2016/5/11/chartex" xmlns:cx6="http://schemas.microsoft.com/office/drawing/2016/5/12/chartex" xmlns:cx7="http://schemas.microsoft.com/office/drawing/2016/5/13/chartex" xmlns:cx8="http://schemas.microsoft.com/office/drawing/2016/5/14/chartex" xmlns:mc="http://schemas.openxmlformats.org/markup-compatibility/2006" xmlns:aink="http://schemas.microsoft.com/office/drawing/2016/ink" xmlns:am3d="http://schemas.microsoft.com/office/drawing/2017/model3d" xmlns:o="urn:schemas-microsoft-com:office:office" xmlns:oel="http://schemas.microsoft.com/office/2019/extlst" xmlns:r="http://schemas.openxmlformats.org/officeDocument/2006/relationships" xmlns:m="http://schemas.openxmlformats.org/officeDocument/2006/math" xmlns:v="urn:schemas-microsoft-com:vml" xmlns:wp14="http://schemas.microsoft.com/office/word/2010/wordprocessingDrawing" xmlns:wp="http://schemas.openxmlformats.org/drawingml/2006/wordprocessingDrawing" xmlns:w10="urn:schemas-microsoft-com:office:word" xmlns:w="http://schemas.openxmlformats.org/wordprocessingml/2006/main" xmlns:w14="http://schemas.microsoft.com/office/word/2010/wordml" xmlns:w15="http://schemas.microsoft.com/office/word/2012/wordml" xmlns:w16cex="http://schemas.microsoft.com/office/word/2018/wordml/cex" xmlns:w16cid="http://schemas.microsoft.com/office/word/2016/wordml/cid" xmlns:w16="http://schemas.microsoft.com/office/word/2018/wordml" xmlns:w16du="http://schemas.microsoft.com/office/word/2023/wordml/word16du" xmlns:w16sdtdh="http://schemas.microsoft.com/office/word/2020/wordml/sdtdatahash" xmlns:w16sdtfl="http://schemas.microsoft.com/office/word/2024/wordml/sdtformatlock" xmlns:w16se="http://schemas.microsoft.com/office/word/2015/wordml/symex" xmlns:wpg="http://schemas.microsoft.com/office/word/2010/wordprocessingGroup" xmlns:wpi="http://schemas.microsoft.com/office/word/2010/wordprocessingInk" xmlns:wne="http://schemas.microsoft.com/office/word/2006/wordml" xmlns:wps="http://schemas.microsoft.com/office/word/2010/wordprocessingShape" mc:Ignorable="w14 w15 w16se w16cid w16 w16cex w16sdtdh w16sdtfl w16du wp14">
+<w:document xmlns:ns1="http://schemas.openxmlformats.org/markup-compatibility/2006" xmlns:ns2="http://schemas.microsoft.com/office/word/2010/wordml" xmlns:ns3="http://schemas.openxmlformats.org/officeDocument/2006/relationships" xmlns:w="http://schemas.openxmlformats.org/wordprocessingml/2006/main" ns1:Ignorable="w14 w15 w16se w16cid w16 w16cex w16sdtdh w16sdtfl w16du wp14">
   <w:body>
-    <w:p>
+    <w:p ns2:paraId="0A632482" ns2:textId="77249135">
       <w:pPr>
         <w:tabs>
           <w:tab w:val="left" w:pos="1701"/>
@@ -14,7 +14,7 @@
           <w:color w:val="000000"/>
           <w:kern w:val="0"/>
           <w:lang w:eastAsia="es-PE"/>
-          <w14:ligatures w14:val="none"/>
+          <ns2:ligatures ns2:val="none"/>
         </w:rPr>
       </w:pPr>
       <w:bookmarkStart w:id="0" w:name="_Hlk80343540"/>
@@ -25,7 +25,7 @@
           <w:color w:val="000000"/>
           <w:kern w:val="0"/>
           <w:lang w:eastAsia="es-PE"/>
-          <w14:ligatures w14:val="none"/>
+          <ns2:ligatures ns2:val="none"/>
         </w:rPr>
         <w:t xml:space="preserve">EXPEDIENTE </w:t>
       </w:r>
@@ -36,7 +36,7 @@
           <w:color w:val="000000"/>
           <w:kern w:val="0"/>
           <w:lang w:eastAsia="es-PE"/>
-          <w14:ligatures w14:val="none"/>
+          <ns2:ligatures ns2:val="none"/>
         </w:rPr>
         <w:tab/>
         <w:t>:</w:t>
@@ -48,7 +48,7 @@
           <w:color w:val="000000"/>
           <w:kern w:val="0"/>
           <w:lang w:eastAsia="es-PE"/>
-          <w14:ligatures w14:val="none"/>
+          <ns2:ligatures ns2:val="none"/>
         </w:rPr>
         <w:tab/>
       </w:r>
@@ -61,7 +61,7 @@
           <w:kern w:val="0"/>
           <w:shd w:val="clear" w:color="auto" w:fill="FFFFFF"/>
           <w:lang w:eastAsia="es-PE"/>
-          <w14:ligatures w14:val="none"/>
+          <ns2:ligatures ns2:val="none"/>
         </w:rPr>
         <w:t>0799</w:t>
       </w:r>
@@ -74,12 +74,12 @@
           <w:kern w:val="0"/>
           <w:shd w:val="clear" w:color="auto" w:fill="FFFFFF"/>
           <w:lang w:eastAsia="es-PE"/>
-          <w14:ligatures w14:val="none"/>
+          <ns2:ligatures ns2:val="none"/>
         </w:rPr>
         <w:t>-2025/CC1</w:t>
       </w:r>
     </w:p>
-    <w:p>
+    <w:p ns2:paraId="187C3631" ns2:textId="151651E6">
       <w:pPr>
         <w:tabs>
           <w:tab w:val="left" w:pos="1701"/>
@@ -94,17 +94,17 @@
           <w:color w:val="000000"/>
           <w:kern w:val="0"/>
           <w:lang w:eastAsia="es-PE"/>
-          <w14:ligatures w14:val="none"/>
-        </w:rPr>
-      </w:pPr>
-      <w:r>
-        <w:rPr>
-          <w:rFonts w:ascii="Arial Narrow" w:eastAsia="Arial Narrow" w:hAnsi="Arial Narrow" w:cs="Arial Narrow"/>
-          <w:b/>
-          <w:color w:val="000000"/>
-          <w:kern w:val="0"/>
-          <w:lang w:eastAsia="es-PE"/>
-          <w14:ligatures w14:val="none"/>
+          <ns2:ligatures ns2:val="none"/>
+        </w:rPr>
+      </w:pPr>
+      <w:r>
+        <w:rPr>
+          <w:rFonts w:ascii="Arial Narrow" w:eastAsia="Arial Narrow" w:hAnsi="Arial Narrow" w:cs="Arial Narrow"/>
+          <w:b/>
+          <w:color w:val="000000"/>
+          <w:kern w:val="0"/>
+          <w:lang w:eastAsia="es-PE"/>
+          <ns2:ligatures ns2:val="none"/>
         </w:rPr>
         <w:t xml:space="preserve">DENUNCIANTE:[DENUNCIANTE] (SEÑORA [APELLIDO])</w:t>
       </w:r>
@@ -115,7 +115,7 @@
           <w:color w:val="000000"/>
           <w:kern w:val="0"/>
           <w:lang w:eastAsia="es-PE"/>
-          <w14:ligatures w14:val="none"/>
+          <ns2:ligatures ns2:val="none"/>
         </w:rPr>
         <w:tab/>
         <w:t/>
@@ -127,7 +127,7 @@
           <w:color w:val="000000"/>
           <w:kern w:val="0"/>
           <w:lang w:eastAsia="es-PE"/>
-          <w14:ligatures w14:val="none"/>
+          <ns2:ligatures ns2:val="none"/>
         </w:rPr>
         <w:tab/>
       </w:r>
@@ -138,7 +138,7 @@
           <w:color w:val="000000"/>
           <w:kern w:val="0"/>
           <w:lang w:eastAsia="es-PE"/>
-          <w14:ligatures w14:val="none"/>
+          <ns2:ligatures ns2:val="none"/>
         </w:rPr>
         <w:t xml:space="preserve"/>
       </w:r>
@@ -149,7 +149,7 @@
           <w:color w:val="000000"/>
           <w:kern w:val="0"/>
           <w:lang w:eastAsia="es-PE"/>
-          <w14:ligatures w14:val="none"/>
+          <ns2:ligatures ns2:val="none"/>
         </w:rPr>
         <w:t xml:space="preserve"/>
       </w:r>
@@ -160,7 +160,7 @@
           <w:color w:val="000000"/>
           <w:kern w:val="0"/>
           <w:lang w:eastAsia="es-PE"/>
-          <w14:ligatures w14:val="none"/>
+          <ns2:ligatures ns2:val="none"/>
         </w:rPr>
         <w:t/>
       </w:r>
@@ -171,12 +171,12 @@
           <w:color w:val="000000"/>
           <w:kern w:val="0"/>
           <w:lang w:eastAsia="es-PE"/>
-          <w14:ligatures w14:val="none"/>
+          <ns2:ligatures ns2:val="none"/>
         </w:rPr>
         <w:t/>
       </w:r>
     </w:p>
-    <w:p>
+    <w:p ns2:paraId="3A0051E2" ns2:textId="0122C0A0">
       <w:pPr>
         <w:tabs>
           <w:tab w:val="left" w:pos="1701"/>
@@ -191,17 +191,17 @@
           <w:color w:val="000000"/>
           <w:kern w:val="0"/>
           <w:lang w:eastAsia="es-PE"/>
-          <w14:ligatures w14:val="none"/>
-        </w:rPr>
-      </w:pPr>
-      <w:r>
-        <w:rPr>
-          <w:rFonts w:ascii="Arial Narrow" w:eastAsia="Arial Narrow" w:hAnsi="Arial Narrow" w:cs="Arial Narrow"/>
-          <w:b/>
-          <w:color w:val="000000"/>
-          <w:kern w:val="0"/>
-          <w:lang w:eastAsia="es-PE"/>
-          <w14:ligatures w14:val="none"/>
+          <ns2:ligatures ns2:val="none"/>
+        </w:rPr>
+      </w:pPr>
+      <w:r>
+        <w:rPr>
+          <w:rFonts w:ascii="Arial Narrow" w:eastAsia="Arial Narrow" w:hAnsi="Arial Narrow" w:cs="Arial Narrow"/>
+          <w:b/>
+          <w:color w:val="000000"/>
+          <w:kern w:val="0"/>
+          <w:lang w:eastAsia="es-PE"/>
+          <ns2:ligatures ns2:val="none"/>
         </w:rPr>
         <w:t>DENUNCIADO</w:t>
       </w:r>
@@ -212,7 +212,7 @@
           <w:color w:val="000000"/>
           <w:kern w:val="0"/>
           <w:lang w:eastAsia="es-PE"/>
-          <w14:ligatures w14:val="none"/>
+          <ns2:ligatures ns2:val="none"/>
         </w:rPr>
         <w:tab/>
         <w:t>:</w:t>
@@ -224,7 +224,7 @@
           <w:color w:val="000000"/>
           <w:kern w:val="0"/>
           <w:lang w:eastAsia="es-PE"/>
-          <w14:ligatures w14:val="none"/>
+          <ns2:ligatures ns2:val="none"/>
         </w:rPr>
         <w:tab/>
       </w:r>
@@ -235,7 +235,7 @@
           <w:color w:val="000000"/>
           <w:kern w:val="0"/>
           <w:lang w:eastAsia="es-PE"/>
-          <w14:ligatures w14:val="none"/>
+          <ns2:ligatures ns2:val="none"/>
         </w:rPr>
         <w:t xml:space="preserve">MAPFRE PERU COMPAÑIA DE SEGUROS Y REASEGUROS </w:t>
       </w:r>
@@ -246,7 +246,7 @@
           <w:color w:val="000000"/>
           <w:kern w:val="0"/>
           <w:lang w:eastAsia="es-PE"/>
-          <w14:ligatures w14:val="none"/>
+          <ns2:ligatures ns2:val="none"/>
         </w:rPr>
         <w:t xml:space="preserve">S.A. </w:t>
       </w:r>
@@ -257,7 +257,7 @@
           <w:color w:val="000000"/>
           <w:kern w:val="0"/>
           <w:lang w:eastAsia="es-PE"/>
-          <w14:ligatures w14:val="none"/>
+          <ns2:ligatures ns2:val="none"/>
         </w:rPr>
         <w:t xml:space="preserve">(MAPFRE) </w:t>
       </w:r>
@@ -268,7 +268,7 @@
           <w:color w:val="000000"/>
           <w:kern w:val="0"/>
           <w:lang w:eastAsia="es-PE"/>
-          <w14:ligatures w14:val="none"/>
+          <ns2:ligatures ns2:val="none"/>
         </w:rPr>
         <w:t>COMITÉ DE ADMINISTRACIÓN DEL FONDO DE ASISTENCIA Y ESTÍMULO</w:t>
       </w:r>
@@ -279,7 +279,7 @@
           <w:color w:val="000000"/>
           <w:kern w:val="0"/>
           <w:lang w:eastAsia="es-PE"/>
-          <w14:ligatures w14:val="none"/>
+          <ns2:ligatures ns2:val="none"/>
         </w:rPr>
         <w:t xml:space="preserve"> </w:t>
       </w:r>
@@ -290,7 +290,7 @@
           <w:color w:val="000000"/>
           <w:kern w:val="0"/>
           <w:lang w:eastAsia="es-PE"/>
-          <w14:ligatures w14:val="none"/>
+          <ns2:ligatures ns2:val="none"/>
         </w:rPr>
         <w:t xml:space="preserve">DE LOS TRABAJADORES DEL SECTOR EDUCACIÓN </w:t>
       </w:r>
@@ -301,7 +301,7 @@
           <w:color w:val="000000"/>
           <w:kern w:val="0"/>
           <w:lang w:eastAsia="es-PE"/>
-          <w14:ligatures w14:val="none"/>
+          <ns2:ligatures ns2:val="none"/>
         </w:rPr>
         <w:t>(</w:t>
       </w:r>
@@ -312,7 +312,7 @@
           <w:color w:val="000000"/>
           <w:kern w:val="0"/>
           <w:lang w:eastAsia="es-PE"/>
-          <w14:ligatures w14:val="none"/>
+          <ns2:ligatures ns2:val="none"/>
         </w:rPr>
         <w:t>CAFAE-SE</w:t>
       </w:r>
@@ -323,12 +323,12 @@
           <w:color w:val="000000"/>
           <w:kern w:val="0"/>
           <w:lang w:eastAsia="es-PE"/>
-          <w14:ligatures w14:val="none"/>
+          <ns2:ligatures ns2:val="none"/>
         </w:rPr>
         <w:t>)</w:t>
       </w:r>
     </w:p>
-    <w:p>
+    <w:p ns2:paraId="2500BC77" ns2:textId="77777777">
       <w:pPr>
         <w:tabs>
           <w:tab w:val="left" w:pos="1701"/>
@@ -343,17 +343,17 @@
           <w:color w:val="000000"/>
           <w:kern w:val="0"/>
           <w:lang w:eastAsia="es-PE"/>
-          <w14:ligatures w14:val="none"/>
-        </w:rPr>
-      </w:pPr>
-      <w:r>
-        <w:rPr>
-          <w:rFonts w:ascii="Arial Narrow" w:eastAsia="Arial Narrow" w:hAnsi="Arial Narrow" w:cs="Arial Narrow"/>
-          <w:b/>
-          <w:color w:val="000000"/>
-          <w:kern w:val="0"/>
-          <w:lang w:eastAsia="es-PE"/>
-          <w14:ligatures w14:val="none"/>
+          <ns2:ligatures ns2:val="none"/>
+        </w:rPr>
+      </w:pPr>
+      <w:r>
+        <w:rPr>
+          <w:rFonts w:ascii="Arial Narrow" w:eastAsia="Arial Narrow" w:hAnsi="Arial Narrow" w:cs="Arial Narrow"/>
+          <w:b/>
+          <w:color w:val="000000"/>
+          <w:kern w:val="0"/>
+          <w:lang w:eastAsia="es-PE"/>
+          <ns2:ligatures ns2:val="none"/>
         </w:rPr>
         <w:t>MATERIAS</w:t>
       </w:r>
@@ -364,7 +364,7 @@
           <w:color w:val="000000"/>
           <w:kern w:val="0"/>
           <w:lang w:eastAsia="es-PE"/>
-          <w14:ligatures w14:val="none"/>
+          <ns2:ligatures ns2:val="none"/>
         </w:rPr>
         <w:tab/>
         <w:t xml:space="preserve">: </w:t>
@@ -376,13 +376,13 @@
           <w:color w:val="000000"/>
           <w:kern w:val="0"/>
           <w:lang w:eastAsia="es-PE"/>
-          <w14:ligatures w14:val="none"/>
+          <ns2:ligatures ns2:val="none"/>
         </w:rPr>
         <w:tab/>
         <w:t>ADMISIÓN A TRÁMITE</w:t>
       </w:r>
     </w:p>
-    <w:p>
+    <w:p ns2:paraId="284AD768" ns2:textId="7828DE75">
       <w:pPr>
         <w:tabs>
           <w:tab w:val="left" w:pos="1701"/>
@@ -397,17 +397,17 @@
           <w:color w:val="000000"/>
           <w:kern w:val="0"/>
           <w:lang w:eastAsia="es-PE"/>
-          <w14:ligatures w14:val="none"/>
-        </w:rPr>
-      </w:pPr>
-      <w:r>
-        <w:rPr>
-          <w:rFonts w:ascii="Arial Narrow" w:eastAsia="Arial Narrow" w:hAnsi="Arial Narrow" w:cs="Arial Narrow"/>
-          <w:b/>
-          <w:color w:val="000000"/>
-          <w:kern w:val="0"/>
-          <w:lang w:eastAsia="es-PE"/>
-          <w14:ligatures w14:val="none"/>
+          <ns2:ligatures ns2:val="none"/>
+        </w:rPr>
+      </w:pPr>
+      <w:r>
+        <w:rPr>
+          <w:rFonts w:ascii="Arial Narrow" w:eastAsia="Arial Narrow" w:hAnsi="Arial Narrow" w:cs="Arial Narrow"/>
+          <w:b/>
+          <w:color w:val="000000"/>
+          <w:kern w:val="0"/>
+          <w:lang w:eastAsia="es-PE"/>
+          <ns2:ligatures ns2:val="none"/>
         </w:rPr>
         <w:t>REQUERIMIENTO DE INFORMACIÓN</w:t>
       </w:r>
@@ -418,12 +418,12 @@
           <w:color w:val="000000"/>
           <w:kern w:val="0"/>
           <w:lang w:eastAsia="es-PE"/>
-          <w14:ligatures w14:val="none"/>
+          <ns2:ligatures ns2:val="none"/>
         </w:rPr>
         <w:t xml:space="preserve"> </w:t>
       </w:r>
     </w:p>
-    <w:p>
+    <w:p ns2:paraId="5A3670C5" ns2:textId="56340496">
       <w:pPr>
         <w:tabs>
           <w:tab w:val="left" w:pos="1701"/>
@@ -437,17 +437,17 @@
           <w:color w:val="000000"/>
           <w:kern w:val="0"/>
           <w:lang w:eastAsia="es-PE"/>
-          <w14:ligatures w14:val="none"/>
-        </w:rPr>
-      </w:pPr>
-      <w:r>
-        <w:rPr>
-          <w:rFonts w:ascii="Arial Narrow" w:eastAsia="Arial Narrow" w:hAnsi="Arial Narrow" w:cs="Arial Narrow"/>
-          <w:b/>
-          <w:color w:val="000000"/>
-          <w:kern w:val="0"/>
-          <w:lang w:eastAsia="es-PE"/>
-          <w14:ligatures w14:val="none"/>
+          <ns2:ligatures ns2:val="none"/>
+        </w:rPr>
+      </w:pPr>
+      <w:r>
+        <w:rPr>
+          <w:rFonts w:ascii="Arial Narrow" w:eastAsia="Arial Narrow" w:hAnsi="Arial Narrow" w:cs="Arial Narrow"/>
+          <w:b/>
+          <w:color w:val="000000"/>
+          <w:kern w:val="0"/>
+          <w:lang w:eastAsia="es-PE"/>
+          <ns2:ligatures ns2:val="none"/>
         </w:rPr>
         <w:t xml:space="preserve">RESOLUCIÓN </w:t>
       </w:r>
@@ -458,7 +458,7 @@
           <w:color w:val="000000"/>
           <w:kern w:val="0"/>
           <w:lang w:eastAsia="es-PE"/>
-          <w14:ligatures w14:val="none"/>
+          <ns2:ligatures ns2:val="none"/>
         </w:rPr>
         <w:tab/>
         <w:t>:</w:t>
@@ -470,7 +470,7 @@
           <w:color w:val="000000"/>
           <w:kern w:val="0"/>
           <w:lang w:eastAsia="es-PE"/>
-          <w14:ligatures w14:val="none"/>
+          <ns2:ligatures ns2:val="none"/>
         </w:rPr>
         <w:tab/>
       </w:r>
@@ -481,12 +481,12 @@
           <w:color w:val="000000"/>
           <w:kern w:val="0"/>
           <w:lang w:eastAsia="es-PE"/>
-          <w14:ligatures w14:val="none"/>
+          <ns2:ligatures ns2:val="none"/>
         </w:rPr>
         <w:t>1</w:t>
       </w:r>
     </w:p>
-    <w:p>
+    <w:p ns2:paraId="7591140C" ns2:textId="77777777">
       <w:pPr>
         <w:tabs>
           <w:tab w:val="left" w:pos="1014"/>
@@ -499,11 +499,11 @@
           <w:kern w:val="0"/>
           <w:shd w:val="clear" w:color="auto" w:fill="FFFFFF"/>
           <w:lang w:eastAsia="es-PE"/>
-          <w14:ligatures w14:val="none"/>
-        </w:rPr>
-      </w:pPr>
-    </w:p>
-    <w:p>
+          <ns2:ligatures ns2:val="none"/>
+        </w:rPr>
+      </w:pPr>
+    </w:p>
+    <w:p ns2:paraId="59BB126F" ns2:textId="78DF28F6">
       <w:pPr>
         <w:tabs>
           <w:tab w:val="left" w:pos="1014"/>
@@ -516,7 +516,7 @@
           <w:kern w:val="0"/>
           <w:shd w:val="clear" w:color="auto" w:fill="FFFFFF"/>
           <w:lang w:eastAsia="es-PE"/>
-          <w14:ligatures w14:val="none"/>
+          <ns2:ligatures ns2:val="none"/>
         </w:rPr>
       </w:pPr>
       <w:r>
@@ -526,7 +526,7 @@
           <w:kern w:val="0"/>
           <w:shd w:val="clear" w:color="auto" w:fill="FFFFFF"/>
           <w:lang w:eastAsia="es-PE"/>
-          <w14:ligatures w14:val="none"/>
+          <ns2:ligatures ns2:val="none"/>
         </w:rPr>
         <w:t xml:space="preserve">Lima, </w:t>
       </w:r>
@@ -537,7 +537,7 @@
           <w:kern w:val="0"/>
           <w:shd w:val="clear" w:color="auto" w:fill="FFFFFF"/>
           <w:lang w:eastAsia="es-PE"/>
-          <w14:ligatures w14:val="none"/>
+          <ns2:ligatures ns2:val="none"/>
         </w:rPr>
         <w:t>16</w:t>
       </w:r>
@@ -548,7 +548,7 @@
           <w:kern w:val="0"/>
           <w:shd w:val="clear" w:color="auto" w:fill="FFFFFF"/>
           <w:lang w:eastAsia="es-PE"/>
-          <w14:ligatures w14:val="none"/>
+          <ns2:ligatures ns2:val="none"/>
         </w:rPr>
         <w:t xml:space="preserve"> de </w:t>
       </w:r>
@@ -559,7 +559,7 @@
           <w:kern w:val="0"/>
           <w:shd w:val="clear" w:color="auto" w:fill="FFFFFF"/>
           <w:lang w:eastAsia="es-PE"/>
-          <w14:ligatures w14:val="none"/>
+          <ns2:ligatures ns2:val="none"/>
         </w:rPr>
         <w:t>mayo</w:t>
       </w:r>
@@ -570,7 +570,7 @@
           <w:kern w:val="0"/>
           <w:shd w:val="clear" w:color="auto" w:fill="FFFFFF"/>
           <w:lang w:eastAsia="es-PE"/>
-          <w14:ligatures w14:val="none"/>
+          <ns2:ligatures ns2:val="none"/>
         </w:rPr>
         <w:t xml:space="preserve"> de 202</w:t>
       </w:r>
@@ -581,12 +581,12 @@
           <w:kern w:val="0"/>
           <w:shd w:val="clear" w:color="auto" w:fill="FFFFFF"/>
           <w:lang w:eastAsia="es-PE"/>
-          <w14:ligatures w14:val="none"/>
+          <ns2:ligatures ns2:val="none"/>
         </w:rPr>
         <w:t>5</w:t>
       </w:r>
     </w:p>
-    <w:p>
+    <w:p ns2:paraId="78BF12C0" ns2:textId="77777777">
       <w:pPr>
         <w:tabs>
           <w:tab w:val="left" w:pos="1014"/>
@@ -598,11 +598,11 @@
           <w:color w:val="000000"/>
           <w:kern w:val="0"/>
           <w:lang w:eastAsia="es-PE"/>
-          <w14:ligatures w14:val="none"/>
-        </w:rPr>
-      </w:pPr>
-    </w:p>
-    <w:p>
+          <ns2:ligatures ns2:val="none"/>
+        </w:rPr>
+      </w:pPr>
+    </w:p>
+    <w:p ns2:paraId="553F3534" ns2:textId="77777777">
       <w:pPr>
         <w:numPr>
           <w:ilvl w:val="0"/>
@@ -616,22 +616,22 @@
           <w:color w:val="000000"/>
           <w:kern w:val="0"/>
           <w:lang w:eastAsia="es-PE"/>
-          <w14:ligatures w14:val="none"/>
-        </w:rPr>
-      </w:pPr>
-      <w:r>
-        <w:rPr>
-          <w:rFonts w:ascii="Arial Narrow" w:eastAsia="Arial Narrow" w:hAnsi="Arial Narrow" w:cs="Arial Narrow"/>
-          <w:b/>
-          <w:color w:val="000000"/>
-          <w:kern w:val="0"/>
-          <w:lang w:eastAsia="es-PE"/>
-          <w14:ligatures w14:val="none"/>
+          <ns2:ligatures ns2:val="none"/>
+        </w:rPr>
+      </w:pPr>
+      <w:r>
+        <w:rPr>
+          <w:rFonts w:ascii="Arial Narrow" w:eastAsia="Arial Narrow" w:hAnsi="Arial Narrow" w:cs="Arial Narrow"/>
+          <w:b/>
+          <w:color w:val="000000"/>
+          <w:kern w:val="0"/>
+          <w:lang w:eastAsia="es-PE"/>
+          <ns2:ligatures ns2:val="none"/>
         </w:rPr>
         <w:t xml:space="preserve">HECHOS </w:t>
       </w:r>
     </w:p>
-    <w:p>
+    <w:p ns2:paraId="74E8E3A1" ns2:textId="77777777">
       <w:pPr>
         <w:spacing w:after="0" w:line="240" w:lineRule="auto"/>
         <w:jc w:val="both"/>
@@ -640,11 +640,11 @@
           <w:color w:val="000000"/>
           <w:kern w:val="0"/>
           <w:lang w:eastAsia="es-PE"/>
-          <w14:ligatures w14:val="none"/>
-        </w:rPr>
-      </w:pPr>
-    </w:p>
-    <w:p>
+          <ns2:ligatures ns2:val="none"/>
+        </w:rPr>
+      </w:pPr>
+    </w:p>
+    <w:p ns2:paraId="25718C3B" ns2:textId="19F9CB8C">
       <w:pPr>
         <w:numPr>
           <w:ilvl w:val="1"/>
@@ -658,7 +658,7 @@
           <w:color w:val="000000"/>
           <w:kern w:val="0"/>
           <w:lang w:val="es-ES" w:eastAsia="es-ES"/>
-          <w14:ligatures w14:val="none"/>
+          <ns2:ligatures ns2:val="none"/>
         </w:rPr>
       </w:pPr>
       <w:r>
@@ -667,7 +667,7 @@
           <w:color w:val="000000"/>
           <w:kern w:val="0"/>
           <w:lang w:val="es-ES" w:eastAsia="es-ES"/>
-          <w14:ligatures w14:val="none"/>
+          <ns2:ligatures ns2:val="none"/>
         </w:rPr>
         <w:t xml:space="preserve">Mediante el escrito del 23 de enero del 2025 la señora [APELLIDO] denunció a Mapfre y CAFAE-SE por presuntas infracciones a la Ley 29571, Código de Protección y Defensa del Consumidor (en adelante, Código), señalando lo siguiente:</w:t>
       </w:r>
@@ -677,7 +677,7 @@
           <w:color w:val="000000"/>
           <w:kern w:val="0"/>
           <w:lang w:val="es-ES" w:eastAsia="es-ES"/>
-          <w14:ligatures w14:val="none"/>
+          <ns2:ligatures ns2:val="none"/>
         </w:rPr>
         <w:t/>
       </w:r>
@@ -689,7 +689,7 @@
           <w:kern w:val="0"/>
           <w:vertAlign w:val="superscript"/>
           <w:lang w:val="es-ES" w:eastAsia="es-ES"/>
-          <w14:ligatures w14:val="none"/>
+          <ns2:ligatures ns2:val="none"/>
         </w:rPr>
         <w:footnoteReference w:id="1"/>
       </w:r>
@@ -697,7 +697,7 @@
         <w:rPr>
           <w:rFonts w:ascii="Arial Narrow" w:eastAsia="Calibri" w:hAnsi="Arial Narrow" w:cs="Arial"/>
           <w:kern w:val="0"/>
-          <w14:ligatures w14:val="none"/>
+          <ns2:ligatures ns2:val="none"/>
         </w:rPr>
         <w:t xml:space="preserve"/>
       </w:r>
@@ -705,7 +705,7 @@
         <w:rPr>
           <w:rFonts w:ascii="Arial Narrow" w:eastAsia="Calibri" w:hAnsi="Arial Narrow" w:cs="Arial"/>
           <w:kern w:val="0"/>
-          <w14:ligatures w14:val="none"/>
+          <ns2:ligatures ns2:val="none"/>
         </w:rPr>
         <w:t/>
       </w:r>
@@ -713,7 +713,7 @@
         <w:rPr>
           <w:rFonts w:ascii="Arial Narrow" w:eastAsia="Calibri" w:hAnsi="Arial Narrow" w:cs="Arial"/>
           <w:kern w:val="0"/>
-          <w14:ligatures w14:val="none"/>
+          <ns2:ligatures ns2:val="none"/>
         </w:rPr>
         <w:t xml:space="preserve"/>
       </w:r>
@@ -722,7 +722,7 @@
         <w:rPr>
           <w:rFonts w:ascii="Arial Narrow" w:eastAsia="Calibri" w:hAnsi="Arial Narrow" w:cs="Arial"/>
           <w:kern w:val="0"/>
-          <w14:ligatures w14:val="none"/>
+          <ns2:ligatures ns2:val="none"/>
         </w:rPr>
         <w:t/>
       </w:r>
@@ -731,7 +731,7 @@
         <w:rPr>
           <w:rFonts w:ascii="Arial Narrow" w:eastAsia="Calibri" w:hAnsi="Arial Narrow" w:cs="Arial"/>
           <w:kern w:val="0"/>
-          <w14:ligatures w14:val="none"/>
+          <ns2:ligatures ns2:val="none"/>
         </w:rPr>
         <w:t xml:space="preserve"/>
       </w:r>
@@ -739,7 +739,7 @@
         <w:rPr>
           <w:rFonts w:ascii="Arial Narrow" w:eastAsia="Calibri" w:hAnsi="Arial Narrow" w:cs="Arial"/>
           <w:kern w:val="0"/>
-          <w14:ligatures w14:val="none"/>
+          <ns2:ligatures ns2:val="none"/>
         </w:rPr>
         <w:t/>
       </w:r>
@@ -749,7 +749,7 @@
           <w:color w:val="000000"/>
           <w:kern w:val="0"/>
           <w:lang w:val="es-ES" w:eastAsia="es-ES"/>
-          <w14:ligatures w14:val="none"/>
+          <ns2:ligatures ns2:val="none"/>
         </w:rPr>
         <w:t xml:space="preserve"/>
       </w:r>
@@ -773,7 +773,7 @@
           <w:color w:val="000000"/>
           <w:kern w:val="0"/>
           <w:lang w:val="es-ES" w:eastAsia="es-ES"/>
-          <w14:ligatures w14:val="none"/>
+          <ns2:ligatures ns2:val="none"/>
         </w:rPr>
         <w:t/>
       </w:r>
@@ -785,7 +785,7 @@
           <w:kern w:val="0"/>
           <w:vertAlign w:val="superscript"/>
           <w:lang w:val="es-ES" w:eastAsia="es-ES"/>
-          <w14:ligatures w14:val="none"/>
+          <ns2:ligatures ns2:val="none"/>
         </w:rPr>
         <w:footnoteReference w:id="2"/>
       </w:r>
@@ -795,7 +795,7 @@
           <w:color w:val="000000"/>
           <w:kern w:val="0"/>
           <w:lang w:val="es-ES" w:eastAsia="es-ES"/>
-          <w14:ligatures w14:val="none"/>
+          <ns2:ligatures ns2:val="none"/>
         </w:rPr>
         <w:t xml:space="preserve"/>
       </w:r>
@@ -806,12 +806,12 @@
           <w:color w:val="000000"/>
           <w:kern w:val="0"/>
           <w:lang w:val="es-ES" w:eastAsia="es-ES"/>
-          <w14:ligatures w14:val="none"/>
+          <ns2:ligatures ns2:val="none"/>
         </w:rPr>
         <w:t/>
       </w:r>
     </w:p>
-    <w:p>
+    <w:p ns2:paraId="101D66EA" ns2:textId="77777777">
       <w:pPr>
         <w:tabs>
           <w:tab w:val="left" w:pos="1134"/>
@@ -823,11 +823,11 @@
           <w:color w:val="000000"/>
           <w:kern w:val="0"/>
           <w:lang w:val="es-ES" w:eastAsia="es-ES"/>
-          <w14:ligatures w14:val="none"/>
-        </w:rPr>
-      </w:pPr>
-    </w:p>
-    <w:p>
+          <ns2:ligatures ns2:val="none"/>
+        </w:rPr>
+      </w:pPr>
+    </w:p>
+    <w:p ns2:paraId="151B613E" ns2:textId="77777777">
       <w:pPr>
         <w:pStyle w:val="Prrafodelista"/>
         <w:numPr>
@@ -846,7 +846,7 @@
           <w:color w:val="000000"/>
           <w:kern w:val="0"/>
           <w:lang w:eastAsia="es-ES"/>
-          <w14:ligatures w14:val="none"/>
+          <ns2:ligatures ns2:val="none"/>
         </w:rPr>
       </w:pPr>
       <w:r>
@@ -855,7 +855,7 @@
           <w:color w:val="000000"/>
           <w:kern w:val="0"/>
           <w:lang w:eastAsia="es-ES"/>
-          <w14:ligatures w14:val="none"/>
+          <ns2:ligatures ns2:val="none"/>
         </w:rPr>
         <w:t xml:space="preserve">La madre de la denunciante, la señora [APELLIDO] [APELLIDO] Díaz (en adelante, la señora [APELLIDO]), fue beneficiaria del Seguro de Vida - Cobertura Sepelio con la Póliza 6202059900004 (en adelante, Seguro de Vida). Refiere que la señora [APELLIDO] no ha interrumpido en ningún momento el cumplimiento de la obligación de pago de la prima mensual correspondiente al Seguro de Vida. Señala que la señora [APELLIDO] Díaz no habría manifestado, ni de manera verbal ni por medio de documento escrito, su voluntad de suspender o cesar el descuento de la prima del seguro de vida de sus haberes.</w:t>
       </w:r>
@@ -866,7 +866,7 @@
           <w:color w:val="000000"/>
           <w:kern w:val="0"/>
           <w:lang w:eastAsia="es-ES"/>
-          <w14:ligatures w14:val="none"/>
+          <ns2:ligatures ns2:val="none"/>
         </w:rPr>
         <w:t/>
       </w:r>
@@ -877,12 +877,12 @@
           <w:color w:val="000000"/>
           <w:kern w:val="0"/>
           <w:lang w:eastAsia="es-ES"/>
-          <w14:ligatures w14:val="none"/>
+          <ns2:ligatures ns2:val="none"/>
         </w:rPr>
         <w:t xml:space="preserve"/>
       </w:r>
     </w:p>
-    <w:p>
+    <w:p ns2:paraId="5EA097BF" ns2:textId="77777777">
       <w:pPr>
         <w:pStyle w:val="Prrafodelista"/>
         <w:spacing w:after="0" w:line="240" w:lineRule="auto"/>
@@ -893,11 +893,11 @@
           <w:color w:val="000000"/>
           <w:kern w:val="0"/>
           <w:lang w:eastAsia="es-ES"/>
-          <w14:ligatures w14:val="none"/>
-        </w:rPr>
-      </w:pPr>
-    </w:p>
-    <w:p>
+          <ns2:ligatures ns2:val="none"/>
+        </w:rPr>
+      </w:pPr>
+    </w:p>
+    <w:p ns2:paraId="137202D7" ns2:textId="77777777">
       <w:pPr>
         <w:pStyle w:val="Prrafodelista"/>
         <w:numPr>
@@ -916,7 +916,7 @@
           <w:color w:val="000000"/>
           <w:kern w:val="0"/>
           <w:lang w:eastAsia="es-ES"/>
-          <w14:ligatures w14:val="none"/>
+          <ns2:ligatures ns2:val="none"/>
         </w:rPr>
       </w:pPr>
       <w:r>
@@ -925,12 +925,12 @@
           <w:color w:val="000000"/>
           <w:kern w:val="0"/>
           <w:lang w:eastAsia="es-ES"/>
-          <w14:ligatures w14:val="none"/>
+          <ns2:ligatures ns2:val="none"/>
         </w:rPr>
         <w:t xml:space="preserve">Durante los años 2020 y 2021, mientras se encontraba vigente el estado de emergencia sanitaria, la señora [APELLIDO] Díaz, se encontraba en grupo de riesgo por ser mayor de edad y no tuvo acceso a sus boletas de pago.</w:t>
       </w:r>
     </w:p>
-    <w:p>
+    <w:p ns2:paraId="17E39EFE" ns2:textId="77777777">
       <w:pPr>
         <w:pStyle w:val="Prrafodelista"/>
         <w:rPr>
@@ -938,11 +938,11 @@
           <w:color w:val="000000"/>
           <w:kern w:val="0"/>
           <w:lang w:eastAsia="es-ES"/>
-          <w14:ligatures w14:val="none"/>
-        </w:rPr>
-      </w:pPr>
-    </w:p>
-    <w:p>
+          <ns2:ligatures ns2:val="none"/>
+        </w:rPr>
+      </w:pPr>
+    </w:p>
+    <w:p ns2:paraId="66C87AEF" ns2:textId="77777777">
       <w:pPr>
         <w:pStyle w:val="Prrafodelista"/>
         <w:numPr>
@@ -961,7 +961,7 @@
           <w:color w:val="000000"/>
           <w:kern w:val="0"/>
           <w:lang w:eastAsia="es-ES"/>
-          <w14:ligatures w14:val="none"/>
+          <ns2:ligatures ns2:val="none"/>
         </w:rPr>
       </w:pPr>
       <w:r>
@@ -970,7 +970,7 @@
           <w:color w:val="000000"/>
           <w:kern w:val="0"/>
           <w:lang w:eastAsia="es-ES"/>
-          <w14:ligatures w14:val="none"/>
+          <ns2:ligatures ns2:val="none"/>
         </w:rPr>
         <w:t xml:space="preserve">El 25 de enero de 2023, la señora [APELLIDO] falleció en el Hospital Edgardo Rebagliati Martins. Ese mismo día, la denunciante solicitó a CAFAE-SE la activación de la cobertura de Sepelio del Seguro de Vida cubierto por la Póliza contratada; no obstante, CAFAE-SE le informó que la señora [APELLIDO] no se encontraba asegurada, ello debido a una supuesta omisión en el descuento de la prima mensual del seguro por parte de la Oficina de Normalización Previsional (ONP).</w:t>
       </w:r>
@@ -981,7 +981,7 @@
           <w:color w:val="000000"/>
           <w:kern w:val="0"/>
           <w:lang w:eastAsia="es-ES"/>
-          <w14:ligatures w14:val="none"/>
+          <ns2:ligatures ns2:val="none"/>
         </w:rPr>
         <w:t/>
       </w:r>
@@ -992,12 +992,12 @@
           <w:color w:val="000000"/>
           <w:kern w:val="0"/>
           <w:lang w:eastAsia="es-ES"/>
-          <w14:ligatures w14:val="none"/>
+          <ns2:ligatures ns2:val="none"/>
         </w:rPr>
         <w:t/>
       </w:r>
     </w:p>
-    <w:p>
+    <w:p ns2:paraId="342105E1" ns2:textId="77777777">
       <w:pPr>
         <w:pStyle w:val="Prrafodelista"/>
         <w:rPr>
@@ -1005,11 +1005,11 @@
           <w:color w:val="000000"/>
           <w:kern w:val="0"/>
           <w:lang w:eastAsia="es-ES"/>
-          <w14:ligatures w14:val="none"/>
-        </w:rPr>
-      </w:pPr>
-    </w:p>
-    <w:p>
+          <ns2:ligatures ns2:val="none"/>
+        </w:rPr>
+      </w:pPr>
+    </w:p>
+    <w:p ns2:paraId="248C337A" ns2:textId="30BD3C8B">
       <w:pPr>
         <w:pStyle w:val="Prrafodelista"/>
         <w:numPr>
@@ -1028,7 +1028,7 @@
           <w:color w:val="000000"/>
           <w:kern w:val="0"/>
           <w:lang w:eastAsia="es-ES"/>
-          <w14:ligatures w14:val="none"/>
+          <ns2:ligatures ns2:val="none"/>
         </w:rPr>
       </w:pPr>
       <w:r>
@@ -1037,7 +1037,7 @@
           <w:color w:val="000000"/>
           <w:kern w:val="0"/>
           <w:lang w:eastAsia="es-ES"/>
-          <w14:ligatures w14:val="none"/>
+          <ns2:ligatures ns2:val="none"/>
         </w:rPr>
         <w:t xml:space="preserve">En esa fecha, CAFAE-SE le señaló que existía la posibilidad de reincorporar a la señora [APELLIDO] Díaz al seguro, condicionando ello al pago de las cuotas pendientes y a la suscripción de un documento mediante el cual se aceptaba un periodo de carencia de tres meses, computado desde el día siguiente al de efectuado el pago, y que durante dicho periodo de carencia cualquier ocurrencia de siniestro no sería objeto de indemnización. El denunciante se negó a suscribir dicho documento, motivo por el cual CAFAE-SE no aceptó recibir los pagos correspondientes a las cuotas pendientes.</w:t>
       </w:r>
@@ -1047,12 +1047,12 @@
           <w:color w:val="000000"/>
           <w:kern w:val="0"/>
           <w:lang w:eastAsia="es-ES"/>
-          <w14:ligatures w14:val="none"/>
+          <ns2:ligatures ns2:val="none"/>
         </w:rPr>
         <w:t/>
       </w:r>
     </w:p>
-    <w:p>
+    <w:p ns2:paraId="46855F6A" ns2:textId="77777777">
       <w:pPr>
         <w:spacing w:after="0" w:line="240" w:lineRule="auto"/>
         <w:jc w:val="both"/>
@@ -1061,11 +1061,11 @@
           <w:color w:val="000000"/>
           <w:kern w:val="0"/>
           <w:lang w:eastAsia="es-ES"/>
-          <w14:ligatures w14:val="none"/>
-        </w:rPr>
-      </w:pPr>
-    </w:p>
-    <w:p>
+          <ns2:ligatures ns2:val="none"/>
+        </w:rPr>
+      </w:pPr>
+    </w:p>
+    <w:p ns2:paraId="07906B57" ns2:textId="15596CD5">
       <w:pPr>
         <w:pStyle w:val="Prrafodelista"/>
         <w:numPr>
@@ -1084,7 +1084,7 @@
           <w:color w:val="000000"/>
           <w:kern w:val="0"/>
           <w:lang w:eastAsia="es-ES"/>
-          <w14:ligatures w14:val="none"/>
+          <ns2:ligatures ns2:val="none"/>
         </w:rPr>
       </w:pPr>
       <w:r>
@@ -1093,7 +1093,7 @@
           <w:color w:val="000000"/>
           <w:kern w:val="0"/>
           <w:lang w:eastAsia="es-ES"/>
-          <w14:ligatures w14:val="none"/>
+          <ns2:ligatures ns2:val="none"/>
         </w:rPr>
         <w:t xml:space="preserve">Ante la negativa de CAFAE-SE y de la entidad aseguradora MAPFRE activar la cobertura de Sepelio del Seguro de Vida cubierto por la Póliza contratada, los familiares de la señora [APELLIDO] tuvieron que asumir endeudamientos con la finalidad de cubrir los gastos derivados del sepelio. Asimismo, refirió que se presentaron reclamos ante CAFAE-SE, los cuales habrían sido desestimados, ratificándose la entidad en su decisión de no activar la cobertura de Sepelio del Seguro de Vida. Finalmente, se señaló que también se habría presentado un reclamo ante la Oficina de Normalización Previsional (ONP), solicitando información sobre la razón por la cual no se efectuaron los descuentos correspondientes al seguro; respondiendo dicha entidad que, al momento de la transferencia del legajo de la señora [APELLIDO] [APELLIDO] Díaz, no se habría consignado la instrucción para proceder con el descuento de la prima del Seguro de Vida.</w:t>
       </w:r>
@@ -1103,7 +1103,7 @@
           <w:color w:val="000000"/>
           <w:kern w:val="0"/>
           <w:lang w:eastAsia="es-ES"/>
-          <w14:ligatures w14:val="none"/>
+          <ns2:ligatures ns2:val="none"/>
         </w:rPr>
         <w:t xml:space="preserve"/>
       </w:r>
@@ -1113,7 +1113,7 @@
           <w:color w:val="000000"/>
           <w:kern w:val="0"/>
           <w:lang w:eastAsia="es-ES"/>
-          <w14:ligatures w14:val="none"/>
+          <ns2:ligatures ns2:val="none"/>
         </w:rPr>
         <w:lastRenderedPageBreak/>
         <w:t/>
@@ -1124,12 +1124,12 @@
           <w:color w:val="000000"/>
           <w:kern w:val="0"/>
           <w:lang w:eastAsia="es-ES"/>
-          <w14:ligatures w14:val="none"/>
+          <ns2:ligatures ns2:val="none"/>
         </w:rPr>
         <w:t/>
       </w:r>
     </w:p>
-    <w:p>
+    <w:p ns2:paraId="667DBDCB" ns2:textId="77777777">
       <w:pPr>
         <w:tabs>
           <w:tab w:val="left" w:pos="1134"/>
@@ -1141,11 +1141,11 @@
           <w:color w:val="000000"/>
           <w:kern w:val="0"/>
           <w:lang w:eastAsia="es-ES"/>
-          <w14:ligatures w14:val="none"/>
-        </w:rPr>
-      </w:pPr>
-    </w:p>
-    <w:p>
+          <ns2:ligatures ns2:val="none"/>
+        </w:rPr>
+      </w:pPr>
+    </w:p>
+    <w:p ns2:paraId="44007BE6" ns2:textId="2E0678A4">
       <w:pPr>
         <w:numPr>
           <w:ilvl w:val="1"/>
@@ -1163,7 +1163,7 @@
           <w:color w:val="000000"/>
           <w:kern w:val="0"/>
           <w:lang w:val="es-ES" w:eastAsia="es-ES"/>
-          <w14:ligatures w14:val="none"/>
+          <ns2:ligatures ns2:val="none"/>
         </w:rPr>
       </w:pPr>
       <w:r>
@@ -1172,7 +1172,7 @@
           <w:color w:val="000000"/>
           <w:kern w:val="0"/>
           <w:lang w:val="es-ES" w:eastAsia="es-ES"/>
-          <w14:ligatures w14:val="none"/>
+          <ns2:ligatures ns2:val="none"/>
         </w:rPr>
         <w:t xml:space="preserve">La señora [APELLIDO] solicitó, en calidad de medida correctiva, que Mapfre y CAFAE-SE cumplan con otorgar la cobertura del Seguro de Vida. Asimismo, requirió a Mapfre y CAFAE-SE el reembolso de costos y costas del presente procedimiento.</w:t>
       </w:r>
@@ -1181,7 +1181,7 @@
         <w:rPr>
           <w:rFonts w:ascii="Arial Narrow" w:eastAsia="Calibri" w:hAnsi="Arial Narrow" w:cs="Arial"/>
           <w:kern w:val="0"/>
-          <w14:ligatures w14:val="none"/>
+          <ns2:ligatures ns2:val="none"/>
         </w:rPr>
         <w:t/>
       </w:r>
@@ -1190,7 +1190,7 @@
         <w:rPr>
           <w:rFonts w:ascii="Arial Narrow" w:eastAsia="Calibri" w:hAnsi="Arial Narrow" w:cs="Arial"/>
           <w:kern w:val="0"/>
-          <w14:ligatures w14:val="none"/>
+          <ns2:ligatures ns2:val="none"/>
         </w:rPr>
         <w:t xml:space="preserve"/>
       </w:r>
@@ -1200,7 +1200,7 @@
           <w:color w:val="000000"/>
           <w:kern w:val="0"/>
           <w:lang w:val="es-ES" w:eastAsia="es-ES"/>
-          <w14:ligatures w14:val="none"/>
+          <ns2:ligatures ns2:val="none"/>
         </w:rPr>
         <w:t xml:space="preserve"/>
       </w:r>
@@ -1224,7 +1224,7 @@
           <w:color w:val="000000"/>
           <w:kern w:val="0"/>
           <w:lang w:val="es-ES" w:eastAsia="es-ES"/>
-          <w14:ligatures w14:val="none"/>
+          <ns2:ligatures ns2:val="none"/>
         </w:rPr>
         <w:t/>
       </w:r>
@@ -1234,7 +1234,7 @@
           <w:color w:val="000000"/>
           <w:kern w:val="0"/>
           <w:lang w:val="es-ES" w:eastAsia="es-ES"/>
-          <w14:ligatures w14:val="none"/>
+          <ns2:ligatures ns2:val="none"/>
         </w:rPr>
         <w:t/>
       </w:r>
@@ -1244,7 +1244,7 @@
           <w:color w:val="000000"/>
           <w:kern w:val="0"/>
           <w:lang w:val="es-ES" w:eastAsia="es-ES"/>
-          <w14:ligatures w14:val="none"/>
+          <ns2:ligatures ns2:val="none"/>
         </w:rPr>
         <w:t xml:space="preserve"/>
       </w:r>
@@ -1254,7 +1254,7 @@
           <w:color w:val="000000"/>
           <w:kern w:val="0"/>
           <w:lang w:val="es-ES" w:eastAsia="es-ES"/>
-          <w14:ligatures w14:val="none"/>
+          <ns2:ligatures ns2:val="none"/>
         </w:rPr>
         <w:t/>
       </w:r>
@@ -1264,7 +1264,7 @@
           <w:color w:val="000000"/>
           <w:kern w:val="0"/>
           <w:lang w:val="es-ES" w:eastAsia="es-ES"/>
-          <w14:ligatures w14:val="none"/>
+          <ns2:ligatures ns2:val="none"/>
         </w:rPr>
         <w:t/>
       </w:r>
@@ -1274,7 +1274,7 @@
           <w:color w:val="000000"/>
           <w:kern w:val="0"/>
           <w:lang w:val="es-ES" w:eastAsia="es-ES"/>
-          <w14:ligatures w14:val="none"/>
+          <ns2:ligatures ns2:val="none"/>
         </w:rPr>
         <w:t xml:space="preserve"/>
       </w:r>
@@ -1284,7 +1284,7 @@
           <w:color w:val="000000"/>
           <w:kern w:val="0"/>
           <w:lang w:val="es-ES" w:eastAsia="es-ES"/>
-          <w14:ligatures w14:val="none"/>
+          <ns2:ligatures ns2:val="none"/>
         </w:rPr>
         <w:t xml:space="preserve"/>
       </w:r>
@@ -1294,7 +1294,7 @@
           <w:color w:val="000000"/>
           <w:kern w:val="0"/>
           <w:lang w:val="es-ES" w:eastAsia="es-ES"/>
-          <w14:ligatures w14:val="none"/>
+          <ns2:ligatures ns2:val="none"/>
         </w:rPr>
         <w:t xml:space="preserve"/>
       </w:r>
@@ -1311,12 +1311,12 @@
           <w:color w:val="000000"/>
           <w:kern w:val="0"/>
           <w:lang w:val="es-ES" w:eastAsia="es-ES"/>
-          <w14:ligatures w14:val="none"/>
+          <ns2:ligatures ns2:val="none"/>
         </w:rPr>
         <w:t/>
       </w:r>
     </w:p>
-    <w:p>
+    <w:p ns2:paraId="619E0710" ns2:textId="77777777">
       <w:pPr>
         <w:spacing w:after="0" w:line="240" w:lineRule="auto"/>
         <w:contextualSpacing/>
@@ -1327,11 +1327,11 @@
           <w:color w:val="000000"/>
           <w:kern w:val="0"/>
           <w:lang w:eastAsia="es-PE"/>
-          <w14:ligatures w14:val="none"/>
-        </w:rPr>
-      </w:pPr>
-    </w:p>
-    <w:p>
+          <ns2:ligatures ns2:val="none"/>
+        </w:rPr>
+      </w:pPr>
+    </w:p>
+    <w:p ns2:paraId="0681DFDC" ns2:textId="77777777">
       <w:pPr>
         <w:pStyle w:val="Prrafodelista"/>
         <w:numPr>
@@ -1351,22 +1351,22 @@
           <w:color w:val="000000"/>
           <w:kern w:val="0"/>
           <w:lang w:eastAsia="es-PE"/>
-          <w14:ligatures w14:val="none"/>
-        </w:rPr>
-      </w:pPr>
-      <w:r>
-        <w:rPr>
-          <w:rFonts w:ascii="Arial Narrow" w:eastAsia="Arial Narrow" w:hAnsi="Arial Narrow" w:cs="Arial Narrow"/>
-          <w:b/>
-          <w:color w:val="000000"/>
-          <w:kern w:val="0"/>
-          <w:lang w:eastAsia="es-PE"/>
-          <w14:ligatures w14:val="none"/>
+          <ns2:ligatures ns2:val="none"/>
+        </w:rPr>
+      </w:pPr>
+      <w:r>
+        <w:rPr>
+          <w:rFonts w:ascii="Arial Narrow" w:eastAsia="Arial Narrow" w:hAnsi="Arial Narrow" w:cs="Arial Narrow"/>
+          <w:b/>
+          <w:color w:val="000000"/>
+          <w:kern w:val="0"/>
+          <w:lang w:eastAsia="es-PE"/>
+          <ns2:ligatures ns2:val="none"/>
         </w:rPr>
         <w:t>DE LA ADMISIÓN A TRÁMITE DE LA DENUNCIA</w:t>
       </w:r>
     </w:p>
-    <w:p>
+    <w:p ns2:paraId="3F75B5BE" ns2:textId="77777777">
       <w:pPr>
         <w:spacing w:after="0" w:line="240" w:lineRule="auto"/>
         <w:ind w:left="567"/>
@@ -1378,11 +1378,11 @@
           <w:color w:val="000000"/>
           <w:kern w:val="0"/>
           <w:lang w:eastAsia="es-PE"/>
-          <w14:ligatures w14:val="none"/>
-        </w:rPr>
-      </w:pPr>
-    </w:p>
-    <w:p>
+          <ns2:ligatures ns2:val="none"/>
+        </w:rPr>
+      </w:pPr>
+    </w:p>
+    <w:p ns2:paraId="2847E956" ns2:textId="6B91C32E">
       <w:pPr>
         <w:pStyle w:val="Prrafodelista"/>
         <w:numPr>
@@ -1395,7 +1395,7 @@
         <w:rPr>
           <w:rFonts w:ascii="Arial Narrow" w:eastAsia="Arial Narrow" w:hAnsi="Arial Narrow" w:cs="Arial Narrow"/>
           <w:kern w:val="0"/>
-          <w14:ligatures w14:val="none"/>
+          <ns2:ligatures ns2:val="none"/>
         </w:rPr>
       </w:pPr>
       <w:bookmarkStart w:id="1" w:name="_Hlk140755208"/>
@@ -1407,7 +1407,7 @@
           <w:color w:val="000000"/>
           <w:kern w:val="0"/>
           <w:lang w:eastAsia="es-PE"/>
-          <w14:ligatures w14:val="none"/>
+          <ns2:ligatures ns2:val="none"/>
         </w:rPr>
         <w:t xml:space="preserve">La </w:t>
       </w:r>
@@ -1417,7 +1417,7 @@
           <w:color w:val="000000"/>
           <w:kern w:val="0"/>
           <w:lang w:eastAsia="es-PE"/>
-          <w14:ligatures w14:val="none"/>
+          <ns2:ligatures ns2:val="none"/>
         </w:rPr>
         <w:t>Secretaría Técnica de la Comisión de Protección al Consumidor 1 (en adelante, la Secretaría Técnica)</w:t>
       </w:r>
@@ -1427,7 +1427,7 @@
           <w:color w:val="000000"/>
           <w:kern w:val="0"/>
           <w:lang w:eastAsia="es-PE"/>
-          <w14:ligatures w14:val="none"/>
+          <ns2:ligatures ns2:val="none"/>
         </w:rPr>
         <w:t>, en ejercicio de sus facultades</w:t>
       </w:r>
@@ -1440,7 +1440,7 @@
           <w:rFonts w:ascii="Arial Narrow" w:eastAsia="Arial Narrow" w:hAnsi="Arial Narrow" w:cs="Arial Narrow"/>
           <w:kern w:val="0"/>
           <w:vertAlign w:val="superscript"/>
-          <w14:ligatures w14:val="none"/>
+          <ns2:ligatures ns2:val="none"/>
         </w:rPr>
         <w:footnoteReference w:id="3"/>
       </w:r>
@@ -1450,7 +1450,7 @@
           <w:color w:val="000000"/>
           <w:kern w:val="0"/>
           <w:lang w:eastAsia="es-PE"/>
-          <w14:ligatures w14:val="none"/>
+          <ns2:ligatures ns2:val="none"/>
         </w:rPr>
         <w:t xml:space="preserve">, </w:t>
       </w:r>
@@ -1460,7 +1460,7 @@
           <w:color w:val="000000"/>
           <w:kern w:val="0"/>
           <w:lang w:eastAsia="es-PE"/>
-          <w14:ligatures w14:val="none"/>
+          <ns2:ligatures ns2:val="none"/>
         </w:rPr>
         <w:t xml:space="preserve">considera que el hecho denunciado, consistente en que </w:t>
       </w:r>
@@ -1493,7 +1493,7 @@
           <w:color w:val="000000"/>
           <w:kern w:val="0"/>
           <w:lang w:eastAsia="es-PE"/>
-          <w14:ligatures w14:val="none"/>
+          <ns2:ligatures ns2:val="none"/>
         </w:rPr>
         <w:t>; involucraría una presunta afectación a sus</w:t>
       </w:r>
@@ -1503,7 +1503,7 @@
           <w:color w:val="000000"/>
           <w:kern w:val="0"/>
           <w:lang w:eastAsia="es-PE"/>
-          <w14:ligatures w14:val="none"/>
+          <ns2:ligatures ns2:val="none"/>
         </w:rPr>
         <w:t xml:space="preserve"> expectativas, quien no habría encontrado una correspondencia entre lo que esperaba recibir de parte del proveedor y lo que realmente recibió. Por consiguiente, corresponde calificar el hecho materia de denuncia como una presunta infracción al deber de idoneidad, </w:t>
       </w:r>
@@ -1513,7 +1513,7 @@
           <w:color w:val="000000"/>
           <w:kern w:val="0"/>
           <w:lang w:eastAsia="es-PE"/>
-          <w14:ligatures w14:val="none"/>
+          <ns2:ligatures ns2:val="none"/>
         </w:rPr>
         <w:t>tipificado en los artículos 18 y 19 del Código</w:t>
       </w:r>
@@ -1523,7 +1523,7 @@
           <w:rFonts w:ascii="Arial Narrow" w:eastAsia="Arial Narrow" w:hAnsi="Arial Narrow" w:cs="Arial"/>
           <w:kern w:val="0"/>
           <w:vertAlign w:val="superscript"/>
-          <w14:ligatures w14:val="none"/>
+          <ns2:ligatures ns2:val="none"/>
         </w:rPr>
         <w:footnoteReference w:id="4"/>
       </w:r>
@@ -1531,12 +1531,12 @@
         <w:rPr>
           <w:rFonts w:ascii="Arial Narrow" w:eastAsia="Arial Narrow" w:hAnsi="Arial Narrow" w:cs="Arial Narrow"/>
           <w:kern w:val="0"/>
-          <w14:ligatures w14:val="none"/>
+          <ns2:ligatures ns2:val="none"/>
         </w:rPr>
         <w:t>.</w:t>
       </w:r>
     </w:p>
-    <w:p>
+    <w:p ns2:paraId="5899ED1E" ns2:textId="77777777">
       <w:pPr>
         <w:pStyle w:val="Prrafodelista"/>
         <w:spacing w:after="0" w:line="240" w:lineRule="auto"/>
@@ -1545,11 +1545,11 @@
         <w:rPr>
           <w:rFonts w:ascii="Arial Narrow" w:eastAsia="Arial Narrow" w:hAnsi="Arial Narrow" w:cs="Arial Narrow"/>
           <w:kern w:val="0"/>
-          <w14:ligatures w14:val="none"/>
-        </w:rPr>
-      </w:pPr>
-    </w:p>
-    <w:p>
+          <ns2:ligatures ns2:val="none"/>
+        </w:rPr>
+      </w:pPr>
+    </w:p>
+    <w:p ns2:paraId="26E6C417" ns2:textId="596AED8B">
       <w:pPr>
         <w:pStyle w:val="Prrafodelista"/>
         <w:numPr>
@@ -1562,14 +1562,14 @@
         <w:rPr>
           <w:rFonts w:ascii="Arial Narrow" w:eastAsia="Arial Narrow" w:hAnsi="Arial Narrow" w:cs="Arial Narrow"/>
           <w:kern w:val="0"/>
-          <w14:ligatures w14:val="none"/>
-        </w:rPr>
-      </w:pPr>
-      <w:r>
-        <w:rPr>
-          <w:rFonts w:ascii="Arial Narrow" w:eastAsia="Arial Narrow" w:hAnsi="Arial Narrow" w:cs="Arial Narrow"/>
-          <w:kern w:val="0"/>
-          <w14:ligatures w14:val="none"/>
+          <ns2:ligatures ns2:val="none"/>
+        </w:rPr>
+      </w:pPr>
+      <w:r>
+        <w:rPr>
+          <w:rFonts w:ascii="Arial Narrow" w:eastAsia="Arial Narrow" w:hAnsi="Arial Narrow" w:cs="Arial Narrow"/>
+          <w:kern w:val="0"/>
+          <ns2:ligatures ns2:val="none"/>
         </w:rPr>
         <w:t xml:space="preserve">Asimismo, la Secretaría Técnica, en ejercicio de sus facultades, considera que el hecho denunciado, consistente en que </w:t>
       </w:r>
@@ -1579,7 +1579,7 @@
           <w:kern w:val="0"/>
           <w:shd w:val="clear" w:color="auto" w:fill="FFFFFF"/>
           <w:lang w:eastAsia="es-PE"/>
-          <w14:ligatures w14:val="none"/>
+          <ns2:ligatures ns2:val="none"/>
         </w:rPr>
         <w:t xml:space="preserve">los proveedores denunciados habrían anulado indebidamente la póliza del Seguro de Vida Sepelio </w:t>
       </w:r>
@@ -1590,7 +1590,7 @@
           <w:kern w:val="0"/>
           <w:shd w:val="clear" w:color="auto" w:fill="FFFFFF"/>
           <w:lang w:eastAsia="es-PE"/>
-          <w14:ligatures w14:val="none"/>
+          <ns2:ligatures ns2:val="none"/>
         </w:rPr>
         <w:t/>
       </w:r>
@@ -1601,7 +1601,7 @@
           <w:kern w:val="0"/>
           <w:shd w:val="clear" w:color="auto" w:fill="FFFFFF"/>
           <w:lang w:eastAsia="es-PE"/>
-          <w14:ligatures w14:val="none"/>
+          <ns2:ligatures ns2:val="none"/>
         </w:rPr>
         <w:t xml:space="preserve"> 6202059900004 por falta de pago desde diciembre del 2021, pese a que </w:t>
       </w:r>
@@ -1611,7 +1611,7 @@
           <w:kern w:val="0"/>
           <w:shd w:val="clear" w:color="auto" w:fill="FFFFFF"/>
           <w:lang w:eastAsia="es-PE"/>
-          <w14:ligatures w14:val="none"/>
+          <ns2:ligatures ns2:val="none"/>
         </w:rPr>
         <w:lastRenderedPageBreak/>
         <w:t>se realizó los pagos correspondientes desde su contratación</w:t>
@@ -1620,7 +1620,7 @@
         <w:rPr>
           <w:rFonts w:ascii="Arial Narrow" w:eastAsia="Arial Narrow" w:hAnsi="Arial Narrow" w:cs="Arial Narrow"/>
           <w:kern w:val="0"/>
-          <w14:ligatures w14:val="none"/>
+          <ns2:ligatures ns2:val="none"/>
         </w:rPr>
         <w:t>; involucraría</w:t>
       </w:r>
@@ -1628,7 +1628,7 @@
         <w:rPr>
           <w:rFonts w:ascii="Arial Narrow" w:eastAsia="Arial Narrow" w:hAnsi="Arial Narrow" w:cs="Arial Narrow"/>
           <w:kern w:val="0"/>
-          <w14:ligatures w14:val="none"/>
+          <ns2:ligatures ns2:val="none"/>
         </w:rPr>
         <w:t xml:space="preserve"> una presunta afectación a sus expectativas, quien no habría encontrado una correspondencia entre lo que esperaba recibir de parte del proveedor y lo que realmente recibió. Por consiguiente, corresponde calificar el hecho materia de denuncia como una presunta infracción al deber de idoneidad, tipificado en los artículos 18 y 19 del Código</w:t>
       </w:r>
@@ -1636,12 +1636,12 @@
         <w:rPr>
           <w:rFonts w:ascii="Arial Narrow" w:eastAsia="Arial Narrow" w:hAnsi="Arial Narrow" w:cs="Arial Narrow"/>
           <w:kern w:val="0"/>
-          <w14:ligatures w14:val="none"/>
+          <ns2:ligatures ns2:val="none"/>
         </w:rPr>
         <w:t>.</w:t>
       </w:r>
     </w:p>
-    <w:p>
+    <w:p ns2:paraId="44B14DDC" ns2:textId="77777777">
       <w:pPr>
         <w:pStyle w:val="Prrafodelista"/>
         <w:spacing w:after="0" w:line="240" w:lineRule="auto"/>
@@ -1650,11 +1650,11 @@
         <w:rPr>
           <w:rFonts w:ascii="Arial Narrow" w:eastAsia="Arial Narrow" w:hAnsi="Arial Narrow" w:cs="Arial Narrow"/>
           <w:kern w:val="0"/>
-          <w14:ligatures w14:val="none"/>
-        </w:rPr>
-      </w:pPr>
-    </w:p>
-    <w:p>
+          <ns2:ligatures ns2:val="none"/>
+        </w:rPr>
+      </w:pPr>
+    </w:p>
+    <w:p ns2:paraId="6104CA16" ns2:textId="16F83F30">
       <w:pPr>
         <w:pStyle w:val="Prrafodelista"/>
         <w:numPr>
@@ -1667,14 +1667,14 @@
         <w:rPr>
           <w:rFonts w:ascii="Arial Narrow" w:eastAsia="Arial Narrow" w:hAnsi="Arial Narrow" w:cs="Arial Narrow"/>
           <w:kern w:val="0"/>
-          <w14:ligatures w14:val="none"/>
-        </w:rPr>
-      </w:pPr>
-      <w:r>
-        <w:rPr>
-          <w:rFonts w:ascii="Arial Narrow" w:eastAsia="Arial Narrow" w:hAnsi="Arial Narrow" w:cs="Arial Narrow"/>
-          <w:kern w:val="0"/>
-          <w14:ligatures w14:val="none"/>
+          <ns2:ligatures ns2:val="none"/>
+        </w:rPr>
+      </w:pPr>
+      <w:r>
+        <w:rPr>
+          <w:rFonts w:ascii="Arial Narrow" w:eastAsia="Arial Narrow" w:hAnsi="Arial Narrow" w:cs="Arial Narrow"/>
+          <w:kern w:val="0"/>
+          <ns2:ligatures ns2:val="none"/>
         </w:rPr>
         <w:t xml:space="preserve">Así también, la Secretaría Técnica, en ejercicio de sus facultades, considera que el hecho denunciado, consistente en </w:t>
       </w:r>
@@ -1682,7 +1682,7 @@
         <w:rPr>
           <w:rFonts w:ascii="Arial Narrow" w:eastAsia="Arial Narrow" w:hAnsi="Arial Narrow" w:cs="Arial Narrow"/>
           <w:kern w:val="0"/>
-          <w14:ligatures w14:val="none"/>
+          <ns2:ligatures ns2:val="none"/>
         </w:rPr>
         <w:t xml:space="preserve">que </w:t>
       </w:r>
@@ -1690,7 +1690,7 @@
         <w:rPr>
           <w:rFonts w:ascii="Arial Narrow" w:eastAsia="Arial Narrow" w:hAnsi="Arial Narrow" w:cs="Arial Narrow"/>
           <w:kern w:val="0"/>
-          <w14:ligatures w14:val="none"/>
+          <ns2:ligatures ns2:val="none"/>
         </w:rPr>
         <w:t xml:space="preserve">los proveedores denunciados no habrían cumplido con informar oportunamente a la madre de la denunciante que la Oficina de Normalización Previsional debía encargarse de realizar el pago mensual por concepto de la póliza del Seguro de Vida Sepelio </w:t>
       </w:r>
@@ -1699,7 +1699,7 @@
         <w:rPr>
           <w:rFonts w:ascii="Arial Narrow" w:eastAsia="Arial Narrow" w:hAnsi="Arial Narrow" w:cs="Arial Narrow"/>
           <w:kern w:val="0"/>
-          <w14:ligatures w14:val="none"/>
+          <ns2:ligatures ns2:val="none"/>
         </w:rPr>
         <w:t/>
       </w:r>
@@ -1708,7 +1708,7 @@
         <w:rPr>
           <w:rFonts w:ascii="Arial Narrow" w:eastAsia="Arial Narrow" w:hAnsi="Arial Narrow" w:cs="Arial Narrow"/>
           <w:kern w:val="0"/>
-          <w14:ligatures w14:val="none"/>
+          <ns2:ligatures ns2:val="none"/>
         </w:rPr>
         <w:t xml:space="preserve"> 6202059900004</w:t>
       </w:r>
@@ -1716,7 +1716,7 @@
         <w:rPr>
           <w:rFonts w:ascii="Arial Narrow" w:eastAsia="Arial Narrow" w:hAnsi="Arial Narrow" w:cs="Arial Narrow"/>
           <w:kern w:val="0"/>
-          <w14:ligatures w14:val="none"/>
+          <ns2:ligatures ns2:val="none"/>
         </w:rPr>
         <w:t>. Por consiguiente,</w:t>
       </w:r>
@@ -1724,7 +1724,7 @@
         <w:rPr>
           <w:rFonts w:ascii="Arial Narrow" w:eastAsia="Arial Narrow" w:hAnsi="Arial Narrow" w:cs="Arial Narrow"/>
           <w:kern w:val="0"/>
-          <w14:ligatures w14:val="none"/>
+          <ns2:ligatures ns2:val="none"/>
         </w:rPr>
         <w:t xml:space="preserve"> corresponde calificar el hecho materia de denuncia como una presunta infracción al deber de información, tipificado en el artículo 1, numeral 1, literal b) y al artículo 2 del Código</w:t>
       </w:r>
@@ -1734,7 +1734,7 @@
           <w:rFonts w:ascii="Arial Narrow" w:eastAsia="Arial Narrow" w:hAnsi="Arial Narrow" w:cs="Arial"/>
           <w:kern w:val="0"/>
           <w:vertAlign w:val="superscript"/>
-          <w14:ligatures w14:val="none"/>
+          <ns2:ligatures ns2:val="none"/>
         </w:rPr>
         <w:footnoteReference w:id="5"/>
       </w:r>
@@ -1742,22 +1742,22 @@
         <w:rPr>
           <w:rFonts w:ascii="Arial Narrow" w:eastAsia="Arial Narrow" w:hAnsi="Arial Narrow" w:cs="Arial Narrow"/>
           <w:kern w:val="0"/>
-          <w14:ligatures w14:val="none"/>
+          <ns2:ligatures ns2:val="none"/>
         </w:rPr>
         <w:t>.</w:t>
       </w:r>
     </w:p>
-    <w:p>
+    <w:p ns2:paraId="28664418" ns2:textId="77777777">
       <w:pPr>
         <w:pStyle w:val="Prrafodelista"/>
         <w:rPr>
           <w:rFonts w:ascii="Arial Narrow" w:eastAsia="Arial Narrow" w:hAnsi="Arial Narrow" w:cs="Arial Narrow"/>
           <w:kern w:val="0"/>
-          <w14:ligatures w14:val="none"/>
-        </w:rPr>
-      </w:pPr>
-    </w:p>
-    <w:p>
+          <ns2:ligatures ns2:val="none"/>
+        </w:rPr>
+      </w:pPr>
+    </w:p>
+    <w:p ns2:paraId="639A060B" ns2:textId="58F95A9A">
       <w:pPr>
         <w:pStyle w:val="Prrafodelista"/>
         <w:numPr>
@@ -1770,14 +1770,14 @@
         <w:rPr>
           <w:rFonts w:ascii="Arial Narrow" w:eastAsia="Arial Narrow" w:hAnsi="Arial Narrow" w:cs="Arial Narrow"/>
           <w:kern w:val="0"/>
-          <w14:ligatures w14:val="none"/>
-        </w:rPr>
-      </w:pPr>
-      <w:r>
-        <w:rPr>
-          <w:rFonts w:ascii="Arial Narrow" w:eastAsia="Arial Narrow" w:hAnsi="Arial Narrow" w:cs="Arial Narrow"/>
-          <w:kern w:val="0"/>
-          <w14:ligatures w14:val="none"/>
+          <ns2:ligatures ns2:val="none"/>
+        </w:rPr>
+      </w:pPr>
+      <w:r>
+        <w:rPr>
+          <w:rFonts w:ascii="Arial Narrow" w:eastAsia="Arial Narrow" w:hAnsi="Arial Narrow" w:cs="Arial Narrow"/>
+          <w:kern w:val="0"/>
+          <ns2:ligatures ns2:val="none"/>
         </w:rPr>
         <w:t xml:space="preserve">Además, la Secretaría Técnica, en ejercicio de sus facultades, considera que el hecho denunciado, consistente en </w:t>
       </w:r>
@@ -1785,7 +1785,7 @@
         <w:rPr>
           <w:rFonts w:ascii="Arial Narrow" w:eastAsia="Arial Narrow" w:hAnsi="Arial Narrow" w:cs="Arial Narrow"/>
           <w:kern w:val="0"/>
-          <w14:ligatures w14:val="none"/>
+          <ns2:ligatures ns2:val="none"/>
         </w:rPr>
         <w:t xml:space="preserve">que </w:t>
       </w:r>
@@ -1793,7 +1793,7 @@
         <w:rPr>
           <w:rFonts w:ascii="Arial Narrow" w:eastAsia="Arial Narrow" w:hAnsi="Arial Narrow" w:cs="Arial Narrow"/>
           <w:kern w:val="0"/>
-          <w14:ligatures w14:val="none"/>
+          <ns2:ligatures ns2:val="none"/>
         </w:rPr>
         <w:t xml:space="preserve">los proveedores denunciados no habrían cumplido con brindar informar oportunamente a la madre de la denunciante que existía una fecha límite para realizar el pago de las cuotas de la póliza del Seguro de Vida Sepelio </w:t>
       </w:r>
@@ -1802,7 +1802,7 @@
         <w:rPr>
           <w:rFonts w:ascii="Arial Narrow" w:eastAsia="Arial Narrow" w:hAnsi="Arial Narrow" w:cs="Arial Narrow"/>
           <w:kern w:val="0"/>
-          <w14:ligatures w14:val="none"/>
+          <ns2:ligatures ns2:val="none"/>
         </w:rPr>
         <w:t/>
       </w:r>
@@ -1811,7 +1811,7 @@
         <w:rPr>
           <w:rFonts w:ascii="Arial Narrow" w:eastAsia="Arial Narrow" w:hAnsi="Arial Narrow" w:cs="Arial Narrow"/>
           <w:kern w:val="0"/>
-          <w14:ligatures w14:val="none"/>
+          <ns2:ligatures ns2:val="none"/>
         </w:rPr>
         <w:t xml:space="preserve"> 6202059900004</w:t>
       </w:r>
@@ -1819,7 +1819,7 @@
         <w:rPr>
           <w:rFonts w:ascii="Arial Narrow" w:eastAsia="Arial Narrow" w:hAnsi="Arial Narrow" w:cs="Arial Narrow"/>
           <w:kern w:val="0"/>
-          <w14:ligatures w14:val="none"/>
+          <ns2:ligatures ns2:val="none"/>
         </w:rPr>
         <w:t>.</w:t>
       </w:r>
@@ -1827,7 +1827,7 @@
         <w:rPr>
           <w:rFonts w:ascii="Arial Narrow" w:eastAsia="Arial Narrow" w:hAnsi="Arial Narrow" w:cs="Arial Narrow"/>
           <w:kern w:val="0"/>
-          <w14:ligatures w14:val="none"/>
+          <ns2:ligatures ns2:val="none"/>
         </w:rPr>
         <w:t xml:space="preserve"> Por consiguiente, corresponde calificar el hecho materia de denuncia como una presunta infracción al deber de información, tipificado en el artículo 1, numeral 1, literal b) y al artículo 2 del Código</w:t>
       </w:r>
@@ -1835,22 +1835,22 @@
         <w:rPr>
           <w:rFonts w:ascii="Arial Narrow" w:eastAsia="Arial Narrow" w:hAnsi="Arial Narrow" w:cs="Arial Narrow"/>
           <w:kern w:val="0"/>
-          <w14:ligatures w14:val="none"/>
+          <ns2:ligatures ns2:val="none"/>
         </w:rPr>
         <w:t>.</w:t>
       </w:r>
     </w:p>
-    <w:p>
+    <w:p ns2:paraId="605F6621" ns2:textId="77777777">
       <w:pPr>
         <w:pStyle w:val="Prrafodelista"/>
         <w:rPr>
           <w:rFonts w:ascii="Arial Narrow" w:eastAsia="Arial Narrow" w:hAnsi="Arial Narrow" w:cs="Arial Narrow"/>
           <w:kern w:val="0"/>
-          <w14:ligatures w14:val="none"/>
-        </w:rPr>
-      </w:pPr>
-    </w:p>
-    <w:p>
+          <ns2:ligatures ns2:val="none"/>
+        </w:rPr>
+      </w:pPr>
+    </w:p>
+    <w:p ns2:paraId="11721369" ns2:textId="49381CD8">
       <w:pPr>
         <w:pStyle w:val="Prrafodelista"/>
         <w:numPr>
@@ -1863,14 +1863,14 @@
         <w:rPr>
           <w:rFonts w:ascii="Arial Narrow" w:eastAsia="Arial Narrow" w:hAnsi="Arial Narrow" w:cs="Arial Narrow"/>
           <w:kern w:val="0"/>
-          <w14:ligatures w14:val="none"/>
-        </w:rPr>
-      </w:pPr>
-      <w:r>
-        <w:rPr>
-          <w:rFonts w:ascii="Arial Narrow" w:eastAsia="Arial Narrow" w:hAnsi="Arial Narrow" w:cs="Arial Narrow"/>
-          <w:kern w:val="0"/>
-          <w14:ligatures w14:val="none"/>
+          <ns2:ligatures ns2:val="none"/>
+        </w:rPr>
+      </w:pPr>
+      <w:r>
+        <w:rPr>
+          <w:rFonts w:ascii="Arial Narrow" w:eastAsia="Arial Narrow" w:hAnsi="Arial Narrow" w:cs="Arial Narrow"/>
+          <w:kern w:val="0"/>
+          <ns2:ligatures ns2:val="none"/>
         </w:rPr>
         <w:t>Asimismo</w:t>
       </w:r>
@@ -1878,7 +1878,7 @@
         <w:rPr>
           <w:rFonts w:ascii="Arial Narrow" w:eastAsia="Arial Narrow" w:hAnsi="Arial Narrow" w:cs="Arial Narrow"/>
           <w:kern w:val="0"/>
-          <w14:ligatures w14:val="none"/>
+          <ns2:ligatures ns2:val="none"/>
         </w:rPr>
         <w:t xml:space="preserve">, la Secretaría </w:t>
       </w:r>
@@ -1886,7 +1886,7 @@
         <w:rPr>
           <w:rFonts w:ascii="Arial Narrow" w:eastAsia="Arial Narrow" w:hAnsi="Arial Narrow" w:cs="Arial Narrow"/>
           <w:kern w:val="0"/>
-          <w14:ligatures w14:val="none"/>
+          <ns2:ligatures ns2:val="none"/>
         </w:rPr>
         <w:t xml:space="preserve">Técnica, en ejercicio de sus facultades, considera que el hecho denunciado, consistente en que </w:t>
       </w:r>
@@ -1896,7 +1896,7 @@
           <w:color w:val="000000"/>
           <w:kern w:val="0"/>
           <w:lang w:eastAsia="es-PE"/>
-          <w14:ligatures w14:val="none"/>
+          <ns2:ligatures ns2:val="none"/>
         </w:rPr>
         <w:t xml:space="preserve">los proveedores denunciados no habrían cumplido con brindar informar oportunamente a la madre de la denunciante para que se activa la póliza del Seguro de Vida Sepelio </w:t>
       </w:r>
@@ -1907,7 +1907,7 @@
           <w:color w:val="000000"/>
           <w:kern w:val="0"/>
           <w:lang w:eastAsia="es-PE"/>
-          <w14:ligatures w14:val="none"/>
+          <ns2:ligatures ns2:val="none"/>
         </w:rPr>
         <w:t/>
       </w:r>
@@ -1918,7 +1918,7 @@
           <w:color w:val="000000"/>
           <w:kern w:val="0"/>
           <w:lang w:eastAsia="es-PE"/>
-          <w14:ligatures w14:val="none"/>
+          <ns2:ligatures ns2:val="none"/>
         </w:rPr>
         <w:t xml:space="preserve"> 6202059900004 nuevamente debían amonestarla con un periodo de carencia de tres (3) meses desde el día siguiente que realizaba los pagos</w:t>
       </w:r>
@@ -1926,7 +1926,7 @@
         <w:rPr>
           <w:rFonts w:ascii="Arial Narrow" w:eastAsia="Arial Narrow" w:hAnsi="Arial Narrow" w:cs="Arial Narrow"/>
           <w:kern w:val="0"/>
-          <w14:ligatures w14:val="none"/>
+          <ns2:ligatures ns2:val="none"/>
         </w:rPr>
         <w:t>. Por consiguiente, corresponde calificar el hecho materia de denuncia como una presunta infracción al deber</w:t>
       </w:r>
@@ -1934,7 +1934,7 @@
         <w:rPr>
           <w:rFonts w:ascii="Arial Narrow" w:eastAsia="Arial Narrow" w:hAnsi="Arial Narrow" w:cs="Arial Narrow"/>
           <w:kern w:val="0"/>
-          <w14:ligatures w14:val="none"/>
+          <ns2:ligatures ns2:val="none"/>
         </w:rPr>
         <w:t xml:space="preserve"> de información, tipificado en el artículo 1, numeral 1, literal b) y al artículo 2 del Código</w:t>
       </w:r>
@@ -1942,12 +1942,12 @@
         <w:rPr>
           <w:rFonts w:ascii="Arial Narrow" w:eastAsia="Arial Narrow" w:hAnsi="Arial Narrow" w:cs="Arial Narrow"/>
           <w:kern w:val="0"/>
-          <w14:ligatures w14:val="none"/>
+          <ns2:ligatures ns2:val="none"/>
         </w:rPr>
         <w:t>.</w:t>
       </w:r>
     </w:p>
-    <w:p>
+    <w:p ns2:paraId="4F1E88E9" ns2:textId="77777777">
       <w:pPr>
         <w:pStyle w:val="Prrafodelista"/>
         <w:spacing w:after="0" w:line="240" w:lineRule="auto"/>
@@ -1957,11 +1957,11 @@
           <w:rFonts w:ascii="Arial Narrow" w:eastAsia="Calibri" w:hAnsi="Arial Narrow" w:cs="Arial Narrow"/>
           <w:kern w:val="0"/>
           <w:lang w:eastAsia="es-PE"/>
-          <w14:ligatures w14:val="none"/>
-        </w:rPr>
-      </w:pPr>
-    </w:p>
-    <w:p>
+          <ns2:ligatures ns2:val="none"/>
+        </w:rPr>
+      </w:pPr>
+    </w:p>
+    <w:p ns2:paraId="53370C61" ns2:textId="1B55B3A6">
       <w:pPr>
         <w:pStyle w:val="Prrafodelista"/>
         <w:numPr>
@@ -1975,7 +1975,7 @@
           <w:rFonts w:ascii="Arial Narrow" w:eastAsia="Calibri" w:hAnsi="Arial Narrow" w:cs="Arial Narrow"/>
           <w:kern w:val="0"/>
           <w:lang w:eastAsia="es-PE"/>
-          <w14:ligatures w14:val="none"/>
+          <ns2:ligatures ns2:val="none"/>
         </w:rPr>
       </w:pPr>
       <w:r>
@@ -1984,7 +1984,7 @@
           <w:color w:val="000000"/>
           <w:kern w:val="0"/>
           <w:lang w:eastAsia="es-PE"/>
-          <w14:ligatures w14:val="none"/>
+          <ns2:ligatures ns2:val="none"/>
         </w:rPr>
         <w:t>En tanto la denuncia reúne los requisitos establecidos por la norma citada, corresponde admitirla a trámite</w:t>
       </w:r>
@@ -1994,7 +1994,7 @@
           <w:rFonts w:ascii="Arial Narrow" w:eastAsia="Arial Narrow" w:hAnsi="Arial Narrow" w:cs="Arial Narrow"/>
           <w:kern w:val="0"/>
           <w:vertAlign w:val="superscript"/>
-          <w14:ligatures w14:val="none"/>
+          <ns2:ligatures ns2:val="none"/>
         </w:rPr>
         <w:footnoteReference w:id="6"/>
       </w:r>
@@ -2004,12 +2004,12 @@
           <w:color w:val="000000"/>
           <w:kern w:val="0"/>
           <w:lang w:eastAsia="es-PE"/>
-          <w14:ligatures w14:val="none"/>
+          <ns2:ligatures ns2:val="none"/>
         </w:rPr>
         <w:t>.</w:t>
       </w:r>
     </w:p>
-    <w:p>
+    <w:p ns2:paraId="01E2C693" ns2:textId="77777777">
       <w:pPr>
         <w:spacing w:after="0" w:line="240" w:lineRule="auto"/>
         <w:ind w:left="567"/>
@@ -2020,11 +2020,11 @@
           <w:color w:val="000000"/>
           <w:kern w:val="0"/>
           <w:lang w:eastAsia="es-PE"/>
-          <w14:ligatures w14:val="none"/>
-        </w:rPr>
-      </w:pPr>
-    </w:p>
-    <w:p>
+          <ns2:ligatures ns2:val="none"/>
+        </w:rPr>
+      </w:pPr>
+    </w:p>
+    <w:p ns2:paraId="73E8A701" ns2:textId="77777777">
       <w:pPr>
         <w:pStyle w:val="Prrafodelista"/>
         <w:numPr>
@@ -2044,22 +2044,22 @@
           <w:color w:val="000000"/>
           <w:kern w:val="0"/>
           <w:lang w:eastAsia="es-PE"/>
-          <w14:ligatures w14:val="none"/>
-        </w:rPr>
-      </w:pPr>
-      <w:r>
-        <w:rPr>
-          <w:rFonts w:ascii="Arial Narrow" w:eastAsia="Arial Narrow" w:hAnsi="Arial Narrow" w:cs="Arial Narrow"/>
-          <w:b/>
-          <w:color w:val="000000"/>
-          <w:kern w:val="0"/>
-          <w:lang w:eastAsia="es-PE"/>
-          <w14:ligatures w14:val="none"/>
+          <ns2:ligatures ns2:val="none"/>
+        </w:rPr>
+      </w:pPr>
+      <w:r>
+        <w:rPr>
+          <w:rFonts w:ascii="Arial Narrow" w:eastAsia="Arial Narrow" w:hAnsi="Arial Narrow" w:cs="Arial Narrow"/>
+          <w:b/>
+          <w:color w:val="000000"/>
+          <w:kern w:val="0"/>
+          <w:lang w:eastAsia="es-PE"/>
+          <ns2:ligatures ns2:val="none"/>
         </w:rPr>
         <w:t>REQUERIMIENTO DE INFORMACION</w:t>
       </w:r>
     </w:p>
-    <w:p>
+    <w:p ns2:paraId="3F5BB4A5" ns2:textId="77777777">
       <w:pPr>
         <w:spacing w:after="0" w:line="240" w:lineRule="auto"/>
         <w:jc w:val="both"/>
@@ -2068,11 +2068,11 @@
           <w:color w:val="000000"/>
           <w:kern w:val="0"/>
           <w:lang w:val="es-ES" w:eastAsia="es-ES"/>
-          <w14:ligatures w14:val="none"/>
-        </w:rPr>
-      </w:pPr>
-    </w:p>
-    <w:p>
+          <ns2:ligatures ns2:val="none"/>
+        </w:rPr>
+      </w:pPr>
+    </w:p>
+    <w:p ns2:paraId="4CEE1A8B" ns2:textId="77777777">
       <w:pPr>
         <w:pStyle w:val="Prrafodelista"/>
         <w:numPr>
@@ -2087,7 +2087,7 @@
           <w:color w:val="000000"/>
           <w:kern w:val="0"/>
           <w:lang w:val="es-ES" w:eastAsia="es-ES"/>
-          <w14:ligatures w14:val="none"/>
+          <ns2:ligatures ns2:val="none"/>
         </w:rPr>
       </w:pPr>
       <w:r>
@@ -2096,7 +2096,7 @@
           <w:color w:val="000000"/>
           <w:kern w:val="0"/>
           <w:lang w:val="es-ES" w:eastAsia="es-ES"/>
-          <w14:ligatures w14:val="none"/>
+          <ns2:ligatures ns2:val="none"/>
         </w:rPr>
         <w:t xml:space="preserve">A efectos </w:t>
       </w:r>
@@ -2106,12 +2106,12 @@
           <w:color w:val="000000"/>
           <w:kern w:val="0"/>
           <w:lang w:val="es-ES" w:eastAsia="es-ES"/>
-          <w14:ligatures w14:val="none"/>
+          <ns2:ligatures ns2:val="none"/>
         </w:rPr>
         <w:t>de tener mayores elementos que sirvan para la resolución definitiva del presente caso, la Secretaría Técnica, en ejercicio de las facultades que la ley le confiere, conviene requerir a los proveedores denunciados que, en un plazo no mayor de cinco (5) días hábiles contado a partir del día siguiente de la notificación de la presente resolución, cumplan con lo siguiente:</w:t>
       </w:r>
     </w:p>
-    <w:p>
+    <w:p ns2:paraId="657D262D" ns2:textId="77777777">
       <w:pPr>
         <w:pStyle w:val="Prrafodelista"/>
         <w:spacing w:after="0" w:line="240" w:lineRule="auto"/>
@@ -2122,11 +2122,11 @@
           <w:color w:val="000000"/>
           <w:kern w:val="0"/>
           <w:lang w:val="es-ES" w:eastAsia="es-ES"/>
-          <w14:ligatures w14:val="none"/>
-        </w:rPr>
-      </w:pPr>
-    </w:p>
-    <w:p>
+          <ns2:ligatures ns2:val="none"/>
+        </w:rPr>
+      </w:pPr>
+    </w:p>
+    <w:p ns2:paraId="79842027" ns2:textId="77777777">
       <w:pPr>
         <w:pStyle w:val="Prrafodelista"/>
         <w:spacing w:after="0" w:line="240" w:lineRule="auto"/>
@@ -2137,7 +2137,7 @@
           <w:color w:val="000000"/>
           <w:kern w:val="0"/>
           <w:lang w:val="es-ES" w:eastAsia="es-ES"/>
-          <w14:ligatures w14:val="none"/>
+          <ns2:ligatures ns2:val="none"/>
         </w:rPr>
       </w:pPr>
       <w:r>
@@ -2147,7 +2147,7 @@
           <w:kern w:val="0"/>
           <w:u w:val="single"/>
           <w:lang w:val="es-ES" w:eastAsia="es-ES"/>
-          <w14:ligatures w14:val="none"/>
+          <ns2:ligatures ns2:val="none"/>
         </w:rPr>
         <w:t xml:space="preserve">Al </w:t>
       </w:r>
@@ -2158,7 +2158,7 @@
           <w:kern w:val="0"/>
           <w:u w:val="single"/>
           <w:lang w:val="es-ES" w:eastAsia="es-ES"/>
-          <w14:ligatures w14:val="none"/>
+          <ns2:ligatures ns2:val="none"/>
         </w:rPr>
         <w:t>Mapfre</w:t>
       </w:r>
@@ -2168,7 +2168,7 @@
           <w:color w:val="000000"/>
           <w:kern w:val="0"/>
           <w:lang w:val="es-ES" w:eastAsia="es-ES"/>
-          <w14:ligatures w14:val="none"/>
+          <ns2:ligatures ns2:val="none"/>
         </w:rPr>
         <w:t xml:space="preserve">: </w:t>
       </w:r>
@@ -2178,7 +2178,7 @@
           <w:color w:val="000000"/>
           <w:kern w:val="0"/>
           <w:lang w:val="es-ES" w:eastAsia="es-ES"/>
-          <w14:ligatures w14:val="none"/>
+          <ns2:ligatures ns2:val="none"/>
         </w:rPr>
         <w:t xml:space="preserve">(i) presentar una copia completa, legible y debidamente suscrita de la Póliza </w:t>
       </w:r>
@@ -2189,13 +2189,13 @@
           <w:color w:val="000000"/>
           <w:kern w:val="0"/>
           <w:lang w:val="es-ES" w:eastAsia="es-ES"/>
-          <w14:ligatures w14:val="none"/>
+          <ns2:ligatures ns2:val="none"/>
         </w:rPr>
         <w:t/>
       </w:r>
       <w:proofErr w:type="spellEnd"/>
     </w:p>
-    <w:p>
+    <w:p ns2:paraId="5CD26FE7" ns2:textId="77777777">
       <w:pPr>
         <w:pStyle w:val="Prrafodelista"/>
         <w:spacing w:after="0" w:line="240" w:lineRule="auto"/>
@@ -2206,7 +2206,7 @@
           <w:color w:val="000000"/>
           <w:kern w:val="0"/>
           <w:lang w:val="es-ES" w:eastAsia="es-ES"/>
-          <w14:ligatures w14:val="none"/>
+          <ns2:ligatures ns2:val="none"/>
         </w:rPr>
       </w:pPr>
       <w:r>
@@ -2215,7 +2215,7 @@
           <w:color w:val="000000"/>
           <w:kern w:val="0"/>
           <w:lang w:val="es-ES" w:eastAsia="es-ES"/>
-          <w14:ligatures w14:val="none"/>
+          <ns2:ligatures ns2:val="none"/>
         </w:rPr>
         <w:t>6202059900004; y, (</w:t>
       </w:r>
@@ -2226,7 +2226,7 @@
           <w:color w:val="000000"/>
           <w:kern w:val="0"/>
           <w:lang w:val="es-ES" w:eastAsia="es-ES"/>
-          <w14:ligatures w14:val="none"/>
+          <ns2:ligatures ns2:val="none"/>
         </w:rPr>
         <w:t>ii</w:t>
       </w:r>
@@ -2237,12 +2237,12 @@
           <w:color w:val="000000"/>
           <w:kern w:val="0"/>
           <w:lang w:val="es-ES" w:eastAsia="es-ES"/>
-          <w14:ligatures w14:val="none"/>
+          <ns2:ligatures ns2:val="none"/>
         </w:rPr>
         <w:t>) presentar los medios probatorios que acrediten que gestionó el pago de las</w:t>
       </w:r>
     </w:p>
-    <w:p>
+    <w:p ns2:paraId="101BD4F3" ns2:textId="77777777">
       <w:pPr>
         <w:pStyle w:val="Prrafodelista"/>
         <w:spacing w:after="0" w:line="240" w:lineRule="auto"/>
@@ -2253,7 +2253,7 @@
           <w:color w:val="000000"/>
           <w:kern w:val="0"/>
           <w:lang w:val="es-ES" w:eastAsia="es-ES"/>
-          <w14:ligatures w14:val="none"/>
+          <ns2:ligatures ns2:val="none"/>
         </w:rPr>
       </w:pPr>
       <w:r>
@@ -2262,7 +2262,7 @@
           <w:color w:val="000000"/>
           <w:kern w:val="0"/>
           <w:lang w:val="es-ES" w:eastAsia="es-ES"/>
-          <w14:ligatures w14:val="none"/>
+          <ns2:ligatures ns2:val="none"/>
         </w:rPr>
         <w:t>primas ante el empleador de la aseguradora; y, (</w:t>
       </w:r>
@@ -2273,7 +2273,7 @@
           <w:color w:val="000000"/>
           <w:kern w:val="0"/>
           <w:lang w:val="es-ES" w:eastAsia="es-ES"/>
-          <w14:ligatures w14:val="none"/>
+          <ns2:ligatures ns2:val="none"/>
         </w:rPr>
         <w:t>iii</w:t>
       </w:r>
@@ -2284,12 +2284,12 @@
           <w:color w:val="000000"/>
           <w:kern w:val="0"/>
           <w:lang w:val="es-ES" w:eastAsia="es-ES"/>
-          <w14:ligatures w14:val="none"/>
+          <ns2:ligatures ns2:val="none"/>
         </w:rPr>
         <w:t>) presentar un cronograma de pagos de la Póliza</w:t>
       </w:r>
     </w:p>
-    <w:p>
+    <w:p ns2:paraId="0D2E8AD4" ns2:textId="267E3A54">
       <w:pPr>
         <w:pStyle w:val="Prrafodelista"/>
         <w:spacing w:after="0" w:line="240" w:lineRule="auto"/>
@@ -2300,7 +2300,7 @@
           <w:color w:val="000000"/>
           <w:kern w:val="0"/>
           <w:lang w:val="es-ES" w:eastAsia="es-ES"/>
-          <w14:ligatures w14:val="none"/>
+          <ns2:ligatures ns2:val="none"/>
         </w:rPr>
       </w:pPr>
       <w:proofErr w:type="spellStart"/>
@@ -2310,7 +2310,7 @@
           <w:color w:val="000000"/>
           <w:kern w:val="0"/>
           <w:lang w:val="es-ES" w:eastAsia="es-ES"/>
-          <w14:ligatures w14:val="none"/>
+          <ns2:ligatures ns2:val="none"/>
         </w:rPr>
         <w:t/>
       </w:r>
@@ -2321,7 +2321,7 @@
           <w:color w:val="000000"/>
           <w:kern w:val="0"/>
           <w:lang w:val="es-ES" w:eastAsia="es-ES"/>
-          <w14:ligatures w14:val="none"/>
+          <ns2:ligatures ns2:val="none"/>
         </w:rPr>
         <w:t xml:space="preserve"> 6202059900004</w:t>
       </w:r>
@@ -2331,12 +2331,12 @@
           <w:color w:val="000000"/>
           <w:kern w:val="0"/>
           <w:lang w:val="es-ES" w:eastAsia="es-ES"/>
-          <w14:ligatures w14:val="none"/>
+          <ns2:ligatures ns2:val="none"/>
         </w:rPr>
         <w:t>.</w:t>
       </w:r>
     </w:p>
-    <w:p>
+    <w:p ns2:paraId="4D90B1DE" ns2:textId="77777777">
       <w:pPr>
         <w:pStyle w:val="Prrafodelista"/>
         <w:spacing w:after="0" w:line="240" w:lineRule="auto"/>
@@ -2348,11 +2348,11 @@
           <w:kern w:val="0"/>
           <w:u w:val="single"/>
           <w:lang w:val="es-ES" w:eastAsia="es-ES"/>
-          <w14:ligatures w14:val="none"/>
-        </w:rPr>
-      </w:pPr>
-    </w:p>
-    <w:p>
+          <ns2:ligatures ns2:val="none"/>
+        </w:rPr>
+      </w:pPr>
+    </w:p>
+    <w:p ns2:paraId="43047D19" ns2:textId="131D8ADD">
       <w:pPr>
         <w:pStyle w:val="Prrafodelista"/>
         <w:spacing w:after="0" w:line="240" w:lineRule="auto"/>
@@ -2364,7 +2364,7 @@
           <w:kern w:val="0"/>
           <w:u w:val="single"/>
           <w:lang w:val="es-ES" w:eastAsia="es-ES"/>
-          <w14:ligatures w14:val="none"/>
+          <ns2:ligatures ns2:val="none"/>
         </w:rPr>
       </w:pPr>
       <w:r>
@@ -2374,7 +2374,7 @@
           <w:kern w:val="0"/>
           <w:u w:val="single"/>
           <w:lang w:val="es-ES" w:eastAsia="es-ES"/>
-          <w14:ligatures w14:val="none"/>
+          <ns2:ligatures ns2:val="none"/>
         </w:rPr>
         <w:t xml:space="preserve">A </w:t>
       </w:r>
@@ -2385,7 +2385,7 @@
           <w:kern w:val="0"/>
           <w:u w:val="single"/>
           <w:lang w:val="es-ES" w:eastAsia="es-ES"/>
-          <w14:ligatures w14:val="none"/>
+          <ns2:ligatures ns2:val="none"/>
         </w:rPr>
         <w:t>CAFAE-SE</w:t>
       </w:r>
@@ -2395,7 +2395,7 @@
           <w:color w:val="000000"/>
           <w:kern w:val="0"/>
           <w:lang w:val="es-ES" w:eastAsia="es-ES"/>
-          <w14:ligatures w14:val="none"/>
+          <ns2:ligatures ns2:val="none"/>
         </w:rPr>
         <w:t>:</w:t>
       </w:r>
@@ -2405,7 +2405,7 @@
           <w:color w:val="000000"/>
           <w:kern w:val="0"/>
           <w:lang w:eastAsia="es-ES"/>
-          <w14:ligatures w14:val="none"/>
+          <ns2:ligatures ns2:val="none"/>
         </w:rPr>
         <w:t xml:space="preserve"> </w:t>
       </w:r>
@@ -2415,7 +2415,7 @@
           <w:color w:val="000000"/>
           <w:kern w:val="0"/>
           <w:lang w:eastAsia="es-ES"/>
-          <w14:ligatures w14:val="none"/>
+          <ns2:ligatures ns2:val="none"/>
         </w:rPr>
         <w:t xml:space="preserve">(i) presentar una copia completa, legible y debidamente suscrita de la Póliza </w:t>
       </w:r>
@@ -2426,7 +2426,7 @@
           <w:color w:val="000000"/>
           <w:kern w:val="0"/>
           <w:lang w:eastAsia="es-ES"/>
-          <w14:ligatures w14:val="none"/>
+          <ns2:ligatures ns2:val="none"/>
         </w:rPr>
         <w:t/>
       </w:r>
@@ -2437,7 +2437,7 @@
           <w:color w:val="000000"/>
           <w:kern w:val="0"/>
           <w:lang w:eastAsia="es-ES"/>
-          <w14:ligatures w14:val="none"/>
+          <ns2:ligatures ns2:val="none"/>
         </w:rPr>
         <w:t xml:space="preserve"> 6202059900004; y, (</w:t>
       </w:r>
@@ -2448,7 +2448,7 @@
           <w:color w:val="000000"/>
           <w:kern w:val="0"/>
           <w:lang w:eastAsia="es-ES"/>
-          <w14:ligatures w14:val="none"/>
+          <ns2:ligatures ns2:val="none"/>
         </w:rPr>
         <w:t>ii</w:t>
       </w:r>
@@ -2459,7 +2459,7 @@
           <w:color w:val="000000"/>
           <w:kern w:val="0"/>
           <w:lang w:eastAsia="es-ES"/>
-          <w14:ligatures w14:val="none"/>
+          <ns2:ligatures ns2:val="none"/>
         </w:rPr>
         <w:t>) presentar todas las comunicaciones cursadas con la parte denunciante en virtud de los hechos materia de denuncia</w:t>
       </w:r>
@@ -2469,12 +2469,12 @@
           <w:color w:val="000000"/>
           <w:kern w:val="0"/>
           <w:lang w:eastAsia="es-ES"/>
-          <w14:ligatures w14:val="none"/>
+          <ns2:ligatures ns2:val="none"/>
         </w:rPr>
         <w:t>.</w:t>
       </w:r>
     </w:p>
-    <w:p>
+    <w:p ns2:paraId="3C2E0245" ns2:textId="1E3FEDB1">
       <w:pPr>
         <w:pStyle w:val="Prrafodelista"/>
         <w:spacing w:after="0" w:line="240" w:lineRule="auto"/>
@@ -2485,11 +2485,11 @@
           <w:color w:val="000000"/>
           <w:kern w:val="0"/>
           <w:lang w:val="es-ES" w:eastAsia="es-ES"/>
-          <w14:ligatures w14:val="none"/>
-        </w:rPr>
-      </w:pPr>
-    </w:p>
-    <w:p>
+          <ns2:ligatures ns2:val="none"/>
+        </w:rPr>
+      </w:pPr>
+    </w:p>
+    <w:p ns2:paraId="4C19F339" ns2:textId="77777777">
       <w:pPr>
         <w:pStyle w:val="Prrafodelista"/>
         <w:spacing w:after="0" w:line="240" w:lineRule="auto"/>
@@ -2500,11 +2500,11 @@
           <w:color w:val="000000"/>
           <w:kern w:val="0"/>
           <w:lang w:val="es-ES" w:eastAsia="es-ES"/>
-          <w14:ligatures w14:val="none"/>
-        </w:rPr>
-      </w:pPr>
-    </w:p>
-    <w:p>
+          <ns2:ligatures ns2:val="none"/>
+        </w:rPr>
+      </w:pPr>
+    </w:p>
+    <w:p ns2:paraId="1A94A99A" ns2:textId="77777777">
       <w:pPr>
         <w:pStyle w:val="Prrafodelista"/>
         <w:numPr>
@@ -2524,36 +2524,36 @@
           <w:color w:val="000000"/>
           <w:kern w:val="0"/>
           <w:lang w:eastAsia="es-PE"/>
-          <w14:ligatures w14:val="none"/>
-        </w:rPr>
-      </w:pPr>
-      <w:r>
-        <w:rPr>
-          <w:rFonts w:ascii="Arial Narrow" w:eastAsia="Arial Narrow" w:hAnsi="Arial Narrow" w:cs="Arial Narrow"/>
-          <w:b/>
-          <w:color w:val="000000"/>
-          <w:kern w:val="0"/>
-          <w:lang w:eastAsia="es-PE"/>
-          <w14:ligatures w14:val="none"/>
+          <ns2:ligatures ns2:val="none"/>
+        </w:rPr>
+      </w:pPr>
+      <w:r>
+        <w:rPr>
+          <w:rFonts w:ascii="Arial Narrow" w:eastAsia="Arial Narrow" w:hAnsi="Arial Narrow" w:cs="Arial Narrow"/>
+          <w:b/>
+          <w:color w:val="000000"/>
+          <w:kern w:val="0"/>
+          <w:lang w:eastAsia="es-PE"/>
+          <ns2:ligatures ns2:val="none"/>
         </w:rPr>
         <w:t xml:space="preserve">RESOLUCIÓN DE LA SECRETARÍA TÉCNICA </w:t>
       </w:r>
     </w:p>
-    <w:p>
-      <w:pPr>
-        <w:spacing w:after="0" w:line="240" w:lineRule="auto"/>
-        <w:jc w:val="both"/>
-        <w:rPr>
-          <w:rFonts w:ascii="Arial Narrow" w:eastAsia="Arial Narrow" w:hAnsi="Arial Narrow" w:cs="Arial Narrow"/>
-          <w:b/>
-          <w:color w:val="000000"/>
-          <w:kern w:val="0"/>
-          <w:lang w:eastAsia="es-PE"/>
-          <w14:ligatures w14:val="none"/>
-        </w:rPr>
-      </w:pPr>
-    </w:p>
-    <w:p>
+    <w:p ns2:paraId="543B2EE5" ns2:textId="77777777">
+      <w:pPr>
+        <w:spacing w:after="0" w:line="240" w:lineRule="auto"/>
+        <w:jc w:val="both"/>
+        <w:rPr>
+          <w:rFonts w:ascii="Arial Narrow" w:eastAsia="Arial Narrow" w:hAnsi="Arial Narrow" w:cs="Arial Narrow"/>
+          <w:b/>
+          <w:color w:val="000000"/>
+          <w:kern w:val="0"/>
+          <w:lang w:eastAsia="es-PE"/>
+          <ns2:ligatures ns2:val="none"/>
+        </w:rPr>
+      </w:pPr>
+    </w:p>
+    <w:p ns2:paraId="2208482C" ns2:textId="77777777">
       <w:pPr>
         <w:spacing w:after="0" w:line="240" w:lineRule="auto"/>
         <w:jc w:val="both"/>
@@ -2562,17 +2562,17 @@
           <w:color w:val="000000"/>
           <w:kern w:val="0"/>
           <w:lang w:eastAsia="es-PE"/>
-          <w14:ligatures w14:val="none"/>
-        </w:rPr>
-      </w:pPr>
-      <w:r>
-        <w:rPr>
-          <w:rFonts w:ascii="Arial Narrow" w:eastAsia="Arial Narrow" w:hAnsi="Arial Narrow" w:cs="Arial Narrow"/>
-          <w:b/>
-          <w:color w:val="000000"/>
-          <w:kern w:val="0"/>
-          <w:lang w:eastAsia="es-PE"/>
-          <w14:ligatures w14:val="none"/>
+          <ns2:ligatures ns2:val="none"/>
+        </w:rPr>
+      </w:pPr>
+      <w:r>
+        <w:rPr>
+          <w:rFonts w:ascii="Arial Narrow" w:eastAsia="Arial Narrow" w:hAnsi="Arial Narrow" w:cs="Arial Narrow"/>
+          <w:b/>
+          <w:color w:val="000000"/>
+          <w:kern w:val="0"/>
+          <w:lang w:eastAsia="es-PE"/>
+          <ns2:ligatures ns2:val="none"/>
         </w:rPr>
         <w:t xml:space="preserve">PRIMERO: admitir a trámite la denuncia del 23 de enero del 2025 interpuesta por la señora [DENUNCIANTE] contra Mapfre Perú Compañía de Seguros y Reaseguros S.A. y el Comité de Administración del Fondo de Asistencia y Estímulo de los Trabajadores del Sector Educación, por lo siguiente:</w:t>
       </w:r>
@@ -2583,7 +2583,7 @@
           <w:kern w:val="0"/>
           <w:shd w:val="clear" w:color="auto" w:fill="FFFFFF"/>
           <w:lang w:eastAsia="es-PE"/>
-          <w14:ligatures w14:val="none"/>
+          <ns2:ligatures ns2:val="none"/>
         </w:rPr>
         <w:t xml:space="preserve"/>
       </w:r>
@@ -2593,7 +2593,7 @@
           <w:color w:val="000000"/>
           <w:kern w:val="0"/>
           <w:lang w:val="es-ES" w:eastAsia="es-ES"/>
-          <w14:ligatures w14:val="none"/>
+          <ns2:ligatures ns2:val="none"/>
         </w:rPr>
         <w:t xml:space="preserve"/>
       </w:r>
@@ -2604,7 +2604,7 @@
           <w:kern w:val="0"/>
           <w:shd w:val="clear" w:color="auto" w:fill="FFFFFF"/>
           <w:lang w:eastAsia="es-PE"/>
-          <w14:ligatures w14:val="none"/>
+          <ns2:ligatures ns2:val="none"/>
         </w:rPr>
         <w:t xml:space="preserve"/>
       </w:r>
@@ -2614,7 +2614,7 @@
           <w:bCs/>
           <w:spacing w:val="-3"/>
           <w:kern w:val="0"/>
-          <w14:ligatures w14:val="none"/>
+          <ns2:ligatures ns2:val="none"/>
         </w:rPr>
         <w:t xml:space="preserve"/>
       </w:r>
@@ -2625,7 +2625,7 @@
           <w:kern w:val="0"/>
           <w:shd w:val="clear" w:color="auto" w:fill="FFFFFF"/>
           <w:lang w:eastAsia="es-PE"/>
-          <w14:ligatures w14:val="none"/>
+          <ns2:ligatures ns2:val="none"/>
         </w:rPr>
         <w:t xml:space="preserve"/>
       </w:r>
@@ -2637,7 +2637,7 @@
           <w:kern w:val="0"/>
           <w:shd w:val="clear" w:color="auto" w:fill="FFFFFF"/>
           <w:lang w:eastAsia="es-PE"/>
-          <w14:ligatures w14:val="none"/>
+          <ns2:ligatures ns2:val="none"/>
         </w:rPr>
         <w:t/>
       </w:r>
@@ -2649,7 +2649,7 @@
           <w:kern w:val="0"/>
           <w:shd w:val="clear" w:color="auto" w:fill="FFFFFF"/>
           <w:lang w:eastAsia="es-PE"/>
-          <w14:ligatures w14:val="none"/>
+          <ns2:ligatures ns2:val="none"/>
         </w:rPr>
         <w:t xml:space="preserve"/>
       </w:r>
@@ -2661,7 +2661,7 @@
           <w:kern w:val="0"/>
           <w:shd w:val="clear" w:color="auto" w:fill="FFFFFF"/>
           <w:lang w:eastAsia="es-PE"/>
-          <w14:ligatures w14:val="none"/>
+          <ns2:ligatures ns2:val="none"/>
         </w:rPr>
         <w:t/>
       </w:r>
@@ -2673,7 +2673,7 @@
           <w:kern w:val="0"/>
           <w:shd w:val="clear" w:color="auto" w:fill="FFFFFF"/>
           <w:lang w:eastAsia="es-PE"/>
-          <w14:ligatures w14:val="none"/>
+          <ns2:ligatures ns2:val="none"/>
         </w:rPr>
         <w:t xml:space="preserve"/>
       </w:r>
@@ -2684,7 +2684,7 @@
           <w:kern w:val="0"/>
           <w:shd w:val="clear" w:color="auto" w:fill="FFFFFF"/>
           <w:lang w:eastAsia="es-PE"/>
-          <w14:ligatures w14:val="none"/>
+          <ns2:ligatures ns2:val="none"/>
         </w:rPr>
         <w:t xml:space="preserve"/>
       </w:r>
@@ -2702,7 +2702,7 @@
           <w:kern w:val="0"/>
           <w:shd w:val="clear" w:color="auto" w:fill="FFFFFF"/>
           <w:lang w:eastAsia="es-PE"/>
-          <w14:ligatures w14:val="none"/>
+          <ns2:ligatures ns2:val="none"/>
         </w:rPr>
         <w:t xml:space="preserve"/>
       </w:r>
@@ -2713,12 +2713,12 @@
           <w:kern w:val="0"/>
           <w:shd w:val="clear" w:color="auto" w:fill="FFFFFF"/>
           <w:lang w:eastAsia="es-PE"/>
-          <w14:ligatures w14:val="none"/>
+          <ns2:ligatures ns2:val="none"/>
         </w:rPr>
         <w:t/>
       </w:r>
     </w:p>
-    <w:p>
+    <w:p ns2:paraId="32C593C1" ns2:textId="77777777">
       <w:pPr>
         <w:spacing w:after="0" w:line="240" w:lineRule="auto"/>
         <w:jc w:val="both"/>
@@ -2727,11 +2727,11 @@
           <w:color w:val="000000"/>
           <w:kern w:val="0"/>
           <w:lang w:eastAsia="es-PE"/>
-          <w14:ligatures w14:val="none"/>
-        </w:rPr>
-      </w:pPr>
-    </w:p>
-    <w:p>
+          <ns2:ligatures ns2:val="none"/>
+        </w:rPr>
+      </w:pPr>
+    </w:p>
+    <w:p ns2:paraId="6B00078E" ns2:textId="11029762">
       <w:pPr>
         <w:pStyle w:val="Prrafodelista"/>
         <w:numPr>
@@ -2749,7 +2749,7 @@
           <w:rFonts w:ascii="Arial Narrow" w:eastAsia="Calibri" w:hAnsi="Arial Narrow" w:cs="Arial Narrow"/>
           <w:kern w:val="0"/>
           <w:lang w:eastAsia="es-PE"/>
-          <w14:ligatures w14:val="none"/>
+          <ns2:ligatures ns2:val="none"/>
         </w:rPr>
       </w:pPr>
       <w:r>
@@ -2758,7 +2758,7 @@
           <w:color w:val="000000"/>
           <w:kern w:val="0"/>
           <w:lang w:eastAsia="es-PE"/>
-          <w14:ligatures w14:val="none"/>
+          <ns2:ligatures ns2:val="none"/>
         </w:rPr>
         <w:t>Presunta</w:t>
       </w:r>
@@ -2768,7 +2768,7 @@
           <w:kern w:val="0"/>
           <w:shd w:val="clear" w:color="auto" w:fill="FFFFFF"/>
           <w:lang w:eastAsia="es-PE"/>
-          <w14:ligatures w14:val="none"/>
+          <ns2:ligatures ns2:val="none"/>
         </w:rPr>
         <w:t xml:space="preserve"> infracción a los artículos 18 y 19</w:t>
       </w:r>
@@ -2777,7 +2777,7 @@
           <w:rFonts w:ascii="Arial Narrow" w:eastAsia="Calibri" w:hAnsi="Arial Narrow" w:cs="Arial Narrow"/>
           <w:kern w:val="0"/>
           <w:lang w:eastAsia="es-PE"/>
-          <w14:ligatures w14:val="none"/>
+          <ns2:ligatures ns2:val="none"/>
         </w:rPr>
         <w:t xml:space="preserve"> de </w:t>
       </w:r>
@@ -2787,7 +2787,7 @@
           <w:kern w:val="0"/>
           <w:shd w:val="clear" w:color="auto" w:fill="FFFFFF"/>
           <w:lang w:eastAsia="es-PE"/>
-          <w14:ligatures w14:val="none"/>
+          <ns2:ligatures ns2:val="none"/>
         </w:rPr>
         <w:t xml:space="preserve">la Ley 29571, Código de Protección y Defensa del Consumidor, en </w:t>
       </w:r>
@@ -2797,7 +2797,7 @@
           <w:kern w:val="0"/>
           <w:shd w:val="clear" w:color="auto" w:fill="FFFFFF"/>
           <w:lang w:eastAsia="es-PE"/>
-          <w14:ligatures w14:val="none"/>
+          <ns2:ligatures ns2:val="none"/>
         </w:rPr>
         <w:t xml:space="preserve">tanto </w:t>
       </w:r>
@@ -2828,12 +2828,12 @@
         <w:rPr>
           <w:rFonts w:ascii="Arial Narrow" w:eastAsia="Arial Narrow" w:hAnsi="Arial Narrow" w:cs="Arial Narrow"/>
           <w:kern w:val="0"/>
-          <w14:ligatures w14:val="none"/>
+          <ns2:ligatures ns2:val="none"/>
         </w:rPr>
         <w:t>.</w:t>
       </w:r>
     </w:p>
-    <w:p>
+    <w:p ns2:paraId="186925AE" ns2:textId="77777777">
       <w:pPr>
         <w:pStyle w:val="Prrafodelista"/>
         <w:spacing w:after="0" w:line="240" w:lineRule="auto"/>
@@ -2843,11 +2843,11 @@
           <w:rFonts w:ascii="Arial Narrow" w:eastAsia="Calibri" w:hAnsi="Arial Narrow" w:cs="Arial Narrow"/>
           <w:kern w:val="0"/>
           <w:lang w:eastAsia="es-PE"/>
-          <w14:ligatures w14:val="none"/>
-        </w:rPr>
-      </w:pPr>
-    </w:p>
-    <w:p>
+          <ns2:ligatures ns2:val="none"/>
+        </w:rPr>
+      </w:pPr>
+    </w:p>
+    <w:p ns2:paraId="12AB895E" ns2:textId="2B325321">
       <w:pPr>
         <w:pStyle w:val="Prrafodelista"/>
         <w:numPr>
@@ -2865,7 +2865,7 @@
           <w:rFonts w:ascii="Arial Narrow" w:eastAsia="Calibri" w:hAnsi="Arial Narrow" w:cs="Arial Narrow"/>
           <w:kern w:val="0"/>
           <w:lang w:eastAsia="es-PE"/>
-          <w14:ligatures w14:val="none"/>
+          <ns2:ligatures ns2:val="none"/>
         </w:rPr>
       </w:pPr>
       <w:r>
@@ -2874,7 +2874,7 @@
           <w:color w:val="000000"/>
           <w:kern w:val="0"/>
           <w:lang w:eastAsia="es-PE"/>
-          <w14:ligatures w14:val="none"/>
+          <ns2:ligatures ns2:val="none"/>
         </w:rPr>
         <w:t>Presunta</w:t>
       </w:r>
@@ -2884,7 +2884,7 @@
           <w:kern w:val="0"/>
           <w:shd w:val="clear" w:color="auto" w:fill="FFFFFF"/>
           <w:lang w:eastAsia="es-PE"/>
-          <w14:ligatures w14:val="none"/>
+          <ns2:ligatures ns2:val="none"/>
         </w:rPr>
         <w:t xml:space="preserve"> infracción a los artículos 18 y 19</w:t>
       </w:r>
@@ -2893,7 +2893,7 @@
           <w:rFonts w:ascii="Arial Narrow" w:eastAsia="Calibri" w:hAnsi="Arial Narrow" w:cs="Arial Narrow"/>
           <w:kern w:val="0"/>
           <w:lang w:eastAsia="es-PE"/>
-          <w14:ligatures w14:val="none"/>
+          <ns2:ligatures ns2:val="none"/>
         </w:rPr>
         <w:t xml:space="preserve"> de </w:t>
       </w:r>
@@ -2903,7 +2903,7 @@
           <w:kern w:val="0"/>
           <w:shd w:val="clear" w:color="auto" w:fill="FFFFFF"/>
           <w:lang w:eastAsia="es-PE"/>
-          <w14:ligatures w14:val="none"/>
+          <ns2:ligatures ns2:val="none"/>
         </w:rPr>
         <w:t xml:space="preserve">la Ley </w:t>
       </w:r>
@@ -2913,7 +2913,7 @@
           <w:kern w:val="0"/>
           <w:shd w:val="clear" w:color="auto" w:fill="FFFFFF"/>
           <w:lang w:eastAsia="es-PE"/>
-          <w14:ligatures w14:val="none"/>
+          <ns2:ligatures ns2:val="none"/>
         </w:rPr>
         <w:t xml:space="preserve">29571, Código de Protección y Defensa del Consumidor, en tanto </w:t>
       </w:r>
@@ -2923,7 +2923,7 @@
           <w:kern w:val="0"/>
           <w:shd w:val="clear" w:color="auto" w:fill="FFFFFF"/>
           <w:lang w:eastAsia="es-PE"/>
-          <w14:ligatures w14:val="none"/>
+          <ns2:ligatures ns2:val="none"/>
         </w:rPr>
         <w:t xml:space="preserve">los proveedores denunciados habrían anulado indebidamente la póliza del Seguro de Vida Sepelio </w:t>
       </w:r>
@@ -2934,7 +2934,7 @@
           <w:kern w:val="0"/>
           <w:shd w:val="clear" w:color="auto" w:fill="FFFFFF"/>
           <w:lang w:eastAsia="es-PE"/>
-          <w14:ligatures w14:val="none"/>
+          <ns2:ligatures ns2:val="none"/>
         </w:rPr>
         <w:t/>
       </w:r>
@@ -2945,7 +2945,7 @@
           <w:kern w:val="0"/>
           <w:shd w:val="clear" w:color="auto" w:fill="FFFFFF"/>
           <w:lang w:eastAsia="es-PE"/>
-          <w14:ligatures w14:val="none"/>
+          <ns2:ligatures ns2:val="none"/>
         </w:rPr>
         <w:t xml:space="preserve"> 6202059900004 por falta de pago desde diciembre del 2021, pese a que se realizó los pagos correspondientes desde su contratación</w:t>
       </w:r>
@@ -2955,12 +2955,12 @@
           <w:kern w:val="0"/>
           <w:shd w:val="clear" w:color="auto" w:fill="FFFFFF"/>
           <w:lang w:eastAsia="es-PE"/>
-          <w14:ligatures w14:val="none"/>
+          <ns2:ligatures ns2:val="none"/>
         </w:rPr>
         <w:t>.</w:t>
       </w:r>
     </w:p>
-    <w:p>
+    <w:p ns2:paraId="6D86E4AF" ns2:textId="77777777">
       <w:pPr>
         <w:pStyle w:val="Prrafodelista"/>
         <w:spacing w:after="0" w:line="240" w:lineRule="auto"/>
@@ -2969,11 +2969,11 @@
         <w:rPr>
           <w:rFonts w:ascii="Arial Narrow" w:eastAsia="Arial Narrow" w:hAnsi="Arial Narrow" w:cs="Arial Narrow"/>
           <w:kern w:val="0"/>
-          <w14:ligatures w14:val="none"/>
-        </w:rPr>
-      </w:pPr>
-    </w:p>
-    <w:p>
+          <ns2:ligatures ns2:val="none"/>
+        </w:rPr>
+      </w:pPr>
+    </w:p>
+    <w:p ns2:paraId="60C22FCC" ns2:textId="781ABA6C">
       <w:pPr>
         <w:pStyle w:val="Prrafodelista"/>
         <w:numPr>
@@ -2990,7 +2990,7 @@
         <w:rPr>
           <w:rFonts w:ascii="Arial Narrow" w:eastAsia="Arial Narrow" w:hAnsi="Arial Narrow" w:cs="Arial Narrow"/>
           <w:kern w:val="0"/>
-          <w14:ligatures w14:val="none"/>
+          <ns2:ligatures ns2:val="none"/>
         </w:rPr>
       </w:pPr>
       <w:r>
@@ -2999,7 +2999,7 @@
           <w:color w:val="000000"/>
           <w:kern w:val="0"/>
           <w:lang w:eastAsia="es-PE"/>
-          <w14:ligatures w14:val="none"/>
+          <ns2:ligatures ns2:val="none"/>
         </w:rPr>
         <w:t>Presunta</w:t>
       </w:r>
@@ -3009,7 +3009,7 @@
           <w:kern w:val="0"/>
           <w:shd w:val="clear" w:color="auto" w:fill="FFFFFF"/>
           <w:lang w:eastAsia="es-PE"/>
-          <w14:ligatures w14:val="none"/>
+          <ns2:ligatures ns2:val="none"/>
         </w:rPr>
         <w:t xml:space="preserve"> infracción al artículo 1, numeral 1, literal b) y al artículo 2 </w:t>
       </w:r>
@@ -3018,7 +3018,7 @@
           <w:rFonts w:ascii="Arial Narrow" w:eastAsia="Calibri" w:hAnsi="Arial Narrow" w:cs="Arial Narrow"/>
           <w:kern w:val="0"/>
           <w:lang w:eastAsia="es-PE"/>
-          <w14:ligatures w14:val="none"/>
+          <ns2:ligatures ns2:val="none"/>
         </w:rPr>
         <w:t xml:space="preserve">de </w:t>
       </w:r>
@@ -3028,7 +3028,7 @@
           <w:kern w:val="0"/>
           <w:shd w:val="clear" w:color="auto" w:fill="FFFFFF"/>
           <w:lang w:eastAsia="es-PE"/>
-          <w14:ligatures w14:val="none"/>
+          <ns2:ligatures ns2:val="none"/>
         </w:rPr>
         <w:t>la Ley 29571</w:t>
       </w:r>
@@ -3038,7 +3038,7 @@
           <w:kern w:val="0"/>
           <w:shd w:val="clear" w:color="auto" w:fill="FFFFFF"/>
           <w:lang w:eastAsia="es-PE"/>
-          <w14:ligatures w14:val="none"/>
+          <ns2:ligatures ns2:val="none"/>
         </w:rPr>
         <w:t xml:space="preserve">, Código de Protección y Defensa del Consumidor, en </w:t>
       </w:r>
@@ -3048,7 +3048,7 @@
           <w:kern w:val="0"/>
           <w:shd w:val="clear" w:color="auto" w:fill="FFFFFF"/>
           <w:lang w:eastAsia="es-PE"/>
-          <w14:ligatures w14:val="none"/>
+          <ns2:ligatures ns2:val="none"/>
         </w:rPr>
         <w:t xml:space="preserve">tanto </w:t>
       </w:r>
@@ -3056,7 +3056,7 @@
         <w:rPr>
           <w:rFonts w:ascii="Arial Narrow" w:eastAsia="Arial Narrow" w:hAnsi="Arial Narrow" w:cs="Arial Narrow"/>
           <w:kern w:val="0"/>
-          <w14:ligatures w14:val="none"/>
+          <ns2:ligatures ns2:val="none"/>
         </w:rPr>
         <w:t xml:space="preserve">los proveedores denunciados no habrían cumplido con informar oportunamente a la madre de la denunciante que la Oficina de Normalización Previsional debía encargarse de realizar el pago mensual por concepto de la póliza del Seguro de Vida Sepelio </w:t>
       </w:r>
@@ -3065,7 +3065,7 @@
         <w:rPr>
           <w:rFonts w:ascii="Arial Narrow" w:eastAsia="Arial Narrow" w:hAnsi="Arial Narrow" w:cs="Arial Narrow"/>
           <w:kern w:val="0"/>
-          <w14:ligatures w14:val="none"/>
+          <ns2:ligatures ns2:val="none"/>
         </w:rPr>
         <w:t/>
       </w:r>
@@ -3074,7 +3074,7 @@
         <w:rPr>
           <w:rFonts w:ascii="Arial Narrow" w:eastAsia="Arial Narrow" w:hAnsi="Arial Narrow" w:cs="Arial Narrow"/>
           <w:kern w:val="0"/>
-          <w14:ligatures w14:val="none"/>
+          <ns2:ligatures ns2:val="none"/>
         </w:rPr>
         <w:t xml:space="preserve"> 6202059900004</w:t>
       </w:r>
@@ -3084,12 +3084,12 @@
           <w:color w:val="000000"/>
           <w:kern w:val="0"/>
           <w:lang w:eastAsia="es-ES"/>
-          <w14:ligatures w14:val="none"/>
+          <ns2:ligatures ns2:val="none"/>
         </w:rPr>
         <w:t>.</w:t>
       </w:r>
     </w:p>
-    <w:p>
+    <w:p ns2:paraId="6786A412" ns2:textId="77777777">
       <w:pPr>
         <w:spacing w:after="0" w:line="240" w:lineRule="auto"/>
         <w:jc w:val="both"/>
@@ -3098,11 +3098,11 @@
           <w:color w:val="000000"/>
           <w:kern w:val="0"/>
           <w:lang w:eastAsia="es-PE"/>
-          <w14:ligatures w14:val="none"/>
-        </w:rPr>
-      </w:pPr>
-    </w:p>
-    <w:p>
+          <ns2:ligatures ns2:val="none"/>
+        </w:rPr>
+      </w:pPr>
+    </w:p>
+    <w:p ns2:paraId="335125ED" ns2:textId="2CEF29DE">
       <w:pPr>
         <w:pStyle w:val="Prrafodelista"/>
         <w:numPr>
@@ -3121,7 +3121,7 @@
           <w:color w:val="000000"/>
           <w:kern w:val="0"/>
           <w:lang w:eastAsia="es-PE"/>
-          <w14:ligatures w14:val="none"/>
+          <ns2:ligatures ns2:val="none"/>
         </w:rPr>
       </w:pPr>
       <w:r>
@@ -3130,7 +3130,7 @@
           <w:color w:val="000000"/>
           <w:kern w:val="0"/>
           <w:lang w:eastAsia="es-PE"/>
-          <w14:ligatures w14:val="none"/>
+          <ns2:ligatures ns2:val="none"/>
         </w:rPr>
         <w:t>Presunta</w:t>
       </w:r>
@@ -3140,7 +3140,7 @@
           <w:kern w:val="0"/>
           <w:shd w:val="clear" w:color="auto" w:fill="FFFFFF"/>
           <w:lang w:eastAsia="es-PE"/>
-          <w14:ligatures w14:val="none"/>
+          <ns2:ligatures ns2:val="none"/>
         </w:rPr>
         <w:t xml:space="preserve"> infracción al artículo 1, numeral 1, literal b) y al artículo 2 </w:t>
       </w:r>
@@ -3149,7 +3149,7 @@
           <w:rFonts w:ascii="Arial Narrow" w:eastAsia="Calibri" w:hAnsi="Arial Narrow" w:cs="Arial Narrow"/>
           <w:kern w:val="0"/>
           <w:lang w:eastAsia="es-PE"/>
-          <w14:ligatures w14:val="none"/>
+          <ns2:ligatures ns2:val="none"/>
         </w:rPr>
         <w:t xml:space="preserve">de </w:t>
       </w:r>
@@ -3159,7 +3159,7 @@
           <w:kern w:val="0"/>
           <w:shd w:val="clear" w:color="auto" w:fill="FFFFFF"/>
           <w:lang w:eastAsia="es-PE"/>
-          <w14:ligatures w14:val="none"/>
+          <ns2:ligatures ns2:val="none"/>
         </w:rPr>
         <w:t>la Ley 29571</w:t>
       </w:r>
@@ -3169,7 +3169,7 @@
           <w:kern w:val="0"/>
           <w:shd w:val="clear" w:color="auto" w:fill="FFFFFF"/>
           <w:lang w:eastAsia="es-PE"/>
-          <w14:ligatures w14:val="none"/>
+          <ns2:ligatures ns2:val="none"/>
         </w:rPr>
         <w:t xml:space="preserve">, Código de Protección y Defensa del Consumidor, en tanto </w:t>
       </w:r>
@@ -3177,7 +3177,7 @@
         <w:rPr>
           <w:rFonts w:ascii="Arial Narrow" w:eastAsia="Arial Narrow" w:hAnsi="Arial Narrow" w:cs="Arial Narrow"/>
           <w:kern w:val="0"/>
-          <w14:ligatures w14:val="none"/>
+          <ns2:ligatures ns2:val="none"/>
         </w:rPr>
         <w:t xml:space="preserve">los proveedores denunciados no habrían cumplido con brindar informar oportunamente a la madre de la denunciante que existía una fecha límite para realizar el pago de las cuotas de la póliza del Seguro de Vida Sepelio </w:t>
       </w:r>
@@ -3186,7 +3186,7 @@
         <w:rPr>
           <w:rFonts w:ascii="Arial Narrow" w:eastAsia="Arial Narrow" w:hAnsi="Arial Narrow" w:cs="Arial Narrow"/>
           <w:kern w:val="0"/>
-          <w14:ligatures w14:val="none"/>
+          <ns2:ligatures ns2:val="none"/>
         </w:rPr>
         <w:t/>
       </w:r>
@@ -3195,7 +3195,7 @@
         <w:rPr>
           <w:rFonts w:ascii="Arial Narrow" w:eastAsia="Arial Narrow" w:hAnsi="Arial Narrow" w:cs="Arial Narrow"/>
           <w:kern w:val="0"/>
-          <w14:ligatures w14:val="none"/>
+          <ns2:ligatures ns2:val="none"/>
         </w:rPr>
         <w:t xml:space="preserve"> 6202059900004</w:t>
       </w:r>
@@ -3203,12 +3203,12 @@
         <w:rPr>
           <w:rFonts w:ascii="Arial Narrow" w:eastAsia="Arial Narrow" w:hAnsi="Arial Narrow" w:cs="Arial Narrow"/>
           <w:kern w:val="0"/>
-          <w14:ligatures w14:val="none"/>
+          <ns2:ligatures ns2:val="none"/>
         </w:rPr>
         <w:t>.</w:t>
       </w:r>
     </w:p>
-    <w:p>
+    <w:p ns2:paraId="75BF8CD8" ns2:textId="77777777">
       <w:pPr>
         <w:pStyle w:val="Prrafodelista"/>
         <w:spacing w:after="0" w:line="240" w:lineRule="auto"/>
@@ -3219,11 +3219,11 @@
           <w:color w:val="000000"/>
           <w:kern w:val="0"/>
           <w:lang w:eastAsia="es-PE"/>
-          <w14:ligatures w14:val="none"/>
-        </w:rPr>
-      </w:pPr>
-    </w:p>
-    <w:p>
+          <ns2:ligatures ns2:val="none"/>
+        </w:rPr>
+      </w:pPr>
+    </w:p>
+    <w:p ns2:paraId="24D01175" ns2:textId="6CABF4D5">
       <w:pPr>
         <w:pStyle w:val="Prrafodelista"/>
         <w:numPr>
@@ -3242,7 +3242,7 @@
           <w:color w:val="000000"/>
           <w:kern w:val="0"/>
           <w:lang w:eastAsia="es-PE"/>
-          <w14:ligatures w14:val="none"/>
+          <ns2:ligatures ns2:val="none"/>
         </w:rPr>
       </w:pPr>
       <w:r>
@@ -3251,7 +3251,7 @@
           <w:color w:val="000000"/>
           <w:kern w:val="0"/>
           <w:lang w:eastAsia="es-PE"/>
-          <w14:ligatures w14:val="none"/>
+          <ns2:ligatures ns2:val="none"/>
         </w:rPr>
         <w:t xml:space="preserve">Presunta infracción al artículo 1, numeral 1, literal b) y al artículo 2 de la Ley 29571, Código de Protección y Defensa del Consumidor, en </w:t>
       </w:r>
@@ -3261,7 +3261,7 @@
           <w:color w:val="000000"/>
           <w:kern w:val="0"/>
           <w:lang w:eastAsia="es-PE"/>
-          <w14:ligatures w14:val="none"/>
+          <ns2:ligatures ns2:val="none"/>
         </w:rPr>
         <w:t xml:space="preserve">tanto los proveedores denunciados no habrían cumplido con brindar informar oportunamente a la madre de la denunciante para que se activa la póliza del Seguro de Vida Sepelio </w:t>
       </w:r>
@@ -3272,7 +3272,7 @@
           <w:color w:val="000000"/>
           <w:kern w:val="0"/>
           <w:lang w:eastAsia="es-PE"/>
-          <w14:ligatures w14:val="none"/>
+          <ns2:ligatures ns2:val="none"/>
         </w:rPr>
         <w:t/>
       </w:r>
@@ -3283,34 +3283,34 @@
           <w:color w:val="000000"/>
           <w:kern w:val="0"/>
           <w:lang w:eastAsia="es-PE"/>
-          <w14:ligatures w14:val="none"/>
+          <ns2:ligatures ns2:val="none"/>
         </w:rPr>
         <w:t xml:space="preserve"> 6202059900004 nuevamente debían amonestarla con un periodo de carencia de tres (3) meses desde el día siguiente que realizaba los pagos.</w:t>
       </w:r>
     </w:p>
-    <w:p>
-      <w:pPr>
-        <w:spacing w:after="0" w:line="240" w:lineRule="auto"/>
-        <w:jc w:val="both"/>
-        <w:rPr>
-          <w:rFonts w:ascii="Arial Narrow" w:eastAsia="Arial Narrow" w:hAnsi="Arial Narrow" w:cs="Arial Narrow"/>
-          <w:kern w:val="0"/>
-          <w14:ligatures w14:val="none"/>
-        </w:rPr>
-      </w:pPr>
-    </w:p>
-    <w:p>
-      <w:pPr>
-        <w:spacing w:after="0" w:line="240" w:lineRule="auto"/>
-        <w:jc w:val="both"/>
-        <w:rPr>
-          <w:rFonts w:ascii="Arial Narrow" w:eastAsia="Arial Narrow" w:hAnsi="Arial Narrow" w:cs="Arial Narrow"/>
-          <w:kern w:val="0"/>
-          <w14:ligatures w14:val="none"/>
-        </w:rPr>
-      </w:pPr>
-    </w:p>
-    <w:p>
+    <w:p ns2:paraId="2056ED1A" ns2:textId="4B28B157">
+      <w:pPr>
+        <w:spacing w:after="0" w:line="240" w:lineRule="auto"/>
+        <w:jc w:val="both"/>
+        <w:rPr>
+          <w:rFonts w:ascii="Arial Narrow" w:eastAsia="Arial Narrow" w:hAnsi="Arial Narrow" w:cs="Arial Narrow"/>
+          <w:kern w:val="0"/>
+          <ns2:ligatures ns2:val="none"/>
+        </w:rPr>
+      </w:pPr>
+    </w:p>
+    <w:p ns2:paraId="5CA08EE9" ns2:textId="77777777">
+      <w:pPr>
+        <w:spacing w:after="0" w:line="240" w:lineRule="auto"/>
+        <w:jc w:val="both"/>
+        <w:rPr>
+          <w:rFonts w:ascii="Arial Narrow" w:eastAsia="Arial Narrow" w:hAnsi="Arial Narrow" w:cs="Arial Narrow"/>
+          <w:kern w:val="0"/>
+          <ns2:ligatures ns2:val="none"/>
+        </w:rPr>
+      </w:pPr>
+    </w:p>
+    <w:p ns2:paraId="64718910" ns2:textId="70D42935">
       <w:pPr>
         <w:spacing w:line="240" w:lineRule="auto"/>
         <w:contextualSpacing/>
@@ -3318,17 +3318,17 @@
         <w:rPr>
           <w:rFonts w:ascii="Arial Narrow" w:eastAsia="Calibri" w:hAnsi="Arial Narrow" w:cs="Arial"/>
           <w:kern w:val="0"/>
-          <w14:ligatures w14:val="none"/>
-        </w:rPr>
-      </w:pPr>
-      <w:r>
-        <w:rPr>
-          <w:rFonts w:ascii="Arial Narrow" w:eastAsia="Arial Narrow" w:hAnsi="Arial Narrow" w:cs="Arial Narrow"/>
-          <w:b/>
-          <w:color w:val="000000"/>
-          <w:kern w:val="0"/>
-          <w:lang w:eastAsia="es-PE"/>
-          <w14:ligatures w14:val="none"/>
+          <ns2:ligatures ns2:val="none"/>
+        </w:rPr>
+      </w:pPr>
+      <w:r>
+        <w:rPr>
+          <w:rFonts w:ascii="Arial Narrow" w:eastAsia="Arial Narrow" w:hAnsi="Arial Narrow" w:cs="Arial Narrow"/>
+          <w:b/>
+          <w:color w:val="000000"/>
+          <w:kern w:val="0"/>
+          <w:lang w:eastAsia="es-PE"/>
+          <ns2:ligatures ns2:val="none"/>
         </w:rPr>
         <w:t>SEGUNDO:</w:t>
       </w:r>
@@ -3338,7 +3338,7 @@
           <w:color w:val="000000"/>
           <w:kern w:val="0"/>
           <w:lang w:eastAsia="es-PE"/>
-          <w14:ligatures w14:val="none"/>
+          <ns2:ligatures ns2:val="none"/>
         </w:rPr>
         <w:t xml:space="preserve"> tener por ofrecidos los medios probatorios presentados en el escrito de denuncia </w:t>
       </w:r>
@@ -3348,7 +3348,7 @@
           <w:color w:val="000000"/>
           <w:kern w:val="0"/>
           <w:lang w:val="es-ES" w:eastAsia="es-ES"/>
-          <w14:ligatures w14:val="none"/>
+          <ns2:ligatures ns2:val="none"/>
         </w:rPr>
         <w:t xml:space="preserve">del </w:t>
       </w:r>
@@ -3358,7 +3358,7 @@
           <w:color w:val="000000"/>
           <w:kern w:val="0"/>
           <w:lang w:val="es-ES" w:eastAsia="es-ES"/>
-          <w14:ligatures w14:val="none"/>
+          <ns2:ligatures ns2:val="none"/>
         </w:rPr>
         <w:t>23 de enero del 2025</w:t>
       </w:r>
@@ -3366,12 +3366,12 @@
         <w:rPr>
           <w:rFonts w:ascii="Arial Narrow" w:eastAsia="Calibri" w:hAnsi="Arial Narrow" w:cs="Arial"/>
           <w:kern w:val="0"/>
-          <w14:ligatures w14:val="none"/>
+          <ns2:ligatures ns2:val="none"/>
         </w:rPr>
         <w:t>.</w:t>
       </w:r>
     </w:p>
-    <w:p>
+    <w:p ns2:paraId="72A4113D" ns2:textId="77777777">
       <w:pPr>
         <w:spacing w:line="240" w:lineRule="auto"/>
         <w:contextualSpacing/>
@@ -3381,30 +3381,30 @@
           <w:color w:val="000000"/>
           <w:kern w:val="0"/>
           <w:lang w:eastAsia="es-PE"/>
-          <w14:ligatures w14:val="none"/>
-        </w:rPr>
-      </w:pPr>
-    </w:p>
-    <w:p>
-      <w:pPr>
-        <w:spacing w:after="0" w:line="240" w:lineRule="auto"/>
-        <w:jc w:val="both"/>
-        <w:rPr>
-          <w:rFonts w:ascii="Arial Narrow" w:eastAsia="Arial Narrow" w:hAnsi="Arial Narrow" w:cs="Arial Narrow"/>
-          <w:color w:val="000000"/>
-          <w:kern w:val="0"/>
-          <w:lang w:eastAsia="es-PE"/>
-          <w14:ligatures w14:val="none"/>
-        </w:rPr>
-      </w:pPr>
-      <w:r>
-        <w:rPr>
-          <w:rFonts w:ascii="Arial Narrow" w:eastAsia="Arial Narrow" w:hAnsi="Arial Narrow" w:cs="Arial Narrow"/>
-          <w:b/>
-          <w:color w:val="000000"/>
-          <w:kern w:val="0"/>
-          <w:lang w:eastAsia="es-PE"/>
-          <w14:ligatures w14:val="none"/>
+          <ns2:ligatures ns2:val="none"/>
+        </w:rPr>
+      </w:pPr>
+    </w:p>
+    <w:p ns2:paraId="1B36369E" ns2:textId="7375D8E4">
+      <w:pPr>
+        <w:spacing w:after="0" w:line="240" w:lineRule="auto"/>
+        <w:jc w:val="both"/>
+        <w:rPr>
+          <w:rFonts w:ascii="Arial Narrow" w:eastAsia="Arial Narrow" w:hAnsi="Arial Narrow" w:cs="Arial Narrow"/>
+          <w:color w:val="000000"/>
+          <w:kern w:val="0"/>
+          <w:lang w:eastAsia="es-PE"/>
+          <ns2:ligatures ns2:val="none"/>
+        </w:rPr>
+      </w:pPr>
+      <w:r>
+        <w:rPr>
+          <w:rFonts w:ascii="Arial Narrow" w:eastAsia="Arial Narrow" w:hAnsi="Arial Narrow" w:cs="Arial Narrow"/>
+          <w:b/>
+          <w:color w:val="000000"/>
+          <w:kern w:val="0"/>
+          <w:lang w:eastAsia="es-PE"/>
+          <ns2:ligatures ns2:val="none"/>
         </w:rPr>
         <w:t xml:space="preserve">TERCERO: </w:t>
       </w:r>
@@ -3414,7 +3414,7 @@
           <w:color w:val="000000"/>
           <w:kern w:val="0"/>
           <w:lang w:eastAsia="es-PE"/>
-          <w14:ligatures w14:val="none"/>
+          <ns2:ligatures ns2:val="none"/>
         </w:rPr>
         <w:t xml:space="preserve">requerir a </w:t>
       </w:r>
@@ -3431,7 +3431,7 @@
           <w:color w:val="000000"/>
           <w:kern w:val="0"/>
           <w:lang w:eastAsia="es-PE"/>
-          <w14:ligatures w14:val="none"/>
+          <ns2:ligatures ns2:val="none"/>
         </w:rPr>
         <w:t xml:space="preserve"> que cumpla con lo siguiente</w:t>
       </w:r>
@@ -3441,12 +3441,12 @@
           <w:color w:val="000000"/>
           <w:kern w:val="0"/>
           <w:lang w:eastAsia="es-PE"/>
-          <w14:ligatures w14:val="none"/>
+          <ns2:ligatures ns2:val="none"/>
         </w:rPr>
         <w:t>:</w:t>
       </w:r>
     </w:p>
-    <w:p>
+    <w:p ns2:paraId="09D9FCC8" ns2:textId="77777777">
       <w:pPr>
         <w:spacing w:after="0" w:line="240" w:lineRule="auto"/>
         <w:jc w:val="both"/>
@@ -3455,11 +3455,11 @@
           <w:color w:val="000000"/>
           <w:kern w:val="0"/>
           <w:lang w:eastAsia="es-PE"/>
-          <w14:ligatures w14:val="none"/>
-        </w:rPr>
-      </w:pPr>
-    </w:p>
-    <w:p>
+          <ns2:ligatures ns2:val="none"/>
+        </w:rPr>
+      </w:pPr>
+    </w:p>
+    <w:p ns2:paraId="0AC32CAC" ns2:textId="77777777">
       <w:pPr>
         <w:numPr>
           <w:ilvl w:val="0"/>
@@ -3473,21 +3473,21 @@
           <w:color w:val="000000"/>
           <w:kern w:val="0"/>
           <w:lang w:eastAsia="es-PE"/>
-          <w14:ligatures w14:val="none"/>
-        </w:rPr>
-      </w:pPr>
-      <w:r>
-        <w:rPr>
-          <w:rFonts w:ascii="Arial Narrow" w:eastAsia="Arial Narrow" w:hAnsi="Arial Narrow" w:cs="Arial Narrow"/>
-          <w:color w:val="000000"/>
-          <w:kern w:val="0"/>
-          <w:lang w:eastAsia="es-PE"/>
-          <w14:ligatures w14:val="none"/>
+          <ns2:ligatures ns2:val="none"/>
+        </w:rPr>
+      </w:pPr>
+      <w:r>
+        <w:rPr>
+          <w:rFonts w:ascii="Arial Narrow" w:eastAsia="Arial Narrow" w:hAnsi="Arial Narrow" w:cs="Arial Narrow"/>
+          <w:color w:val="000000"/>
+          <w:kern w:val="0"/>
+          <w:lang w:eastAsia="es-PE"/>
+          <ns2:ligatures ns2:val="none"/>
         </w:rPr>
         <w:t>presentar documentos que acrediten su inscripción en los Registros Públicos o una declaración jurada que indique que cuenta con dicha inscripción;</w:t>
       </w:r>
     </w:p>
-    <w:p>
+    <w:p ns2:paraId="7C9575CF" ns2:textId="77777777">
       <w:pPr>
         <w:numPr>
           <w:ilvl w:val="0"/>
@@ -3501,21 +3501,21 @@
           <w:color w:val="000000"/>
           <w:kern w:val="0"/>
           <w:lang w:eastAsia="es-PE"/>
-          <w14:ligatures w14:val="none"/>
-        </w:rPr>
-      </w:pPr>
-      <w:r>
-        <w:rPr>
-          <w:rFonts w:ascii="Arial Narrow" w:eastAsia="Arial Narrow" w:hAnsi="Arial Narrow" w:cs="Arial Narrow"/>
-          <w:color w:val="000000"/>
-          <w:kern w:val="0"/>
-          <w:lang w:eastAsia="es-PE"/>
-          <w14:ligatures w14:val="none"/>
+          <ns2:ligatures ns2:val="none"/>
+        </w:rPr>
+      </w:pPr>
+      <w:r>
+        <w:rPr>
+          <w:rFonts w:ascii="Arial Narrow" w:eastAsia="Arial Narrow" w:hAnsi="Arial Narrow" w:cs="Arial Narrow"/>
+          <w:color w:val="000000"/>
+          <w:kern w:val="0"/>
+          <w:lang w:eastAsia="es-PE"/>
+          <ns2:ligatures ns2:val="none"/>
         </w:rPr>
         <w:t>presentar copia simple de las facultades de representación de su representante legal en el presente procedimiento o la declaración jurada que indique que cuenta con dichas facultades y que estas se encuentran vigentes;</w:t>
       </w:r>
     </w:p>
-    <w:p>
+    <w:p ns2:paraId="0CD5704D" ns2:textId="77777777">
       <w:pPr>
         <w:numPr>
           <w:ilvl w:val="0"/>
@@ -3529,21 +3529,21 @@
           <w:color w:val="000000"/>
           <w:kern w:val="0"/>
           <w:lang w:eastAsia="es-PE"/>
-          <w14:ligatures w14:val="none"/>
-        </w:rPr>
-      </w:pPr>
-      <w:r>
-        <w:rPr>
-          <w:rFonts w:ascii="Arial Narrow" w:eastAsia="Arial Narrow" w:hAnsi="Arial Narrow" w:cs="Arial Narrow"/>
-          <w:color w:val="000000"/>
-          <w:kern w:val="0"/>
-          <w:lang w:eastAsia="es-PE"/>
-          <w14:ligatures w14:val="none"/>
+          <ns2:ligatures ns2:val="none"/>
+        </w:rPr>
+      </w:pPr>
+      <w:r>
+        <w:rPr>
+          <w:rFonts w:ascii="Arial Narrow" w:eastAsia="Arial Narrow" w:hAnsi="Arial Narrow" w:cs="Arial Narrow"/>
+          <w:color w:val="000000"/>
+          <w:kern w:val="0"/>
+          <w:lang w:eastAsia="es-PE"/>
+          <ns2:ligatures ns2:val="none"/>
         </w:rPr>
         <w:t>consignar el Número de Registro Único de Contribuyentes (RUC); y,</w:t>
       </w:r>
     </w:p>
-    <w:p>
+    <w:p ns2:paraId="7341F53D" ns2:textId="101F16E7">
       <w:pPr>
         <w:numPr>
           <w:ilvl w:val="0"/>
@@ -3555,16 +3555,16 @@
         <w:rPr>
           <w:rFonts w:ascii="Arial Narrow" w:eastAsia="Calibri" w:hAnsi="Arial Narrow" w:cs="Arial"/>
           <w:kern w:val="0"/>
-          <w14:ligatures w14:val="none"/>
-        </w:rPr>
-      </w:pPr>
-      <w:r>
-        <w:rPr>
-          <w:rFonts w:ascii="Arial Narrow" w:eastAsia="Arial Narrow" w:hAnsi="Arial Narrow" w:cs="Arial Narrow"/>
-          <w:color w:val="000000"/>
-          <w:kern w:val="0"/>
-          <w:lang w:eastAsia="es-PE"/>
-          <w14:ligatures w14:val="none"/>
+          <ns2:ligatures ns2:val="none"/>
+        </w:rPr>
+      </w:pPr>
+      <w:r>
+        <w:rPr>
+          <w:rFonts w:ascii="Arial Narrow" w:eastAsia="Arial Narrow" w:hAnsi="Arial Narrow" w:cs="Arial Narrow"/>
+          <w:color w:val="000000"/>
+          <w:kern w:val="0"/>
+          <w:lang w:eastAsia="es-PE"/>
+          <ns2:ligatures ns2:val="none"/>
         </w:rPr>
         <w:t>fijar domicilio procesal para el procedimiento, de conformidad con el numeral 1 del artículo 442</w:t>
       </w:r>
@@ -3574,7 +3574,7 @@
           <w:color w:val="000000"/>
           <w:kern w:val="0"/>
           <w:lang w:eastAsia="es-PE"/>
-          <w14:ligatures w14:val="none"/>
+          <ns2:ligatures ns2:val="none"/>
         </w:rPr>
         <w:t/>
       </w:r>
@@ -3584,7 +3584,7 @@
           <w:color w:val="000000"/>
           <w:kern w:val="0"/>
           <w:lang w:eastAsia="es-PE"/>
-          <w14:ligatures w14:val="none"/>
+          <ns2:ligatures ns2:val="none"/>
         </w:rPr>
         <w:t xml:space="preserve"> del Código Procesal Civil. </w:t>
       </w:r>
@@ -3592,7 +3592,7 @@
         <w:rPr>
           <w:rFonts w:ascii="Arial Narrow" w:eastAsia="Calibri" w:hAnsi="Arial Narrow" w:cs="Arial"/>
           <w:kern w:val="0"/>
-          <w14:ligatures w14:val="none"/>
+          <ns2:ligatures ns2:val="none"/>
         </w:rPr>
         <w:t>Para ello podrá señalar domicilio físico o una dirección electrónica a la que pueda remitirse las notificaciones</w:t>
       </w:r>
@@ -3601,12 +3601,12 @@
           <w:rFonts w:ascii="Arial Narrow" w:eastAsia="Arial" w:hAnsi="Arial Narrow" w:cs="Arial"/>
           <w:kern w:val="0"/>
           <w:lang w:val="es"/>
-          <w14:ligatures w14:val="none"/>
+          <ns2:ligatures ns2:val="none"/>
         </w:rPr>
         <w:t>;</w:t>
       </w:r>
     </w:p>
-    <w:p>
+    <w:p ns2:paraId="446A1900" ns2:textId="13BE47D4">
       <w:pPr>
         <w:numPr>
           <w:ilvl w:val="0"/>
@@ -3618,14 +3618,14 @@
         <w:rPr>
           <w:rFonts w:ascii="Arial Narrow" w:eastAsia="Calibri" w:hAnsi="Arial Narrow" w:cs="Arial"/>
           <w:kern w:val="0"/>
-          <w14:ligatures w14:val="none"/>
+          <ns2:ligatures ns2:val="none"/>
         </w:rPr>
       </w:pPr>
       <w:r>
         <w:rPr>
           <w:rFonts w:ascii="Arial Narrow" w:eastAsia="Calibri" w:hAnsi="Arial Narrow" w:cs="Arial"/>
           <w:kern w:val="0"/>
-          <w14:ligatures w14:val="none"/>
+          <ns2:ligatures ns2:val="none"/>
         </w:rPr>
         <w:t xml:space="preserve">en caso califique como </w:t>
       </w:r>
@@ -3634,7 +3634,7 @@
         <w:rPr>
           <w:rFonts w:ascii="Arial Narrow" w:eastAsia="Calibri" w:hAnsi="Arial Narrow" w:cs="Arial"/>
           <w:kern w:val="0"/>
-          <w14:ligatures w14:val="none"/>
+          <ns2:ligatures ns2:val="none"/>
         </w:rPr>
         <w:t>micro empresa</w:t>
       </w:r>
@@ -3643,7 +3643,7 @@
         <w:rPr>
           <w:rFonts w:ascii="Arial Narrow" w:eastAsia="Calibri" w:hAnsi="Arial Narrow" w:cs="Arial"/>
           <w:kern w:val="0"/>
-          <w14:ligatures w14:val="none"/>
+          <ns2:ligatures ns2:val="none"/>
         </w:rPr>
         <w:t xml:space="preserve"> o pequeña empresa, presentar los documentos que acrediten su volumen de ventas o ingresos brutos percibidos el año anterior relativo a todas sus actividades económicas y el número de trabajadores con el que cuenta</w:t>
       </w:r>
@@ -3653,7 +3653,7 @@
           <w:rFonts w:ascii="Arial Narrow" w:eastAsia="Calibri" w:hAnsi="Arial Narrow" w:cs="Arial"/>
           <w:kern w:val="0"/>
           <w:vertAlign w:val="superscript"/>
-          <w14:ligatures w14:val="none"/>
+          <ns2:ligatures ns2:val="none"/>
         </w:rPr>
         <w:footnoteReference w:id="7"/>
       </w:r>
@@ -3661,7 +3661,7 @@
         <w:rPr>
           <w:rFonts w:ascii="Arial Narrow" w:eastAsia="Calibri" w:hAnsi="Arial Narrow" w:cs="Arial"/>
           <w:kern w:val="0"/>
-          <w14:ligatures w14:val="none"/>
+          <ns2:ligatures ns2:val="none"/>
         </w:rPr>
         <w:t>. Ello, a fin de que la Comisión pueda meritar dicha documentación, conforme lo establece el artículo 110</w:t>
       </w:r>
@@ -3671,7 +3671,7 @@
           <w:color w:val="000000"/>
           <w:kern w:val="0"/>
           <w:lang w:eastAsia="es-PE"/>
-          <w14:ligatures w14:val="none"/>
+          <ns2:ligatures ns2:val="none"/>
         </w:rPr>
         <w:t/>
       </w:r>
@@ -3679,7 +3679,7 @@
         <w:rPr>
           <w:rFonts w:ascii="Arial Narrow" w:eastAsia="Calibri" w:hAnsi="Arial Narrow" w:cs="Arial"/>
           <w:kern w:val="0"/>
-          <w14:ligatures w14:val="none"/>
+          <ns2:ligatures ns2:val="none"/>
         </w:rPr>
         <w:t xml:space="preserve"> del </w:t>
       </w:r>
@@ -3688,7 +3688,7 @@
           <w:rFonts w:ascii="Arial Narrow" w:eastAsia="Calibri" w:hAnsi="Arial Narrow" w:cs="Arial"/>
           <w:spacing w:val="-2"/>
           <w:kern w:val="0"/>
-          <w14:ligatures w14:val="none"/>
+          <ns2:ligatures ns2:val="none"/>
         </w:rPr>
         <w:t>Código</w:t>
       </w:r>
@@ -3699,7 +3699,7 @@
           <w:spacing w:val="-2"/>
           <w:kern w:val="0"/>
           <w:vertAlign w:val="superscript"/>
-          <w14:ligatures w14:val="none"/>
+          <ns2:ligatures ns2:val="none"/>
         </w:rPr>
         <w:footnoteReference w:id="8"/>
       </w:r>
@@ -3708,67 +3708,102 @@
           <w:rFonts w:ascii="Arial Narrow" w:eastAsia="Calibri" w:hAnsi="Arial Narrow" w:cs="Arial"/>
           <w:spacing w:val="-2"/>
           <w:kern w:val="0"/>
-          <w14:ligatures w14:val="none"/>
+          <ns2:ligatures ns2:val="none"/>
         </w:rPr>
         <w:t>.</w:t>
       </w:r>
     </w:p>
+    <w:p ns2:paraId="354DE7F2" ns2:textId="77777777">
+      <w:pPr>
+        <w:spacing w:after="0" w:line="240" w:lineRule="auto"/>
+        <w:ind w:left="567"/>
+        <w:jc w:val="both"/>
+        <w:rPr>
+          <w:rFonts w:ascii="Arial Narrow" w:eastAsia="Arial Narrow" w:hAnsi="Arial Narrow" w:cs="Arial Narrow"/>
+          <w:color w:val="000000"/>
+          <w:kern w:val="0"/>
+          <w:lang w:eastAsia="es-PE"/>
+          <ns2:ligatures ns2:val="none"/>
+        </w:rPr>
+      </w:pPr>
+    </w:p>
     <w:p>
       <w:pPr>
         <w:spacing w:after="0" w:line="240" w:lineRule="auto"/>
-        <w:ind w:left="567"/>
-        <w:jc w:val="both"/>
-        <w:rPr>
-          <w:rFonts w:ascii="Arial Narrow" w:eastAsia="Arial Narrow" w:hAnsi="Arial Narrow" w:cs="Arial Narrow"/>
-          <w:color w:val="000000"/>
-          <w:kern w:val="0"/>
-          <w:lang w:eastAsia="es-PE"/>
-          <w14:ligatures w14:val="none"/>
-        </w:rPr>
-      </w:pPr>
-    </w:p>
-    <w:p>
-      <w:pPr>
-        <w:spacing w:after="0" w:line="240" w:lineRule="auto"/>
-        <w:jc w:val="both"/>
-        <w:rPr>
-          <w:rFonts w:ascii="Arial Narrow" w:eastAsia="Arial Narrow" w:hAnsi="Arial Narrow" w:cs="Arial Narrow"/>
-          <w:color w:val="000000"/>
-          <w:kern w:val="0"/>
-          <w:lang w:eastAsia="es-PE"/>
-          <w14:ligatures w14:val="none"/>
-        </w:rPr>
-      </w:pPr>
-      <w:r>
-        <w:rPr>
-          <w:rFonts w:ascii="Arial Narrow" w:eastAsia="Arial Narrow" w:hAnsi="Arial Narrow" w:cs="Arial Narrow"/>
-          <w:b/>
-          <w:color w:val="000000"/>
-          <w:kern w:val="0"/>
-          <w:lang w:eastAsia="es-PE"/>
-          <w14:ligatures w14:val="none"/>
+        <w:jc w:val="both"/>
+        <w:rPr>
+          <w:rFonts w:ascii="Arial Narrow" w:eastAsia="Arial Narrow" w:hAnsi="Arial Narrow" w:cs="Arial Narrow"/>
+          <w:color w:val="000000"/>
+          <w:kern w:val="0"/>
+          <w:lang w:eastAsia="es-PE"/>
+          <ns2:ligatures ns2:val="none"/>
+        </w:rPr>
+      </w:pPr>
+      <w:r>
+        <w:rPr>
+          <w:rFonts w:ascii="Arial Narrow" w:hAnsi="Arial Narrow" w:cs="Arial Narrow"/>
+          <w:b w:val="1"/>
+          <w:bCs w:val="1"/>
+          <w:sz w:val="20"/>
+          <w:szCs w:val="20"/>
         </w:rPr>
         <w:t xml:space="preserve">CUARTO: </w:t>
       </w:r>
       <w:r>
         <w:rPr>
-          <w:rFonts w:ascii="Arial Narrow" w:eastAsia="Arial Narrow" w:hAnsi="Arial Narrow" w:cs="Arial Narrow"/>
-          <w:color w:val="000000"/>
-          <w:kern w:val="0"/>
-          <w:lang w:eastAsia="es-PE"/>
-          <w14:ligatures w14:val="none"/>
-        </w:rPr>
-        <w:t xml:space="preserve">correr traslado de la denuncia interpuesta </w:t>
-      </w:r>
-      <w:r>
+          <w:rFonts w:ascii="Arial Narrow" w:hAnsi="Arial Narrow" w:cs="Arial Narrow"/>
+          <w:sz w:val="20"/>
+          <w:szCs w:val="20"/>
+        </w:rPr>
+        <w:t xml:space="preserve">correr traslado de la presente resolución a Mapfre Perú Compañía de Seguros y Reaseguros S.A. y al Comité de Administración del Fondo de Asistencia y Estímulo de los Trabajadores del Sector Educación para que, de conformidad con lo dispuesto por el artículo 26° de la Ley sobre Facultades, Normas y Organización del Indecopi, aprobado por Decreto Legislativo N° 8079, presenten sus descargos sobre la imputación de cargos realizada en un plazo no mayor a cinco (5) días hábiles contado a partir del día siguiente de la notificación de la presente resolución, vencido el cual, el Secretario Técnico declarará en rebeldía a los denunciados que no lo hubieran presentado. Debe precisarse que de conformidad con lo establecido por el artículo 223° del Texto Único Ordenado de la Ley N° 27444, Ley del Procedimiento Administrativo General, las alegaciones y los hechos relevantes de la reclamación, salvo que hayan sido específicamente negadas en la contestación, se tendrán por aceptadas o meritadas como ciertas.</w:t>
+      </w:r>
+    </w:p>
+    <w:p ns2:paraId="7D74C0BD" ns2:textId="77777777">
+      <w:pPr>
+        <w:spacing w:after="0" w:line="240" w:lineRule="auto"/>
+        <w:jc w:val="both"/>
+        <w:rPr>
+          <w:rFonts w:ascii="Arial Narrow" w:eastAsia="Arial Narrow" w:hAnsi="Arial Narrow" w:cs="Arial Narrow"/>
+          <w:color w:val="000000"/>
+          <w:kern w:val="0"/>
+          <w:lang w:eastAsia="es-PE"/>
+          <ns2:ligatures ns2:val="none"/>
+        </w:rPr>
+      </w:pPr>
+    </w:p>
+    <w:p ns2:paraId="61C1ED8F" ns2:textId="5A8EBB12">
+      <w:pPr>
+        <w:spacing w:after="0" w:line="240" w:lineRule="auto"/>
+        <w:jc w:val="both"/>
         <w:rPr>
           <w:rFonts w:ascii="Arial Narrow" w:eastAsia="Times New Roman" w:hAnsi="Arial Narrow" w:cs="Arial"/>
           <w:color w:val="000000"/>
           <w:kern w:val="0"/>
           <w:lang w:val="es-ES" w:eastAsia="es-ES"/>
-          <w14:ligatures w14:val="none"/>
-        </w:rPr>
-        <w:t xml:space="preserve">el </w:t>
+          <ns2:ligatures ns2:val="none"/>
+        </w:rPr>
+      </w:pPr>
+      <w:r>
+        <w:rPr>
+          <w:rFonts w:ascii="Arial Narrow" w:eastAsia="Arial Narrow" w:hAnsi="Arial Narrow" w:cs="Arial Narrow"/>
+          <w:b/>
+          <w:color w:val="000000"/>
+          <w:kern w:val="0"/>
+          <w:lang w:eastAsia="es-PE"/>
+          <ns2:ligatures ns2:val="none"/>
+        </w:rPr>
+        <w:t xml:space="preserve">QUINTO: </w:t>
+      </w:r>
+      <w:bookmarkStart w:id="4" w:name="_Hlk188286813"/>
+      <w:r>
+        <w:rPr>
+          <w:rFonts w:ascii="Arial Narrow" w:eastAsia="Times New Roman" w:hAnsi="Arial Narrow" w:cs="Arial"/>
+          <w:color w:val="000000"/>
+          <w:kern w:val="0"/>
+          <w:lang w:eastAsia="es-ES"/>
+          <ns2:ligatures ns2:val="none"/>
+        </w:rPr>
+        <w:t xml:space="preserve">requerir </w:t>
       </w:r>
       <w:r>
         <w:rPr>
@@ -3776,55 +3811,405 @@
           <w:color w:val="000000"/>
           <w:kern w:val="0"/>
           <w:lang w:val="es-ES" w:eastAsia="es-ES"/>
-          <w14:ligatures w14:val="none"/>
-        </w:rPr>
-        <w:t>23 de enero del 2025</w:t>
-      </w:r>
-      <w:r>
-        <w:rPr>
-          <w:rFonts w:ascii="Arial Narrow" w:eastAsia="Calibri" w:hAnsi="Arial Narrow" w:cs="Arial"/>
-          <w:kern w:val="0"/>
-          <w14:ligatures w14:val="none"/>
+          <ns2:ligatures ns2:val="none"/>
+        </w:rPr>
+        <w:t xml:space="preserve">que, en un </w:t>
+      </w:r>
+      <w:r>
+        <w:rPr>
+          <w:rFonts w:ascii="Arial Narrow" w:eastAsia="Times New Roman" w:hAnsi="Arial Narrow" w:cs="Arial"/>
+          <w:color w:val="000000"/>
+          <w:kern w:val="0"/>
+          <w:lang w:eastAsia="es-ES"/>
+          <ns2:ligatures ns2:val="none"/>
+        </w:rPr>
+        <w:t>plazo no mayor de cinco (5) días hábiles contado a partir del día siguiente de la notificación de la presente resolución</w:t>
+      </w:r>
+      <w:bookmarkEnd w:id="4"/>
+      <w:r>
+        <w:rPr>
+          <w:rFonts w:ascii="Arial Narrow" w:eastAsia="Times New Roman" w:hAnsi="Arial Narrow" w:cs="Arial"/>
+          <w:color w:val="000000"/>
+          <w:kern w:val="0"/>
+          <w:lang w:eastAsia="es-ES"/>
+          <ns2:ligatures ns2:val="none"/>
         </w:rPr>
         <w:t xml:space="preserve">, </w:t>
       </w:r>
-      <w:r>
-        <w:rPr>
-          <w:rFonts w:ascii="Arial Narrow" w:eastAsia="Arial Narrow" w:hAnsi="Arial Narrow" w:cs="Arial Narrow"/>
-          <w:color w:val="000000"/>
-          <w:kern w:val="0"/>
-          <w:lang w:eastAsia="es-PE"/>
-          <w14:ligatures w14:val="none"/>
-        </w:rPr>
-        <w:t>a</w:t>
-      </w:r>
-      <w:r>
-        <w:rPr>
-          <w:rFonts w:ascii="Arial Narrow" w:eastAsia="Times New Roman" w:hAnsi="Arial Narrow" w:cs="Times New Roman"/>
-          <w:color w:val="000000"/>
-          <w:kern w:val="0"/>
-          <w:shd w:val="clear" w:color="auto" w:fill="FFFFFF"/>
-          <w:lang w:eastAsia="es-PE"/>
-          <w14:ligatures w14:val="none"/>
+      <w:bookmarkStart w:id="5" w:name="_Hlk188286828"/>
+      <w:r>
+        <w:rPr>
+          <w:rFonts w:ascii="Arial Narrow" w:eastAsia="Arial Narrow" w:hAnsi="Arial Narrow" w:cs="Arial Narrow"/>
+          <w:bCs/>
+        </w:rPr>
+        <w:t>Mapfre Perú Compañía de Seguros y Reaseguros S.A.</w:t>
+      </w:r>
+      <w:r>
+        <w:rPr>
+          <w:rFonts w:ascii="Arial Narrow" w:eastAsia="Times New Roman" w:hAnsi="Arial Narrow" w:cs="Arial"/>
+          <w:color w:val="000000"/>
+          <w:kern w:val="0"/>
+          <w:lang w:eastAsia="es-ES"/>
+          <ns2:ligatures ns2:val="none"/>
+        </w:rPr>
+        <w:t xml:space="preserve">, </w:t>
+      </w:r>
+      <w:bookmarkEnd w:id="5"/>
+      <w:r>
+        <w:rPr>
+          <w:rFonts w:ascii="Arial Narrow" w:eastAsia="Times New Roman" w:hAnsi="Arial Narrow" w:cs="Arial"/>
+          <w:color w:val="000000"/>
+          <w:kern w:val="0"/>
+          <w:lang w:val="es-ES" w:eastAsia="es-ES"/>
+          <ns2:ligatures ns2:val="none"/>
+        </w:rPr>
+        <w:t xml:space="preserve">cumpla con: </w:t>
+      </w:r>
+      <w:r>
+        <w:rPr>
+          <w:rFonts w:ascii="Arial Narrow" w:eastAsia="Times New Roman" w:hAnsi="Arial Narrow" w:cs="Arial"/>
+          <w:color w:val="000000"/>
+          <w:kern w:val="0"/>
+          <w:lang w:val="es-ES" w:eastAsia="es-ES"/>
+          <ns2:ligatures ns2:val="none"/>
+        </w:rPr>
+        <w:t xml:space="preserve">(i) presentar una copia completa, legible y debidamente suscrita de la Póliza </w:t>
+      </w:r>
+      <w:proofErr w:type="spellStart"/>
+      <w:r>
+        <w:rPr>
+          <w:rFonts w:ascii="Arial Narrow" w:eastAsia="Times New Roman" w:hAnsi="Arial Narrow" w:cs="Arial"/>
+          <w:color w:val="000000"/>
+          <w:kern w:val="0"/>
+          <w:lang w:val="es-ES" w:eastAsia="es-ES"/>
+          <ns2:ligatures ns2:val="none"/>
+        </w:rPr>
+        <w:t/>
+      </w:r>
+      <w:proofErr w:type="spellEnd"/>
+      <w:r>
+        <w:rPr>
+          <w:rFonts w:ascii="Arial Narrow" w:eastAsia="Times New Roman" w:hAnsi="Arial Narrow" w:cs="Arial"/>
+          <w:color w:val="000000"/>
+          <w:kern w:val="0"/>
+          <w:lang w:val="es-ES" w:eastAsia="es-ES"/>
+          <ns2:ligatures ns2:val="none"/>
+        </w:rPr>
+        <w:t xml:space="preserve"> 6202059900004; y, (</w:t>
+      </w:r>
+      <w:proofErr w:type="spellStart"/>
+      <w:r>
+        <w:rPr>
+          <w:rFonts w:ascii="Arial Narrow" w:eastAsia="Times New Roman" w:hAnsi="Arial Narrow" w:cs="Arial"/>
+          <w:color w:val="000000"/>
+          <w:kern w:val="0"/>
+          <w:lang w:val="es-ES" w:eastAsia="es-ES"/>
+          <ns2:ligatures ns2:val="none"/>
+        </w:rPr>
+        <w:t>ii</w:t>
+      </w:r>
+      <w:proofErr w:type="spellEnd"/>
+      <w:r>
+        <w:rPr>
+          <w:rFonts w:ascii="Arial Narrow" w:eastAsia="Times New Roman" w:hAnsi="Arial Narrow" w:cs="Arial"/>
+          <w:color w:val="000000"/>
+          <w:kern w:val="0"/>
+          <w:lang w:val="es-ES" w:eastAsia="es-ES"/>
+          <ns2:ligatures ns2:val="none"/>
+        </w:rPr>
+        <w:t>) presentar los medios probatorios que acrediten que gestionó el pago de las primas ante el empleador de la aseguradora; y, (</w:t>
+      </w:r>
+      <w:proofErr w:type="spellStart"/>
+      <w:r>
+        <w:rPr>
+          <w:rFonts w:ascii="Arial Narrow" w:eastAsia="Times New Roman" w:hAnsi="Arial Narrow" w:cs="Arial"/>
+          <w:color w:val="000000"/>
+          <w:kern w:val="0"/>
+          <w:lang w:val="es-ES" w:eastAsia="es-ES"/>
+          <ns2:ligatures ns2:val="none"/>
+        </w:rPr>
+        <w:t>iii</w:t>
+      </w:r>
+      <w:proofErr w:type="spellEnd"/>
+      <w:r>
+        <w:rPr>
+          <w:rFonts w:ascii="Arial Narrow" w:eastAsia="Times New Roman" w:hAnsi="Arial Narrow" w:cs="Arial"/>
+          <w:color w:val="000000"/>
+          <w:kern w:val="0"/>
+          <w:lang w:val="es-ES" w:eastAsia="es-ES"/>
+          <ns2:ligatures ns2:val="none"/>
+        </w:rPr>
+        <w:t xml:space="preserve">) presentar un cronograma de pagos de la Póliza </w:t>
+      </w:r>
+      <w:proofErr w:type="spellStart"/>
+      <w:r>
+        <w:rPr>
+          <w:rFonts w:ascii="Arial Narrow" w:eastAsia="Times New Roman" w:hAnsi="Arial Narrow" w:cs="Arial"/>
+          <w:color w:val="000000"/>
+          <w:kern w:val="0"/>
+          <w:lang w:val="es-ES" w:eastAsia="es-ES"/>
+          <ns2:ligatures ns2:val="none"/>
+        </w:rPr>
+        <w:t/>
+      </w:r>
+      <w:proofErr w:type="spellEnd"/>
+      <w:r>
+        <w:rPr>
+          <w:rFonts w:ascii="Arial Narrow" w:eastAsia="Times New Roman" w:hAnsi="Arial Narrow" w:cs="Arial"/>
+          <w:color w:val="000000"/>
+          <w:kern w:val="0"/>
+          <w:lang w:val="es-ES" w:eastAsia="es-ES"/>
+          <ns2:ligatures ns2:val="none"/>
+        </w:rPr>
+        <w:t xml:space="preserve"> 6202059900004</w:t>
+      </w:r>
+      <w:r>
+        <w:rPr>
+          <w:rFonts w:ascii="Arial Narrow" w:eastAsia="Times New Roman" w:hAnsi="Arial Narrow" w:cs="Arial"/>
+          <w:color w:val="000000"/>
+          <w:kern w:val="0"/>
+          <w:lang w:val="es-ES" w:eastAsia="es-ES"/>
+          <ns2:ligatures ns2:val="none"/>
+        </w:rPr>
+        <w:t>.</w:t>
+      </w:r>
+    </w:p>
+    <w:p ns2:paraId="179A6699" ns2:textId="77777777">
+      <w:pPr>
+        <w:spacing w:after="0" w:line="240" w:lineRule="auto"/>
+        <w:jc w:val="both"/>
+        <w:rPr>
+          <w:rFonts w:ascii="Arial Narrow" w:eastAsia="Times New Roman" w:hAnsi="Arial Narrow" w:cs="Arial"/>
+          <w:color w:val="000000"/>
+          <w:kern w:val="0"/>
+          <w:lang w:val="es-ES" w:eastAsia="es-ES"/>
+          <ns2:ligatures ns2:val="none"/>
+        </w:rPr>
+      </w:pPr>
+    </w:p>
+    <w:p ns2:paraId="63E6DC28" ns2:textId="55D841F0">
+      <w:pPr>
+        <w:spacing w:after="0" w:line="240" w:lineRule="auto"/>
+        <w:jc w:val="both"/>
+        <w:rPr>
+          <w:rFonts w:ascii="Arial Narrow" w:eastAsia="Times New Roman" w:hAnsi="Arial Narrow" w:cs="Arial"/>
+          <w:color w:val="000000"/>
+          <w:kern w:val="0"/>
+          <w:lang w:val="es-ES" w:eastAsia="es-ES"/>
+          <ns2:ligatures ns2:val="none"/>
+        </w:rPr>
+      </w:pPr>
+      <w:r>
+        <w:rPr>
+          <w:rFonts w:ascii="Arial Narrow" w:eastAsia="Arial Narrow" w:hAnsi="Arial Narrow" w:cs="Arial Narrow"/>
+          <w:b/>
+          <w:color w:val="000000"/>
+          <w:kern w:val="0"/>
+          <w:lang w:eastAsia="es-PE"/>
+          <ns2:ligatures ns2:val="none"/>
+        </w:rPr>
+        <w:t xml:space="preserve">SEXTO: </w:t>
+      </w:r>
+      <w:r>
+        <w:rPr>
+          <w:rFonts w:ascii="Arial Narrow" w:eastAsia="Times New Roman" w:hAnsi="Arial Narrow" w:cs="Arial"/>
+          <w:color w:val="000000"/>
+          <w:kern w:val="0"/>
+          <w:lang w:eastAsia="es-ES"/>
+          <ns2:ligatures ns2:val="none"/>
+        </w:rPr>
+        <w:t xml:space="preserve">requerir </w:t>
+      </w:r>
+      <w:r>
+        <w:rPr>
+          <w:rFonts w:ascii="Arial Narrow" w:eastAsia="Times New Roman" w:hAnsi="Arial Narrow" w:cs="Arial"/>
+          <w:color w:val="000000"/>
+          <w:kern w:val="0"/>
+          <w:lang w:val="es-ES" w:eastAsia="es-ES"/>
+          <ns2:ligatures ns2:val="none"/>
+        </w:rPr>
+        <w:t xml:space="preserve">que, en un </w:t>
+      </w:r>
+      <w:r>
+        <w:rPr>
+          <w:rFonts w:ascii="Arial Narrow" w:eastAsia="Times New Roman" w:hAnsi="Arial Narrow" w:cs="Arial"/>
+          <w:color w:val="000000"/>
+          <w:kern w:val="0"/>
+          <w:lang w:eastAsia="es-ES"/>
+          <ns2:ligatures ns2:val="none"/>
+        </w:rPr>
+        <w:t xml:space="preserve">plazo no mayor de cinco (5) días hábiles contado a partir del día siguiente de la notificación de la presente resolución, </w:t>
+      </w:r>
+      <w:r>
+        <w:rPr>
+          <w:rFonts w:ascii="Arial Narrow" w:eastAsia="Arial Narrow" w:hAnsi="Arial Narrow" w:cs="Arial Narrow"/>
+          <w:bCs/>
+        </w:rPr>
+        <w:t>al Comité de Administración del Fondo de Asistencia y Estímulo de los Trabajadores del Sector Educación</w:t>
+      </w:r>
+      <w:r>
+        <w:rPr>
+          <w:rFonts w:ascii="Arial Narrow" w:eastAsia="Times New Roman" w:hAnsi="Arial Narrow" w:cs="Arial"/>
+          <w:color w:val="000000"/>
+          <w:kern w:val="0"/>
+          <w:lang w:eastAsia="es-ES"/>
+          <ns2:ligatures ns2:val="none"/>
+        </w:rPr>
+        <w:t>,</w:t>
+      </w:r>
+      <w:r>
+        <w:rPr>
+          <w:rFonts w:ascii="Arial Narrow" w:eastAsia="Times New Roman" w:hAnsi="Arial Narrow" w:cs="Arial"/>
+          <w:color w:val="000000"/>
+          <w:kern w:val="0"/>
+          <w:lang w:eastAsia="es-ES"/>
+          <ns2:ligatures ns2:val="none"/>
         </w:rPr>
         <w:t xml:space="preserve"> </w:t>
       </w:r>
       <w:r>
         <w:rPr>
-          <w:rFonts w:ascii="Arial Narrow" w:eastAsia="Arial Narrow" w:hAnsi="Arial Narrow" w:cs="Arial Narrow"/>
-          <w:bCs/>
-        </w:rPr>
-        <w:t>Mapfre Perú Compañía de Seguros y Reaseguros S.A. y al Comité de Administración del Fondo de Asistencia y Estímulo de los Trabajadores del Sector Educación</w:t>
-      </w:r>
-      <w:r>
-        <w:rPr>
-          <w:rFonts w:ascii="Arial Narrow" w:eastAsia="Arial Narrow" w:hAnsi="Arial Narrow" w:cs="Arial Narrow"/>
-          <w:color w:val="000000"/>
-          <w:kern w:val="0"/>
-          <w:lang w:eastAsia="es-PE"/>
-          <w14:ligatures w14:val="none"/>
-        </w:rPr>
-        <w:t>, para que, de conformidad con lo dispuesto por el artículo 26</w:t>
+          <w:rFonts w:ascii="Arial Narrow" w:eastAsia="Times New Roman" w:hAnsi="Arial Narrow" w:cs="Arial"/>
+          <w:color w:val="000000"/>
+          <w:kern w:val="0"/>
+          <w:lang w:val="es-ES" w:eastAsia="es-ES"/>
+          <ns2:ligatures ns2:val="none"/>
+        </w:rPr>
+        <w:t xml:space="preserve">cumpla con: </w:t>
+      </w:r>
+      <w:r>
+        <w:rPr>
+          <w:rFonts w:ascii="Arial Narrow" w:eastAsia="Times New Roman" w:hAnsi="Arial Narrow" w:cs="Arial"/>
+          <w:color w:val="000000"/>
+          <w:kern w:val="0"/>
+          <w:lang w:eastAsia="es-ES"/>
+          <ns2:ligatures ns2:val="none"/>
+        </w:rPr>
+        <w:t xml:space="preserve">(i) presentar una copia completa, legible y debidamente suscrita de la Póliza </w:t>
+      </w:r>
+      <w:proofErr w:type="spellStart"/>
+      <w:r>
+        <w:rPr>
+          <w:rFonts w:ascii="Arial Narrow" w:eastAsia="Times New Roman" w:hAnsi="Arial Narrow" w:cs="Arial"/>
+          <w:color w:val="000000"/>
+          <w:kern w:val="0"/>
+          <w:lang w:eastAsia="es-ES"/>
+          <ns2:ligatures ns2:val="none"/>
+        </w:rPr>
+        <w:t/>
+      </w:r>
+      <w:proofErr w:type="spellEnd"/>
+      <w:r>
+        <w:rPr>
+          <w:rFonts w:ascii="Arial Narrow" w:eastAsia="Times New Roman" w:hAnsi="Arial Narrow" w:cs="Arial"/>
+          <w:color w:val="000000"/>
+          <w:kern w:val="0"/>
+          <w:lang w:eastAsia="es-ES"/>
+          <ns2:ligatures ns2:val="none"/>
+        </w:rPr>
+        <w:t xml:space="preserve"> 6202059900004; y, (</w:t>
+      </w:r>
+      <w:proofErr w:type="spellStart"/>
+      <w:r>
+        <w:rPr>
+          <w:rFonts w:ascii="Arial Narrow" w:eastAsia="Times New Roman" w:hAnsi="Arial Narrow" w:cs="Arial"/>
+          <w:color w:val="000000"/>
+          <w:kern w:val="0"/>
+          <w:lang w:eastAsia="es-ES"/>
+          <ns2:ligatures ns2:val="none"/>
+        </w:rPr>
+        <w:t>ii</w:t>
+      </w:r>
+      <w:proofErr w:type="spellEnd"/>
+      <w:r>
+        <w:rPr>
+          <w:rFonts w:ascii="Arial Narrow" w:eastAsia="Times New Roman" w:hAnsi="Arial Narrow" w:cs="Arial"/>
+          <w:color w:val="000000"/>
+          <w:kern w:val="0"/>
+          <w:lang w:eastAsia="es-ES"/>
+          <ns2:ligatures ns2:val="none"/>
+        </w:rPr>
+        <w:t>) presentar todas las comunicaciones cursadas con la parte denunciante en virtud de los hechos materia de denuncia</w:t>
+      </w:r>
+      <w:r>
+        <w:rPr>
+          <w:rFonts w:ascii="Arial Narrow" w:eastAsia="Times New Roman" w:hAnsi="Arial Narrow" w:cs="Arial"/>
+          <w:color w:val="000000"/>
+          <w:kern w:val="0"/>
+          <w:lang w:val="es-ES" w:eastAsia="es-ES"/>
+          <ns2:ligatures ns2:val="none"/>
+        </w:rPr>
+        <w:t>.</w:t>
+      </w:r>
+    </w:p>
+    <w:p ns2:paraId="6A128BE5" ns2:textId="77777777">
+      <w:pPr>
+        <w:spacing w:after="0" w:line="240" w:lineRule="auto"/>
+        <w:jc w:val="both"/>
+        <w:rPr>
+          <w:rFonts w:ascii="Arial Narrow" w:eastAsia="Arial Narrow" w:hAnsi="Arial Narrow" w:cs="Arial Narrow"/>
+          <w:b/>
+          <w:color w:val="000000"/>
+          <w:kern w:val="0"/>
+          <w:lang w:val="es-ES" w:eastAsia="es-PE"/>
+          <ns2:ligatures ns2:val="none"/>
+        </w:rPr>
+      </w:pPr>
+    </w:p>
+    <w:p ns2:paraId="5A49EAA8" ns2:textId="70CE1A88">
+      <w:pPr>
+        <w:spacing w:after="0" w:line="240" w:lineRule="auto"/>
+        <w:jc w:val="both"/>
+        <w:rPr>
+          <w:rFonts w:ascii="Arial Narrow" w:eastAsia="Arial Narrow" w:hAnsi="Arial Narrow" w:cs="Arial Narrow"/>
+          <w:color w:val="000000"/>
+          <w:kern w:val="0"/>
+          <w:lang w:eastAsia="es-PE"/>
+          <ns2:ligatures ns2:val="none"/>
+        </w:rPr>
+      </w:pPr>
+      <w:r>
+        <w:rPr>
+          <w:rFonts w:ascii="Arial Narrow" w:eastAsia="Arial Narrow" w:hAnsi="Arial Narrow" w:cs="Arial Narrow"/>
+          <w:b/>
+          <w:color w:val="000000"/>
+          <w:kern w:val="0"/>
+          <w:lang w:eastAsia="es-PE"/>
+          <ns2:ligatures ns2:val="none"/>
+        </w:rPr>
+        <w:t>SÉTIMO</w:t>
+      </w:r>
+      <w:r>
+        <w:rPr>
+          <w:rFonts w:ascii="Arial Narrow" w:eastAsia="Arial Narrow" w:hAnsi="Arial Narrow" w:cs="Arial Narrow"/>
+          <w:b/>
+          <w:color w:val="000000"/>
+          <w:kern w:val="0"/>
+          <w:lang w:eastAsia="es-PE"/>
+          <ns2:ligatures ns2:val="none"/>
+        </w:rPr>
+        <w:t>:</w:t>
+      </w:r>
+      <w:r>
+        <w:rPr>
+          <w:rFonts w:ascii="Arial Narrow" w:eastAsia="Arial Narrow" w:hAnsi="Arial Narrow" w:cs="Arial Narrow"/>
+          <w:color w:val="000000"/>
+          <w:kern w:val="0"/>
+          <w:lang w:eastAsia="es-PE"/>
+          <ns2:ligatures ns2:val="none"/>
+        </w:rPr>
+        <w:t xml:space="preserve"> </w:t>
+      </w:r>
+      <w:bookmarkStart w:id="6" w:name="_Hlk188286915"/>
+      <w:r>
+        <w:rPr>
+          <w:rFonts w:ascii="Arial Narrow" w:eastAsia="Arial Narrow" w:hAnsi="Arial Narrow" w:cs="Arial Narrow"/>
+          <w:color w:val="000000"/>
+          <w:kern w:val="0"/>
+          <w:lang w:eastAsia="es-PE"/>
+          <ns2:ligatures ns2:val="none"/>
+        </w:rPr>
+        <w:t>informar a las partes que el artículo 110</w:t>
       </w:r>
       <w:r>
         <w:rPr>
@@ -3832,7 +4217,7 @@
           <w:color w:val="000000"/>
           <w:kern w:val="0"/>
           <w:lang w:eastAsia="es-PE"/>
-          <w14:ligatures w14:val="none"/>
+          <ns2:ligatures ns2:val="none"/>
         </w:rPr>
         <w:t/>
       </w:r>
@@ -3842,481 +4227,7 @@
           <w:color w:val="000000"/>
           <w:kern w:val="0"/>
           <w:lang w:eastAsia="es-PE"/>
-          <w14:ligatures w14:val="none"/>
-        </w:rPr>
-        <w:t xml:space="preserve"> de la Ley sobre Facultades, Normas y Organización del Indecopi, aprobada por Decreto Legislativo 807, presente sus descargos en un plazo no mayor de cinco (5) días hábiles contados desde la notificación. </w:t>
-      </w:r>
-    </w:p>
-    <w:p>
-      <w:pPr>
-        <w:spacing w:after="0" w:line="240" w:lineRule="auto"/>
-        <w:jc w:val="both"/>
-        <w:rPr>
-          <w:rFonts w:ascii="Arial Narrow" w:eastAsia="Arial Narrow" w:hAnsi="Arial Narrow" w:cs="Arial Narrow"/>
-          <w:color w:val="000000"/>
-          <w:kern w:val="0"/>
-          <w:lang w:eastAsia="es-PE"/>
-          <w14:ligatures w14:val="none"/>
-        </w:rPr>
-      </w:pPr>
-    </w:p>
-    <w:p>
-      <w:pPr>
-        <w:spacing w:after="0" w:line="240" w:lineRule="auto"/>
-        <w:jc w:val="both"/>
-        <w:rPr>
-          <w:rFonts w:ascii="Arial Narrow" w:eastAsia="Times New Roman" w:hAnsi="Arial Narrow" w:cs="Arial"/>
-          <w:color w:val="000000"/>
-          <w:kern w:val="0"/>
-          <w:lang w:val="es-ES" w:eastAsia="es-ES"/>
-          <w14:ligatures w14:val="none"/>
-        </w:rPr>
-      </w:pPr>
-      <w:r>
-        <w:rPr>
-          <w:rFonts w:ascii="Arial Narrow" w:eastAsia="Arial Narrow" w:hAnsi="Arial Narrow" w:cs="Arial Narrow"/>
-          <w:b/>
-          <w:color w:val="000000"/>
-          <w:kern w:val="0"/>
-          <w:lang w:eastAsia="es-PE"/>
-          <w14:ligatures w14:val="none"/>
-        </w:rPr>
-        <w:t xml:space="preserve">QUINTO: </w:t>
-      </w:r>
-      <w:bookmarkStart w:id="4" w:name="_Hlk188286813"/>
-      <w:r>
-        <w:rPr>
-          <w:rFonts w:ascii="Arial Narrow" w:eastAsia="Times New Roman" w:hAnsi="Arial Narrow" w:cs="Arial"/>
-          <w:color w:val="000000"/>
-          <w:kern w:val="0"/>
-          <w:lang w:eastAsia="es-ES"/>
-          <w14:ligatures w14:val="none"/>
-        </w:rPr>
-        <w:t xml:space="preserve">requerir </w:t>
-      </w:r>
-      <w:r>
-        <w:rPr>
-          <w:rFonts w:ascii="Arial Narrow" w:eastAsia="Times New Roman" w:hAnsi="Arial Narrow" w:cs="Arial"/>
-          <w:color w:val="000000"/>
-          <w:kern w:val="0"/>
-          <w:lang w:val="es-ES" w:eastAsia="es-ES"/>
-          <w14:ligatures w14:val="none"/>
-        </w:rPr>
-        <w:t xml:space="preserve">que, en un </w:t>
-      </w:r>
-      <w:r>
-        <w:rPr>
-          <w:rFonts w:ascii="Arial Narrow" w:eastAsia="Times New Roman" w:hAnsi="Arial Narrow" w:cs="Arial"/>
-          <w:color w:val="000000"/>
-          <w:kern w:val="0"/>
-          <w:lang w:eastAsia="es-ES"/>
-          <w14:ligatures w14:val="none"/>
-        </w:rPr>
-        <w:t>plazo no mayor de cinco (5) días hábiles contado a partir del día siguiente de la notificación de la presente resolución</w:t>
-      </w:r>
-      <w:bookmarkEnd w:id="4"/>
-      <w:r>
-        <w:rPr>
-          <w:rFonts w:ascii="Arial Narrow" w:eastAsia="Times New Roman" w:hAnsi="Arial Narrow" w:cs="Arial"/>
-          <w:color w:val="000000"/>
-          <w:kern w:val="0"/>
-          <w:lang w:eastAsia="es-ES"/>
-          <w14:ligatures w14:val="none"/>
-        </w:rPr>
-        <w:t xml:space="preserve">, </w:t>
-      </w:r>
-      <w:bookmarkStart w:id="5" w:name="_Hlk188286828"/>
-      <w:r>
-        <w:rPr>
-          <w:rFonts w:ascii="Arial Narrow" w:eastAsia="Arial Narrow" w:hAnsi="Arial Narrow" w:cs="Arial Narrow"/>
-          <w:bCs/>
-        </w:rPr>
-        <w:t>Mapfre Perú Compañía de Seguros y Reaseguros S.A.</w:t>
-      </w:r>
-      <w:r>
-        <w:rPr>
-          <w:rFonts w:ascii="Arial Narrow" w:eastAsia="Times New Roman" w:hAnsi="Arial Narrow" w:cs="Arial"/>
-          <w:color w:val="000000"/>
-          <w:kern w:val="0"/>
-          <w:lang w:eastAsia="es-ES"/>
-          <w14:ligatures w14:val="none"/>
-        </w:rPr>
-        <w:t xml:space="preserve">, </w:t>
-      </w:r>
-      <w:bookmarkEnd w:id="5"/>
-      <w:r>
-        <w:rPr>
-          <w:rFonts w:ascii="Arial Narrow" w:eastAsia="Times New Roman" w:hAnsi="Arial Narrow" w:cs="Arial"/>
-          <w:color w:val="000000"/>
-          <w:kern w:val="0"/>
-          <w:lang w:val="es-ES" w:eastAsia="es-ES"/>
-          <w14:ligatures w14:val="none"/>
-        </w:rPr>
-        <w:t xml:space="preserve">cumpla con: </w:t>
-      </w:r>
-      <w:r>
-        <w:rPr>
-          <w:rFonts w:ascii="Arial Narrow" w:eastAsia="Times New Roman" w:hAnsi="Arial Narrow" w:cs="Arial"/>
-          <w:color w:val="000000"/>
-          <w:kern w:val="0"/>
-          <w:lang w:val="es-ES" w:eastAsia="es-ES"/>
-          <w14:ligatures w14:val="none"/>
-        </w:rPr>
-        <w:t xml:space="preserve">(i) presentar una copia completa, legible y debidamente suscrita de la Póliza </w:t>
-      </w:r>
-      <w:proofErr w:type="spellStart"/>
-      <w:r>
-        <w:rPr>
-          <w:rFonts w:ascii="Arial Narrow" w:eastAsia="Times New Roman" w:hAnsi="Arial Narrow" w:cs="Arial"/>
-          <w:color w:val="000000"/>
-          <w:kern w:val="0"/>
-          <w:lang w:val="es-ES" w:eastAsia="es-ES"/>
-          <w14:ligatures w14:val="none"/>
-        </w:rPr>
-        <w:t/>
-      </w:r>
-      <w:proofErr w:type="spellEnd"/>
-      <w:r>
-        <w:rPr>
-          <w:rFonts w:ascii="Arial Narrow" w:eastAsia="Times New Roman" w:hAnsi="Arial Narrow" w:cs="Arial"/>
-          <w:color w:val="000000"/>
-          <w:kern w:val="0"/>
-          <w:lang w:val="es-ES" w:eastAsia="es-ES"/>
-          <w14:ligatures w14:val="none"/>
-        </w:rPr>
-        <w:t xml:space="preserve"> 6202059900004; y, (</w:t>
-      </w:r>
-      <w:proofErr w:type="spellStart"/>
-      <w:r>
-        <w:rPr>
-          <w:rFonts w:ascii="Arial Narrow" w:eastAsia="Times New Roman" w:hAnsi="Arial Narrow" w:cs="Arial"/>
-          <w:color w:val="000000"/>
-          <w:kern w:val="0"/>
-          <w:lang w:val="es-ES" w:eastAsia="es-ES"/>
-          <w14:ligatures w14:val="none"/>
-        </w:rPr>
-        <w:t>ii</w:t>
-      </w:r>
-      <w:proofErr w:type="spellEnd"/>
-      <w:r>
-        <w:rPr>
-          <w:rFonts w:ascii="Arial Narrow" w:eastAsia="Times New Roman" w:hAnsi="Arial Narrow" w:cs="Arial"/>
-          <w:color w:val="000000"/>
-          <w:kern w:val="0"/>
-          <w:lang w:val="es-ES" w:eastAsia="es-ES"/>
-          <w14:ligatures w14:val="none"/>
-        </w:rPr>
-        <w:t>) presentar los medios probatorios que acrediten que gestionó el pago de las primas ante el empleador de la aseguradora; y, (</w:t>
-      </w:r>
-      <w:proofErr w:type="spellStart"/>
-      <w:r>
-        <w:rPr>
-          <w:rFonts w:ascii="Arial Narrow" w:eastAsia="Times New Roman" w:hAnsi="Arial Narrow" w:cs="Arial"/>
-          <w:color w:val="000000"/>
-          <w:kern w:val="0"/>
-          <w:lang w:val="es-ES" w:eastAsia="es-ES"/>
-          <w14:ligatures w14:val="none"/>
-        </w:rPr>
-        <w:t>iii</w:t>
-      </w:r>
-      <w:proofErr w:type="spellEnd"/>
-      <w:r>
-        <w:rPr>
-          <w:rFonts w:ascii="Arial Narrow" w:eastAsia="Times New Roman" w:hAnsi="Arial Narrow" w:cs="Arial"/>
-          <w:color w:val="000000"/>
-          <w:kern w:val="0"/>
-          <w:lang w:val="es-ES" w:eastAsia="es-ES"/>
-          <w14:ligatures w14:val="none"/>
-        </w:rPr>
-        <w:t xml:space="preserve">) presentar un cronograma de pagos de la Póliza </w:t>
-      </w:r>
-      <w:proofErr w:type="spellStart"/>
-      <w:r>
-        <w:rPr>
-          <w:rFonts w:ascii="Arial Narrow" w:eastAsia="Times New Roman" w:hAnsi="Arial Narrow" w:cs="Arial"/>
-          <w:color w:val="000000"/>
-          <w:kern w:val="0"/>
-          <w:lang w:val="es-ES" w:eastAsia="es-ES"/>
-          <w14:ligatures w14:val="none"/>
-        </w:rPr>
-        <w:t/>
-      </w:r>
-      <w:proofErr w:type="spellEnd"/>
-      <w:r>
-        <w:rPr>
-          <w:rFonts w:ascii="Arial Narrow" w:eastAsia="Times New Roman" w:hAnsi="Arial Narrow" w:cs="Arial"/>
-          <w:color w:val="000000"/>
-          <w:kern w:val="0"/>
-          <w:lang w:val="es-ES" w:eastAsia="es-ES"/>
-          <w14:ligatures w14:val="none"/>
-        </w:rPr>
-        <w:t xml:space="preserve"> 6202059900004</w:t>
-      </w:r>
-      <w:r>
-        <w:rPr>
-          <w:rFonts w:ascii="Arial Narrow" w:eastAsia="Times New Roman" w:hAnsi="Arial Narrow" w:cs="Arial"/>
-          <w:color w:val="000000"/>
-          <w:kern w:val="0"/>
-          <w:lang w:val="es-ES" w:eastAsia="es-ES"/>
-          <w14:ligatures w14:val="none"/>
-        </w:rPr>
-        <w:t>.</w:t>
-      </w:r>
-    </w:p>
-    <w:p>
-      <w:pPr>
-        <w:spacing w:after="0" w:line="240" w:lineRule="auto"/>
-        <w:jc w:val="both"/>
-        <w:rPr>
-          <w:rFonts w:ascii="Arial Narrow" w:eastAsia="Times New Roman" w:hAnsi="Arial Narrow" w:cs="Arial"/>
-          <w:color w:val="000000"/>
-          <w:kern w:val="0"/>
-          <w:lang w:val="es-ES" w:eastAsia="es-ES"/>
-          <w14:ligatures w14:val="none"/>
-        </w:rPr>
-      </w:pPr>
-    </w:p>
-    <w:p>
-      <w:pPr>
-        <w:spacing w:after="0" w:line="240" w:lineRule="auto"/>
-        <w:jc w:val="both"/>
-        <w:rPr>
-          <w:rFonts w:ascii="Arial Narrow" w:eastAsia="Times New Roman" w:hAnsi="Arial Narrow" w:cs="Arial"/>
-          <w:color w:val="000000"/>
-          <w:kern w:val="0"/>
-          <w:lang w:val="es-ES" w:eastAsia="es-ES"/>
-          <w14:ligatures w14:val="none"/>
-        </w:rPr>
-      </w:pPr>
-      <w:r>
-        <w:rPr>
-          <w:rFonts w:ascii="Arial Narrow" w:eastAsia="Arial Narrow" w:hAnsi="Arial Narrow" w:cs="Arial Narrow"/>
-          <w:b/>
-          <w:color w:val="000000"/>
-          <w:kern w:val="0"/>
-          <w:lang w:eastAsia="es-PE"/>
-          <w14:ligatures w14:val="none"/>
-        </w:rPr>
-        <w:t xml:space="preserve">SEXTO: </w:t>
-      </w:r>
-      <w:r>
-        <w:rPr>
-          <w:rFonts w:ascii="Arial Narrow" w:eastAsia="Times New Roman" w:hAnsi="Arial Narrow" w:cs="Arial"/>
-          <w:color w:val="000000"/>
-          <w:kern w:val="0"/>
-          <w:lang w:eastAsia="es-ES"/>
-          <w14:ligatures w14:val="none"/>
-        </w:rPr>
-        <w:t xml:space="preserve">requerir </w:t>
-      </w:r>
-      <w:r>
-        <w:rPr>
-          <w:rFonts w:ascii="Arial Narrow" w:eastAsia="Times New Roman" w:hAnsi="Arial Narrow" w:cs="Arial"/>
-          <w:color w:val="000000"/>
-          <w:kern w:val="0"/>
-          <w:lang w:val="es-ES" w:eastAsia="es-ES"/>
-          <w14:ligatures w14:val="none"/>
-        </w:rPr>
-        <w:t xml:space="preserve">que, en un </w:t>
-      </w:r>
-      <w:r>
-        <w:rPr>
-          <w:rFonts w:ascii="Arial Narrow" w:eastAsia="Times New Roman" w:hAnsi="Arial Narrow" w:cs="Arial"/>
-          <w:color w:val="000000"/>
-          <w:kern w:val="0"/>
-          <w:lang w:eastAsia="es-ES"/>
-          <w14:ligatures w14:val="none"/>
-        </w:rPr>
-        <w:t xml:space="preserve">plazo no mayor de cinco (5) días hábiles contado a partir del día siguiente de la notificación de la presente resolución, </w:t>
-      </w:r>
-      <w:r>
-        <w:rPr>
-          <w:rFonts w:ascii="Arial Narrow" w:eastAsia="Arial Narrow" w:hAnsi="Arial Narrow" w:cs="Arial Narrow"/>
-          <w:bCs/>
-        </w:rPr>
-        <w:t>al Comité de Administración del Fondo de Asistencia y Estímulo de los Trabajadores del Sector Educación</w:t>
-      </w:r>
-      <w:r>
-        <w:rPr>
-          <w:rFonts w:ascii="Arial Narrow" w:eastAsia="Times New Roman" w:hAnsi="Arial Narrow" w:cs="Arial"/>
-          <w:color w:val="000000"/>
-          <w:kern w:val="0"/>
-          <w:lang w:eastAsia="es-ES"/>
-          <w14:ligatures w14:val="none"/>
-        </w:rPr>
-        <w:t>,</w:t>
-      </w:r>
-      <w:r>
-        <w:rPr>
-          <w:rFonts w:ascii="Arial Narrow" w:eastAsia="Times New Roman" w:hAnsi="Arial Narrow" w:cs="Arial"/>
-          <w:color w:val="000000"/>
-          <w:kern w:val="0"/>
-          <w:lang w:eastAsia="es-ES"/>
-          <w14:ligatures w14:val="none"/>
-        </w:rPr>
-        <w:t xml:space="preserve"> </w:t>
-      </w:r>
-      <w:r>
-        <w:rPr>
-          <w:rFonts w:ascii="Arial Narrow" w:eastAsia="Times New Roman" w:hAnsi="Arial Narrow" w:cs="Arial"/>
-          <w:color w:val="000000"/>
-          <w:kern w:val="0"/>
-          <w:lang w:val="es-ES" w:eastAsia="es-ES"/>
-          <w14:ligatures w14:val="none"/>
-        </w:rPr>
-        <w:t xml:space="preserve">cumpla con: </w:t>
-      </w:r>
-      <w:r>
-        <w:rPr>
-          <w:rFonts w:ascii="Arial Narrow" w:eastAsia="Times New Roman" w:hAnsi="Arial Narrow" w:cs="Arial"/>
-          <w:color w:val="000000"/>
-          <w:kern w:val="0"/>
-          <w:lang w:eastAsia="es-ES"/>
-          <w14:ligatures w14:val="none"/>
-        </w:rPr>
-        <w:t xml:space="preserve">(i) presentar una copia completa, legible y debidamente suscrita de la Póliza </w:t>
-      </w:r>
-      <w:proofErr w:type="spellStart"/>
-      <w:r>
-        <w:rPr>
-          <w:rFonts w:ascii="Arial Narrow" w:eastAsia="Times New Roman" w:hAnsi="Arial Narrow" w:cs="Arial"/>
-          <w:color w:val="000000"/>
-          <w:kern w:val="0"/>
-          <w:lang w:eastAsia="es-ES"/>
-          <w14:ligatures w14:val="none"/>
-        </w:rPr>
-        <w:t/>
-      </w:r>
-      <w:proofErr w:type="spellEnd"/>
-      <w:r>
-        <w:rPr>
-          <w:rFonts w:ascii="Arial Narrow" w:eastAsia="Times New Roman" w:hAnsi="Arial Narrow" w:cs="Arial"/>
-          <w:color w:val="000000"/>
-          <w:kern w:val="0"/>
-          <w:lang w:eastAsia="es-ES"/>
-          <w14:ligatures w14:val="none"/>
-        </w:rPr>
-        <w:t xml:space="preserve"> 6202059900004; y, (</w:t>
-      </w:r>
-      <w:proofErr w:type="spellStart"/>
-      <w:r>
-        <w:rPr>
-          <w:rFonts w:ascii="Arial Narrow" w:eastAsia="Times New Roman" w:hAnsi="Arial Narrow" w:cs="Arial"/>
-          <w:color w:val="000000"/>
-          <w:kern w:val="0"/>
-          <w:lang w:eastAsia="es-ES"/>
-          <w14:ligatures w14:val="none"/>
-        </w:rPr>
-        <w:t>ii</w:t>
-      </w:r>
-      <w:proofErr w:type="spellEnd"/>
-      <w:r>
-        <w:rPr>
-          <w:rFonts w:ascii="Arial Narrow" w:eastAsia="Times New Roman" w:hAnsi="Arial Narrow" w:cs="Arial"/>
-          <w:color w:val="000000"/>
-          <w:kern w:val="0"/>
-          <w:lang w:eastAsia="es-ES"/>
-          <w14:ligatures w14:val="none"/>
-        </w:rPr>
-        <w:t>) presentar todas las comunicaciones cursadas con la parte denunciante en virtud de los hechos materia de denuncia</w:t>
-      </w:r>
-      <w:r>
-        <w:rPr>
-          <w:rFonts w:ascii="Arial Narrow" w:eastAsia="Times New Roman" w:hAnsi="Arial Narrow" w:cs="Arial"/>
-          <w:color w:val="000000"/>
-          <w:kern w:val="0"/>
-          <w:lang w:val="es-ES" w:eastAsia="es-ES"/>
-          <w14:ligatures w14:val="none"/>
-        </w:rPr>
-        <w:t>.</w:t>
-      </w:r>
-    </w:p>
-    <w:p>
-      <w:pPr>
-        <w:spacing w:after="0" w:line="240" w:lineRule="auto"/>
-        <w:jc w:val="both"/>
-        <w:rPr>
-          <w:rFonts w:ascii="Arial Narrow" w:eastAsia="Arial Narrow" w:hAnsi="Arial Narrow" w:cs="Arial Narrow"/>
-          <w:b/>
-          <w:color w:val="000000"/>
-          <w:kern w:val="0"/>
-          <w:lang w:val="es-ES" w:eastAsia="es-PE"/>
-          <w14:ligatures w14:val="none"/>
-        </w:rPr>
-      </w:pPr>
-    </w:p>
-    <w:p>
-      <w:pPr>
-        <w:spacing w:after="0" w:line="240" w:lineRule="auto"/>
-        <w:jc w:val="both"/>
-        <w:rPr>
-          <w:rFonts w:ascii="Arial Narrow" w:eastAsia="Arial Narrow" w:hAnsi="Arial Narrow" w:cs="Arial Narrow"/>
-          <w:color w:val="000000"/>
-          <w:kern w:val="0"/>
-          <w:lang w:eastAsia="es-PE"/>
-          <w14:ligatures w14:val="none"/>
-        </w:rPr>
-      </w:pPr>
-      <w:r>
-        <w:rPr>
-          <w:rFonts w:ascii="Arial Narrow" w:eastAsia="Arial Narrow" w:hAnsi="Arial Narrow" w:cs="Arial Narrow"/>
-          <w:b/>
-          <w:color w:val="000000"/>
-          <w:kern w:val="0"/>
-          <w:lang w:eastAsia="es-PE"/>
-          <w14:ligatures w14:val="none"/>
-        </w:rPr>
-        <w:t>SÉTIMO</w:t>
-      </w:r>
-      <w:r>
-        <w:rPr>
-          <w:rFonts w:ascii="Arial Narrow" w:eastAsia="Arial Narrow" w:hAnsi="Arial Narrow" w:cs="Arial Narrow"/>
-          <w:b/>
-          <w:color w:val="000000"/>
-          <w:kern w:val="0"/>
-          <w:lang w:eastAsia="es-PE"/>
-          <w14:ligatures w14:val="none"/>
-        </w:rPr>
-        <w:t>:</w:t>
-      </w:r>
-      <w:r>
-        <w:rPr>
-          <w:rFonts w:ascii="Arial Narrow" w:eastAsia="Arial Narrow" w:hAnsi="Arial Narrow" w:cs="Arial Narrow"/>
-          <w:color w:val="000000"/>
-          <w:kern w:val="0"/>
-          <w:lang w:eastAsia="es-PE"/>
-          <w14:ligatures w14:val="none"/>
-        </w:rPr>
-        <w:t xml:space="preserve"> </w:t>
-      </w:r>
-      <w:bookmarkStart w:id="6" w:name="_Hlk188286915"/>
-      <w:r>
-        <w:rPr>
-          <w:rFonts w:ascii="Arial Narrow" w:eastAsia="Arial Narrow" w:hAnsi="Arial Narrow" w:cs="Arial Narrow"/>
-          <w:color w:val="000000"/>
-          <w:kern w:val="0"/>
-          <w:lang w:eastAsia="es-PE"/>
-          <w14:ligatures w14:val="none"/>
-        </w:rPr>
-        <w:t>informar a las partes que el artículo 110</w:t>
-      </w:r>
-      <w:r>
-        <w:rPr>
-          <w:rFonts w:ascii="Arial Narrow" w:eastAsia="Times New Roman" w:hAnsi="Arial Narrow" w:cs="Segoe UI"/>
-          <w:color w:val="000000"/>
-          <w:kern w:val="0"/>
-          <w:lang w:eastAsia="es-PE"/>
-          <w14:ligatures w14:val="none"/>
-        </w:rPr>
-        <w:t/>
-      </w:r>
-      <w:r>
-        <w:rPr>
-          <w:rFonts w:ascii="Arial Narrow" w:eastAsia="Arial Narrow" w:hAnsi="Arial Narrow" w:cs="Arial Narrow"/>
-          <w:color w:val="000000"/>
-          <w:kern w:val="0"/>
-          <w:lang w:eastAsia="es-PE"/>
-          <w14:ligatures w14:val="none"/>
+          <ns2:ligatures ns2:val="none"/>
         </w:rPr>
         <w:t xml:space="preserve"> de la Ley 29571, Código de Protección y Defensa del Consumidor</w:t>
       </w:r>
@@ -4328,7 +4239,7 @@
           <w:kern w:val="0"/>
           <w:vertAlign w:val="superscript"/>
           <w:lang w:eastAsia="es-PE"/>
-          <w14:ligatures w14:val="none"/>
+          <ns2:ligatures ns2:val="none"/>
         </w:rPr>
         <w:footnoteReference w:id="9"/>
       </w:r>
@@ -4338,7 +4249,7 @@
           <w:color w:val="000000"/>
           <w:kern w:val="0"/>
           <w:lang w:eastAsia="es-PE"/>
-          <w14:ligatures w14:val="none"/>
+          <ns2:ligatures ns2:val="none"/>
         </w:rPr>
         <w:t>, faculta a la Comisión a calificar las infracciones de la referida norma como leves, graves o muy graves e imponer sanciones que van desde una amonestación hasta una multa por un máximo de 450 Unidades Impositivas Tributarias, sin perjuicio de las medidas correctivas, reparadoras y complementarias, que puedan ordenarse de acuerdo a lo estipulado en los artículos 114</w:t>
       </w:r>
@@ -4348,7 +4259,7 @@
           <w:color w:val="000000"/>
           <w:kern w:val="0"/>
           <w:lang w:eastAsia="es-PE"/>
-          <w14:ligatures w14:val="none"/>
+          <ns2:ligatures ns2:val="none"/>
         </w:rPr>
         <w:t/>
       </w:r>
@@ -4358,7 +4269,7 @@
           <w:color w:val="000000"/>
           <w:kern w:val="0"/>
           <w:lang w:eastAsia="es-PE"/>
-          <w14:ligatures w14:val="none"/>
+          <ns2:ligatures ns2:val="none"/>
         </w:rPr>
         <w:t>, 115</w:t>
       </w:r>
@@ -4368,7 +4279,7 @@
           <w:color w:val="000000"/>
           <w:kern w:val="0"/>
           <w:lang w:eastAsia="es-PE"/>
-          <w14:ligatures w14:val="none"/>
+          <ns2:ligatures ns2:val="none"/>
         </w:rPr>
         <w:t/>
       </w:r>
@@ -4378,7 +4289,7 @@
           <w:color w:val="000000"/>
           <w:kern w:val="0"/>
           <w:lang w:eastAsia="es-PE"/>
-          <w14:ligatures w14:val="none"/>
+          <ns2:ligatures ns2:val="none"/>
         </w:rPr>
         <w:t xml:space="preserve"> y 116</w:t>
       </w:r>
@@ -4388,7 +4299,7 @@
           <w:color w:val="000000"/>
           <w:kern w:val="0"/>
           <w:lang w:eastAsia="es-PE"/>
-          <w14:ligatures w14:val="none"/>
+          <ns2:ligatures ns2:val="none"/>
         </w:rPr>
         <w:t/>
       </w:r>
@@ -4398,7 +4309,7 @@
           <w:color w:val="000000"/>
           <w:kern w:val="0"/>
           <w:lang w:eastAsia="es-PE"/>
-          <w14:ligatures w14:val="none"/>
+          <ns2:ligatures ns2:val="none"/>
         </w:rPr>
         <w:t xml:space="preserve"> de la referida norma</w:t>
       </w:r>
@@ -4410,7 +4321,7 @@
           <w:kern w:val="0"/>
           <w:vertAlign w:val="superscript"/>
           <w:lang w:eastAsia="es-PE"/>
-          <w14:ligatures w14:val="none"/>
+          <ns2:ligatures ns2:val="none"/>
         </w:rPr>
         <w:footnoteReference w:id="10"/>
       </w:r>
@@ -4420,7 +4331,7 @@
           <w:color w:val="000000"/>
           <w:kern w:val="0"/>
           <w:lang w:eastAsia="es-PE"/>
-          <w14:ligatures w14:val="none"/>
+          <ns2:ligatures ns2:val="none"/>
         </w:rPr>
         <w:t xml:space="preserve">. </w:t>
       </w:r>
@@ -4431,7 +4342,7 @@
           <w:color w:val="000000"/>
           <w:kern w:val="0"/>
           <w:lang w:eastAsia="es-PE"/>
-          <w14:ligatures w14:val="none"/>
+          <ns2:ligatures ns2:val="none"/>
         </w:rPr>
         <w:lastRenderedPageBreak/>
         <w:t>Asimismo, se consideran circunstancias atenuantes para la graduación de la sanción, el allanamiento de la denuncia o el reconocimiento de las pretensiones en ella contenidas, de acuerdo con el artículo 112</w:t>
@@ -4442,7 +4353,7 @@
           <w:color w:val="000000"/>
           <w:kern w:val="0"/>
           <w:lang w:eastAsia="es-PE"/>
-          <w14:ligatures w14:val="none"/>
+          <ns2:ligatures ns2:val="none"/>
         </w:rPr>
         <w:t/>
       </w:r>
@@ -4452,7 +4363,7 @@
           <w:color w:val="000000"/>
           <w:kern w:val="0"/>
           <w:lang w:eastAsia="es-PE"/>
-          <w14:ligatures w14:val="none"/>
+          <ns2:ligatures ns2:val="none"/>
         </w:rPr>
         <w:t xml:space="preserve"> del Código</w:t>
       </w:r>
@@ -4464,7 +4375,7 @@
           <w:kern w:val="0"/>
           <w:vertAlign w:val="superscript"/>
           <w:lang w:eastAsia="es-PE"/>
-          <w14:ligatures w14:val="none"/>
+          <ns2:ligatures ns2:val="none"/>
         </w:rPr>
         <w:footnoteReference w:id="11"/>
       </w:r>
@@ -4474,12 +4385,12 @@
           <w:color w:val="000000"/>
           <w:kern w:val="0"/>
           <w:lang w:eastAsia="es-PE"/>
-          <w14:ligatures w14:val="none"/>
+          <ns2:ligatures ns2:val="none"/>
         </w:rPr>
         <w:t>.</w:t>
       </w:r>
     </w:p>
-    <w:p>
+    <w:p ns2:paraId="60BC1406" ns2:textId="77777777">
       <w:pPr>
         <w:shd w:val="clear" w:color="auto" w:fill="FFFFFF"/>
         <w:spacing w:after="0" w:line="240" w:lineRule="auto"/>
@@ -4490,11 +4401,11 @@
           <w:color w:val="000000"/>
           <w:kern w:val="0"/>
           <w:lang w:eastAsia="es-PE"/>
-          <w14:ligatures w14:val="none"/>
-        </w:rPr>
-      </w:pPr>
-    </w:p>
-    <w:p>
+          <ns2:ligatures ns2:val="none"/>
+        </w:rPr>
+      </w:pPr>
+    </w:p>
+    <w:p ns2:paraId="2A591567" ns2:textId="67DC89BA">
       <w:pPr>
         <w:shd w:val="clear" w:color="auto" w:fill="FFFFFF"/>
         <w:spacing w:after="0" w:line="240" w:lineRule="auto"/>
@@ -4504,7 +4415,7 @@
           <w:color w:val="000000"/>
           <w:kern w:val="0"/>
           <w:lang w:eastAsia="es-PE"/>
-          <w14:ligatures w14:val="none"/>
+          <ns2:ligatures ns2:val="none"/>
         </w:rPr>
       </w:pPr>
       <w:r>
@@ -4513,7 +4424,7 @@
           <w:b/>
           <w:bCs/>
           <w:kern w:val="0"/>
-          <w14:ligatures w14:val="none"/>
+          <ns2:ligatures ns2:val="none"/>
         </w:rPr>
         <w:t>OCTAVO</w:t>
       </w:r>
@@ -4524,7 +4435,7 @@
           <w:color w:val="000000"/>
           <w:kern w:val="0"/>
           <w:lang w:eastAsia="es-PE"/>
-          <w14:ligatures w14:val="none"/>
+          <ns2:ligatures ns2:val="none"/>
         </w:rPr>
         <w:t>:</w:t>
       </w:r>
@@ -4534,7 +4445,7 @@
           <w:color w:val="000000"/>
           <w:kern w:val="0"/>
           <w:lang w:eastAsia="es-PE"/>
-          <w14:ligatures w14:val="none"/>
+          <ns2:ligatures ns2:val="none"/>
         </w:rPr>
         <w:t xml:space="preserve"> informar a las partes que conforme a lo establecido en el artículo 39</w:t>
       </w:r>
@@ -4544,7 +4455,7 @@
           <w:color w:val="000000"/>
           <w:kern w:val="0"/>
           <w:lang w:eastAsia="es-PE"/>
-          <w14:ligatures w14:val="none"/>
+          <ns2:ligatures ns2:val="none"/>
         </w:rPr>
         <w:t/>
       </w:r>
@@ -4554,12 +4465,12 @@
           <w:color w:val="000000"/>
           <w:kern w:val="0"/>
           <w:lang w:eastAsia="es-PE"/>
-          <w14:ligatures w14:val="none"/>
+          <ns2:ligatures ns2:val="none"/>
         </w:rPr>
         <w:t xml:space="preserve"> de la Ley sobre Facultades, Normas y Organización del Indecopi, aprobada por Decreto Legislativo 807, los gastos por los peritajes realizados, actuación de pruebas, inspecciones y otros derivados de la tramitación del proceso serán de cargo de la parte que solicita la prueba, salvo pacto en contrario. En todos los casos, la resolución final determinará si los gastos deben ser asumidos por alguna de las partes, o reembolsados a la otra parte o al Indecopi, según sea el caso, de manera adicional a la sanción que haya podido imponerse. </w:t>
       </w:r>
     </w:p>
-    <w:p>
+    <w:p ns2:paraId="3696E77C" ns2:textId="77777777">
       <w:pPr>
         <w:shd w:val="clear" w:color="auto" w:fill="FFFFFF"/>
         <w:spacing w:after="0" w:line="240" w:lineRule="auto"/>
@@ -4569,11 +4480,11 @@
           <w:color w:val="000000"/>
           <w:kern w:val="0"/>
           <w:lang w:eastAsia="es-PE"/>
-          <w14:ligatures w14:val="none"/>
-        </w:rPr>
-      </w:pPr>
-    </w:p>
-    <w:p>
+          <ns2:ligatures ns2:val="none"/>
+        </w:rPr>
+      </w:pPr>
+    </w:p>
+    <w:p ns2:paraId="563B5C6F" ns2:textId="20FA6C48">
       <w:pPr>
         <w:suppressAutoHyphens/>
         <w:spacing w:after="0" w:line="240" w:lineRule="auto"/>
@@ -4582,7 +4493,7 @@
           <w:rFonts w:ascii="Arial Narrow" w:eastAsia="Calibri" w:hAnsi="Arial Narrow" w:cs="Arial"/>
           <w:kern w:val="0"/>
           <w:u w:val="single"/>
-          <w14:ligatures w14:val="none"/>
+          <ns2:ligatures ns2:val="none"/>
         </w:rPr>
       </w:pPr>
       <w:r>
@@ -4592,7 +4503,7 @@
           <w:color w:val="000000"/>
           <w:kern w:val="0"/>
           <w:lang w:eastAsia="es-PE"/>
-          <w14:ligatures w14:val="none"/>
+          <ns2:ligatures ns2:val="none"/>
         </w:rPr>
         <w:t>NOVENO</w:t>
       </w:r>
@@ -4601,7 +4512,7 @@
           <w:rFonts w:ascii="Arial Narrow" w:eastAsia="Calibri" w:hAnsi="Arial Narrow" w:cs="Arial"/>
           <w:b/>
           <w:kern w:val="0"/>
-          <w14:ligatures w14:val="none"/>
+          <ns2:ligatures ns2:val="none"/>
         </w:rPr>
         <w:t>:</w:t>
       </w:r>
@@ -4609,7 +4520,7 @@
         <w:rPr>
           <w:rFonts w:ascii="Arial Narrow" w:eastAsia="Calibri" w:hAnsi="Arial Narrow" w:cs="Arial"/>
           <w:kern w:val="0"/>
-          <w14:ligatures w14:val="none"/>
+          <ns2:ligatures ns2:val="none"/>
         </w:rPr>
         <w:t xml:space="preserve"> comunicar a las partes que, </w:t>
       </w:r>
@@ -4618,7 +4529,7 @@
         <w:rPr>
           <w:rFonts w:ascii="Arial Narrow" w:eastAsia="Calibri" w:hAnsi="Arial Narrow" w:cs="Arial"/>
           <w:kern w:val="0"/>
-          <w14:ligatures w14:val="none"/>
+          <ns2:ligatures ns2:val="none"/>
         </w:rPr>
         <w:t>de acuerdo a</w:t>
       </w:r>
@@ -4627,7 +4538,7 @@
         <w:rPr>
           <w:rFonts w:ascii="Arial Narrow" w:eastAsia="Calibri" w:hAnsi="Arial Narrow" w:cs="Arial"/>
           <w:kern w:val="0"/>
-          <w14:ligatures w14:val="none"/>
+          <ns2:ligatures ns2:val="none"/>
         </w:rPr>
         <w:t xml:space="preserve"> lo señalado por el artículo 29</w:t>
       </w:r>
@@ -4637,7 +4548,7 @@
           <w:color w:val="000000"/>
           <w:kern w:val="0"/>
           <w:lang w:eastAsia="es-PE"/>
-          <w14:ligatures w14:val="none"/>
+          <ns2:ligatures ns2:val="none"/>
         </w:rPr>
         <w:t/>
       </w:r>
@@ -4645,7 +4556,7 @@
         <w:rPr>
           <w:rFonts w:ascii="Arial Narrow" w:eastAsia="Calibri" w:hAnsi="Arial Narrow" w:cs="Arial"/>
           <w:kern w:val="0"/>
-          <w14:ligatures w14:val="none"/>
+          <ns2:ligatures ns2:val="none"/>
         </w:rPr>
         <w:t xml:space="preserve"> del Decreto Legislativo </w:t>
       </w:r>
@@ -4654,7 +4565,7 @@
         <w:rPr>
           <w:rFonts w:ascii="Arial Narrow" w:eastAsia="Calibri" w:hAnsi="Arial Narrow" w:cs="Arial"/>
           <w:kern w:val="0"/>
-          <w14:ligatures w14:val="none"/>
+          <ns2:ligatures ns2:val="none"/>
         </w:rPr>
         <w:t/>
       </w:r>
@@ -4663,7 +4574,7 @@
         <w:rPr>
           <w:rFonts w:ascii="Arial Narrow" w:eastAsia="Calibri" w:hAnsi="Arial Narrow" w:cs="Arial"/>
           <w:kern w:val="0"/>
-          <w14:ligatures w14:val="none"/>
+          <ns2:ligatures ns2:val="none"/>
         </w:rPr>
         <w:t xml:space="preserve"> 807</w:t>
       </w:r>
@@ -4673,7 +4584,7 @@
           <w:rFonts w:ascii="Arial Narrow" w:eastAsia="Calibri" w:hAnsi="Arial Narrow" w:cs="Arial"/>
           <w:kern w:val="0"/>
           <w:vertAlign w:val="superscript"/>
-          <w14:ligatures w14:val="none"/>
+          <ns2:ligatures ns2:val="none"/>
         </w:rPr>
         <w:footnoteReference w:id="12"/>
       </w:r>
@@ -4681,7 +4592,7 @@
         <w:rPr>
           <w:rFonts w:ascii="Arial Narrow" w:eastAsia="Calibri" w:hAnsi="Arial Narrow" w:cs="Arial"/>
           <w:kern w:val="0"/>
-          <w14:ligatures w14:val="none"/>
+          <ns2:ligatures ns2:val="none"/>
         </w:rPr>
         <w:t xml:space="preserve">, hasta antes de la emisión de la Resolución Final tienen la posibilidad de solicitar una audiencia de conciliación. En caso deleguen a favor de una tercera persona su actuación en la diligencia programada, esta deberá presentar un poder especial con firma legalizada ante Notario Público, donde conste </w:t>
       </w:r>
@@ -4690,7 +4601,7 @@
           <w:rFonts w:ascii="Arial Narrow" w:eastAsia="Calibri" w:hAnsi="Arial Narrow" w:cs="Arial"/>
           <w:kern w:val="0"/>
           <w:u w:val="single"/>
-          <w14:ligatures w14:val="none"/>
+          <ns2:ligatures ns2:val="none"/>
         </w:rPr>
         <w:t>expresamente su facultad para asistir y conciliar en su representación</w:t>
       </w:r>
@@ -4699,7 +4610,7 @@
           <w:rFonts w:ascii="Arial Narrow" w:eastAsia="Calibri" w:hAnsi="Arial Narrow" w:cs="Arial"/>
           <w:bCs/>
           <w:kern w:val="0"/>
-          <w14:ligatures w14:val="none"/>
+          <ns2:ligatures ns2:val="none"/>
         </w:rPr>
         <w:t>.</w:t>
       </w:r>
@@ -4709,7 +4620,7 @@
           <w:b/>
           <w:bCs/>
           <w:kern w:val="0"/>
-          <w14:ligatures w14:val="none"/>
+          <ns2:ligatures ns2:val="none"/>
         </w:rPr>
         <w:t xml:space="preserve"> </w:t>
       </w:r>
@@ -4718,12 +4629,12 @@
           <w:rFonts w:ascii="Arial Narrow" w:eastAsia="Calibri" w:hAnsi="Arial Narrow" w:cs="Arial"/>
           <w:kern w:val="0"/>
           <w:u w:val="single"/>
-          <w14:ligatures w14:val="none"/>
+          <ns2:ligatures ns2:val="none"/>
         </w:rPr>
         <w:t xml:space="preserve">Ello bajo apercibimiento de no realizar la audiencia de conciliación y levantar el acta de inasistencia correspondiente. </w:t>
       </w:r>
     </w:p>
-    <w:p>
+    <w:p ns2:paraId="3E55E6BD" ns2:textId="77777777">
       <w:pPr>
         <w:suppressAutoHyphens/>
         <w:spacing w:after="0" w:line="240" w:lineRule="auto"/>
@@ -4732,11 +4643,11 @@
           <w:rFonts w:ascii="Arial Narrow" w:eastAsia="Calibri" w:hAnsi="Arial Narrow" w:cs="Arial"/>
           <w:kern w:val="0"/>
           <w:u w:val="single"/>
-          <w14:ligatures w14:val="none"/>
-        </w:rPr>
-      </w:pPr>
-    </w:p>
-    <w:p>
+          <ns2:ligatures ns2:val="none"/>
+        </w:rPr>
+      </w:pPr>
+    </w:p>
+    <w:p ns2:paraId="0081C764" ns2:textId="3C4E56B7">
       <w:pPr>
         <w:suppressAutoHyphens/>
         <w:spacing w:after="0" w:line="240" w:lineRule="auto"/>
@@ -4746,7 +4657,7 @@
           <w:color w:val="000000"/>
           <w:kern w:val="0"/>
           <w:lang w:eastAsia="es-PE"/>
-          <w14:ligatures w14:val="none"/>
+          <ns2:ligatures ns2:val="none"/>
         </w:rPr>
       </w:pPr>
       <w:r>
@@ -4755,7 +4666,7 @@
           <w:b/>
           <w:spacing w:val="-3"/>
           <w:kern w:val="0"/>
-          <w14:ligatures w14:val="none"/>
+          <ns2:ligatures ns2:val="none"/>
         </w:rPr>
         <w:t>DÉCIMO</w:t>
       </w:r>
@@ -4766,7 +4677,7 @@
           <w:color w:val="000000"/>
           <w:kern w:val="0"/>
           <w:lang w:eastAsia="es-PE"/>
-          <w14:ligatures w14:val="none"/>
+          <ns2:ligatures ns2:val="none"/>
         </w:rPr>
         <w:t>:</w:t>
       </w:r>
@@ -4776,14 +4687,14 @@
           <w:color w:val="000000"/>
           <w:kern w:val="0"/>
           <w:lang w:eastAsia="es-PE"/>
-          <w14:ligatures w14:val="none"/>
+          <ns2:ligatures ns2:val="none"/>
         </w:rPr>
         <w:t xml:space="preserve"> poner en conocimiento de las partes que, antes de la emisión de la Resolución Final, tienen la posibilidad de formular su desistimiento o presentar el acuerdo arribado mediante la conciliación, mediación, transacción o cualquier otro que, de forma indubitable, deje constancia que se ha solucionado la controversia materia de denuncia.</w:t>
       </w:r>
       <w:bookmarkStart w:id="7" w:name="h.gjdgxs" w:colFirst="0" w:colLast="0"/>
       <w:bookmarkEnd w:id="7"/>
     </w:p>
-    <w:p>
+    <w:p ns2:paraId="0DCAFBEE" ns2:textId="77777777">
       <w:pPr>
         <w:suppressAutoHyphens/>
         <w:spacing w:after="0" w:line="240" w:lineRule="auto"/>
@@ -4793,11 +4704,11 @@
           <w:color w:val="000000"/>
           <w:kern w:val="0"/>
           <w:lang w:eastAsia="es-PE"/>
-          <w14:ligatures w14:val="none"/>
-        </w:rPr>
-      </w:pPr>
-    </w:p>
-    <w:p>
+          <ns2:ligatures ns2:val="none"/>
+        </w:rPr>
+      </w:pPr>
+    </w:p>
+    <w:p ns2:paraId="174083EE" ns2:textId="7F8EDF8A">
       <w:pPr>
         <w:suppressAutoHyphens/>
         <w:spacing w:after="0" w:line="240" w:lineRule="auto"/>
@@ -4821,7 +4732,7 @@
           <w:b/>
           <w:spacing w:val="-3"/>
           <w:kern w:val="0"/>
-          <w14:ligatures w14:val="none"/>
+          <ns2:ligatures ns2:val="none"/>
         </w:rPr>
         <w:t/>
       </w:r>
@@ -4831,7 +4742,7 @@
           <w:bCs/>
           <w:spacing w:val="-3"/>
           <w:kern w:val="0"/>
-          <w14:ligatures w14:val="none"/>
+          <ns2:ligatures ns2:val="none"/>
         </w:rPr>
         <w:t xml:space="preserve"/>
       </w:r>
@@ -4841,7 +4752,7 @@
           <w:bCs/>
           <w:spacing w:val="-3"/>
           <w:kern w:val="0"/>
-          <w14:ligatures w14:val="none"/>
+          <ns2:ligatures ns2:val="none"/>
         </w:rPr>
         <w:t xml:space="preserve"/>
       </w:r>
@@ -4852,7 +4763,7 @@
           <w:kern w:val="0"/>
           <w:shd w:val="clear" w:color="auto" w:fill="FFFFFF"/>
           <w:lang w:eastAsia="es-PE"/>
-          <w14:ligatures w14:val="none"/>
+          <ns2:ligatures ns2:val="none"/>
         </w:rPr>
         <w:t xml:space="preserve"/>
       </w:r>
@@ -4864,7 +4775,7 @@
           <w:kern w:val="0"/>
           <w:shd w:val="clear" w:color="auto" w:fill="FFFFFF"/>
           <w:lang w:eastAsia="es-PE"/>
-          <w14:ligatures w14:val="none"/>
+          <ns2:ligatures ns2:val="none"/>
         </w:rPr>
         <w:t/>
       </w:r>
@@ -4876,7 +4787,7 @@
           <w:kern w:val="0"/>
           <w:shd w:val="clear" w:color="auto" w:fill="FFFFFF"/>
           <w:lang w:eastAsia="es-PE"/>
-          <w14:ligatures w14:val="none"/>
+          <ns2:ligatures ns2:val="none"/>
         </w:rPr>
         <w:t xml:space="preserve"/>
       </w:r>
@@ -4888,7 +4799,7 @@
           <w:kern w:val="0"/>
           <w:shd w:val="clear" w:color="auto" w:fill="FFFFFF"/>
           <w:lang w:eastAsia="es-PE"/>
-          <w14:ligatures w14:val="none"/>
+          <ns2:ligatures ns2:val="none"/>
         </w:rPr>
         <w:t/>
       </w:r>
@@ -4900,7 +4811,7 @@
           <w:kern w:val="0"/>
           <w:shd w:val="clear" w:color="auto" w:fill="FFFFFF"/>
           <w:lang w:eastAsia="es-PE"/>
-          <w14:ligatures w14:val="none"/>
+          <ns2:ligatures ns2:val="none"/>
         </w:rPr>
         <w:t xml:space="preserve"/>
       </w:r>
@@ -4917,7 +4828,7 @@
           <w:color w:val="000000"/>
           <w:kern w:val="0"/>
           <w:lang w:eastAsia="es-PE"/>
-          <w14:ligatures w14:val="none"/>
+          <ns2:ligatures ns2:val="none"/>
         </w:rPr>
         <w:t/>
       </w:r>
@@ -4950,7 +4861,7 @@
           <w:color w:val="000000"/>
           <w:kern w:val="0"/>
           <w:lang w:eastAsia="es-PE"/>
-          <w14:ligatures w14:val="none"/>
+          <ns2:ligatures ns2:val="none"/>
         </w:rPr>
         <w:t/>
       </w:r>
@@ -4976,7 +4887,7 @@
         <w:t/>
       </w:r>
     </w:p>
-    <w:p>
+    <w:p ns2:paraId="211210AA" ns2:textId="77777777">
       <w:pPr>
         <w:suppressAutoHyphens/>
         <w:spacing w:after="0" w:line="240" w:lineRule="auto"/>
@@ -4986,7 +4897,7 @@
         </w:rPr>
       </w:pPr>
     </w:p>
-    <w:p>
+    <w:p ns2:paraId="4D15FD02" ns2:textId="33194279">
       <w:pPr>
         <w:suppressAutoHyphens/>
         <w:jc w:val="both"/>
@@ -5101,7 +5012,7 @@
         <w:t>efectúen el acuse de recibo mediante la confirmación de recepción de la notificación remitida por este despacho a su Casilla Electrónica, dentro de los cinco (5) primeros días hábiles siguientes a la fecha en que recibe la notificación.</w:t>
       </w:r>
     </w:p>
-    <w:p>
+    <w:p ns2:paraId="212FCE7B" ns2:textId="77777777">
       <w:pPr>
         <w:suppressAutoHyphens/>
         <w:spacing w:after="0" w:line="240" w:lineRule="auto"/>
@@ -5111,78 +5022,78 @@
         </w:rPr>
       </w:pPr>
     </w:p>
-    <w:p>
-      <w:pPr>
-        <w:spacing w:after="0" w:line="240" w:lineRule="auto"/>
-        <w:jc w:val="both"/>
-        <w:rPr>
-          <w:rFonts w:ascii="Arial Narrow" w:eastAsia="Arial Narrow" w:hAnsi="Arial Narrow" w:cs="Arial Narrow"/>
-          <w:b/>
-          <w:color w:val="000000"/>
-          <w:kern w:val="0"/>
-          <w:lang w:eastAsia="es-PE"/>
-          <w14:ligatures w14:val="none"/>
-        </w:rPr>
-      </w:pPr>
-    </w:p>
-    <w:p>
-      <w:pPr>
-        <w:spacing w:after="0" w:line="240" w:lineRule="auto"/>
-        <w:jc w:val="both"/>
-        <w:rPr>
-          <w:rFonts w:ascii="Arial Narrow" w:eastAsia="Arial Narrow" w:hAnsi="Arial Narrow" w:cs="Arial Narrow"/>
-          <w:b/>
-          <w:color w:val="000000"/>
-          <w:kern w:val="0"/>
-          <w:lang w:eastAsia="es-PE"/>
-          <w14:ligatures w14:val="none"/>
-        </w:rPr>
-      </w:pPr>
-    </w:p>
-    <w:p>
-      <w:pPr>
-        <w:spacing w:after="0" w:line="240" w:lineRule="auto"/>
-        <w:jc w:val="both"/>
-        <w:rPr>
-          <w:rFonts w:ascii="Arial Narrow" w:eastAsia="Arial Narrow" w:hAnsi="Arial Narrow" w:cs="Arial Narrow"/>
-          <w:b/>
-          <w:color w:val="000000"/>
-          <w:kern w:val="0"/>
-          <w:lang w:eastAsia="es-PE"/>
-          <w14:ligatures w14:val="none"/>
+    <w:p ns2:paraId="39963B7E" ns2:textId="77777777">
+      <w:pPr>
+        <w:spacing w:after="0" w:line="240" w:lineRule="auto"/>
+        <w:jc w:val="both"/>
+        <w:rPr>
+          <w:rFonts w:ascii="Arial Narrow" w:eastAsia="Arial Narrow" w:hAnsi="Arial Narrow" w:cs="Arial Narrow"/>
+          <w:b/>
+          <w:color w:val="000000"/>
+          <w:kern w:val="0"/>
+          <w:lang w:eastAsia="es-PE"/>
+          <ns2:ligatures ns2:val="none"/>
+        </w:rPr>
+      </w:pPr>
+    </w:p>
+    <w:p ns2:paraId="537523B8" ns2:textId="77777777">
+      <w:pPr>
+        <w:spacing w:after="0" w:line="240" w:lineRule="auto"/>
+        <w:jc w:val="both"/>
+        <w:rPr>
+          <w:rFonts w:ascii="Arial Narrow" w:eastAsia="Arial Narrow" w:hAnsi="Arial Narrow" w:cs="Arial Narrow"/>
+          <w:b/>
+          <w:color w:val="000000"/>
+          <w:kern w:val="0"/>
+          <w:lang w:eastAsia="es-PE"/>
+          <ns2:ligatures ns2:val="none"/>
+        </w:rPr>
+      </w:pPr>
+    </w:p>
+    <w:p ns2:paraId="4FE8269B" ns2:textId="77777777">
+      <w:pPr>
+        <w:spacing w:after="0" w:line="240" w:lineRule="auto"/>
+        <w:jc w:val="both"/>
+        <w:rPr>
+          <w:rFonts w:ascii="Arial Narrow" w:eastAsia="Arial Narrow" w:hAnsi="Arial Narrow" w:cs="Arial Narrow"/>
+          <w:b/>
+          <w:color w:val="000000"/>
+          <w:kern w:val="0"/>
+          <w:lang w:eastAsia="es-PE"/>
+          <ns2:ligatures ns2:val="none"/>
         </w:rPr>
       </w:pPr>
     </w:p>
     <w:bookmarkEnd w:id="0"/>
-    <w:p>
-      <w:pPr>
-        <w:spacing w:after="0" w:line="240" w:lineRule="auto"/>
-        <w:jc w:val="both"/>
-        <w:rPr>
-          <w:rFonts w:ascii="Arial Narrow" w:eastAsia="Arial Narrow" w:hAnsi="Arial Narrow" w:cs="Arial Narrow"/>
-          <w:b/>
-          <w:color w:val="000000"/>
-          <w:kern w:val="0"/>
-          <w:lang w:eastAsia="es-PE"/>
-          <w14:ligatures w14:val="none"/>
-        </w:rPr>
-      </w:pPr>
-    </w:p>
-    <w:p>
-      <w:pPr>
-        <w:spacing w:after="0" w:line="240" w:lineRule="auto"/>
-        <w:jc w:val="both"/>
-        <w:rPr>
-          <w:rFonts w:ascii="Arial Narrow" w:eastAsia="Arial Narrow" w:hAnsi="Arial Narrow" w:cs="Arial Narrow"/>
-          <w:b/>
-          <w:color w:val="000000"/>
-          <w:kern w:val="0"/>
-          <w:lang w:eastAsia="es-PE"/>
-          <w14:ligatures w14:val="none"/>
-        </w:rPr>
-      </w:pPr>
-    </w:p>
-    <w:p>
+    <w:p ns2:paraId="45236734" ns2:textId="77777777">
+      <w:pPr>
+        <w:spacing w:after="0" w:line="240" w:lineRule="auto"/>
+        <w:jc w:val="both"/>
+        <w:rPr>
+          <w:rFonts w:ascii="Arial Narrow" w:eastAsia="Arial Narrow" w:hAnsi="Arial Narrow" w:cs="Arial Narrow"/>
+          <w:b/>
+          <w:color w:val="000000"/>
+          <w:kern w:val="0"/>
+          <w:lang w:eastAsia="es-PE"/>
+          <ns2:ligatures ns2:val="none"/>
+        </w:rPr>
+      </w:pPr>
+    </w:p>
+    <w:p ns2:paraId="7A3AFCFF" ns2:textId="77777777">
+      <w:pPr>
+        <w:spacing w:after="0" w:line="240" w:lineRule="auto"/>
+        <w:jc w:val="both"/>
+        <w:rPr>
+          <w:rFonts w:ascii="Arial Narrow" w:eastAsia="Arial Narrow" w:hAnsi="Arial Narrow" w:cs="Arial Narrow"/>
+          <w:b/>
+          <w:color w:val="000000"/>
+          <w:kern w:val="0"/>
+          <w:lang w:eastAsia="es-PE"/>
+          <ns2:ligatures ns2:val="none"/>
+        </w:rPr>
+      </w:pPr>
+    </w:p>
+    <w:p ns2:paraId="4408AAF0" ns2:textId="77777777">
       <w:pPr>
         <w:shd w:val="clear" w:color="auto" w:fill="FFFFFF" w:themeFill="background1"/>
         <w:spacing w:after="0" w:line="240" w:lineRule="auto"/>
@@ -5193,7 +5104,7 @@
           <w:bCs/>
           <w:color w:val="000000" w:themeColor="text1"/>
           <w:kern w:val="0"/>
-          <w14:ligatures w14:val="none"/>
+          <ns2:ligatures ns2:val="none"/>
         </w:rPr>
       </w:pPr>
       <w:r>
@@ -5203,12 +5114,12 @@
           <w:bCs/>
           <w:color w:val="000000" w:themeColor="text1"/>
           <w:kern w:val="0"/>
-          <w14:ligatures w14:val="none"/>
+          <ns2:ligatures ns2:val="none"/>
         </w:rPr>
         <w:t>EVELING ROA QUISPE</w:t>
       </w:r>
     </w:p>
-    <w:p>
+    <w:p ns2:paraId="1B928D09" ns2:textId="77777777">
       <w:pPr>
         <w:shd w:val="clear" w:color="auto" w:fill="FFFFFF" w:themeFill="background1"/>
         <w:spacing w:after="0" w:line="240" w:lineRule="auto"/>
@@ -5219,7 +5130,7 @@
           <w:bCs/>
           <w:color w:val="000000" w:themeColor="text1"/>
           <w:kern w:val="0"/>
-          <w14:ligatures w14:val="none"/>
+          <ns2:ligatures ns2:val="none"/>
         </w:rPr>
       </w:pPr>
       <w:r>
@@ -5229,12 +5140,12 @@
           <w:bCs/>
           <w:color w:val="000000" w:themeColor="text1"/>
           <w:kern w:val="0"/>
-          <w14:ligatures w14:val="none"/>
+          <ns2:ligatures ns2:val="none"/>
         </w:rPr>
         <w:t>Secretaria Técnica</w:t>
       </w:r>
     </w:p>
-    <w:p>
+    <w:p ns2:paraId="60394F8F" ns2:textId="77777777">
       <w:pPr>
         <w:shd w:val="clear" w:color="auto" w:fill="FFFFFF"/>
         <w:spacing w:after="0" w:line="240" w:lineRule="auto"/>
@@ -5243,7 +5154,7 @@
           <w:rFonts w:ascii="Arial Narrow" w:hAnsi="Arial Narrow"/>
           <w:color w:val="000000" w:themeColor="text1"/>
           <w:kern w:val="0"/>
-          <w14:ligatures w14:val="none"/>
+          <ns2:ligatures ns2:val="none"/>
         </w:rPr>
       </w:pPr>
       <w:r>
@@ -5253,7 +5164,7 @@
           <w:bCs/>
           <w:color w:val="000000" w:themeColor="text1"/>
           <w:kern w:val="0"/>
-          <w14:ligatures w14:val="none"/>
+          <ns2:ligatures ns2:val="none"/>
         </w:rPr>
         <w:t>Comisión </w:t>
       </w:r>
@@ -5265,7 +5176,7 @@
           <w:color w:val="000000" w:themeColor="text1"/>
           <w:kern w:val="0"/>
           <w:shd w:val="clear" w:color="auto" w:fill="FFFFFF"/>
-          <w14:ligatures w14:val="none"/>
+          <ns2:ligatures ns2:val="none"/>
         </w:rPr>
         <w:t>de</w:t>
       </w:r>
@@ -5276,7 +5187,7 @@
           <w:bCs/>
           <w:color w:val="000000" w:themeColor="text1"/>
           <w:kern w:val="0"/>
-          <w14:ligatures w14:val="none"/>
+          <ns2:ligatures ns2:val="none"/>
         </w:rPr>
         <w:t xml:space="preserve"> Protección al Consumidor </w:t>
       </w:r>
@@ -5288,7 +5199,7 @@
           <w:bCs/>
           <w:color w:val="000000" w:themeColor="text1"/>
           <w:kern w:val="0"/>
-          <w14:ligatures w14:val="none"/>
+          <ns2:ligatures ns2:val="none"/>
         </w:rPr>
         <w:t/>
       </w:r>
@@ -5300,53 +5211,53 @@
           <w:bCs/>
           <w:color w:val="000000" w:themeColor="text1"/>
           <w:kern w:val="0"/>
-          <w14:ligatures w14:val="none"/>
+          <ns2:ligatures ns2:val="none"/>
         </w:rPr>
         <w:t xml:space="preserve"> 1</w:t>
       </w:r>
     </w:p>
-    <w:p>
-      <w:pPr>
-        <w:spacing w:after="0" w:line="240" w:lineRule="auto"/>
-        <w:jc w:val="both"/>
-        <w:rPr>
-          <w:rFonts w:ascii="Arial Narrow" w:eastAsia="Arial Narrow" w:hAnsi="Arial Narrow" w:cs="Arial Narrow"/>
-          <w:b/>
-          <w:color w:val="000000"/>
-          <w:kern w:val="0"/>
-          <w:lang w:eastAsia="es-PE"/>
-          <w14:ligatures w14:val="none"/>
-        </w:rPr>
-      </w:pPr>
-    </w:p>
-    <w:p>
-      <w:pPr>
-        <w:spacing w:after="0" w:line="240" w:lineRule="auto"/>
-        <w:jc w:val="both"/>
-        <w:rPr>
-          <w:rFonts w:ascii="Arial Narrow" w:eastAsia="Arial Narrow" w:hAnsi="Arial Narrow" w:cs="Arial"/>
-          <w:color w:val="000000"/>
-          <w:kern w:val="0"/>
-          <w:sz w:val="16"/>
-          <w:szCs w:val="16"/>
-          <w:lang w:eastAsia="es-PE"/>
-          <w14:ligatures w14:val="none"/>
-        </w:rPr>
-      </w:pPr>
-      <w:r>
-        <w:rPr>
-          <w:rFonts w:ascii="Arial Narrow" w:eastAsia="Arial Narrow" w:hAnsi="Arial Narrow" w:cs="Arial"/>
-          <w:color w:val="000000"/>
-          <w:kern w:val="0"/>
-          <w:sz w:val="16"/>
-          <w:szCs w:val="16"/>
-          <w:lang w:eastAsia="es-PE"/>
-          <w14:ligatures w14:val="none"/>
+    <w:p ns2:paraId="11AE111F" ns2:textId="77777777">
+      <w:pPr>
+        <w:spacing w:after="0" w:line="240" w:lineRule="auto"/>
+        <w:jc w:val="both"/>
+        <w:rPr>
+          <w:rFonts w:ascii="Arial Narrow" w:eastAsia="Arial Narrow" w:hAnsi="Arial Narrow" w:cs="Arial Narrow"/>
+          <w:b/>
+          <w:color w:val="000000"/>
+          <w:kern w:val="0"/>
+          <w:lang w:eastAsia="es-PE"/>
+          <ns2:ligatures ns2:val="none"/>
+        </w:rPr>
+      </w:pPr>
+    </w:p>
+    <w:p ns2:paraId="5DD38284" ns2:textId="77777777">
+      <w:pPr>
+        <w:spacing w:after="0" w:line="240" w:lineRule="auto"/>
+        <w:jc w:val="both"/>
+        <w:rPr>
+          <w:rFonts w:ascii="Arial Narrow" w:eastAsia="Arial Narrow" w:hAnsi="Arial Narrow" w:cs="Arial"/>
+          <w:color w:val="000000"/>
+          <w:kern w:val="0"/>
+          <w:sz w:val="16"/>
+          <w:szCs w:val="16"/>
+          <w:lang w:eastAsia="es-PE"/>
+          <ns2:ligatures ns2:val="none"/>
+        </w:rPr>
+      </w:pPr>
+      <w:r>
+        <w:rPr>
+          <w:rFonts w:ascii="Arial Narrow" w:eastAsia="Arial Narrow" w:hAnsi="Arial Narrow" w:cs="Arial"/>
+          <w:color w:val="000000"/>
+          <w:kern w:val="0"/>
+          <w:sz w:val="16"/>
+          <w:szCs w:val="16"/>
+          <w:lang w:eastAsia="es-PE"/>
+          <ns2:ligatures ns2:val="none"/>
         </w:rPr>
         <w:t>LSM/DCE</w:t>
       </w:r>
     </w:p>
-    <w:p>
+    <w:p ns2:paraId="0B9A1116" ns2:textId="77777777">
       <w:pPr>
         <w:rPr>
           <w:rFonts w:ascii="Arial Narrow" w:hAnsi="Arial Narrow"/>
@@ -5354,8 +5265,8 @@
       </w:pPr>
     </w:p>
     <w:sectPr>
-      <w:headerReference w:type="default" r:id="rId8"/>
-      <w:footerReference w:type="default" r:id="rId9"/>
+      <w:headerReference w:type="default" ns3:id="rId8"/>
+      <w:footerReference w:type="default" ns3:id="rId9"/>
       <w:pgSz w:w="11906" w:h="16838"/>
       <w:pgMar w:top="1417" w:right="1701" w:bottom="1417" w:left="1701" w:header="708" w:footer="708" w:gutter="0"/>
       <w:cols w:space="708"/>

--- a/plantillas_maestras/02_seguro_vida/materia_general_asegurativa/2_o_mas_ddos_varios/mujer/TPL_0799_2025_SEGURO_VIDA_MATERIA_GENERAL_ASEGURATIVA_ASEGURADORA_MUJER_R1_V2.docx
+++ b/plantillas_maestras/02_seguro_vida/materia_general_asegurativa/2_o_mas_ddos_varios/mujer/TPL_0799_2025_SEGURO_VIDA_MATERIA_GENERAL_ASEGURATIVA_ASEGURADORA_MUJER_R1_V2.docx
@@ -857,7 +857,7 @@
           <w:lang w:eastAsia="es-ES"/>
           <ns2:ligatures ns2:val="none"/>
         </w:rPr>
-        <w:t xml:space="preserve">La madre de la denunciante, la señora [APELLIDO] [APELLIDO] Díaz (en adelante, la señora [APELLIDO]), fue beneficiaria del Seguro de Vida - Cobertura Sepelio con la Póliza 6202059900004 (en adelante, Seguro de Vida). Refiere que la señora [APELLIDO] no ha interrumpido en ningún momento el cumplimiento de la obligación de pago de la prima mensual correspondiente al Seguro de Vida. Señala que la señora [APELLIDO] Díaz no habría manifestado, ni de manera verbal ni por medio de documento escrito, su voluntad de suspender o cesar el descuento de la prima del seguro de vida de sus haberes.</w:t>
+        <w:t xml:space="preserve">La madre de la señora [APELLIDO], la señora [APELLIDO] [APELLIDO] Díaz (en adelante, la señora [APELLIDO]), fue beneficiaria del Seguro de Vida - Cobertura Sepelio con la Póliza 6202059900004 (en adelante, Seguro de Vida). Refiere que la señora [APELLIDO] no ha interrumpido en ningún momento el cumplimiento de la obligación de pago de la prima mensual correspondiente al Seguro de Vida. Señala que la señora [APELLIDO] Díaz no habría manifestado, ni de manera verbal ni por medio de documento escrito, su voluntad de suspender o cesar el descuento de la prima del seguro de vida de sus haberes.</w:t>
       </w:r>
       <w:proofErr w:type="spellStart"/>
       <w:r>
@@ -972,7 +972,7 @@
           <w:lang w:eastAsia="es-ES"/>
           <ns2:ligatures ns2:val="none"/>
         </w:rPr>
-        <w:t xml:space="preserve">El 25 de enero de 2023, la señora [APELLIDO] falleció en el Hospital Edgardo Rebagliati Martins. Ese mismo día, la denunciante solicitó a CAFAE-SE la activación de la cobertura de Sepelio del Seguro de Vida cubierto por la Póliza contratada; no obstante, CAFAE-SE le informó que la señora [APELLIDO] no se encontraba asegurada, ello debido a una supuesta omisión en el descuento de la prima mensual del seguro por parte de la Oficina de Normalización Previsional (ONP).</w:t>
+        <w:t xml:space="preserve">El 25 de enero de 2023, la señora [APELLIDO] falleció en el Hospital Edgardo Rebagliati Martins. Ese mismo día, la señora [APELLIDO] solicitó a CAFAE-SE la activación de la cobertura de Sepelio del Seguro de Vida cubierto por la Póliza contratada; no obstante, CAFAE-SE le informó que la señora [APELLIDO] no se encontraba asegurada, ello debido a una supuesta omisión en el descuento de la prima mensual del seguro por parte de la Oficina de Normalización Previsional (ONP).</w:t>
       </w:r>
       <w:proofErr w:type="spellStart"/>
       <w:r>
@@ -1039,7 +1039,7 @@
           <w:lang w:eastAsia="es-ES"/>
           <ns2:ligatures ns2:val="none"/>
         </w:rPr>
-        <w:t xml:space="preserve">En esa fecha, CAFAE-SE le señaló que existía la posibilidad de reincorporar a la señora [APELLIDO] Díaz al seguro, condicionando ello al pago de las cuotas pendientes y a la suscripción de un documento mediante el cual se aceptaba un periodo de carencia de tres meses, computado desde el día siguiente al de efectuado el pago, y que durante dicho periodo de carencia cualquier ocurrencia de siniestro no sería objeto de indemnización. El denunciante se negó a suscribir dicho documento, motivo por el cual CAFAE-SE no aceptó recibir los pagos correspondientes a las cuotas pendientes.</w:t>
+        <w:t xml:space="preserve">En esa fecha, CAFAE-SE le señaló que existía la posibilidad de reincorporar a la señora [APELLIDO] Díaz al seguro, condicionando ello al pago de las cuotas pendientes y a la suscripción de un documento mediante el cual se aceptaba un periodo de carencia de tres meses, computado desde el día siguiente al de efectuado el pago, y que durante dicho periodo de carencia cualquier ocurrencia de siniestro no sería objeto de indemnización. La señora [APELLIDO] se negó a suscribir dicho documento, motivo por el cual CAFAE-SE no aceptó recibir los pagos correspondientes a las cuotas pendientes.</w:t>
       </w:r>
       <w:r>
         <w:rPr>
@@ -3755,7 +3755,7 @@
           <w:sz w:val="20"/>
           <w:szCs w:val="20"/>
         </w:rPr>
-        <w:t xml:space="preserve">correr traslado de la presente resolución a Mapfre Perú Compañía de Seguros y Reaseguros S.A. y al Comité de Administración del Fondo de Asistencia y Estímulo de los Trabajadores del Sector Educación para que, de conformidad con lo dispuesto por el artículo 26° de la Ley sobre Facultades, Normas y Organización del Indecopi, aprobado por Decreto Legislativo N° 8079, presenten sus descargos sobre la imputación de cargos realizada en un plazo no mayor a cinco (5) días hábiles contado a partir del día siguiente de la notificación de la presente resolución, vencido el cual, el Secretario Técnico declarará en rebeldía a los denunciados que no lo hubieran presentado. Debe precisarse que de conformidad con lo establecido por el artículo 223° del Texto Único Ordenado de la Ley N° 27444, Ley del Procedimiento Administrativo General, las alegaciones y los hechos relevantes de la reclamación, salvo que hayan sido específicamente negadas en la contestación, se tendrán por aceptadas o meritadas como ciertas.</w:t>
+        <w:t xml:space="preserve">correr traslado de la presente resolución a Mapfre Perú Compañía de Seguros y Reaseguros S.A. y al Comité de Administración del Fondo de Asistencia y Estímulo de los Trabajadores del Sector Educación para que, de conformidad con lo dispuesto por el artículo 26 de la Ley sobre Facultades, Normas y Organización del Indecopi, aprobada por Decreto Legislativo 807, presenten sus descargos sobre la imputación de cargos realizada en un plazo no mayor a cinco (5) días hábiles contado a partir del día siguiente de la notificación de la presente resolución, vencido el cual, el Secretario Técnico declarará en rebeldía a los denunciados que no lo hubieran presentado. Debe precisarse que de conformidad con lo establecido por el artículo 223 del Texto Único Ordenado de la Ley 27444, Ley del Procedimiento Administrativo General, las alegaciones y los hechos relevantes de la reclamación, salvo que hayan sido específicamente negadas en la contestación, se tendrán por aceptadas o merituadas como ciertas.</w:t>
       </w:r>
     </w:p>
     <w:p ns2:paraId="7D74C0BD" ns2:textId="77777777">

--- a/plantillas_maestras/02_seguro_vida/materia_general_asegurativa/2_o_mas_ddos_varios/mujer/TPL_0799_2025_SEGURO_VIDA_MATERIA_GENERAL_ASEGURATIVA_ASEGURADORA_MUJER_R1_V2.docx
+++ b/plantillas_maestras/02_seguro_vida/materia_general_asegurativa/2_o_mas_ddos_varios/mujer/TPL_0799_2025_SEGURO_VIDA_MATERIA_GENERAL_ASEGURATIVA_ASEGURADORA_MUJER_R1_V2.docx
@@ -539,7 +539,7 @@
           <w:lang w:eastAsia="es-PE"/>
           <ns2:ligatures ns2:val="none"/>
         </w:rPr>
-        <w:t>16</w:t>
+        <w:t xml:space="preserve">16 de mayo de 2025</w:t>
       </w:r>
       <w:r>
         <w:rPr>
@@ -550,7 +550,7 @@
           <w:lang w:eastAsia="es-PE"/>
           <ns2:ligatures ns2:val="none"/>
         </w:rPr>
-        <w:t xml:space="preserve"> de </w:t>
+        <w:t xml:space="preserve"/>
       </w:r>
       <w:r>
         <w:rPr>
@@ -561,7 +561,7 @@
           <w:lang w:eastAsia="es-PE"/>
           <ns2:ligatures ns2:val="none"/>
         </w:rPr>
-        <w:t>mayo</w:t>
+        <w:t xml:space="preserve"/>
       </w:r>
       <w:r>
         <w:rPr>
@@ -572,7 +572,7 @@
           <w:lang w:eastAsia="es-PE"/>
           <ns2:ligatures ns2:val="none"/>
         </w:rPr>
-        <w:t xml:space="preserve"> de 202</w:t>
+        <w:t xml:space="preserve"/>
       </w:r>
       <w:r>
         <w:rPr>
@@ -583,7 +583,7 @@
           <w:lang w:eastAsia="es-PE"/>
           <ns2:ligatures ns2:val="none"/>
         </w:rPr>
-        <w:t>5</w:t>
+        <w:t xml:space="preserve"/>
       </w:r>
     </w:p>
     <w:p ns2:paraId="78BF12C0" ns2:textId="77777777">
@@ -669,7 +669,7 @@
           <w:lang w:val="es-ES" w:eastAsia="es-ES"/>
           <ns2:ligatures ns2:val="none"/>
         </w:rPr>
-        <w:t xml:space="preserve">Mediante el escrito del 23 de enero del 2025 la señora [APELLIDO] denunció a Mapfre y CAFAE-SE por presuntas infracciones a la Ley 29571, Código de Protección y Defensa del Consumidor (en adelante, Código), señalando lo siguiente:</w:t>
+        <w:t xml:space="preserve">Mediante el escrito del 23 de enero de 2025 la señora [APELLIDO] denunció a Mapfre y CAFAE-SE por presuntas infracciones a la Ley 29571, Código de Protección y Defensa del Consumidor (en adelante, Código), señalando lo siguiente:</w:t>
       </w:r>
       <w:r>
         <w:rPr>
@@ -1603,7 +1603,7 @@
           <w:lang w:eastAsia="es-PE"/>
           <ns2:ligatures ns2:val="none"/>
         </w:rPr>
-        <w:t xml:space="preserve"> 6202059900004 por falta de pago desde diciembre del 2021, pese a que </w:t>
+        <w:t xml:space="preserve"> 6202059900004 por falta de pago desde diciembre de 2021, pese a que </w:t>
       </w:r>
       <w:r>
         <w:rPr>
@@ -2574,7 +2574,7 @@
           <w:lang w:eastAsia="es-PE"/>
           <ns2:ligatures ns2:val="none"/>
         </w:rPr>
-        <w:t xml:space="preserve">PRIMERO: admitir a trámite la denuncia del 23 de enero del 2025 interpuesta por la señora [DENUNCIANTE] contra Mapfre Perú Compañía de Seguros y Reaseguros S.A. y el Comité de Administración del Fondo de Asistencia y Estímulo de los Trabajadores del Sector Educación, por lo siguiente:</w:t>
+        <w:t xml:space="preserve">PRIMERO: admitir a trámite la denuncia del 23 de enero de 2025 interpuesta por la señora [DENUNCIANTE] contra Mapfre Perú Compañía de Seguros y Reaseguros S.A. y el Comité de Administración del Fondo de Asistencia y Estímulo de los Trabajadores del Sector Educación, por lo siguiente:</w:t>
       </w:r>
       <w:r>
         <w:rPr>
@@ -2947,7 +2947,7 @@
           <w:lang w:eastAsia="es-PE"/>
           <ns2:ligatures ns2:val="none"/>
         </w:rPr>
-        <w:t xml:space="preserve"> 6202059900004 por falta de pago desde diciembre del 2021, pese a que se realizó los pagos correspondientes desde su contratación</w:t>
+        <w:t xml:space="preserve"> 6202059900004 por falta de pago desde diciembre de 2021, pese a que se realizó los pagos correspondientes desde su contratación</w:t>
       </w:r>
       <w:r>
         <w:rPr>
@@ -3360,7 +3360,7 @@
           <w:lang w:val="es-ES" w:eastAsia="es-ES"/>
           <ns2:ligatures ns2:val="none"/>
         </w:rPr>
-        <w:t>23 de enero del 2025</w:t>
+        <w:t xml:space="preserve">23 de enero de 2025</w:t>
       </w:r>
       <w:r>
         <w:rPr>
@@ -5447,23 +5447,23 @@
           <w:sz w:val="16"/>
           <w:szCs w:val="16"/>
         </w:rPr>
-        <w:t xml:space="preserve">01 de </w:t>
-      </w:r>
-      <w:r>
-        <w:rPr>
-          <w:rFonts w:ascii="Arial Narrow" w:hAnsi="Arial Narrow" w:cs="Arial"/>
-          <w:sz w:val="16"/>
-          <w:szCs w:val="16"/>
-        </w:rPr>
-        <w:t>a</w:t>
-      </w:r>
-      <w:r>
-        <w:rPr>
-          <w:rFonts w:ascii="Arial Narrow" w:hAnsi="Arial Narrow" w:cs="Arial"/>
-          <w:sz w:val="16"/>
-          <w:szCs w:val="16"/>
-        </w:rPr>
-        <w:t>bril del 2025</w:t>
+        <w:t xml:space="preserve">01 de abril de 2025</w:t>
+      </w:r>
+      <w:r>
+        <w:rPr>
+          <w:rFonts w:ascii="Arial Narrow" w:hAnsi="Arial Narrow" w:cs="Arial"/>
+          <w:sz w:val="16"/>
+          <w:szCs w:val="16"/>
+        </w:rPr>
+        <w:t xml:space="preserve"/>
+      </w:r>
+      <w:r>
+        <w:rPr>
+          <w:rFonts w:ascii="Arial Narrow" w:hAnsi="Arial Narrow" w:cs="Arial"/>
+          <w:sz w:val="16"/>
+          <w:szCs w:val="16"/>
+        </w:rPr>
+        <w:t xml:space="preserve"/>
       </w:r>
       <w:r>
         <w:rPr>
@@ -5480,7 +5480,7 @@
           <w:sz w:val="16"/>
           <w:szCs w:val="16"/>
         </w:rPr>
-        <w:t>recepcionada</w:t>
+        <w:t xml:space="preserve">recibida</w:t>
       </w:r>
       <w:proofErr w:type="spellEnd"/>
       <w:r>
@@ -5497,23 +5497,23 @@
           <w:sz w:val="16"/>
           <w:szCs w:val="16"/>
         </w:rPr>
-        <w:t xml:space="preserve">01 de </w:t>
-      </w:r>
-      <w:r>
-        <w:rPr>
-          <w:rFonts w:ascii="Arial Narrow" w:hAnsi="Arial Narrow" w:cs="Arial"/>
-          <w:sz w:val="16"/>
-          <w:szCs w:val="16"/>
-        </w:rPr>
-        <w:t>a</w:t>
-      </w:r>
-      <w:r>
-        <w:rPr>
-          <w:rFonts w:ascii="Arial Narrow" w:hAnsi="Arial Narrow" w:cs="Arial"/>
-          <w:sz w:val="16"/>
-          <w:szCs w:val="16"/>
-        </w:rPr>
-        <w:t>bril del 2025</w:t>
+        <w:t xml:space="preserve">01 de abril de 2025</w:t>
+      </w:r>
+      <w:r>
+        <w:rPr>
+          <w:rFonts w:ascii="Arial Narrow" w:hAnsi="Arial Narrow" w:cs="Arial"/>
+          <w:sz w:val="16"/>
+          <w:szCs w:val="16"/>
+        </w:rPr>
+        <w:t xml:space="preserve"/>
+      </w:r>
+      <w:r>
+        <w:rPr>
+          <w:rFonts w:ascii="Arial Narrow" w:hAnsi="Arial Narrow" w:cs="Arial"/>
+          <w:sz w:val="16"/>
+          <w:szCs w:val="16"/>
+        </w:rPr>
+        <w:t xml:space="preserve"/>
       </w:r>
       <w:r>
         <w:rPr>
@@ -5591,7 +5591,7 @@
           <w:sz w:val="16"/>
           <w:szCs w:val="16"/>
         </w:rPr>
-        <w:t>el 2 de setiembre del 2010 en el Diario Oficial El Peruano, vigente desde el 2 de octubre del 2010 y modificado por Decreto Legislativo 1308.</w:t>
+        <w:t xml:space="preserve">el 2 de setiembre de 2010 en el Diario Oficial El Peruano, vigente desde el 2 de octubre de 2010 y modificado por Decreto Legislativo 1308.</w:t>
       </w:r>
     </w:p>
     <w:p>

--- a/plantillas_maestras/02_seguro_vida/materia_general_asegurativa/2_o_mas_ddos_varios/mujer/TPL_0799_2025_SEGURO_VIDA_MATERIA_GENERAL_ASEGURATIVA_ASEGURADORA_MUJER_R1_V2.docx
+++ b/plantillas_maestras/02_seguro_vida/materia_general_asegurativa/2_o_mas_ddos_varios/mujer/TPL_0799_2025_SEGURO_VIDA_MATERIA_GENERAL_ASEGURATIVA_ASEGURADORA_MUJER_R1_V2.docx
@@ -1,8 +1,8 @@
 
 <file path=word/document.xml><?xml version="1.0" encoding="utf-8"?>
-<w:document xmlns:ns1="http://schemas.openxmlformats.org/markup-compatibility/2006" xmlns:ns2="http://schemas.microsoft.com/office/word/2010/wordml" xmlns:ns3="http://schemas.openxmlformats.org/officeDocument/2006/relationships" xmlns:w="http://schemas.openxmlformats.org/wordprocessingml/2006/main" ns1:Ignorable="w14 w15 w16se w16cid w16 w16cex w16sdtdh w16sdtfl w16du wp14">
+<w:document xmlns:mc="http://schemas.openxmlformats.org/markup-compatibility/2006" xmlns:r="http://schemas.openxmlformats.org/officeDocument/2006/relationships" xmlns:w="http://schemas.openxmlformats.org/wordprocessingml/2006/main" xmlns:w14="http://schemas.microsoft.com/office/word/2010/wordml" xmlns:w15="http://schemas.microsoft.com/office/word/2012/wordml" xmlns:w16="http://schemas.microsoft.com/office/word/2018/wordml" xmlns:w16cex="http://schemas.microsoft.com/office/word/2018/wordml/cex" xmlns:w16cid="http://schemas.microsoft.com/office/word/2016/wordml/cid" xmlns:w16du="http://schemas.microsoft.com/office/word/2023/wordml/word16du" xmlns:w16sdtdh="http://schemas.microsoft.com/office/word/2020/wordml/sdtdatahash" xmlns:w16se="http://schemas.microsoft.com/office/word/2015/wordml/symex" xmlns:wp14="http://schemas.microsoft.com/office/word/2010/wordprocessingDrawing" mc:Ignorable="w14 w15 w16se w16cid w16 w16cex w16sdtdh w16du wp14">
   <w:body>
-    <w:p ns2:paraId="0A632482" ns2:textId="77249135">
+    <w:p>
       <w:pPr>
         <w:tabs>
           <w:tab w:val="left" w:pos="1701"/>
@@ -14,7 +14,7 @@
           <w:color w:val="000000"/>
           <w:kern w:val="0"/>
           <w:lang w:eastAsia="es-PE"/>
-          <ns2:ligatures ns2:val="none"/>
+          <w14:ligatures w14:val="none"/>
         </w:rPr>
       </w:pPr>
       <w:bookmarkStart w:id="0" w:name="_Hlk80343540"/>
@@ -25,7 +25,7 @@
           <w:color w:val="000000"/>
           <w:kern w:val="0"/>
           <w:lang w:eastAsia="es-PE"/>
-          <ns2:ligatures ns2:val="none"/>
+          <w14:ligatures w14:val="none"/>
         </w:rPr>
         <w:t xml:space="preserve">EXPEDIENTE </w:t>
       </w:r>
@@ -36,7 +36,7 @@
           <w:color w:val="000000"/>
           <w:kern w:val="0"/>
           <w:lang w:eastAsia="es-PE"/>
-          <ns2:ligatures ns2:val="none"/>
+          <w14:ligatures w14:val="none"/>
         </w:rPr>
         <w:tab/>
         <w:t>:</w:t>
@@ -48,7 +48,7 @@
           <w:color w:val="000000"/>
           <w:kern w:val="0"/>
           <w:lang w:eastAsia="es-PE"/>
-          <ns2:ligatures ns2:val="none"/>
+          <w14:ligatures w14:val="none"/>
         </w:rPr>
         <w:tab/>
       </w:r>
@@ -61,7 +61,7 @@
           <w:kern w:val="0"/>
           <w:shd w:val="clear" w:color="auto" w:fill="FFFFFF"/>
           <w:lang w:eastAsia="es-PE"/>
-          <ns2:ligatures ns2:val="none"/>
+          <w14:ligatures w14:val="none"/>
         </w:rPr>
         <w:t>0799</w:t>
       </w:r>
@@ -74,12 +74,12 @@
           <w:kern w:val="0"/>
           <w:shd w:val="clear" w:color="auto" w:fill="FFFFFF"/>
           <w:lang w:eastAsia="es-PE"/>
-          <ns2:ligatures ns2:val="none"/>
+          <w14:ligatures w14:val="none"/>
         </w:rPr>
         <w:t>-2025/CC1</w:t>
       </w:r>
     </w:p>
-    <w:p ns2:paraId="187C3631" ns2:textId="151651E6">
+    <w:p>
       <w:pPr>
         <w:tabs>
           <w:tab w:val="left" w:pos="1701"/>
@@ -94,89 +94,26 @@
           <w:color w:val="000000"/>
           <w:kern w:val="0"/>
           <w:lang w:eastAsia="es-PE"/>
-          <ns2:ligatures ns2:val="none"/>
-        </w:rPr>
-      </w:pPr>
-      <w:r>
-        <w:rPr>
-          <w:rFonts w:ascii="Arial Narrow" w:eastAsia="Arial Narrow" w:hAnsi="Arial Narrow" w:cs="Arial Narrow"/>
-          <w:b/>
-          <w:color w:val="000000"/>
-          <w:kern w:val="0"/>
-          <w:lang w:eastAsia="es-PE"/>
-          <ns2:ligatures ns2:val="none"/>
-        </w:rPr>
-        <w:t xml:space="preserve">DENUNCIANTE:[DENUNCIANTE] (SEÑORA [APELLIDO])</w:t>
-      </w:r>
-      <w:r>
-        <w:rPr>
-          <w:rFonts w:ascii="Arial Narrow" w:eastAsia="Arial Narrow" w:hAnsi="Arial Narrow" w:cs="Arial Narrow"/>
-          <w:b/>
-          <w:color w:val="000000"/>
-          <w:kern w:val="0"/>
-          <w:lang w:eastAsia="es-PE"/>
-          <ns2:ligatures ns2:val="none"/>
-        </w:rPr>
+          <w14:ligatures w14:val="none"/>
+        </w:rPr>
+      </w:pPr>
+      <w:r>
+        <w:rPr>
+          <w:rFonts w:ascii="Arial Narrow" w:eastAsia="Arial Narrow" w:hAnsi="Arial Narrow" w:cs="Arial Narrow"/>
+          <w:b/>
+          <w:color w:val="000000"/>
+          <w:kern w:val="0"/>
+          <w:lang w:eastAsia="es-PE"/>
+          <w14:ligatures w14:val="none"/>
+        </w:rPr>
+        <w:t>DENUNCIANTE</w:t>
         <w:tab/>
-        <w:t/>
-      </w:r>
-      <w:r>
-        <w:rPr>
-          <w:rFonts w:ascii="Arial Narrow" w:eastAsia="Arial Narrow" w:hAnsi="Arial Narrow" w:cs="Arial Narrow"/>
-          <w:b/>
-          <w:color w:val="000000"/>
-          <w:kern w:val="0"/>
-          <w:lang w:eastAsia="es-PE"/>
-          <ns2:ligatures ns2:val="none"/>
-        </w:rPr>
+        <w:t>:</w:t>
         <w:tab/>
-      </w:r>
-      <w:r>
-        <w:rPr>
-          <w:rFonts w:ascii="Arial Narrow" w:eastAsia="Arial Narrow" w:hAnsi="Arial Narrow" w:cs="Arial Narrow"/>
-          <w:b/>
-          <w:color w:val="000000"/>
-          <w:kern w:val="0"/>
-          <w:lang w:eastAsia="es-PE"/>
-          <ns2:ligatures ns2:val="none"/>
-        </w:rPr>
-        <w:t xml:space="preserve"/>
-      </w:r>
-      <w:r>
-        <w:rPr>
-          <w:rFonts w:ascii="Arial Narrow" w:eastAsia="Arial Narrow" w:hAnsi="Arial Narrow" w:cs="Arial Narrow"/>
-          <w:b/>
-          <w:color w:val="000000"/>
-          <w:kern w:val="0"/>
-          <w:lang w:eastAsia="es-PE"/>
-          <ns2:ligatures ns2:val="none"/>
-        </w:rPr>
-        <w:t xml:space="preserve"/>
-      </w:r>
-      <w:r>
-        <w:rPr>
-          <w:rFonts w:ascii="Arial Narrow" w:eastAsia="Arial Narrow" w:hAnsi="Arial Narrow" w:cs="Arial Narrow"/>
-          <w:b/>
-          <w:color w:val="000000"/>
-          <w:kern w:val="0"/>
-          <w:lang w:eastAsia="es-PE"/>
-          <ns2:ligatures ns2:val="none"/>
-        </w:rPr>
-        <w:t/>
-      </w:r>
-      <w:r>
-        <w:rPr>
-          <w:rFonts w:ascii="Arial Narrow" w:eastAsia="Arial Narrow" w:hAnsi="Arial Narrow" w:cs="Arial Narrow"/>
-          <w:b/>
-          <w:color w:val="000000"/>
-          <w:kern w:val="0"/>
-          <w:lang w:eastAsia="es-PE"/>
-          <ns2:ligatures ns2:val="none"/>
-        </w:rPr>
-        <w:t/>
-      </w:r>
-    </w:p>
-    <w:p ns2:paraId="3A0051E2" ns2:textId="0122C0A0">
+        <w:t xml:space="preserve">[DENUNCIANTE] (SEÑORA [APELLIDO])</w:t>
+      </w:r>
+    </w:p>
+    <w:p>
       <w:pPr>
         <w:tabs>
           <w:tab w:val="left" w:pos="1701"/>
@@ -191,17 +128,17 @@
           <w:color w:val="000000"/>
           <w:kern w:val="0"/>
           <w:lang w:eastAsia="es-PE"/>
-          <ns2:ligatures ns2:val="none"/>
-        </w:rPr>
-      </w:pPr>
-      <w:r>
-        <w:rPr>
-          <w:rFonts w:ascii="Arial Narrow" w:eastAsia="Arial Narrow" w:hAnsi="Arial Narrow" w:cs="Arial Narrow"/>
-          <w:b/>
-          <w:color w:val="000000"/>
-          <w:kern w:val="0"/>
-          <w:lang w:eastAsia="es-PE"/>
-          <ns2:ligatures ns2:val="none"/>
+          <w14:ligatures w14:val="none"/>
+        </w:rPr>
+      </w:pPr>
+      <w:r>
+        <w:rPr>
+          <w:rFonts w:ascii="Arial Narrow" w:eastAsia="Arial Narrow" w:hAnsi="Arial Narrow" w:cs="Arial Narrow"/>
+          <w:b/>
+          <w:color w:val="000000"/>
+          <w:kern w:val="0"/>
+          <w:lang w:eastAsia="es-PE"/>
+          <w14:ligatures w14:val="none"/>
         </w:rPr>
         <w:t>DENUNCIADO</w:t>
       </w:r>
@@ -212,7 +149,7 @@
           <w:color w:val="000000"/>
           <w:kern w:val="0"/>
           <w:lang w:eastAsia="es-PE"/>
-          <ns2:ligatures ns2:val="none"/>
+          <w14:ligatures w14:val="none"/>
         </w:rPr>
         <w:tab/>
         <w:t>:</w:t>
@@ -224,7 +161,7 @@
           <w:color w:val="000000"/>
           <w:kern w:val="0"/>
           <w:lang w:eastAsia="es-PE"/>
-          <ns2:ligatures ns2:val="none"/>
+          <w14:ligatures w14:val="none"/>
         </w:rPr>
         <w:tab/>
       </w:r>
@@ -235,7 +172,7 @@
           <w:color w:val="000000"/>
           <w:kern w:val="0"/>
           <w:lang w:eastAsia="es-PE"/>
-          <ns2:ligatures ns2:val="none"/>
+          <w14:ligatures w14:val="none"/>
         </w:rPr>
         <w:t xml:space="preserve">MAPFRE PERU COMPAÑIA DE SEGUROS Y REASEGUROS </w:t>
       </w:r>
@@ -246,7 +183,7 @@
           <w:color w:val="000000"/>
           <w:kern w:val="0"/>
           <w:lang w:eastAsia="es-PE"/>
-          <ns2:ligatures ns2:val="none"/>
+          <w14:ligatures w14:val="none"/>
         </w:rPr>
         <w:t xml:space="preserve">S.A. </w:t>
       </w:r>
@@ -257,7 +194,7 @@
           <w:color w:val="000000"/>
           <w:kern w:val="0"/>
           <w:lang w:eastAsia="es-PE"/>
-          <ns2:ligatures ns2:val="none"/>
+          <w14:ligatures w14:val="none"/>
         </w:rPr>
         <w:t xml:space="preserve">(MAPFRE) </w:t>
       </w:r>
@@ -268,7 +205,7 @@
           <w:color w:val="000000"/>
           <w:kern w:val="0"/>
           <w:lang w:eastAsia="es-PE"/>
-          <ns2:ligatures ns2:val="none"/>
+          <w14:ligatures w14:val="none"/>
         </w:rPr>
         <w:t>COMITÉ DE ADMINISTRACIÓN DEL FONDO DE ASISTENCIA Y ESTÍMULO</w:t>
       </w:r>
@@ -279,7 +216,7 @@
           <w:color w:val="000000"/>
           <w:kern w:val="0"/>
           <w:lang w:eastAsia="es-PE"/>
-          <ns2:ligatures ns2:val="none"/>
+          <w14:ligatures w14:val="none"/>
         </w:rPr>
         <w:t xml:space="preserve"> </w:t>
       </w:r>
@@ -290,7 +227,7 @@
           <w:color w:val="000000"/>
           <w:kern w:val="0"/>
           <w:lang w:eastAsia="es-PE"/>
-          <ns2:ligatures ns2:val="none"/>
+          <w14:ligatures w14:val="none"/>
         </w:rPr>
         <w:t xml:space="preserve">DE LOS TRABAJADORES DEL SECTOR EDUCACIÓN </w:t>
       </w:r>
@@ -301,7 +238,7 @@
           <w:color w:val="000000"/>
           <w:kern w:val="0"/>
           <w:lang w:eastAsia="es-PE"/>
-          <ns2:ligatures ns2:val="none"/>
+          <w14:ligatures w14:val="none"/>
         </w:rPr>
         <w:t>(</w:t>
       </w:r>
@@ -312,7 +249,7 @@
           <w:color w:val="000000"/>
           <w:kern w:val="0"/>
           <w:lang w:eastAsia="es-PE"/>
-          <ns2:ligatures ns2:val="none"/>
+          <w14:ligatures w14:val="none"/>
         </w:rPr>
         <w:t>CAFAE-SE</w:t>
       </w:r>
@@ -323,12 +260,12 @@
           <w:color w:val="000000"/>
           <w:kern w:val="0"/>
           <w:lang w:eastAsia="es-PE"/>
-          <ns2:ligatures ns2:val="none"/>
+          <w14:ligatures w14:val="none"/>
         </w:rPr>
         <w:t>)</w:t>
       </w:r>
     </w:p>
-    <w:p ns2:paraId="2500BC77" ns2:textId="77777777">
+    <w:p>
       <w:pPr>
         <w:tabs>
           <w:tab w:val="left" w:pos="1701"/>
@@ -343,17 +280,17 @@
           <w:color w:val="000000"/>
           <w:kern w:val="0"/>
           <w:lang w:eastAsia="es-PE"/>
-          <ns2:ligatures ns2:val="none"/>
-        </w:rPr>
-      </w:pPr>
-      <w:r>
-        <w:rPr>
-          <w:rFonts w:ascii="Arial Narrow" w:eastAsia="Arial Narrow" w:hAnsi="Arial Narrow" w:cs="Arial Narrow"/>
-          <w:b/>
-          <w:color w:val="000000"/>
-          <w:kern w:val="0"/>
-          <w:lang w:eastAsia="es-PE"/>
-          <ns2:ligatures ns2:val="none"/>
+          <w14:ligatures w14:val="none"/>
+        </w:rPr>
+      </w:pPr>
+      <w:r>
+        <w:rPr>
+          <w:rFonts w:ascii="Arial Narrow" w:eastAsia="Arial Narrow" w:hAnsi="Arial Narrow" w:cs="Arial Narrow"/>
+          <w:b/>
+          <w:color w:val="000000"/>
+          <w:kern w:val="0"/>
+          <w:lang w:eastAsia="es-PE"/>
+          <w14:ligatures w14:val="none"/>
         </w:rPr>
         <w:t>MATERIAS</w:t>
       </w:r>
@@ -364,7 +301,7 @@
           <w:color w:val="000000"/>
           <w:kern w:val="0"/>
           <w:lang w:eastAsia="es-PE"/>
-          <ns2:ligatures ns2:val="none"/>
+          <w14:ligatures w14:val="none"/>
         </w:rPr>
         <w:tab/>
         <w:t xml:space="preserve">: </w:t>
@@ -376,13 +313,13 @@
           <w:color w:val="000000"/>
           <w:kern w:val="0"/>
           <w:lang w:eastAsia="es-PE"/>
-          <ns2:ligatures ns2:val="none"/>
+          <w14:ligatures w14:val="none"/>
         </w:rPr>
         <w:tab/>
         <w:t>ADMISIÓN A TRÁMITE</w:t>
       </w:r>
     </w:p>
-    <w:p ns2:paraId="284AD768" ns2:textId="7828DE75">
+    <w:p>
       <w:pPr>
         <w:tabs>
           <w:tab w:val="left" w:pos="1701"/>
@@ -397,17 +334,17 @@
           <w:color w:val="000000"/>
           <w:kern w:val="0"/>
           <w:lang w:eastAsia="es-PE"/>
-          <ns2:ligatures ns2:val="none"/>
-        </w:rPr>
-      </w:pPr>
-      <w:r>
-        <w:rPr>
-          <w:rFonts w:ascii="Arial Narrow" w:eastAsia="Arial Narrow" w:hAnsi="Arial Narrow" w:cs="Arial Narrow"/>
-          <w:b/>
-          <w:color w:val="000000"/>
-          <w:kern w:val="0"/>
-          <w:lang w:eastAsia="es-PE"/>
-          <ns2:ligatures ns2:val="none"/>
+          <w14:ligatures w14:val="none"/>
+        </w:rPr>
+      </w:pPr>
+      <w:r>
+        <w:rPr>
+          <w:rFonts w:ascii="Arial Narrow" w:eastAsia="Arial Narrow" w:hAnsi="Arial Narrow" w:cs="Arial Narrow"/>
+          <w:b/>
+          <w:color w:val="000000"/>
+          <w:kern w:val="0"/>
+          <w:lang w:eastAsia="es-PE"/>
+          <w14:ligatures w14:val="none"/>
         </w:rPr>
         <w:t>REQUERIMIENTO DE INFORMACIÓN</w:t>
       </w:r>
@@ -418,12 +355,12 @@
           <w:color w:val="000000"/>
           <w:kern w:val="0"/>
           <w:lang w:eastAsia="es-PE"/>
-          <ns2:ligatures ns2:val="none"/>
+          <w14:ligatures w14:val="none"/>
         </w:rPr>
         <w:t xml:space="preserve"> </w:t>
       </w:r>
     </w:p>
-    <w:p ns2:paraId="5A3670C5" ns2:textId="56340496">
+    <w:p>
       <w:pPr>
         <w:tabs>
           <w:tab w:val="left" w:pos="1701"/>
@@ -437,17 +374,17 @@
           <w:color w:val="000000"/>
           <w:kern w:val="0"/>
           <w:lang w:eastAsia="es-PE"/>
-          <ns2:ligatures ns2:val="none"/>
-        </w:rPr>
-      </w:pPr>
-      <w:r>
-        <w:rPr>
-          <w:rFonts w:ascii="Arial Narrow" w:eastAsia="Arial Narrow" w:hAnsi="Arial Narrow" w:cs="Arial Narrow"/>
-          <w:b/>
-          <w:color w:val="000000"/>
-          <w:kern w:val="0"/>
-          <w:lang w:eastAsia="es-PE"/>
-          <ns2:ligatures ns2:val="none"/>
+          <w14:ligatures w14:val="none"/>
+        </w:rPr>
+      </w:pPr>
+      <w:r>
+        <w:rPr>
+          <w:rFonts w:ascii="Arial Narrow" w:eastAsia="Arial Narrow" w:hAnsi="Arial Narrow" w:cs="Arial Narrow"/>
+          <w:b/>
+          <w:color w:val="000000"/>
+          <w:kern w:val="0"/>
+          <w:lang w:eastAsia="es-PE"/>
+          <w14:ligatures w14:val="none"/>
         </w:rPr>
         <w:t xml:space="preserve">RESOLUCIÓN </w:t>
       </w:r>
@@ -458,7 +395,7 @@
           <w:color w:val="000000"/>
           <w:kern w:val="0"/>
           <w:lang w:eastAsia="es-PE"/>
-          <ns2:ligatures ns2:val="none"/>
+          <w14:ligatures w14:val="none"/>
         </w:rPr>
         <w:tab/>
         <w:t>:</w:t>
@@ -470,7 +407,7 @@
           <w:color w:val="000000"/>
           <w:kern w:val="0"/>
           <w:lang w:eastAsia="es-PE"/>
-          <ns2:ligatures ns2:val="none"/>
+          <w14:ligatures w14:val="none"/>
         </w:rPr>
         <w:tab/>
       </w:r>
@@ -481,12 +418,12 @@
           <w:color w:val="000000"/>
           <w:kern w:val="0"/>
           <w:lang w:eastAsia="es-PE"/>
-          <ns2:ligatures ns2:val="none"/>
+          <w14:ligatures w14:val="none"/>
         </w:rPr>
         <w:t>1</w:t>
       </w:r>
     </w:p>
-    <w:p ns2:paraId="7591140C" ns2:textId="77777777">
+    <w:p>
       <w:pPr>
         <w:tabs>
           <w:tab w:val="left" w:pos="1014"/>
@@ -499,11 +436,11 @@
           <w:kern w:val="0"/>
           <w:shd w:val="clear" w:color="auto" w:fill="FFFFFF"/>
           <w:lang w:eastAsia="es-PE"/>
-          <ns2:ligatures ns2:val="none"/>
-        </w:rPr>
-      </w:pPr>
-    </w:p>
-    <w:p ns2:paraId="59BB126F" ns2:textId="78DF28F6">
+          <w14:ligatures w14:val="none"/>
+        </w:rPr>
+      </w:pPr>
+    </w:p>
+    <w:p>
       <w:pPr>
         <w:tabs>
           <w:tab w:val="left" w:pos="1014"/>
@@ -516,7 +453,7 @@
           <w:kern w:val="0"/>
           <w:shd w:val="clear" w:color="auto" w:fill="FFFFFF"/>
           <w:lang w:eastAsia="es-PE"/>
-          <ns2:ligatures ns2:val="none"/>
+          <w14:ligatures w14:val="none"/>
         </w:rPr>
       </w:pPr>
       <w:r>
@@ -526,7 +463,7 @@
           <w:kern w:val="0"/>
           <w:shd w:val="clear" w:color="auto" w:fill="FFFFFF"/>
           <w:lang w:eastAsia="es-PE"/>
-          <ns2:ligatures ns2:val="none"/>
+          <w14:ligatures w14:val="none"/>
         </w:rPr>
         <w:t xml:space="preserve">Lima, </w:t>
       </w:r>
@@ -537,7 +474,7 @@
           <w:kern w:val="0"/>
           <w:shd w:val="clear" w:color="auto" w:fill="FFFFFF"/>
           <w:lang w:eastAsia="es-PE"/>
-          <ns2:ligatures ns2:val="none"/>
+          <w14:ligatures w14:val="none"/>
         </w:rPr>
         <w:t xml:space="preserve">16 de mayo de 2025</w:t>
       </w:r>
@@ -548,7 +485,7 @@
           <w:kern w:val="0"/>
           <w:shd w:val="clear" w:color="auto" w:fill="FFFFFF"/>
           <w:lang w:eastAsia="es-PE"/>
-          <ns2:ligatures ns2:val="none"/>
+          <w14:ligatures w14:val="none"/>
         </w:rPr>
         <w:t xml:space="preserve"/>
       </w:r>
@@ -559,7 +496,7 @@
           <w:kern w:val="0"/>
           <w:shd w:val="clear" w:color="auto" w:fill="FFFFFF"/>
           <w:lang w:eastAsia="es-PE"/>
-          <ns2:ligatures ns2:val="none"/>
+          <w14:ligatures w14:val="none"/>
         </w:rPr>
         <w:t xml:space="preserve"/>
       </w:r>
@@ -570,7 +507,7 @@
           <w:kern w:val="0"/>
           <w:shd w:val="clear" w:color="auto" w:fill="FFFFFF"/>
           <w:lang w:eastAsia="es-PE"/>
-          <ns2:ligatures ns2:val="none"/>
+          <w14:ligatures w14:val="none"/>
         </w:rPr>
         <w:t xml:space="preserve"/>
       </w:r>
@@ -581,12 +518,12 @@
           <w:kern w:val="0"/>
           <w:shd w:val="clear" w:color="auto" w:fill="FFFFFF"/>
           <w:lang w:eastAsia="es-PE"/>
-          <ns2:ligatures ns2:val="none"/>
+          <w14:ligatures w14:val="none"/>
         </w:rPr>
         <w:t xml:space="preserve"/>
       </w:r>
     </w:p>
-    <w:p ns2:paraId="78BF12C0" ns2:textId="77777777">
+    <w:p>
       <w:pPr>
         <w:tabs>
           <w:tab w:val="left" w:pos="1014"/>
@@ -598,11 +535,11 @@
           <w:color w:val="000000"/>
           <w:kern w:val="0"/>
           <w:lang w:eastAsia="es-PE"/>
-          <ns2:ligatures ns2:val="none"/>
-        </w:rPr>
-      </w:pPr>
-    </w:p>
-    <w:p ns2:paraId="553F3534" ns2:textId="77777777">
+          <w14:ligatures w14:val="none"/>
+        </w:rPr>
+      </w:pPr>
+    </w:p>
+    <w:p>
       <w:pPr>
         <w:numPr>
           <w:ilvl w:val="0"/>
@@ -616,22 +553,22 @@
           <w:color w:val="000000"/>
           <w:kern w:val="0"/>
           <w:lang w:eastAsia="es-PE"/>
-          <ns2:ligatures ns2:val="none"/>
-        </w:rPr>
-      </w:pPr>
-      <w:r>
-        <w:rPr>
-          <w:rFonts w:ascii="Arial Narrow" w:eastAsia="Arial Narrow" w:hAnsi="Arial Narrow" w:cs="Arial Narrow"/>
-          <w:b/>
-          <w:color w:val="000000"/>
-          <w:kern w:val="0"/>
-          <w:lang w:eastAsia="es-PE"/>
-          <ns2:ligatures ns2:val="none"/>
+          <w14:ligatures w14:val="none"/>
+        </w:rPr>
+      </w:pPr>
+      <w:r>
+        <w:rPr>
+          <w:rFonts w:ascii="Arial Narrow" w:eastAsia="Arial Narrow" w:hAnsi="Arial Narrow" w:cs="Arial Narrow"/>
+          <w:b/>
+          <w:color w:val="000000"/>
+          <w:kern w:val="0"/>
+          <w:lang w:eastAsia="es-PE"/>
+          <w14:ligatures w14:val="none"/>
         </w:rPr>
         <w:t xml:space="preserve">HECHOS </w:t>
       </w:r>
     </w:p>
-    <w:p ns2:paraId="74E8E3A1" ns2:textId="77777777">
+    <w:p>
       <w:pPr>
         <w:spacing w:after="0" w:line="240" w:lineRule="auto"/>
         <w:jc w:val="both"/>
@@ -640,11 +577,11 @@
           <w:color w:val="000000"/>
           <w:kern w:val="0"/>
           <w:lang w:eastAsia="es-PE"/>
-          <ns2:ligatures ns2:val="none"/>
-        </w:rPr>
-      </w:pPr>
-    </w:p>
-    <w:p ns2:paraId="25718C3B" ns2:textId="19F9CB8C">
+          <w14:ligatures w14:val="none"/>
+        </w:rPr>
+      </w:pPr>
+    </w:p>
+    <w:p>
       <w:pPr>
         <w:numPr>
           <w:ilvl w:val="1"/>
@@ -658,7 +595,7 @@
           <w:color w:val="000000"/>
           <w:kern w:val="0"/>
           <w:lang w:val="es-ES" w:eastAsia="es-ES"/>
-          <ns2:ligatures ns2:val="none"/>
+          <w14:ligatures w14:val="none"/>
         </w:rPr>
       </w:pPr>
       <w:r>
@@ -667,7 +604,7 @@
           <w:color w:val="000000"/>
           <w:kern w:val="0"/>
           <w:lang w:val="es-ES" w:eastAsia="es-ES"/>
-          <ns2:ligatures ns2:val="none"/>
+          <w14:ligatures w14:val="none"/>
         </w:rPr>
         <w:t xml:space="preserve">Mediante el escrito del 23 de enero de 2025 la señora [APELLIDO] denunció a Mapfre y CAFAE-SE por presuntas infracciones a la Ley 29571, Código de Protección y Defensa del Consumidor (en adelante, Código), señalando lo siguiente:</w:t>
       </w:r>
@@ -677,7 +614,7 @@
           <w:color w:val="000000"/>
           <w:kern w:val="0"/>
           <w:lang w:val="es-ES" w:eastAsia="es-ES"/>
-          <ns2:ligatures ns2:val="none"/>
+          <w14:ligatures w14:val="none"/>
         </w:rPr>
         <w:t/>
       </w:r>
@@ -689,7 +626,7 @@
           <w:kern w:val="0"/>
           <w:vertAlign w:val="superscript"/>
           <w:lang w:val="es-ES" w:eastAsia="es-ES"/>
-          <ns2:ligatures ns2:val="none"/>
+          <w14:ligatures w14:val="none"/>
         </w:rPr>
         <w:footnoteReference w:id="1"/>
       </w:r>
@@ -697,7 +634,7 @@
         <w:rPr>
           <w:rFonts w:ascii="Arial Narrow" w:eastAsia="Calibri" w:hAnsi="Arial Narrow" w:cs="Arial"/>
           <w:kern w:val="0"/>
-          <ns2:ligatures ns2:val="none"/>
+          <w14:ligatures w14:val="none"/>
         </w:rPr>
         <w:t xml:space="preserve"/>
       </w:r>
@@ -705,7 +642,7 @@
         <w:rPr>
           <w:rFonts w:ascii="Arial Narrow" w:eastAsia="Calibri" w:hAnsi="Arial Narrow" w:cs="Arial"/>
           <w:kern w:val="0"/>
-          <ns2:ligatures ns2:val="none"/>
+          <w14:ligatures w14:val="none"/>
         </w:rPr>
         <w:t/>
       </w:r>
@@ -713,7 +650,7 @@
         <w:rPr>
           <w:rFonts w:ascii="Arial Narrow" w:eastAsia="Calibri" w:hAnsi="Arial Narrow" w:cs="Arial"/>
           <w:kern w:val="0"/>
-          <ns2:ligatures ns2:val="none"/>
+          <w14:ligatures w14:val="none"/>
         </w:rPr>
         <w:t xml:space="preserve"/>
       </w:r>
@@ -722,7 +659,7 @@
         <w:rPr>
           <w:rFonts w:ascii="Arial Narrow" w:eastAsia="Calibri" w:hAnsi="Arial Narrow" w:cs="Arial"/>
           <w:kern w:val="0"/>
-          <ns2:ligatures ns2:val="none"/>
+          <w14:ligatures w14:val="none"/>
         </w:rPr>
         <w:t/>
       </w:r>
@@ -731,7 +668,7 @@
         <w:rPr>
           <w:rFonts w:ascii="Arial Narrow" w:eastAsia="Calibri" w:hAnsi="Arial Narrow" w:cs="Arial"/>
           <w:kern w:val="0"/>
-          <ns2:ligatures ns2:val="none"/>
+          <w14:ligatures w14:val="none"/>
         </w:rPr>
         <w:t xml:space="preserve"/>
       </w:r>
@@ -739,7 +676,7 @@
         <w:rPr>
           <w:rFonts w:ascii="Arial Narrow" w:eastAsia="Calibri" w:hAnsi="Arial Narrow" w:cs="Arial"/>
           <w:kern w:val="0"/>
-          <ns2:ligatures ns2:val="none"/>
+          <w14:ligatures w14:val="none"/>
         </w:rPr>
         <w:t/>
       </w:r>
@@ -749,7 +686,7 @@
           <w:color w:val="000000"/>
           <w:kern w:val="0"/>
           <w:lang w:val="es-ES" w:eastAsia="es-ES"/>
-          <ns2:ligatures ns2:val="none"/>
+          <w14:ligatures w14:val="none"/>
         </w:rPr>
         <w:t xml:space="preserve"/>
       </w:r>
@@ -773,7 +710,7 @@
           <w:color w:val="000000"/>
           <w:kern w:val="0"/>
           <w:lang w:val="es-ES" w:eastAsia="es-ES"/>
-          <ns2:ligatures ns2:val="none"/>
+          <w14:ligatures w14:val="none"/>
         </w:rPr>
         <w:t/>
       </w:r>
@@ -785,7 +722,7 @@
           <w:kern w:val="0"/>
           <w:vertAlign w:val="superscript"/>
           <w:lang w:val="es-ES" w:eastAsia="es-ES"/>
-          <ns2:ligatures ns2:val="none"/>
+          <w14:ligatures w14:val="none"/>
         </w:rPr>
         <w:footnoteReference w:id="2"/>
       </w:r>
@@ -795,7 +732,7 @@
           <w:color w:val="000000"/>
           <w:kern w:val="0"/>
           <w:lang w:val="es-ES" w:eastAsia="es-ES"/>
-          <ns2:ligatures ns2:val="none"/>
+          <w14:ligatures w14:val="none"/>
         </w:rPr>
         <w:t xml:space="preserve"/>
       </w:r>
@@ -806,12 +743,12 @@
           <w:color w:val="000000"/>
           <w:kern w:val="0"/>
           <w:lang w:val="es-ES" w:eastAsia="es-ES"/>
-          <ns2:ligatures ns2:val="none"/>
+          <w14:ligatures w14:val="none"/>
         </w:rPr>
         <w:t/>
       </w:r>
     </w:p>
-    <w:p ns2:paraId="101D66EA" ns2:textId="77777777">
+    <w:p>
       <w:pPr>
         <w:tabs>
           <w:tab w:val="left" w:pos="1134"/>
@@ -823,11 +760,11 @@
           <w:color w:val="000000"/>
           <w:kern w:val="0"/>
           <w:lang w:val="es-ES" w:eastAsia="es-ES"/>
-          <ns2:ligatures ns2:val="none"/>
-        </w:rPr>
-      </w:pPr>
-    </w:p>
-    <w:p ns2:paraId="151B613E" ns2:textId="77777777">
+          <w14:ligatures w14:val="none"/>
+        </w:rPr>
+      </w:pPr>
+    </w:p>
+    <w:p>
       <w:pPr>
         <w:pStyle w:val="Prrafodelista"/>
         <w:numPr>
@@ -846,7 +783,7 @@
           <w:color w:val="000000"/>
           <w:kern w:val="0"/>
           <w:lang w:eastAsia="es-ES"/>
-          <ns2:ligatures ns2:val="none"/>
+          <w14:ligatures w14:val="none"/>
         </w:rPr>
       </w:pPr>
       <w:r>
@@ -855,7 +792,7 @@
           <w:color w:val="000000"/>
           <w:kern w:val="0"/>
           <w:lang w:eastAsia="es-ES"/>
-          <ns2:ligatures ns2:val="none"/>
+          <w14:ligatures w14:val="none"/>
         </w:rPr>
         <w:t xml:space="preserve">La madre de la señora [APELLIDO], la señora [APELLIDO] [APELLIDO] Díaz (en adelante, la señora [APELLIDO]), fue beneficiaria del Seguro de Vida - Cobertura Sepelio con la Póliza 6202059900004 (en adelante, Seguro de Vida). Refiere que la señora [APELLIDO] no ha interrumpido en ningún momento el cumplimiento de la obligación de pago de la prima mensual correspondiente al Seguro de Vida. Señala que la señora [APELLIDO] Díaz no habría manifestado, ni de manera verbal ni por medio de documento escrito, su voluntad de suspender o cesar el descuento de la prima del seguro de vida de sus haberes.</w:t>
       </w:r>
@@ -866,7 +803,7 @@
           <w:color w:val="000000"/>
           <w:kern w:val="0"/>
           <w:lang w:eastAsia="es-ES"/>
-          <ns2:ligatures ns2:val="none"/>
+          <w14:ligatures w14:val="none"/>
         </w:rPr>
         <w:t/>
       </w:r>
@@ -877,12 +814,12 @@
           <w:color w:val="000000"/>
           <w:kern w:val="0"/>
           <w:lang w:eastAsia="es-ES"/>
-          <ns2:ligatures ns2:val="none"/>
+          <w14:ligatures w14:val="none"/>
         </w:rPr>
         <w:t xml:space="preserve"/>
       </w:r>
     </w:p>
-    <w:p ns2:paraId="5EA097BF" ns2:textId="77777777">
+    <w:p>
       <w:pPr>
         <w:pStyle w:val="Prrafodelista"/>
         <w:spacing w:after="0" w:line="240" w:lineRule="auto"/>
@@ -893,11 +830,11 @@
           <w:color w:val="000000"/>
           <w:kern w:val="0"/>
           <w:lang w:eastAsia="es-ES"/>
-          <ns2:ligatures ns2:val="none"/>
-        </w:rPr>
-      </w:pPr>
-    </w:p>
-    <w:p ns2:paraId="137202D7" ns2:textId="77777777">
+          <w14:ligatures w14:val="none"/>
+        </w:rPr>
+      </w:pPr>
+    </w:p>
+    <w:p>
       <w:pPr>
         <w:pStyle w:val="Prrafodelista"/>
         <w:numPr>
@@ -916,7 +853,7 @@
           <w:color w:val="000000"/>
           <w:kern w:val="0"/>
           <w:lang w:eastAsia="es-ES"/>
-          <ns2:ligatures ns2:val="none"/>
+          <w14:ligatures w14:val="none"/>
         </w:rPr>
       </w:pPr>
       <w:r>
@@ -925,12 +862,12 @@
           <w:color w:val="000000"/>
           <w:kern w:val="0"/>
           <w:lang w:eastAsia="es-ES"/>
-          <ns2:ligatures ns2:val="none"/>
+          <w14:ligatures w14:val="none"/>
         </w:rPr>
         <w:t xml:space="preserve">Durante los años 2020 y 2021, mientras se encontraba vigente el estado de emergencia sanitaria, la señora [APELLIDO] Díaz, se encontraba en grupo de riesgo por ser mayor de edad y no tuvo acceso a sus boletas de pago.</w:t>
       </w:r>
     </w:p>
-    <w:p ns2:paraId="17E39EFE" ns2:textId="77777777">
+    <w:p>
       <w:pPr>
         <w:pStyle w:val="Prrafodelista"/>
         <w:rPr>
@@ -938,11 +875,11 @@
           <w:color w:val="000000"/>
           <w:kern w:val="0"/>
           <w:lang w:eastAsia="es-ES"/>
-          <ns2:ligatures ns2:val="none"/>
-        </w:rPr>
-      </w:pPr>
-    </w:p>
-    <w:p ns2:paraId="66C87AEF" ns2:textId="77777777">
+          <w14:ligatures w14:val="none"/>
+        </w:rPr>
+      </w:pPr>
+    </w:p>
+    <w:p>
       <w:pPr>
         <w:pStyle w:val="Prrafodelista"/>
         <w:numPr>
@@ -961,7 +898,7 @@
           <w:color w:val="000000"/>
           <w:kern w:val="0"/>
           <w:lang w:eastAsia="es-ES"/>
-          <ns2:ligatures ns2:val="none"/>
+          <w14:ligatures w14:val="none"/>
         </w:rPr>
       </w:pPr>
       <w:r>
@@ -970,7 +907,7 @@
           <w:color w:val="000000"/>
           <w:kern w:val="0"/>
           <w:lang w:eastAsia="es-ES"/>
-          <ns2:ligatures ns2:val="none"/>
+          <w14:ligatures w14:val="none"/>
         </w:rPr>
         <w:t xml:space="preserve">El 25 de enero de 2023, la señora [APELLIDO] falleció en el Hospital Edgardo Rebagliati Martins. Ese mismo día, la señora [APELLIDO] solicitó a CAFAE-SE la activación de la cobertura de Sepelio del Seguro de Vida cubierto por la Póliza contratada; no obstante, CAFAE-SE le informó que la señora [APELLIDO] no se encontraba asegurada, ello debido a una supuesta omisión en el descuento de la prima mensual del seguro por parte de la Oficina de Normalización Previsional (ONP).</w:t>
       </w:r>
@@ -981,7 +918,7 @@
           <w:color w:val="000000"/>
           <w:kern w:val="0"/>
           <w:lang w:eastAsia="es-ES"/>
-          <ns2:ligatures ns2:val="none"/>
+          <w14:ligatures w14:val="none"/>
         </w:rPr>
         <w:t/>
       </w:r>
@@ -992,12 +929,12 @@
           <w:color w:val="000000"/>
           <w:kern w:val="0"/>
           <w:lang w:eastAsia="es-ES"/>
-          <ns2:ligatures ns2:val="none"/>
+          <w14:ligatures w14:val="none"/>
         </w:rPr>
         <w:t/>
       </w:r>
     </w:p>
-    <w:p ns2:paraId="342105E1" ns2:textId="77777777">
+    <w:p>
       <w:pPr>
         <w:pStyle w:val="Prrafodelista"/>
         <w:rPr>
@@ -1005,11 +942,11 @@
           <w:color w:val="000000"/>
           <w:kern w:val="0"/>
           <w:lang w:eastAsia="es-ES"/>
-          <ns2:ligatures ns2:val="none"/>
-        </w:rPr>
-      </w:pPr>
-    </w:p>
-    <w:p ns2:paraId="248C337A" ns2:textId="30BD3C8B">
+          <w14:ligatures w14:val="none"/>
+        </w:rPr>
+      </w:pPr>
+    </w:p>
+    <w:p>
       <w:pPr>
         <w:pStyle w:val="Prrafodelista"/>
         <w:numPr>
@@ -1028,7 +965,7 @@
           <w:color w:val="000000"/>
           <w:kern w:val="0"/>
           <w:lang w:eastAsia="es-ES"/>
-          <ns2:ligatures ns2:val="none"/>
+          <w14:ligatures w14:val="none"/>
         </w:rPr>
       </w:pPr>
       <w:r>
@@ -1037,7 +974,7 @@
           <w:color w:val="000000"/>
           <w:kern w:val="0"/>
           <w:lang w:eastAsia="es-ES"/>
-          <ns2:ligatures ns2:val="none"/>
+          <w14:ligatures w14:val="none"/>
         </w:rPr>
         <w:t xml:space="preserve">En esa fecha, CAFAE-SE le señaló que existía la posibilidad de reincorporar a la señora [APELLIDO] Díaz al seguro, condicionando ello al pago de las cuotas pendientes y a la suscripción de un documento mediante el cual se aceptaba un periodo de carencia de tres meses, computado desde el día siguiente al de efectuado el pago, y que durante dicho periodo de carencia cualquier ocurrencia de siniestro no sería objeto de indemnización. La señora [APELLIDO] se negó a suscribir dicho documento, motivo por el cual CAFAE-SE no aceptó recibir los pagos correspondientes a las cuotas pendientes.</w:t>
       </w:r>
@@ -1047,12 +984,12 @@
           <w:color w:val="000000"/>
           <w:kern w:val="0"/>
           <w:lang w:eastAsia="es-ES"/>
-          <ns2:ligatures ns2:val="none"/>
+          <w14:ligatures w14:val="none"/>
         </w:rPr>
         <w:t/>
       </w:r>
     </w:p>
-    <w:p ns2:paraId="46855F6A" ns2:textId="77777777">
+    <w:p>
       <w:pPr>
         <w:spacing w:after="0" w:line="240" w:lineRule="auto"/>
         <w:jc w:val="both"/>
@@ -1061,11 +998,11 @@
           <w:color w:val="000000"/>
           <w:kern w:val="0"/>
           <w:lang w:eastAsia="es-ES"/>
-          <ns2:ligatures ns2:val="none"/>
-        </w:rPr>
-      </w:pPr>
-    </w:p>
-    <w:p ns2:paraId="07906B57" ns2:textId="15596CD5">
+          <w14:ligatures w14:val="none"/>
+        </w:rPr>
+      </w:pPr>
+    </w:p>
+    <w:p>
       <w:pPr>
         <w:pStyle w:val="Prrafodelista"/>
         <w:numPr>
@@ -1084,7 +1021,7 @@
           <w:color w:val="000000"/>
           <w:kern w:val="0"/>
           <w:lang w:eastAsia="es-ES"/>
-          <ns2:ligatures ns2:val="none"/>
+          <w14:ligatures w14:val="none"/>
         </w:rPr>
       </w:pPr>
       <w:r>
@@ -1093,7 +1030,7 @@
           <w:color w:val="000000"/>
           <w:kern w:val="0"/>
           <w:lang w:eastAsia="es-ES"/>
-          <ns2:ligatures ns2:val="none"/>
+          <w14:ligatures w14:val="none"/>
         </w:rPr>
         <w:t xml:space="preserve">Ante la negativa de CAFAE-SE y de la entidad aseguradora MAPFRE activar la cobertura de Sepelio del Seguro de Vida cubierto por la Póliza contratada, los familiares de la señora [APELLIDO] tuvieron que asumir endeudamientos con la finalidad de cubrir los gastos derivados del sepelio. Asimismo, refirió que se presentaron reclamos ante CAFAE-SE, los cuales habrían sido desestimados, ratificándose la entidad en su decisión de no activar la cobertura de Sepelio del Seguro de Vida. Finalmente, se señaló que también se habría presentado un reclamo ante la Oficina de Normalización Previsional (ONP), solicitando información sobre la razón por la cual no se efectuaron los descuentos correspondientes al seguro; respondiendo dicha entidad que, al momento de la transferencia del legajo de la señora [APELLIDO] [APELLIDO] Díaz, no se habría consignado la instrucción para proceder con el descuento de la prima del Seguro de Vida.</w:t>
       </w:r>
@@ -1103,7 +1040,7 @@
           <w:color w:val="000000"/>
           <w:kern w:val="0"/>
           <w:lang w:eastAsia="es-ES"/>
-          <ns2:ligatures ns2:val="none"/>
+          <w14:ligatures w14:val="none"/>
         </w:rPr>
         <w:t xml:space="preserve"/>
       </w:r>
@@ -1113,7 +1050,7 @@
           <w:color w:val="000000"/>
           <w:kern w:val="0"/>
           <w:lang w:eastAsia="es-ES"/>
-          <ns2:ligatures ns2:val="none"/>
+          <w14:ligatures w14:val="none"/>
         </w:rPr>
         <w:lastRenderedPageBreak/>
         <w:t/>
@@ -1124,12 +1061,12 @@
           <w:color w:val="000000"/>
           <w:kern w:val="0"/>
           <w:lang w:eastAsia="es-ES"/>
-          <ns2:ligatures ns2:val="none"/>
+          <w14:ligatures w14:val="none"/>
         </w:rPr>
         <w:t/>
       </w:r>
     </w:p>
-    <w:p ns2:paraId="667DBDCB" ns2:textId="77777777">
+    <w:p>
       <w:pPr>
         <w:tabs>
           <w:tab w:val="left" w:pos="1134"/>
@@ -1141,11 +1078,11 @@
           <w:color w:val="000000"/>
           <w:kern w:val="0"/>
           <w:lang w:eastAsia="es-ES"/>
-          <ns2:ligatures ns2:val="none"/>
-        </w:rPr>
-      </w:pPr>
-    </w:p>
-    <w:p ns2:paraId="44007BE6" ns2:textId="2E0678A4">
+          <w14:ligatures w14:val="none"/>
+        </w:rPr>
+      </w:pPr>
+    </w:p>
+    <w:p>
       <w:pPr>
         <w:numPr>
           <w:ilvl w:val="1"/>
@@ -1163,7 +1100,7 @@
           <w:color w:val="000000"/>
           <w:kern w:val="0"/>
           <w:lang w:val="es-ES" w:eastAsia="es-ES"/>
-          <ns2:ligatures ns2:val="none"/>
+          <w14:ligatures w14:val="none"/>
         </w:rPr>
       </w:pPr>
       <w:r>
@@ -1172,7 +1109,7 @@
           <w:color w:val="000000"/>
           <w:kern w:val="0"/>
           <w:lang w:val="es-ES" w:eastAsia="es-ES"/>
-          <ns2:ligatures ns2:val="none"/>
+          <w14:ligatures w14:val="none"/>
         </w:rPr>
         <w:t xml:space="preserve">La señora [APELLIDO] solicitó, en calidad de medida correctiva, que Mapfre y CAFAE-SE cumplan con otorgar la cobertura del Seguro de Vida. Asimismo, requirió a Mapfre y CAFAE-SE el reembolso de costos y costas del presente procedimiento.</w:t>
       </w:r>
@@ -1181,7 +1118,7 @@
         <w:rPr>
           <w:rFonts w:ascii="Arial Narrow" w:eastAsia="Calibri" w:hAnsi="Arial Narrow" w:cs="Arial"/>
           <w:kern w:val="0"/>
-          <ns2:ligatures ns2:val="none"/>
+          <w14:ligatures w14:val="none"/>
         </w:rPr>
         <w:t/>
       </w:r>
@@ -1190,7 +1127,7 @@
         <w:rPr>
           <w:rFonts w:ascii="Arial Narrow" w:eastAsia="Calibri" w:hAnsi="Arial Narrow" w:cs="Arial"/>
           <w:kern w:val="0"/>
-          <ns2:ligatures ns2:val="none"/>
+          <w14:ligatures w14:val="none"/>
         </w:rPr>
         <w:t xml:space="preserve"/>
       </w:r>
@@ -1200,7 +1137,7 @@
           <w:color w:val="000000"/>
           <w:kern w:val="0"/>
           <w:lang w:val="es-ES" w:eastAsia="es-ES"/>
-          <ns2:ligatures ns2:val="none"/>
+          <w14:ligatures w14:val="none"/>
         </w:rPr>
         <w:t xml:space="preserve"/>
       </w:r>
@@ -1224,7 +1161,7 @@
           <w:color w:val="000000"/>
           <w:kern w:val="0"/>
           <w:lang w:val="es-ES" w:eastAsia="es-ES"/>
-          <ns2:ligatures ns2:val="none"/>
+          <w14:ligatures w14:val="none"/>
         </w:rPr>
         <w:t/>
       </w:r>
@@ -1234,7 +1171,7 @@
           <w:color w:val="000000"/>
           <w:kern w:val="0"/>
           <w:lang w:val="es-ES" w:eastAsia="es-ES"/>
-          <ns2:ligatures ns2:val="none"/>
+          <w14:ligatures w14:val="none"/>
         </w:rPr>
         <w:t/>
       </w:r>
@@ -1244,7 +1181,7 @@
           <w:color w:val="000000"/>
           <w:kern w:val="0"/>
           <w:lang w:val="es-ES" w:eastAsia="es-ES"/>
-          <ns2:ligatures ns2:val="none"/>
+          <w14:ligatures w14:val="none"/>
         </w:rPr>
         <w:t xml:space="preserve"/>
       </w:r>
@@ -1254,7 +1191,7 @@
           <w:color w:val="000000"/>
           <w:kern w:val="0"/>
           <w:lang w:val="es-ES" w:eastAsia="es-ES"/>
-          <ns2:ligatures ns2:val="none"/>
+          <w14:ligatures w14:val="none"/>
         </w:rPr>
         <w:t/>
       </w:r>
@@ -1264,7 +1201,7 @@
           <w:color w:val="000000"/>
           <w:kern w:val="0"/>
           <w:lang w:val="es-ES" w:eastAsia="es-ES"/>
-          <ns2:ligatures ns2:val="none"/>
+          <w14:ligatures w14:val="none"/>
         </w:rPr>
         <w:t/>
       </w:r>
@@ -1274,7 +1211,7 @@
           <w:color w:val="000000"/>
           <w:kern w:val="0"/>
           <w:lang w:val="es-ES" w:eastAsia="es-ES"/>
-          <ns2:ligatures ns2:val="none"/>
+          <w14:ligatures w14:val="none"/>
         </w:rPr>
         <w:t xml:space="preserve"/>
       </w:r>
@@ -1284,7 +1221,7 @@
           <w:color w:val="000000"/>
           <w:kern w:val="0"/>
           <w:lang w:val="es-ES" w:eastAsia="es-ES"/>
-          <ns2:ligatures ns2:val="none"/>
+          <w14:ligatures w14:val="none"/>
         </w:rPr>
         <w:t xml:space="preserve"/>
       </w:r>
@@ -1294,7 +1231,7 @@
           <w:color w:val="000000"/>
           <w:kern w:val="0"/>
           <w:lang w:val="es-ES" w:eastAsia="es-ES"/>
-          <ns2:ligatures ns2:val="none"/>
+          <w14:ligatures w14:val="none"/>
         </w:rPr>
         <w:t xml:space="preserve"/>
       </w:r>
@@ -1311,12 +1248,12 @@
           <w:color w:val="000000"/>
           <w:kern w:val="0"/>
           <w:lang w:val="es-ES" w:eastAsia="es-ES"/>
-          <ns2:ligatures ns2:val="none"/>
+          <w14:ligatures w14:val="none"/>
         </w:rPr>
         <w:t/>
       </w:r>
     </w:p>
-    <w:p ns2:paraId="619E0710" ns2:textId="77777777">
+    <w:p>
       <w:pPr>
         <w:spacing w:after="0" w:line="240" w:lineRule="auto"/>
         <w:contextualSpacing/>
@@ -1327,11 +1264,11 @@
           <w:color w:val="000000"/>
           <w:kern w:val="0"/>
           <w:lang w:eastAsia="es-PE"/>
-          <ns2:ligatures ns2:val="none"/>
-        </w:rPr>
-      </w:pPr>
-    </w:p>
-    <w:p ns2:paraId="0681DFDC" ns2:textId="77777777">
+          <w14:ligatures w14:val="none"/>
+        </w:rPr>
+      </w:pPr>
+    </w:p>
+    <w:p>
       <w:pPr>
         <w:pStyle w:val="Prrafodelista"/>
         <w:numPr>
@@ -1351,22 +1288,22 @@
           <w:color w:val="000000"/>
           <w:kern w:val="0"/>
           <w:lang w:eastAsia="es-PE"/>
-          <ns2:ligatures ns2:val="none"/>
-        </w:rPr>
-      </w:pPr>
-      <w:r>
-        <w:rPr>
-          <w:rFonts w:ascii="Arial Narrow" w:eastAsia="Arial Narrow" w:hAnsi="Arial Narrow" w:cs="Arial Narrow"/>
-          <w:b/>
-          <w:color w:val="000000"/>
-          <w:kern w:val="0"/>
-          <w:lang w:eastAsia="es-PE"/>
-          <ns2:ligatures ns2:val="none"/>
+          <w14:ligatures w14:val="none"/>
+        </w:rPr>
+      </w:pPr>
+      <w:r>
+        <w:rPr>
+          <w:rFonts w:ascii="Arial Narrow" w:eastAsia="Arial Narrow" w:hAnsi="Arial Narrow" w:cs="Arial Narrow"/>
+          <w:b/>
+          <w:color w:val="000000"/>
+          <w:kern w:val="0"/>
+          <w:lang w:eastAsia="es-PE"/>
+          <w14:ligatures w14:val="none"/>
         </w:rPr>
         <w:t>DE LA ADMISIÓN A TRÁMITE DE LA DENUNCIA</w:t>
       </w:r>
     </w:p>
-    <w:p ns2:paraId="3F75B5BE" ns2:textId="77777777">
+    <w:p>
       <w:pPr>
         <w:spacing w:after="0" w:line="240" w:lineRule="auto"/>
         <w:ind w:left="567"/>
@@ -1378,11 +1315,11 @@
           <w:color w:val="000000"/>
           <w:kern w:val="0"/>
           <w:lang w:eastAsia="es-PE"/>
-          <ns2:ligatures ns2:val="none"/>
-        </w:rPr>
-      </w:pPr>
-    </w:p>
-    <w:p ns2:paraId="2847E956" ns2:textId="6B91C32E">
+          <w14:ligatures w14:val="none"/>
+        </w:rPr>
+      </w:pPr>
+    </w:p>
+    <w:p>
       <w:pPr>
         <w:pStyle w:val="Prrafodelista"/>
         <w:numPr>
@@ -1395,7 +1332,7 @@
         <w:rPr>
           <w:rFonts w:ascii="Arial Narrow" w:eastAsia="Arial Narrow" w:hAnsi="Arial Narrow" w:cs="Arial Narrow"/>
           <w:kern w:val="0"/>
-          <ns2:ligatures ns2:val="none"/>
+          <w14:ligatures w14:val="none"/>
         </w:rPr>
       </w:pPr>
       <w:bookmarkStart w:id="1" w:name="_Hlk140755208"/>
@@ -1407,7 +1344,7 @@
           <w:color w:val="000000"/>
           <w:kern w:val="0"/>
           <w:lang w:eastAsia="es-PE"/>
-          <ns2:ligatures ns2:val="none"/>
+          <w14:ligatures w14:val="none"/>
         </w:rPr>
         <w:t xml:space="preserve">La </w:t>
       </w:r>
@@ -1417,7 +1354,7 @@
           <w:color w:val="000000"/>
           <w:kern w:val="0"/>
           <w:lang w:eastAsia="es-PE"/>
-          <ns2:ligatures ns2:val="none"/>
+          <w14:ligatures w14:val="none"/>
         </w:rPr>
         <w:t>Secretaría Técnica de la Comisión de Protección al Consumidor 1 (en adelante, la Secretaría Técnica)</w:t>
       </w:r>
@@ -1427,7 +1364,7 @@
           <w:color w:val="000000"/>
           <w:kern w:val="0"/>
           <w:lang w:eastAsia="es-PE"/>
-          <ns2:ligatures ns2:val="none"/>
+          <w14:ligatures w14:val="none"/>
         </w:rPr>
         <w:t>, en ejercicio de sus facultades</w:t>
       </w:r>
@@ -1440,7 +1377,7 @@
           <w:rFonts w:ascii="Arial Narrow" w:eastAsia="Arial Narrow" w:hAnsi="Arial Narrow" w:cs="Arial Narrow"/>
           <w:kern w:val="0"/>
           <w:vertAlign w:val="superscript"/>
-          <ns2:ligatures ns2:val="none"/>
+          <w14:ligatures w14:val="none"/>
         </w:rPr>
         <w:footnoteReference w:id="3"/>
       </w:r>
@@ -1450,7 +1387,7 @@
           <w:color w:val="000000"/>
           <w:kern w:val="0"/>
           <w:lang w:eastAsia="es-PE"/>
-          <ns2:ligatures ns2:val="none"/>
+          <w14:ligatures w14:val="none"/>
         </w:rPr>
         <w:t xml:space="preserve">, </w:t>
       </w:r>
@@ -1460,7 +1397,7 @@
           <w:color w:val="000000"/>
           <w:kern w:val="0"/>
           <w:lang w:eastAsia="es-PE"/>
-          <ns2:ligatures ns2:val="none"/>
+          <w14:ligatures w14:val="none"/>
         </w:rPr>
         <w:t xml:space="preserve">considera que el hecho denunciado, consistente en que </w:t>
       </w:r>
@@ -1493,7 +1430,7 @@
           <w:color w:val="000000"/>
           <w:kern w:val="0"/>
           <w:lang w:eastAsia="es-PE"/>
-          <ns2:ligatures ns2:val="none"/>
+          <w14:ligatures w14:val="none"/>
         </w:rPr>
         <w:t>; involucraría una presunta afectación a sus</w:t>
       </w:r>
@@ -1503,7 +1440,7 @@
           <w:color w:val="000000"/>
           <w:kern w:val="0"/>
           <w:lang w:eastAsia="es-PE"/>
-          <ns2:ligatures ns2:val="none"/>
+          <w14:ligatures w14:val="none"/>
         </w:rPr>
         <w:t xml:space="preserve"> expectativas, quien no habría encontrado una correspondencia entre lo que esperaba recibir de parte del proveedor y lo que realmente recibió. Por consiguiente, corresponde calificar el hecho materia de denuncia como una presunta infracción al deber de idoneidad, </w:t>
       </w:r>
@@ -1513,7 +1450,7 @@
           <w:color w:val="000000"/>
           <w:kern w:val="0"/>
           <w:lang w:eastAsia="es-PE"/>
-          <ns2:ligatures ns2:val="none"/>
+          <w14:ligatures w14:val="none"/>
         </w:rPr>
         <w:t>tipificado en los artículos 18 y 19 del Código</w:t>
       </w:r>
@@ -1523,7 +1460,7 @@
           <w:rFonts w:ascii="Arial Narrow" w:eastAsia="Arial Narrow" w:hAnsi="Arial Narrow" w:cs="Arial"/>
           <w:kern w:val="0"/>
           <w:vertAlign w:val="superscript"/>
-          <ns2:ligatures ns2:val="none"/>
+          <w14:ligatures w14:val="none"/>
         </w:rPr>
         <w:footnoteReference w:id="4"/>
       </w:r>
@@ -1531,12 +1468,12 @@
         <w:rPr>
           <w:rFonts w:ascii="Arial Narrow" w:eastAsia="Arial Narrow" w:hAnsi="Arial Narrow" w:cs="Arial Narrow"/>
           <w:kern w:val="0"/>
-          <ns2:ligatures ns2:val="none"/>
+          <w14:ligatures w14:val="none"/>
         </w:rPr>
         <w:t>.</w:t>
       </w:r>
     </w:p>
-    <w:p ns2:paraId="5899ED1E" ns2:textId="77777777">
+    <w:p>
       <w:pPr>
         <w:pStyle w:val="Prrafodelista"/>
         <w:spacing w:after="0" w:line="240" w:lineRule="auto"/>
@@ -1545,11 +1482,11 @@
         <w:rPr>
           <w:rFonts w:ascii="Arial Narrow" w:eastAsia="Arial Narrow" w:hAnsi="Arial Narrow" w:cs="Arial Narrow"/>
           <w:kern w:val="0"/>
-          <ns2:ligatures ns2:val="none"/>
-        </w:rPr>
-      </w:pPr>
-    </w:p>
-    <w:p ns2:paraId="26E6C417" ns2:textId="596AED8B">
+          <w14:ligatures w14:val="none"/>
+        </w:rPr>
+      </w:pPr>
+    </w:p>
+    <w:p>
       <w:pPr>
         <w:pStyle w:val="Prrafodelista"/>
         <w:numPr>
@@ -1562,14 +1499,14 @@
         <w:rPr>
           <w:rFonts w:ascii="Arial Narrow" w:eastAsia="Arial Narrow" w:hAnsi="Arial Narrow" w:cs="Arial Narrow"/>
           <w:kern w:val="0"/>
-          <ns2:ligatures ns2:val="none"/>
-        </w:rPr>
-      </w:pPr>
-      <w:r>
-        <w:rPr>
-          <w:rFonts w:ascii="Arial Narrow" w:eastAsia="Arial Narrow" w:hAnsi="Arial Narrow" w:cs="Arial Narrow"/>
-          <w:kern w:val="0"/>
-          <ns2:ligatures ns2:val="none"/>
+          <w14:ligatures w14:val="none"/>
+        </w:rPr>
+      </w:pPr>
+      <w:r>
+        <w:rPr>
+          <w:rFonts w:ascii="Arial Narrow" w:eastAsia="Arial Narrow" w:hAnsi="Arial Narrow" w:cs="Arial Narrow"/>
+          <w:kern w:val="0"/>
+          <w14:ligatures w14:val="none"/>
         </w:rPr>
         <w:t xml:space="preserve">Asimismo, la Secretaría Técnica, en ejercicio de sus facultades, considera que el hecho denunciado, consistente en que </w:t>
       </w:r>
@@ -1579,7 +1516,7 @@
           <w:kern w:val="0"/>
           <w:shd w:val="clear" w:color="auto" w:fill="FFFFFF"/>
           <w:lang w:eastAsia="es-PE"/>
-          <ns2:ligatures ns2:val="none"/>
+          <w14:ligatures w14:val="none"/>
         </w:rPr>
         <w:t xml:space="preserve">los proveedores denunciados habrían anulado indebidamente la póliza del Seguro de Vida Sepelio </w:t>
       </w:r>
@@ -1590,7 +1527,7 @@
           <w:kern w:val="0"/>
           <w:shd w:val="clear" w:color="auto" w:fill="FFFFFF"/>
           <w:lang w:eastAsia="es-PE"/>
-          <ns2:ligatures ns2:val="none"/>
+          <w14:ligatures w14:val="none"/>
         </w:rPr>
         <w:t/>
       </w:r>
@@ -1601,7 +1538,7 @@
           <w:kern w:val="0"/>
           <w:shd w:val="clear" w:color="auto" w:fill="FFFFFF"/>
           <w:lang w:eastAsia="es-PE"/>
-          <ns2:ligatures ns2:val="none"/>
+          <w14:ligatures w14:val="none"/>
         </w:rPr>
         <w:t xml:space="preserve"> 6202059900004 por falta de pago desde diciembre de 2021, pese a que </w:t>
       </w:r>
@@ -1611,7 +1548,7 @@
           <w:kern w:val="0"/>
           <w:shd w:val="clear" w:color="auto" w:fill="FFFFFF"/>
           <w:lang w:eastAsia="es-PE"/>
-          <ns2:ligatures ns2:val="none"/>
+          <w14:ligatures w14:val="none"/>
         </w:rPr>
         <w:lastRenderedPageBreak/>
         <w:t>se realizó los pagos correspondientes desde su contratación</w:t>
@@ -1620,7 +1557,7 @@
         <w:rPr>
           <w:rFonts w:ascii="Arial Narrow" w:eastAsia="Arial Narrow" w:hAnsi="Arial Narrow" w:cs="Arial Narrow"/>
           <w:kern w:val="0"/>
-          <ns2:ligatures ns2:val="none"/>
+          <w14:ligatures w14:val="none"/>
         </w:rPr>
         <w:t>; involucraría</w:t>
       </w:r>
@@ -1628,7 +1565,7 @@
         <w:rPr>
           <w:rFonts w:ascii="Arial Narrow" w:eastAsia="Arial Narrow" w:hAnsi="Arial Narrow" w:cs="Arial Narrow"/>
           <w:kern w:val="0"/>
-          <ns2:ligatures ns2:val="none"/>
+          <w14:ligatures w14:val="none"/>
         </w:rPr>
         <w:t xml:space="preserve"> una presunta afectación a sus expectativas, quien no habría encontrado una correspondencia entre lo que esperaba recibir de parte del proveedor y lo que realmente recibió. Por consiguiente, corresponde calificar el hecho materia de denuncia como una presunta infracción al deber de idoneidad, tipificado en los artículos 18 y 19 del Código</w:t>
       </w:r>
@@ -1636,12 +1573,12 @@
         <w:rPr>
           <w:rFonts w:ascii="Arial Narrow" w:eastAsia="Arial Narrow" w:hAnsi="Arial Narrow" w:cs="Arial Narrow"/>
           <w:kern w:val="0"/>
-          <ns2:ligatures ns2:val="none"/>
+          <w14:ligatures w14:val="none"/>
         </w:rPr>
         <w:t>.</w:t>
       </w:r>
     </w:p>
-    <w:p ns2:paraId="44B14DDC" ns2:textId="77777777">
+    <w:p>
       <w:pPr>
         <w:pStyle w:val="Prrafodelista"/>
         <w:spacing w:after="0" w:line="240" w:lineRule="auto"/>
@@ -1650,11 +1587,11 @@
         <w:rPr>
           <w:rFonts w:ascii="Arial Narrow" w:eastAsia="Arial Narrow" w:hAnsi="Arial Narrow" w:cs="Arial Narrow"/>
           <w:kern w:val="0"/>
-          <ns2:ligatures ns2:val="none"/>
-        </w:rPr>
-      </w:pPr>
-    </w:p>
-    <w:p ns2:paraId="6104CA16" ns2:textId="16F83F30">
+          <w14:ligatures w14:val="none"/>
+        </w:rPr>
+      </w:pPr>
+    </w:p>
+    <w:p>
       <w:pPr>
         <w:pStyle w:val="Prrafodelista"/>
         <w:numPr>
@@ -1667,14 +1604,14 @@
         <w:rPr>
           <w:rFonts w:ascii="Arial Narrow" w:eastAsia="Arial Narrow" w:hAnsi="Arial Narrow" w:cs="Arial Narrow"/>
           <w:kern w:val="0"/>
-          <ns2:ligatures ns2:val="none"/>
-        </w:rPr>
-      </w:pPr>
-      <w:r>
-        <w:rPr>
-          <w:rFonts w:ascii="Arial Narrow" w:eastAsia="Arial Narrow" w:hAnsi="Arial Narrow" w:cs="Arial Narrow"/>
-          <w:kern w:val="0"/>
-          <ns2:ligatures ns2:val="none"/>
+          <w14:ligatures w14:val="none"/>
+        </w:rPr>
+      </w:pPr>
+      <w:r>
+        <w:rPr>
+          <w:rFonts w:ascii="Arial Narrow" w:eastAsia="Arial Narrow" w:hAnsi="Arial Narrow" w:cs="Arial Narrow"/>
+          <w:kern w:val="0"/>
+          <w14:ligatures w14:val="none"/>
         </w:rPr>
         <w:t xml:space="preserve">Así también, la Secretaría Técnica, en ejercicio de sus facultades, considera que el hecho denunciado, consistente en </w:t>
       </w:r>
@@ -1682,7 +1619,7 @@
         <w:rPr>
           <w:rFonts w:ascii="Arial Narrow" w:eastAsia="Arial Narrow" w:hAnsi="Arial Narrow" w:cs="Arial Narrow"/>
           <w:kern w:val="0"/>
-          <ns2:ligatures ns2:val="none"/>
+          <w14:ligatures w14:val="none"/>
         </w:rPr>
         <w:t xml:space="preserve">que </w:t>
       </w:r>
@@ -1690,7 +1627,7 @@
         <w:rPr>
           <w:rFonts w:ascii="Arial Narrow" w:eastAsia="Arial Narrow" w:hAnsi="Arial Narrow" w:cs="Arial Narrow"/>
           <w:kern w:val="0"/>
-          <ns2:ligatures ns2:val="none"/>
+          <w14:ligatures w14:val="none"/>
         </w:rPr>
         <w:t xml:space="preserve">los proveedores denunciados no habrían cumplido con informar oportunamente a la madre de la denunciante que la Oficina de Normalización Previsional debía encargarse de realizar el pago mensual por concepto de la póliza del Seguro de Vida Sepelio </w:t>
       </w:r>
@@ -1699,7 +1636,7 @@
         <w:rPr>
           <w:rFonts w:ascii="Arial Narrow" w:eastAsia="Arial Narrow" w:hAnsi="Arial Narrow" w:cs="Arial Narrow"/>
           <w:kern w:val="0"/>
-          <ns2:ligatures ns2:val="none"/>
+          <w14:ligatures w14:val="none"/>
         </w:rPr>
         <w:t/>
       </w:r>
@@ -1708,7 +1645,7 @@
         <w:rPr>
           <w:rFonts w:ascii="Arial Narrow" w:eastAsia="Arial Narrow" w:hAnsi="Arial Narrow" w:cs="Arial Narrow"/>
           <w:kern w:val="0"/>
-          <ns2:ligatures ns2:val="none"/>
+          <w14:ligatures w14:val="none"/>
         </w:rPr>
         <w:t xml:space="preserve"> 6202059900004</w:t>
       </w:r>
@@ -1716,7 +1653,7 @@
         <w:rPr>
           <w:rFonts w:ascii="Arial Narrow" w:eastAsia="Arial Narrow" w:hAnsi="Arial Narrow" w:cs="Arial Narrow"/>
           <w:kern w:val="0"/>
-          <ns2:ligatures ns2:val="none"/>
+          <w14:ligatures w14:val="none"/>
         </w:rPr>
         <w:t>. Por consiguiente,</w:t>
       </w:r>
@@ -1724,7 +1661,7 @@
         <w:rPr>
           <w:rFonts w:ascii="Arial Narrow" w:eastAsia="Arial Narrow" w:hAnsi="Arial Narrow" w:cs="Arial Narrow"/>
           <w:kern w:val="0"/>
-          <ns2:ligatures ns2:val="none"/>
+          <w14:ligatures w14:val="none"/>
         </w:rPr>
         <w:t xml:space="preserve"> corresponde calificar el hecho materia de denuncia como una presunta infracción al deber de información, tipificado en el artículo 1, numeral 1, literal b) y al artículo 2 del Código</w:t>
       </w:r>
@@ -1734,7 +1671,7 @@
           <w:rFonts w:ascii="Arial Narrow" w:eastAsia="Arial Narrow" w:hAnsi="Arial Narrow" w:cs="Arial"/>
           <w:kern w:val="0"/>
           <w:vertAlign w:val="superscript"/>
-          <ns2:ligatures ns2:val="none"/>
+          <w14:ligatures w14:val="none"/>
         </w:rPr>
         <w:footnoteReference w:id="5"/>
       </w:r>
@@ -1742,22 +1679,22 @@
         <w:rPr>
           <w:rFonts w:ascii="Arial Narrow" w:eastAsia="Arial Narrow" w:hAnsi="Arial Narrow" w:cs="Arial Narrow"/>
           <w:kern w:val="0"/>
-          <ns2:ligatures ns2:val="none"/>
+          <w14:ligatures w14:val="none"/>
         </w:rPr>
         <w:t>.</w:t>
       </w:r>
     </w:p>
-    <w:p ns2:paraId="28664418" ns2:textId="77777777">
+    <w:p>
       <w:pPr>
         <w:pStyle w:val="Prrafodelista"/>
         <w:rPr>
           <w:rFonts w:ascii="Arial Narrow" w:eastAsia="Arial Narrow" w:hAnsi="Arial Narrow" w:cs="Arial Narrow"/>
           <w:kern w:val="0"/>
-          <ns2:ligatures ns2:val="none"/>
-        </w:rPr>
-      </w:pPr>
-    </w:p>
-    <w:p ns2:paraId="639A060B" ns2:textId="58F95A9A">
+          <w14:ligatures w14:val="none"/>
+        </w:rPr>
+      </w:pPr>
+    </w:p>
+    <w:p>
       <w:pPr>
         <w:pStyle w:val="Prrafodelista"/>
         <w:numPr>
@@ -1770,14 +1707,14 @@
         <w:rPr>
           <w:rFonts w:ascii="Arial Narrow" w:eastAsia="Arial Narrow" w:hAnsi="Arial Narrow" w:cs="Arial Narrow"/>
           <w:kern w:val="0"/>
-          <ns2:ligatures ns2:val="none"/>
-        </w:rPr>
-      </w:pPr>
-      <w:r>
-        <w:rPr>
-          <w:rFonts w:ascii="Arial Narrow" w:eastAsia="Arial Narrow" w:hAnsi="Arial Narrow" w:cs="Arial Narrow"/>
-          <w:kern w:val="0"/>
-          <ns2:ligatures ns2:val="none"/>
+          <w14:ligatures w14:val="none"/>
+        </w:rPr>
+      </w:pPr>
+      <w:r>
+        <w:rPr>
+          <w:rFonts w:ascii="Arial Narrow" w:eastAsia="Arial Narrow" w:hAnsi="Arial Narrow" w:cs="Arial Narrow"/>
+          <w:kern w:val="0"/>
+          <w14:ligatures w14:val="none"/>
         </w:rPr>
         <w:t xml:space="preserve">Además, la Secretaría Técnica, en ejercicio de sus facultades, considera que el hecho denunciado, consistente en </w:t>
       </w:r>
@@ -1785,7 +1722,7 @@
         <w:rPr>
           <w:rFonts w:ascii="Arial Narrow" w:eastAsia="Arial Narrow" w:hAnsi="Arial Narrow" w:cs="Arial Narrow"/>
           <w:kern w:val="0"/>
-          <ns2:ligatures ns2:val="none"/>
+          <w14:ligatures w14:val="none"/>
         </w:rPr>
         <w:t xml:space="preserve">que </w:t>
       </w:r>
@@ -1793,7 +1730,7 @@
         <w:rPr>
           <w:rFonts w:ascii="Arial Narrow" w:eastAsia="Arial Narrow" w:hAnsi="Arial Narrow" w:cs="Arial Narrow"/>
           <w:kern w:val="0"/>
-          <ns2:ligatures ns2:val="none"/>
+          <w14:ligatures w14:val="none"/>
         </w:rPr>
         <w:t xml:space="preserve">los proveedores denunciados no habrían cumplido con brindar informar oportunamente a la madre de la denunciante que existía una fecha límite para realizar el pago de las cuotas de la póliza del Seguro de Vida Sepelio </w:t>
       </w:r>
@@ -1802,7 +1739,7 @@
         <w:rPr>
           <w:rFonts w:ascii="Arial Narrow" w:eastAsia="Arial Narrow" w:hAnsi="Arial Narrow" w:cs="Arial Narrow"/>
           <w:kern w:val="0"/>
-          <ns2:ligatures ns2:val="none"/>
+          <w14:ligatures w14:val="none"/>
         </w:rPr>
         <w:t/>
       </w:r>
@@ -1811,7 +1748,7 @@
         <w:rPr>
           <w:rFonts w:ascii="Arial Narrow" w:eastAsia="Arial Narrow" w:hAnsi="Arial Narrow" w:cs="Arial Narrow"/>
           <w:kern w:val="0"/>
-          <ns2:ligatures ns2:val="none"/>
+          <w14:ligatures w14:val="none"/>
         </w:rPr>
         <w:t xml:space="preserve"> 6202059900004</w:t>
       </w:r>
@@ -1819,7 +1756,7 @@
         <w:rPr>
           <w:rFonts w:ascii="Arial Narrow" w:eastAsia="Arial Narrow" w:hAnsi="Arial Narrow" w:cs="Arial Narrow"/>
           <w:kern w:val="0"/>
-          <ns2:ligatures ns2:val="none"/>
+          <w14:ligatures w14:val="none"/>
         </w:rPr>
         <w:t>.</w:t>
       </w:r>
@@ -1827,7 +1764,7 @@
         <w:rPr>
           <w:rFonts w:ascii="Arial Narrow" w:eastAsia="Arial Narrow" w:hAnsi="Arial Narrow" w:cs="Arial Narrow"/>
           <w:kern w:val="0"/>
-          <ns2:ligatures ns2:val="none"/>
+          <w14:ligatures w14:val="none"/>
         </w:rPr>
         <w:t xml:space="preserve"> Por consiguiente, corresponde calificar el hecho materia de denuncia como una presunta infracción al deber de información, tipificado en el artículo 1, numeral 1, literal b) y al artículo 2 del Código</w:t>
       </w:r>
@@ -1835,22 +1772,22 @@
         <w:rPr>
           <w:rFonts w:ascii="Arial Narrow" w:eastAsia="Arial Narrow" w:hAnsi="Arial Narrow" w:cs="Arial Narrow"/>
           <w:kern w:val="0"/>
-          <ns2:ligatures ns2:val="none"/>
+          <w14:ligatures w14:val="none"/>
         </w:rPr>
         <w:t>.</w:t>
       </w:r>
     </w:p>
-    <w:p ns2:paraId="605F6621" ns2:textId="77777777">
+    <w:p>
       <w:pPr>
         <w:pStyle w:val="Prrafodelista"/>
         <w:rPr>
           <w:rFonts w:ascii="Arial Narrow" w:eastAsia="Arial Narrow" w:hAnsi="Arial Narrow" w:cs="Arial Narrow"/>
           <w:kern w:val="0"/>
-          <ns2:ligatures ns2:val="none"/>
-        </w:rPr>
-      </w:pPr>
-    </w:p>
-    <w:p ns2:paraId="11721369" ns2:textId="49381CD8">
+          <w14:ligatures w14:val="none"/>
+        </w:rPr>
+      </w:pPr>
+    </w:p>
+    <w:p>
       <w:pPr>
         <w:pStyle w:val="Prrafodelista"/>
         <w:numPr>
@@ -1863,14 +1800,14 @@
         <w:rPr>
           <w:rFonts w:ascii="Arial Narrow" w:eastAsia="Arial Narrow" w:hAnsi="Arial Narrow" w:cs="Arial Narrow"/>
           <w:kern w:val="0"/>
-          <ns2:ligatures ns2:val="none"/>
-        </w:rPr>
-      </w:pPr>
-      <w:r>
-        <w:rPr>
-          <w:rFonts w:ascii="Arial Narrow" w:eastAsia="Arial Narrow" w:hAnsi="Arial Narrow" w:cs="Arial Narrow"/>
-          <w:kern w:val="0"/>
-          <ns2:ligatures ns2:val="none"/>
+          <w14:ligatures w14:val="none"/>
+        </w:rPr>
+      </w:pPr>
+      <w:r>
+        <w:rPr>
+          <w:rFonts w:ascii="Arial Narrow" w:eastAsia="Arial Narrow" w:hAnsi="Arial Narrow" w:cs="Arial Narrow"/>
+          <w:kern w:val="0"/>
+          <w14:ligatures w14:val="none"/>
         </w:rPr>
         <w:t>Asimismo</w:t>
       </w:r>
@@ -1878,7 +1815,7 @@
         <w:rPr>
           <w:rFonts w:ascii="Arial Narrow" w:eastAsia="Arial Narrow" w:hAnsi="Arial Narrow" w:cs="Arial Narrow"/>
           <w:kern w:val="0"/>
-          <ns2:ligatures ns2:val="none"/>
+          <w14:ligatures w14:val="none"/>
         </w:rPr>
         <w:t xml:space="preserve">, la Secretaría </w:t>
       </w:r>
@@ -1886,7 +1823,7 @@
         <w:rPr>
           <w:rFonts w:ascii="Arial Narrow" w:eastAsia="Arial Narrow" w:hAnsi="Arial Narrow" w:cs="Arial Narrow"/>
           <w:kern w:val="0"/>
-          <ns2:ligatures ns2:val="none"/>
+          <w14:ligatures w14:val="none"/>
         </w:rPr>
         <w:t xml:space="preserve">Técnica, en ejercicio de sus facultades, considera que el hecho denunciado, consistente en que </w:t>
       </w:r>
@@ -1896,7 +1833,7 @@
           <w:color w:val="000000"/>
           <w:kern w:val="0"/>
           <w:lang w:eastAsia="es-PE"/>
-          <ns2:ligatures ns2:val="none"/>
+          <w14:ligatures w14:val="none"/>
         </w:rPr>
         <w:t xml:space="preserve">los proveedores denunciados no habrían cumplido con brindar informar oportunamente a la madre de la denunciante para que se activa la póliza del Seguro de Vida Sepelio </w:t>
       </w:r>
@@ -1907,7 +1844,7 @@
           <w:color w:val="000000"/>
           <w:kern w:val="0"/>
           <w:lang w:eastAsia="es-PE"/>
-          <ns2:ligatures ns2:val="none"/>
+          <w14:ligatures w14:val="none"/>
         </w:rPr>
         <w:t/>
       </w:r>
@@ -1918,7 +1855,7 @@
           <w:color w:val="000000"/>
           <w:kern w:val="0"/>
           <w:lang w:eastAsia="es-PE"/>
-          <ns2:ligatures ns2:val="none"/>
+          <w14:ligatures w14:val="none"/>
         </w:rPr>
         <w:t xml:space="preserve"> 6202059900004 nuevamente debían amonestarla con un periodo de carencia de tres (3) meses desde el día siguiente que realizaba los pagos</w:t>
       </w:r>
@@ -1926,7 +1863,7 @@
         <w:rPr>
           <w:rFonts w:ascii="Arial Narrow" w:eastAsia="Arial Narrow" w:hAnsi="Arial Narrow" w:cs="Arial Narrow"/>
           <w:kern w:val="0"/>
-          <ns2:ligatures ns2:val="none"/>
+          <w14:ligatures w14:val="none"/>
         </w:rPr>
         <w:t>. Por consiguiente, corresponde calificar el hecho materia de denuncia como una presunta infracción al deber</w:t>
       </w:r>
@@ -1934,7 +1871,7 @@
         <w:rPr>
           <w:rFonts w:ascii="Arial Narrow" w:eastAsia="Arial Narrow" w:hAnsi="Arial Narrow" w:cs="Arial Narrow"/>
           <w:kern w:val="0"/>
-          <ns2:ligatures ns2:val="none"/>
+          <w14:ligatures w14:val="none"/>
         </w:rPr>
         <w:t xml:space="preserve"> de información, tipificado en el artículo 1, numeral 1, literal b) y al artículo 2 del Código</w:t>
       </w:r>
@@ -1942,12 +1879,12 @@
         <w:rPr>
           <w:rFonts w:ascii="Arial Narrow" w:eastAsia="Arial Narrow" w:hAnsi="Arial Narrow" w:cs="Arial Narrow"/>
           <w:kern w:val="0"/>
-          <ns2:ligatures ns2:val="none"/>
+          <w14:ligatures w14:val="none"/>
         </w:rPr>
         <w:t>.</w:t>
       </w:r>
     </w:p>
-    <w:p ns2:paraId="4F1E88E9" ns2:textId="77777777">
+    <w:p>
       <w:pPr>
         <w:pStyle w:val="Prrafodelista"/>
         <w:spacing w:after="0" w:line="240" w:lineRule="auto"/>
@@ -1957,11 +1894,11 @@
           <w:rFonts w:ascii="Arial Narrow" w:eastAsia="Calibri" w:hAnsi="Arial Narrow" w:cs="Arial Narrow"/>
           <w:kern w:val="0"/>
           <w:lang w:eastAsia="es-PE"/>
-          <ns2:ligatures ns2:val="none"/>
-        </w:rPr>
-      </w:pPr>
-    </w:p>
-    <w:p ns2:paraId="53370C61" ns2:textId="1B55B3A6">
+          <w14:ligatures w14:val="none"/>
+        </w:rPr>
+      </w:pPr>
+    </w:p>
+    <w:p>
       <w:pPr>
         <w:pStyle w:val="Prrafodelista"/>
         <w:numPr>
@@ -1975,7 +1912,7 @@
           <w:rFonts w:ascii="Arial Narrow" w:eastAsia="Calibri" w:hAnsi="Arial Narrow" w:cs="Arial Narrow"/>
           <w:kern w:val="0"/>
           <w:lang w:eastAsia="es-PE"/>
-          <ns2:ligatures ns2:val="none"/>
+          <w14:ligatures w14:val="none"/>
         </w:rPr>
       </w:pPr>
       <w:r>
@@ -1984,7 +1921,7 @@
           <w:color w:val="000000"/>
           <w:kern w:val="0"/>
           <w:lang w:eastAsia="es-PE"/>
-          <ns2:ligatures ns2:val="none"/>
+          <w14:ligatures w14:val="none"/>
         </w:rPr>
         <w:t>En tanto la denuncia reúne los requisitos establecidos por la norma citada, corresponde admitirla a trámite</w:t>
       </w:r>
@@ -1994,7 +1931,7 @@
           <w:rFonts w:ascii="Arial Narrow" w:eastAsia="Arial Narrow" w:hAnsi="Arial Narrow" w:cs="Arial Narrow"/>
           <w:kern w:val="0"/>
           <w:vertAlign w:val="superscript"/>
-          <ns2:ligatures ns2:val="none"/>
+          <w14:ligatures w14:val="none"/>
         </w:rPr>
         <w:footnoteReference w:id="6"/>
       </w:r>
@@ -2004,12 +1941,12 @@
           <w:color w:val="000000"/>
           <w:kern w:val="0"/>
           <w:lang w:eastAsia="es-PE"/>
-          <ns2:ligatures ns2:val="none"/>
+          <w14:ligatures w14:val="none"/>
         </w:rPr>
         <w:t>.</w:t>
       </w:r>
     </w:p>
-    <w:p ns2:paraId="01E2C693" ns2:textId="77777777">
+    <w:p>
       <w:pPr>
         <w:spacing w:after="0" w:line="240" w:lineRule="auto"/>
         <w:ind w:left="567"/>
@@ -2020,11 +1957,11 @@
           <w:color w:val="000000"/>
           <w:kern w:val="0"/>
           <w:lang w:eastAsia="es-PE"/>
-          <ns2:ligatures ns2:val="none"/>
-        </w:rPr>
-      </w:pPr>
-    </w:p>
-    <w:p ns2:paraId="73E8A701" ns2:textId="77777777">
+          <w14:ligatures w14:val="none"/>
+        </w:rPr>
+      </w:pPr>
+    </w:p>
+    <w:p>
       <w:pPr>
         <w:pStyle w:val="Prrafodelista"/>
         <w:numPr>
@@ -2044,22 +1981,22 @@
           <w:color w:val="000000"/>
           <w:kern w:val="0"/>
           <w:lang w:eastAsia="es-PE"/>
-          <ns2:ligatures ns2:val="none"/>
-        </w:rPr>
-      </w:pPr>
-      <w:r>
-        <w:rPr>
-          <w:rFonts w:ascii="Arial Narrow" w:eastAsia="Arial Narrow" w:hAnsi="Arial Narrow" w:cs="Arial Narrow"/>
-          <w:b/>
-          <w:color w:val="000000"/>
-          <w:kern w:val="0"/>
-          <w:lang w:eastAsia="es-PE"/>
-          <ns2:ligatures ns2:val="none"/>
+          <w14:ligatures w14:val="none"/>
+        </w:rPr>
+      </w:pPr>
+      <w:r>
+        <w:rPr>
+          <w:rFonts w:ascii="Arial Narrow" w:eastAsia="Arial Narrow" w:hAnsi="Arial Narrow" w:cs="Arial Narrow"/>
+          <w:b/>
+          <w:color w:val="000000"/>
+          <w:kern w:val="0"/>
+          <w:lang w:eastAsia="es-PE"/>
+          <w14:ligatures w14:val="none"/>
         </w:rPr>
         <w:t>REQUERIMIENTO DE INFORMACION</w:t>
       </w:r>
     </w:p>
-    <w:p ns2:paraId="3F5BB4A5" ns2:textId="77777777">
+    <w:p>
       <w:pPr>
         <w:spacing w:after="0" w:line="240" w:lineRule="auto"/>
         <w:jc w:val="both"/>
@@ -2068,11 +2005,11 @@
           <w:color w:val="000000"/>
           <w:kern w:val="0"/>
           <w:lang w:val="es-ES" w:eastAsia="es-ES"/>
-          <ns2:ligatures ns2:val="none"/>
-        </w:rPr>
-      </w:pPr>
-    </w:p>
-    <w:p ns2:paraId="4CEE1A8B" ns2:textId="77777777">
+          <w14:ligatures w14:val="none"/>
+        </w:rPr>
+      </w:pPr>
+    </w:p>
+    <w:p>
       <w:pPr>
         <w:pStyle w:val="Prrafodelista"/>
         <w:numPr>
@@ -2087,7 +2024,7 @@
           <w:color w:val="000000"/>
           <w:kern w:val="0"/>
           <w:lang w:val="es-ES" w:eastAsia="es-ES"/>
-          <ns2:ligatures ns2:val="none"/>
+          <w14:ligatures w14:val="none"/>
         </w:rPr>
       </w:pPr>
       <w:r>
@@ -2096,7 +2033,7 @@
           <w:color w:val="000000"/>
           <w:kern w:val="0"/>
           <w:lang w:val="es-ES" w:eastAsia="es-ES"/>
-          <ns2:ligatures ns2:val="none"/>
+          <w14:ligatures w14:val="none"/>
         </w:rPr>
         <w:t xml:space="preserve">A efectos </w:t>
       </w:r>
@@ -2106,12 +2043,12 @@
           <w:color w:val="000000"/>
           <w:kern w:val="0"/>
           <w:lang w:val="es-ES" w:eastAsia="es-ES"/>
-          <ns2:ligatures ns2:val="none"/>
+          <w14:ligatures w14:val="none"/>
         </w:rPr>
         <w:t>de tener mayores elementos que sirvan para la resolución definitiva del presente caso, la Secretaría Técnica, en ejercicio de las facultades que la ley le confiere, conviene requerir a los proveedores denunciados que, en un plazo no mayor de cinco (5) días hábiles contado a partir del día siguiente de la notificación de la presente resolución, cumplan con lo siguiente:</w:t>
       </w:r>
     </w:p>
-    <w:p ns2:paraId="657D262D" ns2:textId="77777777">
+    <w:p>
       <w:pPr>
         <w:pStyle w:val="Prrafodelista"/>
         <w:spacing w:after="0" w:line="240" w:lineRule="auto"/>
@@ -2122,11 +2059,11 @@
           <w:color w:val="000000"/>
           <w:kern w:val="0"/>
           <w:lang w:val="es-ES" w:eastAsia="es-ES"/>
-          <ns2:ligatures ns2:val="none"/>
-        </w:rPr>
-      </w:pPr>
-    </w:p>
-    <w:p ns2:paraId="79842027" ns2:textId="77777777">
+          <w14:ligatures w14:val="none"/>
+        </w:rPr>
+      </w:pPr>
+    </w:p>
+    <w:p>
       <w:pPr>
         <w:pStyle w:val="Prrafodelista"/>
         <w:spacing w:after="0" w:line="240" w:lineRule="auto"/>
@@ -2137,7 +2074,7 @@
           <w:color w:val="000000"/>
           <w:kern w:val="0"/>
           <w:lang w:val="es-ES" w:eastAsia="es-ES"/>
-          <ns2:ligatures ns2:val="none"/>
+          <w14:ligatures w14:val="none"/>
         </w:rPr>
       </w:pPr>
       <w:r>
@@ -2147,7 +2084,7 @@
           <w:kern w:val="0"/>
           <w:u w:val="single"/>
           <w:lang w:val="es-ES" w:eastAsia="es-ES"/>
-          <ns2:ligatures ns2:val="none"/>
+          <w14:ligatures w14:val="none"/>
         </w:rPr>
         <w:t xml:space="preserve">Al </w:t>
       </w:r>
@@ -2158,7 +2095,7 @@
           <w:kern w:val="0"/>
           <w:u w:val="single"/>
           <w:lang w:val="es-ES" w:eastAsia="es-ES"/>
-          <ns2:ligatures ns2:val="none"/>
+          <w14:ligatures w14:val="none"/>
         </w:rPr>
         <w:t>Mapfre</w:t>
       </w:r>
@@ -2168,7 +2105,7 @@
           <w:color w:val="000000"/>
           <w:kern w:val="0"/>
           <w:lang w:val="es-ES" w:eastAsia="es-ES"/>
-          <ns2:ligatures ns2:val="none"/>
+          <w14:ligatures w14:val="none"/>
         </w:rPr>
         <w:t xml:space="preserve">: </w:t>
       </w:r>
@@ -2178,7 +2115,7 @@
           <w:color w:val="000000"/>
           <w:kern w:val="0"/>
           <w:lang w:val="es-ES" w:eastAsia="es-ES"/>
-          <ns2:ligatures ns2:val="none"/>
+          <w14:ligatures w14:val="none"/>
         </w:rPr>
         <w:t xml:space="preserve">(i) presentar una copia completa, legible y debidamente suscrita de la Póliza </w:t>
       </w:r>
@@ -2189,13 +2126,13 @@
           <w:color w:val="000000"/>
           <w:kern w:val="0"/>
           <w:lang w:val="es-ES" w:eastAsia="es-ES"/>
-          <ns2:ligatures ns2:val="none"/>
+          <w14:ligatures w14:val="none"/>
         </w:rPr>
         <w:t/>
       </w:r>
       <w:proofErr w:type="spellEnd"/>
     </w:p>
-    <w:p ns2:paraId="5CD26FE7" ns2:textId="77777777">
+    <w:p>
       <w:pPr>
         <w:pStyle w:val="Prrafodelista"/>
         <w:spacing w:after="0" w:line="240" w:lineRule="auto"/>
@@ -2206,7 +2143,7 @@
           <w:color w:val="000000"/>
           <w:kern w:val="0"/>
           <w:lang w:val="es-ES" w:eastAsia="es-ES"/>
-          <ns2:ligatures ns2:val="none"/>
+          <w14:ligatures w14:val="none"/>
         </w:rPr>
       </w:pPr>
       <w:r>
@@ -2215,7 +2152,7 @@
           <w:color w:val="000000"/>
           <w:kern w:val="0"/>
           <w:lang w:val="es-ES" w:eastAsia="es-ES"/>
-          <ns2:ligatures ns2:val="none"/>
+          <w14:ligatures w14:val="none"/>
         </w:rPr>
         <w:t>6202059900004; y, (</w:t>
       </w:r>
@@ -2226,7 +2163,7 @@
           <w:color w:val="000000"/>
           <w:kern w:val="0"/>
           <w:lang w:val="es-ES" w:eastAsia="es-ES"/>
-          <ns2:ligatures ns2:val="none"/>
+          <w14:ligatures w14:val="none"/>
         </w:rPr>
         <w:t>ii</w:t>
       </w:r>
@@ -2237,12 +2174,12 @@
           <w:color w:val="000000"/>
           <w:kern w:val="0"/>
           <w:lang w:val="es-ES" w:eastAsia="es-ES"/>
-          <ns2:ligatures ns2:val="none"/>
+          <w14:ligatures w14:val="none"/>
         </w:rPr>
         <w:t>) presentar los medios probatorios que acrediten que gestionó el pago de las</w:t>
       </w:r>
     </w:p>
-    <w:p ns2:paraId="101BD4F3" ns2:textId="77777777">
+    <w:p>
       <w:pPr>
         <w:pStyle w:val="Prrafodelista"/>
         <w:spacing w:after="0" w:line="240" w:lineRule="auto"/>
@@ -2253,7 +2190,7 @@
           <w:color w:val="000000"/>
           <w:kern w:val="0"/>
           <w:lang w:val="es-ES" w:eastAsia="es-ES"/>
-          <ns2:ligatures ns2:val="none"/>
+          <w14:ligatures w14:val="none"/>
         </w:rPr>
       </w:pPr>
       <w:r>
@@ -2262,7 +2199,7 @@
           <w:color w:val="000000"/>
           <w:kern w:val="0"/>
           <w:lang w:val="es-ES" w:eastAsia="es-ES"/>
-          <ns2:ligatures ns2:val="none"/>
+          <w14:ligatures w14:val="none"/>
         </w:rPr>
         <w:t>primas ante el empleador de la aseguradora; y, (</w:t>
       </w:r>
@@ -2273,7 +2210,7 @@
           <w:color w:val="000000"/>
           <w:kern w:val="0"/>
           <w:lang w:val="es-ES" w:eastAsia="es-ES"/>
-          <ns2:ligatures ns2:val="none"/>
+          <w14:ligatures w14:val="none"/>
         </w:rPr>
         <w:t>iii</w:t>
       </w:r>
@@ -2284,12 +2221,12 @@
           <w:color w:val="000000"/>
           <w:kern w:val="0"/>
           <w:lang w:val="es-ES" w:eastAsia="es-ES"/>
-          <ns2:ligatures ns2:val="none"/>
+          <w14:ligatures w14:val="none"/>
         </w:rPr>
         <w:t>) presentar un cronograma de pagos de la Póliza</w:t>
       </w:r>
     </w:p>
-    <w:p ns2:paraId="0D2E8AD4" ns2:textId="267E3A54">
+    <w:p>
       <w:pPr>
         <w:pStyle w:val="Prrafodelista"/>
         <w:spacing w:after="0" w:line="240" w:lineRule="auto"/>
@@ -2300,7 +2237,7 @@
           <w:color w:val="000000"/>
           <w:kern w:val="0"/>
           <w:lang w:val="es-ES" w:eastAsia="es-ES"/>
-          <ns2:ligatures ns2:val="none"/>
+          <w14:ligatures w14:val="none"/>
         </w:rPr>
       </w:pPr>
       <w:proofErr w:type="spellStart"/>
@@ -2310,7 +2247,7 @@
           <w:color w:val="000000"/>
           <w:kern w:val="0"/>
           <w:lang w:val="es-ES" w:eastAsia="es-ES"/>
-          <ns2:ligatures ns2:val="none"/>
+          <w14:ligatures w14:val="none"/>
         </w:rPr>
         <w:t/>
       </w:r>
@@ -2321,7 +2258,7 @@
           <w:color w:val="000000"/>
           <w:kern w:val="0"/>
           <w:lang w:val="es-ES" w:eastAsia="es-ES"/>
-          <ns2:ligatures ns2:val="none"/>
+          <w14:ligatures w14:val="none"/>
         </w:rPr>
         <w:t xml:space="preserve"> 6202059900004</w:t>
       </w:r>
@@ -2331,12 +2268,12 @@
           <w:color w:val="000000"/>
           <w:kern w:val="0"/>
           <w:lang w:val="es-ES" w:eastAsia="es-ES"/>
-          <ns2:ligatures ns2:val="none"/>
+          <w14:ligatures w14:val="none"/>
         </w:rPr>
         <w:t>.</w:t>
       </w:r>
     </w:p>
-    <w:p ns2:paraId="4D90B1DE" ns2:textId="77777777">
+    <w:p>
       <w:pPr>
         <w:pStyle w:val="Prrafodelista"/>
         <w:spacing w:after="0" w:line="240" w:lineRule="auto"/>
@@ -2348,11 +2285,11 @@
           <w:kern w:val="0"/>
           <w:u w:val="single"/>
           <w:lang w:val="es-ES" w:eastAsia="es-ES"/>
-          <ns2:ligatures ns2:val="none"/>
-        </w:rPr>
-      </w:pPr>
-    </w:p>
-    <w:p ns2:paraId="43047D19" ns2:textId="131D8ADD">
+          <w14:ligatures w14:val="none"/>
+        </w:rPr>
+      </w:pPr>
+    </w:p>
+    <w:p>
       <w:pPr>
         <w:pStyle w:val="Prrafodelista"/>
         <w:spacing w:after="0" w:line="240" w:lineRule="auto"/>
@@ -2364,7 +2301,7 @@
           <w:kern w:val="0"/>
           <w:u w:val="single"/>
           <w:lang w:val="es-ES" w:eastAsia="es-ES"/>
-          <ns2:ligatures ns2:val="none"/>
+          <w14:ligatures w14:val="none"/>
         </w:rPr>
       </w:pPr>
       <w:r>
@@ -2374,7 +2311,7 @@
           <w:kern w:val="0"/>
           <w:u w:val="single"/>
           <w:lang w:val="es-ES" w:eastAsia="es-ES"/>
-          <ns2:ligatures ns2:val="none"/>
+          <w14:ligatures w14:val="none"/>
         </w:rPr>
         <w:t xml:space="preserve">A </w:t>
       </w:r>
@@ -2385,7 +2322,7 @@
           <w:kern w:val="0"/>
           <w:u w:val="single"/>
           <w:lang w:val="es-ES" w:eastAsia="es-ES"/>
-          <ns2:ligatures ns2:val="none"/>
+          <w14:ligatures w14:val="none"/>
         </w:rPr>
         <w:t>CAFAE-SE</w:t>
       </w:r>
@@ -2395,7 +2332,7 @@
           <w:color w:val="000000"/>
           <w:kern w:val="0"/>
           <w:lang w:val="es-ES" w:eastAsia="es-ES"/>
-          <ns2:ligatures ns2:val="none"/>
+          <w14:ligatures w14:val="none"/>
         </w:rPr>
         <w:t>:</w:t>
       </w:r>
@@ -2405,7 +2342,7 @@
           <w:color w:val="000000"/>
           <w:kern w:val="0"/>
           <w:lang w:eastAsia="es-ES"/>
-          <ns2:ligatures ns2:val="none"/>
+          <w14:ligatures w14:val="none"/>
         </w:rPr>
         <w:t xml:space="preserve"> </w:t>
       </w:r>
@@ -2415,7 +2352,7 @@
           <w:color w:val="000000"/>
           <w:kern w:val="0"/>
           <w:lang w:eastAsia="es-ES"/>
-          <ns2:ligatures ns2:val="none"/>
+          <w14:ligatures w14:val="none"/>
         </w:rPr>
         <w:t xml:space="preserve">(i) presentar una copia completa, legible y debidamente suscrita de la Póliza </w:t>
       </w:r>
@@ -2426,7 +2363,7 @@
           <w:color w:val="000000"/>
           <w:kern w:val="0"/>
           <w:lang w:eastAsia="es-ES"/>
-          <ns2:ligatures ns2:val="none"/>
+          <w14:ligatures w14:val="none"/>
         </w:rPr>
         <w:t/>
       </w:r>
@@ -2437,7 +2374,7 @@
           <w:color w:val="000000"/>
           <w:kern w:val="0"/>
           <w:lang w:eastAsia="es-ES"/>
-          <ns2:ligatures ns2:val="none"/>
+          <w14:ligatures w14:val="none"/>
         </w:rPr>
         <w:t xml:space="preserve"> 6202059900004; y, (</w:t>
       </w:r>
@@ -2448,7 +2385,7 @@
           <w:color w:val="000000"/>
           <w:kern w:val="0"/>
           <w:lang w:eastAsia="es-ES"/>
-          <ns2:ligatures ns2:val="none"/>
+          <w14:ligatures w14:val="none"/>
         </w:rPr>
         <w:t>ii</w:t>
       </w:r>
@@ -2459,7 +2396,7 @@
           <w:color w:val="000000"/>
           <w:kern w:val="0"/>
           <w:lang w:eastAsia="es-ES"/>
-          <ns2:ligatures ns2:val="none"/>
+          <w14:ligatures w14:val="none"/>
         </w:rPr>
         <w:t>) presentar todas las comunicaciones cursadas con la parte denunciante en virtud de los hechos materia de denuncia</w:t>
       </w:r>
@@ -2469,12 +2406,12 @@
           <w:color w:val="000000"/>
           <w:kern w:val="0"/>
           <w:lang w:eastAsia="es-ES"/>
-          <ns2:ligatures ns2:val="none"/>
+          <w14:ligatures w14:val="none"/>
         </w:rPr>
         <w:t>.</w:t>
       </w:r>
     </w:p>
-    <w:p ns2:paraId="3C2E0245" ns2:textId="1E3FEDB1">
+    <w:p>
       <w:pPr>
         <w:pStyle w:val="Prrafodelista"/>
         <w:spacing w:after="0" w:line="240" w:lineRule="auto"/>
@@ -2485,11 +2422,11 @@
           <w:color w:val="000000"/>
           <w:kern w:val="0"/>
           <w:lang w:val="es-ES" w:eastAsia="es-ES"/>
-          <ns2:ligatures ns2:val="none"/>
-        </w:rPr>
-      </w:pPr>
-    </w:p>
-    <w:p ns2:paraId="4C19F339" ns2:textId="77777777">
+          <w14:ligatures w14:val="none"/>
+        </w:rPr>
+      </w:pPr>
+    </w:p>
+    <w:p>
       <w:pPr>
         <w:pStyle w:val="Prrafodelista"/>
         <w:spacing w:after="0" w:line="240" w:lineRule="auto"/>
@@ -2500,11 +2437,11 @@
           <w:color w:val="000000"/>
           <w:kern w:val="0"/>
           <w:lang w:val="es-ES" w:eastAsia="es-ES"/>
-          <ns2:ligatures ns2:val="none"/>
-        </w:rPr>
-      </w:pPr>
-    </w:p>
-    <w:p ns2:paraId="1A94A99A" ns2:textId="77777777">
+          <w14:ligatures w14:val="none"/>
+        </w:rPr>
+      </w:pPr>
+    </w:p>
+    <w:p>
       <w:pPr>
         <w:pStyle w:val="Prrafodelista"/>
         <w:numPr>
@@ -2524,36 +2461,36 @@
           <w:color w:val="000000"/>
           <w:kern w:val="0"/>
           <w:lang w:eastAsia="es-PE"/>
-          <ns2:ligatures ns2:val="none"/>
-        </w:rPr>
-      </w:pPr>
-      <w:r>
-        <w:rPr>
-          <w:rFonts w:ascii="Arial Narrow" w:eastAsia="Arial Narrow" w:hAnsi="Arial Narrow" w:cs="Arial Narrow"/>
-          <w:b/>
-          <w:color w:val="000000"/>
-          <w:kern w:val="0"/>
-          <w:lang w:eastAsia="es-PE"/>
-          <ns2:ligatures ns2:val="none"/>
+          <w14:ligatures w14:val="none"/>
+        </w:rPr>
+      </w:pPr>
+      <w:r>
+        <w:rPr>
+          <w:rFonts w:ascii="Arial Narrow" w:eastAsia="Arial Narrow" w:hAnsi="Arial Narrow" w:cs="Arial Narrow"/>
+          <w:b/>
+          <w:color w:val="000000"/>
+          <w:kern w:val="0"/>
+          <w:lang w:eastAsia="es-PE"/>
+          <w14:ligatures w14:val="none"/>
         </w:rPr>
         <w:t xml:space="preserve">RESOLUCIÓN DE LA SECRETARÍA TÉCNICA </w:t>
       </w:r>
     </w:p>
-    <w:p ns2:paraId="543B2EE5" ns2:textId="77777777">
-      <w:pPr>
-        <w:spacing w:after="0" w:line="240" w:lineRule="auto"/>
-        <w:jc w:val="both"/>
-        <w:rPr>
-          <w:rFonts w:ascii="Arial Narrow" w:eastAsia="Arial Narrow" w:hAnsi="Arial Narrow" w:cs="Arial Narrow"/>
-          <w:b/>
-          <w:color w:val="000000"/>
-          <w:kern w:val="0"/>
-          <w:lang w:eastAsia="es-PE"/>
-          <ns2:ligatures ns2:val="none"/>
-        </w:rPr>
-      </w:pPr>
-    </w:p>
-    <w:p ns2:paraId="2208482C" ns2:textId="77777777">
+    <w:p>
+      <w:pPr>
+        <w:spacing w:after="0" w:line="240" w:lineRule="auto"/>
+        <w:jc w:val="both"/>
+        <w:rPr>
+          <w:rFonts w:ascii="Arial Narrow" w:eastAsia="Arial Narrow" w:hAnsi="Arial Narrow" w:cs="Arial Narrow"/>
+          <w:b/>
+          <w:color w:val="000000"/>
+          <w:kern w:val="0"/>
+          <w:lang w:eastAsia="es-PE"/>
+          <w14:ligatures w14:val="none"/>
+        </w:rPr>
+      </w:pPr>
+    </w:p>
+    <w:p>
       <w:pPr>
         <w:spacing w:after="0" w:line="240" w:lineRule="auto"/>
         <w:jc w:val="both"/>
@@ -2562,17 +2499,17 @@
           <w:color w:val="000000"/>
           <w:kern w:val="0"/>
           <w:lang w:eastAsia="es-PE"/>
-          <ns2:ligatures ns2:val="none"/>
-        </w:rPr>
-      </w:pPr>
-      <w:r>
-        <w:rPr>
-          <w:rFonts w:ascii="Arial Narrow" w:eastAsia="Arial Narrow" w:hAnsi="Arial Narrow" w:cs="Arial Narrow"/>
-          <w:b/>
-          <w:color w:val="000000"/>
-          <w:kern w:val="0"/>
-          <w:lang w:eastAsia="es-PE"/>
-          <ns2:ligatures ns2:val="none"/>
+          <w14:ligatures w14:val="none"/>
+        </w:rPr>
+      </w:pPr>
+      <w:r>
+        <w:rPr>
+          <w:rFonts w:ascii="Arial Narrow" w:eastAsia="Arial Narrow" w:hAnsi="Arial Narrow" w:cs="Arial Narrow"/>
+          <w:b/>
+          <w:color w:val="000000"/>
+          <w:kern w:val="0"/>
+          <w:lang w:eastAsia="es-PE"/>
+          <w14:ligatures w14:val="none"/>
         </w:rPr>
         <w:t xml:space="preserve">PRIMERO: admitir a trámite la denuncia del 23 de enero de 2025 interpuesta por la señora [DENUNCIANTE] contra Mapfre Perú Compañía de Seguros y Reaseguros S.A. y el Comité de Administración del Fondo de Asistencia y Estímulo de los Trabajadores del Sector Educación, por lo siguiente:</w:t>
       </w:r>
@@ -2583,7 +2520,7 @@
           <w:kern w:val="0"/>
           <w:shd w:val="clear" w:color="auto" w:fill="FFFFFF"/>
           <w:lang w:eastAsia="es-PE"/>
-          <ns2:ligatures ns2:val="none"/>
+          <w14:ligatures w14:val="none"/>
         </w:rPr>
         <w:t xml:space="preserve"/>
       </w:r>
@@ -2593,7 +2530,7 @@
           <w:color w:val="000000"/>
           <w:kern w:val="0"/>
           <w:lang w:val="es-ES" w:eastAsia="es-ES"/>
-          <ns2:ligatures ns2:val="none"/>
+          <w14:ligatures w14:val="none"/>
         </w:rPr>
         <w:t xml:space="preserve"/>
       </w:r>
@@ -2604,7 +2541,7 @@
           <w:kern w:val="0"/>
           <w:shd w:val="clear" w:color="auto" w:fill="FFFFFF"/>
           <w:lang w:eastAsia="es-PE"/>
-          <ns2:ligatures ns2:val="none"/>
+          <w14:ligatures w14:val="none"/>
         </w:rPr>
         <w:t xml:space="preserve"/>
       </w:r>
@@ -2614,7 +2551,7 @@
           <w:bCs/>
           <w:spacing w:val="-3"/>
           <w:kern w:val="0"/>
-          <ns2:ligatures ns2:val="none"/>
+          <w14:ligatures w14:val="none"/>
         </w:rPr>
         <w:t xml:space="preserve"/>
       </w:r>
@@ -2625,7 +2562,7 @@
           <w:kern w:val="0"/>
           <w:shd w:val="clear" w:color="auto" w:fill="FFFFFF"/>
           <w:lang w:eastAsia="es-PE"/>
-          <ns2:ligatures ns2:val="none"/>
+          <w14:ligatures w14:val="none"/>
         </w:rPr>
         <w:t xml:space="preserve"/>
       </w:r>
@@ -2637,7 +2574,7 @@
           <w:kern w:val="0"/>
           <w:shd w:val="clear" w:color="auto" w:fill="FFFFFF"/>
           <w:lang w:eastAsia="es-PE"/>
-          <ns2:ligatures ns2:val="none"/>
+          <w14:ligatures w14:val="none"/>
         </w:rPr>
         <w:t/>
       </w:r>
@@ -2649,7 +2586,7 @@
           <w:kern w:val="0"/>
           <w:shd w:val="clear" w:color="auto" w:fill="FFFFFF"/>
           <w:lang w:eastAsia="es-PE"/>
-          <ns2:ligatures ns2:val="none"/>
+          <w14:ligatures w14:val="none"/>
         </w:rPr>
         <w:t xml:space="preserve"/>
       </w:r>
@@ -2661,7 +2598,7 @@
           <w:kern w:val="0"/>
           <w:shd w:val="clear" w:color="auto" w:fill="FFFFFF"/>
           <w:lang w:eastAsia="es-PE"/>
-          <ns2:ligatures ns2:val="none"/>
+          <w14:ligatures w14:val="none"/>
         </w:rPr>
         <w:t/>
       </w:r>
@@ -2673,7 +2610,7 @@
           <w:kern w:val="0"/>
           <w:shd w:val="clear" w:color="auto" w:fill="FFFFFF"/>
           <w:lang w:eastAsia="es-PE"/>
-          <ns2:ligatures ns2:val="none"/>
+          <w14:ligatures w14:val="none"/>
         </w:rPr>
         <w:t xml:space="preserve"/>
       </w:r>
@@ -2684,7 +2621,7 @@
           <w:kern w:val="0"/>
           <w:shd w:val="clear" w:color="auto" w:fill="FFFFFF"/>
           <w:lang w:eastAsia="es-PE"/>
-          <ns2:ligatures ns2:val="none"/>
+          <w14:ligatures w14:val="none"/>
         </w:rPr>
         <w:t xml:space="preserve"/>
       </w:r>
@@ -2702,7 +2639,7 @@
           <w:kern w:val="0"/>
           <w:shd w:val="clear" w:color="auto" w:fill="FFFFFF"/>
           <w:lang w:eastAsia="es-PE"/>
-          <ns2:ligatures ns2:val="none"/>
+          <w14:ligatures w14:val="none"/>
         </w:rPr>
         <w:t xml:space="preserve"/>
       </w:r>
@@ -2713,12 +2650,12 @@
           <w:kern w:val="0"/>
           <w:shd w:val="clear" w:color="auto" w:fill="FFFFFF"/>
           <w:lang w:eastAsia="es-PE"/>
-          <ns2:ligatures ns2:val="none"/>
+          <w14:ligatures w14:val="none"/>
         </w:rPr>
         <w:t/>
       </w:r>
     </w:p>
-    <w:p ns2:paraId="32C593C1" ns2:textId="77777777">
+    <w:p>
       <w:pPr>
         <w:spacing w:after="0" w:line="240" w:lineRule="auto"/>
         <w:jc w:val="both"/>
@@ -2727,11 +2664,11 @@
           <w:color w:val="000000"/>
           <w:kern w:val="0"/>
           <w:lang w:eastAsia="es-PE"/>
-          <ns2:ligatures ns2:val="none"/>
-        </w:rPr>
-      </w:pPr>
-    </w:p>
-    <w:p ns2:paraId="6B00078E" ns2:textId="11029762">
+          <w14:ligatures w14:val="none"/>
+        </w:rPr>
+      </w:pPr>
+    </w:p>
+    <w:p>
       <w:pPr>
         <w:pStyle w:val="Prrafodelista"/>
         <w:numPr>
@@ -2749,7 +2686,7 @@
           <w:rFonts w:ascii="Arial Narrow" w:eastAsia="Calibri" w:hAnsi="Arial Narrow" w:cs="Arial Narrow"/>
           <w:kern w:val="0"/>
           <w:lang w:eastAsia="es-PE"/>
-          <ns2:ligatures ns2:val="none"/>
+          <w14:ligatures w14:val="none"/>
         </w:rPr>
       </w:pPr>
       <w:r>
@@ -2758,7 +2695,7 @@
           <w:color w:val="000000"/>
           <w:kern w:val="0"/>
           <w:lang w:eastAsia="es-PE"/>
-          <ns2:ligatures ns2:val="none"/>
+          <w14:ligatures w14:val="none"/>
         </w:rPr>
         <w:t>Presunta</w:t>
       </w:r>
@@ -2768,7 +2705,7 @@
           <w:kern w:val="0"/>
           <w:shd w:val="clear" w:color="auto" w:fill="FFFFFF"/>
           <w:lang w:eastAsia="es-PE"/>
-          <ns2:ligatures ns2:val="none"/>
+          <w14:ligatures w14:val="none"/>
         </w:rPr>
         <w:t xml:space="preserve"> infracción a los artículos 18 y 19</w:t>
       </w:r>
@@ -2777,7 +2714,7 @@
           <w:rFonts w:ascii="Arial Narrow" w:eastAsia="Calibri" w:hAnsi="Arial Narrow" w:cs="Arial Narrow"/>
           <w:kern w:val="0"/>
           <w:lang w:eastAsia="es-PE"/>
-          <ns2:ligatures ns2:val="none"/>
+          <w14:ligatures w14:val="none"/>
         </w:rPr>
         <w:t xml:space="preserve"> de </w:t>
       </w:r>
@@ -2787,7 +2724,7 @@
           <w:kern w:val="0"/>
           <w:shd w:val="clear" w:color="auto" w:fill="FFFFFF"/>
           <w:lang w:eastAsia="es-PE"/>
-          <ns2:ligatures ns2:val="none"/>
+          <w14:ligatures w14:val="none"/>
         </w:rPr>
         <w:t xml:space="preserve">la Ley 29571, Código de Protección y Defensa del Consumidor, en </w:t>
       </w:r>
@@ -2797,7 +2734,7 @@
           <w:kern w:val="0"/>
           <w:shd w:val="clear" w:color="auto" w:fill="FFFFFF"/>
           <w:lang w:eastAsia="es-PE"/>
-          <ns2:ligatures ns2:val="none"/>
+          <w14:ligatures w14:val="none"/>
         </w:rPr>
         <w:t xml:space="preserve">tanto </w:t>
       </w:r>
@@ -2828,12 +2765,12 @@
         <w:rPr>
           <w:rFonts w:ascii="Arial Narrow" w:eastAsia="Arial Narrow" w:hAnsi="Arial Narrow" w:cs="Arial Narrow"/>
           <w:kern w:val="0"/>
-          <ns2:ligatures ns2:val="none"/>
+          <w14:ligatures w14:val="none"/>
         </w:rPr>
         <w:t>.</w:t>
       </w:r>
     </w:p>
-    <w:p ns2:paraId="186925AE" ns2:textId="77777777">
+    <w:p>
       <w:pPr>
         <w:pStyle w:val="Prrafodelista"/>
         <w:spacing w:after="0" w:line="240" w:lineRule="auto"/>
@@ -2843,11 +2780,11 @@
           <w:rFonts w:ascii="Arial Narrow" w:eastAsia="Calibri" w:hAnsi="Arial Narrow" w:cs="Arial Narrow"/>
           <w:kern w:val="0"/>
           <w:lang w:eastAsia="es-PE"/>
-          <ns2:ligatures ns2:val="none"/>
-        </w:rPr>
-      </w:pPr>
-    </w:p>
-    <w:p ns2:paraId="12AB895E" ns2:textId="2B325321">
+          <w14:ligatures w14:val="none"/>
+        </w:rPr>
+      </w:pPr>
+    </w:p>
+    <w:p>
       <w:pPr>
         <w:pStyle w:val="Prrafodelista"/>
         <w:numPr>
@@ -2865,7 +2802,7 @@
           <w:rFonts w:ascii="Arial Narrow" w:eastAsia="Calibri" w:hAnsi="Arial Narrow" w:cs="Arial Narrow"/>
           <w:kern w:val="0"/>
           <w:lang w:eastAsia="es-PE"/>
-          <ns2:ligatures ns2:val="none"/>
+          <w14:ligatures w14:val="none"/>
         </w:rPr>
       </w:pPr>
       <w:r>
@@ -2874,7 +2811,7 @@
           <w:color w:val="000000"/>
           <w:kern w:val="0"/>
           <w:lang w:eastAsia="es-PE"/>
-          <ns2:ligatures ns2:val="none"/>
+          <w14:ligatures w14:val="none"/>
         </w:rPr>
         <w:t>Presunta</w:t>
       </w:r>
@@ -2884,7 +2821,7 @@
           <w:kern w:val="0"/>
           <w:shd w:val="clear" w:color="auto" w:fill="FFFFFF"/>
           <w:lang w:eastAsia="es-PE"/>
-          <ns2:ligatures ns2:val="none"/>
+          <w14:ligatures w14:val="none"/>
         </w:rPr>
         <w:t xml:space="preserve"> infracción a los artículos 18 y 19</w:t>
       </w:r>
@@ -2893,7 +2830,7 @@
           <w:rFonts w:ascii="Arial Narrow" w:eastAsia="Calibri" w:hAnsi="Arial Narrow" w:cs="Arial Narrow"/>
           <w:kern w:val="0"/>
           <w:lang w:eastAsia="es-PE"/>
-          <ns2:ligatures ns2:val="none"/>
+          <w14:ligatures w14:val="none"/>
         </w:rPr>
         <w:t xml:space="preserve"> de </w:t>
       </w:r>
@@ -2903,7 +2840,7 @@
           <w:kern w:val="0"/>
           <w:shd w:val="clear" w:color="auto" w:fill="FFFFFF"/>
           <w:lang w:eastAsia="es-PE"/>
-          <ns2:ligatures ns2:val="none"/>
+          <w14:ligatures w14:val="none"/>
         </w:rPr>
         <w:t xml:space="preserve">la Ley </w:t>
       </w:r>
@@ -2913,7 +2850,7 @@
           <w:kern w:val="0"/>
           <w:shd w:val="clear" w:color="auto" w:fill="FFFFFF"/>
           <w:lang w:eastAsia="es-PE"/>
-          <ns2:ligatures ns2:val="none"/>
+          <w14:ligatures w14:val="none"/>
         </w:rPr>
         <w:t xml:space="preserve">29571, Código de Protección y Defensa del Consumidor, en tanto </w:t>
       </w:r>
@@ -2923,7 +2860,7 @@
           <w:kern w:val="0"/>
           <w:shd w:val="clear" w:color="auto" w:fill="FFFFFF"/>
           <w:lang w:eastAsia="es-PE"/>
-          <ns2:ligatures ns2:val="none"/>
+          <w14:ligatures w14:val="none"/>
         </w:rPr>
         <w:t xml:space="preserve">los proveedores denunciados habrían anulado indebidamente la póliza del Seguro de Vida Sepelio </w:t>
       </w:r>
@@ -2934,7 +2871,7 @@
           <w:kern w:val="0"/>
           <w:shd w:val="clear" w:color="auto" w:fill="FFFFFF"/>
           <w:lang w:eastAsia="es-PE"/>
-          <ns2:ligatures ns2:val="none"/>
+          <w14:ligatures w14:val="none"/>
         </w:rPr>
         <w:t/>
       </w:r>
@@ -2945,7 +2882,7 @@
           <w:kern w:val="0"/>
           <w:shd w:val="clear" w:color="auto" w:fill="FFFFFF"/>
           <w:lang w:eastAsia="es-PE"/>
-          <ns2:ligatures ns2:val="none"/>
+          <w14:ligatures w14:val="none"/>
         </w:rPr>
         <w:t xml:space="preserve"> 6202059900004 por falta de pago desde diciembre de 2021, pese a que se realizó los pagos correspondientes desde su contratación</w:t>
       </w:r>
@@ -2955,12 +2892,12 @@
           <w:kern w:val="0"/>
           <w:shd w:val="clear" w:color="auto" w:fill="FFFFFF"/>
           <w:lang w:eastAsia="es-PE"/>
-          <ns2:ligatures ns2:val="none"/>
+          <w14:ligatures w14:val="none"/>
         </w:rPr>
         <w:t>.</w:t>
       </w:r>
     </w:p>
-    <w:p ns2:paraId="6D86E4AF" ns2:textId="77777777">
+    <w:p>
       <w:pPr>
         <w:pStyle w:val="Prrafodelista"/>
         <w:spacing w:after="0" w:line="240" w:lineRule="auto"/>
@@ -2969,11 +2906,11 @@
         <w:rPr>
           <w:rFonts w:ascii="Arial Narrow" w:eastAsia="Arial Narrow" w:hAnsi="Arial Narrow" w:cs="Arial Narrow"/>
           <w:kern w:val="0"/>
-          <ns2:ligatures ns2:val="none"/>
-        </w:rPr>
-      </w:pPr>
-    </w:p>
-    <w:p ns2:paraId="60C22FCC" ns2:textId="781ABA6C">
+          <w14:ligatures w14:val="none"/>
+        </w:rPr>
+      </w:pPr>
+    </w:p>
+    <w:p>
       <w:pPr>
         <w:pStyle w:val="Prrafodelista"/>
         <w:numPr>
@@ -2990,7 +2927,7 @@
         <w:rPr>
           <w:rFonts w:ascii="Arial Narrow" w:eastAsia="Arial Narrow" w:hAnsi="Arial Narrow" w:cs="Arial Narrow"/>
           <w:kern w:val="0"/>
-          <ns2:ligatures ns2:val="none"/>
+          <w14:ligatures w14:val="none"/>
         </w:rPr>
       </w:pPr>
       <w:r>
@@ -2999,7 +2936,7 @@
           <w:color w:val="000000"/>
           <w:kern w:val="0"/>
           <w:lang w:eastAsia="es-PE"/>
-          <ns2:ligatures ns2:val="none"/>
+          <w14:ligatures w14:val="none"/>
         </w:rPr>
         <w:t>Presunta</w:t>
       </w:r>
@@ -3009,7 +2946,7 @@
           <w:kern w:val="0"/>
           <w:shd w:val="clear" w:color="auto" w:fill="FFFFFF"/>
           <w:lang w:eastAsia="es-PE"/>
-          <ns2:ligatures ns2:val="none"/>
+          <w14:ligatures w14:val="none"/>
         </w:rPr>
         <w:t xml:space="preserve"> infracción al artículo 1, numeral 1, literal b) y al artículo 2 </w:t>
       </w:r>
@@ -3018,7 +2955,7 @@
           <w:rFonts w:ascii="Arial Narrow" w:eastAsia="Calibri" w:hAnsi="Arial Narrow" w:cs="Arial Narrow"/>
           <w:kern w:val="0"/>
           <w:lang w:eastAsia="es-PE"/>
-          <ns2:ligatures ns2:val="none"/>
+          <w14:ligatures w14:val="none"/>
         </w:rPr>
         <w:t xml:space="preserve">de </w:t>
       </w:r>
@@ -3028,7 +2965,7 @@
           <w:kern w:val="0"/>
           <w:shd w:val="clear" w:color="auto" w:fill="FFFFFF"/>
           <w:lang w:eastAsia="es-PE"/>
-          <ns2:ligatures ns2:val="none"/>
+          <w14:ligatures w14:val="none"/>
         </w:rPr>
         <w:t>la Ley 29571</w:t>
       </w:r>
@@ -3038,7 +2975,7 @@
           <w:kern w:val="0"/>
           <w:shd w:val="clear" w:color="auto" w:fill="FFFFFF"/>
           <w:lang w:eastAsia="es-PE"/>
-          <ns2:ligatures ns2:val="none"/>
+          <w14:ligatures w14:val="none"/>
         </w:rPr>
         <w:t xml:space="preserve">, Código de Protección y Defensa del Consumidor, en </w:t>
       </w:r>
@@ -3048,7 +2985,7 @@
           <w:kern w:val="0"/>
           <w:shd w:val="clear" w:color="auto" w:fill="FFFFFF"/>
           <w:lang w:eastAsia="es-PE"/>
-          <ns2:ligatures ns2:val="none"/>
+          <w14:ligatures w14:val="none"/>
         </w:rPr>
         <w:t xml:space="preserve">tanto </w:t>
       </w:r>
@@ -3056,7 +2993,7 @@
         <w:rPr>
           <w:rFonts w:ascii="Arial Narrow" w:eastAsia="Arial Narrow" w:hAnsi="Arial Narrow" w:cs="Arial Narrow"/>
           <w:kern w:val="0"/>
-          <ns2:ligatures ns2:val="none"/>
+          <w14:ligatures w14:val="none"/>
         </w:rPr>
         <w:t xml:space="preserve">los proveedores denunciados no habrían cumplido con informar oportunamente a la madre de la denunciante que la Oficina de Normalización Previsional debía encargarse de realizar el pago mensual por concepto de la póliza del Seguro de Vida Sepelio </w:t>
       </w:r>
@@ -3065,7 +3002,7 @@
         <w:rPr>
           <w:rFonts w:ascii="Arial Narrow" w:eastAsia="Arial Narrow" w:hAnsi="Arial Narrow" w:cs="Arial Narrow"/>
           <w:kern w:val="0"/>
-          <ns2:ligatures ns2:val="none"/>
+          <w14:ligatures w14:val="none"/>
         </w:rPr>
         <w:t/>
       </w:r>
@@ -3074,7 +3011,7 @@
         <w:rPr>
           <w:rFonts w:ascii="Arial Narrow" w:eastAsia="Arial Narrow" w:hAnsi="Arial Narrow" w:cs="Arial Narrow"/>
           <w:kern w:val="0"/>
-          <ns2:ligatures ns2:val="none"/>
+          <w14:ligatures w14:val="none"/>
         </w:rPr>
         <w:t xml:space="preserve"> 6202059900004</w:t>
       </w:r>
@@ -3084,12 +3021,12 @@
           <w:color w:val="000000"/>
           <w:kern w:val="0"/>
           <w:lang w:eastAsia="es-ES"/>
-          <ns2:ligatures ns2:val="none"/>
+          <w14:ligatures w14:val="none"/>
         </w:rPr>
         <w:t>.</w:t>
       </w:r>
     </w:p>
-    <w:p ns2:paraId="6786A412" ns2:textId="77777777">
+    <w:p>
       <w:pPr>
         <w:spacing w:after="0" w:line="240" w:lineRule="auto"/>
         <w:jc w:val="both"/>
@@ -3098,11 +3035,11 @@
           <w:color w:val="000000"/>
           <w:kern w:val="0"/>
           <w:lang w:eastAsia="es-PE"/>
-          <ns2:ligatures ns2:val="none"/>
-        </w:rPr>
-      </w:pPr>
-    </w:p>
-    <w:p ns2:paraId="335125ED" ns2:textId="2CEF29DE">
+          <w14:ligatures w14:val="none"/>
+        </w:rPr>
+      </w:pPr>
+    </w:p>
+    <w:p>
       <w:pPr>
         <w:pStyle w:val="Prrafodelista"/>
         <w:numPr>
@@ -3121,7 +3058,7 @@
           <w:color w:val="000000"/>
           <w:kern w:val="0"/>
           <w:lang w:eastAsia="es-PE"/>
-          <ns2:ligatures ns2:val="none"/>
+          <w14:ligatures w14:val="none"/>
         </w:rPr>
       </w:pPr>
       <w:r>
@@ -3130,7 +3067,7 @@
           <w:color w:val="000000"/>
           <w:kern w:val="0"/>
           <w:lang w:eastAsia="es-PE"/>
-          <ns2:ligatures ns2:val="none"/>
+          <w14:ligatures w14:val="none"/>
         </w:rPr>
         <w:t>Presunta</w:t>
       </w:r>
@@ -3140,7 +3077,7 @@
           <w:kern w:val="0"/>
           <w:shd w:val="clear" w:color="auto" w:fill="FFFFFF"/>
           <w:lang w:eastAsia="es-PE"/>
-          <ns2:ligatures ns2:val="none"/>
+          <w14:ligatures w14:val="none"/>
         </w:rPr>
         <w:t xml:space="preserve"> infracción al artículo 1, numeral 1, literal b) y al artículo 2 </w:t>
       </w:r>
@@ -3149,7 +3086,7 @@
           <w:rFonts w:ascii="Arial Narrow" w:eastAsia="Calibri" w:hAnsi="Arial Narrow" w:cs="Arial Narrow"/>
           <w:kern w:val="0"/>
           <w:lang w:eastAsia="es-PE"/>
-          <ns2:ligatures ns2:val="none"/>
+          <w14:ligatures w14:val="none"/>
         </w:rPr>
         <w:t xml:space="preserve">de </w:t>
       </w:r>
@@ -3159,7 +3096,7 @@
           <w:kern w:val="0"/>
           <w:shd w:val="clear" w:color="auto" w:fill="FFFFFF"/>
           <w:lang w:eastAsia="es-PE"/>
-          <ns2:ligatures ns2:val="none"/>
+          <w14:ligatures w14:val="none"/>
         </w:rPr>
         <w:t>la Ley 29571</w:t>
       </w:r>
@@ -3169,7 +3106,7 @@
           <w:kern w:val="0"/>
           <w:shd w:val="clear" w:color="auto" w:fill="FFFFFF"/>
           <w:lang w:eastAsia="es-PE"/>
-          <ns2:ligatures ns2:val="none"/>
+          <w14:ligatures w14:val="none"/>
         </w:rPr>
         <w:t xml:space="preserve">, Código de Protección y Defensa del Consumidor, en tanto </w:t>
       </w:r>
@@ -3177,7 +3114,7 @@
         <w:rPr>
           <w:rFonts w:ascii="Arial Narrow" w:eastAsia="Arial Narrow" w:hAnsi="Arial Narrow" w:cs="Arial Narrow"/>
           <w:kern w:val="0"/>
-          <ns2:ligatures ns2:val="none"/>
+          <w14:ligatures w14:val="none"/>
         </w:rPr>
         <w:t xml:space="preserve">los proveedores denunciados no habrían cumplido con brindar informar oportunamente a la madre de la denunciante que existía una fecha límite para realizar el pago de las cuotas de la póliza del Seguro de Vida Sepelio </w:t>
       </w:r>
@@ -3186,7 +3123,7 @@
         <w:rPr>
           <w:rFonts w:ascii="Arial Narrow" w:eastAsia="Arial Narrow" w:hAnsi="Arial Narrow" w:cs="Arial Narrow"/>
           <w:kern w:val="0"/>
-          <ns2:ligatures ns2:val="none"/>
+          <w14:ligatures w14:val="none"/>
         </w:rPr>
         <w:t/>
       </w:r>
@@ -3195,7 +3132,7 @@
         <w:rPr>
           <w:rFonts w:ascii="Arial Narrow" w:eastAsia="Arial Narrow" w:hAnsi="Arial Narrow" w:cs="Arial Narrow"/>
           <w:kern w:val="0"/>
-          <ns2:ligatures ns2:val="none"/>
+          <w14:ligatures w14:val="none"/>
         </w:rPr>
         <w:t xml:space="preserve"> 6202059900004</w:t>
       </w:r>
@@ -3203,12 +3140,12 @@
         <w:rPr>
           <w:rFonts w:ascii="Arial Narrow" w:eastAsia="Arial Narrow" w:hAnsi="Arial Narrow" w:cs="Arial Narrow"/>
           <w:kern w:val="0"/>
-          <ns2:ligatures ns2:val="none"/>
+          <w14:ligatures w14:val="none"/>
         </w:rPr>
         <w:t>.</w:t>
       </w:r>
     </w:p>
-    <w:p ns2:paraId="75BF8CD8" ns2:textId="77777777">
+    <w:p>
       <w:pPr>
         <w:pStyle w:val="Prrafodelista"/>
         <w:spacing w:after="0" w:line="240" w:lineRule="auto"/>
@@ -3219,11 +3156,11 @@
           <w:color w:val="000000"/>
           <w:kern w:val="0"/>
           <w:lang w:eastAsia="es-PE"/>
-          <ns2:ligatures ns2:val="none"/>
-        </w:rPr>
-      </w:pPr>
-    </w:p>
-    <w:p ns2:paraId="24D01175" ns2:textId="6CABF4D5">
+          <w14:ligatures w14:val="none"/>
+        </w:rPr>
+      </w:pPr>
+    </w:p>
+    <w:p>
       <w:pPr>
         <w:pStyle w:val="Prrafodelista"/>
         <w:numPr>
@@ -3242,7 +3179,7 @@
           <w:color w:val="000000"/>
           <w:kern w:val="0"/>
           <w:lang w:eastAsia="es-PE"/>
-          <ns2:ligatures ns2:val="none"/>
+          <w14:ligatures w14:val="none"/>
         </w:rPr>
       </w:pPr>
       <w:r>
@@ -3251,7 +3188,7 @@
           <w:color w:val="000000"/>
           <w:kern w:val="0"/>
           <w:lang w:eastAsia="es-PE"/>
-          <ns2:ligatures ns2:val="none"/>
+          <w14:ligatures w14:val="none"/>
         </w:rPr>
         <w:t xml:space="preserve">Presunta infracción al artículo 1, numeral 1, literal b) y al artículo 2 de la Ley 29571, Código de Protección y Defensa del Consumidor, en </w:t>
       </w:r>
@@ -3261,7 +3198,7 @@
           <w:color w:val="000000"/>
           <w:kern w:val="0"/>
           <w:lang w:eastAsia="es-PE"/>
-          <ns2:ligatures ns2:val="none"/>
+          <w14:ligatures w14:val="none"/>
         </w:rPr>
         <w:t xml:space="preserve">tanto los proveedores denunciados no habrían cumplido con brindar informar oportunamente a la madre de la denunciante para que se activa la póliza del Seguro de Vida Sepelio </w:t>
       </w:r>
@@ -3272,7 +3209,7 @@
           <w:color w:val="000000"/>
           <w:kern w:val="0"/>
           <w:lang w:eastAsia="es-PE"/>
-          <ns2:ligatures ns2:val="none"/>
+          <w14:ligatures w14:val="none"/>
         </w:rPr>
         <w:t/>
       </w:r>
@@ -3283,34 +3220,34 @@
           <w:color w:val="000000"/>
           <w:kern w:val="0"/>
           <w:lang w:eastAsia="es-PE"/>
-          <ns2:ligatures ns2:val="none"/>
+          <w14:ligatures w14:val="none"/>
         </w:rPr>
         <w:t xml:space="preserve"> 6202059900004 nuevamente debían amonestarla con un periodo de carencia de tres (3) meses desde el día siguiente que realizaba los pagos.</w:t>
       </w:r>
     </w:p>
-    <w:p ns2:paraId="2056ED1A" ns2:textId="4B28B157">
-      <w:pPr>
-        <w:spacing w:after="0" w:line="240" w:lineRule="auto"/>
-        <w:jc w:val="both"/>
-        <w:rPr>
-          <w:rFonts w:ascii="Arial Narrow" w:eastAsia="Arial Narrow" w:hAnsi="Arial Narrow" w:cs="Arial Narrow"/>
-          <w:kern w:val="0"/>
-          <ns2:ligatures ns2:val="none"/>
-        </w:rPr>
-      </w:pPr>
-    </w:p>
-    <w:p ns2:paraId="5CA08EE9" ns2:textId="77777777">
-      <w:pPr>
-        <w:spacing w:after="0" w:line="240" w:lineRule="auto"/>
-        <w:jc w:val="both"/>
-        <w:rPr>
-          <w:rFonts w:ascii="Arial Narrow" w:eastAsia="Arial Narrow" w:hAnsi="Arial Narrow" w:cs="Arial Narrow"/>
-          <w:kern w:val="0"/>
-          <ns2:ligatures ns2:val="none"/>
-        </w:rPr>
-      </w:pPr>
-    </w:p>
-    <w:p ns2:paraId="64718910" ns2:textId="70D42935">
+    <w:p>
+      <w:pPr>
+        <w:spacing w:after="0" w:line="240" w:lineRule="auto"/>
+        <w:jc w:val="both"/>
+        <w:rPr>
+          <w:rFonts w:ascii="Arial Narrow" w:eastAsia="Arial Narrow" w:hAnsi="Arial Narrow" w:cs="Arial Narrow"/>
+          <w:kern w:val="0"/>
+          <w14:ligatures w14:val="none"/>
+        </w:rPr>
+      </w:pPr>
+    </w:p>
+    <w:p>
+      <w:pPr>
+        <w:spacing w:after="0" w:line="240" w:lineRule="auto"/>
+        <w:jc w:val="both"/>
+        <w:rPr>
+          <w:rFonts w:ascii="Arial Narrow" w:eastAsia="Arial Narrow" w:hAnsi="Arial Narrow" w:cs="Arial Narrow"/>
+          <w:kern w:val="0"/>
+          <w14:ligatures w14:val="none"/>
+        </w:rPr>
+      </w:pPr>
+    </w:p>
+    <w:p>
       <w:pPr>
         <w:spacing w:line="240" w:lineRule="auto"/>
         <w:contextualSpacing/>
@@ -3318,17 +3255,17 @@
         <w:rPr>
           <w:rFonts w:ascii="Arial Narrow" w:eastAsia="Calibri" w:hAnsi="Arial Narrow" w:cs="Arial"/>
           <w:kern w:val="0"/>
-          <ns2:ligatures ns2:val="none"/>
-        </w:rPr>
-      </w:pPr>
-      <w:r>
-        <w:rPr>
-          <w:rFonts w:ascii="Arial Narrow" w:eastAsia="Arial Narrow" w:hAnsi="Arial Narrow" w:cs="Arial Narrow"/>
-          <w:b/>
-          <w:color w:val="000000"/>
-          <w:kern w:val="0"/>
-          <w:lang w:eastAsia="es-PE"/>
-          <ns2:ligatures ns2:val="none"/>
+          <w14:ligatures w14:val="none"/>
+        </w:rPr>
+      </w:pPr>
+      <w:r>
+        <w:rPr>
+          <w:rFonts w:ascii="Arial Narrow" w:eastAsia="Arial Narrow" w:hAnsi="Arial Narrow" w:cs="Arial Narrow"/>
+          <w:b/>
+          <w:color w:val="000000"/>
+          <w:kern w:val="0"/>
+          <w:lang w:eastAsia="es-PE"/>
+          <w14:ligatures w14:val="none"/>
         </w:rPr>
         <w:t>SEGUNDO:</w:t>
       </w:r>
@@ -3338,7 +3275,7 @@
           <w:color w:val="000000"/>
           <w:kern w:val="0"/>
           <w:lang w:eastAsia="es-PE"/>
-          <ns2:ligatures ns2:val="none"/>
+          <w14:ligatures w14:val="none"/>
         </w:rPr>
         <w:t xml:space="preserve"> tener por ofrecidos los medios probatorios presentados en el escrito de denuncia </w:t>
       </w:r>
@@ -3348,7 +3285,7 @@
           <w:color w:val="000000"/>
           <w:kern w:val="0"/>
           <w:lang w:val="es-ES" w:eastAsia="es-ES"/>
-          <ns2:ligatures ns2:val="none"/>
+          <w14:ligatures w14:val="none"/>
         </w:rPr>
         <w:t xml:space="preserve">del </w:t>
       </w:r>
@@ -3358,7 +3295,7 @@
           <w:color w:val="000000"/>
           <w:kern w:val="0"/>
           <w:lang w:val="es-ES" w:eastAsia="es-ES"/>
-          <ns2:ligatures ns2:val="none"/>
+          <w14:ligatures w14:val="none"/>
         </w:rPr>
         <w:t xml:space="preserve">23 de enero de 2025</w:t>
       </w:r>
@@ -3366,12 +3303,12 @@
         <w:rPr>
           <w:rFonts w:ascii="Arial Narrow" w:eastAsia="Calibri" w:hAnsi="Arial Narrow" w:cs="Arial"/>
           <w:kern w:val="0"/>
-          <ns2:ligatures ns2:val="none"/>
+          <w14:ligatures w14:val="none"/>
         </w:rPr>
         <w:t>.</w:t>
       </w:r>
     </w:p>
-    <w:p ns2:paraId="72A4113D" ns2:textId="77777777">
+    <w:p>
       <w:pPr>
         <w:spacing w:line="240" w:lineRule="auto"/>
         <w:contextualSpacing/>
@@ -3381,30 +3318,30 @@
           <w:color w:val="000000"/>
           <w:kern w:val="0"/>
           <w:lang w:eastAsia="es-PE"/>
-          <ns2:ligatures ns2:val="none"/>
-        </w:rPr>
-      </w:pPr>
-    </w:p>
-    <w:p ns2:paraId="1B36369E" ns2:textId="7375D8E4">
-      <w:pPr>
-        <w:spacing w:after="0" w:line="240" w:lineRule="auto"/>
-        <w:jc w:val="both"/>
-        <w:rPr>
-          <w:rFonts w:ascii="Arial Narrow" w:eastAsia="Arial Narrow" w:hAnsi="Arial Narrow" w:cs="Arial Narrow"/>
-          <w:color w:val="000000"/>
-          <w:kern w:val="0"/>
-          <w:lang w:eastAsia="es-PE"/>
-          <ns2:ligatures ns2:val="none"/>
-        </w:rPr>
-      </w:pPr>
-      <w:r>
-        <w:rPr>
-          <w:rFonts w:ascii="Arial Narrow" w:eastAsia="Arial Narrow" w:hAnsi="Arial Narrow" w:cs="Arial Narrow"/>
-          <w:b/>
-          <w:color w:val="000000"/>
-          <w:kern w:val="0"/>
-          <w:lang w:eastAsia="es-PE"/>
-          <ns2:ligatures ns2:val="none"/>
+          <w14:ligatures w14:val="none"/>
+        </w:rPr>
+      </w:pPr>
+    </w:p>
+    <w:p>
+      <w:pPr>
+        <w:spacing w:after="0" w:line="240" w:lineRule="auto"/>
+        <w:jc w:val="both"/>
+        <w:rPr>
+          <w:rFonts w:ascii="Arial Narrow" w:eastAsia="Arial Narrow" w:hAnsi="Arial Narrow" w:cs="Arial Narrow"/>
+          <w:color w:val="000000"/>
+          <w:kern w:val="0"/>
+          <w:lang w:eastAsia="es-PE"/>
+          <w14:ligatures w14:val="none"/>
+        </w:rPr>
+      </w:pPr>
+      <w:r>
+        <w:rPr>
+          <w:rFonts w:ascii="Arial Narrow" w:eastAsia="Arial Narrow" w:hAnsi="Arial Narrow" w:cs="Arial Narrow"/>
+          <w:b/>
+          <w:color w:val="000000"/>
+          <w:kern w:val="0"/>
+          <w:lang w:eastAsia="es-PE"/>
+          <w14:ligatures w14:val="none"/>
         </w:rPr>
         <w:t xml:space="preserve">TERCERO: </w:t>
       </w:r>
@@ -3414,7 +3351,7 @@
           <w:color w:val="000000"/>
           <w:kern w:val="0"/>
           <w:lang w:eastAsia="es-PE"/>
-          <ns2:ligatures ns2:val="none"/>
+          <w14:ligatures w14:val="none"/>
         </w:rPr>
         <w:t xml:space="preserve">requerir a </w:t>
       </w:r>
@@ -3431,7 +3368,7 @@
           <w:color w:val="000000"/>
           <w:kern w:val="0"/>
           <w:lang w:eastAsia="es-PE"/>
-          <ns2:ligatures ns2:val="none"/>
+          <w14:ligatures w14:val="none"/>
         </w:rPr>
         <w:t xml:space="preserve"> que cumpla con lo siguiente</w:t>
       </w:r>
@@ -3441,12 +3378,12 @@
           <w:color w:val="000000"/>
           <w:kern w:val="0"/>
           <w:lang w:eastAsia="es-PE"/>
-          <ns2:ligatures ns2:val="none"/>
+          <w14:ligatures w14:val="none"/>
         </w:rPr>
         <w:t>:</w:t>
       </w:r>
     </w:p>
-    <w:p ns2:paraId="09D9FCC8" ns2:textId="77777777">
+    <w:p>
       <w:pPr>
         <w:spacing w:after="0" w:line="240" w:lineRule="auto"/>
         <w:jc w:val="both"/>
@@ -3455,11 +3392,11 @@
           <w:color w:val="000000"/>
           <w:kern w:val="0"/>
           <w:lang w:eastAsia="es-PE"/>
-          <ns2:ligatures ns2:val="none"/>
-        </w:rPr>
-      </w:pPr>
-    </w:p>
-    <w:p ns2:paraId="0AC32CAC" ns2:textId="77777777">
+          <w14:ligatures w14:val="none"/>
+        </w:rPr>
+      </w:pPr>
+    </w:p>
+    <w:p>
       <w:pPr>
         <w:numPr>
           <w:ilvl w:val="0"/>
@@ -3473,21 +3410,21 @@
           <w:color w:val="000000"/>
           <w:kern w:val="0"/>
           <w:lang w:eastAsia="es-PE"/>
-          <ns2:ligatures ns2:val="none"/>
-        </w:rPr>
-      </w:pPr>
-      <w:r>
-        <w:rPr>
-          <w:rFonts w:ascii="Arial Narrow" w:eastAsia="Arial Narrow" w:hAnsi="Arial Narrow" w:cs="Arial Narrow"/>
-          <w:color w:val="000000"/>
-          <w:kern w:val="0"/>
-          <w:lang w:eastAsia="es-PE"/>
-          <ns2:ligatures ns2:val="none"/>
+          <w14:ligatures w14:val="none"/>
+        </w:rPr>
+      </w:pPr>
+      <w:r>
+        <w:rPr>
+          <w:rFonts w:ascii="Arial Narrow" w:eastAsia="Arial Narrow" w:hAnsi="Arial Narrow" w:cs="Arial Narrow"/>
+          <w:color w:val="000000"/>
+          <w:kern w:val="0"/>
+          <w:lang w:eastAsia="es-PE"/>
+          <w14:ligatures w14:val="none"/>
         </w:rPr>
         <w:t>presentar documentos que acrediten su inscripción en los Registros Públicos o una declaración jurada que indique que cuenta con dicha inscripción;</w:t>
       </w:r>
     </w:p>
-    <w:p ns2:paraId="7C9575CF" ns2:textId="77777777">
+    <w:p>
       <w:pPr>
         <w:numPr>
           <w:ilvl w:val="0"/>
@@ -3501,21 +3438,21 @@
           <w:color w:val="000000"/>
           <w:kern w:val="0"/>
           <w:lang w:eastAsia="es-PE"/>
-          <ns2:ligatures ns2:val="none"/>
-        </w:rPr>
-      </w:pPr>
-      <w:r>
-        <w:rPr>
-          <w:rFonts w:ascii="Arial Narrow" w:eastAsia="Arial Narrow" w:hAnsi="Arial Narrow" w:cs="Arial Narrow"/>
-          <w:color w:val="000000"/>
-          <w:kern w:val="0"/>
-          <w:lang w:eastAsia="es-PE"/>
-          <ns2:ligatures ns2:val="none"/>
+          <w14:ligatures w14:val="none"/>
+        </w:rPr>
+      </w:pPr>
+      <w:r>
+        <w:rPr>
+          <w:rFonts w:ascii="Arial Narrow" w:eastAsia="Arial Narrow" w:hAnsi="Arial Narrow" w:cs="Arial Narrow"/>
+          <w:color w:val="000000"/>
+          <w:kern w:val="0"/>
+          <w:lang w:eastAsia="es-PE"/>
+          <w14:ligatures w14:val="none"/>
         </w:rPr>
         <w:t>presentar copia simple de las facultades de representación de su representante legal en el presente procedimiento o la declaración jurada que indique que cuenta con dichas facultades y que estas se encuentran vigentes;</w:t>
       </w:r>
     </w:p>
-    <w:p ns2:paraId="0CD5704D" ns2:textId="77777777">
+    <w:p>
       <w:pPr>
         <w:numPr>
           <w:ilvl w:val="0"/>
@@ -3529,21 +3466,21 @@
           <w:color w:val="000000"/>
           <w:kern w:val="0"/>
           <w:lang w:eastAsia="es-PE"/>
-          <ns2:ligatures ns2:val="none"/>
-        </w:rPr>
-      </w:pPr>
-      <w:r>
-        <w:rPr>
-          <w:rFonts w:ascii="Arial Narrow" w:eastAsia="Arial Narrow" w:hAnsi="Arial Narrow" w:cs="Arial Narrow"/>
-          <w:color w:val="000000"/>
-          <w:kern w:val="0"/>
-          <w:lang w:eastAsia="es-PE"/>
-          <ns2:ligatures ns2:val="none"/>
+          <w14:ligatures w14:val="none"/>
+        </w:rPr>
+      </w:pPr>
+      <w:r>
+        <w:rPr>
+          <w:rFonts w:ascii="Arial Narrow" w:eastAsia="Arial Narrow" w:hAnsi="Arial Narrow" w:cs="Arial Narrow"/>
+          <w:color w:val="000000"/>
+          <w:kern w:val="0"/>
+          <w:lang w:eastAsia="es-PE"/>
+          <w14:ligatures w14:val="none"/>
         </w:rPr>
         <w:t>consignar el Número de Registro Único de Contribuyentes (RUC); y,</w:t>
       </w:r>
     </w:p>
-    <w:p ns2:paraId="7341F53D" ns2:textId="101F16E7">
+    <w:p>
       <w:pPr>
         <w:numPr>
           <w:ilvl w:val="0"/>
@@ -3555,16 +3492,16 @@
         <w:rPr>
           <w:rFonts w:ascii="Arial Narrow" w:eastAsia="Calibri" w:hAnsi="Arial Narrow" w:cs="Arial"/>
           <w:kern w:val="0"/>
-          <ns2:ligatures ns2:val="none"/>
-        </w:rPr>
-      </w:pPr>
-      <w:r>
-        <w:rPr>
-          <w:rFonts w:ascii="Arial Narrow" w:eastAsia="Arial Narrow" w:hAnsi="Arial Narrow" w:cs="Arial Narrow"/>
-          <w:color w:val="000000"/>
-          <w:kern w:val="0"/>
-          <w:lang w:eastAsia="es-PE"/>
-          <ns2:ligatures ns2:val="none"/>
+          <w14:ligatures w14:val="none"/>
+        </w:rPr>
+      </w:pPr>
+      <w:r>
+        <w:rPr>
+          <w:rFonts w:ascii="Arial Narrow" w:eastAsia="Arial Narrow" w:hAnsi="Arial Narrow" w:cs="Arial Narrow"/>
+          <w:color w:val="000000"/>
+          <w:kern w:val="0"/>
+          <w:lang w:eastAsia="es-PE"/>
+          <w14:ligatures w14:val="none"/>
         </w:rPr>
         <w:t>fijar domicilio procesal para el procedimiento, de conformidad con el numeral 1 del artículo 442</w:t>
       </w:r>
@@ -3574,7 +3511,7 @@
           <w:color w:val="000000"/>
           <w:kern w:val="0"/>
           <w:lang w:eastAsia="es-PE"/>
-          <ns2:ligatures ns2:val="none"/>
+          <w14:ligatures w14:val="none"/>
         </w:rPr>
         <w:t/>
       </w:r>
@@ -3584,7 +3521,7 @@
           <w:color w:val="000000"/>
           <w:kern w:val="0"/>
           <w:lang w:eastAsia="es-PE"/>
-          <ns2:ligatures ns2:val="none"/>
+          <w14:ligatures w14:val="none"/>
         </w:rPr>
         <w:t xml:space="preserve"> del Código Procesal Civil. </w:t>
       </w:r>
@@ -3592,7 +3529,7 @@
         <w:rPr>
           <w:rFonts w:ascii="Arial Narrow" w:eastAsia="Calibri" w:hAnsi="Arial Narrow" w:cs="Arial"/>
           <w:kern w:val="0"/>
-          <ns2:ligatures ns2:val="none"/>
+          <w14:ligatures w14:val="none"/>
         </w:rPr>
         <w:t>Para ello podrá señalar domicilio físico o una dirección electrónica a la que pueda remitirse las notificaciones</w:t>
       </w:r>
@@ -3601,12 +3538,12 @@
           <w:rFonts w:ascii="Arial Narrow" w:eastAsia="Arial" w:hAnsi="Arial Narrow" w:cs="Arial"/>
           <w:kern w:val="0"/>
           <w:lang w:val="es"/>
-          <ns2:ligatures ns2:val="none"/>
+          <w14:ligatures w14:val="none"/>
         </w:rPr>
         <w:t>;</w:t>
       </w:r>
     </w:p>
-    <w:p ns2:paraId="446A1900" ns2:textId="13BE47D4">
+    <w:p>
       <w:pPr>
         <w:numPr>
           <w:ilvl w:val="0"/>
@@ -3618,14 +3555,14 @@
         <w:rPr>
           <w:rFonts w:ascii="Arial Narrow" w:eastAsia="Calibri" w:hAnsi="Arial Narrow" w:cs="Arial"/>
           <w:kern w:val="0"/>
-          <ns2:ligatures ns2:val="none"/>
+          <w14:ligatures w14:val="none"/>
         </w:rPr>
       </w:pPr>
       <w:r>
         <w:rPr>
           <w:rFonts w:ascii="Arial Narrow" w:eastAsia="Calibri" w:hAnsi="Arial Narrow" w:cs="Arial"/>
           <w:kern w:val="0"/>
-          <ns2:ligatures ns2:val="none"/>
+          <w14:ligatures w14:val="none"/>
         </w:rPr>
         <w:t xml:space="preserve">en caso califique como </w:t>
       </w:r>
@@ -3634,7 +3571,7 @@
         <w:rPr>
           <w:rFonts w:ascii="Arial Narrow" w:eastAsia="Calibri" w:hAnsi="Arial Narrow" w:cs="Arial"/>
           <w:kern w:val="0"/>
-          <ns2:ligatures ns2:val="none"/>
+          <w14:ligatures w14:val="none"/>
         </w:rPr>
         <w:t>micro empresa</w:t>
       </w:r>
@@ -3643,7 +3580,7 @@
         <w:rPr>
           <w:rFonts w:ascii="Arial Narrow" w:eastAsia="Calibri" w:hAnsi="Arial Narrow" w:cs="Arial"/>
           <w:kern w:val="0"/>
-          <ns2:ligatures ns2:val="none"/>
+          <w14:ligatures w14:val="none"/>
         </w:rPr>
         <w:t xml:space="preserve"> o pequeña empresa, presentar los documentos que acrediten su volumen de ventas o ingresos brutos percibidos el año anterior relativo a todas sus actividades económicas y el número de trabajadores con el que cuenta</w:t>
       </w:r>
@@ -3653,7 +3590,7 @@
           <w:rFonts w:ascii="Arial Narrow" w:eastAsia="Calibri" w:hAnsi="Arial Narrow" w:cs="Arial"/>
           <w:kern w:val="0"/>
           <w:vertAlign w:val="superscript"/>
-          <ns2:ligatures ns2:val="none"/>
+          <w14:ligatures w14:val="none"/>
         </w:rPr>
         <w:footnoteReference w:id="7"/>
       </w:r>
@@ -3661,7 +3598,7 @@
         <w:rPr>
           <w:rFonts w:ascii="Arial Narrow" w:eastAsia="Calibri" w:hAnsi="Arial Narrow" w:cs="Arial"/>
           <w:kern w:val="0"/>
-          <ns2:ligatures ns2:val="none"/>
+          <w14:ligatures w14:val="none"/>
         </w:rPr>
         <w:t>. Ello, a fin de que la Comisión pueda meritar dicha documentación, conforme lo establece el artículo 110</w:t>
       </w:r>
@@ -3671,7 +3608,7 @@
           <w:color w:val="000000"/>
           <w:kern w:val="0"/>
           <w:lang w:eastAsia="es-PE"/>
-          <ns2:ligatures ns2:val="none"/>
+          <w14:ligatures w14:val="none"/>
         </w:rPr>
         <w:t/>
       </w:r>
@@ -3679,7 +3616,7 @@
         <w:rPr>
           <w:rFonts w:ascii="Arial Narrow" w:eastAsia="Calibri" w:hAnsi="Arial Narrow" w:cs="Arial"/>
           <w:kern w:val="0"/>
-          <ns2:ligatures ns2:val="none"/>
+          <w14:ligatures w14:val="none"/>
         </w:rPr>
         <w:t xml:space="preserve"> del </w:t>
       </w:r>
@@ -3688,7 +3625,7 @@
           <w:rFonts w:ascii="Arial Narrow" w:eastAsia="Calibri" w:hAnsi="Arial Narrow" w:cs="Arial"/>
           <w:spacing w:val="-2"/>
           <w:kern w:val="0"/>
-          <ns2:ligatures ns2:val="none"/>
+          <w14:ligatures w14:val="none"/>
         </w:rPr>
         <w:t>Código</w:t>
       </w:r>
@@ -3699,7 +3636,7 @@
           <w:spacing w:val="-2"/>
           <w:kern w:val="0"/>
           <w:vertAlign w:val="superscript"/>
-          <ns2:ligatures ns2:val="none"/>
+          <w14:ligatures w14:val="none"/>
         </w:rPr>
         <w:footnoteReference w:id="8"/>
       </w:r>
@@ -3708,12 +3645,12 @@
           <w:rFonts w:ascii="Arial Narrow" w:eastAsia="Calibri" w:hAnsi="Arial Narrow" w:cs="Arial"/>
           <w:spacing w:val="-2"/>
           <w:kern w:val="0"/>
-          <ns2:ligatures ns2:val="none"/>
+          <w14:ligatures w14:val="none"/>
         </w:rPr>
         <w:t>.</w:t>
       </w:r>
     </w:p>
-    <w:p ns2:paraId="354DE7F2" ns2:textId="77777777">
+    <w:p>
       <w:pPr>
         <w:spacing w:after="0" w:line="240" w:lineRule="auto"/>
         <w:ind w:left="567"/>
@@ -3723,20 +3660,20 @@
           <w:color w:val="000000"/>
           <w:kern w:val="0"/>
           <w:lang w:eastAsia="es-PE"/>
-          <ns2:ligatures ns2:val="none"/>
-        </w:rPr>
-      </w:pPr>
-    </w:p>
-    <w:p>
-      <w:pPr>
-        <w:spacing w:after="0" w:line="240" w:lineRule="auto"/>
-        <w:jc w:val="both"/>
-        <w:rPr>
-          <w:rFonts w:ascii="Arial Narrow" w:eastAsia="Arial Narrow" w:hAnsi="Arial Narrow" w:cs="Arial Narrow"/>
-          <w:color w:val="000000"/>
-          <w:kern w:val="0"/>
-          <w:lang w:eastAsia="es-PE"/>
-          <ns2:ligatures ns2:val="none"/>
+          <w14:ligatures w14:val="none"/>
+        </w:rPr>
+      </w:pPr>
+    </w:p>
+    <w:p>
+      <w:pPr>
+        <w:spacing w:after="0" w:line="240" w:lineRule="auto"/>
+        <w:jc w:val="both"/>
+        <w:rPr>
+          <w:rFonts w:ascii="Arial Narrow" w:eastAsia="Arial Narrow" w:hAnsi="Arial Narrow" w:cs="Arial Narrow"/>
+          <w:color w:val="000000"/>
+          <w:kern w:val="0"/>
+          <w:lang w:eastAsia="es-PE"/>
+          <w14:ligatures w14:val="none"/>
         </w:rPr>
       </w:pPr>
       <w:r>
@@ -3755,42 +3692,82 @@
           <w:sz w:val="20"/>
           <w:szCs w:val="20"/>
         </w:rPr>
-        <w:t xml:space="preserve">correr traslado de la presente resolución a Mapfre Perú Compañía de Seguros y Reaseguros S.A. y al Comité de Administración del Fondo de Asistencia y Estímulo de los Trabajadores del Sector Educación para que, de conformidad con lo dispuesto por el artículo 26 de la Ley sobre Facultades, Normas y Organización del Indecopi, aprobada por Decreto Legislativo 807, presenten sus descargos sobre la imputación de cargos realizada en un plazo no mayor a cinco (5) días hábiles contado a partir del día siguiente de la notificación de la presente resolución, vencido el cual, el Secretario Técnico declarará en rebeldía a los denunciados que no lo hubieran presentado. Debe precisarse que de conformidad con lo establecido por el artículo 223 del Texto Único Ordenado de la Ley 27444, Ley del Procedimiento Administrativo General, las alegaciones y los hechos relevantes de la reclamación, salvo que hayan sido específicamente negadas en la contestación, se tendrán por aceptadas o merituadas como ciertas.</w:t>
-      </w:r>
-    </w:p>
-    <w:p ns2:paraId="7D74C0BD" ns2:textId="77777777">
-      <w:pPr>
-        <w:spacing w:after="0" w:line="240" w:lineRule="auto"/>
-        <w:jc w:val="both"/>
-        <w:rPr>
-          <w:rFonts w:ascii="Arial Narrow" w:eastAsia="Arial Narrow" w:hAnsi="Arial Narrow" w:cs="Arial Narrow"/>
-          <w:color w:val="000000"/>
-          <w:kern w:val="0"/>
-          <w:lang w:eastAsia="es-PE"/>
-          <ns2:ligatures ns2:val="none"/>
-        </w:rPr>
-      </w:pPr>
-    </w:p>
-    <w:p ns2:paraId="61C1ED8F" ns2:textId="5A8EBB12">
-      <w:pPr>
-        <w:spacing w:after="0" w:line="240" w:lineRule="auto"/>
-        <w:jc w:val="both"/>
-        <w:rPr>
-          <w:rFonts w:ascii="Arial Narrow" w:eastAsia="Times New Roman" w:hAnsi="Arial Narrow" w:cs="Arial"/>
-          <w:color w:val="000000"/>
-          <w:kern w:val="0"/>
+        <w:t xml:space="preserve">correr traslado de la presente resolución a Mapfre Perú Compañía de Seguros y Reaseguros S.A. y al Comité de Administración del Fondo de Asistencia y Estímulo de los Trabajadores del Sector Educación para que, de conformidad con lo dispuesto por el artículo 26 de la Ley sobre Facultades, Normas y Organización del Indecopi, aprobada por Decreto Legislativo 807</w:t>
+      </w:r>
+      <w:r>
+        <w:rPr>
+          <w:rStyle w:val="Refdenotaalpie"/>
+          <w:rFonts w:ascii="Arial Narrow" w:eastAsia="Times New Roman" w:hAnsi="Arial Narrow" w:cs="Times New Roman"/>
+          <w:color w:val="000000"/>
+          <w:kern w:val="0"/>
+          <w:vertAlign w:val="superscript"/>
           <w:lang w:val="es-ES" w:eastAsia="es-ES"/>
-          <ns2:ligatures ns2:val="none"/>
-        </w:rPr>
-      </w:pPr>
-      <w:r>
-        <w:rPr>
-          <w:rFonts w:ascii="Arial Narrow" w:eastAsia="Arial Narrow" w:hAnsi="Arial Narrow" w:cs="Arial Narrow"/>
-          <w:b/>
-          <w:color w:val="000000"/>
-          <w:kern w:val="0"/>
-          <w:lang w:eastAsia="es-PE"/>
-          <ns2:ligatures ns2:val="none"/>
+          <w14:ligatures w14:val="none"/>
+        </w:rPr>
+        <w:footnoteReference w:id="14"/>
+      </w:r>
+      <w:r>
+        <w:rPr>
+          <w:rFonts w:ascii="Arial Narrow" w:hAnsi="Arial Narrow" w:cs="Arial Narrow"/>
+          <w:sz w:val="20"/>
+          <w:szCs w:val="20"/>
+        </w:rPr>
+        <w:t xml:space="preserve">, presenten sus descargos sobre la imputación de cargos realizada en un plazo no mayor a cinco (5) días hábiles contado a partir del día siguiente de la notificación de la presente resolución, vencido el cual, el Secretario Técnico declarará en rebeldía a los denunciados que no lo hubieran presentado. Debe precisarse que de conformidad con lo establecido por el artículo 223 del Texto Único Ordenado de la Ley 27444, Ley del Procedimiento Administrativo General</w:t>
+      </w:r>
+      <w:r>
+        <w:rPr>
+          <w:rStyle w:val="Refdenotaalpie"/>
+          <w:rFonts w:ascii="Arial Narrow" w:eastAsia="Times New Roman" w:hAnsi="Arial Narrow" w:cs="Times New Roman"/>
+          <w:color w:val="000000"/>
+          <w:kern w:val="0"/>
+          <w:vertAlign w:val="superscript"/>
+          <w:lang w:val="es-ES" w:eastAsia="es-ES"/>
+          <w14:ligatures w14:val="none"/>
+        </w:rPr>
+        <w:footnoteReference w:id="15"/>
+      </w:r>
+      <w:r>
+        <w:rPr>
+          <w:rFonts w:ascii="Arial Narrow" w:hAnsi="Arial Narrow" w:cs="Arial Narrow"/>
+          <w:sz w:val="20"/>
+          <w:szCs w:val="20"/>
+        </w:rPr>
+        <w:t xml:space="preserve">, las alegaciones y los hechos relevantes de la reclamación, salvo que hayan sido específicamente negadas en la contestación, se tendrán por aceptadas o merituadas como ciertas.</w:t>
+      </w:r>
+    </w:p>
+    <w:p>
+      <w:pPr>
+        <w:spacing w:after="0" w:line="240" w:lineRule="auto"/>
+        <w:jc w:val="both"/>
+        <w:rPr>
+          <w:rFonts w:ascii="Arial Narrow" w:eastAsia="Arial Narrow" w:hAnsi="Arial Narrow" w:cs="Arial Narrow"/>
+          <w:color w:val="000000"/>
+          <w:kern w:val="0"/>
+          <w:lang w:eastAsia="es-PE"/>
+          <w14:ligatures w14:val="none"/>
+        </w:rPr>
+      </w:pPr>
+    </w:p>
+    <w:p>
+      <w:pPr>
+        <w:spacing w:after="0" w:line="240" w:lineRule="auto"/>
+        <w:jc w:val="both"/>
+        <w:rPr>
+          <w:rFonts w:ascii="Arial Narrow" w:eastAsia="Times New Roman" w:hAnsi="Arial Narrow" w:cs="Arial"/>
+          <w:color w:val="000000"/>
+          <w:kern w:val="0"/>
+          <w:lang w:val="es-ES" w:eastAsia="es-ES"/>
+          <w14:ligatures w14:val="none"/>
+        </w:rPr>
+      </w:pPr>
+      <w:r>
+        <w:rPr>
+          <w:rFonts w:ascii="Arial Narrow" w:eastAsia="Arial Narrow" w:hAnsi="Arial Narrow" w:cs="Arial Narrow"/>
+          <w:b/>
+          <w:color w:val="000000"/>
+          <w:kern w:val="0"/>
+          <w:lang w:eastAsia="es-PE"/>
+          <w14:ligatures w14:val="none"/>
         </w:rPr>
         <w:t xml:space="preserve">QUINTO: </w:t>
       </w:r>
@@ -3801,7 +3778,7 @@
           <w:color w:val="000000"/>
           <w:kern w:val="0"/>
           <w:lang w:eastAsia="es-ES"/>
-          <ns2:ligatures ns2:val="none"/>
+          <w14:ligatures w14:val="none"/>
         </w:rPr>
         <w:t xml:space="preserve">requerir </w:t>
       </w:r>
@@ -3811,7 +3788,7 @@
           <w:color w:val="000000"/>
           <w:kern w:val="0"/>
           <w:lang w:val="es-ES" w:eastAsia="es-ES"/>
-          <ns2:ligatures ns2:val="none"/>
+          <w14:ligatures w14:val="none"/>
         </w:rPr>
         <w:t xml:space="preserve">que, en un </w:t>
       </w:r>
@@ -3821,7 +3798,7 @@
           <w:color w:val="000000"/>
           <w:kern w:val="0"/>
           <w:lang w:eastAsia="es-ES"/>
-          <ns2:ligatures ns2:val="none"/>
+          <w14:ligatures w14:val="none"/>
         </w:rPr>
         <w:t>plazo no mayor de cinco (5) días hábiles contado a partir del día siguiente de la notificación de la presente resolución</w:t>
       </w:r>
@@ -3832,7 +3809,7 @@
           <w:color w:val="000000"/>
           <w:kern w:val="0"/>
           <w:lang w:eastAsia="es-ES"/>
-          <ns2:ligatures ns2:val="none"/>
+          <w14:ligatures w14:val="none"/>
         </w:rPr>
         <w:t xml:space="preserve">, </w:t>
       </w:r>
@@ -3850,7 +3827,7 @@
           <w:color w:val="000000"/>
           <w:kern w:val="0"/>
           <w:lang w:eastAsia="es-ES"/>
-          <ns2:ligatures ns2:val="none"/>
+          <w14:ligatures w14:val="none"/>
         </w:rPr>
         <w:t xml:space="preserve">, </w:t>
       </w:r>
@@ -3861,7 +3838,7 @@
           <w:color w:val="000000"/>
           <w:kern w:val="0"/>
           <w:lang w:val="es-ES" w:eastAsia="es-ES"/>
-          <ns2:ligatures ns2:val="none"/>
+          <w14:ligatures w14:val="none"/>
         </w:rPr>
         <w:t xml:space="preserve">cumpla con: </w:t>
       </w:r>
@@ -3871,7 +3848,7 @@
           <w:color w:val="000000"/>
           <w:kern w:val="0"/>
           <w:lang w:val="es-ES" w:eastAsia="es-ES"/>
-          <ns2:ligatures ns2:val="none"/>
+          <w14:ligatures w14:val="none"/>
         </w:rPr>
         <w:t xml:space="preserve">(i) presentar una copia completa, legible y debidamente suscrita de la Póliza </w:t>
       </w:r>
@@ -3882,7 +3859,7 @@
           <w:color w:val="000000"/>
           <w:kern w:val="0"/>
           <w:lang w:val="es-ES" w:eastAsia="es-ES"/>
-          <ns2:ligatures ns2:val="none"/>
+          <w14:ligatures w14:val="none"/>
         </w:rPr>
         <w:t/>
       </w:r>
@@ -3893,7 +3870,7 @@
           <w:color w:val="000000"/>
           <w:kern w:val="0"/>
           <w:lang w:val="es-ES" w:eastAsia="es-ES"/>
-          <ns2:ligatures ns2:val="none"/>
+          <w14:ligatures w14:val="none"/>
         </w:rPr>
         <w:t xml:space="preserve"> 6202059900004; y, (</w:t>
       </w:r>
@@ -3904,7 +3881,7 @@
           <w:color w:val="000000"/>
           <w:kern w:val="0"/>
           <w:lang w:val="es-ES" w:eastAsia="es-ES"/>
-          <ns2:ligatures ns2:val="none"/>
+          <w14:ligatures w14:val="none"/>
         </w:rPr>
         <w:t>ii</w:t>
       </w:r>
@@ -3915,7 +3892,7 @@
           <w:color w:val="000000"/>
           <w:kern w:val="0"/>
           <w:lang w:val="es-ES" w:eastAsia="es-ES"/>
-          <ns2:ligatures ns2:val="none"/>
+          <w14:ligatures w14:val="none"/>
         </w:rPr>
         <w:t>) presentar los medios probatorios que acrediten que gestionó el pago de las primas ante el empleador de la aseguradora; y, (</w:t>
       </w:r>
@@ -3926,7 +3903,7 @@
           <w:color w:val="000000"/>
           <w:kern w:val="0"/>
           <w:lang w:val="es-ES" w:eastAsia="es-ES"/>
-          <ns2:ligatures ns2:val="none"/>
+          <w14:ligatures w14:val="none"/>
         </w:rPr>
         <w:t>iii</w:t>
       </w:r>
@@ -3937,7 +3914,7 @@
           <w:color w:val="000000"/>
           <w:kern w:val="0"/>
           <w:lang w:val="es-ES" w:eastAsia="es-ES"/>
-          <ns2:ligatures ns2:val="none"/>
+          <w14:ligatures w14:val="none"/>
         </w:rPr>
         <w:t xml:space="preserve">) presentar un cronograma de pagos de la Póliza </w:t>
       </w:r>
@@ -3948,7 +3925,7 @@
           <w:color w:val="000000"/>
           <w:kern w:val="0"/>
           <w:lang w:val="es-ES" w:eastAsia="es-ES"/>
-          <ns2:ligatures ns2:val="none"/>
+          <w14:ligatures w14:val="none"/>
         </w:rPr>
         <w:t/>
       </w:r>
@@ -3959,7 +3936,7 @@
           <w:color w:val="000000"/>
           <w:kern w:val="0"/>
           <w:lang w:val="es-ES" w:eastAsia="es-ES"/>
-          <ns2:ligatures ns2:val="none"/>
+          <w14:ligatures w14:val="none"/>
         </w:rPr>
         <w:t xml:space="preserve"> 6202059900004</w:t>
       </w:r>
@@ -3969,12 +3946,12 @@
           <w:color w:val="000000"/>
           <w:kern w:val="0"/>
           <w:lang w:val="es-ES" w:eastAsia="es-ES"/>
-          <ns2:ligatures ns2:val="none"/>
+          <w14:ligatures w14:val="none"/>
         </w:rPr>
         <w:t>.</w:t>
       </w:r>
     </w:p>
-    <w:p ns2:paraId="179A6699" ns2:textId="77777777">
+    <w:p>
       <w:pPr>
         <w:spacing w:after="0" w:line="240" w:lineRule="auto"/>
         <w:jc w:val="both"/>
@@ -3983,11 +3960,11 @@
           <w:color w:val="000000"/>
           <w:kern w:val="0"/>
           <w:lang w:val="es-ES" w:eastAsia="es-ES"/>
-          <ns2:ligatures ns2:val="none"/>
-        </w:rPr>
-      </w:pPr>
-    </w:p>
-    <w:p ns2:paraId="63E6DC28" ns2:textId="55D841F0">
+          <w14:ligatures w14:val="none"/>
+        </w:rPr>
+      </w:pPr>
+    </w:p>
+    <w:p>
       <w:pPr>
         <w:spacing w:after="0" w:line="240" w:lineRule="auto"/>
         <w:jc w:val="both"/>
@@ -3996,17 +3973,17 @@
           <w:color w:val="000000"/>
           <w:kern w:val="0"/>
           <w:lang w:val="es-ES" w:eastAsia="es-ES"/>
-          <ns2:ligatures ns2:val="none"/>
-        </w:rPr>
-      </w:pPr>
-      <w:r>
-        <w:rPr>
-          <w:rFonts w:ascii="Arial Narrow" w:eastAsia="Arial Narrow" w:hAnsi="Arial Narrow" w:cs="Arial Narrow"/>
-          <w:b/>
-          <w:color w:val="000000"/>
-          <w:kern w:val="0"/>
-          <w:lang w:eastAsia="es-PE"/>
-          <ns2:ligatures ns2:val="none"/>
+          <w14:ligatures w14:val="none"/>
+        </w:rPr>
+      </w:pPr>
+      <w:r>
+        <w:rPr>
+          <w:rFonts w:ascii="Arial Narrow" w:eastAsia="Arial Narrow" w:hAnsi="Arial Narrow" w:cs="Arial Narrow"/>
+          <w:b/>
+          <w:color w:val="000000"/>
+          <w:kern w:val="0"/>
+          <w:lang w:eastAsia="es-PE"/>
+          <w14:ligatures w14:val="none"/>
         </w:rPr>
         <w:t xml:space="preserve">SEXTO: </w:t>
       </w:r>
@@ -4016,7 +3993,7 @@
           <w:color w:val="000000"/>
           <w:kern w:val="0"/>
           <w:lang w:eastAsia="es-ES"/>
-          <ns2:ligatures ns2:val="none"/>
+          <w14:ligatures w14:val="none"/>
         </w:rPr>
         <w:t xml:space="preserve">requerir </w:t>
       </w:r>
@@ -4026,7 +4003,7 @@
           <w:color w:val="000000"/>
           <w:kern w:val="0"/>
           <w:lang w:val="es-ES" w:eastAsia="es-ES"/>
-          <ns2:ligatures ns2:val="none"/>
+          <w14:ligatures w14:val="none"/>
         </w:rPr>
         <w:t xml:space="preserve">que, en un </w:t>
       </w:r>
@@ -4036,7 +4013,7 @@
           <w:color w:val="000000"/>
           <w:kern w:val="0"/>
           <w:lang w:eastAsia="es-ES"/>
-          <ns2:ligatures ns2:val="none"/>
+          <w14:ligatures w14:val="none"/>
         </w:rPr>
         <w:t xml:space="preserve">plazo no mayor de cinco (5) días hábiles contado a partir del día siguiente de la notificación de la presente resolución, </w:t>
       </w:r>
@@ -4053,7 +4030,7 @@
           <w:color w:val="000000"/>
           <w:kern w:val="0"/>
           <w:lang w:eastAsia="es-ES"/>
-          <ns2:ligatures ns2:val="none"/>
+          <w14:ligatures w14:val="none"/>
         </w:rPr>
         <w:t>,</w:t>
       </w:r>
@@ -4063,7 +4040,7 @@
           <w:color w:val="000000"/>
           <w:kern w:val="0"/>
           <w:lang w:eastAsia="es-ES"/>
-          <ns2:ligatures ns2:val="none"/>
+          <w14:ligatures w14:val="none"/>
         </w:rPr>
         <w:t xml:space="preserve"> </w:t>
       </w:r>
@@ -4073,7 +4050,7 @@
           <w:color w:val="000000"/>
           <w:kern w:val="0"/>
           <w:lang w:val="es-ES" w:eastAsia="es-ES"/>
-          <ns2:ligatures ns2:val="none"/>
+          <w14:ligatures w14:val="none"/>
         </w:rPr>
         <w:t xml:space="preserve">cumpla con: </w:t>
       </w:r>
@@ -4083,7 +4060,7 @@
           <w:color w:val="000000"/>
           <w:kern w:val="0"/>
           <w:lang w:eastAsia="es-ES"/>
-          <ns2:ligatures ns2:val="none"/>
+          <w14:ligatures w14:val="none"/>
         </w:rPr>
         <w:t xml:space="preserve">(i) presentar una copia completa, legible y debidamente suscrita de la Póliza </w:t>
       </w:r>
@@ -4094,7 +4071,7 @@
           <w:color w:val="000000"/>
           <w:kern w:val="0"/>
           <w:lang w:eastAsia="es-ES"/>
-          <ns2:ligatures ns2:val="none"/>
+          <w14:ligatures w14:val="none"/>
         </w:rPr>
         <w:t/>
       </w:r>
@@ -4105,7 +4082,7 @@
           <w:color w:val="000000"/>
           <w:kern w:val="0"/>
           <w:lang w:eastAsia="es-ES"/>
-          <ns2:ligatures ns2:val="none"/>
+          <w14:ligatures w14:val="none"/>
         </w:rPr>
         <w:t xml:space="preserve"> 6202059900004; y, (</w:t>
       </w:r>
@@ -4116,7 +4093,7 @@
           <w:color w:val="000000"/>
           <w:kern w:val="0"/>
           <w:lang w:eastAsia="es-ES"/>
-          <ns2:ligatures ns2:val="none"/>
+          <w14:ligatures w14:val="none"/>
         </w:rPr>
         <w:t>ii</w:t>
       </w:r>
@@ -4127,7 +4104,7 @@
           <w:color w:val="000000"/>
           <w:kern w:val="0"/>
           <w:lang w:eastAsia="es-ES"/>
-          <ns2:ligatures ns2:val="none"/>
+          <w14:ligatures w14:val="none"/>
         </w:rPr>
         <w:t>) presentar todas las comunicaciones cursadas con la parte denunciante en virtud de los hechos materia de denuncia</w:t>
       </w:r>
@@ -4137,12 +4114,12 @@
           <w:color w:val="000000"/>
           <w:kern w:val="0"/>
           <w:lang w:val="es-ES" w:eastAsia="es-ES"/>
-          <ns2:ligatures ns2:val="none"/>
+          <w14:ligatures w14:val="none"/>
         </w:rPr>
         <w:t>.</w:t>
       </w:r>
     </w:p>
-    <w:p ns2:paraId="6A128BE5" ns2:textId="77777777">
+    <w:p>
       <w:pPr>
         <w:spacing w:after="0" w:line="240" w:lineRule="auto"/>
         <w:jc w:val="both"/>
@@ -4152,30 +4129,30 @@
           <w:color w:val="000000"/>
           <w:kern w:val="0"/>
           <w:lang w:val="es-ES" w:eastAsia="es-PE"/>
-          <ns2:ligatures ns2:val="none"/>
-        </w:rPr>
-      </w:pPr>
-    </w:p>
-    <w:p ns2:paraId="5A49EAA8" ns2:textId="70CE1A88">
-      <w:pPr>
-        <w:spacing w:after="0" w:line="240" w:lineRule="auto"/>
-        <w:jc w:val="both"/>
-        <w:rPr>
-          <w:rFonts w:ascii="Arial Narrow" w:eastAsia="Arial Narrow" w:hAnsi="Arial Narrow" w:cs="Arial Narrow"/>
-          <w:color w:val="000000"/>
-          <w:kern w:val="0"/>
-          <w:lang w:eastAsia="es-PE"/>
-          <ns2:ligatures ns2:val="none"/>
-        </w:rPr>
-      </w:pPr>
-      <w:r>
-        <w:rPr>
-          <w:rFonts w:ascii="Arial Narrow" w:eastAsia="Arial Narrow" w:hAnsi="Arial Narrow" w:cs="Arial Narrow"/>
-          <w:b/>
-          <w:color w:val="000000"/>
-          <w:kern w:val="0"/>
-          <w:lang w:eastAsia="es-PE"/>
-          <ns2:ligatures ns2:val="none"/>
+          <w14:ligatures w14:val="none"/>
+        </w:rPr>
+      </w:pPr>
+    </w:p>
+    <w:p>
+      <w:pPr>
+        <w:spacing w:after="0" w:line="240" w:lineRule="auto"/>
+        <w:jc w:val="both"/>
+        <w:rPr>
+          <w:rFonts w:ascii="Arial Narrow" w:eastAsia="Arial Narrow" w:hAnsi="Arial Narrow" w:cs="Arial Narrow"/>
+          <w:color w:val="000000"/>
+          <w:kern w:val="0"/>
+          <w:lang w:eastAsia="es-PE"/>
+          <w14:ligatures w14:val="none"/>
+        </w:rPr>
+      </w:pPr>
+      <w:r>
+        <w:rPr>
+          <w:rFonts w:ascii="Arial Narrow" w:eastAsia="Arial Narrow" w:hAnsi="Arial Narrow" w:cs="Arial Narrow"/>
+          <w:b/>
+          <w:color w:val="000000"/>
+          <w:kern w:val="0"/>
+          <w:lang w:eastAsia="es-PE"/>
+          <w14:ligatures w14:val="none"/>
         </w:rPr>
         <w:t>SÉTIMO</w:t>
       </w:r>
@@ -4186,7 +4163,7 @@
           <w:color w:val="000000"/>
           <w:kern w:val="0"/>
           <w:lang w:eastAsia="es-PE"/>
-          <ns2:ligatures ns2:val="none"/>
+          <w14:ligatures w14:val="none"/>
         </w:rPr>
         <w:t>:</w:t>
       </w:r>
@@ -4196,7 +4173,7 @@
           <w:color w:val="000000"/>
           <w:kern w:val="0"/>
           <w:lang w:eastAsia="es-PE"/>
-          <ns2:ligatures ns2:val="none"/>
+          <w14:ligatures w14:val="none"/>
         </w:rPr>
         <w:t xml:space="preserve"> </w:t>
       </w:r>
@@ -4207,7 +4184,7 @@
           <w:color w:val="000000"/>
           <w:kern w:val="0"/>
           <w:lang w:eastAsia="es-PE"/>
-          <ns2:ligatures ns2:val="none"/>
+          <w14:ligatures w14:val="none"/>
         </w:rPr>
         <w:t>informar a las partes que el artículo 110</w:t>
       </w:r>
@@ -4217,7 +4194,7 @@
           <w:color w:val="000000"/>
           <w:kern w:val="0"/>
           <w:lang w:eastAsia="es-PE"/>
-          <ns2:ligatures ns2:val="none"/>
+          <w14:ligatures w14:val="none"/>
         </w:rPr>
         <w:t/>
       </w:r>
@@ -4227,7 +4204,7 @@
           <w:color w:val="000000"/>
           <w:kern w:val="0"/>
           <w:lang w:eastAsia="es-PE"/>
-          <ns2:ligatures ns2:val="none"/>
+          <w14:ligatures w14:val="none"/>
         </w:rPr>
         <w:t xml:space="preserve"> de la Ley 29571, Código de Protección y Defensa del Consumidor</w:t>
       </w:r>
@@ -4239,7 +4216,7 @@
           <w:kern w:val="0"/>
           <w:vertAlign w:val="superscript"/>
           <w:lang w:eastAsia="es-PE"/>
-          <ns2:ligatures ns2:val="none"/>
+          <w14:ligatures w14:val="none"/>
         </w:rPr>
         <w:footnoteReference w:id="9"/>
       </w:r>
@@ -4249,7 +4226,7 @@
           <w:color w:val="000000"/>
           <w:kern w:val="0"/>
           <w:lang w:eastAsia="es-PE"/>
-          <ns2:ligatures ns2:val="none"/>
+          <w14:ligatures w14:val="none"/>
         </w:rPr>
         <w:t>, faculta a la Comisión a calificar las infracciones de la referida norma como leves, graves o muy graves e imponer sanciones que van desde una amonestación hasta una multa por un máximo de 450 Unidades Impositivas Tributarias, sin perjuicio de las medidas correctivas, reparadoras y complementarias, que puedan ordenarse de acuerdo a lo estipulado en los artículos 114</w:t>
       </w:r>
@@ -4259,7 +4236,7 @@
           <w:color w:val="000000"/>
           <w:kern w:val="0"/>
           <w:lang w:eastAsia="es-PE"/>
-          <ns2:ligatures ns2:val="none"/>
+          <w14:ligatures w14:val="none"/>
         </w:rPr>
         <w:t/>
       </w:r>
@@ -4269,7 +4246,7 @@
           <w:color w:val="000000"/>
           <w:kern w:val="0"/>
           <w:lang w:eastAsia="es-PE"/>
-          <ns2:ligatures ns2:val="none"/>
+          <w14:ligatures w14:val="none"/>
         </w:rPr>
         <w:t>, 115</w:t>
       </w:r>
@@ -4279,7 +4256,7 @@
           <w:color w:val="000000"/>
           <w:kern w:val="0"/>
           <w:lang w:eastAsia="es-PE"/>
-          <ns2:ligatures ns2:val="none"/>
+          <w14:ligatures w14:val="none"/>
         </w:rPr>
         <w:t/>
       </w:r>
@@ -4289,7 +4266,7 @@
           <w:color w:val="000000"/>
           <w:kern w:val="0"/>
           <w:lang w:eastAsia="es-PE"/>
-          <ns2:ligatures ns2:val="none"/>
+          <w14:ligatures w14:val="none"/>
         </w:rPr>
         <w:t xml:space="preserve"> y 116</w:t>
       </w:r>
@@ -4299,7 +4276,7 @@
           <w:color w:val="000000"/>
           <w:kern w:val="0"/>
           <w:lang w:eastAsia="es-PE"/>
-          <ns2:ligatures ns2:val="none"/>
+          <w14:ligatures w14:val="none"/>
         </w:rPr>
         <w:t/>
       </w:r>
@@ -4309,7 +4286,7 @@
           <w:color w:val="000000"/>
           <w:kern w:val="0"/>
           <w:lang w:eastAsia="es-PE"/>
-          <ns2:ligatures ns2:val="none"/>
+          <w14:ligatures w14:val="none"/>
         </w:rPr>
         <w:t xml:space="preserve"> de la referida norma</w:t>
       </w:r>
@@ -4321,7 +4298,7 @@
           <w:kern w:val="0"/>
           <w:vertAlign w:val="superscript"/>
           <w:lang w:eastAsia="es-PE"/>
-          <ns2:ligatures ns2:val="none"/>
+          <w14:ligatures w14:val="none"/>
         </w:rPr>
         <w:footnoteReference w:id="10"/>
       </w:r>
@@ -4331,7 +4308,7 @@
           <w:color w:val="000000"/>
           <w:kern w:val="0"/>
           <w:lang w:eastAsia="es-PE"/>
-          <ns2:ligatures ns2:val="none"/>
+          <w14:ligatures w14:val="none"/>
         </w:rPr>
         <w:t xml:space="preserve">. </w:t>
       </w:r>
@@ -4342,7 +4319,7 @@
           <w:color w:val="000000"/>
           <w:kern w:val="0"/>
           <w:lang w:eastAsia="es-PE"/>
-          <ns2:ligatures ns2:val="none"/>
+          <w14:ligatures w14:val="none"/>
         </w:rPr>
         <w:lastRenderedPageBreak/>
         <w:t>Asimismo, se consideran circunstancias atenuantes para la graduación de la sanción, el allanamiento de la denuncia o el reconocimiento de las pretensiones en ella contenidas, de acuerdo con el artículo 112</w:t>
@@ -4353,7 +4330,7 @@
           <w:color w:val="000000"/>
           <w:kern w:val="0"/>
           <w:lang w:eastAsia="es-PE"/>
-          <ns2:ligatures ns2:val="none"/>
+          <w14:ligatures w14:val="none"/>
         </w:rPr>
         <w:t/>
       </w:r>
@@ -4363,7 +4340,7 @@
           <w:color w:val="000000"/>
           <w:kern w:val="0"/>
           <w:lang w:eastAsia="es-PE"/>
-          <ns2:ligatures ns2:val="none"/>
+          <w14:ligatures w14:val="none"/>
         </w:rPr>
         <w:t xml:space="preserve"> del Código</w:t>
       </w:r>
@@ -4375,7 +4352,7 @@
           <w:kern w:val="0"/>
           <w:vertAlign w:val="superscript"/>
           <w:lang w:eastAsia="es-PE"/>
-          <ns2:ligatures ns2:val="none"/>
+          <w14:ligatures w14:val="none"/>
         </w:rPr>
         <w:footnoteReference w:id="11"/>
       </w:r>
@@ -4385,12 +4362,12 @@
           <w:color w:val="000000"/>
           <w:kern w:val="0"/>
           <w:lang w:eastAsia="es-PE"/>
-          <ns2:ligatures ns2:val="none"/>
+          <w14:ligatures w14:val="none"/>
         </w:rPr>
         <w:t>.</w:t>
       </w:r>
     </w:p>
-    <w:p ns2:paraId="60BC1406" ns2:textId="77777777">
+    <w:p>
       <w:pPr>
         <w:shd w:val="clear" w:color="auto" w:fill="FFFFFF"/>
         <w:spacing w:after="0" w:line="240" w:lineRule="auto"/>
@@ -4401,11 +4378,11 @@
           <w:color w:val="000000"/>
           <w:kern w:val="0"/>
           <w:lang w:eastAsia="es-PE"/>
-          <ns2:ligatures ns2:val="none"/>
-        </w:rPr>
-      </w:pPr>
-    </w:p>
-    <w:p ns2:paraId="2A591567" ns2:textId="67DC89BA">
+          <w14:ligatures w14:val="none"/>
+        </w:rPr>
+      </w:pPr>
+    </w:p>
+    <w:p>
       <w:pPr>
         <w:shd w:val="clear" w:color="auto" w:fill="FFFFFF"/>
         <w:spacing w:after="0" w:line="240" w:lineRule="auto"/>
@@ -4415,7 +4392,7 @@
           <w:color w:val="000000"/>
           <w:kern w:val="0"/>
           <w:lang w:eastAsia="es-PE"/>
-          <ns2:ligatures ns2:val="none"/>
+          <w14:ligatures w14:val="none"/>
         </w:rPr>
       </w:pPr>
       <w:r>
@@ -4424,7 +4401,7 @@
           <w:b/>
           <w:bCs/>
           <w:kern w:val="0"/>
-          <ns2:ligatures ns2:val="none"/>
+          <w14:ligatures w14:val="none"/>
         </w:rPr>
         <w:t>OCTAVO</w:t>
       </w:r>
@@ -4435,7 +4412,7 @@
           <w:color w:val="000000"/>
           <w:kern w:val="0"/>
           <w:lang w:eastAsia="es-PE"/>
-          <ns2:ligatures ns2:val="none"/>
+          <w14:ligatures w14:val="none"/>
         </w:rPr>
         <w:t>:</w:t>
       </w:r>
@@ -4445,7 +4422,7 @@
           <w:color w:val="000000"/>
           <w:kern w:val="0"/>
           <w:lang w:eastAsia="es-PE"/>
-          <ns2:ligatures ns2:val="none"/>
+          <w14:ligatures w14:val="none"/>
         </w:rPr>
         <w:t xml:space="preserve"> informar a las partes que conforme a lo establecido en el artículo 39</w:t>
       </w:r>
@@ -4455,7 +4432,7 @@
           <w:color w:val="000000"/>
           <w:kern w:val="0"/>
           <w:lang w:eastAsia="es-PE"/>
-          <ns2:ligatures ns2:val="none"/>
+          <w14:ligatures w14:val="none"/>
         </w:rPr>
         <w:t/>
       </w:r>
@@ -4465,12 +4442,12 @@
           <w:color w:val="000000"/>
           <w:kern w:val="0"/>
           <w:lang w:eastAsia="es-PE"/>
-          <ns2:ligatures ns2:val="none"/>
+          <w14:ligatures w14:val="none"/>
         </w:rPr>
         <w:t xml:space="preserve"> de la Ley sobre Facultades, Normas y Organización del Indecopi, aprobada por Decreto Legislativo 807, los gastos por los peritajes realizados, actuación de pruebas, inspecciones y otros derivados de la tramitación del proceso serán de cargo de la parte que solicita la prueba, salvo pacto en contrario. En todos los casos, la resolución final determinará si los gastos deben ser asumidos por alguna de las partes, o reembolsados a la otra parte o al Indecopi, según sea el caso, de manera adicional a la sanción que haya podido imponerse. </w:t>
       </w:r>
     </w:p>
-    <w:p ns2:paraId="3696E77C" ns2:textId="77777777">
+    <w:p>
       <w:pPr>
         <w:shd w:val="clear" w:color="auto" w:fill="FFFFFF"/>
         <w:spacing w:after="0" w:line="240" w:lineRule="auto"/>
@@ -4480,11 +4457,11 @@
           <w:color w:val="000000"/>
           <w:kern w:val="0"/>
           <w:lang w:eastAsia="es-PE"/>
-          <ns2:ligatures ns2:val="none"/>
-        </w:rPr>
-      </w:pPr>
-    </w:p>
-    <w:p ns2:paraId="563B5C6F" ns2:textId="20FA6C48">
+          <w14:ligatures w14:val="none"/>
+        </w:rPr>
+      </w:pPr>
+    </w:p>
+    <w:p>
       <w:pPr>
         <w:suppressAutoHyphens/>
         <w:spacing w:after="0" w:line="240" w:lineRule="auto"/>
@@ -4493,7 +4470,7 @@
           <w:rFonts w:ascii="Arial Narrow" w:eastAsia="Calibri" w:hAnsi="Arial Narrow" w:cs="Arial"/>
           <w:kern w:val="0"/>
           <w:u w:val="single"/>
-          <ns2:ligatures ns2:val="none"/>
+          <w14:ligatures w14:val="none"/>
         </w:rPr>
       </w:pPr>
       <w:r>
@@ -4503,7 +4480,7 @@
           <w:color w:val="000000"/>
           <w:kern w:val="0"/>
           <w:lang w:eastAsia="es-PE"/>
-          <ns2:ligatures ns2:val="none"/>
+          <w14:ligatures w14:val="none"/>
         </w:rPr>
         <w:t>NOVENO</w:t>
       </w:r>
@@ -4512,7 +4489,7 @@
           <w:rFonts w:ascii="Arial Narrow" w:eastAsia="Calibri" w:hAnsi="Arial Narrow" w:cs="Arial"/>
           <w:b/>
           <w:kern w:val="0"/>
-          <ns2:ligatures ns2:val="none"/>
+          <w14:ligatures w14:val="none"/>
         </w:rPr>
         <w:t>:</w:t>
       </w:r>
@@ -4520,7 +4497,7 @@
         <w:rPr>
           <w:rFonts w:ascii="Arial Narrow" w:eastAsia="Calibri" w:hAnsi="Arial Narrow" w:cs="Arial"/>
           <w:kern w:val="0"/>
-          <ns2:ligatures ns2:val="none"/>
+          <w14:ligatures w14:val="none"/>
         </w:rPr>
         <w:t xml:space="preserve"> comunicar a las partes que, </w:t>
       </w:r>
@@ -4529,7 +4506,7 @@
         <w:rPr>
           <w:rFonts w:ascii="Arial Narrow" w:eastAsia="Calibri" w:hAnsi="Arial Narrow" w:cs="Arial"/>
           <w:kern w:val="0"/>
-          <ns2:ligatures ns2:val="none"/>
+          <w14:ligatures w14:val="none"/>
         </w:rPr>
         <w:t>de acuerdo a</w:t>
       </w:r>
@@ -4538,7 +4515,7 @@
         <w:rPr>
           <w:rFonts w:ascii="Arial Narrow" w:eastAsia="Calibri" w:hAnsi="Arial Narrow" w:cs="Arial"/>
           <w:kern w:val="0"/>
-          <ns2:ligatures ns2:val="none"/>
+          <w14:ligatures w14:val="none"/>
         </w:rPr>
         <w:t xml:space="preserve"> lo señalado por el artículo 29</w:t>
       </w:r>
@@ -4548,7 +4525,7 @@
           <w:color w:val="000000"/>
           <w:kern w:val="0"/>
           <w:lang w:eastAsia="es-PE"/>
-          <ns2:ligatures ns2:val="none"/>
+          <w14:ligatures w14:val="none"/>
         </w:rPr>
         <w:t/>
       </w:r>
@@ -4556,7 +4533,7 @@
         <w:rPr>
           <w:rFonts w:ascii="Arial Narrow" w:eastAsia="Calibri" w:hAnsi="Arial Narrow" w:cs="Arial"/>
           <w:kern w:val="0"/>
-          <ns2:ligatures ns2:val="none"/>
+          <w14:ligatures w14:val="none"/>
         </w:rPr>
         <w:t xml:space="preserve"> del Decreto Legislativo </w:t>
       </w:r>
@@ -4565,7 +4542,7 @@
         <w:rPr>
           <w:rFonts w:ascii="Arial Narrow" w:eastAsia="Calibri" w:hAnsi="Arial Narrow" w:cs="Arial"/>
           <w:kern w:val="0"/>
-          <ns2:ligatures ns2:val="none"/>
+          <w14:ligatures w14:val="none"/>
         </w:rPr>
         <w:t/>
       </w:r>
@@ -4574,7 +4551,7 @@
         <w:rPr>
           <w:rFonts w:ascii="Arial Narrow" w:eastAsia="Calibri" w:hAnsi="Arial Narrow" w:cs="Arial"/>
           <w:kern w:val="0"/>
-          <ns2:ligatures ns2:val="none"/>
+          <w14:ligatures w14:val="none"/>
         </w:rPr>
         <w:t xml:space="preserve"> 807</w:t>
       </w:r>
@@ -4584,7 +4561,7 @@
           <w:rFonts w:ascii="Arial Narrow" w:eastAsia="Calibri" w:hAnsi="Arial Narrow" w:cs="Arial"/>
           <w:kern w:val="0"/>
           <w:vertAlign w:val="superscript"/>
-          <ns2:ligatures ns2:val="none"/>
+          <w14:ligatures w14:val="none"/>
         </w:rPr>
         <w:footnoteReference w:id="12"/>
       </w:r>
@@ -4592,7 +4569,7 @@
         <w:rPr>
           <w:rFonts w:ascii="Arial Narrow" w:eastAsia="Calibri" w:hAnsi="Arial Narrow" w:cs="Arial"/>
           <w:kern w:val="0"/>
-          <ns2:ligatures ns2:val="none"/>
+          <w14:ligatures w14:val="none"/>
         </w:rPr>
         <w:t xml:space="preserve">, hasta antes de la emisión de la Resolución Final tienen la posibilidad de solicitar una audiencia de conciliación. En caso deleguen a favor de una tercera persona su actuación en la diligencia programada, esta deberá presentar un poder especial con firma legalizada ante Notario Público, donde conste </w:t>
       </w:r>
@@ -4601,7 +4578,7 @@
           <w:rFonts w:ascii="Arial Narrow" w:eastAsia="Calibri" w:hAnsi="Arial Narrow" w:cs="Arial"/>
           <w:kern w:val="0"/>
           <w:u w:val="single"/>
-          <ns2:ligatures ns2:val="none"/>
+          <w14:ligatures w14:val="none"/>
         </w:rPr>
         <w:t>expresamente su facultad para asistir y conciliar en su representación</w:t>
       </w:r>
@@ -4610,7 +4587,7 @@
           <w:rFonts w:ascii="Arial Narrow" w:eastAsia="Calibri" w:hAnsi="Arial Narrow" w:cs="Arial"/>
           <w:bCs/>
           <w:kern w:val="0"/>
-          <ns2:ligatures ns2:val="none"/>
+          <w14:ligatures w14:val="none"/>
         </w:rPr>
         <w:t>.</w:t>
       </w:r>
@@ -4620,7 +4597,7 @@
           <w:b/>
           <w:bCs/>
           <w:kern w:val="0"/>
-          <ns2:ligatures ns2:val="none"/>
+          <w14:ligatures w14:val="none"/>
         </w:rPr>
         <w:t xml:space="preserve"> </w:t>
       </w:r>
@@ -4629,12 +4606,12 @@
           <w:rFonts w:ascii="Arial Narrow" w:eastAsia="Calibri" w:hAnsi="Arial Narrow" w:cs="Arial"/>
           <w:kern w:val="0"/>
           <w:u w:val="single"/>
-          <ns2:ligatures ns2:val="none"/>
+          <w14:ligatures w14:val="none"/>
         </w:rPr>
         <w:t xml:space="preserve">Ello bajo apercibimiento de no realizar la audiencia de conciliación y levantar el acta de inasistencia correspondiente. </w:t>
       </w:r>
     </w:p>
-    <w:p ns2:paraId="3E55E6BD" ns2:textId="77777777">
+    <w:p>
       <w:pPr>
         <w:suppressAutoHyphens/>
         <w:spacing w:after="0" w:line="240" w:lineRule="auto"/>
@@ -4643,11 +4620,11 @@
           <w:rFonts w:ascii="Arial Narrow" w:eastAsia="Calibri" w:hAnsi="Arial Narrow" w:cs="Arial"/>
           <w:kern w:val="0"/>
           <w:u w:val="single"/>
-          <ns2:ligatures ns2:val="none"/>
-        </w:rPr>
-      </w:pPr>
-    </w:p>
-    <w:p ns2:paraId="0081C764" ns2:textId="3C4E56B7">
+          <w14:ligatures w14:val="none"/>
+        </w:rPr>
+      </w:pPr>
+    </w:p>
+    <w:p>
       <w:pPr>
         <w:suppressAutoHyphens/>
         <w:spacing w:after="0" w:line="240" w:lineRule="auto"/>
@@ -4657,7 +4634,7 @@
           <w:color w:val="000000"/>
           <w:kern w:val="0"/>
           <w:lang w:eastAsia="es-PE"/>
-          <ns2:ligatures ns2:val="none"/>
+          <w14:ligatures w14:val="none"/>
         </w:rPr>
       </w:pPr>
       <w:r>
@@ -4666,7 +4643,7 @@
           <w:b/>
           <w:spacing w:val="-3"/>
           <w:kern w:val="0"/>
-          <ns2:ligatures ns2:val="none"/>
+          <w14:ligatures w14:val="none"/>
         </w:rPr>
         <w:t>DÉCIMO</w:t>
       </w:r>
@@ -4677,7 +4654,7 @@
           <w:color w:val="000000"/>
           <w:kern w:val="0"/>
           <w:lang w:eastAsia="es-PE"/>
-          <ns2:ligatures ns2:val="none"/>
+          <w14:ligatures w14:val="none"/>
         </w:rPr>
         <w:t>:</w:t>
       </w:r>
@@ -4687,14 +4664,14 @@
           <w:color w:val="000000"/>
           <w:kern w:val="0"/>
           <w:lang w:eastAsia="es-PE"/>
-          <ns2:ligatures ns2:val="none"/>
+          <w14:ligatures w14:val="none"/>
         </w:rPr>
         <w:t xml:space="preserve"> poner en conocimiento de las partes que, antes de la emisión de la Resolución Final, tienen la posibilidad de formular su desistimiento o presentar el acuerdo arribado mediante la conciliación, mediación, transacción o cualquier otro que, de forma indubitable, deje constancia que se ha solucionado la controversia materia de denuncia.</w:t>
       </w:r>
       <w:bookmarkStart w:id="7" w:name="h.gjdgxs" w:colFirst="0" w:colLast="0"/>
       <w:bookmarkEnd w:id="7"/>
     </w:p>
-    <w:p ns2:paraId="0DCAFBEE" ns2:textId="77777777">
+    <w:p>
       <w:pPr>
         <w:suppressAutoHyphens/>
         <w:spacing w:after="0" w:line="240" w:lineRule="auto"/>
@@ -4704,11 +4681,11 @@
           <w:color w:val="000000"/>
           <w:kern w:val="0"/>
           <w:lang w:eastAsia="es-PE"/>
-          <ns2:ligatures ns2:val="none"/>
-        </w:rPr>
-      </w:pPr>
-    </w:p>
-    <w:p ns2:paraId="174083EE" ns2:textId="7F8EDF8A">
+          <w14:ligatures w14:val="none"/>
+        </w:rPr>
+      </w:pPr>
+    </w:p>
+    <w:p>
       <w:pPr>
         <w:suppressAutoHyphens/>
         <w:spacing w:after="0" w:line="240" w:lineRule="auto"/>
@@ -4732,7 +4709,7 @@
           <w:b/>
           <w:spacing w:val="-3"/>
           <w:kern w:val="0"/>
-          <ns2:ligatures ns2:val="none"/>
+          <w14:ligatures w14:val="none"/>
         </w:rPr>
         <w:t/>
       </w:r>
@@ -4742,7 +4719,7 @@
           <w:bCs/>
           <w:spacing w:val="-3"/>
           <w:kern w:val="0"/>
-          <ns2:ligatures ns2:val="none"/>
+          <w14:ligatures w14:val="none"/>
         </w:rPr>
         <w:t xml:space="preserve"/>
       </w:r>
@@ -4752,7 +4729,7 @@
           <w:bCs/>
           <w:spacing w:val="-3"/>
           <w:kern w:val="0"/>
-          <ns2:ligatures ns2:val="none"/>
+          <w14:ligatures w14:val="none"/>
         </w:rPr>
         <w:t xml:space="preserve"/>
       </w:r>
@@ -4763,7 +4740,7 @@
           <w:kern w:val="0"/>
           <w:shd w:val="clear" w:color="auto" w:fill="FFFFFF"/>
           <w:lang w:eastAsia="es-PE"/>
-          <ns2:ligatures ns2:val="none"/>
+          <w14:ligatures w14:val="none"/>
         </w:rPr>
         <w:t xml:space="preserve"/>
       </w:r>
@@ -4775,7 +4752,7 @@
           <w:kern w:val="0"/>
           <w:shd w:val="clear" w:color="auto" w:fill="FFFFFF"/>
           <w:lang w:eastAsia="es-PE"/>
-          <ns2:ligatures ns2:val="none"/>
+          <w14:ligatures w14:val="none"/>
         </w:rPr>
         <w:t/>
       </w:r>
@@ -4787,7 +4764,7 @@
           <w:kern w:val="0"/>
           <w:shd w:val="clear" w:color="auto" w:fill="FFFFFF"/>
           <w:lang w:eastAsia="es-PE"/>
-          <ns2:ligatures ns2:val="none"/>
+          <w14:ligatures w14:val="none"/>
         </w:rPr>
         <w:t xml:space="preserve"/>
       </w:r>
@@ -4799,7 +4776,7 @@
           <w:kern w:val="0"/>
           <w:shd w:val="clear" w:color="auto" w:fill="FFFFFF"/>
           <w:lang w:eastAsia="es-PE"/>
-          <ns2:ligatures ns2:val="none"/>
+          <w14:ligatures w14:val="none"/>
         </w:rPr>
         <w:t/>
       </w:r>
@@ -4811,7 +4788,7 @@
           <w:kern w:val="0"/>
           <w:shd w:val="clear" w:color="auto" w:fill="FFFFFF"/>
           <w:lang w:eastAsia="es-PE"/>
-          <ns2:ligatures ns2:val="none"/>
+          <w14:ligatures w14:val="none"/>
         </w:rPr>
         <w:t xml:space="preserve"/>
       </w:r>
@@ -4828,7 +4805,7 @@
           <w:color w:val="000000"/>
           <w:kern w:val="0"/>
           <w:lang w:eastAsia="es-PE"/>
-          <ns2:ligatures ns2:val="none"/>
+          <w14:ligatures w14:val="none"/>
         </w:rPr>
         <w:t/>
       </w:r>
@@ -4861,7 +4838,7 @@
           <w:color w:val="000000"/>
           <w:kern w:val="0"/>
           <w:lang w:eastAsia="es-PE"/>
-          <ns2:ligatures ns2:val="none"/>
+          <w14:ligatures w14:val="none"/>
         </w:rPr>
         <w:t/>
       </w:r>
@@ -4887,7 +4864,7 @@
         <w:t/>
       </w:r>
     </w:p>
-    <w:p ns2:paraId="211210AA" ns2:textId="77777777">
+    <w:p>
       <w:pPr>
         <w:suppressAutoHyphens/>
         <w:spacing w:after="0" w:line="240" w:lineRule="auto"/>
@@ -4897,7 +4874,7 @@
         </w:rPr>
       </w:pPr>
     </w:p>
-    <w:p ns2:paraId="4D15FD02" ns2:textId="33194279">
+    <w:p>
       <w:pPr>
         <w:suppressAutoHyphens/>
         <w:jc w:val="both"/>
@@ -5012,7 +4989,7 @@
         <w:t>efectúen el acuse de recibo mediante la confirmación de recepción de la notificación remitida por este despacho a su Casilla Electrónica, dentro de los cinco (5) primeros días hábiles siguientes a la fecha en que recibe la notificación.</w:t>
       </w:r>
     </w:p>
-    <w:p ns2:paraId="212FCE7B" ns2:textId="77777777">
+    <w:p>
       <w:pPr>
         <w:suppressAutoHyphens/>
         <w:spacing w:after="0" w:line="240" w:lineRule="auto"/>
@@ -5022,78 +4999,78 @@
         </w:rPr>
       </w:pPr>
     </w:p>
-    <w:p ns2:paraId="39963B7E" ns2:textId="77777777">
-      <w:pPr>
-        <w:spacing w:after="0" w:line="240" w:lineRule="auto"/>
-        <w:jc w:val="both"/>
-        <w:rPr>
-          <w:rFonts w:ascii="Arial Narrow" w:eastAsia="Arial Narrow" w:hAnsi="Arial Narrow" w:cs="Arial Narrow"/>
-          <w:b/>
-          <w:color w:val="000000"/>
-          <w:kern w:val="0"/>
-          <w:lang w:eastAsia="es-PE"/>
-          <ns2:ligatures ns2:val="none"/>
-        </w:rPr>
-      </w:pPr>
-    </w:p>
-    <w:p ns2:paraId="537523B8" ns2:textId="77777777">
-      <w:pPr>
-        <w:spacing w:after="0" w:line="240" w:lineRule="auto"/>
-        <w:jc w:val="both"/>
-        <w:rPr>
-          <w:rFonts w:ascii="Arial Narrow" w:eastAsia="Arial Narrow" w:hAnsi="Arial Narrow" w:cs="Arial Narrow"/>
-          <w:b/>
-          <w:color w:val="000000"/>
-          <w:kern w:val="0"/>
-          <w:lang w:eastAsia="es-PE"/>
-          <ns2:ligatures ns2:val="none"/>
-        </w:rPr>
-      </w:pPr>
-    </w:p>
-    <w:p ns2:paraId="4FE8269B" ns2:textId="77777777">
-      <w:pPr>
-        <w:spacing w:after="0" w:line="240" w:lineRule="auto"/>
-        <w:jc w:val="both"/>
-        <w:rPr>
-          <w:rFonts w:ascii="Arial Narrow" w:eastAsia="Arial Narrow" w:hAnsi="Arial Narrow" w:cs="Arial Narrow"/>
-          <w:b/>
-          <w:color w:val="000000"/>
-          <w:kern w:val="0"/>
-          <w:lang w:eastAsia="es-PE"/>
-          <ns2:ligatures ns2:val="none"/>
+    <w:p>
+      <w:pPr>
+        <w:spacing w:after="0" w:line="240" w:lineRule="auto"/>
+        <w:jc w:val="both"/>
+        <w:rPr>
+          <w:rFonts w:ascii="Arial Narrow" w:eastAsia="Arial Narrow" w:hAnsi="Arial Narrow" w:cs="Arial Narrow"/>
+          <w:b/>
+          <w:color w:val="000000"/>
+          <w:kern w:val="0"/>
+          <w:lang w:eastAsia="es-PE"/>
+          <w14:ligatures w14:val="none"/>
+        </w:rPr>
+      </w:pPr>
+    </w:p>
+    <w:p>
+      <w:pPr>
+        <w:spacing w:after="0" w:line="240" w:lineRule="auto"/>
+        <w:jc w:val="both"/>
+        <w:rPr>
+          <w:rFonts w:ascii="Arial Narrow" w:eastAsia="Arial Narrow" w:hAnsi="Arial Narrow" w:cs="Arial Narrow"/>
+          <w:b/>
+          <w:color w:val="000000"/>
+          <w:kern w:val="0"/>
+          <w:lang w:eastAsia="es-PE"/>
+          <w14:ligatures w14:val="none"/>
+        </w:rPr>
+      </w:pPr>
+    </w:p>
+    <w:p>
+      <w:pPr>
+        <w:spacing w:after="0" w:line="240" w:lineRule="auto"/>
+        <w:jc w:val="both"/>
+        <w:rPr>
+          <w:rFonts w:ascii="Arial Narrow" w:eastAsia="Arial Narrow" w:hAnsi="Arial Narrow" w:cs="Arial Narrow"/>
+          <w:b/>
+          <w:color w:val="000000"/>
+          <w:kern w:val="0"/>
+          <w:lang w:eastAsia="es-PE"/>
+          <w14:ligatures w14:val="none"/>
         </w:rPr>
       </w:pPr>
     </w:p>
     <w:bookmarkEnd w:id="0"/>
-    <w:p ns2:paraId="45236734" ns2:textId="77777777">
-      <w:pPr>
-        <w:spacing w:after="0" w:line="240" w:lineRule="auto"/>
-        <w:jc w:val="both"/>
-        <w:rPr>
-          <w:rFonts w:ascii="Arial Narrow" w:eastAsia="Arial Narrow" w:hAnsi="Arial Narrow" w:cs="Arial Narrow"/>
-          <w:b/>
-          <w:color w:val="000000"/>
-          <w:kern w:val="0"/>
-          <w:lang w:eastAsia="es-PE"/>
-          <ns2:ligatures ns2:val="none"/>
-        </w:rPr>
-      </w:pPr>
-    </w:p>
-    <w:p ns2:paraId="7A3AFCFF" ns2:textId="77777777">
-      <w:pPr>
-        <w:spacing w:after="0" w:line="240" w:lineRule="auto"/>
-        <w:jc w:val="both"/>
-        <w:rPr>
-          <w:rFonts w:ascii="Arial Narrow" w:eastAsia="Arial Narrow" w:hAnsi="Arial Narrow" w:cs="Arial Narrow"/>
-          <w:b/>
-          <w:color w:val="000000"/>
-          <w:kern w:val="0"/>
-          <w:lang w:eastAsia="es-PE"/>
-          <ns2:ligatures ns2:val="none"/>
-        </w:rPr>
-      </w:pPr>
-    </w:p>
-    <w:p ns2:paraId="4408AAF0" ns2:textId="77777777">
+    <w:p>
+      <w:pPr>
+        <w:spacing w:after="0" w:line="240" w:lineRule="auto"/>
+        <w:jc w:val="both"/>
+        <w:rPr>
+          <w:rFonts w:ascii="Arial Narrow" w:eastAsia="Arial Narrow" w:hAnsi="Arial Narrow" w:cs="Arial Narrow"/>
+          <w:b/>
+          <w:color w:val="000000"/>
+          <w:kern w:val="0"/>
+          <w:lang w:eastAsia="es-PE"/>
+          <w14:ligatures w14:val="none"/>
+        </w:rPr>
+      </w:pPr>
+    </w:p>
+    <w:p>
+      <w:pPr>
+        <w:spacing w:after="0" w:line="240" w:lineRule="auto"/>
+        <w:jc w:val="both"/>
+        <w:rPr>
+          <w:rFonts w:ascii="Arial Narrow" w:eastAsia="Arial Narrow" w:hAnsi="Arial Narrow" w:cs="Arial Narrow"/>
+          <w:b/>
+          <w:color w:val="000000"/>
+          <w:kern w:val="0"/>
+          <w:lang w:eastAsia="es-PE"/>
+          <w14:ligatures w14:val="none"/>
+        </w:rPr>
+      </w:pPr>
+    </w:p>
+    <w:p>
       <w:pPr>
         <w:shd w:val="clear" w:color="auto" w:fill="FFFFFF" w:themeFill="background1"/>
         <w:spacing w:after="0" w:line="240" w:lineRule="auto"/>
@@ -5104,7 +5081,7 @@
           <w:bCs/>
           <w:color w:val="000000" w:themeColor="text1"/>
           <w:kern w:val="0"/>
-          <ns2:ligatures ns2:val="none"/>
+          <w14:ligatures w14:val="none"/>
         </w:rPr>
       </w:pPr>
       <w:r>
@@ -5114,12 +5091,12 @@
           <w:bCs/>
           <w:color w:val="000000" w:themeColor="text1"/>
           <w:kern w:val="0"/>
-          <ns2:ligatures ns2:val="none"/>
+          <w14:ligatures w14:val="none"/>
         </w:rPr>
         <w:t>EVELING ROA QUISPE</w:t>
       </w:r>
     </w:p>
-    <w:p ns2:paraId="1B928D09" ns2:textId="77777777">
+    <w:p>
       <w:pPr>
         <w:shd w:val="clear" w:color="auto" w:fill="FFFFFF" w:themeFill="background1"/>
         <w:spacing w:after="0" w:line="240" w:lineRule="auto"/>
@@ -5130,7 +5107,7 @@
           <w:bCs/>
           <w:color w:val="000000" w:themeColor="text1"/>
           <w:kern w:val="0"/>
-          <ns2:ligatures ns2:val="none"/>
+          <w14:ligatures w14:val="none"/>
         </w:rPr>
       </w:pPr>
       <w:r>
@@ -5140,12 +5117,12 @@
           <w:bCs/>
           <w:color w:val="000000" w:themeColor="text1"/>
           <w:kern w:val="0"/>
-          <ns2:ligatures ns2:val="none"/>
+          <w14:ligatures w14:val="none"/>
         </w:rPr>
         <w:t>Secretaria Técnica</w:t>
       </w:r>
     </w:p>
-    <w:p ns2:paraId="60394F8F" ns2:textId="77777777">
+    <w:p>
       <w:pPr>
         <w:shd w:val="clear" w:color="auto" w:fill="FFFFFF"/>
         <w:spacing w:after="0" w:line="240" w:lineRule="auto"/>
@@ -5154,7 +5131,7 @@
           <w:rFonts w:ascii="Arial Narrow" w:hAnsi="Arial Narrow"/>
           <w:color w:val="000000" w:themeColor="text1"/>
           <w:kern w:val="0"/>
-          <ns2:ligatures ns2:val="none"/>
+          <w14:ligatures w14:val="none"/>
         </w:rPr>
       </w:pPr>
       <w:r>
@@ -5164,7 +5141,7 @@
           <w:bCs/>
           <w:color w:val="000000" w:themeColor="text1"/>
           <w:kern w:val="0"/>
-          <ns2:ligatures ns2:val="none"/>
+          <w14:ligatures w14:val="none"/>
         </w:rPr>
         <w:t>Comisión </w:t>
       </w:r>
@@ -5176,7 +5153,7 @@
           <w:color w:val="000000" w:themeColor="text1"/>
           <w:kern w:val="0"/>
           <w:shd w:val="clear" w:color="auto" w:fill="FFFFFF"/>
-          <ns2:ligatures ns2:val="none"/>
+          <w14:ligatures w14:val="none"/>
         </w:rPr>
         <w:t>de</w:t>
       </w:r>
@@ -5187,7 +5164,7 @@
           <w:bCs/>
           <w:color w:val="000000" w:themeColor="text1"/>
           <w:kern w:val="0"/>
-          <ns2:ligatures ns2:val="none"/>
+          <w14:ligatures w14:val="none"/>
         </w:rPr>
         <w:t xml:space="preserve"> Protección al Consumidor </w:t>
       </w:r>
@@ -5199,7 +5176,7 @@
           <w:bCs/>
           <w:color w:val="000000" w:themeColor="text1"/>
           <w:kern w:val="0"/>
-          <ns2:ligatures ns2:val="none"/>
+          <w14:ligatures w14:val="none"/>
         </w:rPr>
         <w:t/>
       </w:r>
@@ -5211,53 +5188,53 @@
           <w:bCs/>
           <w:color w:val="000000" w:themeColor="text1"/>
           <w:kern w:val="0"/>
-          <ns2:ligatures ns2:val="none"/>
+          <w14:ligatures w14:val="none"/>
         </w:rPr>
         <w:t xml:space="preserve"> 1</w:t>
       </w:r>
     </w:p>
-    <w:p ns2:paraId="11AE111F" ns2:textId="77777777">
-      <w:pPr>
-        <w:spacing w:after="0" w:line="240" w:lineRule="auto"/>
-        <w:jc w:val="both"/>
-        <w:rPr>
-          <w:rFonts w:ascii="Arial Narrow" w:eastAsia="Arial Narrow" w:hAnsi="Arial Narrow" w:cs="Arial Narrow"/>
-          <w:b/>
-          <w:color w:val="000000"/>
-          <w:kern w:val="0"/>
-          <w:lang w:eastAsia="es-PE"/>
-          <ns2:ligatures ns2:val="none"/>
-        </w:rPr>
-      </w:pPr>
-    </w:p>
-    <w:p ns2:paraId="5DD38284" ns2:textId="77777777">
-      <w:pPr>
-        <w:spacing w:after="0" w:line="240" w:lineRule="auto"/>
-        <w:jc w:val="both"/>
-        <w:rPr>
-          <w:rFonts w:ascii="Arial Narrow" w:eastAsia="Arial Narrow" w:hAnsi="Arial Narrow" w:cs="Arial"/>
-          <w:color w:val="000000"/>
-          <w:kern w:val="0"/>
-          <w:sz w:val="16"/>
-          <w:szCs w:val="16"/>
-          <w:lang w:eastAsia="es-PE"/>
-          <ns2:ligatures ns2:val="none"/>
-        </w:rPr>
-      </w:pPr>
-      <w:r>
-        <w:rPr>
-          <w:rFonts w:ascii="Arial Narrow" w:eastAsia="Arial Narrow" w:hAnsi="Arial Narrow" w:cs="Arial"/>
-          <w:color w:val="000000"/>
-          <w:kern w:val="0"/>
-          <w:sz w:val="16"/>
-          <w:szCs w:val="16"/>
-          <w:lang w:eastAsia="es-PE"/>
-          <ns2:ligatures ns2:val="none"/>
+    <w:p>
+      <w:pPr>
+        <w:spacing w:after="0" w:line="240" w:lineRule="auto"/>
+        <w:jc w:val="both"/>
+        <w:rPr>
+          <w:rFonts w:ascii="Arial Narrow" w:eastAsia="Arial Narrow" w:hAnsi="Arial Narrow" w:cs="Arial Narrow"/>
+          <w:b/>
+          <w:color w:val="000000"/>
+          <w:kern w:val="0"/>
+          <w:lang w:eastAsia="es-PE"/>
+          <w14:ligatures w14:val="none"/>
+        </w:rPr>
+      </w:pPr>
+    </w:p>
+    <w:p>
+      <w:pPr>
+        <w:spacing w:after="0" w:line="240" w:lineRule="auto"/>
+        <w:jc w:val="both"/>
+        <w:rPr>
+          <w:rFonts w:ascii="Arial Narrow" w:eastAsia="Arial Narrow" w:hAnsi="Arial Narrow" w:cs="Arial"/>
+          <w:color w:val="000000"/>
+          <w:kern w:val="0"/>
+          <w:sz w:val="16"/>
+          <w:szCs w:val="16"/>
+          <w:lang w:eastAsia="es-PE"/>
+          <w14:ligatures w14:val="none"/>
+        </w:rPr>
+      </w:pPr>
+      <w:r>
+        <w:rPr>
+          <w:rFonts w:ascii="Arial Narrow" w:eastAsia="Arial Narrow" w:hAnsi="Arial Narrow" w:cs="Arial"/>
+          <w:color w:val="000000"/>
+          <w:kern w:val="0"/>
+          <w:sz w:val="16"/>
+          <w:szCs w:val="16"/>
+          <w:lang w:eastAsia="es-PE"/>
+          <w14:ligatures w14:val="none"/>
         </w:rPr>
         <w:t>LSM/DCE</w:t>
       </w:r>
     </w:p>
-    <w:p ns2:paraId="0B9A1116" ns2:textId="77777777">
+    <w:p>
       <w:pPr>
         <w:rPr>
           <w:rFonts w:ascii="Arial Narrow" w:hAnsi="Arial Narrow"/>
@@ -5265,8 +5242,8 @@
       </w:pPr>
     </w:p>
     <w:sectPr>
-      <w:headerReference w:type="default" ns3:id="rId8"/>
-      <w:footerReference w:type="default" ns3:id="rId9"/>
+      <w:headerReference w:type="default" r:id="rId8"/>
+      <w:footerReference w:type="default" r:id="rId9"/>
       <w:pgSz w:w="11906" w:h="16838"/>
       <w:pgMar w:top="1417" w:right="1701" w:bottom="1417" w:left="1701" w:header="708" w:footer="708" w:gutter="0"/>
       <w:cols w:space="708"/>
@@ -5277,7 +5254,7 @@
 </file>
 
 <file path=word/endnotes.xml><?xml version="1.0" encoding="utf-8"?>
-<w:endnotes xmlns:wpc="http://schemas.microsoft.com/office/word/2010/wordprocessingCanvas" xmlns:cx="http://schemas.microsoft.com/office/drawing/2014/chartex" xmlns:cx1="http://schemas.microsoft.com/office/drawing/2015/9/8/chartex" xmlns:cx2="http://schemas.microsoft.com/office/drawing/2015/10/21/chartex" xmlns:cx3="http://schemas.microsoft.com/office/drawing/2016/5/9/chartex" xmlns:cx4="http://schemas.microsoft.com/office/drawing/2016/5/10/chartex" xmlns:cx5="http://schemas.microsoft.com/office/drawing/2016/5/11/chartex" xmlns:cx6="http://schemas.microsoft.com/office/drawing/2016/5/12/chartex" xmlns:cx7="http://schemas.microsoft.com/office/drawing/2016/5/13/chartex" xmlns:cx8="http://schemas.microsoft.com/office/drawing/2016/5/14/chartex" xmlns:mc="http://schemas.openxmlformats.org/markup-compatibility/2006" xmlns:aink="http://schemas.microsoft.com/office/drawing/2016/ink" xmlns:am3d="http://schemas.microsoft.com/office/drawing/2017/model3d" xmlns:o="urn:schemas-microsoft-com:office:office" xmlns:oel="http://schemas.microsoft.com/office/2019/extlst" xmlns:r="http://schemas.openxmlformats.org/officeDocument/2006/relationships" xmlns:m="http://schemas.openxmlformats.org/officeDocument/2006/math" xmlns:v="urn:schemas-microsoft-com:vml" xmlns:wp14="http://schemas.microsoft.com/office/word/2010/wordprocessingDrawing" xmlns:wp="http://schemas.openxmlformats.org/drawingml/2006/wordprocessingDrawing" xmlns:w10="urn:schemas-microsoft-com:office:word" xmlns:w="http://schemas.openxmlformats.org/wordprocessingml/2006/main" xmlns:w14="http://schemas.microsoft.com/office/word/2010/wordml" xmlns:w15="http://schemas.microsoft.com/office/word/2012/wordml" xmlns:w16cex="http://schemas.microsoft.com/office/word/2018/wordml/cex" xmlns:w16cid="http://schemas.microsoft.com/office/word/2016/wordml/cid" xmlns:w16="http://schemas.microsoft.com/office/word/2018/wordml" xmlns:w16du="http://schemas.microsoft.com/office/word/2023/wordml/word16du" xmlns:w16sdtdh="http://schemas.microsoft.com/office/word/2020/wordml/sdtdatahash" xmlns:w16sdtfl="http://schemas.microsoft.com/office/word/2024/wordml/sdtformatlock" xmlns:w16se="http://schemas.microsoft.com/office/word/2015/wordml/symex" xmlns:wpg="http://schemas.microsoft.com/office/word/2010/wordprocessingGroup" xmlns:wpi="http://schemas.microsoft.com/office/word/2010/wordprocessingInk" xmlns:wne="http://schemas.microsoft.com/office/word/2006/wordml" xmlns:wps="http://schemas.microsoft.com/office/word/2010/wordprocessingShape" mc:Ignorable="w14 w15 w16se w16cid w16 w16cex w16sdtdh w16sdtfl w16du wp14">
+<w:endnotes xmlns:mc="http://schemas.openxmlformats.org/markup-compatibility/2006" xmlns:r="http://schemas.openxmlformats.org/officeDocument/2006/relationships" xmlns:w="http://schemas.openxmlformats.org/wordprocessingml/2006/main" xmlns:w14="http://schemas.microsoft.com/office/word/2010/wordml" xmlns:w15="http://schemas.microsoft.com/office/word/2012/wordml" xmlns:w16="http://schemas.microsoft.com/office/word/2018/wordml" xmlns:w16cex="http://schemas.microsoft.com/office/word/2018/wordml/cex" xmlns:w16cid="http://schemas.microsoft.com/office/word/2016/wordml/cid" xmlns:w16du="http://schemas.microsoft.com/office/word/2023/wordml/word16du" xmlns:w16sdtdh="http://schemas.microsoft.com/office/word/2020/wordml/sdtdatahash" xmlns:w16se="http://schemas.microsoft.com/office/word/2015/wordml/symex" xmlns:wp14="http://schemas.microsoft.com/office/word/2010/wordprocessingDrawing" mc:Ignorable="w14 w15 w16se w16cid w16 w16cex w16sdtdh w16du wp14">
   <w:endnote w:type="separator" w:id="-1">
     <w:p>
       <w:pPr>
@@ -5302,7 +5279,7 @@
 </file>
 
 <file path=word/footer1.xml><?xml version="1.0" encoding="utf-8"?>
-<w:ftr xmlns:wpc="http://schemas.microsoft.com/office/word/2010/wordprocessingCanvas" xmlns:cx="http://schemas.microsoft.com/office/drawing/2014/chartex" xmlns:cx1="http://schemas.microsoft.com/office/drawing/2015/9/8/chartex" xmlns:cx2="http://schemas.microsoft.com/office/drawing/2015/10/21/chartex" xmlns:cx3="http://schemas.microsoft.com/office/drawing/2016/5/9/chartex" xmlns:cx4="http://schemas.microsoft.com/office/drawing/2016/5/10/chartex" xmlns:cx5="http://schemas.microsoft.com/office/drawing/2016/5/11/chartex" xmlns:cx6="http://schemas.microsoft.com/office/drawing/2016/5/12/chartex" xmlns:cx7="http://schemas.microsoft.com/office/drawing/2016/5/13/chartex" xmlns:cx8="http://schemas.microsoft.com/office/drawing/2016/5/14/chartex" xmlns:mc="http://schemas.openxmlformats.org/markup-compatibility/2006" xmlns:aink="http://schemas.microsoft.com/office/drawing/2016/ink" xmlns:am3d="http://schemas.microsoft.com/office/drawing/2017/model3d" xmlns:o="urn:schemas-microsoft-com:office:office" xmlns:oel="http://schemas.microsoft.com/office/2019/extlst" xmlns:r="http://schemas.openxmlformats.org/officeDocument/2006/relationships" xmlns:m="http://schemas.openxmlformats.org/officeDocument/2006/math" xmlns:v="urn:schemas-microsoft-com:vml" xmlns:wp14="http://schemas.microsoft.com/office/word/2010/wordprocessingDrawing" xmlns:wp="http://schemas.openxmlformats.org/drawingml/2006/wordprocessingDrawing" xmlns:w10="urn:schemas-microsoft-com:office:word" xmlns:w="http://schemas.openxmlformats.org/wordprocessingml/2006/main" xmlns:w14="http://schemas.microsoft.com/office/word/2010/wordml" xmlns:w15="http://schemas.microsoft.com/office/word/2012/wordml" xmlns:w16cex="http://schemas.microsoft.com/office/word/2018/wordml/cex" xmlns:w16cid="http://schemas.microsoft.com/office/word/2016/wordml/cid" xmlns:w16="http://schemas.microsoft.com/office/word/2018/wordml" xmlns:w16du="http://schemas.microsoft.com/office/word/2023/wordml/word16du" xmlns:w16sdtdh="http://schemas.microsoft.com/office/word/2020/wordml/sdtdatahash" xmlns:w16sdtfl="http://schemas.microsoft.com/office/word/2024/wordml/sdtformatlock" xmlns:w16se="http://schemas.microsoft.com/office/word/2015/wordml/symex" xmlns:wpg="http://schemas.microsoft.com/office/word/2010/wordprocessingGroup" xmlns:wpi="http://schemas.microsoft.com/office/word/2010/wordprocessingInk" xmlns:wne="http://schemas.microsoft.com/office/word/2006/wordml" xmlns:wps="http://schemas.microsoft.com/office/word/2010/wordprocessingShape" mc:Ignorable="w14 w15 w16se w16cid w16 w16cex w16sdtdh w16sdtfl w16du wp14">
+<w:ftr xmlns:mc="http://schemas.openxmlformats.org/markup-compatibility/2006" xmlns:r="http://schemas.openxmlformats.org/officeDocument/2006/relationships" xmlns:w="http://schemas.openxmlformats.org/wordprocessingml/2006/main" xmlns:w14="http://schemas.microsoft.com/office/word/2010/wordml" xmlns:w15="http://schemas.microsoft.com/office/word/2012/wordml" xmlns:w16="http://schemas.microsoft.com/office/word/2018/wordml" xmlns:w16cex="http://schemas.microsoft.com/office/word/2018/wordml/cex" xmlns:w16cid="http://schemas.microsoft.com/office/word/2016/wordml/cid" xmlns:w16du="http://schemas.microsoft.com/office/word/2023/wordml/word16du" xmlns:w16sdtdh="http://schemas.microsoft.com/office/word/2020/wordml/sdtdatahash" xmlns:w16se="http://schemas.microsoft.com/office/word/2015/wordml/symex" xmlns:wp14="http://schemas.microsoft.com/office/word/2010/wordprocessingDrawing" mc:Ignorable="w14 w15 w16se w16cid w16 w16cex w16sdtdh w16du wp14">
   <w:p>
     <w:pPr>
       <w:pBdr>
@@ -5340,7 +5317,7 @@
 </file>
 
 <file path=word/footnotes.xml><?xml version="1.0" encoding="utf-8"?>
-<w:footnotes xmlns:wpc="http://schemas.microsoft.com/office/word/2010/wordprocessingCanvas" xmlns:cx="http://schemas.microsoft.com/office/drawing/2014/chartex" xmlns:cx1="http://schemas.microsoft.com/office/drawing/2015/9/8/chartex" xmlns:cx2="http://schemas.microsoft.com/office/drawing/2015/10/21/chartex" xmlns:cx3="http://schemas.microsoft.com/office/drawing/2016/5/9/chartex" xmlns:cx4="http://schemas.microsoft.com/office/drawing/2016/5/10/chartex" xmlns:cx5="http://schemas.microsoft.com/office/drawing/2016/5/11/chartex" xmlns:cx6="http://schemas.microsoft.com/office/drawing/2016/5/12/chartex" xmlns:cx7="http://schemas.microsoft.com/office/drawing/2016/5/13/chartex" xmlns:cx8="http://schemas.microsoft.com/office/drawing/2016/5/14/chartex" xmlns:mc="http://schemas.openxmlformats.org/markup-compatibility/2006" xmlns:aink="http://schemas.microsoft.com/office/drawing/2016/ink" xmlns:am3d="http://schemas.microsoft.com/office/drawing/2017/model3d" xmlns:o="urn:schemas-microsoft-com:office:office" xmlns:oel="http://schemas.microsoft.com/office/2019/extlst" xmlns:r="http://schemas.openxmlformats.org/officeDocument/2006/relationships" xmlns:m="http://schemas.openxmlformats.org/officeDocument/2006/math" xmlns:v="urn:schemas-microsoft-com:vml" xmlns:wp14="http://schemas.microsoft.com/office/word/2010/wordprocessingDrawing" xmlns:wp="http://schemas.openxmlformats.org/drawingml/2006/wordprocessingDrawing" xmlns:w10="urn:schemas-microsoft-com:office:word" xmlns:w="http://schemas.openxmlformats.org/wordprocessingml/2006/main" xmlns:w14="http://schemas.microsoft.com/office/word/2010/wordml" xmlns:w15="http://schemas.microsoft.com/office/word/2012/wordml" xmlns:w16cex="http://schemas.microsoft.com/office/word/2018/wordml/cex" xmlns:w16cid="http://schemas.microsoft.com/office/word/2016/wordml/cid" xmlns:w16="http://schemas.microsoft.com/office/word/2018/wordml" xmlns:w16du="http://schemas.microsoft.com/office/word/2023/wordml/word16du" xmlns:w16sdtdh="http://schemas.microsoft.com/office/word/2020/wordml/sdtdatahash" xmlns:w16sdtfl="http://schemas.microsoft.com/office/word/2024/wordml/sdtformatlock" xmlns:w16se="http://schemas.microsoft.com/office/word/2015/wordml/symex" xmlns:wpg="http://schemas.microsoft.com/office/word/2010/wordprocessingGroup" xmlns:wpi="http://schemas.microsoft.com/office/word/2010/wordprocessingInk" xmlns:wne="http://schemas.microsoft.com/office/word/2006/wordml" xmlns:wps="http://schemas.microsoft.com/office/word/2010/wordprocessingShape" mc:Ignorable="w14 w15 w16se w16cid w16 w16cex w16sdtdh w16sdtfl w16du wp14">
+<w:footnotes xmlns:mc="http://schemas.openxmlformats.org/markup-compatibility/2006" xmlns:r="http://schemas.openxmlformats.org/officeDocument/2006/relationships" xmlns:w="http://schemas.openxmlformats.org/wordprocessingml/2006/main" xmlns:w14="http://schemas.microsoft.com/office/word/2010/wordml" xmlns:w15="http://schemas.microsoft.com/office/word/2012/wordml" xmlns:w16="http://schemas.microsoft.com/office/word/2018/wordml" xmlns:w16cex="http://schemas.microsoft.com/office/word/2018/wordml/cex" xmlns:w16cid="http://schemas.microsoft.com/office/word/2016/wordml/cid" xmlns:w16du="http://schemas.microsoft.com/office/word/2023/wordml/word16du" xmlns:w16sdtdh="http://schemas.microsoft.com/office/word/2020/wordml/sdtdatahash" xmlns:w16se="http://schemas.microsoft.com/office/word/2015/wordml/symex" xmlns:wp14="http://schemas.microsoft.com/office/word/2010/wordprocessingDrawing" mc:Ignorable="w14 w15 w16se w16cid w16 w16cex w16sdtdh w16du wp14">
   <w:footnote w:type="separator" w:id="-1">
     <w:p>
       <w:pPr>
@@ -5414,7 +5391,7 @@
           <w:sz w:val="16"/>
           <w:szCs w:val="16"/>
         </w:rPr>
-        <w:t/>
+        <w:t xml:space="preserve"/>
       </w:r>
       <w:proofErr w:type="spellEnd"/>
       <w:r>
@@ -5423,7 +5400,7 @@
           <w:sz w:val="16"/>
           <w:szCs w:val="16"/>
         </w:rPr>
-        <w:t xml:space="preserve"> </w:t>
+        <w:t xml:space="preserve"/>
       </w:r>
       <w:r>
         <w:rPr>
@@ -5521,7 +5498,7 @@
           <w:sz w:val="16"/>
           <w:szCs w:val="16"/>
         </w:rPr>
-        <w:t>.</w:t>
+        <w:t xml:space="preserve">.</w:t>
       </w:r>
     </w:p>
     <w:p>
@@ -7071,6 +7048,161 @@
       </w:pPr>
     </w:p>
   </w:footnote>
+  <w:footnote w:id="14">
+    <w:p>
+      <w:pPr>
+        <w:pStyle w:val="Textonotapie"/>
+        <w:ind w:left="567" w:hanging="567"/>
+        <w:jc w:val="both"/>
+      </w:pPr>
+      <w:r>
+        <w:rPr>
+          <w:rStyle w:val="Refdenotaalpie"/>
+          <w:rFonts w:ascii="Arial Narrow" w:hAnsi="Arial Narrow" w:cs="Arial"/>
+          <w:sz w:val="16"/>
+          <w:szCs w:val="16"/>
+          <w:vertAlign w:val="superscript"/>
+        </w:rPr>
+        <w:footnoteRef/>
+      </w:r>
+      <w:r>
+        <w:rPr>
+          <w:rFonts w:ascii="Arial Narrow" w:hAnsi="Arial Narrow" w:cs="Arial"/>
+          <w:sz w:val="16"/>
+          <w:szCs w:val="16"/>
+        </w:rPr>
+        <w:tab/>
+      </w:r>
+      <w:r>
+        <w:rPr>
+          <w:rFonts w:ascii="Arial Narrow" w:hAnsi="Arial Narrow" w:cs="Arial"/>
+          <w:b/>
+          <w:bCs/>
+          <w:sz w:val="16"/>
+          <w:szCs w:val="16"/>
+        </w:rPr>
+        <w:t xml:space="preserve">DECRETO LEGISLATIVO 807, LEY SOBRE FACULTADES, NORMAS Y ORGANIZACIÓN DEL INDECOPI, publicado el 18 de abril de 1996</w:t>
+      </w:r>
+    </w:p>
+    <w:p>
+      <w:pPr>
+        <w:pStyle w:val="Textonotapie"/>
+        <w:ind w:left="567" w:hanging="567"/>
+        <w:jc w:val="both"/>
+      </w:pPr>
+      <w:r>
+        <w:rPr>
+          <w:rFonts w:ascii="Arial Narrow" w:hAnsi="Arial Narrow" w:cs="Arial"/>
+          <w:sz w:val="16"/>
+          <w:szCs w:val="16"/>
+        </w:rPr>
+        <w:tab/>
+      </w:r>
+      <w:r>
+        <w:rPr>
+          <w:rFonts w:ascii="Arial Narrow" w:hAnsi="Arial Narrow" w:cs="Arial"/>
+          <w:b/>
+          <w:bCs/>
+          <w:sz w:val="16"/>
+          <w:szCs w:val="16"/>
+        </w:rPr>
+        <w:t xml:space="preserve">Artículo 26.-</w:t>
+      </w:r>
+      <w:r>
+        <w:rPr>
+          <w:rFonts w:ascii="Arial Narrow" w:hAnsi="Arial Narrow" w:cs="Arial"/>
+          <w:sz w:val="16"/>
+          <w:szCs w:val="16"/>
+        </w:rPr>
+        <w:t xml:space="preserve"> Una vez admitida a trámite la denuncia, se correrá traslado de la misma al denunciado, a fin de que éste presente su descargo. El plazo para la presentación del descargo será de cinco (5) días contados desde la notificación, vencido el cual, el Secretario Técnico declarará en rebeldía al denunciado que no lo hubiera presentado.</w:t>
+      </w:r>
+    </w:p>
+  </w:footnote>
+  <w:footnote w:id="15">
+    <w:p>
+      <w:pPr>
+        <w:pStyle w:val="Textonotapie"/>
+        <w:ind w:left="567" w:hanging="567"/>
+        <w:jc w:val="both"/>
+      </w:pPr>
+      <w:r>
+        <w:rPr>
+          <w:rStyle w:val="Refdenotaalpie"/>
+          <w:rFonts w:ascii="Arial Narrow" w:hAnsi="Arial Narrow" w:cs="Arial"/>
+          <w:sz w:val="16"/>
+          <w:szCs w:val="16"/>
+          <w:vertAlign w:val="superscript"/>
+        </w:rPr>
+        <w:footnoteRef/>
+      </w:r>
+      <w:r>
+        <w:rPr>
+          <w:rFonts w:ascii="Arial Narrow" w:hAnsi="Arial Narrow" w:cs="Arial"/>
+          <w:sz w:val="16"/>
+          <w:szCs w:val="16"/>
+        </w:rPr>
+        <w:tab/>
+      </w:r>
+      <w:r>
+        <w:rPr>
+          <w:rFonts w:ascii="Arial Narrow" w:hAnsi="Arial Narrow" w:cs="Arial"/>
+          <w:b/>
+          <w:bCs/>
+          <w:sz w:val="16"/>
+          <w:szCs w:val="16"/>
+        </w:rPr>
+        <w:t xml:space="preserve">DECRETO SUPREMO 006-2026-JUS, TEXTO ÚNICO ORDENADO DE LA LEY 27444, LEY DEL PROCEDIMIENTO ADMINISTRATIVO GENERAL, publicado el 30 de abril de 2026</w:t>
+      </w:r>
+    </w:p>
+    <w:p>
+      <w:pPr>
+        <w:pStyle w:val="Textonotapie"/>
+        <w:ind w:left="567" w:hanging="567"/>
+        <w:jc w:val="both"/>
+      </w:pPr>
+      <w:r>
+        <w:rPr>
+          <w:rFonts w:ascii="Arial Narrow" w:hAnsi="Arial Narrow" w:cs="Arial"/>
+          <w:sz w:val="16"/>
+          <w:szCs w:val="16"/>
+        </w:rPr>
+        <w:tab/>
+      </w:r>
+      <w:r>
+        <w:rPr>
+          <w:rFonts w:ascii="Arial Narrow" w:hAnsi="Arial Narrow" w:cs="Arial"/>
+          <w:b/>
+          <w:bCs/>
+          <w:sz w:val="16"/>
+          <w:szCs w:val="16"/>
+        </w:rPr>
+        <w:t xml:space="preserve">Artículo 223.- Contestación de la reclamación</w:t>
+      </w:r>
+    </w:p>
+    <w:p>
+      <w:pPr>
+        <w:pStyle w:val="Textonotapie"/>
+        <w:ind w:left="567" w:hanging="567"/>
+        <w:jc w:val="both"/>
+      </w:pPr>
+      <w:r>
+        <w:rPr>
+          <w:rFonts w:ascii="Arial Narrow" w:hAnsi="Arial Narrow" w:cs="Arial"/>
+          <w:sz w:val="16"/>
+          <w:szCs w:val="16"/>
+        </w:rPr>
+        <w:tab/>
+      </w:r>
+      <w:r>
+        <w:rPr>
+          <w:rFonts w:ascii="Arial Narrow" w:hAnsi="Arial Narrow" w:cs="Arial"/>
+          <w:sz w:val="16"/>
+          <w:szCs w:val="16"/>
+        </w:rPr>
+        <w:t xml:space="preserve">223.1 El reclamado deberá presentar la contestación de la reclamación dentro de los quince (15) días posteriores a la notificación de ésta; vencido este plazo, la Administración declarará en rebeldía al reclamado que no la hubiera presentado. La contestación deberá contener los requisitos de los escritos previstos en el artículo 113 de la presente Ley, así como la absolución de todos los asuntos controvertidos de hecho y de derecho, Las alegaciones y los hechos relevantes de la reclamación, salvo que hayan sido específicamente negadas en la contestación, se tendrán por aceptadas o merituadas como ciertas.</w:t>
+      </w:r>
+    </w:p>
+  </w:footnote>
   <w:footnote w:id="9">
     <w:p>
       <w:pPr>
@@ -8693,7 +8825,7 @@
 </file>
 
 <file path=word/header1.xml><?xml version="1.0" encoding="utf-8"?>
-<w:hdr xmlns:wpc="http://schemas.microsoft.com/office/word/2010/wordprocessingCanvas" xmlns:cx="http://schemas.microsoft.com/office/drawing/2014/chartex" xmlns:cx1="http://schemas.microsoft.com/office/drawing/2015/9/8/chartex" xmlns:cx2="http://schemas.microsoft.com/office/drawing/2015/10/21/chartex" xmlns:cx3="http://schemas.microsoft.com/office/drawing/2016/5/9/chartex" xmlns:cx4="http://schemas.microsoft.com/office/drawing/2016/5/10/chartex" xmlns:cx5="http://schemas.microsoft.com/office/drawing/2016/5/11/chartex" xmlns:cx6="http://schemas.microsoft.com/office/drawing/2016/5/12/chartex" xmlns:cx7="http://schemas.microsoft.com/office/drawing/2016/5/13/chartex" xmlns:cx8="http://schemas.microsoft.com/office/drawing/2016/5/14/chartex" xmlns:mc="http://schemas.openxmlformats.org/markup-compatibility/2006" xmlns:aink="http://schemas.microsoft.com/office/drawing/2016/ink" xmlns:am3d="http://schemas.microsoft.com/office/drawing/2017/model3d" xmlns:o="urn:schemas-microsoft-com:office:office" xmlns:oel="http://schemas.microsoft.com/office/2019/extlst" xmlns:r="http://schemas.openxmlformats.org/officeDocument/2006/relationships" xmlns:m="http://schemas.openxmlformats.org/officeDocument/2006/math" xmlns:v="urn:schemas-microsoft-com:vml" xmlns:wp14="http://schemas.microsoft.com/office/word/2010/wordprocessingDrawing" xmlns:wp="http://schemas.openxmlformats.org/drawingml/2006/wordprocessingDrawing" xmlns:w10="urn:schemas-microsoft-com:office:word" xmlns:w="http://schemas.openxmlformats.org/wordprocessingml/2006/main" xmlns:w14="http://schemas.microsoft.com/office/word/2010/wordml" xmlns:w15="http://schemas.microsoft.com/office/word/2012/wordml" xmlns:w16cex="http://schemas.microsoft.com/office/word/2018/wordml/cex" xmlns:w16cid="http://schemas.microsoft.com/office/word/2016/wordml/cid" xmlns:w16="http://schemas.microsoft.com/office/word/2018/wordml" xmlns:w16du="http://schemas.microsoft.com/office/word/2023/wordml/word16du" xmlns:w16sdtdh="http://schemas.microsoft.com/office/word/2020/wordml/sdtdatahash" xmlns:w16sdtfl="http://schemas.microsoft.com/office/word/2024/wordml/sdtformatlock" xmlns:w16se="http://schemas.microsoft.com/office/word/2015/wordml/symex" xmlns:wpg="http://schemas.microsoft.com/office/word/2010/wordprocessingGroup" xmlns:wpi="http://schemas.microsoft.com/office/word/2010/wordprocessingInk" xmlns:wne="http://schemas.microsoft.com/office/word/2006/wordml" xmlns:wps="http://schemas.microsoft.com/office/word/2010/wordprocessingShape" mc:Ignorable="w14 w15 w16se w16cid w16 w16cex w16sdtdh w16sdtfl w16du wp14">
+<w:hdr xmlns:a="http://schemas.openxmlformats.org/drawingml/2006/main" xmlns:a14="http://schemas.microsoft.com/office/drawing/2010/main" xmlns:mc="http://schemas.openxmlformats.org/markup-compatibility/2006" xmlns:pic="http://schemas.openxmlformats.org/drawingml/2006/picture" xmlns:r="http://schemas.openxmlformats.org/officeDocument/2006/relationships" xmlns:w="http://schemas.openxmlformats.org/wordprocessingml/2006/main" xmlns:w14="http://schemas.microsoft.com/office/word/2010/wordml" xmlns:w15="http://schemas.microsoft.com/office/word/2012/wordml" xmlns:w16="http://schemas.microsoft.com/office/word/2018/wordml" xmlns:w16cex="http://schemas.microsoft.com/office/word/2018/wordml/cex" xmlns:w16cid="http://schemas.microsoft.com/office/word/2016/wordml/cid" xmlns:w16du="http://schemas.microsoft.com/office/word/2023/wordml/word16du" xmlns:w16sdtdh="http://schemas.microsoft.com/office/word/2020/wordml/sdtdatahash" xmlns:w16se="http://schemas.microsoft.com/office/word/2015/wordml/symex" xmlns:wp="http://schemas.openxmlformats.org/drawingml/2006/wordprocessingDrawing" xmlns:wp14="http://schemas.microsoft.com/office/word/2010/wordprocessingDrawing" mc:Ignorable="w14 w15 w16se w16cid w16 w16cex w16sdtdh w16du wp14">
   <w:tbl>
     <w:tblPr>
       <w:tblW w:w="8645" w:type="dxa"/>

--- a/plantillas_maestras/02_seguro_vida/materia_general_asegurativa/2_o_mas_ddos_varios/mujer/TPL_0799_2025_SEGURO_VIDA_MATERIA_GENERAL_ASEGURATIVA_ASEGURADORA_MUJER_R1_V2.docx
+++ b/plantillas_maestras/02_seguro_vida/materia_general_asegurativa/2_o_mas_ddos_varios/mujer/TPL_0799_2025_SEGURO_VIDA_MATERIA_GENERAL_ASEGURATIVA_ASEGURADORA_MUJER_R1_V2.docx
@@ -700,19 +700,7 @@
           <w:lang w:val="es-ES" w:eastAsia="es-ES"/>
           <w14:ligatures w14:val="none"/>
         </w:rPr>
-        <w:t xml:space="preserve">Mediante el escrito del 23 de enero de 2025 la señora [APELLIDO] denunció a Mapfre y CAFAE-SE por presuntas infracciones a la Ley 29571, Código de Protección y Defensa del Consumidor (en adelante, Código), señalando lo siguiente:</w:t>
-      </w:r>
-      <w:r>
-        <w:rPr>
-          <w:rFonts w:ascii="Arial Narrow" w:eastAsia="Arial Narrow" w:hAnsi="Arial Narrow" w:cs="Arial Narrow"/>
-          <w:color w:val="000000"/>
-          <w:kern w:val="0"/>
-          <w:sz w:val="22"/>
-          <w:szCs w:val="22"/>
-          <w:lang w:val="es-ES" w:eastAsia="es-ES"/>
-          <w14:ligatures w14:val="none"/>
-        </w:rPr>
-        <w:t/>
+        <w:t xml:space="preserve">Mediante el escrito del 23 de enero de 2025 la señora [APELLIDO] denunció a Mapfre y CAFAE-SE por presuntas infracciones a la Ley 29571, Código de Protección y Defensa del Consumidor</w:t>
       </w:r>
       <w:r>
         <w:rPr>
@@ -731,68 +719,6 @@
       <w:r>
         <w:rPr>
           <w:rFonts w:ascii="Arial Narrow" w:eastAsia="Arial Narrow" w:hAnsi="Arial Narrow" w:cs="Arial Narrow"/>
-          <w:kern w:val="0"/>
-          <w14:ligatures w14:val="none"/>
-          <w:sz w:val="22"/>
-          <w:szCs w:val="22"/>
-        </w:rPr>
-        <w:t xml:space="preserve"/>
-      </w:r>
-      <w:r>
-        <w:rPr>
-          <w:rFonts w:ascii="Arial Narrow" w:eastAsia="Arial Narrow" w:hAnsi="Arial Narrow" w:cs="Arial Narrow"/>
-          <w:kern w:val="0"/>
-          <w14:ligatures w14:val="none"/>
-          <w:sz w:val="22"/>
-          <w:szCs w:val="22"/>
-        </w:rPr>
-        <w:t/>
-      </w:r>
-      <w:r>
-        <w:rPr>
-          <w:rFonts w:ascii="Arial Narrow" w:eastAsia="Arial Narrow" w:hAnsi="Arial Narrow" w:cs="Arial Narrow"/>
-          <w:kern w:val="0"/>
-          <w14:ligatures w14:val="none"/>
-          <w:sz w:val="22"/>
-          <w:szCs w:val="22"/>
-        </w:rPr>
-        <w:t xml:space="preserve"/>
-      </w:r>
-      <w:proofErr w:type="spellStart"/>
-      <w:r>
-        <w:rPr>
-          <w:rFonts w:ascii="Arial Narrow" w:eastAsia="Arial Narrow" w:hAnsi="Arial Narrow" w:cs="Arial Narrow"/>
-          <w:kern w:val="0"/>
-          <w14:ligatures w14:val="none"/>
-          <w:sz w:val="22"/>
-          <w:szCs w:val="22"/>
-        </w:rPr>
-        <w:t/>
-      </w:r>
-      <w:proofErr w:type="spellEnd"/>
-      <w:r>
-        <w:rPr>
-          <w:rFonts w:ascii="Arial Narrow" w:eastAsia="Arial Narrow" w:hAnsi="Arial Narrow" w:cs="Arial Narrow"/>
-          <w:kern w:val="0"/>
-          <w14:ligatures w14:val="none"/>
-          <w:sz w:val="22"/>
-          <w:szCs w:val="22"/>
-        </w:rPr>
-        <w:t xml:space="preserve"/>
-      </w:r>
-      <w:r>
-        <w:rPr>
-          <w:rFonts w:ascii="Arial Narrow" w:eastAsia="Arial Narrow" w:hAnsi="Arial Narrow" w:cs="Arial Narrow"/>
-          <w:kern w:val="0"/>
-          <w14:ligatures w14:val="none"/>
-          <w:sz w:val="22"/>
-          <w:szCs w:val="22"/>
-        </w:rPr>
-        <w:t/>
-      </w:r>
-      <w:r>
-        <w:rPr>
-          <w:rFonts w:ascii="Arial Narrow" w:eastAsia="Arial Narrow" w:hAnsi="Arial Narrow" w:cs="Arial Narrow"/>
           <w:color w:val="000000"/>
           <w:kern w:val="0"/>
           <w:sz w:val="22"/>
@@ -800,25 +726,7 @@
           <w:lang w:val="es-ES" w:eastAsia="es-ES"/>
           <w14:ligatures w14:val="none"/>
         </w:rPr>
-        <w:t xml:space="preserve"/>
-      </w:r>
-      <w:r>
-        <w:rPr>
-          <w:rFonts w:ascii="Arial Narrow" w:eastAsia="Arial Narrow" w:hAnsi="Arial Narrow" w:cs="Arial Narrow"/>
-          <w:bCs/>
-          <w:sz w:val="22"/>
-          <w:szCs w:val="22"/>
-        </w:rPr>
-        <w:t xml:space="preserve"/>
-      </w:r>
-      <w:r>
-        <w:rPr>
-          <w:rFonts w:ascii="Arial Narrow" w:eastAsia="Arial Narrow" w:hAnsi="Arial Narrow" w:cs="Arial Narrow"/>
-          <w:bCs/>
-          <w:sz w:val="22"/>
-          <w:szCs w:val="22"/>
-        </w:rPr>
-        <w:t xml:space="preserve"/>
+        <w:t xml:space="preserve"> (en adelante, Código), señalando lo siguiente:</w:t>
       </w:r>
       <w:r>
         <w:rPr>
@@ -845,6 +753,110 @@
           <w14:ligatures w14:val="none"/>
         </w:rPr>
         <w:footnoteReference w:id="2"/>
+      </w:r>
+      <w:r>
+        <w:rPr>
+          <w:rFonts w:ascii="Arial Narrow" w:eastAsia="Arial Narrow" w:hAnsi="Arial Narrow" w:cs="Arial Narrow"/>
+          <w:kern w:val="0"/>
+          <w14:ligatures w14:val="none"/>
+          <w:sz w:val="22"/>
+          <w:szCs w:val="22"/>
+        </w:rPr>
+        <w:t xml:space="preserve"/>
+      </w:r>
+      <w:r>
+        <w:rPr>
+          <w:rFonts w:ascii="Arial Narrow" w:eastAsia="Arial Narrow" w:hAnsi="Arial Narrow" w:cs="Arial Narrow"/>
+          <w:kern w:val="0"/>
+          <w14:ligatures w14:val="none"/>
+          <w:sz w:val="22"/>
+          <w:szCs w:val="22"/>
+        </w:rPr>
+        <w:t/>
+      </w:r>
+      <w:r>
+        <w:rPr>
+          <w:rFonts w:ascii="Arial Narrow" w:eastAsia="Arial Narrow" w:hAnsi="Arial Narrow" w:cs="Arial Narrow"/>
+          <w:kern w:val="0"/>
+          <w14:ligatures w14:val="none"/>
+          <w:sz w:val="22"/>
+          <w:szCs w:val="22"/>
+        </w:rPr>
+        <w:t xml:space="preserve"/>
+      </w:r>
+      <w:proofErr w:type="spellStart"/>
+      <w:r>
+        <w:rPr>
+          <w:rFonts w:ascii="Arial Narrow" w:eastAsia="Arial Narrow" w:hAnsi="Arial Narrow" w:cs="Arial Narrow"/>
+          <w:kern w:val="0"/>
+          <w14:ligatures w14:val="none"/>
+          <w:sz w:val="22"/>
+          <w:szCs w:val="22"/>
+        </w:rPr>
+        <w:t/>
+      </w:r>
+      <w:proofErr w:type="spellEnd"/>
+      <w:r>
+        <w:rPr>
+          <w:rFonts w:ascii="Arial Narrow" w:eastAsia="Arial Narrow" w:hAnsi="Arial Narrow" w:cs="Arial Narrow"/>
+          <w:kern w:val="0"/>
+          <w14:ligatures w14:val="none"/>
+          <w:sz w:val="22"/>
+          <w:szCs w:val="22"/>
+        </w:rPr>
+        <w:t xml:space="preserve"/>
+      </w:r>
+      <w:r>
+        <w:rPr>
+          <w:rFonts w:ascii="Arial Narrow" w:eastAsia="Arial Narrow" w:hAnsi="Arial Narrow" w:cs="Arial Narrow"/>
+          <w:kern w:val="0"/>
+          <w14:ligatures w14:val="none"/>
+          <w:sz w:val="22"/>
+          <w:szCs w:val="22"/>
+        </w:rPr>
+        <w:t/>
+      </w:r>
+      <w:r>
+        <w:rPr>
+          <w:rFonts w:ascii="Arial Narrow" w:eastAsia="Arial Narrow" w:hAnsi="Arial Narrow" w:cs="Arial Narrow"/>
+          <w:color w:val="000000"/>
+          <w:kern w:val="0"/>
+          <w:sz w:val="22"/>
+          <w:szCs w:val="22"/>
+          <w:lang w:val="es-ES" w:eastAsia="es-ES"/>
+          <w14:ligatures w14:val="none"/>
+        </w:rPr>
+        <w:t xml:space="preserve"/>
+      </w:r>
+      <w:r>
+        <w:rPr>
+          <w:rFonts w:ascii="Arial Narrow" w:eastAsia="Arial Narrow" w:hAnsi="Arial Narrow" w:cs="Arial Narrow"/>
+          <w:bCs/>
+          <w:sz w:val="22"/>
+          <w:szCs w:val="22"/>
+        </w:rPr>
+        <w:t xml:space="preserve"/>
+      </w:r>
+      <w:r>
+        <w:rPr>
+          <w:rFonts w:ascii="Arial Narrow" w:eastAsia="Arial Narrow" w:hAnsi="Arial Narrow" w:cs="Arial Narrow"/>
+          <w:bCs/>
+          <w:sz w:val="22"/>
+          <w:szCs w:val="22"/>
+        </w:rPr>
+        <w:t xml:space="preserve"/>
+      </w:r>
+      <w:r>
+        <w:rPr>
+          <w:rFonts w:ascii="Arial Narrow" w:eastAsia="Arial Narrow" w:hAnsi="Arial Narrow" w:cs="Arial Narrow"/>
+          <w:color w:val="000000"/>
+          <w:kern w:val="0"/>
+          <w:sz w:val="22"/>
+          <w:szCs w:val="22"/>
+          <w:lang w:val="es-ES" w:eastAsia="es-ES"/>
+          <w14:ligatures w14:val="none"/>
+        </w:rPr>
+        <w:t/>
       </w:r>
       <w:r>
         <w:rPr>
@@ -2360,7 +2372,7 @@
         <w:pStyle w:val="Prrafodelista"/>
         <w:numPr>
           <w:ilvl w:val="0"/>
-          <w:numId w:val="8"/>
+          <w:numId w:val="7"/>
         </w:numPr>
         <w:spacing w:after="0" w:line="240" w:lineRule="auto"/>
         <w:ind w:left="567" w:hanging="567"/>
@@ -2824,23 +2836,6 @@
         </w:rPr>
         <w:t>.</w:t>
       </w:r>
-    </w:p>
-    <w:p>
-      <w:pPr>
-        <w:pStyle w:val="Prrafodelista"/>
-        <w:spacing w:after="0" w:line="240" w:lineRule="auto"/>
-        <w:ind w:left="567"/>
-        <w:jc w:val="both"/>
-        <w:rPr>
-          <w:rFonts w:ascii="Arial Narrow" w:eastAsia="Arial Narrow" w:hAnsi="Arial Narrow" w:cs="Arial Narrow"/>
-          <w:color w:val="000000"/>
-          <w:kern w:val="0"/>
-          <w:sz w:val="22"/>
-          <w:szCs w:val="22"/>
-          <w:lang w:val="es-ES" w:eastAsia="es-ES"/>
-          <w14:ligatures w14:val="none"/>
-        </w:rPr>
-      </w:pPr>
     </w:p>
     <w:p>
       <w:pPr>
@@ -2939,7 +2934,19 @@
           <w:lang w:eastAsia="es-PE"/>
           <w14:ligatures w14:val="none"/>
         </w:rPr>
-        <w:t xml:space="preserve">PRIMERO: admitir a trámite la denuncia del 23 de enero de 2025 interpuesta por la señora [DENUNCIANTE] contra Mapfre Perú Compañía de Seguros y Reaseguros S.A. y el Comité de Administración del Fondo de Asistencia y Estímulo de los Trabajadores del Sector Educación, por lo siguiente:</w:t>
+        <w:t xml:space="preserve">PRIMERO:</w:t>
+      </w:r>
+      <w:r>
+        <w:rPr>
+          <w:rFonts w:ascii="Arial Narrow" w:eastAsia="Arial Narrow" w:hAnsi="Arial Narrow" w:cs="Arial Narrow"/>
+          <w:color w:val="000000"/>
+          <w:kern w:val="0"/>
+          <w:sz w:val="22"/>
+          <w:szCs w:val="22"/>
+          <w:lang w:eastAsia="es-PE"/>
+          <w14:ligatures w14:val="none"/>
+        </w:rPr>
+        <w:t xml:space="preserve"> admitir a trámite la denuncia del 23 de enero de 2025 interpuesta por la señora [DENUNCIANTE] contra Mapfre Perú Compañía de Seguros y Reaseguros S.A. y el Comité de Administración del Fondo de Asistencia y Estímulo de los Trabajadores del Sector Educación, por lo siguiente:</w:t>
       </w:r>
       <w:r>
         <w:rPr>
@@ -2982,7 +2989,6 @@
       <w:r>
         <w:rPr>
           <w:rFonts w:ascii="Arial Narrow" w:eastAsia="Arial Narrow" w:hAnsi="Arial Narrow" w:cs="Arial Narrow"/>
-          <w:bCs/>
           <w:spacing w:val="-3"/>
           <w:kern w:val="0"/>
           <w14:ligatures w14:val="none"/>
@@ -3076,7 +3082,6 @@
       <w:r>
         <w:rPr>
           <w:rFonts w:ascii="Arial Narrow" w:eastAsia="Arial Narrow" w:hAnsi="Arial Narrow" w:cs="Arial Narrow"/>
-          <w:bCs/>
           <w:sz w:val="22"/>
           <w:szCs w:val="22"/>
         </w:rPr>
@@ -3796,19 +3801,6 @@
     </w:p>
     <w:p>
       <w:pPr>
-        <w:spacing w:after="0" w:line="240" w:lineRule="auto"/>
-        <w:jc w:val="both"/>
-        <w:rPr>
-          <w:rFonts w:ascii="Arial Narrow" w:eastAsia="Arial Narrow" w:hAnsi="Arial Narrow" w:cs="Arial Narrow"/>
-          <w:kern w:val="0"/>
-          <w14:ligatures w14:val="none"/>
-          <w:sz w:val="22"/>
-          <w:szCs w:val="22"/>
-        </w:rPr>
-      </w:pPr>
-    </w:p>
-    <w:p>
-      <w:pPr>
         <w:spacing w:line="240" w:lineRule="auto"/>
         <w:contextualSpacing/>
         <w:jc w:val="both"/>
@@ -3921,7 +3913,19 @@
           <w:lang w:eastAsia="es-PE"/>
           <w14:ligatures w14:val="none"/>
         </w:rPr>
-        <w:t xml:space="preserve">TERCERO: </w:t>
+        <w:t xml:space="preserve">TERCERO:</w:t>
+      </w:r>
+      <w:r>
+        <w:rPr>
+          <w:rFonts w:ascii="Arial Narrow" w:eastAsia="Arial Narrow" w:hAnsi="Arial Narrow" w:cs="Arial Narrow"/>
+          <w:color w:val="000000"/>
+          <w:kern w:val="0"/>
+          <w:sz w:val="22"/>
+          <w:szCs w:val="22"/>
+          <w:lang w:eastAsia="es-PE"/>
+          <w14:ligatures w14:val="none"/>
+        </w:rPr>
+        <w:t xml:space="preserve"> </w:t>
       </w:r>
       <w:r>
         <w:rPr>
@@ -3938,7 +3942,6 @@
       <w:r>
         <w:rPr>
           <w:rFonts w:ascii="Arial Narrow" w:eastAsia="Arial Narrow" w:hAnsi="Arial Narrow" w:cs="Arial Narrow"/>
-          <w:bCs/>
           <w:sz w:val="22"/>
           <w:szCs w:val="22"/>
         </w:rPr>
@@ -4322,7 +4325,15 @@
           <w:sz w:val="22"/>
           <w:szCs w:val="22"/>
         </w:rPr>
-        <w:t xml:space="preserve">CUARTO: </w:t>
+        <w:t xml:space="preserve">CUARTO:</w:t>
+      </w:r>
+      <w:r>
+        <w:rPr>
+          <w:rFonts w:ascii="Arial Narrow" w:eastAsia="Arial Narrow" w:hAnsi="Arial Narrow" w:cs="Arial Narrow"/>
+          <w:sz w:val="22"/>
+          <w:szCs w:val="22"/>
+        </w:rPr>
+        <w:t xml:space="preserve"> </w:t>
       </w:r>
       <w:r>
         <w:rPr>
@@ -4344,7 +4355,7 @@
           <w:lang w:val="es-ES" w:eastAsia="es-ES"/>
           <w14:ligatures w14:val="none"/>
         </w:rPr>
-        <w:footnoteReference w:id="14"/>
+        <w:footnoteReference w:id="9"/>
       </w:r>
       <w:r>
         <w:rPr>
@@ -4366,7 +4377,7 @@
           <w:lang w:val="es-ES" w:eastAsia="es-ES"/>
           <w14:ligatures w14:val="none"/>
         </w:rPr>
-        <w:footnoteReference w:id="15"/>
+        <w:footnoteReference w:id="10"/>
       </w:r>
       <w:r>
         <w:rPr>
@@ -4417,7 +4428,19 @@
           <w:lang w:eastAsia="es-PE"/>
           <w14:ligatures w14:val="none"/>
         </w:rPr>
-        <w:t xml:space="preserve">QUINTO: </w:t>
+        <w:t xml:space="preserve">QUINTO:</w:t>
+      </w:r>
+      <w:r>
+        <w:rPr>
+          <w:rFonts w:ascii="Arial Narrow" w:eastAsia="Arial Narrow" w:hAnsi="Arial Narrow" w:cs="Arial Narrow"/>
+          <w:color w:val="000000"/>
+          <w:kern w:val="0"/>
+          <w:sz w:val="22"/>
+          <w:szCs w:val="22"/>
+          <w:lang w:eastAsia="es-PE"/>
+          <w14:ligatures w14:val="none"/>
+        </w:rPr>
+        <w:t xml:space="preserve"> </w:t>
       </w:r>
       <w:bookmarkStart w:id="4" w:name="_Hlk188286813"/>
       <w:r>
@@ -4473,7 +4496,6 @@
       <w:r>
         <w:rPr>
           <w:rFonts w:ascii="Arial Narrow" w:eastAsia="Arial Narrow" w:hAnsi="Arial Narrow" w:cs="Arial Narrow"/>
-          <w:bCs/>
           <w:sz w:val="22"/>
           <w:szCs w:val="22"/>
         </w:rPr>
@@ -4673,7 +4695,19 @@
           <w:lang w:eastAsia="es-PE"/>
           <w14:ligatures w14:val="none"/>
         </w:rPr>
-        <w:t xml:space="preserve">SEXTO: </w:t>
+        <w:t xml:space="preserve">SEXTO:</w:t>
+      </w:r>
+      <w:r>
+        <w:rPr>
+          <w:rFonts w:ascii="Arial Narrow" w:eastAsia="Arial Narrow" w:hAnsi="Arial Narrow" w:cs="Arial Narrow"/>
+          <w:color w:val="000000"/>
+          <w:kern w:val="0"/>
+          <w:sz w:val="22"/>
+          <w:szCs w:val="22"/>
+          <w:lang w:eastAsia="es-PE"/>
+          <w14:ligatures w14:val="none"/>
+        </w:rPr>
+        <w:t xml:space="preserve"> </w:t>
       </w:r>
       <w:r>
         <w:rPr>
@@ -4714,7 +4748,6 @@
       <w:r>
         <w:rPr>
           <w:rFonts w:ascii="Arial Narrow" w:eastAsia="Arial Narrow" w:hAnsi="Arial Narrow" w:cs="Arial Narrow"/>
-          <w:bCs/>
           <w:sz w:val="22"/>
           <w:szCs w:val="22"/>
         </w:rPr>
@@ -4950,7 +4983,7 @@
           <w:lang w:eastAsia="es-PE"/>
           <w14:ligatures w14:val="none"/>
         </w:rPr>
-        <w:footnoteReference w:id="9"/>
+        <w:footnoteReference w:id="11"/>
       </w:r>
       <w:r>
         <w:rPr>
@@ -5048,7 +5081,7 @@
           <w:lang w:eastAsia="es-PE"/>
           <w14:ligatures w14:val="none"/>
         </w:rPr>
-        <w:footnoteReference w:id="10"/>
+        <w:footnoteReference w:id="12"/>
       </w:r>
       <w:r>
         <w:rPr>
@@ -5112,7 +5145,7 @@
           <w:lang w:eastAsia="es-PE"/>
           <w14:ligatures w14:val="none"/>
         </w:rPr>
-        <w:footnoteReference w:id="11"/>
+        <w:footnoteReference w:id="13"/>
       </w:r>
       <w:r>
         <w:rPr>
@@ -5361,7 +5394,7 @@
           <w:vertAlign w:val="superscript"/>
           <w14:ligatures w14:val="none"/>
         </w:rPr>
-        <w:footnoteReference w:id="12"/>
+        <w:footnoteReference w:id="14"/>
       </w:r>
       <w:r>
         <w:rPr>
@@ -5379,7 +5412,6 @@
           <w:kern w:val="0"/>
           <w:sz w:val="22"/>
           <w:szCs w:val="22"/>
-          <w:u w:val="single"/>
           <w14:ligatures w14:val="none"/>
         </w:rPr>
         <w:t>expresamente su facultad para asistir y conciliar en su representación</w:t>
@@ -5387,7 +5419,6 @@
       <w:r>
         <w:rPr>
           <w:rFonts w:ascii="Arial Narrow" w:eastAsia="Arial Narrow" w:hAnsi="Arial Narrow" w:cs="Arial Narrow"/>
-          <w:bCs/>
           <w:kern w:val="0"/>
           <w14:ligatures w14:val="none"/>
           <w:sz w:val="22"/>
@@ -5398,8 +5429,6 @@
       <w:r>
         <w:rPr>
           <w:rFonts w:ascii="Arial Narrow" w:eastAsia="Arial Narrow" w:hAnsi="Arial Narrow" w:cs="Arial Narrow"/>
-          <w:b/>
-          <w:bCs/>
           <w:kern w:val="0"/>
           <w14:ligatures w14:val="none"/>
           <w:sz w:val="22"/>
@@ -5413,7 +5442,6 @@
           <w:kern w:val="0"/>
           <w:sz w:val="22"/>
           <w:szCs w:val="22"/>
-          <w:u w:val="single"/>
           <w14:ligatures w14:val="none"/>
         </w:rPr>
         <w:t xml:space="preserve">Ello bajo apercibimiento de no realizar la audiencia de conciliación y levantar el acta de inasistencia correspondiente. </w:t>
@@ -5537,7 +5565,15 @@
           <w:szCs w:val="22"/>
         </w:rPr>
         <w:lastRenderedPageBreak/>
-        <w:t xml:space="preserve">DÉCIMO PRIMERO: </w:t>
+        <w:t xml:space="preserve">DÉCIMO PRIMERO:</w:t>
+      </w:r>
+      <w:r>
+        <w:rPr>
+          <w:rFonts w:ascii="Arial Narrow" w:eastAsia="Arial Narrow" w:hAnsi="Arial Narrow" w:cs="Arial Narrow"/>
+          <w:sz w:val="22"/>
+          <w:szCs w:val="22"/>
+        </w:rPr>
+        <w:t xml:space="preserve"> </w:t>
       </w:r>
       <w:r>
         <w:rPr>
@@ -5728,7 +5764,7 @@
           <w:szCs w:val="22"/>
           <w:vertAlign w:val="superscript"/>
         </w:rPr>
-        <w:footnoteReference w:id="13"/>
+        <w:footnoteReference w:id="15"/>
       </w:r>
       <w:r>
         <w:rPr>
@@ -5982,6 +6018,36 @@
           <w14:ligatures w14:val="none"/>
         </w:rPr>
       </w:pPr>
+    </w:p>
+    <w:p>
+      <w:pPr>
+        <w:shd w:val="clear" w:color="auto" w:fill="FFFFFF" w:themeFill="background1"/>
+        <w:spacing w:after="0" w:line="240" w:lineRule="auto"/>
+        <w:jc w:val="center"/>
+        <w:rPr>
+          <w:rFonts w:ascii="Arial Narrow" w:eastAsia="Arial Narrow" w:hAnsi="Arial Narrow" w:cs="Arial Narrow"/>
+          <w:b/>
+          <w:bCs/>
+          <w:color w:val="000000" w:themeColor="text1"/>
+          <w:kern w:val="0"/>
+          <w14:ligatures w14:val="none"/>
+          <w:sz w:val="22"/>
+          <w:szCs w:val="22"/>
+        </w:rPr>
+      </w:pPr>
+      <w:r>
+        <w:rPr>
+          <w:rFonts w:ascii="Arial Narrow" w:eastAsia="Arial Narrow" w:hAnsi="Arial Narrow" w:cs="Arial Narrow"/>
+          <w:b/>
+          <w:bCs/>
+          <w:color w:val="000000" w:themeColor="text1"/>
+          <w:kern w:val="0"/>
+          <w14:ligatures w14:val="none"/>
+          <w:sz w:val="22"/>
+          <w:szCs w:val="22"/>
+        </w:rPr>
+        <w:t xml:space="preserve">Firmado digitalmente por</w:t>
+      </w:r>
     </w:p>
     <w:p>
       <w:pPr>
@@ -6279,6 +6345,9 @@
     <w:p>
       <w:pPr>
         <w:pStyle w:val="Textonotapie"/>
+        <w:tabs>
+          <w:tab w:val="left" w:pos="567"/>
+        </w:tabs>
         <w:ind w:left="567" w:hanging="567"/>
         <w:jc w:val="both"/>
         <w:rPr>
@@ -6303,6 +6372,25 @@
           <w:sz w:val="16"/>
           <w:szCs w:val="16"/>
         </w:rPr>
+        <w:tab/>
+        <w:t xml:space="preserve"/>
+      </w:r>
+      <w:r>
+        <w:rPr>
+          <w:rFonts w:ascii="Arial Narrow" w:eastAsia="Arial Narrow" w:hAnsi="Arial Narrow" w:cs="Arial Narrow"/>
+          <w:sz w:val="16"/>
+          <w:szCs w:val="16"/>
+        </w:rPr>
+        <w:tab/>
+        <w:t>Publicado</w:t>
+      </w:r>
+      <w:r>
+        <w:rPr>
+          <w:rFonts w:ascii="Arial Narrow" w:eastAsia="Arial Narrow" w:hAnsi="Arial Narrow" w:cs="Arial Narrow"/>
+          <w:b/>
+          <w:sz w:val="16"/>
+          <w:szCs w:val="16"/>
+        </w:rPr>
         <w:t xml:space="preserve"> </w:t>
       </w:r>
       <w:r>
@@ -6311,131 +6399,7 @@
           <w:sz w:val="16"/>
           <w:szCs w:val="16"/>
         </w:rPr>
-        <w:tab/>
-      </w:r>
-      <w:r>
-        <w:rPr>
-          <w:rFonts w:ascii="Arial Narrow" w:eastAsia="Arial Narrow" w:hAnsi="Arial Narrow" w:cs="Arial Narrow"/>
-          <w:sz w:val="16"/>
-          <w:szCs w:val="16"/>
-        </w:rPr>
-        <w:t xml:space="preserve">Denuncia remitida a esta Comisión mediante Memorándum </w:t>
-      </w:r>
-      <w:proofErr w:type="spellStart"/>
-      <w:r>
-        <w:rPr>
-          <w:rFonts w:ascii="Arial Narrow" w:eastAsia="Arial Narrow" w:hAnsi="Arial Narrow" w:cs="Arial Narrow"/>
-          <w:sz w:val="16"/>
-          <w:szCs w:val="16"/>
-        </w:rPr>
-        <w:t xml:space="preserve"/>
-      </w:r>
-      <w:proofErr w:type="spellEnd"/>
-      <w:r>
-        <w:rPr>
-          <w:rFonts w:ascii="Arial Narrow" w:eastAsia="Arial Narrow" w:hAnsi="Arial Narrow" w:cs="Arial Narrow"/>
-          <w:sz w:val="16"/>
-          <w:szCs w:val="16"/>
-        </w:rPr>
-        <w:t xml:space="preserve"/>
-      </w:r>
-      <w:r>
-        <w:rPr>
-          <w:rFonts w:ascii="Arial Narrow" w:eastAsia="Arial Narrow" w:hAnsi="Arial Narrow" w:cs="Arial Narrow"/>
-          <w:sz w:val="16"/>
-          <w:szCs w:val="16"/>
-        </w:rPr>
-        <w:t xml:space="preserve">000811-2025-PS1/INDECOPI </w:t>
-      </w:r>
-      <w:r>
-        <w:rPr>
-          <w:rFonts w:ascii="Arial Narrow" w:eastAsia="Arial Narrow" w:hAnsi="Arial Narrow" w:cs="Arial Narrow"/>
-          <w:sz w:val="16"/>
-          <w:szCs w:val="16"/>
-        </w:rPr>
-        <w:t xml:space="preserve">de fecha </w:t>
-      </w:r>
-      <w:r>
-        <w:rPr>
-          <w:rFonts w:ascii="Arial Narrow" w:eastAsia="Arial Narrow" w:hAnsi="Arial Narrow" w:cs="Arial Narrow"/>
-          <w:sz w:val="16"/>
-          <w:szCs w:val="16"/>
-        </w:rPr>
-        <w:t xml:space="preserve">01 de abril de 2025</w:t>
-      </w:r>
-      <w:r>
-        <w:rPr>
-          <w:rFonts w:ascii="Arial Narrow" w:eastAsia="Arial Narrow" w:hAnsi="Arial Narrow" w:cs="Arial Narrow"/>
-          <w:sz w:val="16"/>
-          <w:szCs w:val="16"/>
-        </w:rPr>
-        <w:t xml:space="preserve"/>
-      </w:r>
-      <w:r>
-        <w:rPr>
-          <w:rFonts w:ascii="Arial Narrow" w:eastAsia="Arial Narrow" w:hAnsi="Arial Narrow" w:cs="Arial Narrow"/>
-          <w:sz w:val="16"/>
-          <w:szCs w:val="16"/>
-        </w:rPr>
-        <w:t xml:space="preserve"/>
-      </w:r>
-      <w:r>
-        <w:rPr>
-          <w:rFonts w:ascii="Arial Narrow" w:eastAsia="Arial Narrow" w:hAnsi="Arial Narrow" w:cs="Arial Narrow"/>
-          <w:sz w:val="16"/>
-          <w:szCs w:val="16"/>
-        </w:rPr>
-        <w:t xml:space="preserve">, </w:t>
-      </w:r>
-      <w:proofErr w:type="spellStart"/>
-      <w:r>
-        <w:rPr>
-          <w:rFonts w:ascii="Arial Narrow" w:eastAsia="Arial Narrow" w:hAnsi="Arial Narrow" w:cs="Arial Narrow"/>
-          <w:sz w:val="16"/>
-          <w:szCs w:val="16"/>
-        </w:rPr>
-        <w:t xml:space="preserve">recibida</w:t>
-      </w:r>
-      <w:proofErr w:type="spellEnd"/>
-      <w:r>
-        <w:rPr>
-          <w:rFonts w:ascii="Arial Narrow" w:eastAsia="Arial Narrow" w:hAnsi="Arial Narrow" w:cs="Arial Narrow"/>
-          <w:sz w:val="16"/>
-          <w:szCs w:val="16"/>
-        </w:rPr>
-        <w:t xml:space="preserve"> el </w:t>
-      </w:r>
-      <w:r>
-        <w:rPr>
-          <w:rFonts w:ascii="Arial Narrow" w:eastAsia="Arial Narrow" w:hAnsi="Arial Narrow" w:cs="Arial Narrow"/>
-          <w:sz w:val="16"/>
-          <w:szCs w:val="16"/>
-        </w:rPr>
-        <w:t xml:space="preserve">01 de abril de 2025</w:t>
-      </w:r>
-      <w:r>
-        <w:rPr>
-          <w:rFonts w:ascii="Arial Narrow" w:eastAsia="Arial Narrow" w:hAnsi="Arial Narrow" w:cs="Arial Narrow"/>
-          <w:sz w:val="16"/>
-          <w:szCs w:val="16"/>
-        </w:rPr>
-        <w:t xml:space="preserve"/>
-      </w:r>
-      <w:r>
-        <w:rPr>
-          <w:rFonts w:ascii="Arial Narrow" w:eastAsia="Arial Narrow" w:hAnsi="Arial Narrow" w:cs="Arial Narrow"/>
-          <w:sz w:val="16"/>
-          <w:szCs w:val="16"/>
-        </w:rPr>
-        <w:t xml:space="preserve"/>
-      </w:r>
-      <w:r>
-        <w:rPr>
-          <w:rFonts w:ascii="Arial Narrow" w:eastAsia="Arial Narrow" w:hAnsi="Arial Narrow" w:cs="Arial Narrow"/>
-          <w:sz w:val="16"/>
-          <w:szCs w:val="16"/>
-        </w:rPr>
-        <w:t xml:space="preserve">.</w:t>
+        <w:t xml:space="preserve">el 2 de setiembre de 2010 en el Diario Oficial El Peruano, vigente desde el 2 de octubre de 2010 y modificado por Decreto Legislativo 1308.</w:t>
       </w:r>
     </w:p>
     <w:p>
@@ -6455,6 +6419,9 @@
     <w:p>
       <w:pPr>
         <w:pStyle w:val="Textonotapie"/>
+        <w:tabs>
+          <w:tab w:val="left" w:pos="567"/>
+        </w:tabs>
         <w:ind w:left="567" w:hanging="567"/>
         <w:jc w:val="both"/>
         <w:rPr>
@@ -6479,33 +6446,140 @@
           <w:sz w:val="16"/>
           <w:szCs w:val="16"/>
         </w:rPr>
-        <w:t xml:space="preserve"> </w:t>
-      </w:r>
-      <w:r>
-        <w:rPr>
-          <w:rFonts w:ascii="Arial Narrow" w:eastAsia="Arial Narrow" w:hAnsi="Arial Narrow" w:cs="Arial Narrow"/>
-          <w:sz w:val="16"/>
-          <w:szCs w:val="16"/>
-        </w:rPr>
         <w:tab/>
-        <w:t>Publicado</w:t>
-      </w:r>
-      <w:r>
-        <w:rPr>
-          <w:rFonts w:ascii="Arial Narrow" w:eastAsia="Arial Narrow" w:hAnsi="Arial Narrow" w:cs="Arial Narrow"/>
-          <w:b/>
-          <w:sz w:val="16"/>
-          <w:szCs w:val="16"/>
-        </w:rPr>
-        <w:t xml:space="preserve"> </w:t>
-      </w:r>
-      <w:r>
-        <w:rPr>
-          <w:rFonts w:ascii="Arial Narrow" w:eastAsia="Arial Narrow" w:hAnsi="Arial Narrow" w:cs="Arial Narrow"/>
-          <w:sz w:val="16"/>
-          <w:szCs w:val="16"/>
-        </w:rPr>
-        <w:t xml:space="preserve">el 2 de setiembre de 2010 en el Diario Oficial El Peruano, vigente desde el 2 de octubre de 2010 y modificado por Decreto Legislativo 1308.</w:t>
+        <w:t xml:space="preserve"/>
+      </w:r>
+      <w:r>
+        <w:rPr>
+          <w:rFonts w:ascii="Arial Narrow" w:eastAsia="Arial Narrow" w:hAnsi="Arial Narrow" w:cs="Arial Narrow"/>
+          <w:sz w:val="16"/>
+          <w:szCs w:val="16"/>
+        </w:rPr>
+        <w:tab/>
+      </w:r>
+      <w:r>
+        <w:rPr>
+          <w:rFonts w:ascii="Arial Narrow" w:eastAsia="Arial Narrow" w:hAnsi="Arial Narrow" w:cs="Arial Narrow"/>
+          <w:sz w:val="16"/>
+          <w:szCs w:val="16"/>
+        </w:rPr>
+        <w:t xml:space="preserve">Denuncia remitida a esta Comisión mediante Memorándum </w:t>
+      </w:r>
+      <w:proofErr w:type="spellStart"/>
+      <w:r>
+        <w:rPr>
+          <w:rFonts w:ascii="Arial Narrow" w:eastAsia="Arial Narrow" w:hAnsi="Arial Narrow" w:cs="Arial Narrow"/>
+          <w:sz w:val="16"/>
+          <w:szCs w:val="16"/>
+        </w:rPr>
+        <w:t xml:space="preserve"/>
+      </w:r>
+      <w:proofErr w:type="spellEnd"/>
+      <w:r>
+        <w:rPr>
+          <w:rFonts w:ascii="Arial Narrow" w:eastAsia="Arial Narrow" w:hAnsi="Arial Narrow" w:cs="Arial Narrow"/>
+          <w:sz w:val="16"/>
+          <w:szCs w:val="16"/>
+        </w:rPr>
+        <w:t xml:space="preserve"/>
+      </w:r>
+      <w:r>
+        <w:rPr>
+          <w:rFonts w:ascii="Arial Narrow" w:eastAsia="Arial Narrow" w:hAnsi="Arial Narrow" w:cs="Arial Narrow"/>
+          <w:sz w:val="16"/>
+          <w:szCs w:val="16"/>
+        </w:rPr>
+        <w:t xml:space="preserve">000811-2025-PS1/INDECOPI </w:t>
+      </w:r>
+      <w:r>
+        <w:rPr>
+          <w:rFonts w:ascii="Arial Narrow" w:eastAsia="Arial Narrow" w:hAnsi="Arial Narrow" w:cs="Arial Narrow"/>
+          <w:sz w:val="16"/>
+          <w:szCs w:val="16"/>
+        </w:rPr>
+        <w:t xml:space="preserve">de fecha </w:t>
+      </w:r>
+      <w:r>
+        <w:rPr>
+          <w:rFonts w:ascii="Arial Narrow" w:eastAsia="Arial Narrow" w:hAnsi="Arial Narrow" w:cs="Arial Narrow"/>
+          <w:sz w:val="16"/>
+          <w:szCs w:val="16"/>
+        </w:rPr>
+        <w:t xml:space="preserve">01 de abril de 2025</w:t>
+      </w:r>
+      <w:r>
+        <w:rPr>
+          <w:rFonts w:ascii="Arial Narrow" w:eastAsia="Arial Narrow" w:hAnsi="Arial Narrow" w:cs="Arial Narrow"/>
+          <w:sz w:val="16"/>
+          <w:szCs w:val="16"/>
+        </w:rPr>
+        <w:t xml:space="preserve"/>
+      </w:r>
+      <w:r>
+        <w:rPr>
+          <w:rFonts w:ascii="Arial Narrow" w:eastAsia="Arial Narrow" w:hAnsi="Arial Narrow" w:cs="Arial Narrow"/>
+          <w:sz w:val="16"/>
+          <w:szCs w:val="16"/>
+        </w:rPr>
+        <w:t xml:space="preserve"/>
+      </w:r>
+      <w:r>
+        <w:rPr>
+          <w:rFonts w:ascii="Arial Narrow" w:eastAsia="Arial Narrow" w:hAnsi="Arial Narrow" w:cs="Arial Narrow"/>
+          <w:sz w:val="16"/>
+          <w:szCs w:val="16"/>
+        </w:rPr>
+        <w:t xml:space="preserve">, </w:t>
+      </w:r>
+      <w:proofErr w:type="spellStart"/>
+      <w:r>
+        <w:rPr>
+          <w:rFonts w:ascii="Arial Narrow" w:eastAsia="Arial Narrow" w:hAnsi="Arial Narrow" w:cs="Arial Narrow"/>
+          <w:sz w:val="16"/>
+          <w:szCs w:val="16"/>
+        </w:rPr>
+        <w:t xml:space="preserve">recibida</w:t>
+      </w:r>
+      <w:proofErr w:type="spellEnd"/>
+      <w:r>
+        <w:rPr>
+          <w:rFonts w:ascii="Arial Narrow" w:eastAsia="Arial Narrow" w:hAnsi="Arial Narrow" w:cs="Arial Narrow"/>
+          <w:sz w:val="16"/>
+          <w:szCs w:val="16"/>
+        </w:rPr>
+        <w:t xml:space="preserve"> el </w:t>
+      </w:r>
+      <w:r>
+        <w:rPr>
+          <w:rFonts w:ascii="Arial Narrow" w:eastAsia="Arial Narrow" w:hAnsi="Arial Narrow" w:cs="Arial Narrow"/>
+          <w:sz w:val="16"/>
+          <w:szCs w:val="16"/>
+        </w:rPr>
+        <w:t xml:space="preserve">01 de abril de 2025</w:t>
+      </w:r>
+      <w:r>
+        <w:rPr>
+          <w:rFonts w:ascii="Arial Narrow" w:eastAsia="Arial Narrow" w:hAnsi="Arial Narrow" w:cs="Arial Narrow"/>
+          <w:sz w:val="16"/>
+          <w:szCs w:val="16"/>
+        </w:rPr>
+        <w:t xml:space="preserve"/>
+      </w:r>
+      <w:r>
+        <w:rPr>
+          <w:rFonts w:ascii="Arial Narrow" w:eastAsia="Arial Narrow" w:hAnsi="Arial Narrow" w:cs="Arial Narrow"/>
+          <w:sz w:val="16"/>
+          <w:szCs w:val="16"/>
+        </w:rPr>
+        <w:t xml:space="preserve"/>
+      </w:r>
+      <w:r>
+        <w:rPr>
+          <w:rFonts w:ascii="Arial Narrow" w:eastAsia="Arial Narrow" w:hAnsi="Arial Narrow" w:cs="Arial Narrow"/>
+          <w:sz w:val="16"/>
+          <w:szCs w:val="16"/>
+        </w:rPr>
+        <w:t xml:space="preserve">.</w:t>
       </w:r>
     </w:p>
     <w:p>
@@ -6554,15 +6628,16 @@
           <w:sz w:val="16"/>
           <w:szCs w:val="16"/>
         </w:rPr>
-        <w:t xml:space="preserve"> </w:t>
-      </w:r>
-      <w:r>
-        <w:rPr>
-          <w:rFonts w:ascii="Arial Narrow" w:eastAsia="Arial Narrow" w:hAnsi="Arial Narrow" w:cs="Arial Narrow"/>
-          <w:sz w:val="16"/>
-          <w:szCs w:val="16"/>
-        </w:rPr>
         <w:tab/>
+        <w:t xml:space="preserve"/>
+      </w:r>
+      <w:r>
+        <w:rPr>
+          <w:rFonts w:ascii="Arial Narrow" w:eastAsia="Arial Narrow" w:hAnsi="Arial Narrow" w:cs="Arial Narrow"/>
+          <w:sz w:val="16"/>
+          <w:szCs w:val="16"/>
+        </w:rPr>
+        <w:tab/>
       </w:r>
       <w:r>
         <w:rPr>
@@ -6594,7 +6669,7 @@
           <w:sz w:val="16"/>
           <w:szCs w:val="16"/>
         </w:rPr>
-        <w:t xml:space="preserve"> 29571, CÓDIGO DE PROTECCIÓN Y DEFENSA DEL CONSUMIDOR, publicado el 2 de setiembre de 2010 y modificado por Decreto Legislativo </w:t>
+        <w:t xml:space="preserve">29571, CÓDIGO DE PROTECCIÓN Y DEFENSA DEL CONSUMIDOR, publicado el 2 de setiembre de 2010 y modificado por Decreto Legislativo </w:t>
       </w:r>
       <w:proofErr w:type="spellStart"/>
       <w:r>
@@ -6616,7 +6691,7 @@
           <w:sz w:val="16"/>
           <w:szCs w:val="16"/>
         </w:rPr>
-        <w:t xml:space="preserve"> 1308 </w:t>
+        <w:t xml:space="preserve">1308 </w:t>
       </w:r>
     </w:p>
     <w:p>
@@ -6686,7 +6761,7 @@
           <w:sz w:val="16"/>
           <w:szCs w:val="16"/>
         </w:rPr>
-        <w:t xml:space="preserve"> 1033, Ley de Organización y Funciones del Indecopi. Dicha competencia solo puede ser negada cuando ella haya sido asignada o se asigne a favor de otro organismo por norma expresa con rango de ley. </w:t>
+        <w:t xml:space="preserve">1033, Ley de Organización y Funciones del Indecopi. Dicha competencia solo puede ser negada cuando ella haya sido asignada o se asigne a favor de otro organismo por norma expresa con rango de ley. </w:t>
       </w:r>
     </w:p>
     <w:p>
@@ -6723,10 +6798,52 @@
         <w:jc w:val="both"/>
         <w:rPr>
           <w:rFonts w:ascii="Arial Narrow" w:eastAsia="Arial Narrow" w:hAnsi="Arial Narrow" w:cs="Arial Narrow"/>
-          <w:sz w:val="16"/>
-          <w:szCs w:val="16"/>
-        </w:rPr>
-      </w:pPr>
+          <w:b/>
+          <w:bCs/>
+          <w:sz w:val="16"/>
+          <w:szCs w:val="16"/>
+        </w:rPr>
+      </w:pPr>
+      <w:r>
+        <w:rPr>
+          <w:rFonts w:ascii="Arial Narrow" w:eastAsia="Arial Narrow" w:hAnsi="Arial Narrow" w:cs="Arial Narrow"/>
+          <w:sz w:val="16"/>
+          <w:szCs w:val="16"/>
+        </w:rPr>
+        <w:tab/>
+      </w:r>
+      <w:r>
+        <w:rPr>
+          <w:rFonts w:ascii="Arial Narrow" w:eastAsia="Arial Narrow" w:hAnsi="Arial Narrow" w:cs="Arial Narrow"/>
+          <w:b/>
+          <w:bCs/>
+          <w:sz w:val="16"/>
+          <w:szCs w:val="16"/>
+        </w:rPr>
+        <w:t xml:space="preserve">LEY DE ORGANIZACIÓN Y FUNCIONES DEL INDECOPI, APROBADA POR DECRETO LEGISLATIVO </w:t>
+      </w:r>
+      <w:proofErr w:type="spellStart"/>
+      <w:r>
+        <w:rPr>
+          <w:rFonts w:ascii="Arial Narrow" w:eastAsia="Arial Narrow" w:hAnsi="Arial Narrow" w:cs="Arial Narrow"/>
+          <w:b/>
+          <w:bCs/>
+          <w:sz w:val="16"/>
+          <w:szCs w:val="16"/>
+        </w:rPr>
+        <w:t/>
+      </w:r>
+      <w:proofErr w:type="spellEnd"/>
+      <w:r>
+        <w:rPr>
+          <w:rFonts w:ascii="Arial Narrow" w:eastAsia="Arial Narrow" w:hAnsi="Arial Narrow" w:cs="Arial Narrow"/>
+          <w:b/>
+          <w:bCs/>
+          <w:sz w:val="16"/>
+          <w:szCs w:val="16"/>
+        </w:rPr>
+        <w:t xml:space="preserve">1033 </w:t>
+      </w:r>
     </w:p>
     <w:p>
       <w:pPr>
@@ -6738,51 +6855,46 @@
         <w:jc w:val="both"/>
         <w:rPr>
           <w:rFonts w:ascii="Arial Narrow" w:eastAsia="Arial Narrow" w:hAnsi="Arial Narrow" w:cs="Arial Narrow"/>
+          <w:sz w:val="16"/>
+          <w:szCs w:val="16"/>
+        </w:rPr>
+      </w:pPr>
+      <w:r>
+        <w:rPr>
+          <w:rFonts w:ascii="Arial Narrow" w:eastAsia="Arial Narrow" w:hAnsi="Arial Narrow" w:cs="Arial Narrow"/>
           <w:b/>
           <w:bCs/>
           <w:sz w:val="16"/>
           <w:szCs w:val="16"/>
         </w:rPr>
-      </w:pPr>
-      <w:r>
-        <w:rPr>
-          <w:rFonts w:ascii="Arial Narrow" w:eastAsia="Arial Narrow" w:hAnsi="Arial Narrow" w:cs="Arial Narrow"/>
-          <w:sz w:val="16"/>
-          <w:szCs w:val="16"/>
-        </w:rPr>
         <w:tab/>
-      </w:r>
-      <w:r>
-        <w:rPr>
-          <w:rFonts w:ascii="Arial Narrow" w:eastAsia="Arial Narrow" w:hAnsi="Arial Narrow" w:cs="Arial Narrow"/>
-          <w:b/>
-          <w:bCs/>
-          <w:sz w:val="16"/>
-          <w:szCs w:val="16"/>
-        </w:rPr>
-        <w:t xml:space="preserve">LEY DE ORGANIZACIÓN Y FUNCIONES DEL INDECOPI, APROBADA POR DECRETO LEGISLATIVO </w:t>
-      </w:r>
-      <w:proofErr w:type="spellStart"/>
-      <w:r>
-        <w:rPr>
-          <w:rFonts w:ascii="Arial Narrow" w:eastAsia="Arial Narrow" w:hAnsi="Arial Narrow" w:cs="Arial Narrow"/>
-          <w:b/>
-          <w:bCs/>
-          <w:sz w:val="16"/>
-          <w:szCs w:val="16"/>
-        </w:rPr>
-        <w:t/>
-      </w:r>
-      <w:proofErr w:type="spellEnd"/>
-      <w:r>
-        <w:rPr>
-          <w:rFonts w:ascii="Arial Narrow" w:eastAsia="Arial Narrow" w:hAnsi="Arial Narrow" w:cs="Arial Narrow"/>
-          <w:b/>
-          <w:bCs/>
-          <w:sz w:val="16"/>
-          <w:szCs w:val="16"/>
-        </w:rPr>
-        <w:t xml:space="preserve"> 1033 </w:t>
+        <w:t>Artículo 27.-</w:t>
+      </w:r>
+      <w:r>
+        <w:rPr>
+          <w:rFonts w:ascii="Arial Narrow" w:eastAsia="Arial Narrow" w:hAnsi="Arial Narrow" w:cs="Arial Narrow"/>
+          <w:sz w:val="16"/>
+          <w:szCs w:val="16"/>
+        </w:rPr>
+        <w:t xml:space="preserve"> De la Comisión de Protección al </w:t>
+      </w:r>
+      <w:proofErr w:type="gramStart"/>
+      <w:r>
+        <w:rPr>
+          <w:rFonts w:ascii="Arial Narrow" w:eastAsia="Arial Narrow" w:hAnsi="Arial Narrow" w:cs="Arial Narrow"/>
+          <w:sz w:val="16"/>
+          <w:szCs w:val="16"/>
+        </w:rPr>
+        <w:t>Consumidor.-</w:t>
+      </w:r>
+      <w:proofErr w:type="gramEnd"/>
+      <w:r>
+        <w:rPr>
+          <w:rFonts w:ascii="Arial Narrow" w:eastAsia="Arial Narrow" w:hAnsi="Arial Narrow" w:cs="Arial Narrow"/>
+          <w:sz w:val="16"/>
+          <w:szCs w:val="16"/>
+        </w:rPr>
+        <w:t xml:space="preserve"> </w:t>
       </w:r>
     </w:p>
     <w:p>
@@ -6802,39 +6914,11 @@
       <w:r>
         <w:rPr>
           <w:rFonts w:ascii="Arial Narrow" w:eastAsia="Arial Narrow" w:hAnsi="Arial Narrow" w:cs="Arial Narrow"/>
-          <w:b/>
-          <w:bCs/>
           <w:sz w:val="16"/>
           <w:szCs w:val="16"/>
         </w:rPr>
         <w:tab/>
-        <w:t>Artículo 27.-</w:t>
-      </w:r>
-      <w:r>
-        <w:rPr>
-          <w:rFonts w:ascii="Arial Narrow" w:eastAsia="Arial Narrow" w:hAnsi="Arial Narrow" w:cs="Arial Narrow"/>
-          <w:sz w:val="16"/>
-          <w:szCs w:val="16"/>
-        </w:rPr>
-        <w:t xml:space="preserve"> De la Comisión de Protección al </w:t>
-      </w:r>
-      <w:proofErr w:type="gramStart"/>
-      <w:r>
-        <w:rPr>
-          <w:rFonts w:ascii="Arial Narrow" w:eastAsia="Arial Narrow" w:hAnsi="Arial Narrow" w:cs="Arial Narrow"/>
-          <w:sz w:val="16"/>
-          <w:szCs w:val="16"/>
-        </w:rPr>
-        <w:t>Consumidor.-</w:t>
-      </w:r>
-      <w:proofErr w:type="gramEnd"/>
-      <w:r>
-        <w:rPr>
-          <w:rFonts w:ascii="Arial Narrow" w:eastAsia="Arial Narrow" w:hAnsi="Arial Narrow" w:cs="Arial Narrow"/>
-          <w:sz w:val="16"/>
-          <w:szCs w:val="16"/>
-        </w:rPr>
-        <w:t xml:space="preserve"> </w:t>
+        <w:t>Corresponde a la Comisión de Protección al Consumidor velar por el cumplimiento de la Ley de Protección al Consumidor y de las leyes que, en general, protegen a los consumidores de la falta de idoneidad de los bienes y servicios en función de la información brindada, de las omisiones de información y de la discriminación en el consumo, así como de aquellas que complementen o sustituyan a las anteriores.</w:t>
       </w:r>
     </w:p>
     <w:p>
@@ -6847,20 +6931,15 @@
         <w:jc w:val="both"/>
         <w:rPr>
           <w:rFonts w:ascii="Arial Narrow" w:eastAsia="Arial Narrow" w:hAnsi="Arial Narrow" w:cs="Arial Narrow"/>
-          <w:sz w:val="16"/>
-          <w:szCs w:val="16"/>
-        </w:rPr>
-      </w:pPr>
-      <w:r>
-        <w:rPr>
-          <w:rFonts w:ascii="Arial Narrow" w:eastAsia="Arial Narrow" w:hAnsi="Arial Narrow" w:cs="Arial Narrow"/>
-          <w:sz w:val="16"/>
-          <w:szCs w:val="16"/>
-        </w:rPr>
-        <w:tab/>
-        <w:t>Corresponde a la Comisión de Protección al Consumidor velar por el cumplimiento de la Ley de Protección al Consumidor y de las leyes que, en general, protegen a los consumidores de la falta de idoneidad de los bienes y servicios en función de la información brindada, de las omisiones de información y de la discriminación en el consumo, así como de aquellas que complementen o sustituyan a las anteriores.</w:t>
-      </w:r>
-    </w:p>
+          <w:b/>
+          <w:bCs/>
+          <w:sz w:val="16"/>
+          <w:szCs w:val="16"/>
+        </w:rPr>
+      </w:pPr>
+    </w:p>
+  </w:footnote>
+  <w:footnote w:id="4">
     <w:p>
       <w:pPr>
         <w:pStyle w:val="Textonotapie"/>
@@ -6877,9 +6956,194 @@
           <w:szCs w:val="16"/>
         </w:rPr>
       </w:pPr>
-    </w:p>
-  </w:footnote>
-  <w:footnote w:id="4">
+      <w:r>
+        <w:rPr>
+          <w:rStyle w:val="Refdenotaalpie"/>
+          <w:rFonts w:ascii="Arial Narrow" w:eastAsia="Arial Narrow" w:hAnsi="Arial Narrow" w:cs="Arial Narrow"/>
+          <w:sz w:val="16"/>
+          <w:szCs w:val="16"/>
+          <w:vertAlign w:val="superscript"/>
+        </w:rPr>
+        <w:footnoteRef/>
+      </w:r>
+      <w:r>
+        <w:rPr>
+          <w:rFonts w:ascii="Arial Narrow" w:eastAsia="Arial Narrow" w:hAnsi="Arial Narrow" w:cs="Arial Narrow"/>
+          <w:sz w:val="16"/>
+          <w:szCs w:val="16"/>
+        </w:rPr>
+        <w:tab/>
+        <w:t xml:space="preserve"/>
+      </w:r>
+      <w:r>
+        <w:rPr>
+          <w:rFonts w:ascii="Arial Narrow" w:eastAsia="Arial Narrow" w:hAnsi="Arial Narrow" w:cs="Arial Narrow"/>
+          <w:sz w:val="16"/>
+          <w:szCs w:val="16"/>
+        </w:rPr>
+        <w:tab/>
+      </w:r>
+      <w:r>
+        <w:rPr>
+          <w:rFonts w:ascii="Arial Narrow" w:eastAsia="Arial Narrow" w:hAnsi="Arial Narrow" w:cs="Arial Narrow"/>
+          <w:b/>
+          <w:bCs/>
+          <w:sz w:val="16"/>
+          <w:szCs w:val="16"/>
+        </w:rPr>
+        <w:t xml:space="preserve">LEY </w:t>
+      </w:r>
+      <w:proofErr w:type="spellStart"/>
+      <w:r>
+        <w:rPr>
+          <w:rFonts w:ascii="Arial Narrow" w:eastAsia="Arial Narrow" w:hAnsi="Arial Narrow" w:cs="Arial Narrow"/>
+          <w:b/>
+          <w:bCs/>
+          <w:sz w:val="16"/>
+          <w:szCs w:val="16"/>
+        </w:rPr>
+        <w:t/>
+      </w:r>
+      <w:proofErr w:type="spellEnd"/>
+      <w:r>
+        <w:rPr>
+          <w:rFonts w:ascii="Arial Narrow" w:eastAsia="Arial Narrow" w:hAnsi="Arial Narrow" w:cs="Arial Narrow"/>
+          <w:b/>
+          <w:bCs/>
+          <w:sz w:val="16"/>
+          <w:szCs w:val="16"/>
+        </w:rPr>
+        <w:t xml:space="preserve">29571, CÓDIGO DE PROTECCIÓN Y DEFENSA DEL CONSUMIDOR, publicado el 2 de setiembre de 2010 y modificado por Decreto Legislativo </w:t>
+      </w:r>
+      <w:proofErr w:type="spellStart"/>
+      <w:r>
+        <w:rPr>
+          <w:rFonts w:ascii="Arial Narrow" w:eastAsia="Arial Narrow" w:hAnsi="Arial Narrow" w:cs="Arial Narrow"/>
+          <w:b/>
+          <w:bCs/>
+          <w:sz w:val="16"/>
+          <w:szCs w:val="16"/>
+        </w:rPr>
+        <w:t/>
+      </w:r>
+      <w:proofErr w:type="spellEnd"/>
+      <w:r>
+        <w:rPr>
+          <w:rFonts w:ascii="Arial Narrow" w:eastAsia="Arial Narrow" w:hAnsi="Arial Narrow" w:cs="Arial Narrow"/>
+          <w:b/>
+          <w:bCs/>
+          <w:sz w:val="16"/>
+          <w:szCs w:val="16"/>
+        </w:rPr>
+        <w:t xml:space="preserve">1308 </w:t>
+      </w:r>
+    </w:p>
+    <w:p>
+      <w:pPr>
+        <w:pStyle w:val="Textonotapie"/>
+        <w:ind w:left="567" w:right="-1"/>
+        <w:jc w:val="both"/>
+        <w:rPr>
+          <w:rFonts w:ascii="Arial Narrow" w:eastAsia="Arial Narrow" w:hAnsi="Arial Narrow" w:cs="Arial Narrow"/>
+          <w:b/>
+          <w:bCs/>
+          <w:sz w:val="16"/>
+          <w:szCs w:val="16"/>
+        </w:rPr>
+      </w:pPr>
+      <w:r>
+        <w:rPr>
+          <w:rFonts w:ascii="Arial Narrow" w:eastAsia="Arial Narrow" w:hAnsi="Arial Narrow" w:cs="Arial Narrow"/>
+          <w:b/>
+          <w:bCs/>
+          <w:sz w:val="16"/>
+          <w:szCs w:val="16"/>
+        </w:rPr>
+        <w:t xml:space="preserve">Artículo 18.- Idoneidad </w:t>
+      </w:r>
+    </w:p>
+    <w:p>
+      <w:pPr>
+        <w:pStyle w:val="Textonotapie"/>
+        <w:ind w:left="567" w:right="-1"/>
+        <w:jc w:val="both"/>
+        <w:rPr>
+          <w:rFonts w:ascii="Arial Narrow" w:eastAsia="Arial Narrow" w:hAnsi="Arial Narrow" w:cs="Arial Narrow"/>
+          <w:sz w:val="16"/>
+          <w:szCs w:val="16"/>
+        </w:rPr>
+      </w:pPr>
+      <w:r>
+        <w:rPr>
+          <w:rFonts w:ascii="Arial Narrow" w:eastAsia="Arial Narrow" w:hAnsi="Arial Narrow" w:cs="Arial Narrow"/>
+          <w:sz w:val="16"/>
+          <w:szCs w:val="16"/>
+        </w:rPr>
+        <w:t xml:space="preserve">Se entiende por idoneidad la correspondencia entre lo que un consumidor espera y lo que efectivamente recibe, en función a lo que se le hubiera ofrecido, la publicidad e información transmitida, las condiciones y circunstancias de la transacción, las características y naturaleza del producto o servicio, el precio, entre otros factores, atendiendo a las circunstancias del caso. </w:t>
+      </w:r>
+    </w:p>
+    <w:p>
+      <w:pPr>
+        <w:pStyle w:val="Textonotapie"/>
+        <w:ind w:left="567" w:right="-1"/>
+        <w:jc w:val="both"/>
+        <w:rPr>
+          <w:rFonts w:ascii="Arial Narrow" w:eastAsia="Arial Narrow" w:hAnsi="Arial Narrow" w:cs="Arial Narrow"/>
+          <w:sz w:val="16"/>
+          <w:szCs w:val="16"/>
+        </w:rPr>
+      </w:pPr>
+      <w:r>
+        <w:rPr>
+          <w:rFonts w:ascii="Arial Narrow" w:eastAsia="Arial Narrow" w:hAnsi="Arial Narrow" w:cs="Arial Narrow"/>
+          <w:sz w:val="16"/>
+          <w:szCs w:val="16"/>
+        </w:rPr>
+        <w:t xml:space="preserve">La idoneidad es evaluada en función a la propia naturaleza del producto o servicio y a su aptitud para satisfacer la finalidad para la cual ha sido puesto en el mercado. Las autorizaciones por parte de los organismos del Estado para la fabricación de un producto o la prestación de un servicio, en los casos que sea necesario, no eximen de responsabilidad al proveedor frente al consumidor. </w:t>
+      </w:r>
+    </w:p>
+    <w:p>
+      <w:pPr>
+        <w:pStyle w:val="Textonotapie"/>
+        <w:ind w:left="567" w:right="-1"/>
+        <w:jc w:val="both"/>
+        <w:rPr>
+          <w:rFonts w:ascii="Arial Narrow" w:eastAsia="Arial Narrow" w:hAnsi="Arial Narrow" w:cs="Arial Narrow"/>
+          <w:sz w:val="16"/>
+          <w:szCs w:val="16"/>
+        </w:rPr>
+      </w:pPr>
+      <w:r>
+        <w:rPr>
+          <w:rFonts w:ascii="Arial Narrow" w:eastAsia="Arial Narrow" w:hAnsi="Arial Narrow" w:cs="Arial Narrow"/>
+          <w:b/>
+          <w:bCs/>
+          <w:sz w:val="16"/>
+          <w:szCs w:val="16"/>
+        </w:rPr>
+        <w:t xml:space="preserve">Artículo 19.- Obligación de los proveedores </w:t>
+      </w:r>
+    </w:p>
+    <w:p>
+      <w:pPr>
+        <w:pStyle w:val="Textonotapie"/>
+        <w:ind w:left="567" w:right="-1"/>
+        <w:jc w:val="both"/>
+        <w:rPr>
+          <w:rFonts w:ascii="Arial Narrow" w:eastAsia="Arial Narrow" w:hAnsi="Arial Narrow" w:cs="Arial Narrow"/>
+          <w:sz w:val="16"/>
+          <w:szCs w:val="16"/>
+        </w:rPr>
+      </w:pPr>
+      <w:r>
+        <w:rPr>
+          <w:rFonts w:ascii="Arial Narrow" w:eastAsia="Arial Narrow" w:hAnsi="Arial Narrow" w:cs="Arial Narrow"/>
+          <w:sz w:val="16"/>
+          <w:szCs w:val="16"/>
+        </w:rPr>
+        <w:t>El proveedor responde por la idoneidad y calidad de los productos y servicios ofrecidos; por la autenticidad de las marcas y leyendas que exhiben sus productos o del signo que respalda al prestador del servicio, por la falta de conformidad entre la publicidad comercial de los productos y servicios y estos, así como por el contenido y la vida útil del producto indicado en el envase, en lo que corresponda.</w:t>
+      </w:r>
+    </w:p>
     <w:p>
       <w:pPr>
         <w:pStyle w:val="Textonotapie"/>
@@ -6896,205 +7160,9 @@
           <w:szCs w:val="16"/>
         </w:rPr>
       </w:pPr>
-      <w:r>
-        <w:rPr>
-          <w:rStyle w:val="Refdenotaalpie"/>
-          <w:rFonts w:ascii="Arial Narrow" w:eastAsia="Arial Narrow" w:hAnsi="Arial Narrow" w:cs="Arial Narrow"/>
-          <w:sz w:val="16"/>
-          <w:szCs w:val="16"/>
-          <w:vertAlign w:val="superscript"/>
-        </w:rPr>
-        <w:footnoteRef/>
-      </w:r>
-      <w:r>
-        <w:rPr>
-          <w:rFonts w:ascii="Arial Narrow" w:eastAsia="Arial Narrow" w:hAnsi="Arial Narrow" w:cs="Arial Narrow"/>
-          <w:sz w:val="16"/>
-          <w:szCs w:val="16"/>
-        </w:rPr>
-        <w:t xml:space="preserve"> </w:t>
-      </w:r>
-      <w:r>
-        <w:rPr>
-          <w:rFonts w:ascii="Arial Narrow" w:eastAsia="Arial Narrow" w:hAnsi="Arial Narrow" w:cs="Arial Narrow"/>
-          <w:sz w:val="16"/>
-          <w:szCs w:val="16"/>
-        </w:rPr>
-        <w:tab/>
-      </w:r>
-      <w:r>
-        <w:rPr>
-          <w:rFonts w:ascii="Arial Narrow" w:eastAsia="Arial Narrow" w:hAnsi="Arial Narrow" w:cs="Arial Narrow"/>
-          <w:b/>
-          <w:bCs/>
-          <w:sz w:val="16"/>
-          <w:szCs w:val="16"/>
-        </w:rPr>
-        <w:t xml:space="preserve">LEY </w:t>
-      </w:r>
-      <w:proofErr w:type="spellStart"/>
-      <w:r>
-        <w:rPr>
-          <w:rFonts w:ascii="Arial Narrow" w:eastAsia="Arial Narrow" w:hAnsi="Arial Narrow" w:cs="Arial Narrow"/>
-          <w:b/>
-          <w:bCs/>
-          <w:sz w:val="16"/>
-          <w:szCs w:val="16"/>
-        </w:rPr>
-        <w:t/>
-      </w:r>
-      <w:proofErr w:type="spellEnd"/>
-      <w:r>
-        <w:rPr>
-          <w:rFonts w:ascii="Arial Narrow" w:eastAsia="Arial Narrow" w:hAnsi="Arial Narrow" w:cs="Arial Narrow"/>
-          <w:b/>
-          <w:bCs/>
-          <w:sz w:val="16"/>
-          <w:szCs w:val="16"/>
-        </w:rPr>
-        <w:t xml:space="preserve"> 29571, CÓDIGO DE PROTECCIÓN Y DEFENSA DEL CONSUMIDOR, publicado el 2 de setiembre de 2010 y modificado por Decreto Legislativo </w:t>
-      </w:r>
-      <w:proofErr w:type="spellStart"/>
-      <w:r>
-        <w:rPr>
-          <w:rFonts w:ascii="Arial Narrow" w:eastAsia="Arial Narrow" w:hAnsi="Arial Narrow" w:cs="Arial Narrow"/>
-          <w:b/>
-          <w:bCs/>
-          <w:sz w:val="16"/>
-          <w:szCs w:val="16"/>
-        </w:rPr>
-        <w:t/>
-      </w:r>
-      <w:proofErr w:type="spellEnd"/>
-      <w:r>
-        <w:rPr>
-          <w:rFonts w:ascii="Arial Narrow" w:eastAsia="Arial Narrow" w:hAnsi="Arial Narrow" w:cs="Arial Narrow"/>
-          <w:b/>
-          <w:bCs/>
-          <w:sz w:val="16"/>
-          <w:szCs w:val="16"/>
-        </w:rPr>
-        <w:t xml:space="preserve"> 1308 </w:t>
-      </w:r>
-    </w:p>
-    <w:p>
-      <w:pPr>
-        <w:pStyle w:val="Textonotapie"/>
-        <w:ind w:left="567" w:right="-1"/>
-        <w:jc w:val="both"/>
-        <w:rPr>
-          <w:rFonts w:ascii="Arial Narrow" w:eastAsia="Arial Narrow" w:hAnsi="Arial Narrow" w:cs="Arial Narrow"/>
-          <w:b/>
-          <w:bCs/>
-          <w:sz w:val="16"/>
-          <w:szCs w:val="16"/>
-        </w:rPr>
-      </w:pPr>
-      <w:r>
-        <w:rPr>
-          <w:rFonts w:ascii="Arial Narrow" w:eastAsia="Arial Narrow" w:hAnsi="Arial Narrow" w:cs="Arial Narrow"/>
-          <w:b/>
-          <w:bCs/>
-          <w:sz w:val="16"/>
-          <w:szCs w:val="16"/>
-        </w:rPr>
-        <w:t xml:space="preserve">Artículo 18.- Idoneidad </w:t>
-      </w:r>
-    </w:p>
-    <w:p>
-      <w:pPr>
-        <w:pStyle w:val="Textonotapie"/>
-        <w:ind w:left="567" w:right="-1"/>
-        <w:jc w:val="both"/>
-        <w:rPr>
-          <w:rFonts w:ascii="Arial Narrow" w:eastAsia="Arial Narrow" w:hAnsi="Arial Narrow" w:cs="Arial Narrow"/>
-          <w:sz w:val="16"/>
-          <w:szCs w:val="16"/>
-        </w:rPr>
-      </w:pPr>
-      <w:r>
-        <w:rPr>
-          <w:rFonts w:ascii="Arial Narrow" w:eastAsia="Arial Narrow" w:hAnsi="Arial Narrow" w:cs="Arial Narrow"/>
-          <w:sz w:val="16"/>
-          <w:szCs w:val="16"/>
-        </w:rPr>
-        <w:t xml:space="preserve">Se entiende por idoneidad la correspondencia entre lo que un consumidor espera y lo que efectivamente recibe, en función a lo que se le hubiera ofrecido, la publicidad e información transmitida, las condiciones y circunstancias de la transacción, las características y naturaleza del producto o servicio, el precio, entre otros factores, atendiendo a las circunstancias del caso. </w:t>
-      </w:r>
-    </w:p>
-    <w:p>
-      <w:pPr>
-        <w:pStyle w:val="Textonotapie"/>
-        <w:ind w:left="567" w:right="-1"/>
-        <w:jc w:val="both"/>
-        <w:rPr>
-          <w:rFonts w:ascii="Arial Narrow" w:eastAsia="Arial Narrow" w:hAnsi="Arial Narrow" w:cs="Arial Narrow"/>
-          <w:sz w:val="16"/>
-          <w:szCs w:val="16"/>
-        </w:rPr>
-      </w:pPr>
-      <w:r>
-        <w:rPr>
-          <w:rFonts w:ascii="Arial Narrow" w:eastAsia="Arial Narrow" w:hAnsi="Arial Narrow" w:cs="Arial Narrow"/>
-          <w:sz w:val="16"/>
-          <w:szCs w:val="16"/>
-        </w:rPr>
-        <w:t xml:space="preserve">La idoneidad es evaluada en función a la propia naturaleza del producto o servicio y a su aptitud para satisfacer la finalidad para la cual ha sido puesto en el mercado. Las autorizaciones por parte de los organismos del Estado para la fabricación de un producto o la prestación de un servicio, en los casos que sea necesario, no eximen de responsabilidad al proveedor frente al consumidor. </w:t>
-      </w:r>
-    </w:p>
-    <w:p>
-      <w:pPr>
-        <w:pStyle w:val="Textonotapie"/>
-        <w:ind w:left="567" w:right="-1"/>
-        <w:jc w:val="both"/>
-        <w:rPr>
-          <w:rFonts w:ascii="Arial Narrow" w:eastAsia="Arial Narrow" w:hAnsi="Arial Narrow" w:cs="Arial Narrow"/>
-          <w:sz w:val="16"/>
-          <w:szCs w:val="16"/>
-        </w:rPr>
-      </w:pPr>
-    </w:p>
-    <w:p>
-      <w:pPr>
-        <w:pStyle w:val="Textonotapie"/>
-        <w:ind w:left="567" w:right="-1"/>
-        <w:jc w:val="both"/>
-        <w:rPr>
-          <w:rFonts w:ascii="Arial Narrow" w:eastAsia="Arial Narrow" w:hAnsi="Arial Narrow" w:cs="Arial Narrow"/>
-          <w:sz w:val="16"/>
-          <w:szCs w:val="16"/>
-        </w:rPr>
-      </w:pPr>
-      <w:r>
-        <w:rPr>
-          <w:rFonts w:ascii="Arial Narrow" w:eastAsia="Arial Narrow" w:hAnsi="Arial Narrow" w:cs="Arial Narrow"/>
-          <w:b/>
-          <w:bCs/>
-          <w:sz w:val="16"/>
-          <w:szCs w:val="16"/>
-        </w:rPr>
-        <w:t xml:space="preserve">Artículo 19.- Obligación de los proveedores </w:t>
-      </w:r>
-    </w:p>
-    <w:p>
-      <w:pPr>
-        <w:pStyle w:val="Textonotapie"/>
-        <w:ind w:left="567" w:right="-1"/>
-        <w:jc w:val="both"/>
-        <w:rPr>
-          <w:rFonts w:ascii="Arial Narrow" w:eastAsia="Arial Narrow" w:hAnsi="Arial Narrow" w:cs="Arial Narrow"/>
-          <w:sz w:val="16"/>
-          <w:szCs w:val="16"/>
-        </w:rPr>
-      </w:pPr>
-      <w:r>
-        <w:rPr>
-          <w:rFonts w:ascii="Arial Narrow" w:eastAsia="Arial Narrow" w:hAnsi="Arial Narrow" w:cs="Arial Narrow"/>
-          <w:sz w:val="16"/>
-          <w:szCs w:val="16"/>
-        </w:rPr>
-        <w:t>El proveedor responde por la idoneidad y calidad de los productos y servicios ofrecidos; por la autenticidad de las marcas y leyendas que exhiben sus productos o del signo que respalda al prestador del servicio, por la falta de conformidad entre la publicidad comercial de los productos y servicios y estos, así como por el contenido y la vida útil del producto indicado en el envase, en lo que corresponda.</w:t>
-      </w:r>
-    </w:p>
+    </w:p>
+  </w:footnote>
+  <w:footnote w:id="5">
     <w:p>
       <w:pPr>
         <w:pStyle w:val="Textonotapie"/>
@@ -7111,9 +7179,334 @@
           <w:szCs w:val="16"/>
         </w:rPr>
       </w:pPr>
-    </w:p>
-  </w:footnote>
-  <w:footnote w:id="5">
+      <w:r>
+        <w:rPr>
+          <w:rStyle w:val="Refdenotaalpie"/>
+          <w:rFonts w:ascii="Arial Narrow" w:eastAsia="Arial Narrow" w:hAnsi="Arial Narrow" w:cs="Arial Narrow"/>
+          <w:sz w:val="16"/>
+          <w:szCs w:val="16"/>
+          <w:vertAlign w:val="superscript"/>
+        </w:rPr>
+        <w:footnoteRef/>
+      </w:r>
+      <w:r>
+        <w:rPr>
+          <w:rFonts w:ascii="Arial Narrow" w:eastAsia="Arial Narrow" w:hAnsi="Arial Narrow" w:cs="Arial Narrow"/>
+          <w:sz w:val="16"/>
+          <w:szCs w:val="16"/>
+        </w:rPr>
+        <w:tab/>
+        <w:t xml:space="preserve"/>
+      </w:r>
+      <w:r>
+        <w:rPr>
+          <w:rFonts w:ascii="Arial Narrow" w:eastAsia="Arial Narrow" w:hAnsi="Arial Narrow" w:cs="Arial Narrow"/>
+          <w:sz w:val="16"/>
+          <w:szCs w:val="16"/>
+        </w:rPr>
+        <w:tab/>
+      </w:r>
+      <w:r>
+        <w:rPr>
+          <w:rFonts w:ascii="Arial Narrow" w:eastAsia="Arial Narrow" w:hAnsi="Arial Narrow" w:cs="Arial Narrow"/>
+          <w:b/>
+          <w:bCs/>
+          <w:sz w:val="16"/>
+          <w:szCs w:val="16"/>
+        </w:rPr>
+        <w:t xml:space="preserve">LEY </w:t>
+      </w:r>
+      <w:proofErr w:type="spellStart"/>
+      <w:r>
+        <w:rPr>
+          <w:rFonts w:ascii="Arial Narrow" w:eastAsia="Arial Narrow" w:hAnsi="Arial Narrow" w:cs="Arial Narrow"/>
+          <w:b/>
+          <w:bCs/>
+          <w:sz w:val="16"/>
+          <w:szCs w:val="16"/>
+        </w:rPr>
+        <w:t/>
+      </w:r>
+      <w:proofErr w:type="spellEnd"/>
+      <w:r>
+        <w:rPr>
+          <w:rFonts w:ascii="Arial Narrow" w:eastAsia="Arial Narrow" w:hAnsi="Arial Narrow" w:cs="Arial Narrow"/>
+          <w:b/>
+          <w:bCs/>
+          <w:sz w:val="16"/>
+          <w:szCs w:val="16"/>
+        </w:rPr>
+        <w:t xml:space="preserve">29571, CÓDIGO DE PROTECCIÓN Y DEFENSA DEL CONSUMIDOR, publicado el 2 de setiembre de 2010 y modificado por Decreto Legislativo </w:t>
+      </w:r>
+      <w:proofErr w:type="spellStart"/>
+      <w:r>
+        <w:rPr>
+          <w:rFonts w:ascii="Arial Narrow" w:eastAsia="Arial Narrow" w:hAnsi="Arial Narrow" w:cs="Arial Narrow"/>
+          <w:b/>
+          <w:bCs/>
+          <w:sz w:val="16"/>
+          <w:szCs w:val="16"/>
+        </w:rPr>
+        <w:t/>
+      </w:r>
+      <w:proofErr w:type="spellEnd"/>
+      <w:r>
+        <w:rPr>
+          <w:rFonts w:ascii="Arial Narrow" w:eastAsia="Arial Narrow" w:hAnsi="Arial Narrow" w:cs="Arial Narrow"/>
+          <w:b/>
+          <w:bCs/>
+          <w:sz w:val="16"/>
+          <w:szCs w:val="16"/>
+        </w:rPr>
+        <w:t xml:space="preserve">1308 </w:t>
+      </w:r>
+    </w:p>
+    <w:p>
+      <w:pPr>
+        <w:pStyle w:val="Textonotapie"/>
+        <w:ind w:left="567" w:right="-1"/>
+        <w:jc w:val="both"/>
+        <w:rPr>
+          <w:rFonts w:ascii="Arial Narrow" w:eastAsia="Arial Narrow" w:hAnsi="Arial Narrow" w:cs="Arial Narrow"/>
+          <w:b/>
+          <w:bCs/>
+          <w:sz w:val="16"/>
+          <w:szCs w:val="16"/>
+        </w:rPr>
+      </w:pPr>
+      <w:r>
+        <w:rPr>
+          <w:rFonts w:ascii="Arial Narrow" w:eastAsia="Arial Narrow" w:hAnsi="Arial Narrow" w:cs="Arial Narrow"/>
+          <w:b/>
+          <w:bCs/>
+          <w:sz w:val="16"/>
+          <w:szCs w:val="16"/>
+        </w:rPr>
+        <w:t xml:space="preserve">Artículo </w:t>
+      </w:r>
+      <w:r>
+        <w:rPr>
+          <w:rFonts w:ascii="Arial Narrow" w:eastAsia="Arial Narrow" w:hAnsi="Arial Narrow" w:cs="Arial Narrow"/>
+          <w:b/>
+          <w:bCs/>
+          <w:sz w:val="16"/>
+          <w:szCs w:val="16"/>
+        </w:rPr>
+        <w:t>1</w:t>
+      </w:r>
+      <w:r>
+        <w:rPr>
+          <w:rFonts w:ascii="Arial Narrow" w:eastAsia="Arial Narrow" w:hAnsi="Arial Narrow" w:cs="Arial Narrow"/>
+          <w:b/>
+          <w:bCs/>
+          <w:sz w:val="16"/>
+          <w:szCs w:val="16"/>
+        </w:rPr>
+        <w:t xml:space="preserve">.- </w:t>
+      </w:r>
+      <w:r>
+        <w:rPr>
+          <w:rFonts w:ascii="Arial Narrow" w:eastAsia="Arial Narrow" w:hAnsi="Arial Narrow" w:cs="Arial Narrow"/>
+          <w:b/>
+          <w:bCs/>
+          <w:sz w:val="16"/>
+          <w:szCs w:val="16"/>
+        </w:rPr>
+        <w:t>Derechos de los consumidores</w:t>
+      </w:r>
+    </w:p>
+    <w:p>
+      <w:pPr>
+        <w:pStyle w:val="Textonotapie"/>
+        <w:ind w:left="567" w:right="-1"/>
+        <w:jc w:val="both"/>
+        <w:rPr>
+          <w:rFonts w:ascii="Arial Narrow" w:eastAsia="Arial Narrow" w:hAnsi="Arial Narrow" w:cs="Arial Narrow"/>
+          <w:sz w:val="16"/>
+          <w:szCs w:val="16"/>
+        </w:rPr>
+      </w:pPr>
+      <w:r>
+        <w:rPr>
+          <w:rFonts w:ascii="Arial Narrow" w:eastAsia="Arial Narrow" w:hAnsi="Arial Narrow" w:cs="Arial Narrow"/>
+          <w:sz w:val="16"/>
+          <w:szCs w:val="16"/>
+        </w:rPr>
+        <w:t>1.1 En los términos establecidos por el presente Código, los consumidores tienen los siguientes derechos:</w:t>
+      </w:r>
+    </w:p>
+    <w:p>
+      <w:pPr>
+        <w:pStyle w:val="Textonotapie"/>
+        <w:ind w:left="567" w:right="-1"/>
+        <w:jc w:val="both"/>
+        <w:rPr>
+          <w:rFonts w:ascii="Arial Narrow" w:eastAsia="Arial Narrow" w:hAnsi="Arial Narrow" w:cs="Arial Narrow"/>
+          <w:sz w:val="16"/>
+          <w:szCs w:val="16"/>
+        </w:rPr>
+      </w:pPr>
+      <w:r>
+        <w:rPr>
+          <w:rFonts w:ascii="Arial Narrow" w:eastAsia="Arial Narrow" w:hAnsi="Arial Narrow" w:cs="Arial Narrow"/>
+          <w:sz w:val="16"/>
+          <w:szCs w:val="16"/>
+        </w:rPr>
+        <w:t>(…)</w:t>
+      </w:r>
+    </w:p>
+    <w:p>
+      <w:pPr>
+        <w:pStyle w:val="Textonotapie"/>
+        <w:ind w:left="567" w:right="-1"/>
+        <w:jc w:val="both"/>
+        <w:rPr>
+          <w:rFonts w:ascii="Arial Narrow" w:eastAsia="Arial Narrow" w:hAnsi="Arial Narrow" w:cs="Arial Narrow"/>
+          <w:sz w:val="16"/>
+          <w:szCs w:val="16"/>
+        </w:rPr>
+      </w:pPr>
+      <w:r>
+        <w:rPr>
+          <w:rFonts w:ascii="Arial Narrow" w:eastAsia="Arial Narrow" w:hAnsi="Arial Narrow" w:cs="Arial Narrow"/>
+          <w:sz w:val="16"/>
+          <w:szCs w:val="16"/>
+        </w:rPr>
+        <w:t>b. Derecho a acceder a información oportuna, suficiente, veraz y fácilmente accesible, relevante para tomar una decisión o realizar una elección de consumo que se ajuste a sus intereses, así como para efectuar un uso o consumo adecuado de los productos o servicios.</w:t>
+      </w:r>
+    </w:p>
+    <w:p>
+      <w:pPr>
+        <w:pStyle w:val="Textonotapie"/>
+        <w:ind w:left="567" w:right="-1"/>
+        <w:jc w:val="both"/>
+        <w:rPr>
+          <w:rFonts w:ascii="Arial Narrow" w:eastAsia="Arial Narrow" w:hAnsi="Arial Narrow" w:cs="Arial Narrow"/>
+          <w:sz w:val="16"/>
+          <w:szCs w:val="16"/>
+        </w:rPr>
+      </w:pPr>
+      <w:r>
+        <w:rPr>
+          <w:rFonts w:ascii="Arial Narrow" w:eastAsia="Arial Narrow" w:hAnsi="Arial Narrow" w:cs="Arial Narrow"/>
+          <w:b/>
+          <w:bCs/>
+          <w:sz w:val="16"/>
+          <w:szCs w:val="16"/>
+        </w:rPr>
+        <w:t xml:space="preserve">Artículo </w:t>
+      </w:r>
+      <w:r>
+        <w:rPr>
+          <w:rFonts w:ascii="Arial Narrow" w:eastAsia="Arial Narrow" w:hAnsi="Arial Narrow" w:cs="Arial Narrow"/>
+          <w:b/>
+          <w:bCs/>
+          <w:sz w:val="16"/>
+          <w:szCs w:val="16"/>
+        </w:rPr>
+        <w:t>2</w:t>
+      </w:r>
+      <w:r>
+        <w:rPr>
+          <w:rFonts w:ascii="Arial Narrow" w:eastAsia="Arial Narrow" w:hAnsi="Arial Narrow" w:cs="Arial Narrow"/>
+          <w:b/>
+          <w:bCs/>
+          <w:sz w:val="16"/>
+          <w:szCs w:val="16"/>
+        </w:rPr>
+        <w:t xml:space="preserve">.- </w:t>
+      </w:r>
+      <w:r>
+        <w:rPr>
+          <w:rFonts w:ascii="Arial Narrow" w:eastAsia="Arial Narrow" w:hAnsi="Arial Narrow" w:cs="Arial Narrow"/>
+          <w:b/>
+          <w:bCs/>
+          <w:sz w:val="16"/>
+          <w:szCs w:val="16"/>
+        </w:rPr>
+        <w:t>Información relevante</w:t>
+      </w:r>
+    </w:p>
+    <w:p>
+      <w:pPr>
+        <w:pStyle w:val="Textonotapie"/>
+        <w:ind w:left="567" w:right="-1"/>
+        <w:jc w:val="both"/>
+        <w:rPr>
+          <w:rFonts w:ascii="Arial Narrow" w:eastAsia="Arial Narrow" w:hAnsi="Arial Narrow" w:cs="Arial Narrow"/>
+          <w:sz w:val="16"/>
+          <w:szCs w:val="16"/>
+        </w:rPr>
+      </w:pPr>
+      <w:r>
+        <w:rPr>
+          <w:rFonts w:ascii="Arial Narrow" w:eastAsia="Arial Narrow" w:hAnsi="Arial Narrow" w:cs="Arial Narrow"/>
+          <w:sz w:val="16"/>
+          <w:szCs w:val="16"/>
+        </w:rPr>
+        <w:t xml:space="preserve">2.1 El proveedor tiene la obligación de ofrecer al consumidor toda la información relevante para tomar una decisión o realizar una elección adecuada de consumo, así como para efectuar un uso o consumo adecuado de los productos o servicios. </w:t>
+      </w:r>
+    </w:p>
+    <w:p>
+      <w:pPr>
+        <w:pStyle w:val="Textonotapie"/>
+        <w:ind w:left="567" w:right="-1"/>
+        <w:jc w:val="both"/>
+        <w:rPr>
+          <w:rFonts w:ascii="Arial Narrow" w:eastAsia="Arial Narrow" w:hAnsi="Arial Narrow" w:cs="Arial Narrow"/>
+          <w:sz w:val="16"/>
+          <w:szCs w:val="16"/>
+        </w:rPr>
+      </w:pPr>
+      <w:r>
+        <w:rPr>
+          <w:rFonts w:ascii="Arial Narrow" w:eastAsia="Arial Narrow" w:hAnsi="Arial Narrow" w:cs="Arial Narrow"/>
+          <w:sz w:val="16"/>
+          <w:szCs w:val="16"/>
+        </w:rPr>
+        <w:t xml:space="preserve">2.2 La información debe ser veraz, suficiente, de fácil comprensión, apropiada, oportuna y fácilmente accesible, debiendo ser brindada en idioma castellano. </w:t>
+      </w:r>
+    </w:p>
+    <w:p>
+      <w:pPr>
+        <w:pStyle w:val="Textonotapie"/>
+        <w:ind w:left="567" w:right="-1"/>
+        <w:jc w:val="both"/>
+        <w:rPr>
+          <w:rFonts w:ascii="Arial Narrow" w:eastAsia="Arial Narrow" w:hAnsi="Arial Narrow" w:cs="Arial Narrow"/>
+          <w:sz w:val="16"/>
+          <w:szCs w:val="16"/>
+        </w:rPr>
+      </w:pPr>
+      <w:r>
+        <w:rPr>
+          <w:rFonts w:ascii="Arial Narrow" w:eastAsia="Arial Narrow" w:hAnsi="Arial Narrow" w:cs="Arial Narrow"/>
+          <w:sz w:val="16"/>
+          <w:szCs w:val="16"/>
+        </w:rPr>
+        <w:t xml:space="preserve">2.3 Sin perjuicio de las exigencias concretas de las normas sectoriales correspondientes, para analizar la información relevante se tiene en consideración a toda aquella sin la cual no se hubiera adoptado la decisión de consumo o se hubiera efectuado en términos substancialmente distintos. Para ello se debe examinar si la información omitida desnaturaliza las condiciones en que se realizó la oferta al consumidor. </w:t>
+      </w:r>
+    </w:p>
+    <w:p>
+      <w:pPr>
+        <w:pStyle w:val="Textonotapie"/>
+        <w:ind w:left="567" w:right="-1"/>
+        <w:jc w:val="both"/>
+        <w:rPr>
+          <w:rFonts w:ascii="Arial Narrow" w:eastAsia="Arial Narrow" w:hAnsi="Arial Narrow" w:cs="Arial Narrow"/>
+          <w:sz w:val="16"/>
+          <w:szCs w:val="16"/>
+        </w:rPr>
+      </w:pPr>
+      <w:r>
+        <w:rPr>
+          <w:rFonts w:ascii="Arial Narrow" w:eastAsia="Arial Narrow" w:hAnsi="Arial Narrow" w:cs="Arial Narrow"/>
+          <w:sz w:val="16"/>
+          <w:szCs w:val="16"/>
+        </w:rPr>
+        <w:t>2.4 Al evaluarse la información, deben considerarse los problemas de confusión que generarían al consumidor el suministro de información excesiva o sumamente compleja, atendiendo a la naturaleza del producto adquirido o al servicio contratado.</w:t>
+      </w:r>
+    </w:p>
     <w:p>
       <w:pPr>
         <w:pStyle w:val="Textonotapie"/>
@@ -7130,345 +7523,9 @@
           <w:szCs w:val="16"/>
         </w:rPr>
       </w:pPr>
-      <w:r>
-        <w:rPr>
-          <w:rStyle w:val="Refdenotaalpie"/>
-          <w:rFonts w:ascii="Arial Narrow" w:eastAsia="Arial Narrow" w:hAnsi="Arial Narrow" w:cs="Arial Narrow"/>
-          <w:sz w:val="16"/>
-          <w:szCs w:val="16"/>
-          <w:vertAlign w:val="superscript"/>
-        </w:rPr>
-        <w:footnoteRef/>
-      </w:r>
-      <w:r>
-        <w:rPr>
-          <w:rFonts w:ascii="Arial Narrow" w:eastAsia="Arial Narrow" w:hAnsi="Arial Narrow" w:cs="Arial Narrow"/>
-          <w:sz w:val="16"/>
-          <w:szCs w:val="16"/>
-        </w:rPr>
-        <w:t xml:space="preserve"> </w:t>
-      </w:r>
-      <w:r>
-        <w:rPr>
-          <w:rFonts w:ascii="Arial Narrow" w:eastAsia="Arial Narrow" w:hAnsi="Arial Narrow" w:cs="Arial Narrow"/>
-          <w:sz w:val="16"/>
-          <w:szCs w:val="16"/>
-        </w:rPr>
-        <w:tab/>
-      </w:r>
-      <w:r>
-        <w:rPr>
-          <w:rFonts w:ascii="Arial Narrow" w:eastAsia="Arial Narrow" w:hAnsi="Arial Narrow" w:cs="Arial Narrow"/>
-          <w:b/>
-          <w:bCs/>
-          <w:sz w:val="16"/>
-          <w:szCs w:val="16"/>
-        </w:rPr>
-        <w:t xml:space="preserve">LEY </w:t>
-      </w:r>
-      <w:proofErr w:type="spellStart"/>
-      <w:r>
-        <w:rPr>
-          <w:rFonts w:ascii="Arial Narrow" w:eastAsia="Arial Narrow" w:hAnsi="Arial Narrow" w:cs="Arial Narrow"/>
-          <w:b/>
-          <w:bCs/>
-          <w:sz w:val="16"/>
-          <w:szCs w:val="16"/>
-        </w:rPr>
-        <w:t/>
-      </w:r>
-      <w:proofErr w:type="spellEnd"/>
-      <w:r>
-        <w:rPr>
-          <w:rFonts w:ascii="Arial Narrow" w:eastAsia="Arial Narrow" w:hAnsi="Arial Narrow" w:cs="Arial Narrow"/>
-          <w:b/>
-          <w:bCs/>
-          <w:sz w:val="16"/>
-          <w:szCs w:val="16"/>
-        </w:rPr>
-        <w:t xml:space="preserve"> 29571, CÓDIGO DE PROTECCIÓN Y DEFENSA DEL CONSUMIDOR, publicado el 2 de setiembre de 2010 y modificado por Decreto Legislativo </w:t>
-      </w:r>
-      <w:proofErr w:type="spellStart"/>
-      <w:r>
-        <w:rPr>
-          <w:rFonts w:ascii="Arial Narrow" w:eastAsia="Arial Narrow" w:hAnsi="Arial Narrow" w:cs="Arial Narrow"/>
-          <w:b/>
-          <w:bCs/>
-          <w:sz w:val="16"/>
-          <w:szCs w:val="16"/>
-        </w:rPr>
-        <w:t/>
-      </w:r>
-      <w:proofErr w:type="spellEnd"/>
-      <w:r>
-        <w:rPr>
-          <w:rFonts w:ascii="Arial Narrow" w:eastAsia="Arial Narrow" w:hAnsi="Arial Narrow" w:cs="Arial Narrow"/>
-          <w:b/>
-          <w:bCs/>
-          <w:sz w:val="16"/>
-          <w:szCs w:val="16"/>
-        </w:rPr>
-        <w:t xml:space="preserve"> 1308 </w:t>
-      </w:r>
-    </w:p>
-    <w:p>
-      <w:pPr>
-        <w:pStyle w:val="Textonotapie"/>
-        <w:ind w:left="567" w:right="-1"/>
-        <w:jc w:val="both"/>
-        <w:rPr>
-          <w:rFonts w:ascii="Arial Narrow" w:eastAsia="Arial Narrow" w:hAnsi="Arial Narrow" w:cs="Arial Narrow"/>
-          <w:b/>
-          <w:bCs/>
-          <w:sz w:val="16"/>
-          <w:szCs w:val="16"/>
-        </w:rPr>
-      </w:pPr>
-      <w:r>
-        <w:rPr>
-          <w:rFonts w:ascii="Arial Narrow" w:eastAsia="Arial Narrow" w:hAnsi="Arial Narrow" w:cs="Arial Narrow"/>
-          <w:b/>
-          <w:bCs/>
-          <w:sz w:val="16"/>
-          <w:szCs w:val="16"/>
-        </w:rPr>
-        <w:t xml:space="preserve">Artículo </w:t>
-      </w:r>
-      <w:r>
-        <w:rPr>
-          <w:rFonts w:ascii="Arial Narrow" w:eastAsia="Arial Narrow" w:hAnsi="Arial Narrow" w:cs="Arial Narrow"/>
-          <w:b/>
-          <w:bCs/>
-          <w:sz w:val="16"/>
-          <w:szCs w:val="16"/>
-        </w:rPr>
-        <w:t>1</w:t>
-      </w:r>
-      <w:r>
-        <w:rPr>
-          <w:rFonts w:ascii="Arial Narrow" w:eastAsia="Arial Narrow" w:hAnsi="Arial Narrow" w:cs="Arial Narrow"/>
-          <w:b/>
-          <w:bCs/>
-          <w:sz w:val="16"/>
-          <w:szCs w:val="16"/>
-        </w:rPr>
-        <w:t xml:space="preserve">.- </w:t>
-      </w:r>
-      <w:r>
-        <w:rPr>
-          <w:rFonts w:ascii="Arial Narrow" w:eastAsia="Arial Narrow" w:hAnsi="Arial Narrow" w:cs="Arial Narrow"/>
-          <w:b/>
-          <w:bCs/>
-          <w:sz w:val="16"/>
-          <w:szCs w:val="16"/>
-        </w:rPr>
-        <w:t>Derechos de los consumidores</w:t>
-      </w:r>
-    </w:p>
-    <w:p>
-      <w:pPr>
-        <w:pStyle w:val="Textonotapie"/>
-        <w:ind w:left="567" w:right="-1"/>
-        <w:jc w:val="both"/>
-        <w:rPr>
-          <w:rFonts w:ascii="Arial Narrow" w:eastAsia="Arial Narrow" w:hAnsi="Arial Narrow" w:cs="Arial Narrow"/>
-          <w:sz w:val="16"/>
-          <w:szCs w:val="16"/>
-        </w:rPr>
-      </w:pPr>
-      <w:r>
-        <w:rPr>
-          <w:rFonts w:ascii="Arial Narrow" w:eastAsia="Arial Narrow" w:hAnsi="Arial Narrow" w:cs="Arial Narrow"/>
-          <w:sz w:val="16"/>
-          <w:szCs w:val="16"/>
-        </w:rPr>
-        <w:t>1.1 En los términos establecidos por el presente Código, los consumidores tienen los siguientes derechos:</w:t>
-      </w:r>
-    </w:p>
-    <w:p>
-      <w:pPr>
-        <w:pStyle w:val="Textonotapie"/>
-        <w:ind w:left="567" w:right="-1"/>
-        <w:jc w:val="both"/>
-        <w:rPr>
-          <w:rFonts w:ascii="Arial Narrow" w:eastAsia="Arial Narrow" w:hAnsi="Arial Narrow" w:cs="Arial Narrow"/>
-          <w:sz w:val="16"/>
-          <w:szCs w:val="16"/>
-        </w:rPr>
-      </w:pPr>
-      <w:r>
-        <w:rPr>
-          <w:rFonts w:ascii="Arial Narrow" w:eastAsia="Arial Narrow" w:hAnsi="Arial Narrow" w:cs="Arial Narrow"/>
-          <w:sz w:val="16"/>
-          <w:szCs w:val="16"/>
-        </w:rPr>
-        <w:t>(…)</w:t>
-      </w:r>
-    </w:p>
-    <w:p>
-      <w:pPr>
-        <w:pStyle w:val="Textonotapie"/>
-        <w:ind w:left="567" w:right="-1"/>
-        <w:jc w:val="both"/>
-        <w:rPr>
-          <w:rFonts w:ascii="Arial Narrow" w:eastAsia="Arial Narrow" w:hAnsi="Arial Narrow" w:cs="Arial Narrow"/>
-          <w:sz w:val="16"/>
-          <w:szCs w:val="16"/>
-        </w:rPr>
-      </w:pPr>
-      <w:r>
-        <w:rPr>
-          <w:rFonts w:ascii="Arial Narrow" w:eastAsia="Arial Narrow" w:hAnsi="Arial Narrow" w:cs="Arial Narrow"/>
-          <w:sz w:val="16"/>
-          <w:szCs w:val="16"/>
-        </w:rPr>
-        <w:t>b. Derecho a acceder a información oportuna, suficiente, veraz y fácilmente accesible, relevante para tomar una decisión o realizar una elección de consumo que se ajuste a sus intereses, así como para efectuar un uso o consumo adecuado de los productos o servicios.</w:t>
-      </w:r>
-    </w:p>
-    <w:p>
-      <w:pPr>
-        <w:pStyle w:val="Textonotapie"/>
-        <w:ind w:right="-1"/>
-        <w:jc w:val="both"/>
-        <w:rPr>
-          <w:rFonts w:ascii="Arial Narrow" w:eastAsia="Arial Narrow" w:hAnsi="Arial Narrow" w:cs="Arial Narrow"/>
-          <w:sz w:val="16"/>
-          <w:szCs w:val="16"/>
-        </w:rPr>
-      </w:pPr>
-    </w:p>
-    <w:p>
-      <w:pPr>
-        <w:pStyle w:val="Textonotapie"/>
-        <w:ind w:left="567" w:right="-1"/>
-        <w:jc w:val="both"/>
-        <w:rPr>
-          <w:rFonts w:ascii="Arial Narrow" w:eastAsia="Arial Narrow" w:hAnsi="Arial Narrow" w:cs="Arial Narrow"/>
-          <w:sz w:val="16"/>
-          <w:szCs w:val="16"/>
-        </w:rPr>
-      </w:pPr>
-      <w:r>
-        <w:rPr>
-          <w:rFonts w:ascii="Arial Narrow" w:eastAsia="Arial Narrow" w:hAnsi="Arial Narrow" w:cs="Arial Narrow"/>
-          <w:b/>
-          <w:bCs/>
-          <w:sz w:val="16"/>
-          <w:szCs w:val="16"/>
-        </w:rPr>
-        <w:t xml:space="preserve">Artículo </w:t>
-      </w:r>
-      <w:r>
-        <w:rPr>
-          <w:rFonts w:ascii="Arial Narrow" w:eastAsia="Arial Narrow" w:hAnsi="Arial Narrow" w:cs="Arial Narrow"/>
-          <w:b/>
-          <w:bCs/>
-          <w:sz w:val="16"/>
-          <w:szCs w:val="16"/>
-        </w:rPr>
-        <w:t>2</w:t>
-      </w:r>
-      <w:r>
-        <w:rPr>
-          <w:rFonts w:ascii="Arial Narrow" w:eastAsia="Arial Narrow" w:hAnsi="Arial Narrow" w:cs="Arial Narrow"/>
-          <w:b/>
-          <w:bCs/>
-          <w:sz w:val="16"/>
-          <w:szCs w:val="16"/>
-        </w:rPr>
-        <w:t xml:space="preserve">.- </w:t>
-      </w:r>
-      <w:r>
-        <w:rPr>
-          <w:rFonts w:ascii="Arial Narrow" w:eastAsia="Arial Narrow" w:hAnsi="Arial Narrow" w:cs="Arial Narrow"/>
-          <w:b/>
-          <w:bCs/>
-          <w:sz w:val="16"/>
-          <w:szCs w:val="16"/>
-        </w:rPr>
-        <w:t>Información relevante</w:t>
-      </w:r>
-    </w:p>
-    <w:p>
-      <w:pPr>
-        <w:pStyle w:val="Textonotapie"/>
-        <w:ind w:left="567" w:right="-1"/>
-        <w:jc w:val="both"/>
-        <w:rPr>
-          <w:rFonts w:ascii="Arial Narrow" w:eastAsia="Arial Narrow" w:hAnsi="Arial Narrow" w:cs="Arial Narrow"/>
-          <w:sz w:val="16"/>
-          <w:szCs w:val="16"/>
-        </w:rPr>
-      </w:pPr>
-      <w:r>
-        <w:rPr>
-          <w:rFonts w:ascii="Arial Narrow" w:eastAsia="Arial Narrow" w:hAnsi="Arial Narrow" w:cs="Arial Narrow"/>
-          <w:sz w:val="16"/>
-          <w:szCs w:val="16"/>
-        </w:rPr>
-        <w:t xml:space="preserve">2.1 El proveedor tiene la obligación de ofrecer al consumidor toda la información relevante para tomar una decisión o realizar una elección adecuada de consumo, así como para efectuar un uso o consumo adecuado de los productos o servicios. </w:t>
-      </w:r>
-    </w:p>
-    <w:p>
-      <w:pPr>
-        <w:pStyle w:val="Textonotapie"/>
-        <w:ind w:left="567" w:right="-1"/>
-        <w:jc w:val="both"/>
-        <w:rPr>
-          <w:rFonts w:ascii="Arial Narrow" w:eastAsia="Arial Narrow" w:hAnsi="Arial Narrow" w:cs="Arial Narrow"/>
-          <w:sz w:val="16"/>
-          <w:szCs w:val="16"/>
-        </w:rPr>
-      </w:pPr>
-      <w:r>
-        <w:rPr>
-          <w:rFonts w:ascii="Arial Narrow" w:eastAsia="Arial Narrow" w:hAnsi="Arial Narrow" w:cs="Arial Narrow"/>
-          <w:sz w:val="16"/>
-          <w:szCs w:val="16"/>
-        </w:rPr>
-        <w:t xml:space="preserve">2.2 La información debe ser veraz, suficiente, de fácil comprensión, apropiada, oportuna y fácilmente accesible, debiendo ser brindada en idioma castellano. </w:t>
-      </w:r>
-    </w:p>
-    <w:p>
-      <w:pPr>
-        <w:pStyle w:val="Textonotapie"/>
-        <w:ind w:left="567" w:right="-1"/>
-        <w:jc w:val="both"/>
-        <w:rPr>
-          <w:rFonts w:ascii="Arial Narrow" w:eastAsia="Arial Narrow" w:hAnsi="Arial Narrow" w:cs="Arial Narrow"/>
-          <w:sz w:val="16"/>
-          <w:szCs w:val="16"/>
-        </w:rPr>
-      </w:pPr>
-      <w:r>
-        <w:rPr>
-          <w:rFonts w:ascii="Arial Narrow" w:eastAsia="Arial Narrow" w:hAnsi="Arial Narrow" w:cs="Arial Narrow"/>
-          <w:sz w:val="16"/>
-          <w:szCs w:val="16"/>
-        </w:rPr>
-        <w:t xml:space="preserve">2.3 Sin perjuicio de las exigencias concretas de las normas sectoriales correspondientes, para analizar la información relevante se tiene en consideración a toda aquella sin la cual no se hubiera adoptado la decisión de consumo o se hubiera efectuado en términos substancialmente distintos. Para ello se debe examinar si la información omitida desnaturaliza las condiciones en que se realizó la oferta al consumidor. </w:t>
-      </w:r>
-    </w:p>
-    <w:p>
-      <w:pPr>
-        <w:pStyle w:val="Textonotapie"/>
-        <w:ind w:left="567" w:right="-1"/>
-        <w:jc w:val="both"/>
-        <w:rPr>
-          <w:rFonts w:ascii="Arial Narrow" w:eastAsia="Arial Narrow" w:hAnsi="Arial Narrow" w:cs="Arial Narrow"/>
-          <w:sz w:val="16"/>
-          <w:szCs w:val="16"/>
-        </w:rPr>
-      </w:pPr>
-      <w:r>
-        <w:rPr>
-          <w:rFonts w:ascii="Arial Narrow" w:eastAsia="Arial Narrow" w:hAnsi="Arial Narrow" w:cs="Arial Narrow"/>
-          <w:sz w:val="16"/>
-          <w:szCs w:val="16"/>
-        </w:rPr>
-        <w:t>2.4 Al evaluarse la información, deben considerarse los problemas de confusión que generarían al consumidor el suministro de información excesiva o sumamente compleja, atendiendo a la naturaleza del producto adquirido o al servicio contratado.</w:t>
-      </w:r>
-    </w:p>
+    </w:p>
+  </w:footnote>
+  <w:footnote w:id="6">
     <w:p>
       <w:pPr>
         <w:pStyle w:val="Textonotapie"/>
@@ -7479,15 +7536,96 @@
         <w:jc w:val="both"/>
         <w:rPr>
           <w:rFonts w:ascii="Arial Narrow" w:eastAsia="Arial Narrow" w:hAnsi="Arial Narrow" w:cs="Arial Narrow"/>
+          <w:sz w:val="16"/>
+          <w:szCs w:val="16"/>
+        </w:rPr>
+      </w:pPr>
+      <w:r>
+        <w:rPr>
+          <w:rStyle w:val="Refdenotaalpie"/>
+          <w:rFonts w:ascii="Arial Narrow" w:eastAsia="Arial Narrow" w:hAnsi="Arial Narrow" w:cs="Arial Narrow"/>
+          <w:sz w:val="16"/>
+          <w:szCs w:val="16"/>
+          <w:vertAlign w:val="superscript"/>
+        </w:rPr>
+        <w:footnoteRef/>
+      </w:r>
+      <w:r>
+        <w:rPr>
+          <w:rFonts w:ascii="Arial Narrow" w:eastAsia="Arial Narrow" w:hAnsi="Arial Narrow" w:cs="Arial Narrow"/>
+          <w:sz w:val="16"/>
+          <w:szCs w:val="16"/>
+        </w:rPr>
+        <w:tab/>
+        <w:t xml:space="preserve"/>
+      </w:r>
+      <w:r>
+        <w:rPr>
+          <w:rFonts w:ascii="Arial Narrow" w:eastAsia="Arial Narrow" w:hAnsi="Arial Narrow" w:cs="Arial Narrow"/>
+          <w:sz w:val="16"/>
+          <w:szCs w:val="16"/>
+        </w:rPr>
+        <w:tab/>
+      </w:r>
+      <w:r>
+        <w:rPr>
+          <w:rFonts w:ascii="Arial Narrow" w:eastAsia="Arial Narrow" w:hAnsi="Arial Narrow" w:cs="Arial Narrow"/>
           <w:b/>
           <w:bCs/>
           <w:sz w:val="16"/>
           <w:szCs w:val="16"/>
         </w:rPr>
-      </w:pPr>
-    </w:p>
-  </w:footnote>
-  <w:footnote w:id="6">
+        <w:t xml:space="preserve">LEY SOBRE FACULTADES, NORMAS Y ORGANIZACIÓN DEL INDECOPI, APROBADA POR DECRETO LEGISLATIVO </w:t>
+      </w:r>
+      <w:proofErr w:type="spellStart"/>
+      <w:r>
+        <w:rPr>
+          <w:rFonts w:ascii="Arial Narrow" w:eastAsia="Arial Narrow" w:hAnsi="Arial Narrow" w:cs="Arial Narrow"/>
+          <w:b/>
+          <w:bCs/>
+          <w:sz w:val="16"/>
+          <w:szCs w:val="16"/>
+        </w:rPr>
+        <w:t/>
+      </w:r>
+      <w:proofErr w:type="spellEnd"/>
+      <w:r>
+        <w:rPr>
+          <w:rFonts w:ascii="Arial Narrow" w:eastAsia="Arial Narrow" w:hAnsi="Arial Narrow" w:cs="Arial Narrow"/>
+          <w:b/>
+          <w:bCs/>
+          <w:sz w:val="16"/>
+          <w:szCs w:val="16"/>
+        </w:rPr>
+        <w:t xml:space="preserve">807 Artículo 24.-</w:t>
+      </w:r>
+      <w:r>
+        <w:rPr>
+          <w:rFonts w:ascii="Arial Narrow" w:eastAsia="Arial Narrow" w:hAnsi="Arial Narrow" w:cs="Arial Narrow"/>
+          <w:sz w:val="16"/>
+          <w:szCs w:val="16"/>
+        </w:rPr>
+        <w:t xml:space="preserve"> El </w:t>
+      </w:r>
+      <w:proofErr w:type="gramStart"/>
+      <w:r>
+        <w:rPr>
+          <w:rFonts w:ascii="Arial Narrow" w:eastAsia="Arial Narrow" w:hAnsi="Arial Narrow" w:cs="Arial Narrow"/>
+          <w:sz w:val="16"/>
+          <w:szCs w:val="16"/>
+        </w:rPr>
+        <w:t>Secretario Técnico</w:t>
+      </w:r>
+      <w:proofErr w:type="gramEnd"/>
+      <w:r>
+        <w:rPr>
+          <w:rFonts w:ascii="Arial Narrow" w:eastAsia="Arial Narrow" w:hAnsi="Arial Narrow" w:cs="Arial Narrow"/>
+          <w:sz w:val="16"/>
+          <w:szCs w:val="16"/>
+        </w:rPr>
+        <w:t xml:space="preserve"> se encargará de la tramitación del procedimiento. Para ello, cuenta con las siguientes facultades:</w:t>
+      </w:r>
+    </w:p>
     <w:p>
       <w:pPr>
         <w:pStyle w:val="Textonotapie"/>
@@ -7504,87 +7642,12 @@
       </w:pPr>
       <w:r>
         <w:rPr>
-          <w:rStyle w:val="Refdenotaalpie"/>
-          <w:rFonts w:ascii="Arial Narrow" w:eastAsia="Arial Narrow" w:hAnsi="Arial Narrow" w:cs="Arial Narrow"/>
-          <w:sz w:val="16"/>
-          <w:szCs w:val="16"/>
-          <w:vertAlign w:val="superscript"/>
-        </w:rPr>
-        <w:footnoteRef/>
-      </w:r>
-      <w:r>
-        <w:rPr>
-          <w:rFonts w:ascii="Arial Narrow" w:eastAsia="Arial Narrow" w:hAnsi="Arial Narrow" w:cs="Arial Narrow"/>
-          <w:sz w:val="16"/>
-          <w:szCs w:val="16"/>
-        </w:rPr>
-        <w:t xml:space="preserve"> </w:t>
-      </w:r>
-      <w:r>
-        <w:rPr>
           <w:rFonts w:ascii="Arial Narrow" w:eastAsia="Arial Narrow" w:hAnsi="Arial Narrow" w:cs="Arial Narrow"/>
           <w:sz w:val="16"/>
           <w:szCs w:val="16"/>
         </w:rPr>
         <w:tab/>
-      </w:r>
-      <w:r>
-        <w:rPr>
-          <w:rFonts w:ascii="Arial Narrow" w:eastAsia="Arial Narrow" w:hAnsi="Arial Narrow" w:cs="Arial Narrow"/>
-          <w:b/>
-          <w:bCs/>
-          <w:sz w:val="16"/>
-          <w:szCs w:val="16"/>
-        </w:rPr>
-        <w:t xml:space="preserve">LEY SOBRE FACULTADES, NORMAS Y ORGANIZACIÓN DEL INDECOPI, APROBADA POR DECRETO LEGISLATIVO </w:t>
-      </w:r>
-      <w:proofErr w:type="spellStart"/>
-      <w:r>
-        <w:rPr>
-          <w:rFonts w:ascii="Arial Narrow" w:eastAsia="Arial Narrow" w:hAnsi="Arial Narrow" w:cs="Arial Narrow"/>
-          <w:b/>
-          <w:bCs/>
-          <w:sz w:val="16"/>
-          <w:szCs w:val="16"/>
-        </w:rPr>
-        <w:t/>
-      </w:r>
-      <w:proofErr w:type="spellEnd"/>
-      <w:r>
-        <w:rPr>
-          <w:rFonts w:ascii="Arial Narrow" w:eastAsia="Arial Narrow" w:hAnsi="Arial Narrow" w:cs="Arial Narrow"/>
-          <w:b/>
-          <w:bCs/>
-          <w:sz w:val="16"/>
-          <w:szCs w:val="16"/>
-        </w:rPr>
-        <w:t xml:space="preserve"> 807 Artículo 24.-</w:t>
-      </w:r>
-      <w:r>
-        <w:rPr>
-          <w:rFonts w:ascii="Arial Narrow" w:eastAsia="Arial Narrow" w:hAnsi="Arial Narrow" w:cs="Arial Narrow"/>
-          <w:sz w:val="16"/>
-          <w:szCs w:val="16"/>
-        </w:rPr>
-        <w:t xml:space="preserve"> El </w:t>
-      </w:r>
-      <w:proofErr w:type="gramStart"/>
-      <w:r>
-        <w:rPr>
-          <w:rFonts w:ascii="Arial Narrow" w:eastAsia="Arial Narrow" w:hAnsi="Arial Narrow" w:cs="Arial Narrow"/>
-          <w:sz w:val="16"/>
-          <w:szCs w:val="16"/>
-        </w:rPr>
-        <w:t>Secretario Técnico</w:t>
-      </w:r>
-      <w:proofErr w:type="gramEnd"/>
-      <w:r>
-        <w:rPr>
-          <w:rFonts w:ascii="Arial Narrow" w:eastAsia="Arial Narrow" w:hAnsi="Arial Narrow" w:cs="Arial Narrow"/>
-          <w:sz w:val="16"/>
-          <w:szCs w:val="16"/>
-        </w:rPr>
-        <w:t xml:space="preserve"> se encargará de la tramitación del procedimiento. Para ello, cuenta con las siguientes facultades:</w:t>
+        <w:t xml:space="preserve">(...) </w:t>
       </w:r>
     </w:p>
     <w:p>
@@ -7608,7 +7671,7 @@
           <w:szCs w:val="16"/>
         </w:rPr>
         <w:tab/>
-        <w:t xml:space="preserve">(...) </w:t>
+        <w:t xml:space="preserve">c) Admitir denuncias a trámite, en aquellos casos en que la Comisión le haya delegado esta facultad. </w:t>
       </w:r>
     </w:p>
     <w:p>
@@ -7632,7 +7695,7 @@
           <w:szCs w:val="16"/>
         </w:rPr>
         <w:tab/>
-        <w:t xml:space="preserve">c) Admitir denuncias a trámite, en aquellos casos en que la Comisión le haya delegado esta facultad. </w:t>
+        <w:t>(...).</w:t>
       </w:r>
     </w:p>
     <w:p>
@@ -7649,6 +7712,33 @@
           <w:szCs w:val="16"/>
         </w:rPr>
       </w:pPr>
+    </w:p>
+  </w:footnote>
+  <w:footnote w:id="7">
+    <w:p>
+      <w:pPr>
+        <w:pStyle w:val="Textonotapie"/>
+        <w:tabs>
+          <w:tab w:val="left" w:pos="567"/>
+        </w:tabs>
+        <w:ind w:left="567" w:hanging="567"/>
+        <w:jc w:val="both"/>
+        <w:rPr>
+          <w:rFonts w:ascii="Arial Narrow" w:eastAsia="Arial Narrow" w:hAnsi="Arial Narrow" w:cs="Arial Narrow"/>
+          <w:sz w:val="16"/>
+          <w:szCs w:val="16"/>
+        </w:rPr>
+      </w:pPr>
+      <w:r>
+        <w:rPr>
+          <w:rStyle w:val="Refdenotaalpie"/>
+          <w:rFonts w:ascii="Arial Narrow" w:eastAsia="Arial Narrow" w:hAnsi="Arial Narrow" w:cs="Arial Narrow"/>
+          <w:sz w:val="16"/>
+          <w:szCs w:val="16"/>
+          <w:vertAlign w:val="superscript"/>
+        </w:rPr>
+        <w:footnoteRef/>
+      </w:r>
       <w:r>
         <w:rPr>
           <w:rFonts w:ascii="Arial Narrow" w:eastAsia="Arial Narrow" w:hAnsi="Arial Narrow" w:cs="Arial Narrow"/>
@@ -7656,9 +7746,737 @@
           <w:szCs w:val="16"/>
         </w:rPr>
         <w:tab/>
-        <w:t>(...).</w:t>
-      </w:r>
-    </w:p>
+        <w:t xml:space="preserve"/>
+      </w:r>
+      <w:r>
+        <w:rPr>
+          <w:rFonts w:ascii="Arial Narrow" w:eastAsia="Arial Narrow" w:hAnsi="Arial Narrow" w:cs="Arial Narrow"/>
+          <w:sz w:val="16"/>
+          <w:szCs w:val="16"/>
+        </w:rPr>
+        <w:tab/>
+        <w:t xml:space="preserve">El número de trabajadores se atenderá siempre que la empresa haya sido constituida antes de la vigencia de la Ley </w:t>
+      </w:r>
+      <w:proofErr w:type="spellStart"/>
+      <w:r>
+        <w:rPr>
+          <w:rFonts w:ascii="Arial Narrow" w:eastAsia="Arial Narrow" w:hAnsi="Arial Narrow" w:cs="Arial Narrow"/>
+          <w:sz w:val="16"/>
+          <w:szCs w:val="16"/>
+        </w:rPr>
+        <w:t/>
+      </w:r>
+      <w:proofErr w:type="spellEnd"/>
+      <w:r>
+        <w:rPr>
+          <w:rFonts w:ascii="Arial Narrow" w:eastAsia="Arial Narrow" w:hAnsi="Arial Narrow" w:cs="Arial Narrow"/>
+          <w:sz w:val="16"/>
+          <w:szCs w:val="16"/>
+        </w:rPr>
+        <w:t xml:space="preserve">30056, publicada el 2 de julio de 2013, que modificó el artículo 5 del Texto Único Ordenado de la Ley de Promoción de la Competitividad, Formalización y Desarrollo de la Micro y Pequeña Empresa y de Acceso al Empleo Decente (LEY MYPE). Ello, en la medida que la Tercera Disposición Complementaria Transitoria de la norma modificatoria precisa que las empresas constituidas antes de la </w:t>
+      </w:r>
+      <w:proofErr w:type="gramStart"/>
+      <w:r>
+        <w:rPr>
+          <w:rFonts w:ascii="Arial Narrow" w:eastAsia="Arial Narrow" w:hAnsi="Arial Narrow" w:cs="Arial Narrow"/>
+          <w:sz w:val="16"/>
+          <w:szCs w:val="16"/>
+        </w:rPr>
+        <w:t>entrada en vigencia</w:t>
+      </w:r>
+      <w:proofErr w:type="gramEnd"/>
+      <w:r>
+        <w:rPr>
+          <w:rFonts w:ascii="Arial Narrow" w:eastAsia="Arial Narrow" w:hAnsi="Arial Narrow" w:cs="Arial Narrow"/>
+          <w:sz w:val="16"/>
+          <w:szCs w:val="16"/>
+        </w:rPr>
+        <w:t xml:space="preserve"> de dicha Ley se rigen por los requisitos de acogimiento al régimen de las micro y pequeñas empresas regulados en el Decreto Legislativo 1086.</w:t>
+      </w:r>
+    </w:p>
+    <w:p>
+      <w:pPr>
+        <w:pStyle w:val="Textonotapie"/>
+        <w:ind w:left="567" w:hanging="567"/>
+        <w:jc w:val="both"/>
+        <w:rPr>
+          <w:rFonts w:ascii="Arial Narrow" w:eastAsia="Arial Narrow" w:hAnsi="Arial Narrow" w:cs="Arial Narrow"/>
+          <w:sz w:val="16"/>
+          <w:szCs w:val="16"/>
+        </w:rPr>
+      </w:pPr>
+    </w:p>
+  </w:footnote>
+  <w:footnote w:id="8">
+    <w:p>
+      <w:pPr>
+        <w:pStyle w:val="Textonotapie"/>
+        <w:tabs>
+          <w:tab w:val="left" w:pos="567"/>
+        </w:tabs>
+        <w:ind w:left="567" w:hanging="567"/>
+        <w:jc w:val="both"/>
+        <w:rPr>
+          <w:rFonts w:ascii="Arial Narrow" w:eastAsia="Arial Narrow" w:hAnsi="Arial Narrow" w:cs="Arial Narrow"/>
+          <w:sz w:val="16"/>
+          <w:szCs w:val="16"/>
+        </w:rPr>
+      </w:pPr>
+      <w:r>
+        <w:rPr>
+          <w:rStyle w:val="Refdenotaalpie"/>
+          <w:rFonts w:ascii="Arial Narrow" w:eastAsia="Arial Narrow" w:hAnsi="Arial Narrow" w:cs="Arial Narrow"/>
+          <w:sz w:val="16"/>
+          <w:szCs w:val="16"/>
+          <w:vertAlign w:val="superscript"/>
+        </w:rPr>
+        <w:footnoteRef/>
+      </w:r>
+      <w:r>
+        <w:rPr>
+          <w:rFonts w:ascii="Arial Narrow" w:eastAsia="Arial Narrow" w:hAnsi="Arial Narrow" w:cs="Arial Narrow"/>
+          <w:sz w:val="16"/>
+          <w:szCs w:val="16"/>
+        </w:rPr>
+        <w:tab/>
+        <w:t xml:space="preserve"/>
+      </w:r>
+      <w:r>
+        <w:rPr>
+          <w:rFonts w:ascii="Arial Narrow" w:eastAsia="Arial Narrow" w:hAnsi="Arial Narrow" w:cs="Arial Narrow"/>
+          <w:sz w:val="16"/>
+          <w:szCs w:val="16"/>
+        </w:rPr>
+        <w:tab/>
+      </w:r>
+      <w:r>
+        <w:rPr>
+          <w:rFonts w:ascii="Arial Narrow" w:eastAsia="Arial Narrow" w:hAnsi="Arial Narrow" w:cs="Arial Narrow"/>
+          <w:b/>
+          <w:sz w:val="16"/>
+          <w:szCs w:val="16"/>
+        </w:rPr>
+        <w:t>LEY 29571, CÓDIGO DE PROTECCIÓN Y DEFENSA DEL CONSUMIDOR</w:t>
+      </w:r>
+      <w:r>
+        <w:rPr>
+          <w:rFonts w:ascii="Arial Narrow" w:eastAsia="Arial Narrow" w:hAnsi="Arial Narrow" w:cs="Arial Narrow"/>
+          <w:b/>
+          <w:bCs/>
+          <w:sz w:val="16"/>
+          <w:szCs w:val="16"/>
+        </w:rPr>
+        <w:t xml:space="preserve">, </w:t>
+      </w:r>
+      <w:r>
+        <w:rPr>
+          <w:rFonts w:ascii="Arial Narrow" w:eastAsia="Arial Narrow" w:hAnsi="Arial Narrow" w:cs="Arial Narrow"/>
+          <w:b/>
+          <w:sz w:val="16"/>
+          <w:szCs w:val="16"/>
+        </w:rPr>
+        <w:t xml:space="preserve">publicado el 2 de setiembre de 2010 y modificado por Decreto Legislativo </w:t>
+      </w:r>
+      <w:proofErr w:type="spellStart"/>
+      <w:r>
+        <w:rPr>
+          <w:rFonts w:ascii="Arial Narrow" w:eastAsia="Arial Narrow" w:hAnsi="Arial Narrow" w:cs="Arial Narrow"/>
+          <w:b/>
+          <w:sz w:val="16"/>
+          <w:szCs w:val="16"/>
+        </w:rPr>
+        <w:t/>
+      </w:r>
+      <w:proofErr w:type="spellEnd"/>
+      <w:r>
+        <w:rPr>
+          <w:rFonts w:ascii="Arial Narrow" w:eastAsia="Arial Narrow" w:hAnsi="Arial Narrow" w:cs="Arial Narrow"/>
+          <w:b/>
+          <w:sz w:val="16"/>
+          <w:szCs w:val="16"/>
+        </w:rPr>
+        <w:t xml:space="preserve">1308</w:t>
+      </w:r>
+    </w:p>
+    <w:p>
+      <w:pPr>
+        <w:pStyle w:val="Textonotapie"/>
+        <w:ind w:left="567" w:hanging="567"/>
+        <w:jc w:val="both"/>
+        <w:rPr>
+          <w:rFonts w:ascii="Arial Narrow" w:eastAsia="Arial Narrow" w:hAnsi="Arial Narrow" w:cs="Arial Narrow"/>
+          <w:b/>
+          <w:bCs/>
+          <w:sz w:val="16"/>
+          <w:szCs w:val="16"/>
+        </w:rPr>
+      </w:pPr>
+      <w:r>
+        <w:rPr>
+          <w:rFonts w:ascii="Arial Narrow" w:eastAsia="Arial Narrow" w:hAnsi="Arial Narrow" w:cs="Arial Narrow"/>
+          <w:sz w:val="16"/>
+          <w:szCs w:val="16"/>
+        </w:rPr>
+        <w:tab/>
+      </w:r>
+      <w:r>
+        <w:rPr>
+          <w:rFonts w:ascii="Arial Narrow" w:eastAsia="Arial Narrow" w:hAnsi="Arial Narrow" w:cs="Arial Narrow"/>
+          <w:b/>
+          <w:bCs/>
+          <w:sz w:val="16"/>
+          <w:szCs w:val="16"/>
+        </w:rPr>
+        <w:t>Artículo 110.- Sanciones Administrativas</w:t>
+      </w:r>
+    </w:p>
+    <w:p>
+      <w:pPr>
+        <w:autoSpaceDE w:val="0"/>
+        <w:autoSpaceDN w:val="0"/>
+        <w:adjustRightInd w:val="0"/>
+        <w:spacing w:after="0" w:line="240" w:lineRule="auto"/>
+        <w:ind w:left="567"/>
+        <w:jc w:val="both"/>
+        <w:rPr>
+          <w:rFonts w:ascii="Arial Narrow" w:eastAsia="Arial Narrow" w:hAnsi="Arial Narrow" w:cs="Arial Narrow"/>
+          <w:sz w:val="16"/>
+          <w:szCs w:val="16"/>
+          <w:lang w:eastAsia="es-PE"/>
+        </w:rPr>
+      </w:pPr>
+      <w:r>
+        <w:rPr>
+          <w:rFonts w:ascii="Arial Narrow" w:eastAsia="Arial Narrow" w:hAnsi="Arial Narrow" w:cs="Arial Narrow"/>
+          <w:sz w:val="16"/>
+          <w:szCs w:val="16"/>
+          <w:lang w:eastAsia="es-PE"/>
+        </w:rPr>
+        <w:t>(…)</w:t>
+      </w:r>
+    </w:p>
+    <w:p>
+      <w:pPr>
+        <w:autoSpaceDE w:val="0"/>
+        <w:autoSpaceDN w:val="0"/>
+        <w:adjustRightInd w:val="0"/>
+        <w:spacing w:after="0" w:line="240" w:lineRule="auto"/>
+        <w:ind w:left="567"/>
+        <w:jc w:val="both"/>
+        <w:rPr>
+          <w:rFonts w:ascii="Arial Narrow" w:eastAsia="Arial Narrow" w:hAnsi="Arial Narrow" w:cs="Arial Narrow"/>
+          <w:sz w:val="16"/>
+          <w:szCs w:val="16"/>
+          <w:lang w:eastAsia="es-PE"/>
+        </w:rPr>
+      </w:pPr>
+      <w:r>
+        <w:rPr>
+          <w:rFonts w:ascii="Arial Narrow" w:eastAsia="Arial Narrow" w:hAnsi="Arial Narrow" w:cs="Arial Narrow"/>
+          <w:sz w:val="16"/>
+          <w:szCs w:val="16"/>
+          <w:lang w:eastAsia="es-PE"/>
+        </w:rPr>
+        <w:t>En el caso de las microempresas, la multa no puede superar el diez por ciento (10%) de las ventas o ingresos brutos percibidos por el infractor, relativos a todas sus actividades económicas, correspondientes al ejercicio inmediato anterior al de la expedición de la resolución de primera instancia, siempre que se haya acreditado dichos ingresos, no se encuentre en una situación de reincidencia y el caso no verse sobre la vida, salud o integridad de los consumidores. Para el caso de las pequeñas empresas, la multa no puede superar el veinte por ciento (20%) de las ventas o ingresos brutos percibidos por el infractor, conforme a los requisitos señalados anteriormente.</w:t>
+      </w:r>
+    </w:p>
+    <w:p>
+      <w:pPr>
+        <w:autoSpaceDE w:val="0"/>
+        <w:autoSpaceDN w:val="0"/>
+        <w:adjustRightInd w:val="0"/>
+        <w:spacing w:after="0" w:line="240" w:lineRule="auto"/>
+        <w:ind w:left="567"/>
+        <w:jc w:val="both"/>
+        <w:rPr>
+          <w:rFonts w:ascii="Arial Narrow" w:eastAsia="Arial Narrow" w:hAnsi="Arial Narrow" w:cs="Arial Narrow"/>
+          <w:sz w:val="16"/>
+          <w:szCs w:val="16"/>
+          <w:lang w:eastAsia="es-PE"/>
+        </w:rPr>
+      </w:pPr>
+      <w:r>
+        <w:rPr>
+          <w:rFonts w:ascii="Arial Narrow" w:eastAsia="Arial Narrow" w:hAnsi="Arial Narrow" w:cs="Arial Narrow"/>
+          <w:sz w:val="16"/>
+          <w:szCs w:val="16"/>
+          <w:lang w:eastAsia="es-PE"/>
+        </w:rPr>
+        <w:t>(…).</w:t>
+      </w:r>
+    </w:p>
+    <w:p>
+      <w:pPr>
+        <w:pStyle w:val="Textonotapie"/>
+        <w:ind w:left="567" w:hanging="567"/>
+        <w:jc w:val="both"/>
+        <w:rPr>
+          <w:rFonts w:ascii="Arial Narrow" w:eastAsia="Arial Narrow" w:hAnsi="Arial Narrow" w:cs="Arial Narrow"/>
+          <w:sz w:val="16"/>
+          <w:szCs w:val="16"/>
+        </w:rPr>
+      </w:pPr>
+    </w:p>
+  </w:footnote>
+  <w:footnote w:id="9">
+    <w:p>
+      <w:pPr>
+        <w:pStyle w:val="Textonotapie"/>
+        <w:tabs>
+          <w:tab w:val="left" w:pos="567"/>
+        </w:tabs>
+        <w:ind w:left="567" w:hanging="567"/>
+        <w:jc w:val="both"/>
+        <w:rPr>
+          <w:rFonts w:ascii="Arial Narrow" w:eastAsia="Arial Narrow" w:hAnsi="Arial Narrow" w:cs="Arial Narrow"/>
+          <w:sz w:val="16"/>
+          <w:szCs w:val="16"/>
+        </w:rPr>
+      </w:pPr>
+      <w:r>
+        <w:rPr>
+          <w:rStyle w:val="Refdenotaalpie"/>
+          <w:rFonts w:ascii="Arial Narrow" w:eastAsia="Arial Narrow" w:hAnsi="Arial Narrow" w:cs="Arial Narrow"/>
+          <w:sz w:val="16"/>
+          <w:szCs w:val="16"/>
+          <w:vertAlign w:val="superscript"/>
+        </w:rPr>
+        <w:footnoteRef/>
+      </w:r>
+      <w:r>
+        <w:rPr>
+          <w:rFonts w:ascii="Arial Narrow" w:eastAsia="Arial Narrow" w:hAnsi="Arial Narrow" w:cs="Arial Narrow"/>
+          <w:sz w:val="16"/>
+          <w:szCs w:val="16"/>
+        </w:rPr>
+        <w:tab/>
+      </w:r>
+      <w:r>
+        <w:rPr>
+          <w:rFonts w:ascii="Arial Narrow" w:eastAsia="Arial Narrow" w:hAnsi="Arial Narrow" w:cs="Arial Narrow"/>
+          <w:b/>
+          <w:bCs/>
+          <w:sz w:val="16"/>
+          <w:szCs w:val="16"/>
+        </w:rPr>
+        <w:t xml:space="preserve">DECRETO LEGISLATIVO 807, LEY SOBRE FACULTADES, NORMAS Y ORGANIZACIÓN DEL INDECOPI, publicado el 18 de abril de 1996</w:t>
+      </w:r>
+    </w:p>
+    <w:p>
+      <w:pPr>
+        <w:pStyle w:val="Textonotapie"/>
+        <w:ind w:left="567" w:hanging="567"/>
+        <w:jc w:val="both"/>
+        <w:rPr>
+          <w:rFonts w:ascii="Arial Narrow" w:eastAsia="Arial Narrow" w:hAnsi="Arial Narrow" w:cs="Arial Narrow"/>
+          <w:sz w:val="16"/>
+          <w:szCs w:val="16"/>
+        </w:rPr>
+      </w:pPr>
+      <w:r>
+        <w:rPr>
+          <w:rFonts w:ascii="Arial Narrow" w:eastAsia="Arial Narrow" w:hAnsi="Arial Narrow" w:cs="Arial Narrow"/>
+          <w:sz w:val="16"/>
+          <w:szCs w:val="16"/>
+        </w:rPr>
+        <w:tab/>
+      </w:r>
+      <w:r>
+        <w:rPr>
+          <w:rFonts w:ascii="Arial Narrow" w:eastAsia="Arial Narrow" w:hAnsi="Arial Narrow" w:cs="Arial Narrow"/>
+          <w:b/>
+          <w:bCs/>
+          <w:sz w:val="16"/>
+          <w:szCs w:val="16"/>
+        </w:rPr>
+        <w:t xml:space="preserve">Artículo 26.-</w:t>
+      </w:r>
+      <w:r>
+        <w:rPr>
+          <w:rFonts w:ascii="Arial Narrow" w:eastAsia="Arial Narrow" w:hAnsi="Arial Narrow" w:cs="Arial Narrow"/>
+          <w:sz w:val="16"/>
+          <w:szCs w:val="16"/>
+        </w:rPr>
+        <w:t xml:space="preserve"> Una vez admitida a trámite la denuncia, se correrá traslado de la misma al denunciado, a fin de que éste presente su descargo. El plazo para la presentación del descargo será de cinco (5) días contados desde la notificación, vencido el cual, el Secretario Técnico declarará en rebeldía al denunciado que no lo hubiera presentado.</w:t>
+      </w:r>
+    </w:p>
+    <w:p>
+      <w:pPr>
+        <w:pStyle w:val="Textonotapie"/>
+        <w:ind w:left="567" w:hanging="567"/>
+        <w:jc w:val="both"/>
+        <w:rPr>
+          <w:rFonts w:ascii="Arial Narrow" w:eastAsia="Arial Narrow" w:hAnsi="Arial Narrow" w:cs="Arial Narrow"/>
+          <w:sz w:val="16"/>
+          <w:szCs w:val="16"/>
+        </w:rPr>
+      </w:pPr>
+    </w:p>
+  </w:footnote>
+  <w:footnote w:id="10">
+    <w:p>
+      <w:pPr>
+        <w:pStyle w:val="Textonotapie"/>
+        <w:tabs>
+          <w:tab w:val="left" w:pos="567"/>
+        </w:tabs>
+        <w:ind w:left="567" w:hanging="567"/>
+        <w:jc w:val="both"/>
+        <w:rPr>
+          <w:rFonts w:ascii="Arial Narrow" w:eastAsia="Arial Narrow" w:hAnsi="Arial Narrow" w:cs="Arial Narrow"/>
+          <w:sz w:val="16"/>
+          <w:szCs w:val="16"/>
+        </w:rPr>
+      </w:pPr>
+      <w:r>
+        <w:rPr>
+          <w:rStyle w:val="Refdenotaalpie"/>
+          <w:rFonts w:ascii="Arial Narrow" w:eastAsia="Arial Narrow" w:hAnsi="Arial Narrow" w:cs="Arial Narrow"/>
+          <w:sz w:val="16"/>
+          <w:szCs w:val="16"/>
+          <w:vertAlign w:val="superscript"/>
+        </w:rPr>
+        <w:footnoteRef/>
+      </w:r>
+      <w:r>
+        <w:rPr>
+          <w:rFonts w:ascii="Arial Narrow" w:eastAsia="Arial Narrow" w:hAnsi="Arial Narrow" w:cs="Arial Narrow"/>
+          <w:sz w:val="16"/>
+          <w:szCs w:val="16"/>
+        </w:rPr>
+        <w:tab/>
+      </w:r>
+      <w:r>
+        <w:rPr>
+          <w:rFonts w:ascii="Arial Narrow" w:eastAsia="Arial Narrow" w:hAnsi="Arial Narrow" w:cs="Arial Narrow"/>
+          <w:b/>
+          <w:bCs/>
+          <w:sz w:val="16"/>
+          <w:szCs w:val="16"/>
+        </w:rPr>
+        <w:t xml:space="preserve">DECRETO SUPREMO 006-2026-JUS, TEXTO ÚNICO ORDENADO DE LA LEY 27444, LEY DEL PROCEDIMIENTO ADMINISTRATIVO GENERAL, publicado el 30 de abril de 2026</w:t>
+      </w:r>
+    </w:p>
+    <w:p>
+      <w:pPr>
+        <w:pStyle w:val="Textonotapie"/>
+        <w:ind w:left="567" w:hanging="567"/>
+        <w:jc w:val="both"/>
+        <w:rPr>
+          <w:rFonts w:ascii="Arial Narrow" w:eastAsia="Arial Narrow" w:hAnsi="Arial Narrow" w:cs="Arial Narrow"/>
+          <w:sz w:val="16"/>
+          <w:szCs w:val="16"/>
+        </w:rPr>
+      </w:pPr>
+      <w:r>
+        <w:rPr>
+          <w:rFonts w:ascii="Arial Narrow" w:eastAsia="Arial Narrow" w:hAnsi="Arial Narrow" w:cs="Arial Narrow"/>
+          <w:sz w:val="16"/>
+          <w:szCs w:val="16"/>
+        </w:rPr>
+        <w:tab/>
+      </w:r>
+      <w:r>
+        <w:rPr>
+          <w:rFonts w:ascii="Arial Narrow" w:eastAsia="Arial Narrow" w:hAnsi="Arial Narrow" w:cs="Arial Narrow"/>
+          <w:b/>
+          <w:bCs/>
+          <w:sz w:val="16"/>
+          <w:szCs w:val="16"/>
+        </w:rPr>
+        <w:t xml:space="preserve">Artículo 223.- Contestación de la reclamación</w:t>
+      </w:r>
+    </w:p>
+    <w:p>
+      <w:pPr>
+        <w:pStyle w:val="Textonotapie"/>
+        <w:ind w:left="567" w:hanging="567"/>
+        <w:jc w:val="both"/>
+        <w:rPr>
+          <w:rFonts w:ascii="Arial Narrow" w:eastAsia="Arial Narrow" w:hAnsi="Arial Narrow" w:cs="Arial Narrow"/>
+          <w:sz w:val="16"/>
+          <w:szCs w:val="16"/>
+        </w:rPr>
+      </w:pPr>
+      <w:r>
+        <w:rPr>
+          <w:rFonts w:ascii="Arial Narrow" w:eastAsia="Arial Narrow" w:hAnsi="Arial Narrow" w:cs="Arial Narrow"/>
+          <w:sz w:val="16"/>
+          <w:szCs w:val="16"/>
+        </w:rPr>
+        <w:tab/>
+      </w:r>
+      <w:r>
+        <w:rPr>
+          <w:rFonts w:ascii="Arial Narrow" w:eastAsia="Arial Narrow" w:hAnsi="Arial Narrow" w:cs="Arial Narrow"/>
+          <w:sz w:val="16"/>
+          <w:szCs w:val="16"/>
+        </w:rPr>
+        <w:t xml:space="preserve">223.1 El reclamado deberá presentar la contestación de la reclamación dentro de los quince (15) días posteriores a la notificación de ésta; vencido este plazo, la Administración declarará en rebeldía al reclamado que no la hubiera presentado. La contestación deberá contener los requisitos de los escritos previstos en el artículo 113 de la presente Ley, así como la absolución de todos los asuntos controvertidos de hecho y de derecho, Las alegaciones y los hechos relevantes de la reclamación, salvo que hayan sido específicamente negadas en la contestación, se tendrán por aceptadas o merituadas como ciertas.</w:t>
+      </w:r>
+    </w:p>
+    <w:p>
+      <w:pPr>
+        <w:pStyle w:val="Textonotapie"/>
+        <w:ind w:left="567" w:hanging="567"/>
+        <w:jc w:val="both"/>
+        <w:rPr>
+          <w:rFonts w:ascii="Arial Narrow" w:eastAsia="Arial Narrow" w:hAnsi="Arial Narrow" w:cs="Arial Narrow"/>
+          <w:sz w:val="16"/>
+          <w:szCs w:val="16"/>
+        </w:rPr>
+      </w:pPr>
+    </w:p>
+  </w:footnote>
+  <w:footnote w:id="11">
+    <w:p>
+      <w:pPr>
+        <w:tabs>
+          <w:tab w:val="left" w:pos="567"/>
+        </w:tabs>
+        <w:spacing w:after="0" w:line="240" w:lineRule="auto"/>
+        <w:ind w:left="567" w:hanging="567"/>
+        <w:jc w:val="both"/>
+        <w:rPr>
+          <w:rFonts w:ascii="Arial Narrow" w:eastAsia="Arial Narrow" w:hAnsi="Arial Narrow" w:cs="Arial Narrow"/>
+          <w:sz w:val="16"/>
+          <w:szCs w:val="16"/>
+        </w:rPr>
+      </w:pPr>
+      <w:r>
+        <w:rPr>
+          <w:rStyle w:val="Refdenotaalpie"/>
+          <w:rFonts w:ascii="Arial Narrow" w:eastAsia="Arial Narrow" w:hAnsi="Arial Narrow" w:cs="Arial Narrow"/>
+          <w:sz w:val="16"/>
+          <w:szCs w:val="16"/>
+          <w:vertAlign w:val="superscript"/>
+        </w:rPr>
+        <w:footnoteRef/>
+      </w:r>
+      <w:r>
+        <w:rPr>
+          <w:rFonts w:ascii="Arial Narrow" w:eastAsia="Arial Narrow" w:hAnsi="Arial Narrow" w:cs="Arial Narrow"/>
+          <w:sz w:val="16"/>
+          <w:szCs w:val="16"/>
+          <w:vertAlign w:val="superscript"/>
+        </w:rPr>
+        <w:tab/>
+        <w:t xml:space="preserve"/>
+      </w:r>
+      <w:r>
+        <w:rPr>
+          <w:rFonts w:ascii="Arial Narrow" w:eastAsia="Arial Narrow" w:hAnsi="Arial Narrow" w:cs="Arial Narrow"/>
+          <w:sz w:val="16"/>
+          <w:szCs w:val="16"/>
+        </w:rPr>
+        <w:t xml:space="preserve"> </w:t>
+      </w:r>
+      <w:r>
+        <w:rPr>
+          <w:rFonts w:ascii="Arial Narrow" w:eastAsia="Arial Narrow" w:hAnsi="Arial Narrow" w:cs="Arial Narrow"/>
+          <w:sz w:val="16"/>
+          <w:szCs w:val="16"/>
+        </w:rPr>
+        <w:tab/>
+      </w:r>
+      <w:r>
+        <w:rPr>
+          <w:rFonts w:ascii="Arial Narrow" w:eastAsia="Arial Narrow" w:hAnsi="Arial Narrow" w:cs="Arial Narrow"/>
+          <w:b/>
+          <w:sz w:val="16"/>
+          <w:szCs w:val="16"/>
+        </w:rPr>
+        <w:t>LEY 29571, CÓDIGO DE PROTECCIÓN Y DEFENSA DEL CONSUMIDOR</w:t>
+      </w:r>
+      <w:r>
+        <w:rPr>
+          <w:rFonts w:ascii="Arial Narrow" w:eastAsia="Arial Narrow" w:hAnsi="Arial Narrow" w:cs="Arial Narrow"/>
+          <w:b/>
+          <w:bCs/>
+          <w:sz w:val="16"/>
+          <w:szCs w:val="16"/>
+        </w:rPr>
+        <w:t xml:space="preserve">, </w:t>
+      </w:r>
+      <w:r>
+        <w:rPr>
+          <w:rFonts w:ascii="Arial Narrow" w:eastAsia="Arial Narrow" w:hAnsi="Arial Narrow" w:cs="Arial Narrow"/>
+          <w:b/>
+          <w:sz w:val="16"/>
+          <w:szCs w:val="16"/>
+        </w:rPr>
+        <w:t xml:space="preserve">publicado el 2 de setiembre de 2010 y modificado por Decreto Legislativo </w:t>
+      </w:r>
+      <w:proofErr w:type="spellStart"/>
+      <w:r>
+        <w:rPr>
+          <w:rFonts w:ascii="Arial Narrow" w:eastAsia="Arial Narrow" w:hAnsi="Arial Narrow" w:cs="Arial Narrow"/>
+          <w:b/>
+          <w:sz w:val="16"/>
+          <w:szCs w:val="16"/>
+        </w:rPr>
+        <w:t/>
+      </w:r>
+      <w:proofErr w:type="spellEnd"/>
+      <w:r>
+        <w:rPr>
+          <w:rFonts w:ascii="Arial Narrow" w:eastAsia="Arial Narrow" w:hAnsi="Arial Narrow" w:cs="Arial Narrow"/>
+          <w:b/>
+          <w:sz w:val="16"/>
+          <w:szCs w:val="16"/>
+        </w:rPr>
+        <w:t xml:space="preserve">1308</w:t>
+      </w:r>
+    </w:p>
+    <w:p>
+      <w:pPr>
+        <w:spacing w:after="0" w:line="240" w:lineRule="auto"/>
+        <w:ind w:left="567" w:hanging="567"/>
+        <w:jc w:val="both"/>
+        <w:rPr>
+          <w:rFonts w:ascii="Arial Narrow" w:eastAsia="Arial Narrow" w:hAnsi="Arial Narrow" w:cs="Arial Narrow"/>
+          <w:b/>
+          <w:sz w:val="16"/>
+          <w:szCs w:val="16"/>
+        </w:rPr>
+      </w:pPr>
+      <w:r>
+        <w:rPr>
+          <w:rFonts w:ascii="Arial Narrow" w:eastAsia="Arial Narrow" w:hAnsi="Arial Narrow" w:cs="Arial Narrow"/>
+          <w:b/>
+          <w:sz w:val="16"/>
+          <w:szCs w:val="16"/>
+        </w:rPr>
+        <w:tab/>
+        <w:t>Artículo 110.- Sanciones administrativas</w:t>
+      </w:r>
+    </w:p>
+    <w:p>
+      <w:pPr>
+        <w:spacing w:after="0" w:line="240" w:lineRule="auto"/>
+        <w:ind w:left="567"/>
+        <w:jc w:val="both"/>
+        <w:rPr>
+          <w:rFonts w:ascii="Arial Narrow" w:eastAsia="Arial Narrow" w:hAnsi="Arial Narrow" w:cs="Arial Narrow"/>
+          <w:sz w:val="16"/>
+          <w:szCs w:val="16"/>
+        </w:rPr>
+      </w:pPr>
+      <w:r>
+        <w:rPr>
+          <w:rFonts w:ascii="Arial Narrow" w:eastAsia="Arial Narrow" w:hAnsi="Arial Narrow" w:cs="Arial Narrow"/>
+          <w:sz w:val="16"/>
+          <w:szCs w:val="16"/>
+        </w:rPr>
+        <w:t>El órgano resolutivo puede sancionar las infracciones administrativas a que se refiere el artículo 108 con amonestación y multas de hasta cuatrocientos cincuenta (450) Unidades Impositivas Tributarias (UIT), las cuales son calificadas de la siguiente manera:</w:t>
+      </w:r>
+    </w:p>
+    <w:p>
+      <w:pPr>
+        <w:numPr>
+          <w:ilvl w:val="0"/>
+          <w:numId w:val="2"/>
+        </w:numPr>
+        <w:spacing w:after="0" w:line="240" w:lineRule="auto"/>
+        <w:ind w:left="426" w:firstLine="141"/>
+        <w:jc w:val="both"/>
+        <w:rPr>
+          <w:rFonts w:ascii="Arial Narrow" w:eastAsia="Arial Narrow" w:hAnsi="Arial Narrow" w:cs="Arial Narrow"/>
+          <w:sz w:val="16"/>
+          <w:szCs w:val="16"/>
+        </w:rPr>
+      </w:pPr>
+      <w:r>
+        <w:rPr>
+          <w:rFonts w:ascii="Arial Narrow" w:eastAsia="Arial Narrow" w:hAnsi="Arial Narrow" w:cs="Arial Narrow"/>
+          <w:sz w:val="16"/>
+          <w:szCs w:val="16"/>
+        </w:rPr>
+        <w:t>Infracciones leves, con una amonestación o con una multa de hasta cincuenta (50) UIT.</w:t>
+      </w:r>
+    </w:p>
+    <w:p>
+      <w:pPr>
+        <w:numPr>
+          <w:ilvl w:val="0"/>
+          <w:numId w:val="2"/>
+        </w:numPr>
+        <w:spacing w:after="0" w:line="240" w:lineRule="auto"/>
+        <w:ind w:left="426" w:firstLine="141"/>
+        <w:jc w:val="both"/>
+        <w:rPr>
+          <w:rFonts w:ascii="Arial Narrow" w:eastAsia="Arial Narrow" w:hAnsi="Arial Narrow" w:cs="Arial Narrow"/>
+          <w:sz w:val="16"/>
+          <w:szCs w:val="16"/>
+        </w:rPr>
+      </w:pPr>
+      <w:r>
+        <w:rPr>
+          <w:rFonts w:ascii="Arial Narrow" w:eastAsia="Arial Narrow" w:hAnsi="Arial Narrow" w:cs="Arial Narrow"/>
+          <w:sz w:val="16"/>
+          <w:szCs w:val="16"/>
+        </w:rPr>
+        <w:t>Infracciones graves, con una multa de hasta ciento cincuenta (150) UIT.</w:t>
+      </w:r>
+    </w:p>
+    <w:p>
+      <w:pPr>
+        <w:numPr>
+          <w:ilvl w:val="0"/>
+          <w:numId w:val="2"/>
+        </w:numPr>
+        <w:spacing w:after="0" w:line="240" w:lineRule="auto"/>
+        <w:ind w:left="426" w:firstLine="141"/>
+        <w:jc w:val="both"/>
+        <w:rPr>
+          <w:rFonts w:ascii="Arial Narrow" w:eastAsia="Arial Narrow" w:hAnsi="Arial Narrow" w:cs="Arial Narrow"/>
+          <w:sz w:val="16"/>
+          <w:szCs w:val="16"/>
+        </w:rPr>
+      </w:pPr>
+      <w:r>
+        <w:rPr>
+          <w:rFonts w:ascii="Arial Narrow" w:eastAsia="Arial Narrow" w:hAnsi="Arial Narrow" w:cs="Arial Narrow"/>
+          <w:sz w:val="16"/>
+          <w:szCs w:val="16"/>
+        </w:rPr>
+        <w:t>Infracciones muy graves, con una multa de hasta cuatrocientos cincuenta (450) UIT.</w:t>
+      </w:r>
+    </w:p>
+    <w:p>
+      <w:pPr>
+        <w:spacing w:after="0" w:line="240" w:lineRule="auto"/>
+        <w:ind w:left="567"/>
+        <w:jc w:val="both"/>
+        <w:rPr>
+          <w:rFonts w:ascii="Arial Narrow" w:eastAsia="Arial Narrow" w:hAnsi="Arial Narrow" w:cs="Arial Narrow"/>
+          <w:sz w:val="16"/>
+          <w:szCs w:val="16"/>
+        </w:rPr>
+      </w:pPr>
+      <w:r>
+        <w:rPr>
+          <w:rFonts w:ascii="Arial Narrow" w:eastAsia="Arial Narrow" w:hAnsi="Arial Narrow" w:cs="Arial Narrow"/>
+          <w:sz w:val="16"/>
+          <w:szCs w:val="16"/>
+        </w:rPr>
+        <w:t>(…).</w:t>
+      </w:r>
+    </w:p>
+    <w:p>
+      <w:pPr>
+        <w:spacing w:after="0" w:line="240" w:lineRule="auto"/>
+        <w:ind w:left="567" w:hanging="567"/>
+        <w:jc w:val="both"/>
+        <w:rPr>
+          <w:rFonts w:ascii="Arial Narrow" w:eastAsia="Arial Narrow" w:hAnsi="Arial Narrow" w:cs="Arial Narrow"/>
+          <w:sz w:val="16"/>
+          <w:szCs w:val="16"/>
+        </w:rPr>
+      </w:pPr>
+    </w:p>
+  </w:footnote>
+  <w:footnote w:id="12">
     <w:p>
       <w:pPr>
         <w:pStyle w:val="Textonotapie"/>
@@ -7669,39 +8487,100 @@
         <w:jc w:val="both"/>
         <w:rPr>
           <w:rFonts w:ascii="Arial Narrow" w:eastAsia="Arial Narrow" w:hAnsi="Arial Narrow" w:cs="Arial Narrow"/>
-          <w:sz w:val="16"/>
-          <w:szCs w:val="16"/>
-        </w:rPr>
-      </w:pPr>
-      <w:r>
-        <w:rPr>
-          <w:rFonts w:ascii="Arial Narrow" w:eastAsia="Arial Narrow" w:hAnsi="Arial Narrow" w:cs="Arial Narrow"/>
-          <w:sz w:val="16"/>
-          <w:szCs w:val="16"/>
-        </w:rPr>
-        <w:t xml:space="preserve">. </w:t>
-      </w:r>
-    </w:p>
-    <w:p>
-      <w:pPr>
-        <w:pStyle w:val="Textonotapie"/>
+          <w:b/>
+          <w:bCs/>
+          <w:sz w:val="16"/>
+          <w:szCs w:val="16"/>
+        </w:rPr>
+      </w:pPr>
+      <w:r>
+        <w:rPr>
+          <w:rStyle w:val="Refdenotaalpie"/>
+          <w:rFonts w:ascii="Arial Narrow" w:eastAsia="Arial Narrow" w:hAnsi="Arial Narrow" w:cs="Arial Narrow"/>
+          <w:sz w:val="16"/>
+          <w:szCs w:val="16"/>
+          <w:vertAlign w:val="superscript"/>
+        </w:rPr>
+        <w:footnoteRef/>
+      </w:r>
+      <w:r>
+        <w:rPr>
+          <w:rFonts w:ascii="Arial Narrow" w:eastAsia="Arial Narrow" w:hAnsi="Arial Narrow" w:cs="Arial Narrow"/>
+          <w:sz w:val="16"/>
+          <w:szCs w:val="16"/>
+        </w:rPr>
+        <w:tab/>
+        <w:t xml:space="preserve"/>
+      </w:r>
+      <w:r>
+        <w:rPr>
+          <w:rFonts w:ascii="Arial Narrow" w:eastAsia="Arial Narrow" w:hAnsi="Arial Narrow" w:cs="Arial Narrow"/>
+          <w:sz w:val="16"/>
+          <w:szCs w:val="16"/>
+        </w:rPr>
+        <w:tab/>
+      </w:r>
+      <w:r>
+        <w:rPr>
+          <w:rFonts w:ascii="Arial Narrow" w:eastAsia="Arial Narrow" w:hAnsi="Arial Narrow" w:cs="Arial Narrow"/>
+          <w:b/>
+          <w:bCs/>
+          <w:sz w:val="16"/>
+          <w:szCs w:val="16"/>
+        </w:rPr>
+        <w:t xml:space="preserve">LEY </w:t>
+      </w:r>
+      <w:proofErr w:type="spellStart"/>
+      <w:r>
+        <w:rPr>
+          <w:rFonts w:ascii="Arial Narrow" w:eastAsia="Arial Narrow" w:hAnsi="Arial Narrow" w:cs="Arial Narrow"/>
+          <w:b/>
+          <w:bCs/>
+          <w:sz w:val="16"/>
+          <w:szCs w:val="16"/>
+        </w:rPr>
+        <w:t/>
+      </w:r>
+      <w:proofErr w:type="spellEnd"/>
+      <w:r>
+        <w:rPr>
+          <w:rFonts w:ascii="Arial Narrow" w:eastAsia="Arial Narrow" w:hAnsi="Arial Narrow" w:cs="Arial Narrow"/>
+          <w:b/>
+          <w:bCs/>
+          <w:sz w:val="16"/>
+          <w:szCs w:val="16"/>
+        </w:rPr>
+        <w:t xml:space="preserve">29571, CÓDIGO DE PROTECCIÓN Y DEFENSA DEL CONSUMIDOR, publicado el 2 de setiembre de 2010 y modificado por Decreto Legislativo </w:t>
+      </w:r>
+      <w:proofErr w:type="spellStart"/>
+      <w:r>
+        <w:rPr>
+          <w:rFonts w:ascii="Arial Narrow" w:eastAsia="Arial Narrow" w:hAnsi="Arial Narrow" w:cs="Arial Narrow"/>
+          <w:b/>
+          <w:bCs/>
+          <w:sz w:val="16"/>
+          <w:szCs w:val="16"/>
+        </w:rPr>
+        <w:t/>
+      </w:r>
+      <w:proofErr w:type="spellEnd"/>
+      <w:r>
+        <w:rPr>
+          <w:rFonts w:ascii="Arial Narrow" w:eastAsia="Arial Narrow" w:hAnsi="Arial Narrow" w:cs="Arial Narrow"/>
+          <w:b/>
+          <w:bCs/>
+          <w:sz w:val="16"/>
+          <w:szCs w:val="16"/>
+        </w:rPr>
+        <w:t xml:space="preserve">1308 </w:t>
+      </w:r>
+    </w:p>
+    <w:p>
+      <w:pPr>
         <w:tabs>
           <w:tab w:val="left" w:pos="567"/>
         </w:tabs>
-        <w:ind w:left="567" w:right="-1" w:hanging="567"/>
-        <w:jc w:val="both"/>
-        <w:rPr>
-          <w:rFonts w:ascii="Arial Narrow" w:eastAsia="Arial Narrow" w:hAnsi="Arial Narrow" w:cs="Arial Narrow"/>
-          <w:sz w:val="16"/>
-          <w:szCs w:val="16"/>
-        </w:rPr>
-      </w:pPr>
-    </w:p>
-  </w:footnote>
-  <w:footnote w:id="7">
-    <w:p>
-      <w:pPr>
-        <w:pStyle w:val="Textonotapie"/>
+        <w:spacing w:after="0" w:line="240" w:lineRule="auto"/>
         <w:ind w:left="567" w:hanging="567"/>
         <w:jc w:val="both"/>
         <w:rPr>
@@ -7712,773 +8591,12 @@
       </w:pPr>
       <w:r>
         <w:rPr>
-          <w:rStyle w:val="Refdenotaalpie"/>
-          <w:rFonts w:ascii="Arial Narrow" w:eastAsia="Arial Narrow" w:hAnsi="Arial Narrow" w:cs="Arial Narrow"/>
-          <w:sz w:val="16"/>
-          <w:szCs w:val="16"/>
-          <w:vertAlign w:val="superscript"/>
-        </w:rPr>
-        <w:footnoteRef/>
-      </w:r>
-      <w:r>
-        <w:rPr>
-          <w:rFonts w:ascii="Arial Narrow" w:eastAsia="Arial Narrow" w:hAnsi="Arial Narrow" w:cs="Arial Narrow"/>
-          <w:sz w:val="16"/>
-          <w:szCs w:val="16"/>
-        </w:rPr>
-        <w:t xml:space="preserve"> </w:t>
-      </w:r>
-      <w:r>
-        <w:rPr>
           <w:rFonts w:ascii="Arial Narrow" w:eastAsia="Arial Narrow" w:hAnsi="Arial Narrow" w:cs="Arial Narrow"/>
           <w:sz w:val="16"/>
           <w:szCs w:val="16"/>
         </w:rPr>
         <w:tab/>
-        <w:t xml:space="preserve">El número de trabajadores se atenderá siempre que la empresa haya sido constituida antes de la vigencia de la Ley </w:t>
-      </w:r>
-      <w:proofErr w:type="spellStart"/>
-      <w:r>
-        <w:rPr>
-          <w:rFonts w:ascii="Arial Narrow" w:eastAsia="Arial Narrow" w:hAnsi="Arial Narrow" w:cs="Arial Narrow"/>
-          <w:sz w:val="16"/>
-          <w:szCs w:val="16"/>
-        </w:rPr>
-        <w:t/>
-      </w:r>
-      <w:proofErr w:type="spellEnd"/>
-      <w:r>
-        <w:rPr>
-          <w:rFonts w:ascii="Arial Narrow" w:eastAsia="Arial Narrow" w:hAnsi="Arial Narrow" w:cs="Arial Narrow"/>
-          <w:sz w:val="16"/>
-          <w:szCs w:val="16"/>
-        </w:rPr>
-        <w:t xml:space="preserve"> 30056, publicada el 2 de julio de 2013, que modificó el artículo 5 del Texto Único Ordenado de la Ley de Promoción de la Competitividad, Formalización y Desarrollo de la Micro y Pequeña Empresa y de Acceso al Empleo Decente (LEY MYPE). Ello, en la medida que la Tercera Disposición Complementaria Transitoria de la norma modificatoria precisa que las empresas constituidas antes de la </w:t>
-      </w:r>
-      <w:proofErr w:type="gramStart"/>
-      <w:r>
-        <w:rPr>
-          <w:rFonts w:ascii="Arial Narrow" w:eastAsia="Arial Narrow" w:hAnsi="Arial Narrow" w:cs="Arial Narrow"/>
-          <w:sz w:val="16"/>
-          <w:szCs w:val="16"/>
-        </w:rPr>
-        <w:t>entrada en vigencia</w:t>
-      </w:r>
-      <w:proofErr w:type="gramEnd"/>
-      <w:r>
-        <w:rPr>
-          <w:rFonts w:ascii="Arial Narrow" w:eastAsia="Arial Narrow" w:hAnsi="Arial Narrow" w:cs="Arial Narrow"/>
-          <w:sz w:val="16"/>
-          <w:szCs w:val="16"/>
-        </w:rPr>
-        <w:t xml:space="preserve"> de dicha Ley se rigen por los requisitos de acogimiento al régimen de las micro y pequeñas empresas regulados en el Decreto Legislativo 1086.</w:t>
-      </w:r>
-    </w:p>
-    <w:p>
-      <w:pPr>
-        <w:pStyle w:val="Textonotapie"/>
-        <w:ind w:left="567" w:hanging="567"/>
-        <w:jc w:val="both"/>
-        <w:rPr>
-          <w:rFonts w:ascii="Arial Narrow" w:eastAsia="Arial Narrow" w:hAnsi="Arial Narrow" w:cs="Arial Narrow"/>
-          <w:sz w:val="16"/>
-          <w:szCs w:val="16"/>
-        </w:rPr>
-      </w:pPr>
-    </w:p>
-  </w:footnote>
-  <w:footnote w:id="8">
-    <w:p>
-      <w:pPr>
-        <w:pStyle w:val="Textonotapie"/>
-        <w:ind w:left="567" w:hanging="567"/>
-        <w:jc w:val="both"/>
-        <w:rPr>
-          <w:rFonts w:ascii="Arial Narrow" w:eastAsia="Arial Narrow" w:hAnsi="Arial Narrow" w:cs="Arial Narrow"/>
-          <w:sz w:val="16"/>
-          <w:szCs w:val="16"/>
-        </w:rPr>
-      </w:pPr>
-      <w:r>
-        <w:rPr>
-          <w:rStyle w:val="Refdenotaalpie"/>
-          <w:rFonts w:ascii="Arial Narrow" w:eastAsia="Arial Narrow" w:hAnsi="Arial Narrow" w:cs="Arial Narrow"/>
-          <w:sz w:val="16"/>
-          <w:szCs w:val="16"/>
-          <w:vertAlign w:val="superscript"/>
-        </w:rPr>
-        <w:footnoteRef/>
-      </w:r>
-      <w:r>
-        <w:rPr>
-          <w:rFonts w:ascii="Arial Narrow" w:eastAsia="Arial Narrow" w:hAnsi="Arial Narrow" w:cs="Arial Narrow"/>
-          <w:sz w:val="16"/>
-          <w:szCs w:val="16"/>
-        </w:rPr>
-        <w:t xml:space="preserve"> </w:t>
-      </w:r>
-      <w:r>
-        <w:rPr>
-          <w:rFonts w:ascii="Arial Narrow" w:eastAsia="Arial Narrow" w:hAnsi="Arial Narrow" w:cs="Arial Narrow"/>
-          <w:sz w:val="16"/>
-          <w:szCs w:val="16"/>
-        </w:rPr>
-        <w:tab/>
-      </w:r>
-      <w:r>
-        <w:rPr>
-          <w:rFonts w:ascii="Arial Narrow" w:eastAsia="Arial Narrow" w:hAnsi="Arial Narrow" w:cs="Arial Narrow"/>
-          <w:b/>
-          <w:sz w:val="16"/>
-          <w:szCs w:val="16"/>
-        </w:rPr>
-        <w:t>LEY 29571, CÓDIGO DE PROTECCIÓN Y DEFENSA DEL CONSUMIDOR</w:t>
-      </w:r>
-      <w:r>
-        <w:rPr>
-          <w:rFonts w:ascii="Arial Narrow" w:eastAsia="Arial Narrow" w:hAnsi="Arial Narrow" w:cs="Arial Narrow"/>
-          <w:b/>
-          <w:bCs/>
-          <w:sz w:val="16"/>
-          <w:szCs w:val="16"/>
-        </w:rPr>
-        <w:t xml:space="preserve">, </w:t>
-      </w:r>
-      <w:r>
-        <w:rPr>
-          <w:rFonts w:ascii="Arial Narrow" w:eastAsia="Arial Narrow" w:hAnsi="Arial Narrow" w:cs="Arial Narrow"/>
-          <w:b/>
-          <w:sz w:val="16"/>
-          <w:szCs w:val="16"/>
-        </w:rPr>
-        <w:t xml:space="preserve">publicado el 2 de setiembre de 2010 y modificado por Decreto Legislativo </w:t>
-      </w:r>
-      <w:proofErr w:type="spellStart"/>
-      <w:r>
-        <w:rPr>
-          <w:rFonts w:ascii="Arial Narrow" w:eastAsia="Arial Narrow" w:hAnsi="Arial Narrow" w:cs="Arial Narrow"/>
-          <w:b/>
-          <w:sz w:val="16"/>
-          <w:szCs w:val="16"/>
-        </w:rPr>
-        <w:t/>
-      </w:r>
-      <w:proofErr w:type="spellEnd"/>
-      <w:r>
-        <w:rPr>
-          <w:rFonts w:ascii="Arial Narrow" w:eastAsia="Arial Narrow" w:hAnsi="Arial Narrow" w:cs="Arial Narrow"/>
-          <w:b/>
-          <w:sz w:val="16"/>
-          <w:szCs w:val="16"/>
-        </w:rPr>
-        <w:t xml:space="preserve"> 1308</w:t>
-      </w:r>
-    </w:p>
-    <w:p>
-      <w:pPr>
-        <w:pStyle w:val="Textonotapie"/>
-        <w:ind w:left="567" w:hanging="567"/>
-        <w:jc w:val="both"/>
-        <w:rPr>
-          <w:rFonts w:ascii="Arial Narrow" w:eastAsia="Arial Narrow" w:hAnsi="Arial Narrow" w:cs="Arial Narrow"/>
-          <w:b/>
-          <w:bCs/>
-          <w:sz w:val="16"/>
-          <w:szCs w:val="16"/>
-        </w:rPr>
-      </w:pPr>
-      <w:r>
-        <w:rPr>
-          <w:rFonts w:ascii="Arial Narrow" w:eastAsia="Arial Narrow" w:hAnsi="Arial Narrow" w:cs="Arial Narrow"/>
-          <w:sz w:val="16"/>
-          <w:szCs w:val="16"/>
-        </w:rPr>
-        <w:tab/>
-      </w:r>
-      <w:r>
-        <w:rPr>
-          <w:rFonts w:ascii="Arial Narrow" w:eastAsia="Arial Narrow" w:hAnsi="Arial Narrow" w:cs="Arial Narrow"/>
-          <w:b/>
-          <w:bCs/>
-          <w:sz w:val="16"/>
-          <w:szCs w:val="16"/>
-        </w:rPr>
-        <w:t>Artículo 110.- Sanciones Administrativas</w:t>
-      </w:r>
-    </w:p>
-    <w:p>
-      <w:pPr>
-        <w:autoSpaceDE w:val="0"/>
-        <w:autoSpaceDN w:val="0"/>
-        <w:adjustRightInd w:val="0"/>
-        <w:spacing w:after="0" w:line="240" w:lineRule="auto"/>
-        <w:ind w:left="567"/>
-        <w:jc w:val="both"/>
-        <w:rPr>
-          <w:rFonts w:ascii="Arial Narrow" w:eastAsia="Arial Narrow" w:hAnsi="Arial Narrow" w:cs="Arial Narrow"/>
-          <w:sz w:val="16"/>
-          <w:szCs w:val="16"/>
-          <w:lang w:eastAsia="es-PE"/>
-        </w:rPr>
-      </w:pPr>
-      <w:r>
-        <w:rPr>
-          <w:rFonts w:ascii="Arial Narrow" w:eastAsia="Arial Narrow" w:hAnsi="Arial Narrow" w:cs="Arial Narrow"/>
-          <w:sz w:val="16"/>
-          <w:szCs w:val="16"/>
-          <w:lang w:eastAsia="es-PE"/>
-        </w:rPr>
-        <w:t>(…)</w:t>
-      </w:r>
-    </w:p>
-    <w:p>
-      <w:pPr>
-        <w:autoSpaceDE w:val="0"/>
-        <w:autoSpaceDN w:val="0"/>
-        <w:adjustRightInd w:val="0"/>
-        <w:spacing w:after="0" w:line="240" w:lineRule="auto"/>
-        <w:ind w:left="567"/>
-        <w:jc w:val="both"/>
-        <w:rPr>
-          <w:rFonts w:ascii="Arial Narrow" w:eastAsia="Arial Narrow" w:hAnsi="Arial Narrow" w:cs="Arial Narrow"/>
-          <w:sz w:val="16"/>
-          <w:szCs w:val="16"/>
-          <w:lang w:eastAsia="es-PE"/>
-        </w:rPr>
-      </w:pPr>
-      <w:r>
-        <w:rPr>
-          <w:rFonts w:ascii="Arial Narrow" w:eastAsia="Arial Narrow" w:hAnsi="Arial Narrow" w:cs="Arial Narrow"/>
-          <w:sz w:val="16"/>
-          <w:szCs w:val="16"/>
-          <w:lang w:eastAsia="es-PE"/>
-        </w:rPr>
-        <w:t>En el caso de las microempresas, la multa no puede superar el diez por ciento (10%) de las ventas o ingresos brutos percibidos por el infractor, relativos a todas sus actividades económicas, correspondientes al ejercicio inmediato anterior al de la expedición de la resolución de primera instancia, siempre que se haya acreditado dichos ingresos, no se encuentre en una situación de reincidencia y el caso no verse sobre la vida, salud o integridad de los consumidores. Para el caso de las pequeñas empresas, la multa no puede superar el veinte por ciento (20%) de las ventas o ingresos brutos percibidos por el infractor, conforme a los requisitos señalados anteriormente.</w:t>
-      </w:r>
-    </w:p>
-    <w:p>
-      <w:pPr>
-        <w:autoSpaceDE w:val="0"/>
-        <w:autoSpaceDN w:val="0"/>
-        <w:adjustRightInd w:val="0"/>
-        <w:spacing w:after="0" w:line="240" w:lineRule="auto"/>
-        <w:ind w:left="567"/>
-        <w:jc w:val="both"/>
-        <w:rPr>
-          <w:rFonts w:ascii="Arial Narrow" w:eastAsia="Arial Narrow" w:hAnsi="Arial Narrow" w:cs="Arial Narrow"/>
-          <w:sz w:val="16"/>
-          <w:szCs w:val="16"/>
-          <w:lang w:eastAsia="es-PE"/>
-        </w:rPr>
-      </w:pPr>
-      <w:r>
-        <w:rPr>
-          <w:rFonts w:ascii="Arial Narrow" w:eastAsia="Arial Narrow" w:hAnsi="Arial Narrow" w:cs="Arial Narrow"/>
-          <w:sz w:val="16"/>
-          <w:szCs w:val="16"/>
-          <w:lang w:eastAsia="es-PE"/>
-        </w:rPr>
-        <w:t>(…).</w:t>
-      </w:r>
-    </w:p>
-    <w:p>
-      <w:pPr>
-        <w:pStyle w:val="Textonotapie"/>
-        <w:ind w:left="567" w:hanging="567"/>
-        <w:jc w:val="both"/>
-        <w:rPr>
-          <w:rFonts w:ascii="Arial Narrow" w:eastAsia="Arial Narrow" w:hAnsi="Arial Narrow" w:cs="Arial Narrow"/>
-          <w:sz w:val="16"/>
-          <w:szCs w:val="16"/>
-        </w:rPr>
-      </w:pPr>
-    </w:p>
-  </w:footnote>
-  <w:footnote w:id="14">
-    <w:p>
-      <w:pPr>
-        <w:pStyle w:val="Textonotapie"/>
-        <w:ind w:left="567" w:hanging="567"/>
-        <w:jc w:val="both"/>
-        <w:rPr>
-          <w:rFonts w:ascii="Arial Narrow" w:eastAsia="Arial Narrow" w:hAnsi="Arial Narrow" w:cs="Arial Narrow"/>
-          <w:sz w:val="16"/>
-          <w:szCs w:val="16"/>
-        </w:rPr>
-      </w:pPr>
-      <w:r>
-        <w:rPr>
-          <w:rStyle w:val="Refdenotaalpie"/>
-          <w:rFonts w:ascii="Arial Narrow" w:eastAsia="Arial Narrow" w:hAnsi="Arial Narrow" w:cs="Arial Narrow"/>
-          <w:sz w:val="16"/>
-          <w:szCs w:val="16"/>
-          <w:vertAlign w:val="superscript"/>
-        </w:rPr>
-        <w:footnoteRef/>
-      </w:r>
-      <w:r>
-        <w:rPr>
-          <w:rFonts w:ascii="Arial Narrow" w:eastAsia="Arial Narrow" w:hAnsi="Arial Narrow" w:cs="Arial Narrow"/>
-          <w:sz w:val="16"/>
-          <w:szCs w:val="16"/>
-        </w:rPr>
-        <w:tab/>
-      </w:r>
-      <w:r>
-        <w:rPr>
-          <w:rFonts w:ascii="Arial Narrow" w:eastAsia="Arial Narrow" w:hAnsi="Arial Narrow" w:cs="Arial Narrow"/>
-          <w:b/>
-          <w:bCs/>
-          <w:sz w:val="16"/>
-          <w:szCs w:val="16"/>
-        </w:rPr>
-        <w:t xml:space="preserve">DECRETO LEGISLATIVO 807, LEY SOBRE FACULTADES, NORMAS Y ORGANIZACIÓN DEL INDECOPI, publicado el 18 de abril de 1996</w:t>
-      </w:r>
-    </w:p>
-    <w:p>
-      <w:pPr>
-        <w:pStyle w:val="Textonotapie"/>
-        <w:ind w:left="567" w:hanging="567"/>
-        <w:jc w:val="both"/>
-        <w:rPr>
-          <w:rFonts w:ascii="Arial Narrow" w:eastAsia="Arial Narrow" w:hAnsi="Arial Narrow" w:cs="Arial Narrow"/>
-          <w:sz w:val="16"/>
-          <w:szCs w:val="16"/>
-        </w:rPr>
-      </w:pPr>
-      <w:r>
-        <w:rPr>
-          <w:rFonts w:ascii="Arial Narrow" w:eastAsia="Arial Narrow" w:hAnsi="Arial Narrow" w:cs="Arial Narrow"/>
-          <w:sz w:val="16"/>
-          <w:szCs w:val="16"/>
-        </w:rPr>
-        <w:tab/>
-      </w:r>
-      <w:r>
-        <w:rPr>
-          <w:rFonts w:ascii="Arial Narrow" w:eastAsia="Arial Narrow" w:hAnsi="Arial Narrow" w:cs="Arial Narrow"/>
-          <w:b/>
-          <w:bCs/>
-          <w:sz w:val="16"/>
-          <w:szCs w:val="16"/>
-        </w:rPr>
-        <w:t xml:space="preserve">Artículo 26.-</w:t>
-      </w:r>
-      <w:r>
-        <w:rPr>
-          <w:rFonts w:ascii="Arial Narrow" w:eastAsia="Arial Narrow" w:hAnsi="Arial Narrow" w:cs="Arial Narrow"/>
-          <w:sz w:val="16"/>
-          <w:szCs w:val="16"/>
-        </w:rPr>
-        <w:t xml:space="preserve"> Una vez admitida a trámite la denuncia, se correrá traslado de la misma al denunciado, a fin de que éste presente su descargo. El plazo para la presentación del descargo será de cinco (5) días contados desde la notificación, vencido el cual, el Secretario Técnico declarará en rebeldía al denunciado que no lo hubiera presentado.</w:t>
-      </w:r>
-    </w:p>
-    <w:p>
-      <w:pPr>
-        <w:pStyle w:val="Textonotapie"/>
-        <w:ind w:left="567" w:hanging="567"/>
-        <w:jc w:val="both"/>
-        <w:rPr>
-          <w:rFonts w:ascii="Arial Narrow" w:eastAsia="Arial Narrow" w:hAnsi="Arial Narrow" w:cs="Arial Narrow"/>
-          <w:sz w:val="16"/>
-          <w:szCs w:val="16"/>
-        </w:rPr>
-      </w:pPr>
-    </w:p>
-  </w:footnote>
-  <w:footnote w:id="15">
-    <w:p>
-      <w:pPr>
-        <w:pStyle w:val="Textonotapie"/>
-        <w:ind w:left="567" w:hanging="567"/>
-        <w:jc w:val="both"/>
-        <w:rPr>
-          <w:rFonts w:ascii="Arial Narrow" w:eastAsia="Arial Narrow" w:hAnsi="Arial Narrow" w:cs="Arial Narrow"/>
-          <w:sz w:val="16"/>
-          <w:szCs w:val="16"/>
-        </w:rPr>
-      </w:pPr>
-      <w:r>
-        <w:rPr>
-          <w:rStyle w:val="Refdenotaalpie"/>
-          <w:rFonts w:ascii="Arial Narrow" w:eastAsia="Arial Narrow" w:hAnsi="Arial Narrow" w:cs="Arial Narrow"/>
-          <w:sz w:val="16"/>
-          <w:szCs w:val="16"/>
-          <w:vertAlign w:val="superscript"/>
-        </w:rPr>
-        <w:footnoteRef/>
-      </w:r>
-      <w:r>
-        <w:rPr>
-          <w:rFonts w:ascii="Arial Narrow" w:eastAsia="Arial Narrow" w:hAnsi="Arial Narrow" w:cs="Arial Narrow"/>
-          <w:sz w:val="16"/>
-          <w:szCs w:val="16"/>
-        </w:rPr>
-        <w:tab/>
-      </w:r>
-      <w:r>
-        <w:rPr>
-          <w:rFonts w:ascii="Arial Narrow" w:eastAsia="Arial Narrow" w:hAnsi="Arial Narrow" w:cs="Arial Narrow"/>
-          <w:b/>
-          <w:bCs/>
-          <w:sz w:val="16"/>
-          <w:szCs w:val="16"/>
-        </w:rPr>
-        <w:t xml:space="preserve">DECRETO SUPREMO 006-2026-JUS, TEXTO ÚNICO ORDENADO DE LA LEY 27444, LEY DEL PROCEDIMIENTO ADMINISTRATIVO GENERAL, publicado el 30 de abril de 2026</w:t>
-      </w:r>
-    </w:p>
-    <w:p>
-      <w:pPr>
-        <w:pStyle w:val="Textonotapie"/>
-        <w:ind w:left="567" w:hanging="567"/>
-        <w:jc w:val="both"/>
-        <w:rPr>
-          <w:rFonts w:ascii="Arial Narrow" w:eastAsia="Arial Narrow" w:hAnsi="Arial Narrow" w:cs="Arial Narrow"/>
-          <w:sz w:val="16"/>
-          <w:szCs w:val="16"/>
-        </w:rPr>
-      </w:pPr>
-      <w:r>
-        <w:rPr>
-          <w:rFonts w:ascii="Arial Narrow" w:eastAsia="Arial Narrow" w:hAnsi="Arial Narrow" w:cs="Arial Narrow"/>
-          <w:sz w:val="16"/>
-          <w:szCs w:val="16"/>
-        </w:rPr>
-        <w:tab/>
-      </w:r>
-      <w:r>
-        <w:rPr>
-          <w:rFonts w:ascii="Arial Narrow" w:eastAsia="Arial Narrow" w:hAnsi="Arial Narrow" w:cs="Arial Narrow"/>
-          <w:b/>
-          <w:bCs/>
-          <w:sz w:val="16"/>
-          <w:szCs w:val="16"/>
-        </w:rPr>
-        <w:t xml:space="preserve">Artículo 223.- Contestación de la reclamación</w:t>
-      </w:r>
-    </w:p>
-    <w:p>
-      <w:pPr>
-        <w:pStyle w:val="Textonotapie"/>
-        <w:ind w:left="567" w:hanging="567"/>
-        <w:jc w:val="both"/>
-        <w:rPr>
-          <w:rFonts w:ascii="Arial Narrow" w:eastAsia="Arial Narrow" w:hAnsi="Arial Narrow" w:cs="Arial Narrow"/>
-          <w:sz w:val="16"/>
-          <w:szCs w:val="16"/>
-        </w:rPr>
-      </w:pPr>
-      <w:r>
-        <w:rPr>
-          <w:rFonts w:ascii="Arial Narrow" w:eastAsia="Arial Narrow" w:hAnsi="Arial Narrow" w:cs="Arial Narrow"/>
-          <w:sz w:val="16"/>
-          <w:szCs w:val="16"/>
-        </w:rPr>
-        <w:tab/>
-      </w:r>
-      <w:r>
-        <w:rPr>
-          <w:rFonts w:ascii="Arial Narrow" w:eastAsia="Arial Narrow" w:hAnsi="Arial Narrow" w:cs="Arial Narrow"/>
-          <w:sz w:val="16"/>
-          <w:szCs w:val="16"/>
-        </w:rPr>
-        <w:t xml:space="preserve">223.1 El reclamado deberá presentar la contestación de la reclamación dentro de los quince (15) días posteriores a la notificación de ésta; vencido este plazo, la Administración declarará en rebeldía al reclamado que no la hubiera presentado. La contestación deberá contener los requisitos de los escritos previstos en el artículo 113 de la presente Ley, así como la absolución de todos los asuntos controvertidos de hecho y de derecho, Las alegaciones y los hechos relevantes de la reclamación, salvo que hayan sido específicamente negadas en la contestación, se tendrán por aceptadas o merituadas como ciertas.</w:t>
-      </w:r>
-    </w:p>
-    <w:p>
-      <w:pPr>
-        <w:pStyle w:val="Textonotapie"/>
-        <w:ind w:left="567" w:hanging="567"/>
-        <w:jc w:val="both"/>
-        <w:rPr>
-          <w:rFonts w:ascii="Arial Narrow" w:eastAsia="Arial Narrow" w:hAnsi="Arial Narrow" w:cs="Arial Narrow"/>
-          <w:sz w:val="16"/>
-          <w:szCs w:val="16"/>
-        </w:rPr>
-      </w:pPr>
-    </w:p>
-  </w:footnote>
-  <w:footnote w:id="9">
-    <w:p>
-      <w:pPr>
-        <w:spacing w:after="0" w:line="240" w:lineRule="auto"/>
-        <w:ind w:left="567" w:hanging="567"/>
-        <w:jc w:val="both"/>
-        <w:rPr>
-          <w:rFonts w:ascii="Arial Narrow" w:eastAsia="Arial Narrow" w:hAnsi="Arial Narrow" w:cs="Arial Narrow"/>
-          <w:sz w:val="16"/>
-          <w:szCs w:val="16"/>
-        </w:rPr>
-      </w:pPr>
-      <w:r>
-        <w:rPr>
-          <w:rStyle w:val="Refdenotaalpie"/>
-          <w:rFonts w:ascii="Arial Narrow" w:eastAsia="Arial Narrow" w:hAnsi="Arial Narrow" w:cs="Arial Narrow"/>
-          <w:sz w:val="16"/>
-          <w:szCs w:val="16"/>
-          <w:vertAlign w:val="superscript"/>
-        </w:rPr>
-        <w:footnoteRef/>
-      </w:r>
-      <w:r>
-        <w:rPr>
-          <w:rFonts w:ascii="Arial Narrow" w:eastAsia="Arial Narrow" w:hAnsi="Arial Narrow" w:cs="Arial Narrow"/>
-          <w:sz w:val="16"/>
-          <w:szCs w:val="16"/>
-          <w:vertAlign w:val="superscript"/>
-        </w:rPr>
-        <w:t xml:space="preserve"> </w:t>
-      </w:r>
-      <w:r>
-        <w:rPr>
-          <w:rFonts w:ascii="Arial Narrow" w:eastAsia="Arial Narrow" w:hAnsi="Arial Narrow" w:cs="Arial Narrow"/>
-          <w:sz w:val="16"/>
-          <w:szCs w:val="16"/>
-        </w:rPr>
-        <w:t xml:space="preserve"> </w:t>
-      </w:r>
-      <w:r>
-        <w:rPr>
-          <w:rFonts w:ascii="Arial Narrow" w:eastAsia="Arial Narrow" w:hAnsi="Arial Narrow" w:cs="Arial Narrow"/>
-          <w:sz w:val="16"/>
-          <w:szCs w:val="16"/>
-        </w:rPr>
-        <w:tab/>
-      </w:r>
-      <w:r>
-        <w:rPr>
-          <w:rFonts w:ascii="Arial Narrow" w:eastAsia="Arial Narrow" w:hAnsi="Arial Narrow" w:cs="Arial Narrow"/>
-          <w:b/>
-          <w:sz w:val="16"/>
-          <w:szCs w:val="16"/>
-        </w:rPr>
-        <w:t>LEY 29571, CÓDIGO DE PROTECCIÓN Y DEFENSA DEL CONSUMIDOR</w:t>
-      </w:r>
-      <w:r>
-        <w:rPr>
-          <w:rFonts w:ascii="Arial Narrow" w:eastAsia="Arial Narrow" w:hAnsi="Arial Narrow" w:cs="Arial Narrow"/>
-          <w:b/>
-          <w:bCs/>
-          <w:sz w:val="16"/>
-          <w:szCs w:val="16"/>
-        </w:rPr>
-        <w:t xml:space="preserve">, </w:t>
-      </w:r>
-      <w:r>
-        <w:rPr>
-          <w:rFonts w:ascii="Arial Narrow" w:eastAsia="Arial Narrow" w:hAnsi="Arial Narrow" w:cs="Arial Narrow"/>
-          <w:b/>
-          <w:sz w:val="16"/>
-          <w:szCs w:val="16"/>
-        </w:rPr>
-        <w:t xml:space="preserve">publicado el 2 de setiembre de 2010 y modificado por Decreto Legislativo </w:t>
-      </w:r>
-      <w:proofErr w:type="spellStart"/>
-      <w:r>
-        <w:rPr>
-          <w:rFonts w:ascii="Arial Narrow" w:eastAsia="Arial Narrow" w:hAnsi="Arial Narrow" w:cs="Arial Narrow"/>
-          <w:b/>
-          <w:sz w:val="16"/>
-          <w:szCs w:val="16"/>
-        </w:rPr>
-        <w:t/>
-      </w:r>
-      <w:proofErr w:type="spellEnd"/>
-      <w:r>
-        <w:rPr>
-          <w:rFonts w:ascii="Arial Narrow" w:eastAsia="Arial Narrow" w:hAnsi="Arial Narrow" w:cs="Arial Narrow"/>
-          <w:b/>
-          <w:sz w:val="16"/>
-          <w:szCs w:val="16"/>
-        </w:rPr>
-        <w:t xml:space="preserve"> 1308</w:t>
-      </w:r>
-    </w:p>
-    <w:p>
-      <w:pPr>
-        <w:spacing w:after="0" w:line="240" w:lineRule="auto"/>
-        <w:ind w:left="567" w:hanging="567"/>
-        <w:jc w:val="both"/>
-        <w:rPr>
-          <w:rFonts w:ascii="Arial Narrow" w:eastAsia="Arial Narrow" w:hAnsi="Arial Narrow" w:cs="Arial Narrow"/>
-          <w:b/>
-          <w:sz w:val="16"/>
-          <w:szCs w:val="16"/>
-        </w:rPr>
-      </w:pPr>
-      <w:r>
-        <w:rPr>
-          <w:rFonts w:ascii="Arial Narrow" w:eastAsia="Arial Narrow" w:hAnsi="Arial Narrow" w:cs="Arial Narrow"/>
-          <w:b/>
-          <w:sz w:val="16"/>
-          <w:szCs w:val="16"/>
-        </w:rPr>
-        <w:tab/>
-        <w:t>Artículo 110.- Sanciones administrativas</w:t>
-      </w:r>
-    </w:p>
-    <w:p>
-      <w:pPr>
-        <w:spacing w:after="0" w:line="240" w:lineRule="auto"/>
-        <w:ind w:left="567"/>
-        <w:jc w:val="both"/>
-        <w:rPr>
-          <w:rFonts w:ascii="Arial Narrow" w:eastAsia="Arial Narrow" w:hAnsi="Arial Narrow" w:cs="Arial Narrow"/>
-          <w:sz w:val="16"/>
-          <w:szCs w:val="16"/>
-        </w:rPr>
-      </w:pPr>
-      <w:r>
-        <w:rPr>
-          <w:rFonts w:ascii="Arial Narrow" w:eastAsia="Arial Narrow" w:hAnsi="Arial Narrow" w:cs="Arial Narrow"/>
-          <w:sz w:val="16"/>
-          <w:szCs w:val="16"/>
-        </w:rPr>
-        <w:t>El órgano resolutivo puede sancionar las infracciones administrativas a que se refiere el artículo 108 con amonestación y multas de hasta cuatrocientos cincuenta (450) Unidades Impositivas Tributarias (UIT), las cuales son calificadas de la siguiente manera:</w:t>
-      </w:r>
-    </w:p>
-    <w:p>
-      <w:pPr>
-        <w:numPr>
-          <w:ilvl w:val="0"/>
-          <w:numId w:val="2"/>
-        </w:numPr>
-        <w:spacing w:after="0" w:line="240" w:lineRule="auto"/>
-        <w:ind w:left="426" w:firstLine="141"/>
-        <w:jc w:val="both"/>
-        <w:rPr>
-          <w:rFonts w:ascii="Arial Narrow" w:eastAsia="Arial Narrow" w:hAnsi="Arial Narrow" w:cs="Arial Narrow"/>
-          <w:sz w:val="16"/>
-          <w:szCs w:val="16"/>
-        </w:rPr>
-      </w:pPr>
-      <w:r>
-        <w:rPr>
-          <w:rFonts w:ascii="Arial Narrow" w:eastAsia="Arial Narrow" w:hAnsi="Arial Narrow" w:cs="Arial Narrow"/>
-          <w:sz w:val="16"/>
-          <w:szCs w:val="16"/>
-        </w:rPr>
-        <w:t>Infracciones leves, con una amonestación o con una multa de hasta cincuenta (50) UIT.</w:t>
-      </w:r>
-    </w:p>
-    <w:p>
-      <w:pPr>
-        <w:numPr>
-          <w:ilvl w:val="0"/>
-          <w:numId w:val="2"/>
-        </w:numPr>
-        <w:spacing w:after="0" w:line="240" w:lineRule="auto"/>
-        <w:ind w:left="426" w:firstLine="141"/>
-        <w:jc w:val="both"/>
-        <w:rPr>
-          <w:rFonts w:ascii="Arial Narrow" w:eastAsia="Arial Narrow" w:hAnsi="Arial Narrow" w:cs="Arial Narrow"/>
-          <w:sz w:val="16"/>
-          <w:szCs w:val="16"/>
-        </w:rPr>
-      </w:pPr>
-      <w:r>
-        <w:rPr>
-          <w:rFonts w:ascii="Arial Narrow" w:eastAsia="Arial Narrow" w:hAnsi="Arial Narrow" w:cs="Arial Narrow"/>
-          <w:sz w:val="16"/>
-          <w:szCs w:val="16"/>
-        </w:rPr>
-        <w:t>Infracciones graves, con una multa de hasta ciento cincuenta (150) UIT.</w:t>
-      </w:r>
-    </w:p>
-    <w:p>
-      <w:pPr>
-        <w:numPr>
-          <w:ilvl w:val="0"/>
-          <w:numId w:val="2"/>
-        </w:numPr>
-        <w:spacing w:after="0" w:line="240" w:lineRule="auto"/>
-        <w:ind w:left="426" w:firstLine="141"/>
-        <w:jc w:val="both"/>
-        <w:rPr>
-          <w:rFonts w:ascii="Arial Narrow" w:eastAsia="Arial Narrow" w:hAnsi="Arial Narrow" w:cs="Arial Narrow"/>
-          <w:sz w:val="16"/>
-          <w:szCs w:val="16"/>
-        </w:rPr>
-      </w:pPr>
-      <w:r>
-        <w:rPr>
-          <w:rFonts w:ascii="Arial Narrow" w:eastAsia="Arial Narrow" w:hAnsi="Arial Narrow" w:cs="Arial Narrow"/>
-          <w:sz w:val="16"/>
-          <w:szCs w:val="16"/>
-        </w:rPr>
-        <w:t>Infracciones muy graves, con una multa de hasta cuatrocientos cincuenta (450) UIT.</w:t>
-      </w:r>
-    </w:p>
-    <w:p>
-      <w:pPr>
-        <w:spacing w:after="0" w:line="240" w:lineRule="auto"/>
-        <w:ind w:left="567"/>
-        <w:jc w:val="both"/>
-        <w:rPr>
-          <w:rFonts w:ascii="Arial Narrow" w:eastAsia="Arial Narrow" w:hAnsi="Arial Narrow" w:cs="Arial Narrow"/>
-          <w:sz w:val="16"/>
-          <w:szCs w:val="16"/>
-        </w:rPr>
-      </w:pPr>
-      <w:r>
-        <w:rPr>
-          <w:rFonts w:ascii="Arial Narrow" w:eastAsia="Arial Narrow" w:hAnsi="Arial Narrow" w:cs="Arial Narrow"/>
-          <w:sz w:val="16"/>
-          <w:szCs w:val="16"/>
-        </w:rPr>
-        <w:t>(…).</w:t>
-      </w:r>
-    </w:p>
-    <w:p>
-      <w:pPr>
-        <w:spacing w:after="0" w:line="240" w:lineRule="auto"/>
-        <w:ind w:left="567" w:hanging="567"/>
-        <w:jc w:val="both"/>
-        <w:rPr>
-          <w:rFonts w:ascii="Arial Narrow" w:eastAsia="Arial Narrow" w:hAnsi="Arial Narrow" w:cs="Arial Narrow"/>
-          <w:sz w:val="16"/>
-          <w:szCs w:val="16"/>
-        </w:rPr>
-      </w:pPr>
-    </w:p>
-  </w:footnote>
-  <w:footnote w:id="10">
-    <w:p>
-      <w:pPr>
-        <w:spacing w:after="0" w:line="240" w:lineRule="auto"/>
-        <w:ind w:left="567" w:hanging="567"/>
-        <w:jc w:val="both"/>
-        <w:rPr>
-          <w:rFonts w:ascii="Arial Narrow" w:eastAsia="Arial Narrow" w:hAnsi="Arial Narrow" w:cs="Arial Narrow"/>
-          <w:sz w:val="16"/>
-          <w:szCs w:val="16"/>
-        </w:rPr>
-      </w:pPr>
-      <w:r>
-        <w:rPr>
-          <w:rStyle w:val="Refdenotaalpie"/>
-          <w:rFonts w:ascii="Arial Narrow" w:eastAsia="Arial Narrow" w:hAnsi="Arial Narrow" w:cs="Arial Narrow"/>
-          <w:sz w:val="16"/>
-          <w:szCs w:val="16"/>
-          <w:vertAlign w:val="superscript"/>
-        </w:rPr>
-        <w:footnoteRef/>
-      </w:r>
-      <w:r>
-        <w:rPr>
-          <w:rFonts w:ascii="Arial Narrow" w:eastAsia="Arial Narrow" w:hAnsi="Arial Narrow" w:cs="Arial Narrow"/>
-          <w:sz w:val="16"/>
-          <w:szCs w:val="16"/>
-        </w:rPr>
-        <w:t xml:space="preserve"> </w:t>
-      </w:r>
-      <w:r>
-        <w:rPr>
-          <w:rFonts w:ascii="Arial Narrow" w:eastAsia="Arial Narrow" w:hAnsi="Arial Narrow" w:cs="Arial Narrow"/>
-          <w:sz w:val="16"/>
-          <w:szCs w:val="16"/>
-        </w:rPr>
-        <w:tab/>
+        <w:t xml:space="preserve"/>
       </w:r>
       <w:r>
         <w:rPr>
@@ -8551,18 +8669,6 @@
         <w:tab/>
         <w:t>Las medidas correctivas complementarias pueden dictarse de oficio o a pedido de parte.</w:t>
       </w:r>
-    </w:p>
-    <w:p>
-      <w:pPr>
-        <w:spacing w:after="0" w:line="240" w:lineRule="auto"/>
-        <w:ind w:left="567" w:hanging="567"/>
-        <w:jc w:val="both"/>
-        <w:rPr>
-          <w:rFonts w:ascii="Arial Narrow" w:eastAsia="Arial Narrow" w:hAnsi="Arial Narrow" w:cs="Arial Narrow"/>
-          <w:sz w:val="16"/>
-          <w:szCs w:val="16"/>
-        </w:rPr>
-      </w:pPr>
     </w:p>
     <w:p>
       <w:pPr>
@@ -8777,8 +8883,12 @@
     </w:p>
     <w:p>
       <w:pPr>
-        <w:pStyle w:val="Sinespaciado"/>
-        <w:ind w:firstLine="567"/>
+        <w:numPr>
+          <w:ilvl w:val="0"/>
+          <w:numId w:val="1"/>
+        </w:numPr>
+        <w:spacing w:after="0" w:line="240" w:lineRule="auto"/>
+        <w:ind w:left="567" w:firstLine="0"/>
         <w:jc w:val="both"/>
         <w:rPr>
           <w:rFonts w:ascii="Arial Narrow" w:eastAsia="Arial Narrow" w:hAnsi="Arial Narrow" w:cs="Arial Narrow"/>
@@ -8797,8 +8907,12 @@
     </w:p>
     <w:p>
       <w:pPr>
-        <w:pStyle w:val="Sinespaciado"/>
-        <w:ind w:firstLine="567"/>
+        <w:numPr>
+          <w:ilvl w:val="0"/>
+          <w:numId w:val="1"/>
+        </w:numPr>
+        <w:spacing w:after="0" w:line="240" w:lineRule="auto"/>
+        <w:ind w:left="567" w:firstLine="0"/>
         <w:jc w:val="both"/>
         <w:rPr>
           <w:rFonts w:ascii="Arial Narrow" w:eastAsia="Arial Narrow" w:hAnsi="Arial Narrow" w:cs="Arial Narrow"/>
@@ -8960,10 +9074,22 @@
         <w:jc w:val="both"/>
         <w:rPr>
           <w:rFonts w:ascii="Arial Narrow" w:eastAsia="Arial Narrow" w:hAnsi="Arial Narrow" w:cs="Arial Narrow"/>
-          <w:sz w:val="16"/>
-          <w:szCs w:val="16"/>
-        </w:rPr>
-      </w:pPr>
+          <w:b/>
+          <w:bCs/>
+          <w:sz w:val="16"/>
+          <w:szCs w:val="16"/>
+        </w:rPr>
+      </w:pPr>
+      <w:r>
+        <w:rPr>
+          <w:rFonts w:ascii="Arial Narrow" w:eastAsia="Arial Narrow" w:hAnsi="Arial Narrow" w:cs="Arial Narrow"/>
+          <w:b/>
+          <w:bCs/>
+          <w:sz w:val="16"/>
+          <w:szCs w:val="16"/>
+        </w:rPr>
+        <w:t>Artículo 116.- Medidas correctivas complementarias</w:t>
+      </w:r>
     </w:p>
     <w:p>
       <w:pPr>
@@ -8972,21 +9098,17 @@
         <w:jc w:val="both"/>
         <w:rPr>
           <w:rFonts w:ascii="Arial Narrow" w:eastAsia="Arial Narrow" w:hAnsi="Arial Narrow" w:cs="Arial Narrow"/>
-          <w:b/>
-          <w:bCs/>
-          <w:sz w:val="16"/>
-          <w:szCs w:val="16"/>
-        </w:rPr>
-      </w:pPr>
-      <w:r>
-        <w:rPr>
-          <w:rFonts w:ascii="Arial Narrow" w:eastAsia="Arial Narrow" w:hAnsi="Arial Narrow" w:cs="Arial Narrow"/>
-          <w:b/>
-          <w:bCs/>
-          <w:sz w:val="16"/>
-          <w:szCs w:val="16"/>
-        </w:rPr>
-        <w:t>Artículo 116.- Medidas correctivas complementarias</w:t>
+          <w:sz w:val="16"/>
+          <w:szCs w:val="16"/>
+        </w:rPr>
+      </w:pPr>
+      <w:r>
+        <w:rPr>
+          <w:rFonts w:ascii="Arial Narrow" w:eastAsia="Arial Narrow" w:hAnsi="Arial Narrow" w:cs="Arial Narrow"/>
+          <w:sz w:val="16"/>
+          <w:szCs w:val="16"/>
+        </w:rPr>
+        <w:t xml:space="preserve">Las medidas correctivas complementarias tienen el objeto de revertir los efectos de la conducta infractora o evitar que esta se produzca nuevamente en el futuro y pueden ser, entre otras, las siguientes: </w:t>
       </w:r>
     </w:p>
     <w:p>
@@ -9006,7 +9128,7 @@
           <w:sz w:val="16"/>
           <w:szCs w:val="16"/>
         </w:rPr>
-        <w:t xml:space="preserve">Las medidas correctivas complementarias tienen el objeto de revertir los efectos de la conducta infractora o evitar que esta se produzca nuevamente en el futuro y pueden ser, entre otras, las siguientes: </w:t>
+        <w:t xml:space="preserve">a. Que el proveedor cumpla con atender la solicitud de información requerida por el consumidor, siempre que dicho requerimiento guarde relación con el producto adquirido o servicio contratado. </w:t>
       </w:r>
     </w:p>
     <w:p>
@@ -9026,7 +9148,7 @@
           <w:sz w:val="16"/>
           <w:szCs w:val="16"/>
         </w:rPr>
-        <w:t xml:space="preserve">a. Que el proveedor cumpla con atender la solicitud de información requerida por el consumidor, siempre que dicho requerimiento guarde relación con el producto adquirido o servicio contratado. </w:t>
+        <w:t xml:space="preserve">b. Declarar inexigibles las cláusulas que han sido identificadas como abusivas en el procedimiento. </w:t>
       </w:r>
     </w:p>
     <w:p>
@@ -9046,7 +9168,7 @@
           <w:sz w:val="16"/>
           <w:szCs w:val="16"/>
         </w:rPr>
-        <w:t xml:space="preserve">b. Declarar inexigibles las cláusulas que han sido identificadas como abusivas en el procedimiento. </w:t>
+        <w:t xml:space="preserve">c. El decomiso y destrucción de la mercadería, envases, envolturas o etiquetas. </w:t>
       </w:r>
     </w:p>
     <w:p>
@@ -9066,7 +9188,25 @@
           <w:sz w:val="16"/>
           <w:szCs w:val="16"/>
         </w:rPr>
-        <w:t xml:space="preserve">c. El decomiso y destrucción de la mercadería, envases, envolturas o etiquetas. </w:t>
+        <w:t xml:space="preserve">d. En caso de infracciones muy graves y de reincidencia o </w:t>
+      </w:r>
+      <w:proofErr w:type="spellStart"/>
+      <w:r>
+        <w:rPr>
+          <w:rFonts w:ascii="Arial Narrow" w:eastAsia="Arial Narrow" w:hAnsi="Arial Narrow" w:cs="Arial Narrow"/>
+          <w:sz w:val="16"/>
+          <w:szCs w:val="16"/>
+        </w:rPr>
+        <w:t>reiterancia</w:t>
+      </w:r>
+      <w:proofErr w:type="spellEnd"/>
+      <w:r>
+        <w:rPr>
+          <w:rFonts w:ascii="Arial Narrow" w:eastAsia="Arial Narrow" w:hAnsi="Arial Narrow" w:cs="Arial Narrow"/>
+          <w:sz w:val="16"/>
+          <w:szCs w:val="16"/>
+        </w:rPr>
+        <w:t xml:space="preserve">: </w:t>
       </w:r>
     </w:p>
     <w:p>
@@ -9086,7 +9226,27 @@
           <w:sz w:val="16"/>
           <w:szCs w:val="16"/>
         </w:rPr>
-        <w:t xml:space="preserve">d. En caso de infracciones muy graves y de reincidencia o </w:t>
+        <w:t xml:space="preserve">(i) Solicitar a la autoridad correspondiente la clausura temporal del establecimiento industrial, comercial o de servicios por un plazo máximo de seis (6) meses. </w:t>
+      </w:r>
+    </w:p>
+    <w:p>
+      <w:pPr>
+        <w:spacing w:after="0" w:line="240" w:lineRule="auto"/>
+        <w:ind w:left="567"/>
+        <w:jc w:val="both"/>
+        <w:rPr>
+          <w:rFonts w:ascii="Arial Narrow" w:eastAsia="Arial Narrow" w:hAnsi="Arial Narrow" w:cs="Arial Narrow"/>
+          <w:sz w:val="16"/>
+          <w:szCs w:val="16"/>
+        </w:rPr>
+      </w:pPr>
+      <w:r>
+        <w:rPr>
+          <w:rFonts w:ascii="Arial Narrow" w:eastAsia="Arial Narrow" w:hAnsi="Arial Narrow" w:cs="Arial Narrow"/>
+          <w:sz w:val="16"/>
+          <w:szCs w:val="16"/>
+        </w:rPr>
+        <w:t>(</w:t>
       </w:r>
       <w:proofErr w:type="spellStart"/>
       <w:r>
@@ -9095,7 +9255,7 @@
           <w:sz w:val="16"/>
           <w:szCs w:val="16"/>
         </w:rPr>
-        <w:t>reiterancia</w:t>
+        <w:t>ii</w:t>
       </w:r>
       <w:proofErr w:type="spellEnd"/>
       <w:r>
@@ -9104,7 +9264,7 @@
           <w:sz w:val="16"/>
           <w:szCs w:val="16"/>
         </w:rPr>
-        <w:t xml:space="preserve">: </w:t>
+        <w:t xml:space="preserve">) Solicitar a la autoridad competente la inhabilitación, temporal o permanente, del proveedor en función de los alcances de la infracción sancionada. </w:t>
       </w:r>
     </w:p>
     <w:p>
@@ -9124,7 +9284,25 @@
           <w:sz w:val="16"/>
           <w:szCs w:val="16"/>
         </w:rPr>
-        <w:t xml:space="preserve">(i) Solicitar a la autoridad correspondiente la clausura temporal del establecimiento industrial, comercial o de servicios por un plazo máximo de seis (6) meses. </w:t>
+        <w:t xml:space="preserve">e. Publicación de avisos </w:t>
+      </w:r>
+      <w:proofErr w:type="spellStart"/>
+      <w:r>
+        <w:rPr>
+          <w:rFonts w:ascii="Arial Narrow" w:eastAsia="Arial Narrow" w:hAnsi="Arial Narrow" w:cs="Arial Narrow"/>
+          <w:sz w:val="16"/>
+          <w:szCs w:val="16"/>
+        </w:rPr>
+        <w:t>rectificatorios</w:t>
+      </w:r>
+      <w:proofErr w:type="spellEnd"/>
+      <w:r>
+        <w:rPr>
+          <w:rFonts w:ascii="Arial Narrow" w:eastAsia="Arial Narrow" w:hAnsi="Arial Narrow" w:cs="Arial Narrow"/>
+          <w:sz w:val="16"/>
+          <w:szCs w:val="16"/>
+        </w:rPr>
+        <w:t xml:space="preserve"> o informativos en la forma que determine el Indecopi, tomando en consideración los medios que resulten idóneos para revertir los efectos que el acto objeto de sanción ha ocasionado. </w:t>
       </w:r>
     </w:p>
     <w:p>
@@ -9144,25 +9322,7 @@
           <w:sz w:val="16"/>
           <w:szCs w:val="16"/>
         </w:rPr>
-        <w:t>(</w:t>
-      </w:r>
-      <w:proofErr w:type="spellStart"/>
-      <w:r>
-        <w:rPr>
-          <w:rFonts w:ascii="Arial Narrow" w:eastAsia="Arial Narrow" w:hAnsi="Arial Narrow" w:cs="Arial Narrow"/>
-          <w:sz w:val="16"/>
-          <w:szCs w:val="16"/>
-        </w:rPr>
-        <w:t>ii</w:t>
-      </w:r>
-      <w:proofErr w:type="spellEnd"/>
-      <w:r>
-        <w:rPr>
-          <w:rFonts w:ascii="Arial Narrow" w:eastAsia="Arial Narrow" w:hAnsi="Arial Narrow" w:cs="Arial Narrow"/>
-          <w:sz w:val="16"/>
-          <w:szCs w:val="16"/>
-        </w:rPr>
-        <w:t xml:space="preserve">) Solicitar a la autoridad competente la inhabilitación, temporal o permanente, del proveedor en función de los alcances de la infracción sancionada. </w:t>
+        <w:t xml:space="preserve">f. Cualquier otra medida correctiva que tenga el objeto de revertir los efectos de la conducta infractora o evitar que esta se produzca nuevamente en el futuro. </w:t>
       </w:r>
     </w:p>
     <w:p>
@@ -9182,64 +9342,6 @@
           <w:sz w:val="16"/>
           <w:szCs w:val="16"/>
         </w:rPr>
-        <w:t xml:space="preserve">e. Publicación de avisos </w:t>
-      </w:r>
-      <w:proofErr w:type="spellStart"/>
-      <w:r>
-        <w:rPr>
-          <w:rFonts w:ascii="Arial Narrow" w:eastAsia="Arial Narrow" w:hAnsi="Arial Narrow" w:cs="Arial Narrow"/>
-          <w:sz w:val="16"/>
-          <w:szCs w:val="16"/>
-        </w:rPr>
-        <w:t>rectificatorios</w:t>
-      </w:r>
-      <w:proofErr w:type="spellEnd"/>
-      <w:r>
-        <w:rPr>
-          <w:rFonts w:ascii="Arial Narrow" w:eastAsia="Arial Narrow" w:hAnsi="Arial Narrow" w:cs="Arial Narrow"/>
-          <w:sz w:val="16"/>
-          <w:szCs w:val="16"/>
-        </w:rPr>
-        <w:t xml:space="preserve"> o informativos en la forma que determine el Indecopi, tomando en consideración los medios que resulten idóneos para revertir los efectos que el acto objeto de sanción ha ocasionado. </w:t>
-      </w:r>
-    </w:p>
-    <w:p>
-      <w:pPr>
-        <w:spacing w:after="0" w:line="240" w:lineRule="auto"/>
-        <w:ind w:left="567"/>
-        <w:jc w:val="both"/>
-        <w:rPr>
-          <w:rFonts w:ascii="Arial Narrow" w:eastAsia="Arial Narrow" w:hAnsi="Arial Narrow" w:cs="Arial Narrow"/>
-          <w:sz w:val="16"/>
-          <w:szCs w:val="16"/>
-        </w:rPr>
-      </w:pPr>
-      <w:r>
-        <w:rPr>
-          <w:rFonts w:ascii="Arial Narrow" w:eastAsia="Arial Narrow" w:hAnsi="Arial Narrow" w:cs="Arial Narrow"/>
-          <w:sz w:val="16"/>
-          <w:szCs w:val="16"/>
-        </w:rPr>
-        <w:t xml:space="preserve">f. Cualquier otra medida correctiva que tenga el objeto de revertir los efectos de la conducta infractora o evitar que esta se produzca nuevamente en el futuro. </w:t>
-      </w:r>
-    </w:p>
-    <w:p>
-      <w:pPr>
-        <w:spacing w:after="0" w:line="240" w:lineRule="auto"/>
-        <w:ind w:left="567"/>
-        <w:jc w:val="both"/>
-        <w:rPr>
-          <w:rFonts w:ascii="Arial Narrow" w:eastAsia="Arial Narrow" w:hAnsi="Arial Narrow" w:cs="Arial Narrow"/>
-          <w:sz w:val="16"/>
-          <w:szCs w:val="16"/>
-        </w:rPr>
-      </w:pPr>
-      <w:r>
-        <w:rPr>
-          <w:rFonts w:ascii="Arial Narrow" w:eastAsia="Arial Narrow" w:hAnsi="Arial Narrow" w:cs="Arial Narrow"/>
-          <w:sz w:val="16"/>
-          <w:szCs w:val="16"/>
-        </w:rPr>
         <w:t>El Indecopi está facultado para solicitar a la autoridad municipal y policial el apoyo respectivo para la ejecución de las medidas correctivas complementarias correspondientes.</w:t>
       </w:r>
     </w:p>
@@ -9256,7 +9358,7 @@
       </w:pPr>
     </w:p>
   </w:footnote>
-  <w:footnote w:id="11">
+  <w:footnote w:id="13">
     <w:p>
       <w:pPr>
         <w:pStyle w:val="Textonotapie"/>
@@ -9288,15 +9390,16 @@
           <w:sz w:val="16"/>
           <w:szCs w:val="16"/>
         </w:rPr>
-        <w:t xml:space="preserve"> </w:t>
-      </w:r>
-      <w:r>
-        <w:rPr>
-          <w:rFonts w:ascii="Arial Narrow" w:eastAsia="Arial Narrow" w:hAnsi="Arial Narrow" w:cs="Arial Narrow"/>
-          <w:sz w:val="16"/>
-          <w:szCs w:val="16"/>
-        </w:rPr>
         <w:tab/>
+        <w:t xml:space="preserve"/>
+      </w:r>
+      <w:r>
+        <w:rPr>
+          <w:rFonts w:ascii="Arial Narrow" w:eastAsia="Arial Narrow" w:hAnsi="Arial Narrow" w:cs="Arial Narrow"/>
+          <w:sz w:val="16"/>
+          <w:szCs w:val="16"/>
+        </w:rPr>
+        <w:tab/>
       </w:r>
       <w:r>
         <w:rPr>
@@ -9344,7 +9447,7 @@
           <w:sz w:val="16"/>
           <w:szCs w:val="16"/>
         </w:rPr>
-        <w:t xml:space="preserve"> 1308</w:t>
+        <w:t xml:space="preserve">1308</w:t>
       </w:r>
     </w:p>
     <w:p>
@@ -9499,12 +9602,15 @@
       </w:pPr>
     </w:p>
   </w:footnote>
-  <w:footnote w:id="12">
+  <w:footnote w:id="14">
     <w:p>
       <w:pPr>
         <w:autoSpaceDE w:val="0"/>
         <w:autoSpaceDN w:val="0"/>
         <w:adjustRightInd w:val="0"/>
+        <w:tabs>
+          <w:tab w:val="left" w:pos="567"/>
+        </w:tabs>
         <w:spacing w:after="0" w:line="240" w:lineRule="auto"/>
         <w:ind w:left="567" w:hanging="567"/>
         <w:jc w:val="both"/>
@@ -9536,7 +9642,8 @@
           <w:sz w:val="16"/>
           <w:szCs w:val="16"/>
         </w:rPr>
-        <w:t xml:space="preserve"> </w:t>
+        <w:tab/>
+        <w:t xml:space="preserve"/>
       </w:r>
       <w:r>
         <w:rPr>
@@ -9569,7 +9676,7 @@
           <w:sz w:val="16"/>
           <w:szCs w:val="16"/>
         </w:rPr>
-        <w:t xml:space="preserve"> 807, LEY SOBRE FACULTADES, NORMAS Y ORGANIZACIÓN DEL INDECOPI FACULTADES DE LAS COMISIONES Y OFICINAS DEL INDECOPI</w:t>
+        <w:t xml:space="preserve">807, LEY SOBRE FACULTADES, NORMAS Y ORGANIZACIÓN DEL INDECOPI FACULTADES DE LAS COMISIONES Y OFICINAS DEL INDECOPI</w:t>
       </w:r>
     </w:p>
     <w:p>
@@ -9662,10 +9769,13 @@
       </w:pPr>
     </w:p>
   </w:footnote>
-  <w:footnote w:id="13">
+  <w:footnote w:id="15">
     <w:p>
       <w:pPr>
         <w:pStyle w:val="Textonotapie"/>
+        <w:tabs>
+          <w:tab w:val="left" w:pos="567"/>
+        </w:tabs>
         <w:ind w:left="567" w:hanging="567"/>
         <w:jc w:val="both"/>
         <w:rPr>
@@ -9690,15 +9800,16 @@
           <w:sz w:val="16"/>
           <w:szCs w:val="16"/>
         </w:rPr>
-        <w:t xml:space="preserve"> </w:t>
-      </w:r>
-      <w:r>
-        <w:rPr>
-          <w:rFonts w:ascii="Arial Narrow" w:eastAsia="Arial Narrow" w:hAnsi="Arial Narrow" w:cs="Arial Narrow"/>
-          <w:sz w:val="16"/>
-          <w:szCs w:val="16"/>
-        </w:rPr>
         <w:tab/>
+        <w:t xml:space="preserve"/>
+      </w:r>
+      <w:r>
+        <w:rPr>
+          <w:rFonts w:ascii="Arial Narrow" w:eastAsia="Arial Narrow" w:hAnsi="Arial Narrow" w:cs="Arial Narrow"/>
+          <w:sz w:val="16"/>
+          <w:szCs w:val="16"/>
+        </w:rPr>
+        <w:tab/>
       </w:r>
       <w:r>
         <w:rPr>
@@ -9727,7 +9838,7 @@
           <w:sz w:val="16"/>
           <w:szCs w:val="16"/>
         </w:rPr>
-        <w:t xml:space="preserve"> 006-2026-JUS y publicado el 30 de abril de 2026</w:t>
+        <w:t xml:space="preserve">006-2026-JUS y publicado el 30 de abril de 2026</w:t>
       </w:r>
     </w:p>
     <w:p>

--- a/plantillas_maestras/02_seguro_vida/materia_general_asegurativa/2_o_mas_ddos_varios/mujer/TPL_0799_2025_SEGURO_VIDA_MATERIA_GENERAL_ASEGURATIVA_ASEGURADORA_MUJER_R1_V2.docx
+++ b/plantillas_maestras/02_seguro_vida/materia_general_asegurativa/2_o_mas_ddos_varios/mujer/TPL_0799_2025_SEGURO_VIDA_MATERIA_GENERAL_ASEGURATIVA_ASEGURADORA_MUJER_R1_V2.docx
@@ -658,7 +658,7 @@
     </w:p>
     <w:p>
       <w:pPr>
-        <w:spacing w:after="0" w:line="240" w:lineRule="auto"/>
+        <w:spacing w:before="0" w:after="0" w:line="240" w:lineRule="auto"/>
         <w:jc w:val="both"/>
         <w:rPr>
           <w:rFonts w:ascii="Arial Narrow" w:eastAsia="Arial Narrow" w:hAnsi="Arial Narrow" w:cs="Arial Narrow"/>
@@ -700,7 +700,7 @@
           <w:lang w:val="es-ES" w:eastAsia="es-ES"/>
           <w14:ligatures w14:val="none"/>
         </w:rPr>
-        <w:t xml:space="preserve">Mediante el escrito del 23 de enero de 2025 la señora [APELLIDO] denunció a Mapfre y CAFAE-SE por presuntas infracciones a la Ley 29571, Código de Protección y Defensa del Consumidor</w:t>
+        <w:t xml:space="preserve">Mediante el escrito del 23 de enero de 2025</w:t>
       </w:r>
       <w:r>
         <w:rPr>
@@ -726,19 +726,7 @@
           <w:lang w:val="es-ES" w:eastAsia="es-ES"/>
           <w14:ligatures w14:val="none"/>
         </w:rPr>
-        <w:t xml:space="preserve"> (en adelante, Código), señalando lo siguiente:</w:t>
-      </w:r>
-      <w:r>
-        <w:rPr>
-          <w:rFonts w:ascii="Arial Narrow" w:eastAsia="Arial Narrow" w:hAnsi="Arial Narrow" w:cs="Arial Narrow"/>
-          <w:color w:val="000000"/>
-          <w:kern w:val="0"/>
-          <w:sz w:val="22"/>
-          <w:szCs w:val="22"/>
-          <w:lang w:val="es-ES" w:eastAsia="es-ES"/>
-          <w14:ligatures w14:val="none"/>
-        </w:rPr>
-        <w:t/>
+        <w:t xml:space="preserve"> la señora [APELLIDO] denunció a Mapfre y CAFAE-SE por presuntas infracciones a la Ley 29571, Código de Protección y Defensa del Consumidor</w:t>
       </w:r>
       <w:r>
         <w:rPr>
@@ -757,6 +745,30 @@
       <w:r>
         <w:rPr>
           <w:rFonts w:ascii="Arial Narrow" w:eastAsia="Arial Narrow" w:hAnsi="Arial Narrow" w:cs="Arial Narrow"/>
+          <w:color w:val="000000"/>
+          <w:kern w:val="0"/>
+          <w:sz w:val="22"/>
+          <w:szCs w:val="22"/>
+          <w:lang w:val="es-ES" w:eastAsia="es-ES"/>
+          <w14:ligatures w14:val="none"/>
+        </w:rPr>
+        <w:t xml:space="preserve"> (en adelante, Código), señalando lo siguiente:</w:t>
+      </w:r>
+      <w:r>
+        <w:rPr>
+          <w:rFonts w:ascii="Arial Narrow" w:eastAsia="Arial Narrow" w:hAnsi="Arial Narrow" w:cs="Arial Narrow"/>
+          <w:color w:val="000000"/>
+          <w:kern w:val="0"/>
+          <w:sz w:val="22"/>
+          <w:szCs w:val="22"/>
+          <w:lang w:val="es-ES" w:eastAsia="es-ES"/>
+          <w14:ligatures w14:val="none"/>
+        </w:rPr>
+        <w:t/>
+      </w:r>
+      <w:r>
+        <w:rPr>
+          <w:rFonts w:ascii="Arial Narrow" w:eastAsia="Arial Narrow" w:hAnsi="Arial Narrow" w:cs="Arial Narrow"/>
           <w:kern w:val="0"/>
           <w14:ligatures w14:val="none"/>
           <w:sz w:val="22"/>
@@ -886,10 +898,10 @@
     </w:p>
     <w:p>
       <w:pPr>
+        <w:spacing w:before="0" w:after="0" w:line="240" w:lineRule="auto"/>
         <w:tabs>
           <w:tab w:val="left" w:pos="1134"/>
         </w:tabs>
-        <w:spacing w:after="0" w:line="240" w:lineRule="auto"/>
         <w:jc w:val="both"/>
         <w:rPr>
           <w:rFonts w:ascii="Arial Narrow" w:eastAsia="Arial Narrow" w:hAnsi="Arial Narrow" w:cs="Arial Narrow"/>
@@ -968,7 +980,7 @@
     <w:p>
       <w:pPr>
         <w:pStyle w:val="Prrafodelista"/>
-        <w:spacing w:after="0" w:line="240" w:lineRule="auto"/>
+        <w:spacing w:before="0" w:after="0" w:line="240" w:lineRule="auto"/>
         <w:ind w:left="1134"/>
         <w:jc w:val="both"/>
         <w:rPr>
@@ -1022,6 +1034,7 @@
     <w:p>
       <w:pPr>
         <w:pStyle w:val="Prrafodelista"/>
+        <w:spacing w:before="0" w:after="0" w:line="240" w:lineRule="auto"/>
         <w:rPr>
           <w:rFonts w:ascii="Arial Narrow" w:eastAsia="Arial Narrow" w:hAnsi="Arial Narrow" w:cs="Arial Narrow"/>
           <w:color w:val="000000"/>
@@ -1099,6 +1112,7 @@
     <w:p>
       <w:pPr>
         <w:pStyle w:val="Prrafodelista"/>
+        <w:spacing w:before="0" w:after="0" w:line="240" w:lineRule="auto"/>
         <w:rPr>
           <w:rFonts w:ascii="Arial Narrow" w:eastAsia="Arial Narrow" w:hAnsi="Arial Narrow" w:cs="Arial Narrow"/>
           <w:color w:val="000000"/>
@@ -1161,7 +1175,7 @@
     </w:p>
     <w:p>
       <w:pPr>
-        <w:spacing w:after="0" w:line="240" w:lineRule="auto"/>
+        <w:spacing w:before="0" w:after="0" w:line="240" w:lineRule="auto"/>
         <w:jc w:val="both"/>
         <w:rPr>
           <w:rFonts w:ascii="Arial Narrow" w:eastAsia="Arial Narrow" w:hAnsi="Arial Narrow" w:cs="Arial Narrow"/>
@@ -1250,10 +1264,10 @@
     </w:p>
     <w:p>
       <w:pPr>
+        <w:spacing w:before="0" w:after="0" w:line="240" w:lineRule="auto"/>
         <w:tabs>
           <w:tab w:val="left" w:pos="1134"/>
         </w:tabs>
-        <w:spacing w:after="0" w:line="240" w:lineRule="auto"/>
         <w:jc w:val="both"/>
         <w:rPr>
           <w:rFonts w:ascii="Arial Narrow" w:eastAsia="Arial Narrow" w:hAnsi="Arial Narrow" w:cs="Arial Narrow"/>
@@ -1473,7 +1487,7 @@
     </w:p>
     <w:p>
       <w:pPr>
-        <w:spacing w:after="0" w:line="240" w:lineRule="auto"/>
+        <w:spacing w:before="0" w:after="0" w:line="240" w:lineRule="auto"/>
         <w:contextualSpacing/>
         <w:jc w:val="both"/>
         <w:rPr>
@@ -1529,7 +1543,7 @@
     </w:p>
     <w:p>
       <w:pPr>
-        <w:spacing w:after="0" w:line="240" w:lineRule="auto"/>
+        <w:spacing w:before="0" w:after="0" w:line="240" w:lineRule="auto"/>
         <w:ind w:left="567"/>
         <w:contextualSpacing/>
         <w:jc w:val="both"/>
@@ -1732,7 +1746,7 @@
     <w:p>
       <w:pPr>
         <w:pStyle w:val="Prrafodelista"/>
-        <w:spacing w:after="0" w:line="240" w:lineRule="auto"/>
+        <w:spacing w:before="0" w:after="0" w:line="240" w:lineRule="auto"/>
         <w:ind w:left="567"/>
         <w:jc w:val="both"/>
         <w:rPr>
@@ -1857,7 +1871,7 @@
     <w:p>
       <w:pPr>
         <w:pStyle w:val="Prrafodelista"/>
-        <w:spacing w:after="0" w:line="240" w:lineRule="auto"/>
+        <w:spacing w:before="0" w:after="0" w:line="240" w:lineRule="auto"/>
         <w:ind w:left="567"/>
         <w:jc w:val="both"/>
         <w:rPr>
@@ -1985,6 +1999,7 @@
     <w:p>
       <w:pPr>
         <w:pStyle w:val="Prrafodelista"/>
+        <w:spacing w:before="0" w:after="0" w:line="240" w:lineRule="auto"/>
         <w:rPr>
           <w:rFonts w:ascii="Arial Narrow" w:eastAsia="Arial Narrow" w:hAnsi="Arial Narrow" w:cs="Arial Narrow"/>
           <w:kern w:val="0"/>
@@ -2098,6 +2113,7 @@
     <w:p>
       <w:pPr>
         <w:pStyle w:val="Prrafodelista"/>
+        <w:spacing w:before="0" w:after="0" w:line="240" w:lineRule="auto"/>
         <w:rPr>
           <w:rFonts w:ascii="Arial Narrow" w:eastAsia="Arial Narrow" w:hAnsi="Arial Narrow" w:cs="Arial Narrow"/>
           <w:kern w:val="0"/>
@@ -2227,7 +2243,7 @@
     <w:p>
       <w:pPr>
         <w:pStyle w:val="Prrafodelista"/>
-        <w:spacing w:after="0" w:line="240" w:lineRule="auto"/>
+        <w:spacing w:before="0" w:after="0" w:line="240" w:lineRule="auto"/>
         <w:ind w:left="567"/>
         <w:jc w:val="both"/>
         <w:rPr>
@@ -2298,7 +2314,7 @@
     </w:p>
     <w:p>
       <w:pPr>
-        <w:spacing w:after="0" w:line="240" w:lineRule="auto"/>
+        <w:spacing w:before="0" w:after="0" w:line="240" w:lineRule="auto"/>
         <w:ind w:left="567"/>
         <w:contextualSpacing/>
         <w:jc w:val="both"/>
@@ -2354,7 +2370,7 @@
     </w:p>
     <w:p>
       <w:pPr>
-        <w:spacing w:after="0" w:line="240" w:lineRule="auto"/>
+        <w:spacing w:before="0" w:after="0" w:line="240" w:lineRule="auto"/>
         <w:jc w:val="both"/>
         <w:rPr>
           <w:rFonts w:ascii="Arial Narrow" w:eastAsia="Arial Narrow" w:hAnsi="Arial Narrow" w:cs="Arial Narrow"/>
@@ -2415,7 +2431,7 @@
     <w:p>
       <w:pPr>
         <w:pStyle w:val="Prrafodelista"/>
-        <w:spacing w:after="0" w:line="240" w:lineRule="auto"/>
+        <w:spacing w:before="0" w:after="0" w:line="240" w:lineRule="auto"/>
         <w:ind w:left="567"/>
         <w:jc w:val="both"/>
         <w:rPr>
@@ -2481,7 +2497,19 @@
           <w:lang w:val="es-ES" w:eastAsia="es-ES"/>
           <w14:ligatures w14:val="none"/>
         </w:rPr>
-        <w:t xml:space="preserve">: </w:t>
+        <w:t xml:space="preserve">:</w:t>
+      </w:r>
+      <w:r>
+        <w:rPr>
+          <w:rFonts w:ascii="Arial Narrow" w:eastAsia="Arial Narrow" w:hAnsi="Arial Narrow" w:cs="Arial Narrow"/>
+          <w:color w:val="000000"/>
+          <w:kern w:val="0"/>
+          <w:sz w:val="22"/>
+          <w:szCs w:val="22"/>
+          <w:lang w:val="es-ES" w:eastAsia="es-ES"/>
+          <w14:ligatures w14:val="none"/>
+        </w:rPr>
+        <w:t xml:space="preserve"> </w:t>
       </w:r>
       <w:r>
         <w:rPr>
@@ -2678,7 +2706,7 @@
     <w:p>
       <w:pPr>
         <w:pStyle w:val="Prrafodelista"/>
-        <w:spacing w:after="0" w:line="240" w:lineRule="auto"/>
+        <w:spacing w:before="0" w:after="0" w:line="240" w:lineRule="auto"/>
         <w:ind w:left="567"/>
         <w:jc w:val="both"/>
         <w:rPr>
@@ -2840,7 +2868,7 @@
     <w:p>
       <w:pPr>
         <w:pStyle w:val="Prrafodelista"/>
-        <w:spacing w:after="0" w:line="240" w:lineRule="auto"/>
+        <w:spacing w:before="0" w:after="0" w:line="240" w:lineRule="auto"/>
         <w:ind w:left="567"/>
         <w:jc w:val="both"/>
         <w:rPr>
@@ -2895,26 +2923,26 @@
     </w:p>
     <w:p>
       <w:pPr>
+        <w:spacing w:before="0" w:after="0" w:line="240" w:lineRule="auto"/>
+        <w:jc w:val="both"/>
+        <w:rPr>
+          <w:rFonts w:ascii="Arial Narrow" w:eastAsia="Arial Narrow" w:hAnsi="Arial Narrow" w:cs="Arial Narrow"/>
+          <w:b/>
+          <w:color w:val="000000"/>
+          <w:kern w:val="0"/>
+          <w:sz w:val="22"/>
+          <w:szCs w:val="22"/>
+          <w:lang w:eastAsia="es-PE"/>
+          <w14:ligatures w14:val="none"/>
+        </w:rPr>
+      </w:pPr>
+    </w:p>
+    <w:p>
+      <w:pPr>
         <w:spacing w:after="0" w:line="240" w:lineRule="auto"/>
         <w:jc w:val="both"/>
         <w:rPr>
           <w:rFonts w:ascii="Arial Narrow" w:eastAsia="Arial Narrow" w:hAnsi="Arial Narrow" w:cs="Arial Narrow"/>
-          <w:b/>
-          <w:color w:val="000000"/>
-          <w:kern w:val="0"/>
-          <w:sz w:val="22"/>
-          <w:szCs w:val="22"/>
-          <w:lang w:eastAsia="es-PE"/>
-          <w14:ligatures w14:val="none"/>
-        </w:rPr>
-      </w:pPr>
-    </w:p>
-    <w:p>
-      <w:pPr>
-        <w:spacing w:after="0" w:line="240" w:lineRule="auto"/>
-        <w:jc w:val="both"/>
-        <w:rPr>
-          <w:rFonts w:ascii="Arial Narrow" w:eastAsia="Arial Narrow" w:hAnsi="Arial Narrow" w:cs="Arial Narrow"/>
           <w:color w:val="000000"/>
           <w:kern w:val="0"/>
           <w:sz w:val="22"/>
@@ -3116,7 +3144,7 @@
     </w:p>
     <w:p>
       <w:pPr>
-        <w:spacing w:after="0" w:line="240" w:lineRule="auto"/>
+        <w:spacing w:before="0" w:after="0" w:line="240" w:lineRule="auto"/>
         <w:jc w:val="both"/>
         <w:rPr>
           <w:rFonts w:ascii="Arial Narrow" w:eastAsia="Arial Narrow" w:hAnsi="Arial Narrow" w:cs="Arial Narrow"/>
@@ -3254,7 +3282,7 @@
     <w:p>
       <w:pPr>
         <w:pStyle w:val="Prrafodelista"/>
-        <w:spacing w:after="0" w:line="240" w:lineRule="auto"/>
+        <w:spacing w:before="0" w:after="0" w:line="240" w:lineRule="auto"/>
         <w:ind w:left="567"/>
         <w:jc w:val="both"/>
         <w:rPr>
@@ -3403,7 +3431,7 @@
     <w:p>
       <w:pPr>
         <w:pStyle w:val="Prrafodelista"/>
-        <w:spacing w:after="0" w:line="240" w:lineRule="auto"/>
+        <w:spacing w:before="0" w:after="0" w:line="240" w:lineRule="auto"/>
         <w:ind w:left="567"/>
         <w:jc w:val="both"/>
         <w:rPr>
@@ -3555,7 +3583,7 @@
     </w:p>
     <w:p>
       <w:pPr>
-        <w:spacing w:after="0" w:line="240" w:lineRule="auto"/>
+        <w:spacing w:before="0" w:after="0" w:line="240" w:lineRule="auto"/>
         <w:jc w:val="both"/>
         <w:rPr>
           <w:rFonts w:ascii="Arial Narrow" w:eastAsia="Arial Narrow" w:hAnsi="Arial Narrow" w:cs="Arial Narrow"/>
@@ -3697,7 +3725,7 @@
     <w:p>
       <w:pPr>
         <w:pStyle w:val="Prrafodelista"/>
-        <w:spacing w:after="0" w:line="240" w:lineRule="auto"/>
+        <w:spacing w:before="0" w:after="0" w:line="240" w:lineRule="auto"/>
         <w:ind w:left="567"/>
         <w:jc w:val="both"/>
         <w:rPr>
@@ -3788,7 +3816,7 @@
     </w:p>
     <w:p>
       <w:pPr>
-        <w:spacing w:after="0" w:line="240" w:lineRule="auto"/>
+        <w:spacing w:before="0" w:after="0" w:line="240" w:lineRule="auto"/>
         <w:jc w:val="both"/>
         <w:rPr>
           <w:rFonts w:ascii="Arial Narrow" w:eastAsia="Arial Narrow" w:hAnsi="Arial Narrow" w:cs="Arial Narrow"/>
@@ -3874,7 +3902,7 @@
     </w:p>
     <w:p>
       <w:pPr>
-        <w:spacing w:line="240" w:lineRule="auto"/>
+        <w:spacing w:before="0" w:after="0" w:line="240" w:lineRule="auto"/>
         <w:contextualSpacing/>
         <w:jc w:val="both"/>
         <w:rPr>
@@ -3974,7 +4002,7 @@
     </w:p>
     <w:p>
       <w:pPr>
-        <w:spacing w:after="0" w:line="240" w:lineRule="auto"/>
+        <w:spacing w:before="0" w:after="0" w:line="240" w:lineRule="auto"/>
         <w:jc w:val="both"/>
         <w:rPr>
           <w:rFonts w:ascii="Arial Narrow" w:eastAsia="Arial Narrow" w:hAnsi="Arial Narrow" w:cs="Arial Narrow"/>
@@ -4289,7 +4317,7 @@
     </w:p>
     <w:p>
       <w:pPr>
-        <w:spacing w:after="0" w:line="240" w:lineRule="auto"/>
+        <w:spacing w:before="0" w:after="0" w:line="240" w:lineRule="auto"/>
         <w:ind w:left="567"/>
         <w:jc w:val="both"/>
         <w:rPr>
@@ -4390,6 +4418,21 @@
     </w:p>
     <w:p>
       <w:pPr>
+        <w:spacing w:before="0" w:after="0" w:line="240" w:lineRule="auto"/>
+        <w:jc w:val="both"/>
+        <w:rPr>
+          <w:rFonts w:ascii="Arial Narrow" w:eastAsia="Arial Narrow" w:hAnsi="Arial Narrow" w:cs="Arial Narrow"/>
+          <w:color w:val="000000"/>
+          <w:kern w:val="0"/>
+          <w:sz w:val="22"/>
+          <w:szCs w:val="22"/>
+          <w:lang w:eastAsia="es-PE"/>
+          <w14:ligatures w14:val="none"/>
+        </w:rPr>
+      </w:pPr>
+    </w:p>
+    <w:p>
+      <w:pPr>
         <w:spacing w:after="0" w:line="240" w:lineRule="auto"/>
         <w:jc w:val="both"/>
         <w:rPr>
@@ -4398,7 +4441,259 @@
           <w:kern w:val="0"/>
           <w:sz w:val="22"/>
           <w:szCs w:val="22"/>
-          <w:lang w:eastAsia="es-PE"/>
+          <w:lang w:val="es-ES" w:eastAsia="es-ES"/>
+          <w14:ligatures w14:val="none"/>
+        </w:rPr>
+      </w:pPr>
+      <w:r>
+        <w:rPr>
+          <w:rFonts w:ascii="Arial Narrow" w:eastAsia="Arial Narrow" w:hAnsi="Arial Narrow" w:cs="Arial Narrow"/>
+          <w:b/>
+          <w:color w:val="000000"/>
+          <w:kern w:val="0"/>
+          <w:sz w:val="22"/>
+          <w:szCs w:val="22"/>
+          <w:lang w:eastAsia="es-PE"/>
+          <w14:ligatures w14:val="none"/>
+        </w:rPr>
+        <w:t xml:space="preserve">QUINTO:</w:t>
+      </w:r>
+      <w:r>
+        <w:rPr>
+          <w:rFonts w:ascii="Arial Narrow" w:eastAsia="Arial Narrow" w:hAnsi="Arial Narrow" w:cs="Arial Narrow"/>
+          <w:color w:val="000000"/>
+          <w:kern w:val="0"/>
+          <w:sz w:val="22"/>
+          <w:szCs w:val="22"/>
+          <w:lang w:eastAsia="es-PE"/>
+          <w14:ligatures w14:val="none"/>
+        </w:rPr>
+        <w:t xml:space="preserve"> </w:t>
+      </w:r>
+      <w:bookmarkStart w:id="4" w:name="_Hlk188286813"/>
+      <w:r>
+        <w:rPr>
+          <w:rFonts w:ascii="Arial Narrow" w:eastAsia="Arial Narrow" w:hAnsi="Arial Narrow" w:cs="Arial Narrow"/>
+          <w:color w:val="000000"/>
+          <w:kern w:val="0"/>
+          <w:sz w:val="22"/>
+          <w:szCs w:val="22"/>
+          <w:lang w:eastAsia="es-ES"/>
+          <w14:ligatures w14:val="none"/>
+        </w:rPr>
+        <w:t xml:space="preserve">requerir </w:t>
+      </w:r>
+      <w:r>
+        <w:rPr>
+          <w:rFonts w:ascii="Arial Narrow" w:eastAsia="Arial Narrow" w:hAnsi="Arial Narrow" w:cs="Arial Narrow"/>
+          <w:color w:val="000000"/>
+          <w:kern w:val="0"/>
+          <w:sz w:val="22"/>
+          <w:szCs w:val="22"/>
+          <w:lang w:val="es-ES" w:eastAsia="es-ES"/>
+          <w14:ligatures w14:val="none"/>
+        </w:rPr>
+        <w:t xml:space="preserve">que, en un </w:t>
+      </w:r>
+      <w:r>
+        <w:rPr>
+          <w:rFonts w:ascii="Arial Narrow" w:eastAsia="Arial Narrow" w:hAnsi="Arial Narrow" w:cs="Arial Narrow"/>
+          <w:color w:val="000000"/>
+          <w:kern w:val="0"/>
+          <w:sz w:val="22"/>
+          <w:szCs w:val="22"/>
+          <w:lang w:eastAsia="es-ES"/>
+          <w14:ligatures w14:val="none"/>
+        </w:rPr>
+        <w:t>plazo no mayor de cinco (5) días hábiles contado a partir del día siguiente de la notificación de la presente resolución</w:t>
+      </w:r>
+      <w:bookmarkEnd w:id="4"/>
+      <w:r>
+        <w:rPr>
+          <w:rFonts w:ascii="Arial Narrow" w:eastAsia="Arial Narrow" w:hAnsi="Arial Narrow" w:cs="Arial Narrow"/>
+          <w:color w:val="000000"/>
+          <w:kern w:val="0"/>
+          <w:sz w:val="22"/>
+          <w:szCs w:val="22"/>
+          <w:lang w:eastAsia="es-ES"/>
+          <w14:ligatures w14:val="none"/>
+        </w:rPr>
+        <w:t xml:space="preserve">, </w:t>
+      </w:r>
+      <w:bookmarkStart w:id="5" w:name="_Hlk188286828"/>
+      <w:r>
+        <w:rPr>
+          <w:rFonts w:ascii="Arial Narrow" w:eastAsia="Arial Narrow" w:hAnsi="Arial Narrow" w:cs="Arial Narrow"/>
+          <w:sz w:val="22"/>
+          <w:szCs w:val="22"/>
+        </w:rPr>
+        <w:t>Mapfre Perú Compañía de Seguros y Reaseguros S.A.</w:t>
+      </w:r>
+      <w:r>
+        <w:rPr>
+          <w:rFonts w:ascii="Arial Narrow" w:eastAsia="Arial Narrow" w:hAnsi="Arial Narrow" w:cs="Arial Narrow"/>
+          <w:color w:val="000000"/>
+          <w:kern w:val="0"/>
+          <w:sz w:val="22"/>
+          <w:szCs w:val="22"/>
+          <w:lang w:eastAsia="es-ES"/>
+          <w14:ligatures w14:val="none"/>
+        </w:rPr>
+        <w:t xml:space="preserve">, </w:t>
+      </w:r>
+      <w:bookmarkEnd w:id="5"/>
+      <w:r>
+        <w:rPr>
+          <w:rFonts w:ascii="Arial Narrow" w:eastAsia="Arial Narrow" w:hAnsi="Arial Narrow" w:cs="Arial Narrow"/>
+          <w:color w:val="000000"/>
+          <w:kern w:val="0"/>
+          <w:sz w:val="22"/>
+          <w:szCs w:val="22"/>
+          <w:lang w:val="es-ES" w:eastAsia="es-ES"/>
+          <w14:ligatures w14:val="none"/>
+        </w:rPr>
+        <w:t xml:space="preserve">cumpla con: </w:t>
+      </w:r>
+      <w:r>
+        <w:rPr>
+          <w:rFonts w:ascii="Arial Narrow" w:eastAsia="Arial Narrow" w:hAnsi="Arial Narrow" w:cs="Arial Narrow"/>
+          <w:color w:val="000000"/>
+          <w:kern w:val="0"/>
+          <w:sz w:val="22"/>
+          <w:szCs w:val="22"/>
+          <w:lang w:val="es-ES" w:eastAsia="es-ES"/>
+          <w14:ligatures w14:val="none"/>
+        </w:rPr>
+        <w:t xml:space="preserve">(i) presentar una copia completa, legible y debidamente suscrita de la Póliza </w:t>
+      </w:r>
+      <w:proofErr w:type="spellStart"/>
+      <w:r>
+        <w:rPr>
+          <w:rFonts w:ascii="Arial Narrow" w:eastAsia="Arial Narrow" w:hAnsi="Arial Narrow" w:cs="Arial Narrow"/>
+          <w:color w:val="000000"/>
+          <w:kern w:val="0"/>
+          <w:sz w:val="22"/>
+          <w:szCs w:val="22"/>
+          <w:lang w:val="es-ES" w:eastAsia="es-ES"/>
+          <w14:ligatures w14:val="none"/>
+        </w:rPr>
+        <w:t/>
+      </w:r>
+      <w:proofErr w:type="spellEnd"/>
+      <w:r>
+        <w:rPr>
+          <w:rFonts w:ascii="Arial Narrow" w:eastAsia="Arial Narrow" w:hAnsi="Arial Narrow" w:cs="Arial Narrow"/>
+          <w:color w:val="000000"/>
+          <w:kern w:val="0"/>
+          <w:sz w:val="22"/>
+          <w:szCs w:val="22"/>
+          <w:lang w:val="es-ES" w:eastAsia="es-ES"/>
+          <w14:ligatures w14:val="none"/>
+        </w:rPr>
+        <w:t xml:space="preserve"> 6202059900004; y, (</w:t>
+      </w:r>
+      <w:proofErr w:type="spellStart"/>
+      <w:r>
+        <w:rPr>
+          <w:rFonts w:ascii="Arial Narrow" w:eastAsia="Arial Narrow" w:hAnsi="Arial Narrow" w:cs="Arial Narrow"/>
+          <w:color w:val="000000"/>
+          <w:kern w:val="0"/>
+          <w:sz w:val="22"/>
+          <w:szCs w:val="22"/>
+          <w:lang w:val="es-ES" w:eastAsia="es-ES"/>
+          <w14:ligatures w14:val="none"/>
+        </w:rPr>
+        <w:t>ii</w:t>
+      </w:r>
+      <w:proofErr w:type="spellEnd"/>
+      <w:r>
+        <w:rPr>
+          <w:rFonts w:ascii="Arial Narrow" w:eastAsia="Arial Narrow" w:hAnsi="Arial Narrow" w:cs="Arial Narrow"/>
+          <w:color w:val="000000"/>
+          <w:kern w:val="0"/>
+          <w:sz w:val="22"/>
+          <w:szCs w:val="22"/>
+          <w:lang w:val="es-ES" w:eastAsia="es-ES"/>
+          <w14:ligatures w14:val="none"/>
+        </w:rPr>
+        <w:t>) presentar los medios probatorios que acrediten que gestionó el pago de las primas ante el empleador de la aseguradora; y, (</w:t>
+      </w:r>
+      <w:proofErr w:type="spellStart"/>
+      <w:r>
+        <w:rPr>
+          <w:rFonts w:ascii="Arial Narrow" w:eastAsia="Arial Narrow" w:hAnsi="Arial Narrow" w:cs="Arial Narrow"/>
+          <w:color w:val="000000"/>
+          <w:kern w:val="0"/>
+          <w:sz w:val="22"/>
+          <w:szCs w:val="22"/>
+          <w:lang w:val="es-ES" w:eastAsia="es-ES"/>
+          <w14:ligatures w14:val="none"/>
+        </w:rPr>
+        <w:t>iii</w:t>
+      </w:r>
+      <w:proofErr w:type="spellEnd"/>
+      <w:r>
+        <w:rPr>
+          <w:rFonts w:ascii="Arial Narrow" w:eastAsia="Arial Narrow" w:hAnsi="Arial Narrow" w:cs="Arial Narrow"/>
+          <w:color w:val="000000"/>
+          <w:kern w:val="0"/>
+          <w:sz w:val="22"/>
+          <w:szCs w:val="22"/>
+          <w:lang w:val="es-ES" w:eastAsia="es-ES"/>
+          <w14:ligatures w14:val="none"/>
+        </w:rPr>
+        <w:t xml:space="preserve">) presentar un cronograma de pagos de la Póliza </w:t>
+      </w:r>
+      <w:proofErr w:type="spellStart"/>
+      <w:r>
+        <w:rPr>
+          <w:rFonts w:ascii="Arial Narrow" w:eastAsia="Arial Narrow" w:hAnsi="Arial Narrow" w:cs="Arial Narrow"/>
+          <w:color w:val="000000"/>
+          <w:kern w:val="0"/>
+          <w:sz w:val="22"/>
+          <w:szCs w:val="22"/>
+          <w:lang w:val="es-ES" w:eastAsia="es-ES"/>
+          <w14:ligatures w14:val="none"/>
+        </w:rPr>
+        <w:t/>
+      </w:r>
+      <w:proofErr w:type="spellEnd"/>
+      <w:r>
+        <w:rPr>
+          <w:rFonts w:ascii="Arial Narrow" w:eastAsia="Arial Narrow" w:hAnsi="Arial Narrow" w:cs="Arial Narrow"/>
+          <w:color w:val="000000"/>
+          <w:kern w:val="0"/>
+          <w:sz w:val="22"/>
+          <w:szCs w:val="22"/>
+          <w:lang w:val="es-ES" w:eastAsia="es-ES"/>
+          <w14:ligatures w14:val="none"/>
+        </w:rPr>
+        <w:t xml:space="preserve"> 6202059900004</w:t>
+      </w:r>
+      <w:r>
+        <w:rPr>
+          <w:rFonts w:ascii="Arial Narrow" w:eastAsia="Arial Narrow" w:hAnsi="Arial Narrow" w:cs="Arial Narrow"/>
+          <w:color w:val="000000"/>
+          <w:kern w:val="0"/>
+          <w:sz w:val="22"/>
+          <w:szCs w:val="22"/>
+          <w:lang w:val="es-ES" w:eastAsia="es-ES"/>
+          <w14:ligatures w14:val="none"/>
+        </w:rPr>
+        <w:t>.</w:t>
+      </w:r>
+    </w:p>
+    <w:p>
+      <w:pPr>
+        <w:spacing w:before="0" w:after="0" w:line="240" w:lineRule="auto"/>
+        <w:jc w:val="both"/>
+        <w:rPr>
+          <w:rFonts w:ascii="Arial Narrow" w:eastAsia="Arial Narrow" w:hAnsi="Arial Narrow" w:cs="Arial Narrow"/>
+          <w:color w:val="000000"/>
+          <w:kern w:val="0"/>
+          <w:sz w:val="22"/>
+          <w:szCs w:val="22"/>
+          <w:lang w:val="es-ES" w:eastAsia="es-ES"/>
           <w14:ligatures w14:val="none"/>
         </w:rPr>
       </w:pPr>
@@ -4428,7 +4723,7 @@
           <w:lang w:eastAsia="es-PE"/>
           <w14:ligatures w14:val="none"/>
         </w:rPr>
-        <w:t xml:space="preserve">QUINTO:</w:t>
+        <w:t xml:space="preserve">SEXTO:</w:t>
       </w:r>
       <w:r>
         <w:rPr>
@@ -4442,7 +4737,6 @@
         </w:rPr>
         <w:t xml:space="preserve"> </w:t>
       </w:r>
-      <w:bookmarkStart w:id="4" w:name="_Hlk188286813"/>
       <w:r>
         <w:rPr>
           <w:rFonts w:ascii="Arial Narrow" w:eastAsia="Arial Narrow" w:hAnsi="Arial Narrow" w:cs="Arial Narrow"/>
@@ -4477,9 +4771,16 @@
           <w:lang w:eastAsia="es-ES"/>
           <w14:ligatures w14:val="none"/>
         </w:rPr>
-        <w:t>plazo no mayor de cinco (5) días hábiles contado a partir del día siguiente de la notificación de la presente resolución</w:t>
-      </w:r>
-      <w:bookmarkEnd w:id="4"/>
+        <w:t xml:space="preserve">plazo no mayor de cinco (5) días hábiles contado a partir del día siguiente de la notificación de la presente resolución, </w:t>
+      </w:r>
+      <w:r>
+        <w:rPr>
+          <w:rFonts w:ascii="Arial Narrow" w:eastAsia="Arial Narrow" w:hAnsi="Arial Narrow" w:cs="Arial Narrow"/>
+          <w:sz w:val="22"/>
+          <w:szCs w:val="22"/>
+        </w:rPr>
+        <w:t>al Comité de Administración del Fondo de Asistencia y Estímulo de los Trabajadores del Sector Educación</w:t>
+      </w:r>
       <w:r>
         <w:rPr>
           <w:rFonts w:ascii="Arial Narrow" w:eastAsia="Arial Narrow" w:hAnsi="Arial Narrow" w:cs="Arial Narrow"/>
@@ -4490,16 +4791,7 @@
           <w:lang w:eastAsia="es-ES"/>
           <w14:ligatures w14:val="none"/>
         </w:rPr>
-        <w:t xml:space="preserve">, </w:t>
-      </w:r>
-      <w:bookmarkStart w:id="5" w:name="_Hlk188286828"/>
-      <w:r>
-        <w:rPr>
-          <w:rFonts w:ascii="Arial Narrow" w:eastAsia="Arial Narrow" w:hAnsi="Arial Narrow" w:cs="Arial Narrow"/>
-          <w:sz w:val="22"/>
-          <w:szCs w:val="22"/>
-        </w:rPr>
-        <w:t>Mapfre Perú Compañía de Seguros y Reaseguros S.A.</w:t>
+        <w:t>,</w:t>
       </w:r>
       <w:r>
         <w:rPr>
@@ -4511,9 +4803,8 @@
           <w:lang w:eastAsia="es-ES"/>
           <w14:ligatures w14:val="none"/>
         </w:rPr>
-        <w:t xml:space="preserve">, </w:t>
-      </w:r>
-      <w:bookmarkEnd w:id="5"/>
+        <w:t xml:space="preserve"> </w:t>
+      </w:r>
       <w:r>
         <w:rPr>
           <w:rFonts w:ascii="Arial Narrow" w:eastAsia="Arial Narrow" w:hAnsi="Arial Narrow" w:cs="Arial Narrow"/>
@@ -4533,342 +4824,79 @@
           <w:kern w:val="0"/>
           <w:sz w:val="22"/>
           <w:szCs w:val="22"/>
+          <w:lang w:eastAsia="es-ES"/>
+          <w14:ligatures w14:val="none"/>
+        </w:rPr>
+        <w:t xml:space="preserve">(i) presentar una copia completa, legible y debidamente suscrita de la Póliza </w:t>
+      </w:r>
+      <w:proofErr w:type="spellStart"/>
+      <w:r>
+        <w:rPr>
+          <w:rFonts w:ascii="Arial Narrow" w:eastAsia="Arial Narrow" w:hAnsi="Arial Narrow" w:cs="Arial Narrow"/>
+          <w:color w:val="000000"/>
+          <w:kern w:val="0"/>
+          <w:sz w:val="22"/>
+          <w:szCs w:val="22"/>
+          <w:lang w:eastAsia="es-ES"/>
+          <w14:ligatures w14:val="none"/>
+        </w:rPr>
+        <w:t/>
+      </w:r>
+      <w:proofErr w:type="spellEnd"/>
+      <w:r>
+        <w:rPr>
+          <w:rFonts w:ascii="Arial Narrow" w:eastAsia="Arial Narrow" w:hAnsi="Arial Narrow" w:cs="Arial Narrow"/>
+          <w:color w:val="000000"/>
+          <w:kern w:val="0"/>
+          <w:sz w:val="22"/>
+          <w:szCs w:val="22"/>
+          <w:lang w:eastAsia="es-ES"/>
+          <w14:ligatures w14:val="none"/>
+        </w:rPr>
+        <w:t xml:space="preserve"> 6202059900004; y, (</w:t>
+      </w:r>
+      <w:proofErr w:type="spellStart"/>
+      <w:r>
+        <w:rPr>
+          <w:rFonts w:ascii="Arial Narrow" w:eastAsia="Arial Narrow" w:hAnsi="Arial Narrow" w:cs="Arial Narrow"/>
+          <w:color w:val="000000"/>
+          <w:kern w:val="0"/>
+          <w:sz w:val="22"/>
+          <w:szCs w:val="22"/>
+          <w:lang w:eastAsia="es-ES"/>
+          <w14:ligatures w14:val="none"/>
+        </w:rPr>
+        <w:t>ii</w:t>
+      </w:r>
+      <w:proofErr w:type="spellEnd"/>
+      <w:r>
+        <w:rPr>
+          <w:rFonts w:ascii="Arial Narrow" w:eastAsia="Arial Narrow" w:hAnsi="Arial Narrow" w:cs="Arial Narrow"/>
+          <w:color w:val="000000"/>
+          <w:kern w:val="0"/>
+          <w:sz w:val="22"/>
+          <w:szCs w:val="22"/>
+          <w:lang w:eastAsia="es-ES"/>
+          <w14:ligatures w14:val="none"/>
+        </w:rPr>
+        <w:t>) presentar todas las comunicaciones cursadas con la parte denunciante en virtud de los hechos materia de denuncia</w:t>
+      </w:r>
+      <w:r>
+        <w:rPr>
+          <w:rFonts w:ascii="Arial Narrow" w:eastAsia="Arial Narrow" w:hAnsi="Arial Narrow" w:cs="Arial Narrow"/>
+          <w:color w:val="000000"/>
+          <w:kern w:val="0"/>
+          <w:sz w:val="22"/>
+          <w:szCs w:val="22"/>
           <w:lang w:val="es-ES" w:eastAsia="es-ES"/>
           <w14:ligatures w14:val="none"/>
         </w:rPr>
-        <w:t xml:space="preserve">(i) presentar una copia completa, legible y debidamente suscrita de la Póliza </w:t>
-      </w:r>
-      <w:proofErr w:type="spellStart"/>
-      <w:r>
-        <w:rPr>
-          <w:rFonts w:ascii="Arial Narrow" w:eastAsia="Arial Narrow" w:hAnsi="Arial Narrow" w:cs="Arial Narrow"/>
-          <w:color w:val="000000"/>
-          <w:kern w:val="0"/>
-          <w:sz w:val="22"/>
-          <w:szCs w:val="22"/>
-          <w:lang w:val="es-ES" w:eastAsia="es-ES"/>
-          <w14:ligatures w14:val="none"/>
-        </w:rPr>
-        <w:t/>
-      </w:r>
-      <w:proofErr w:type="spellEnd"/>
-      <w:r>
-        <w:rPr>
-          <w:rFonts w:ascii="Arial Narrow" w:eastAsia="Arial Narrow" w:hAnsi="Arial Narrow" w:cs="Arial Narrow"/>
-          <w:color w:val="000000"/>
-          <w:kern w:val="0"/>
-          <w:sz w:val="22"/>
-          <w:szCs w:val="22"/>
-          <w:lang w:val="es-ES" w:eastAsia="es-ES"/>
-          <w14:ligatures w14:val="none"/>
-        </w:rPr>
-        <w:t xml:space="preserve"> 6202059900004; y, (</w:t>
-      </w:r>
-      <w:proofErr w:type="spellStart"/>
-      <w:r>
-        <w:rPr>
-          <w:rFonts w:ascii="Arial Narrow" w:eastAsia="Arial Narrow" w:hAnsi="Arial Narrow" w:cs="Arial Narrow"/>
-          <w:color w:val="000000"/>
-          <w:kern w:val="0"/>
-          <w:sz w:val="22"/>
-          <w:szCs w:val="22"/>
-          <w:lang w:val="es-ES" w:eastAsia="es-ES"/>
-          <w14:ligatures w14:val="none"/>
-        </w:rPr>
-        <w:t>ii</w:t>
-      </w:r>
-      <w:proofErr w:type="spellEnd"/>
-      <w:r>
-        <w:rPr>
-          <w:rFonts w:ascii="Arial Narrow" w:eastAsia="Arial Narrow" w:hAnsi="Arial Narrow" w:cs="Arial Narrow"/>
-          <w:color w:val="000000"/>
-          <w:kern w:val="0"/>
-          <w:sz w:val="22"/>
-          <w:szCs w:val="22"/>
-          <w:lang w:val="es-ES" w:eastAsia="es-ES"/>
-          <w14:ligatures w14:val="none"/>
-        </w:rPr>
-        <w:t>) presentar los medios probatorios que acrediten que gestionó el pago de las primas ante el empleador de la aseguradora; y, (</w:t>
-      </w:r>
-      <w:proofErr w:type="spellStart"/>
-      <w:r>
-        <w:rPr>
-          <w:rFonts w:ascii="Arial Narrow" w:eastAsia="Arial Narrow" w:hAnsi="Arial Narrow" w:cs="Arial Narrow"/>
-          <w:color w:val="000000"/>
-          <w:kern w:val="0"/>
-          <w:sz w:val="22"/>
-          <w:szCs w:val="22"/>
-          <w:lang w:val="es-ES" w:eastAsia="es-ES"/>
-          <w14:ligatures w14:val="none"/>
-        </w:rPr>
-        <w:t>iii</w:t>
-      </w:r>
-      <w:proofErr w:type="spellEnd"/>
-      <w:r>
-        <w:rPr>
-          <w:rFonts w:ascii="Arial Narrow" w:eastAsia="Arial Narrow" w:hAnsi="Arial Narrow" w:cs="Arial Narrow"/>
-          <w:color w:val="000000"/>
-          <w:kern w:val="0"/>
-          <w:sz w:val="22"/>
-          <w:szCs w:val="22"/>
-          <w:lang w:val="es-ES" w:eastAsia="es-ES"/>
-          <w14:ligatures w14:val="none"/>
-        </w:rPr>
-        <w:t xml:space="preserve">) presentar un cronograma de pagos de la Póliza </w:t>
-      </w:r>
-      <w:proofErr w:type="spellStart"/>
-      <w:r>
-        <w:rPr>
-          <w:rFonts w:ascii="Arial Narrow" w:eastAsia="Arial Narrow" w:hAnsi="Arial Narrow" w:cs="Arial Narrow"/>
-          <w:color w:val="000000"/>
-          <w:kern w:val="0"/>
-          <w:sz w:val="22"/>
-          <w:szCs w:val="22"/>
-          <w:lang w:val="es-ES" w:eastAsia="es-ES"/>
-          <w14:ligatures w14:val="none"/>
-        </w:rPr>
-        <w:t/>
-      </w:r>
-      <w:proofErr w:type="spellEnd"/>
-      <w:r>
-        <w:rPr>
-          <w:rFonts w:ascii="Arial Narrow" w:eastAsia="Arial Narrow" w:hAnsi="Arial Narrow" w:cs="Arial Narrow"/>
-          <w:color w:val="000000"/>
-          <w:kern w:val="0"/>
-          <w:sz w:val="22"/>
-          <w:szCs w:val="22"/>
-          <w:lang w:val="es-ES" w:eastAsia="es-ES"/>
-          <w14:ligatures w14:val="none"/>
-        </w:rPr>
-        <w:t xml:space="preserve"> 6202059900004</w:t>
-      </w:r>
-      <w:r>
-        <w:rPr>
-          <w:rFonts w:ascii="Arial Narrow" w:eastAsia="Arial Narrow" w:hAnsi="Arial Narrow" w:cs="Arial Narrow"/>
-          <w:color w:val="000000"/>
-          <w:kern w:val="0"/>
-          <w:sz w:val="22"/>
-          <w:szCs w:val="22"/>
-          <w:lang w:val="es-ES" w:eastAsia="es-ES"/>
-          <w14:ligatures w14:val="none"/>
-        </w:rPr>
         <w:t>.</w:t>
       </w:r>
     </w:p>
     <w:p>
       <w:pPr>
-        <w:spacing w:after="0" w:line="240" w:lineRule="auto"/>
-        <w:jc w:val="both"/>
-        <w:rPr>
-          <w:rFonts w:ascii="Arial Narrow" w:eastAsia="Arial Narrow" w:hAnsi="Arial Narrow" w:cs="Arial Narrow"/>
-          <w:color w:val="000000"/>
-          <w:kern w:val="0"/>
-          <w:sz w:val="22"/>
-          <w:szCs w:val="22"/>
-          <w:lang w:val="es-ES" w:eastAsia="es-ES"/>
-          <w14:ligatures w14:val="none"/>
-        </w:rPr>
-      </w:pPr>
-    </w:p>
-    <w:p>
-      <w:pPr>
-        <w:spacing w:after="0" w:line="240" w:lineRule="auto"/>
-        <w:jc w:val="both"/>
-        <w:rPr>
-          <w:rFonts w:ascii="Arial Narrow" w:eastAsia="Arial Narrow" w:hAnsi="Arial Narrow" w:cs="Arial Narrow"/>
-          <w:color w:val="000000"/>
-          <w:kern w:val="0"/>
-          <w:sz w:val="22"/>
-          <w:szCs w:val="22"/>
-          <w:lang w:val="es-ES" w:eastAsia="es-ES"/>
-          <w14:ligatures w14:val="none"/>
-        </w:rPr>
-      </w:pPr>
-      <w:r>
-        <w:rPr>
-          <w:rFonts w:ascii="Arial Narrow" w:eastAsia="Arial Narrow" w:hAnsi="Arial Narrow" w:cs="Arial Narrow"/>
-          <w:b/>
-          <w:color w:val="000000"/>
-          <w:kern w:val="0"/>
-          <w:sz w:val="22"/>
-          <w:szCs w:val="22"/>
-          <w:lang w:eastAsia="es-PE"/>
-          <w14:ligatures w14:val="none"/>
-        </w:rPr>
-        <w:t xml:space="preserve">SEXTO:</w:t>
-      </w:r>
-      <w:r>
-        <w:rPr>
-          <w:rFonts w:ascii="Arial Narrow" w:eastAsia="Arial Narrow" w:hAnsi="Arial Narrow" w:cs="Arial Narrow"/>
-          <w:color w:val="000000"/>
-          <w:kern w:val="0"/>
-          <w:sz w:val="22"/>
-          <w:szCs w:val="22"/>
-          <w:lang w:eastAsia="es-PE"/>
-          <w14:ligatures w14:val="none"/>
-        </w:rPr>
-        <w:t xml:space="preserve"> </w:t>
-      </w:r>
-      <w:r>
-        <w:rPr>
-          <w:rFonts w:ascii="Arial Narrow" w:eastAsia="Arial Narrow" w:hAnsi="Arial Narrow" w:cs="Arial Narrow"/>
-          <w:color w:val="000000"/>
-          <w:kern w:val="0"/>
-          <w:sz w:val="22"/>
-          <w:szCs w:val="22"/>
-          <w:lang w:eastAsia="es-ES"/>
-          <w14:ligatures w14:val="none"/>
-        </w:rPr>
-        <w:t xml:space="preserve">requerir </w:t>
-      </w:r>
-      <w:r>
-        <w:rPr>
-          <w:rFonts w:ascii="Arial Narrow" w:eastAsia="Arial Narrow" w:hAnsi="Arial Narrow" w:cs="Arial Narrow"/>
-          <w:color w:val="000000"/>
-          <w:kern w:val="0"/>
-          <w:sz w:val="22"/>
-          <w:szCs w:val="22"/>
-          <w:lang w:val="es-ES" w:eastAsia="es-ES"/>
-          <w14:ligatures w14:val="none"/>
-        </w:rPr>
-        <w:t xml:space="preserve">que, en un </w:t>
-      </w:r>
-      <w:r>
-        <w:rPr>
-          <w:rFonts w:ascii="Arial Narrow" w:eastAsia="Arial Narrow" w:hAnsi="Arial Narrow" w:cs="Arial Narrow"/>
-          <w:color w:val="000000"/>
-          <w:kern w:val="0"/>
-          <w:sz w:val="22"/>
-          <w:szCs w:val="22"/>
-          <w:lang w:eastAsia="es-ES"/>
-          <w14:ligatures w14:val="none"/>
-        </w:rPr>
-        <w:t xml:space="preserve">plazo no mayor de cinco (5) días hábiles contado a partir del día siguiente de la notificación de la presente resolución, </w:t>
-      </w:r>
-      <w:r>
-        <w:rPr>
-          <w:rFonts w:ascii="Arial Narrow" w:eastAsia="Arial Narrow" w:hAnsi="Arial Narrow" w:cs="Arial Narrow"/>
-          <w:sz w:val="22"/>
-          <w:szCs w:val="22"/>
-        </w:rPr>
-        <w:t>al Comité de Administración del Fondo de Asistencia y Estímulo de los Trabajadores del Sector Educación</w:t>
-      </w:r>
-      <w:r>
-        <w:rPr>
-          <w:rFonts w:ascii="Arial Narrow" w:eastAsia="Arial Narrow" w:hAnsi="Arial Narrow" w:cs="Arial Narrow"/>
-          <w:color w:val="000000"/>
-          <w:kern w:val="0"/>
-          <w:sz w:val="22"/>
-          <w:szCs w:val="22"/>
-          <w:lang w:eastAsia="es-ES"/>
-          <w14:ligatures w14:val="none"/>
-        </w:rPr>
-        <w:t>,</w:t>
-      </w:r>
-      <w:r>
-        <w:rPr>
-          <w:rFonts w:ascii="Arial Narrow" w:eastAsia="Arial Narrow" w:hAnsi="Arial Narrow" w:cs="Arial Narrow"/>
-          <w:color w:val="000000"/>
-          <w:kern w:val="0"/>
-          <w:sz w:val="22"/>
-          <w:szCs w:val="22"/>
-          <w:lang w:eastAsia="es-ES"/>
-          <w14:ligatures w14:val="none"/>
-        </w:rPr>
-        <w:t xml:space="preserve"> </w:t>
-      </w:r>
-      <w:r>
-        <w:rPr>
-          <w:rFonts w:ascii="Arial Narrow" w:eastAsia="Arial Narrow" w:hAnsi="Arial Narrow" w:cs="Arial Narrow"/>
-          <w:color w:val="000000"/>
-          <w:kern w:val="0"/>
-          <w:sz w:val="22"/>
-          <w:szCs w:val="22"/>
-          <w:lang w:val="es-ES" w:eastAsia="es-ES"/>
-          <w14:ligatures w14:val="none"/>
-        </w:rPr>
-        <w:t xml:space="preserve">cumpla con: </w:t>
-      </w:r>
-      <w:r>
-        <w:rPr>
-          <w:rFonts w:ascii="Arial Narrow" w:eastAsia="Arial Narrow" w:hAnsi="Arial Narrow" w:cs="Arial Narrow"/>
-          <w:color w:val="000000"/>
-          <w:kern w:val="0"/>
-          <w:sz w:val="22"/>
-          <w:szCs w:val="22"/>
-          <w:lang w:eastAsia="es-ES"/>
-          <w14:ligatures w14:val="none"/>
-        </w:rPr>
-        <w:t xml:space="preserve">(i) presentar una copia completa, legible y debidamente suscrita de la Póliza </w:t>
-      </w:r>
-      <w:proofErr w:type="spellStart"/>
-      <w:r>
-        <w:rPr>
-          <w:rFonts w:ascii="Arial Narrow" w:eastAsia="Arial Narrow" w:hAnsi="Arial Narrow" w:cs="Arial Narrow"/>
-          <w:color w:val="000000"/>
-          <w:kern w:val="0"/>
-          <w:sz w:val="22"/>
-          <w:szCs w:val="22"/>
-          <w:lang w:eastAsia="es-ES"/>
-          <w14:ligatures w14:val="none"/>
-        </w:rPr>
-        <w:t/>
-      </w:r>
-      <w:proofErr w:type="spellEnd"/>
-      <w:r>
-        <w:rPr>
-          <w:rFonts w:ascii="Arial Narrow" w:eastAsia="Arial Narrow" w:hAnsi="Arial Narrow" w:cs="Arial Narrow"/>
-          <w:color w:val="000000"/>
-          <w:kern w:val="0"/>
-          <w:sz w:val="22"/>
-          <w:szCs w:val="22"/>
-          <w:lang w:eastAsia="es-ES"/>
-          <w14:ligatures w14:val="none"/>
-        </w:rPr>
-        <w:t xml:space="preserve"> 6202059900004; y, (</w:t>
-      </w:r>
-      <w:proofErr w:type="spellStart"/>
-      <w:r>
-        <w:rPr>
-          <w:rFonts w:ascii="Arial Narrow" w:eastAsia="Arial Narrow" w:hAnsi="Arial Narrow" w:cs="Arial Narrow"/>
-          <w:color w:val="000000"/>
-          <w:kern w:val="0"/>
-          <w:sz w:val="22"/>
-          <w:szCs w:val="22"/>
-          <w:lang w:eastAsia="es-ES"/>
-          <w14:ligatures w14:val="none"/>
-        </w:rPr>
-        <w:t>ii</w:t>
-      </w:r>
-      <w:proofErr w:type="spellEnd"/>
-      <w:r>
-        <w:rPr>
-          <w:rFonts w:ascii="Arial Narrow" w:eastAsia="Arial Narrow" w:hAnsi="Arial Narrow" w:cs="Arial Narrow"/>
-          <w:color w:val="000000"/>
-          <w:kern w:val="0"/>
-          <w:sz w:val="22"/>
-          <w:szCs w:val="22"/>
-          <w:lang w:eastAsia="es-ES"/>
-          <w14:ligatures w14:val="none"/>
-        </w:rPr>
-        <w:t>) presentar todas las comunicaciones cursadas con la parte denunciante en virtud de los hechos materia de denuncia</w:t>
-      </w:r>
-      <w:r>
-        <w:rPr>
-          <w:rFonts w:ascii="Arial Narrow" w:eastAsia="Arial Narrow" w:hAnsi="Arial Narrow" w:cs="Arial Narrow"/>
-          <w:color w:val="000000"/>
-          <w:kern w:val="0"/>
-          <w:sz w:val="22"/>
-          <w:szCs w:val="22"/>
-          <w:lang w:val="es-ES" w:eastAsia="es-ES"/>
-          <w14:ligatures w14:val="none"/>
-        </w:rPr>
-        <w:t>.</w:t>
-      </w:r>
-    </w:p>
-    <w:p>
-      <w:pPr>
-        <w:spacing w:after="0" w:line="240" w:lineRule="auto"/>
+        <w:spacing w:before="0" w:after="0" w:line="240" w:lineRule="auto"/>
         <w:jc w:val="both"/>
         <w:rPr>
           <w:rFonts w:ascii="Arial Narrow" w:eastAsia="Arial Narrow" w:hAnsi="Arial Narrow" w:cs="Arial Narrow"/>
@@ -5162,102 +5190,102 @@
     </w:p>
     <w:p>
       <w:pPr>
+        <w:spacing w:before="0" w:after="0" w:line="240" w:lineRule="auto"/>
+        <w:shd w:val="clear" w:color="auto" w:fill="FFFFFF"/>
+        <w:jc w:val="both"/>
+        <w:rPr>
+          <w:rFonts w:ascii="Arial Narrow" w:eastAsia="Arial Narrow" w:hAnsi="Arial Narrow" w:cs="Arial Narrow"/>
+          <w:b/>
+          <w:color w:val="000000"/>
+          <w:kern w:val="0"/>
+          <w:sz w:val="22"/>
+          <w:szCs w:val="22"/>
+          <w:lang w:eastAsia="es-PE"/>
+          <w14:ligatures w14:val="none"/>
+        </w:rPr>
+      </w:pPr>
+    </w:p>
+    <w:p>
+      <w:pPr>
         <w:shd w:val="clear" w:color="auto" w:fill="FFFFFF"/>
         <w:spacing w:after="0" w:line="240" w:lineRule="auto"/>
         <w:jc w:val="both"/>
         <w:rPr>
           <w:rFonts w:ascii="Arial Narrow" w:eastAsia="Arial Narrow" w:hAnsi="Arial Narrow" w:cs="Arial Narrow"/>
-          <w:b/>
-          <w:color w:val="000000"/>
-          <w:kern w:val="0"/>
-          <w:sz w:val="22"/>
-          <w:szCs w:val="22"/>
-          <w:lang w:eastAsia="es-PE"/>
-          <w14:ligatures w14:val="none"/>
-        </w:rPr>
-      </w:pPr>
-    </w:p>
-    <w:p>
-      <w:pPr>
+          <w:color w:val="000000"/>
+          <w:kern w:val="0"/>
+          <w:sz w:val="22"/>
+          <w:szCs w:val="22"/>
+          <w:lang w:eastAsia="es-PE"/>
+          <w14:ligatures w14:val="none"/>
+        </w:rPr>
+      </w:pPr>
+      <w:r>
+        <w:rPr>
+          <w:rFonts w:ascii="Arial Narrow" w:eastAsia="Arial Narrow" w:hAnsi="Arial Narrow" w:cs="Arial Narrow"/>
+          <w:b/>
+          <w:bCs/>
+          <w:kern w:val="0"/>
+          <w14:ligatures w14:val="none"/>
+          <w:sz w:val="22"/>
+          <w:szCs w:val="22"/>
+        </w:rPr>
+        <w:t>OCTAVO</w:t>
+      </w:r>
+      <w:r>
+        <w:rPr>
+          <w:rFonts w:ascii="Arial Narrow" w:eastAsia="Arial Narrow" w:hAnsi="Arial Narrow" w:cs="Arial Narrow"/>
+          <w:b/>
+          <w:color w:val="000000"/>
+          <w:kern w:val="0"/>
+          <w:sz w:val="22"/>
+          <w:szCs w:val="22"/>
+          <w:lang w:eastAsia="es-PE"/>
+          <w14:ligatures w14:val="none"/>
+        </w:rPr>
+        <w:t>:</w:t>
+      </w:r>
+      <w:r>
+        <w:rPr>
+          <w:rFonts w:ascii="Arial Narrow" w:eastAsia="Arial Narrow" w:hAnsi="Arial Narrow" w:cs="Arial Narrow"/>
+          <w:color w:val="000000"/>
+          <w:kern w:val="0"/>
+          <w:sz w:val="22"/>
+          <w:szCs w:val="22"/>
+          <w:lang w:eastAsia="es-PE"/>
+          <w14:ligatures w14:val="none"/>
+        </w:rPr>
+        <w:t xml:space="preserve"> informar a las partes que conforme a lo establecido en el artículo 39</w:t>
+      </w:r>
+      <w:r>
+        <w:rPr>
+          <w:rFonts w:ascii="Arial Narrow" w:eastAsia="Arial Narrow" w:hAnsi="Arial Narrow" w:cs="Arial Narrow"/>
+          <w:color w:val="000000"/>
+          <w:kern w:val="0"/>
+          <w:sz w:val="22"/>
+          <w:szCs w:val="22"/>
+          <w:lang w:eastAsia="es-PE"/>
+          <w14:ligatures w14:val="none"/>
+        </w:rPr>
+        <w:t/>
+      </w:r>
+      <w:r>
+        <w:rPr>
+          <w:rFonts w:ascii="Arial Narrow" w:eastAsia="Arial Narrow" w:hAnsi="Arial Narrow" w:cs="Arial Narrow"/>
+          <w:color w:val="000000"/>
+          <w:kern w:val="0"/>
+          <w:sz w:val="22"/>
+          <w:szCs w:val="22"/>
+          <w:lang w:eastAsia="es-PE"/>
+          <w14:ligatures w14:val="none"/>
+        </w:rPr>
+        <w:t xml:space="preserve"> de la Ley sobre Facultades, Normas y Organización del Indecopi, aprobada por Decreto Legislativo 807, los gastos por los peritajes realizados, actuación de pruebas, inspecciones y otros derivados de la tramitación del proceso serán de cargo de la parte que solicita la prueba, salvo pacto en contrario. En todos los casos, la resolución final determinará si los gastos deben ser asumidos por alguna de las partes, o reembolsados a la otra parte o al Indecopi, según sea el caso, de manera adicional a la sanción que haya podido imponerse. </w:t>
+      </w:r>
+    </w:p>
+    <w:p>
+      <w:pPr>
+        <w:spacing w:before="0" w:after="0" w:line="240" w:lineRule="auto"/>
         <w:shd w:val="clear" w:color="auto" w:fill="FFFFFF"/>
-        <w:spacing w:after="0" w:line="240" w:lineRule="auto"/>
-        <w:jc w:val="both"/>
-        <w:rPr>
-          <w:rFonts w:ascii="Arial Narrow" w:eastAsia="Arial Narrow" w:hAnsi="Arial Narrow" w:cs="Arial Narrow"/>
-          <w:color w:val="000000"/>
-          <w:kern w:val="0"/>
-          <w:sz w:val="22"/>
-          <w:szCs w:val="22"/>
-          <w:lang w:eastAsia="es-PE"/>
-          <w14:ligatures w14:val="none"/>
-        </w:rPr>
-      </w:pPr>
-      <w:r>
-        <w:rPr>
-          <w:rFonts w:ascii="Arial Narrow" w:eastAsia="Arial Narrow" w:hAnsi="Arial Narrow" w:cs="Arial Narrow"/>
-          <w:b/>
-          <w:bCs/>
-          <w:kern w:val="0"/>
-          <w14:ligatures w14:val="none"/>
-          <w:sz w:val="22"/>
-          <w:szCs w:val="22"/>
-        </w:rPr>
-        <w:t>OCTAVO</w:t>
-      </w:r>
-      <w:r>
-        <w:rPr>
-          <w:rFonts w:ascii="Arial Narrow" w:eastAsia="Arial Narrow" w:hAnsi="Arial Narrow" w:cs="Arial Narrow"/>
-          <w:b/>
-          <w:color w:val="000000"/>
-          <w:kern w:val="0"/>
-          <w:sz w:val="22"/>
-          <w:szCs w:val="22"/>
-          <w:lang w:eastAsia="es-PE"/>
-          <w14:ligatures w14:val="none"/>
-        </w:rPr>
-        <w:t>:</w:t>
-      </w:r>
-      <w:r>
-        <w:rPr>
-          <w:rFonts w:ascii="Arial Narrow" w:eastAsia="Arial Narrow" w:hAnsi="Arial Narrow" w:cs="Arial Narrow"/>
-          <w:color w:val="000000"/>
-          <w:kern w:val="0"/>
-          <w:sz w:val="22"/>
-          <w:szCs w:val="22"/>
-          <w:lang w:eastAsia="es-PE"/>
-          <w14:ligatures w14:val="none"/>
-        </w:rPr>
-        <w:t xml:space="preserve"> informar a las partes que conforme a lo establecido en el artículo 39</w:t>
-      </w:r>
-      <w:r>
-        <w:rPr>
-          <w:rFonts w:ascii="Arial Narrow" w:eastAsia="Arial Narrow" w:hAnsi="Arial Narrow" w:cs="Arial Narrow"/>
-          <w:color w:val="000000"/>
-          <w:kern w:val="0"/>
-          <w:sz w:val="22"/>
-          <w:szCs w:val="22"/>
-          <w:lang w:eastAsia="es-PE"/>
-          <w14:ligatures w14:val="none"/>
-        </w:rPr>
-        <w:t/>
-      </w:r>
-      <w:r>
-        <w:rPr>
-          <w:rFonts w:ascii="Arial Narrow" w:eastAsia="Arial Narrow" w:hAnsi="Arial Narrow" w:cs="Arial Narrow"/>
-          <w:color w:val="000000"/>
-          <w:kern w:val="0"/>
-          <w:sz w:val="22"/>
-          <w:szCs w:val="22"/>
-          <w:lang w:eastAsia="es-PE"/>
-          <w14:ligatures w14:val="none"/>
-        </w:rPr>
-        <w:t xml:space="preserve"> de la Ley sobre Facultades, Normas y Organización del Indecopi, aprobada por Decreto Legislativo 807, los gastos por los peritajes realizados, actuación de pruebas, inspecciones y otros derivados de la tramitación del proceso serán de cargo de la parte que solicita la prueba, salvo pacto en contrario. En todos los casos, la resolución final determinará si los gastos deben ser asumidos por alguna de las partes, o reembolsados a la otra parte o al Indecopi, según sea el caso, de manera adicional a la sanción que haya podido imponerse. </w:t>
-      </w:r>
-    </w:p>
-    <w:p>
-      <w:pPr>
-        <w:shd w:val="clear" w:color="auto" w:fill="FFFFFF"/>
-        <w:spacing w:after="0" w:line="240" w:lineRule="auto"/>
         <w:jc w:val="both"/>
         <w:rPr>
           <w:rFonts w:ascii="Arial Narrow" w:eastAsia="Arial Narrow" w:hAnsi="Arial Narrow" w:cs="Arial Narrow"/>
@@ -5449,15 +5477,98 @@
     </w:p>
     <w:p>
       <w:pPr>
+        <w:spacing w:before="0" w:after="0" w:line="240" w:lineRule="auto"/>
+        <w:suppressAutoHyphens/>
+        <w:jc w:val="both"/>
+        <w:rPr>
+          <w:rFonts w:ascii="Arial Narrow" w:eastAsia="Arial Narrow" w:hAnsi="Arial Narrow" w:cs="Arial Narrow"/>
+          <w:kern w:val="0"/>
+          <w:sz w:val="22"/>
+          <w:szCs w:val="22"/>
+          <w:u w:val="single"/>
+          <w14:ligatures w14:val="none"/>
+        </w:rPr>
+      </w:pPr>
+    </w:p>
+    <w:p>
+      <w:pPr>
         <w:suppressAutoHyphens/>
         <w:spacing w:after="0" w:line="240" w:lineRule="auto"/>
         <w:jc w:val="both"/>
         <w:rPr>
           <w:rFonts w:ascii="Arial Narrow" w:eastAsia="Arial Narrow" w:hAnsi="Arial Narrow" w:cs="Arial Narrow"/>
-          <w:kern w:val="0"/>
-          <w:sz w:val="22"/>
-          <w:szCs w:val="22"/>
-          <w:u w:val="single"/>
+          <w:color w:val="000000"/>
+          <w:kern w:val="0"/>
+          <w:sz w:val="22"/>
+          <w:szCs w:val="22"/>
+          <w:lang w:eastAsia="es-PE"/>
+          <w14:ligatures w14:val="none"/>
+        </w:rPr>
+      </w:pPr>
+      <w:r>
+        <w:rPr>
+          <w:rFonts w:ascii="Arial Narrow" w:eastAsia="Arial Narrow" w:hAnsi="Arial Narrow" w:cs="Arial Narrow"/>
+          <w:b/>
+          <w:spacing w:val="-3"/>
+          <w:kern w:val="0"/>
+          <w14:ligatures w14:val="none"/>
+          <w:sz w:val="22"/>
+          <w:szCs w:val="22"/>
+        </w:rPr>
+        <w:t>DÉCIMO</w:t>
+      </w:r>
+      <w:r>
+        <w:rPr>
+          <w:rFonts w:ascii="Arial Narrow" w:eastAsia="Arial Narrow" w:hAnsi="Arial Narrow" w:cs="Arial Narrow"/>
+          <w:b/>
+          <w:color w:val="000000"/>
+          <w:kern w:val="0"/>
+          <w:sz w:val="22"/>
+          <w:szCs w:val="22"/>
+          <w:lang w:eastAsia="es-PE"/>
+          <w14:ligatures w14:val="none"/>
+        </w:rPr>
+        <w:t>:</w:t>
+      </w:r>
+      <w:r>
+        <w:rPr>
+          <w:rFonts w:ascii="Arial Narrow" w:eastAsia="Arial Narrow" w:hAnsi="Arial Narrow" w:cs="Arial Narrow"/>
+          <w:color w:val="000000"/>
+          <w:kern w:val="0"/>
+          <w:sz w:val="22"/>
+          <w:szCs w:val="22"/>
+          <w:lang w:eastAsia="es-PE"/>
+          <w14:ligatures w14:val="none"/>
+        </w:rPr>
+        <w:t xml:space="preserve"> </w:t>
+      </w:r>
+      <w:r>
+        <w:rPr>
+          <w:rFonts w:ascii="Arial Narrow" w:eastAsia="Arial Narrow" w:hAnsi="Arial Narrow" w:cs="Arial Narrow"/>
+          <w:color w:val="000000"/>
+          <w:kern w:val="0"/>
+          <w:sz w:val="22"/>
+          <w:szCs w:val="22"/>
+          <w:lang w:eastAsia="es-PE"/>
+          <w14:ligatures w14:val="none"/>
+        </w:rPr>
+        <w:t xml:space="preserve">poner en conocimiento de las partes que, antes de la emisión de la Resolución Final, tienen la posibilidad de formular su desistimiento o presentar el acuerdo arribado mediante la conciliación, mediación, transacción o cualquier otro que, de forma indubitable, deje constancia que se ha solucionado la controversia materia de denuncia.</w:t>
+      </w:r>
+      <w:bookmarkStart w:id="7" w:name="h.gjdgxs" w:colFirst="0" w:colLast="0"/>
+      <w:bookmarkEnd w:id="7"/>
+    </w:p>
+    <w:p>
+      <w:pPr>
+        <w:spacing w:before="0" w:after="0" w:line="240" w:lineRule="auto"/>
+        <w:suppressAutoHyphens/>
+        <w:jc w:val="both"/>
+        <w:rPr>
+          <w:rFonts w:ascii="Arial Narrow" w:eastAsia="Arial Narrow" w:hAnsi="Arial Narrow" w:cs="Arial Narrow"/>
+          <w:color w:val="000000"/>
+          <w:kern w:val="0"/>
+          <w:sz w:val="22"/>
+          <w:szCs w:val="22"/>
+          <w:lang w:eastAsia="es-PE"/>
           <w14:ligatures w14:val="none"/>
         </w:rPr>
       </w:pPr>
@@ -5469,89 +5580,6 @@
         <w:jc w:val="both"/>
         <w:rPr>
           <w:rFonts w:ascii="Arial Narrow" w:eastAsia="Arial Narrow" w:hAnsi="Arial Narrow" w:cs="Arial Narrow"/>
-          <w:color w:val="000000"/>
-          <w:kern w:val="0"/>
-          <w:sz w:val="22"/>
-          <w:szCs w:val="22"/>
-          <w:lang w:eastAsia="es-PE"/>
-          <w14:ligatures w14:val="none"/>
-        </w:rPr>
-      </w:pPr>
-      <w:r>
-        <w:rPr>
-          <w:rFonts w:ascii="Arial Narrow" w:eastAsia="Arial Narrow" w:hAnsi="Arial Narrow" w:cs="Arial Narrow"/>
-          <w:b/>
-          <w:spacing w:val="-3"/>
-          <w:kern w:val="0"/>
-          <w14:ligatures w14:val="none"/>
-          <w:sz w:val="22"/>
-          <w:szCs w:val="22"/>
-        </w:rPr>
-        <w:t>DÉCIMO</w:t>
-      </w:r>
-      <w:r>
-        <w:rPr>
-          <w:rFonts w:ascii="Arial Narrow" w:eastAsia="Arial Narrow" w:hAnsi="Arial Narrow" w:cs="Arial Narrow"/>
-          <w:b/>
-          <w:color w:val="000000"/>
-          <w:kern w:val="0"/>
-          <w:sz w:val="22"/>
-          <w:szCs w:val="22"/>
-          <w:lang w:eastAsia="es-PE"/>
-          <w14:ligatures w14:val="none"/>
-        </w:rPr>
-        <w:t>:</w:t>
-      </w:r>
-      <w:r>
-        <w:rPr>
-          <w:rFonts w:ascii="Arial Narrow" w:eastAsia="Arial Narrow" w:hAnsi="Arial Narrow" w:cs="Arial Narrow"/>
-          <w:color w:val="000000"/>
-          <w:kern w:val="0"/>
-          <w:sz w:val="22"/>
-          <w:szCs w:val="22"/>
-          <w:lang w:eastAsia="es-PE"/>
-          <w14:ligatures w14:val="none"/>
-        </w:rPr>
-        <w:t xml:space="preserve"> </w:t>
-      </w:r>
-      <w:r>
-        <w:rPr>
-          <w:rFonts w:ascii="Arial Narrow" w:eastAsia="Arial Narrow" w:hAnsi="Arial Narrow" w:cs="Arial Narrow"/>
-          <w:color w:val="000000"/>
-          <w:kern w:val="0"/>
-          <w:sz w:val="22"/>
-          <w:szCs w:val="22"/>
-          <w:lang w:eastAsia="es-PE"/>
-          <w14:ligatures w14:val="none"/>
-        </w:rPr>
-        <w:t xml:space="preserve">poner en conocimiento de las partes que, antes de la emisión de la Resolución Final, tienen la posibilidad de formular su desistimiento o presentar el acuerdo arribado mediante la conciliación, mediación, transacción o cualquier otro que, de forma indubitable, deje constancia que se ha solucionado la controversia materia de denuncia.</w:t>
-      </w:r>
-      <w:bookmarkStart w:id="7" w:name="h.gjdgxs" w:colFirst="0" w:colLast="0"/>
-      <w:bookmarkEnd w:id="7"/>
-    </w:p>
-    <w:p>
-      <w:pPr>
-        <w:suppressAutoHyphens/>
-        <w:spacing w:after="0" w:line="240" w:lineRule="auto"/>
-        <w:jc w:val="both"/>
-        <w:rPr>
-          <w:rFonts w:ascii="Arial Narrow" w:eastAsia="Arial Narrow" w:hAnsi="Arial Narrow" w:cs="Arial Narrow"/>
-          <w:color w:val="000000"/>
-          <w:kern w:val="0"/>
-          <w:sz w:val="22"/>
-          <w:szCs w:val="22"/>
-          <w:lang w:eastAsia="es-PE"/>
-          <w14:ligatures w14:val="none"/>
-        </w:rPr>
-      </w:pPr>
-    </w:p>
-    <w:p>
-      <w:pPr>
-        <w:suppressAutoHyphens/>
-        <w:spacing w:after="0" w:line="240" w:lineRule="auto"/>
-        <w:jc w:val="both"/>
-        <w:rPr>
-          <w:rFonts w:ascii="Arial Narrow" w:eastAsia="Arial Narrow" w:hAnsi="Arial Narrow" w:cs="Arial Narrow"/>
           <w:sz w:val="22"/>
           <w:szCs w:val="22"/>
         </w:rPr>
@@ -5777,8 +5805,8 @@
     </w:p>
     <w:p>
       <w:pPr>
+        <w:spacing w:before="0" w:after="0" w:line="240" w:lineRule="auto"/>
         <w:suppressAutoHyphens/>
-        <w:spacing w:after="0" w:line="240" w:lineRule="auto"/>
         <w:jc w:val="both"/>
         <w:rPr>
           <w:rFonts w:ascii="Arial Narrow" w:eastAsia="Arial Narrow" w:hAnsi="Arial Narrow" w:cs="Arial Narrow"/>
@@ -6372,34 +6400,139 @@
           <w:sz w:val="16"/>
           <w:szCs w:val="16"/>
         </w:rPr>
+        <w:t xml:space="preserve"/>
+      </w:r>
+      <w:r>
+        <w:rPr>
+          <w:rFonts w:ascii="Arial Narrow" w:eastAsia="Arial Narrow" w:hAnsi="Arial Narrow" w:cs="Arial Narrow"/>
+          <w:sz w:val="16"/>
+          <w:szCs w:val="16"/>
+        </w:rPr>
+      </w:r>
+      <w:r>
+        <w:rPr>
+          <w:rFonts w:ascii="Arial Narrow" w:eastAsia="Arial Narrow" w:hAnsi="Arial Narrow" w:cs="Arial Narrow"/>
+          <w:sz w:val="16"/>
+          <w:szCs w:val="16"/>
+        </w:rPr>
         <w:tab/>
+        <w:t xml:space="preserve">Denuncia remitida a esta Comisión mediante Memorándum </w:t>
+      </w:r>
+      <w:proofErr w:type="spellStart"/>
+      <w:r>
+        <w:rPr>
+          <w:rFonts w:ascii="Arial Narrow" w:eastAsia="Arial Narrow" w:hAnsi="Arial Narrow" w:cs="Arial Narrow"/>
+          <w:sz w:val="16"/>
+          <w:szCs w:val="16"/>
+        </w:rPr>
         <w:t xml:space="preserve"/>
       </w:r>
-      <w:r>
-        <w:rPr>
-          <w:rFonts w:ascii="Arial Narrow" w:eastAsia="Arial Narrow" w:hAnsi="Arial Narrow" w:cs="Arial Narrow"/>
-          <w:sz w:val="16"/>
-          <w:szCs w:val="16"/>
-        </w:rPr>
-        <w:tab/>
-        <w:t>Publicado</w:t>
-      </w:r>
-      <w:r>
-        <w:rPr>
-          <w:rFonts w:ascii="Arial Narrow" w:eastAsia="Arial Narrow" w:hAnsi="Arial Narrow" w:cs="Arial Narrow"/>
-          <w:b/>
-          <w:sz w:val="16"/>
-          <w:szCs w:val="16"/>
-        </w:rPr>
-        <w:t xml:space="preserve"> </w:t>
-      </w:r>
-      <w:r>
-        <w:rPr>
-          <w:rFonts w:ascii="Arial Narrow" w:eastAsia="Arial Narrow" w:hAnsi="Arial Narrow" w:cs="Arial Narrow"/>
-          <w:sz w:val="16"/>
-          <w:szCs w:val="16"/>
-        </w:rPr>
-        <w:t xml:space="preserve">el 2 de setiembre de 2010 en el Diario Oficial El Peruano, vigente desde el 2 de octubre de 2010 y modificado por Decreto Legislativo 1308.</w:t>
+      <w:proofErr w:type="spellEnd"/>
+      <w:r>
+        <w:rPr>
+          <w:rFonts w:ascii="Arial Narrow" w:eastAsia="Arial Narrow" w:hAnsi="Arial Narrow" w:cs="Arial Narrow"/>
+          <w:sz w:val="16"/>
+          <w:szCs w:val="16"/>
+        </w:rPr>
+        <w:t xml:space="preserve"/>
+      </w:r>
+      <w:r>
+        <w:rPr>
+          <w:rFonts w:ascii="Arial Narrow" w:eastAsia="Arial Narrow" w:hAnsi="Arial Narrow" w:cs="Arial Narrow"/>
+          <w:sz w:val="16"/>
+          <w:szCs w:val="16"/>
+        </w:rPr>
+        <w:t xml:space="preserve">000811-2025-PS1/INDECOPI </w:t>
+      </w:r>
+      <w:r>
+        <w:rPr>
+          <w:rFonts w:ascii="Arial Narrow" w:eastAsia="Arial Narrow" w:hAnsi="Arial Narrow" w:cs="Arial Narrow"/>
+          <w:sz w:val="16"/>
+          <w:szCs w:val="16"/>
+        </w:rPr>
+        <w:t xml:space="preserve">de fecha </w:t>
+      </w:r>
+      <w:r>
+        <w:rPr>
+          <w:rFonts w:ascii="Arial Narrow" w:eastAsia="Arial Narrow" w:hAnsi="Arial Narrow" w:cs="Arial Narrow"/>
+          <w:sz w:val="16"/>
+          <w:szCs w:val="16"/>
+        </w:rPr>
+        <w:t xml:space="preserve">01 de abril de 2025</w:t>
+      </w:r>
+      <w:r>
+        <w:rPr>
+          <w:rFonts w:ascii="Arial Narrow" w:eastAsia="Arial Narrow" w:hAnsi="Arial Narrow" w:cs="Arial Narrow"/>
+          <w:sz w:val="16"/>
+          <w:szCs w:val="16"/>
+        </w:rPr>
+        <w:t xml:space="preserve"/>
+      </w:r>
+      <w:r>
+        <w:rPr>
+          <w:rFonts w:ascii="Arial Narrow" w:eastAsia="Arial Narrow" w:hAnsi="Arial Narrow" w:cs="Arial Narrow"/>
+          <w:sz w:val="16"/>
+          <w:szCs w:val="16"/>
+        </w:rPr>
+        <w:t xml:space="preserve"/>
+      </w:r>
+      <w:r>
+        <w:rPr>
+          <w:rFonts w:ascii="Arial Narrow" w:eastAsia="Arial Narrow" w:hAnsi="Arial Narrow" w:cs="Arial Narrow"/>
+          <w:sz w:val="16"/>
+          <w:szCs w:val="16"/>
+        </w:rPr>
+        <w:t xml:space="preserve">, </w:t>
+      </w:r>
+      <w:proofErr w:type="spellStart"/>
+      <w:r>
+        <w:rPr>
+          <w:rFonts w:ascii="Arial Narrow" w:eastAsia="Arial Narrow" w:hAnsi="Arial Narrow" w:cs="Arial Narrow"/>
+          <w:sz w:val="16"/>
+          <w:szCs w:val="16"/>
+        </w:rPr>
+        <w:t xml:space="preserve">recibida</w:t>
+      </w:r>
+      <w:proofErr w:type="spellEnd"/>
+      <w:r>
+        <w:rPr>
+          <w:rFonts w:ascii="Arial Narrow" w:eastAsia="Arial Narrow" w:hAnsi="Arial Narrow" w:cs="Arial Narrow"/>
+          <w:sz w:val="16"/>
+          <w:szCs w:val="16"/>
+        </w:rPr>
+        <w:t xml:space="preserve"> el </w:t>
+      </w:r>
+      <w:r>
+        <w:rPr>
+          <w:rFonts w:ascii="Arial Narrow" w:eastAsia="Arial Narrow" w:hAnsi="Arial Narrow" w:cs="Arial Narrow"/>
+          <w:sz w:val="16"/>
+          <w:szCs w:val="16"/>
+        </w:rPr>
+        <w:t xml:space="preserve">01 de abril de 2025</w:t>
+      </w:r>
+      <w:r>
+        <w:rPr>
+          <w:rFonts w:ascii="Arial Narrow" w:eastAsia="Arial Narrow" w:hAnsi="Arial Narrow" w:cs="Arial Narrow"/>
+          <w:sz w:val="16"/>
+          <w:szCs w:val="16"/>
+        </w:rPr>
+        <w:t xml:space="preserve"/>
+      </w:r>
+      <w:r>
+        <w:rPr>
+          <w:rFonts w:ascii="Arial Narrow" w:eastAsia="Arial Narrow" w:hAnsi="Arial Narrow" w:cs="Arial Narrow"/>
+          <w:sz w:val="16"/>
+          <w:szCs w:val="16"/>
+        </w:rPr>
+        <w:t xml:space="preserve"/>
+      </w:r>
+      <w:r>
+        <w:rPr>
+          <w:rFonts w:ascii="Arial Narrow" w:eastAsia="Arial Narrow" w:hAnsi="Arial Narrow" w:cs="Arial Narrow"/>
+          <w:sz w:val="16"/>
+          <w:szCs w:val="16"/>
+        </w:rPr>
+        <w:t xml:space="preserve">.</w:t>
       </w:r>
     </w:p>
     <w:p>
@@ -6446,140 +6579,33 @@
           <w:sz w:val="16"/>
           <w:szCs w:val="16"/>
         </w:rPr>
+        <w:t xml:space="preserve"/>
+      </w:r>
+      <w:r>
+        <w:rPr>
+          <w:rFonts w:ascii="Arial Narrow" w:eastAsia="Arial Narrow" w:hAnsi="Arial Narrow" w:cs="Arial Narrow"/>
+          <w:sz w:val="16"/>
+          <w:szCs w:val="16"/>
+        </w:rPr>
         <w:tab/>
-        <w:t xml:space="preserve"/>
-      </w:r>
-      <w:r>
-        <w:rPr>
-          <w:rFonts w:ascii="Arial Narrow" w:eastAsia="Arial Narrow" w:hAnsi="Arial Narrow" w:cs="Arial Narrow"/>
-          <w:sz w:val="16"/>
-          <w:szCs w:val="16"/>
-        </w:rPr>
-        <w:tab/>
-      </w:r>
-      <w:r>
-        <w:rPr>
-          <w:rFonts w:ascii="Arial Narrow" w:eastAsia="Arial Narrow" w:hAnsi="Arial Narrow" w:cs="Arial Narrow"/>
-          <w:sz w:val="16"/>
-          <w:szCs w:val="16"/>
-        </w:rPr>
-        <w:t xml:space="preserve">Denuncia remitida a esta Comisión mediante Memorándum </w:t>
-      </w:r>
-      <w:proofErr w:type="spellStart"/>
-      <w:r>
-        <w:rPr>
-          <w:rFonts w:ascii="Arial Narrow" w:eastAsia="Arial Narrow" w:hAnsi="Arial Narrow" w:cs="Arial Narrow"/>
-          <w:sz w:val="16"/>
-          <w:szCs w:val="16"/>
-        </w:rPr>
-        <w:t xml:space="preserve"/>
-      </w:r>
-      <w:proofErr w:type="spellEnd"/>
-      <w:r>
-        <w:rPr>
-          <w:rFonts w:ascii="Arial Narrow" w:eastAsia="Arial Narrow" w:hAnsi="Arial Narrow" w:cs="Arial Narrow"/>
-          <w:sz w:val="16"/>
-          <w:szCs w:val="16"/>
-        </w:rPr>
-        <w:t xml:space="preserve"/>
-      </w:r>
-      <w:r>
-        <w:rPr>
-          <w:rFonts w:ascii="Arial Narrow" w:eastAsia="Arial Narrow" w:hAnsi="Arial Narrow" w:cs="Arial Narrow"/>
-          <w:sz w:val="16"/>
-          <w:szCs w:val="16"/>
-        </w:rPr>
-        <w:t xml:space="preserve">000811-2025-PS1/INDECOPI </w:t>
-      </w:r>
-      <w:r>
-        <w:rPr>
-          <w:rFonts w:ascii="Arial Narrow" w:eastAsia="Arial Narrow" w:hAnsi="Arial Narrow" w:cs="Arial Narrow"/>
-          <w:sz w:val="16"/>
-          <w:szCs w:val="16"/>
-        </w:rPr>
-        <w:t xml:space="preserve">de fecha </w:t>
-      </w:r>
-      <w:r>
-        <w:rPr>
-          <w:rFonts w:ascii="Arial Narrow" w:eastAsia="Arial Narrow" w:hAnsi="Arial Narrow" w:cs="Arial Narrow"/>
-          <w:sz w:val="16"/>
-          <w:szCs w:val="16"/>
-        </w:rPr>
-        <w:t xml:space="preserve">01 de abril de 2025</w:t>
-      </w:r>
-      <w:r>
-        <w:rPr>
-          <w:rFonts w:ascii="Arial Narrow" w:eastAsia="Arial Narrow" w:hAnsi="Arial Narrow" w:cs="Arial Narrow"/>
-          <w:sz w:val="16"/>
-          <w:szCs w:val="16"/>
-        </w:rPr>
-        <w:t xml:space="preserve"/>
-      </w:r>
-      <w:r>
-        <w:rPr>
-          <w:rFonts w:ascii="Arial Narrow" w:eastAsia="Arial Narrow" w:hAnsi="Arial Narrow" w:cs="Arial Narrow"/>
-          <w:sz w:val="16"/>
-          <w:szCs w:val="16"/>
-        </w:rPr>
-        <w:t xml:space="preserve"/>
-      </w:r>
-      <w:r>
-        <w:rPr>
-          <w:rFonts w:ascii="Arial Narrow" w:eastAsia="Arial Narrow" w:hAnsi="Arial Narrow" w:cs="Arial Narrow"/>
-          <w:sz w:val="16"/>
-          <w:szCs w:val="16"/>
-        </w:rPr>
-        <w:t xml:space="preserve">, </w:t>
-      </w:r>
-      <w:proofErr w:type="spellStart"/>
-      <w:r>
-        <w:rPr>
-          <w:rFonts w:ascii="Arial Narrow" w:eastAsia="Arial Narrow" w:hAnsi="Arial Narrow" w:cs="Arial Narrow"/>
-          <w:sz w:val="16"/>
-          <w:szCs w:val="16"/>
-        </w:rPr>
-        <w:t xml:space="preserve">recibida</w:t>
-      </w:r>
-      <w:proofErr w:type="spellEnd"/>
-      <w:r>
-        <w:rPr>
-          <w:rFonts w:ascii="Arial Narrow" w:eastAsia="Arial Narrow" w:hAnsi="Arial Narrow" w:cs="Arial Narrow"/>
-          <w:sz w:val="16"/>
-          <w:szCs w:val="16"/>
-        </w:rPr>
-        <w:t xml:space="preserve"> el </w:t>
-      </w:r>
-      <w:r>
-        <w:rPr>
-          <w:rFonts w:ascii="Arial Narrow" w:eastAsia="Arial Narrow" w:hAnsi="Arial Narrow" w:cs="Arial Narrow"/>
-          <w:sz w:val="16"/>
-          <w:szCs w:val="16"/>
-        </w:rPr>
-        <w:t xml:space="preserve">01 de abril de 2025</w:t>
-      </w:r>
-      <w:r>
-        <w:rPr>
-          <w:rFonts w:ascii="Arial Narrow" w:eastAsia="Arial Narrow" w:hAnsi="Arial Narrow" w:cs="Arial Narrow"/>
-          <w:sz w:val="16"/>
-          <w:szCs w:val="16"/>
-        </w:rPr>
-        <w:t xml:space="preserve"/>
-      </w:r>
-      <w:r>
-        <w:rPr>
-          <w:rFonts w:ascii="Arial Narrow" w:eastAsia="Arial Narrow" w:hAnsi="Arial Narrow" w:cs="Arial Narrow"/>
-          <w:sz w:val="16"/>
-          <w:szCs w:val="16"/>
-        </w:rPr>
-        <w:t xml:space="preserve"/>
-      </w:r>
-      <w:r>
-        <w:rPr>
-          <w:rFonts w:ascii="Arial Narrow" w:eastAsia="Arial Narrow" w:hAnsi="Arial Narrow" w:cs="Arial Narrow"/>
-          <w:sz w:val="16"/>
-          <w:szCs w:val="16"/>
-        </w:rPr>
-        <w:t xml:space="preserve">.</w:t>
+        <w:t>Publicado</w:t>
+      </w:r>
+      <w:r>
+        <w:rPr>
+          <w:rFonts w:ascii="Arial Narrow" w:eastAsia="Arial Narrow" w:hAnsi="Arial Narrow" w:cs="Arial Narrow"/>
+          <w:b/>
+          <w:sz w:val="16"/>
+          <w:szCs w:val="16"/>
+        </w:rPr>
+        <w:t xml:space="preserve"> </w:t>
+      </w:r>
+      <w:r>
+        <w:rPr>
+          <w:rFonts w:ascii="Arial Narrow" w:eastAsia="Arial Narrow" w:hAnsi="Arial Narrow" w:cs="Arial Narrow"/>
+          <w:sz w:val="16"/>
+          <w:szCs w:val="16"/>
+        </w:rPr>
+        <w:t xml:space="preserve">el 2 de setiembre de 2010 en el Diario Oficial El Peruano, vigente desde el 2 de octubre de 2010 y modificado por Decreto Legislativo 1308.</w:t>
       </w:r>
     </w:p>
     <w:p>
@@ -6628,25 +6654,24 @@
           <w:sz w:val="16"/>
           <w:szCs w:val="16"/>
         </w:rPr>
+        <w:t xml:space="preserve"/>
+      </w:r>
+      <w:r>
+        <w:rPr>
+          <w:rFonts w:ascii="Arial Narrow" w:eastAsia="Arial Narrow" w:hAnsi="Arial Narrow" w:cs="Arial Narrow"/>
+          <w:sz w:val="16"/>
+          <w:szCs w:val="16"/>
+        </w:rPr>
+      </w:r>
+      <w:r>
+        <w:rPr>
+          <w:rFonts w:ascii="Arial Narrow" w:eastAsia="Arial Narrow" w:hAnsi="Arial Narrow" w:cs="Arial Narrow"/>
+          <w:b/>
+          <w:bCs/>
+          <w:sz w:val="16"/>
+          <w:szCs w:val="16"/>
+        </w:rPr>
         <w:tab/>
-        <w:t xml:space="preserve"/>
-      </w:r>
-      <w:r>
-        <w:rPr>
-          <w:rFonts w:ascii="Arial Narrow" w:eastAsia="Arial Narrow" w:hAnsi="Arial Narrow" w:cs="Arial Narrow"/>
-          <w:sz w:val="16"/>
-          <w:szCs w:val="16"/>
-        </w:rPr>
-        <w:tab/>
-      </w:r>
-      <w:r>
-        <w:rPr>
-          <w:rFonts w:ascii="Arial Narrow" w:eastAsia="Arial Narrow" w:hAnsi="Arial Narrow" w:cs="Arial Narrow"/>
-          <w:b/>
-          <w:bCs/>
-          <w:sz w:val="16"/>
-          <w:szCs w:val="16"/>
-        </w:rPr>
         <w:t xml:space="preserve">LEY </w:t>
       </w:r>
       <w:proofErr w:type="spellStart"/>
@@ -6972,25 +6997,24 @@
           <w:sz w:val="16"/>
           <w:szCs w:val="16"/>
         </w:rPr>
+        <w:t xml:space="preserve"/>
+      </w:r>
+      <w:r>
+        <w:rPr>
+          <w:rFonts w:ascii="Arial Narrow" w:eastAsia="Arial Narrow" w:hAnsi="Arial Narrow" w:cs="Arial Narrow"/>
+          <w:sz w:val="16"/>
+          <w:szCs w:val="16"/>
+        </w:rPr>
+      </w:r>
+      <w:r>
+        <w:rPr>
+          <w:rFonts w:ascii="Arial Narrow" w:eastAsia="Arial Narrow" w:hAnsi="Arial Narrow" w:cs="Arial Narrow"/>
+          <w:b/>
+          <w:bCs/>
+          <w:sz w:val="16"/>
+          <w:szCs w:val="16"/>
+        </w:rPr>
         <w:tab/>
-        <w:t xml:space="preserve"/>
-      </w:r>
-      <w:r>
-        <w:rPr>
-          <w:rFonts w:ascii="Arial Narrow" w:eastAsia="Arial Narrow" w:hAnsi="Arial Narrow" w:cs="Arial Narrow"/>
-          <w:sz w:val="16"/>
-          <w:szCs w:val="16"/>
-        </w:rPr>
-        <w:tab/>
-      </w:r>
-      <w:r>
-        <w:rPr>
-          <w:rFonts w:ascii="Arial Narrow" w:eastAsia="Arial Narrow" w:hAnsi="Arial Narrow" w:cs="Arial Narrow"/>
-          <w:b/>
-          <w:bCs/>
-          <w:sz w:val="16"/>
-          <w:szCs w:val="16"/>
-        </w:rPr>
         <w:t xml:space="preserve">LEY </w:t>
       </w:r>
       <w:proofErr w:type="spellStart"/>
@@ -7195,25 +7219,24 @@
           <w:sz w:val="16"/>
           <w:szCs w:val="16"/>
         </w:rPr>
+        <w:t xml:space="preserve"/>
+      </w:r>
+      <w:r>
+        <w:rPr>
+          <w:rFonts w:ascii="Arial Narrow" w:eastAsia="Arial Narrow" w:hAnsi="Arial Narrow" w:cs="Arial Narrow"/>
+          <w:sz w:val="16"/>
+          <w:szCs w:val="16"/>
+        </w:rPr>
+      </w:r>
+      <w:r>
+        <w:rPr>
+          <w:rFonts w:ascii="Arial Narrow" w:eastAsia="Arial Narrow" w:hAnsi="Arial Narrow" w:cs="Arial Narrow"/>
+          <w:b/>
+          <w:bCs/>
+          <w:sz w:val="16"/>
+          <w:szCs w:val="16"/>
+        </w:rPr>
         <w:tab/>
-        <w:t xml:space="preserve"/>
-      </w:r>
-      <w:r>
-        <w:rPr>
-          <w:rFonts w:ascii="Arial Narrow" w:eastAsia="Arial Narrow" w:hAnsi="Arial Narrow" w:cs="Arial Narrow"/>
-          <w:sz w:val="16"/>
-          <w:szCs w:val="16"/>
-        </w:rPr>
-        <w:tab/>
-      </w:r>
-      <w:r>
-        <w:rPr>
-          <w:rFonts w:ascii="Arial Narrow" w:eastAsia="Arial Narrow" w:hAnsi="Arial Narrow" w:cs="Arial Narrow"/>
-          <w:b/>
-          <w:bCs/>
-          <w:sz w:val="16"/>
-          <w:szCs w:val="16"/>
-        </w:rPr>
         <w:t xml:space="preserve">LEY </w:t>
       </w:r>
       <w:proofErr w:type="spellStart"/>
@@ -7556,25 +7579,24 @@
           <w:sz w:val="16"/>
           <w:szCs w:val="16"/>
         </w:rPr>
+        <w:t xml:space="preserve"/>
+      </w:r>
+      <w:r>
+        <w:rPr>
+          <w:rFonts w:ascii="Arial Narrow" w:eastAsia="Arial Narrow" w:hAnsi="Arial Narrow" w:cs="Arial Narrow"/>
+          <w:sz w:val="16"/>
+          <w:szCs w:val="16"/>
+        </w:rPr>
+      </w:r>
+      <w:r>
+        <w:rPr>
+          <w:rFonts w:ascii="Arial Narrow" w:eastAsia="Arial Narrow" w:hAnsi="Arial Narrow" w:cs="Arial Narrow"/>
+          <w:b/>
+          <w:bCs/>
+          <w:sz w:val="16"/>
+          <w:szCs w:val="16"/>
+        </w:rPr>
         <w:tab/>
-        <w:t xml:space="preserve"/>
-      </w:r>
-      <w:r>
-        <w:rPr>
-          <w:rFonts w:ascii="Arial Narrow" w:eastAsia="Arial Narrow" w:hAnsi="Arial Narrow" w:cs="Arial Narrow"/>
-          <w:sz w:val="16"/>
-          <w:szCs w:val="16"/>
-        </w:rPr>
-        <w:tab/>
-      </w:r>
-      <w:r>
-        <w:rPr>
-          <w:rFonts w:ascii="Arial Narrow" w:eastAsia="Arial Narrow" w:hAnsi="Arial Narrow" w:cs="Arial Narrow"/>
-          <w:b/>
-          <w:bCs/>
-          <w:sz w:val="16"/>
-          <w:szCs w:val="16"/>
-        </w:rPr>
         <w:t xml:space="preserve">LEY SOBRE FACULTADES, NORMAS Y ORGANIZACIÓN DEL INDECOPI, APROBADA POR DECRETO LEGISLATIVO </w:t>
       </w:r>
       <w:proofErr w:type="spellStart"/>
@@ -7745,7 +7767,6 @@
           <w:sz w:val="16"/>
           <w:szCs w:val="16"/>
         </w:rPr>
-        <w:tab/>
         <w:t xml:space="preserve"/>
       </w:r>
       <w:r>
@@ -7838,24 +7859,23 @@
           <w:sz w:val="16"/>
           <w:szCs w:val="16"/>
         </w:rPr>
+        <w:t xml:space="preserve"/>
+      </w:r>
+      <w:r>
+        <w:rPr>
+          <w:rFonts w:ascii="Arial Narrow" w:eastAsia="Arial Narrow" w:hAnsi="Arial Narrow" w:cs="Arial Narrow"/>
+          <w:sz w:val="16"/>
+          <w:szCs w:val="16"/>
+        </w:rPr>
+      </w:r>
+      <w:r>
+        <w:rPr>
+          <w:rFonts w:ascii="Arial Narrow" w:eastAsia="Arial Narrow" w:hAnsi="Arial Narrow" w:cs="Arial Narrow"/>
+          <w:b/>
+          <w:sz w:val="16"/>
+          <w:szCs w:val="16"/>
+        </w:rPr>
         <w:tab/>
-        <w:t xml:space="preserve"/>
-      </w:r>
-      <w:r>
-        <w:rPr>
-          <w:rFonts w:ascii="Arial Narrow" w:eastAsia="Arial Narrow" w:hAnsi="Arial Narrow" w:cs="Arial Narrow"/>
-          <w:sz w:val="16"/>
-          <w:szCs w:val="16"/>
-        </w:rPr>
-        <w:tab/>
-      </w:r>
-      <w:r>
-        <w:rPr>
-          <w:rFonts w:ascii="Arial Narrow" w:eastAsia="Arial Narrow" w:hAnsi="Arial Narrow" w:cs="Arial Narrow"/>
-          <w:b/>
-          <w:sz w:val="16"/>
-          <w:szCs w:val="16"/>
-        </w:rPr>
         <w:t>LEY 29571, CÓDIGO DE PROTECCIÓN Y DEFENSA DEL CONSUMIDOR</w:t>
       </w:r>
       <w:r>
@@ -8260,32 +8280,31 @@
           <w:szCs w:val="16"/>
           <w:vertAlign w:val="superscript"/>
         </w:rPr>
+        <w:t xml:space="preserve"/>
+      </w:r>
+      <w:r>
+        <w:rPr>
+          <w:rFonts w:ascii="Arial Narrow" w:eastAsia="Arial Narrow" w:hAnsi="Arial Narrow" w:cs="Arial Narrow"/>
+          <w:sz w:val="16"/>
+          <w:szCs w:val="16"/>
+        </w:rPr>
+        <w:t xml:space="preserve"/>
+      </w:r>
+      <w:r>
+        <w:rPr>
+          <w:rFonts w:ascii="Arial Narrow" w:eastAsia="Arial Narrow" w:hAnsi="Arial Narrow" w:cs="Arial Narrow"/>
+          <w:sz w:val="16"/>
+          <w:szCs w:val="16"/>
+        </w:rPr>
+      </w:r>
+      <w:r>
+        <w:rPr>
+          <w:rFonts w:ascii="Arial Narrow" w:eastAsia="Arial Narrow" w:hAnsi="Arial Narrow" w:cs="Arial Narrow"/>
+          <w:b/>
+          <w:sz w:val="16"/>
+          <w:szCs w:val="16"/>
+        </w:rPr>
         <w:tab/>
-        <w:t xml:space="preserve"/>
-      </w:r>
-      <w:r>
-        <w:rPr>
-          <w:rFonts w:ascii="Arial Narrow" w:eastAsia="Arial Narrow" w:hAnsi="Arial Narrow" w:cs="Arial Narrow"/>
-          <w:sz w:val="16"/>
-          <w:szCs w:val="16"/>
-        </w:rPr>
-        <w:t xml:space="preserve"> </w:t>
-      </w:r>
-      <w:r>
-        <w:rPr>
-          <w:rFonts w:ascii="Arial Narrow" w:eastAsia="Arial Narrow" w:hAnsi="Arial Narrow" w:cs="Arial Narrow"/>
-          <w:sz w:val="16"/>
-          <w:szCs w:val="16"/>
-        </w:rPr>
-        <w:tab/>
-      </w:r>
-      <w:r>
-        <w:rPr>
-          <w:rFonts w:ascii="Arial Narrow" w:eastAsia="Arial Narrow" w:hAnsi="Arial Narrow" w:cs="Arial Narrow"/>
-          <w:b/>
-          <w:sz w:val="16"/>
-          <w:szCs w:val="16"/>
-        </w:rPr>
         <w:t>LEY 29571, CÓDIGO DE PROTECCIÓN Y DEFENSA DEL CONSUMIDOR</w:t>
       </w:r>
       <w:r>
@@ -8509,25 +8528,24 @@
           <w:sz w:val="16"/>
           <w:szCs w:val="16"/>
         </w:rPr>
+        <w:t xml:space="preserve"/>
+      </w:r>
+      <w:r>
+        <w:rPr>
+          <w:rFonts w:ascii="Arial Narrow" w:eastAsia="Arial Narrow" w:hAnsi="Arial Narrow" w:cs="Arial Narrow"/>
+          <w:sz w:val="16"/>
+          <w:szCs w:val="16"/>
+        </w:rPr>
+      </w:r>
+      <w:r>
+        <w:rPr>
+          <w:rFonts w:ascii="Arial Narrow" w:eastAsia="Arial Narrow" w:hAnsi="Arial Narrow" w:cs="Arial Narrow"/>
+          <w:b/>
+          <w:bCs/>
+          <w:sz w:val="16"/>
+          <w:szCs w:val="16"/>
+        </w:rPr>
         <w:tab/>
-        <w:t xml:space="preserve"/>
-      </w:r>
-      <w:r>
-        <w:rPr>
-          <w:rFonts w:ascii="Arial Narrow" w:eastAsia="Arial Narrow" w:hAnsi="Arial Narrow" w:cs="Arial Narrow"/>
-          <w:sz w:val="16"/>
-          <w:szCs w:val="16"/>
-        </w:rPr>
-        <w:tab/>
-      </w:r>
-      <w:r>
-        <w:rPr>
-          <w:rFonts w:ascii="Arial Narrow" w:eastAsia="Arial Narrow" w:hAnsi="Arial Narrow" w:cs="Arial Narrow"/>
-          <w:b/>
-          <w:bCs/>
-          <w:sz w:val="16"/>
-          <w:szCs w:val="16"/>
-        </w:rPr>
         <w:t xml:space="preserve">LEY </w:t>
       </w:r>
       <w:proofErr w:type="spellStart"/>
@@ -9390,24 +9408,23 @@
           <w:sz w:val="16"/>
           <w:szCs w:val="16"/>
         </w:rPr>
+        <w:t xml:space="preserve"/>
+      </w:r>
+      <w:r>
+        <w:rPr>
+          <w:rFonts w:ascii="Arial Narrow" w:eastAsia="Arial Narrow" w:hAnsi="Arial Narrow" w:cs="Arial Narrow"/>
+          <w:sz w:val="16"/>
+          <w:szCs w:val="16"/>
+        </w:rPr>
+      </w:r>
+      <w:r>
+        <w:rPr>
+          <w:rFonts w:ascii="Arial Narrow" w:eastAsia="Arial Narrow" w:hAnsi="Arial Narrow" w:cs="Arial Narrow"/>
+          <w:b/>
+          <w:sz w:val="16"/>
+          <w:szCs w:val="16"/>
+        </w:rPr>
         <w:tab/>
-        <w:t xml:space="preserve"/>
-      </w:r>
-      <w:r>
-        <w:rPr>
-          <w:rFonts w:ascii="Arial Narrow" w:eastAsia="Arial Narrow" w:hAnsi="Arial Narrow" w:cs="Arial Narrow"/>
-          <w:sz w:val="16"/>
-          <w:szCs w:val="16"/>
-        </w:rPr>
-        <w:tab/>
-      </w:r>
-      <w:r>
-        <w:rPr>
-          <w:rFonts w:ascii="Arial Narrow" w:eastAsia="Arial Narrow" w:hAnsi="Arial Narrow" w:cs="Arial Narrow"/>
-          <w:b/>
-          <w:sz w:val="16"/>
-          <w:szCs w:val="16"/>
-        </w:rPr>
         <w:t>LEY 29571, CÓDIGO DE PROTECCIÓN Y DEFENSA DEL CONSUMIDOR</w:t>
       </w:r>
       <w:r>
@@ -9642,7 +9659,6 @@
           <w:sz w:val="16"/>
           <w:szCs w:val="16"/>
         </w:rPr>
-        <w:tab/>
         <w:t xml:space="preserve"/>
       </w:r>
       <w:r>
@@ -9800,24 +9816,23 @@
           <w:sz w:val="16"/>
           <w:szCs w:val="16"/>
         </w:rPr>
+        <w:t xml:space="preserve"/>
+      </w:r>
+      <w:r>
+        <w:rPr>
+          <w:rFonts w:ascii="Arial Narrow" w:eastAsia="Arial Narrow" w:hAnsi="Arial Narrow" w:cs="Arial Narrow"/>
+          <w:sz w:val="16"/>
+          <w:szCs w:val="16"/>
+        </w:rPr>
+      </w:r>
+      <w:r>
+        <w:rPr>
+          <w:rFonts w:ascii="Arial Narrow" w:eastAsia="Arial Narrow" w:hAnsi="Arial Narrow" w:cs="Arial Narrow"/>
+          <w:b/>
+          <w:sz w:val="16"/>
+          <w:szCs w:val="16"/>
+        </w:rPr>
         <w:tab/>
-        <w:t xml:space="preserve"/>
-      </w:r>
-      <w:r>
-        <w:rPr>
-          <w:rFonts w:ascii="Arial Narrow" w:eastAsia="Arial Narrow" w:hAnsi="Arial Narrow" w:cs="Arial Narrow"/>
-          <w:sz w:val="16"/>
-          <w:szCs w:val="16"/>
-        </w:rPr>
-        <w:tab/>
-      </w:r>
-      <w:r>
-        <w:rPr>
-          <w:rFonts w:ascii="Arial Narrow" w:eastAsia="Arial Narrow" w:hAnsi="Arial Narrow" w:cs="Arial Narrow"/>
-          <w:b/>
-          <w:sz w:val="16"/>
-          <w:szCs w:val="16"/>
-        </w:rPr>
         <w:t xml:space="preserve">TEXTO ÚNICO ORDENADO DE LA LEY DEL PROCEDIMIENTO ADMINISTRATIVO GENERAL, aprobado mediante DECRETO SUPREMO </w:t>
       </w:r>
       <w:proofErr w:type="spellStart"/>
@@ -9844,7 +9859,7 @@
     <w:p>
       <w:pPr>
         <w:pStyle w:val="Textonotapie"/>
-        <w:ind w:left="1134" w:hanging="567"/>
+        <w:ind w:left="1134"/>
         <w:jc w:val="both"/>
         <w:rPr>
           <w:rFonts w:ascii="Arial Narrow" w:eastAsia="Arial Narrow" w:hAnsi="Arial Narrow" w:cs="Arial Narrow"/>
@@ -9868,7 +9883,7 @@
     <w:p>
       <w:pPr>
         <w:pStyle w:val="Textonotapie"/>
-        <w:ind w:left="1134" w:hanging="567"/>
+        <w:ind w:left="1134" w:hanging="1134"/>
         <w:jc w:val="both"/>
         <w:rPr>
           <w:rFonts w:ascii="Arial Narrow" w:eastAsia="Arial Narrow" w:hAnsi="Arial Narrow" w:cs="Arial Narrow"/>

--- a/plantillas_maestras/02_seguro_vida/materia_general_asegurativa/2_o_mas_ddos_varios/mujer/TPL_0799_2025_SEGURO_VIDA_MATERIA_GENERAL_ASEGURATIVA_ASEGURADORA_MUJER_R1_V2.docx
+++ b/plantillas_maestras/02_seguro_vida/materia_general_asegurativa/2_o_mas_ddos_varios/mujer/TPL_0799_2025_SEGURO_VIDA_MATERIA_GENERAL_ASEGURATIVA_ASEGURADORA_MUJER_R1_V2.docx
@@ -1961,17 +1961,17 @@
           <w:sz w:val="22"/>
           <w:szCs w:val="22"/>
         </w:rPr>
-        <w:t>. Por consiguiente,</w:t>
-      </w:r>
-      <w:r>
-        <w:rPr>
-          <w:rFonts w:ascii="Arial Narrow" w:eastAsia="Arial Narrow" w:hAnsi="Arial Narrow" w:cs="Arial Narrow"/>
-          <w:kern w:val="0"/>
-          <w14:ligatures w14:val="none"/>
-          <w:sz w:val="22"/>
-          <w:szCs w:val="22"/>
-        </w:rPr>
-        <w:t xml:space="preserve"> corresponde calificar el hecho materia de denuncia como una presunta infracción al deber de información, tipificado en el artículo 1, numeral 1, literal b) y al artículo 2 del Código</w:t>
+        <w:t xml:space="preserve">; involucraría una presunta afectación al derecho de información de los consumidores. Por consiguiente, corresponde calificar el hecho materia de denuncia como una presunta infracción al deber de información, tipificado en el artículo 1, numeral 1, literal b) y al artículo 2 del Código</w:t>
+      </w:r>
+      <w:r>
+        <w:rPr>
+          <w:rFonts w:ascii="Arial Narrow" w:eastAsia="Arial Narrow" w:hAnsi="Arial Narrow" w:cs="Arial Narrow"/>
+          <w:kern w:val="0"/>
+          <w14:ligatures w14:val="none"/>
+          <w:sz w:val="22"/>
+          <w:szCs w:val="22"/>
+        </w:rPr>
+        <w:t xml:space="preserve"/>
       </w:r>
       <w:r>
         <w:rPr>
@@ -1993,7 +1993,7 @@
           <w:sz w:val="22"/>
           <w:szCs w:val="22"/>
         </w:rPr>
-        <w:t>.</w:t>
+        <w:t xml:space="preserve">.</w:t>
       </w:r>
     </w:p>
     <w:p>
@@ -2087,27 +2087,27 @@
           <w:sz w:val="22"/>
           <w:szCs w:val="22"/>
         </w:rPr>
-        <w:t>.</w:t>
-      </w:r>
-      <w:r>
-        <w:rPr>
-          <w:rFonts w:ascii="Arial Narrow" w:eastAsia="Arial Narrow" w:hAnsi="Arial Narrow" w:cs="Arial Narrow"/>
-          <w:kern w:val="0"/>
-          <w14:ligatures w14:val="none"/>
-          <w:sz w:val="22"/>
-          <w:szCs w:val="22"/>
-        </w:rPr>
-        <w:t xml:space="preserve"> Por consiguiente, corresponde calificar el hecho materia de denuncia como una presunta infracción al deber de información, tipificado en el artículo 1, numeral 1, literal b) y al artículo 2 del Código</w:t>
-      </w:r>
-      <w:r>
-        <w:rPr>
-          <w:rFonts w:ascii="Arial Narrow" w:eastAsia="Arial Narrow" w:hAnsi="Arial Narrow" w:cs="Arial Narrow"/>
-          <w:kern w:val="0"/>
-          <w14:ligatures w14:val="none"/>
-          <w:sz w:val="22"/>
-          <w:szCs w:val="22"/>
-        </w:rPr>
-        <w:t>.</w:t>
+        <w:t xml:space="preserve">; involucraría una presunta afectación al derecho de información de los consumidores. Por consiguiente, corresponde calificar el hecho materia de denuncia como una presunta infracción al deber de información, tipificado en el artículo 1, numeral 1, literal b) y al artículo 2 del Código</w:t>
+      </w:r>
+      <w:r>
+        <w:rPr>
+          <w:rFonts w:ascii="Arial Narrow" w:eastAsia="Arial Narrow" w:hAnsi="Arial Narrow" w:cs="Arial Narrow"/>
+          <w:kern w:val="0"/>
+          <w14:ligatures w14:val="none"/>
+          <w:sz w:val="22"/>
+          <w:szCs w:val="22"/>
+        </w:rPr>
+        <w:t xml:space="preserve"/>
+      </w:r>
+      <w:r>
+        <w:rPr>
+          <w:rFonts w:ascii="Arial Narrow" w:eastAsia="Arial Narrow" w:hAnsi="Arial Narrow" w:cs="Arial Narrow"/>
+          <w:kern w:val="0"/>
+          <w14:ligatures w14:val="none"/>
+          <w:sz w:val="22"/>
+          <w:szCs w:val="22"/>
+        </w:rPr>
+        <w:t xml:space="preserve">.</w:t>
       </w:r>
     </w:p>
     <w:p>
@@ -2149,7 +2149,7 @@
           <w:sz w:val="22"/>
           <w:szCs w:val="22"/>
         </w:rPr>
-        <w:t>Asimismo</w:t>
+        <w:t xml:space="preserve">Asimismo</w:t>
       </w:r>
       <w:r>
         <w:rPr>
@@ -2217,27 +2217,27 @@
           <w:sz w:val="22"/>
           <w:szCs w:val="22"/>
         </w:rPr>
-        <w:t>. Por consiguiente, corresponde calificar el hecho materia de denuncia como una presunta infracción al deber</w:t>
-      </w:r>
-      <w:r>
-        <w:rPr>
-          <w:rFonts w:ascii="Arial Narrow" w:eastAsia="Arial Narrow" w:hAnsi="Arial Narrow" w:cs="Arial Narrow"/>
-          <w:kern w:val="0"/>
-          <w14:ligatures w14:val="none"/>
-          <w:sz w:val="22"/>
-          <w:szCs w:val="22"/>
-        </w:rPr>
-        <w:t xml:space="preserve"> de información, tipificado en el artículo 1, numeral 1, literal b) y al artículo 2 del Código</w:t>
-      </w:r>
-      <w:r>
-        <w:rPr>
-          <w:rFonts w:ascii="Arial Narrow" w:eastAsia="Arial Narrow" w:hAnsi="Arial Narrow" w:cs="Arial Narrow"/>
-          <w:kern w:val="0"/>
-          <w14:ligatures w14:val="none"/>
-          <w:sz w:val="22"/>
-          <w:szCs w:val="22"/>
-        </w:rPr>
-        <w:t>.</w:t>
+        <w:t xml:space="preserve">; involucraría una presunta afectación al derecho de información de los consumidores. Por consiguiente, corresponde calificar el hecho materia de denuncia como una presunta infracción al deber de información, tipificado en el artículo 1, numeral 1, literal b) y al artículo 2 del Código</w:t>
+      </w:r>
+      <w:r>
+        <w:rPr>
+          <w:rFonts w:ascii="Arial Narrow" w:eastAsia="Arial Narrow" w:hAnsi="Arial Narrow" w:cs="Arial Narrow"/>
+          <w:kern w:val="0"/>
+          <w14:ligatures w14:val="none"/>
+          <w:sz w:val="22"/>
+          <w:szCs w:val="22"/>
+        </w:rPr>
+        <w:t xml:space="preserve"/>
+      </w:r>
+      <w:r>
+        <w:rPr>
+          <w:rFonts w:ascii="Arial Narrow" w:eastAsia="Arial Narrow" w:hAnsi="Arial Narrow" w:cs="Arial Narrow"/>
+          <w:kern w:val="0"/>
+          <w14:ligatures w14:val="none"/>
+          <w:sz w:val="22"/>
+          <w:szCs w:val="22"/>
+        </w:rPr>
+        <w:t xml:space="preserve">.</w:t>
       </w:r>
     </w:p>
     <w:p>

--- a/plantillas_maestras/02_seguro_vida/materia_general_asegurativa/2_o_mas_ddos_varios/mujer/TPL_0799_2025_SEGURO_VIDA_MATERIA_GENERAL_ASEGURATIVA_ASEGURADORA_MUJER_R1_V2.docx
+++ b/plantillas_maestras/02_seguro_vida/materia_general_asegurativa/2_o_mas_ddos_varios/mujer/TPL_0799_2025_SEGURO_VIDA_MATERIA_GENERAL_ASEGURATIVA_ASEGURADORA_MUJER_R1_V2.docx
@@ -4369,7 +4369,7 @@
           <w:sz w:val="22"/>
           <w:szCs w:val="22"/>
         </w:rPr>
-        <w:t xml:space="preserve">correr traslado de la presente resolución a Mapfre Perú Compañía de Seguros y Reaseguros S.A. y al Comité de Administración del Fondo de Asistencia y Estímulo de los Trabajadores del Sector Educación para que, de conformidad con lo dispuesto por el artículo 26 de la Ley sobre Facultades, Normas y Organización del Indecopi, aprobada por Decreto Legislativo 807</w:t>
+        <w:t xml:space="preserve">correr traslado de la denuncia del 23 de enero de 2025 a Mapfre Perú Compañía de Seguros y Reaseguros S.A. y al Comité de Administración del Fondo de Asistencia y Estímulo de los Trabajadores del Sector Educación para que, de conformidad con lo dispuesto por el artículo 26 de la Ley sobre Facultades, Normas y Organización del Indecopi, aprobada por Decreto Legislativo 807</w:t>
       </w:r>
       <w:r>
         <w:rPr>
